--- a/TCC II/[2025] TCC 2/TCC II - IasminMarques.docx
+++ b/TCC II/[2025] TCC 2/TCC II - IasminMarques.docx
@@ -568,7 +568,6 @@
           <w:highlight w:val="yellow"/>
         </w:rPr>
       </w:pPr>
-      <w:proofErr w:type="gramStart"/>
       <w:r>
         <w:rPr>
           <w:color w:val="172938"/>
@@ -584,7 +583,6 @@
         </w:rPr>
         <w:t>ficha</w:t>
       </w:r>
-      <w:proofErr w:type="gramEnd"/>
       <w:r>
         <w:rPr>
           <w:color w:val="172938"/>
@@ -915,27 +913,7 @@
                                 <w:sz w:val="28"/>
                                 <w:szCs w:val="28"/>
                               </w:rPr>
-                              <w:t xml:space="preserve"> </w:t>
-                            </w:r>
-                            <w:proofErr w:type="spellStart"/>
-                            <w:r>
-                              <w:rPr>
-                                <w:b/>
-                                <w:color w:val="FF0000"/>
-                                <w:sz w:val="28"/>
-                                <w:szCs w:val="28"/>
-                              </w:rPr>
-                              <w:t>pré</w:t>
-                            </w:r>
-                            <w:proofErr w:type="spellEnd"/>
-                            <w:r>
-                              <w:rPr>
-                                <w:b/>
-                                <w:color w:val="FF0000"/>
-                                <w:sz w:val="28"/>
-                                <w:szCs w:val="28"/>
-                              </w:rPr>
-                              <w:t>-textual o</w:t>
+                              <w:t xml:space="preserve"> pré-textual o</w:t>
                             </w:r>
                             <w:r>
                               <w:rPr>
@@ -1983,7 +1961,6 @@
                               </w:rPr>
                               <w:t xml:space="preserve"> </w:t>
                             </w:r>
-                            <w:proofErr w:type="gramStart"/>
                             <w:r>
                               <w:rPr>
                                 <w:color w:val="FF0000"/>
@@ -1999,9 +1976,8 @@
                                 <w:sz w:val="28"/>
                                 <w:szCs w:val="28"/>
                               </w:rPr>
-                              <w:t xml:space="preserve">  elemento</w:t>
+                              <w:t xml:space="preserve">  elemento </w:t>
                             </w:r>
-                            <w:proofErr w:type="gramEnd"/>
                             <w:r>
                               <w:rPr>
                                 <w:b/>
@@ -2009,27 +1985,7 @@
                                 <w:sz w:val="28"/>
                                 <w:szCs w:val="28"/>
                               </w:rPr>
-                              <w:t xml:space="preserve"> </w:t>
-                            </w:r>
-                            <w:proofErr w:type="spellStart"/>
-                            <w:r>
-                              <w:rPr>
-                                <w:b/>
-                                <w:color w:val="FF0000"/>
-                                <w:sz w:val="28"/>
-                                <w:szCs w:val="28"/>
-                              </w:rPr>
-                              <w:t>pré</w:t>
-                            </w:r>
-                            <w:proofErr w:type="spellEnd"/>
-                            <w:r>
-                              <w:rPr>
-                                <w:b/>
-                                <w:color w:val="FF0000"/>
-                                <w:sz w:val="28"/>
-                                <w:szCs w:val="28"/>
-                              </w:rPr>
-                              <w:t>-textual opcional</w:t>
+                              <w:t>pré-textual opcional</w:t>
                             </w:r>
                           </w:p>
                         </w:txbxContent>
@@ -2080,7 +2036,6 @@
                         </w:rPr>
                         <w:t xml:space="preserve"> </w:t>
                       </w:r>
-                      <w:proofErr w:type="gramStart"/>
                       <w:r>
                         <w:rPr>
                           <w:color w:val="FF0000"/>
@@ -2096,17 +2051,7 @@
                           <w:sz w:val="28"/>
                           <w:szCs w:val="28"/>
                         </w:rPr>
-                        <w:t xml:space="preserve">  elemento</w:t>
-                      </w:r>
-                      <w:proofErr w:type="gramEnd"/>
-                      <w:r>
-                        <w:rPr>
-                          <w:b/>
-                          <w:color w:val="FF0000"/>
-                          <w:sz w:val="28"/>
-                          <w:szCs w:val="28"/>
-                        </w:rPr>
-                        <w:t xml:space="preserve"> </w:t>
+                        <w:t xml:space="preserve">  elemento </w:t>
                       </w:r>
                       <w:proofErr w:type="spellStart"/>
                       <w:r>
@@ -2663,17 +2608,8 @@
           <w:bCs/>
           <w:kern w:val="32"/>
         </w:rPr>
-        <w:t xml:space="preserve"> </w:t>
-      </w:r>
-      <w:proofErr w:type="gramStart"/>
-      <w:r>
-        <w:rPr>
-          <w:bCs/>
-          <w:kern w:val="32"/>
-        </w:rPr>
-        <w:t>Normalização  bibliográfica</w:t>
-      </w:r>
-      <w:proofErr w:type="gramEnd"/>
+        <w:t xml:space="preserve"> Normalização  bibliográfica</w:t>
+      </w:r>
     </w:p>
     <w:p>
       <w:pPr>
@@ -2747,37 +2683,13 @@
         <w:contextualSpacing/>
       </w:pPr>
       <w:r>
-        <w:t xml:space="preserve">Elemento obrigatório para trabalhos de conclusão de curso (graduação </w:t>
-      </w:r>
-      <w:proofErr w:type="gramStart"/>
-      <w:r>
-        <w:t>ou  especialização</w:t>
-      </w:r>
-      <w:proofErr w:type="gramEnd"/>
-      <w:r>
-        <w:t xml:space="preserve">), mestrado e doutorado. É a </w:t>
-      </w:r>
-      <w:proofErr w:type="gramStart"/>
-      <w:r>
-        <w:t>versão  do</w:t>
-      </w:r>
-      <w:proofErr w:type="gramEnd"/>
-      <w:r>
-        <w:t xml:space="preserve"> resumo em português para outro idioma</w:t>
+        <w:t>Elemento obrigatório para trabalhos de conclusão de curso (graduação ou  especialização), mestrado e doutorado. É a versão  do resumo em português para outro idioma</w:t>
       </w:r>
       <w:r>
         <w:t>, neste exemplo em inglês.</w:t>
       </w:r>
       <w:r>
-        <w:t xml:space="preserve"> Deve aparecer em página distinta e seguindo a mesma formatação do resumo em português. A versão das palavras-chave em outro idioma deve seguir a mesma formatação utilizada no resumo </w:t>
-      </w:r>
-      <w:proofErr w:type="gramStart"/>
-      <w:r>
-        <w:t>em  português</w:t>
-      </w:r>
-      <w:proofErr w:type="gramEnd"/>
-      <w:r>
-        <w:t xml:space="preserve">. </w:t>
+        <w:t xml:space="preserve"> Deve aparecer em página distinta e seguindo a mesma formatação do resumo em português. A versão das palavras-chave em outro idioma deve seguir a mesma formatação utilizada no resumo em  português. </w:t>
       </w:r>
       <w:r>
         <w:rPr>
@@ -3013,7 +2925,6 @@
                 <w:kern w:val="32"/>
               </w:rPr>
             </w:pPr>
-            <w:proofErr w:type="spellStart"/>
             <w:r>
               <w:rPr>
                 <w:bCs/>
@@ -3021,7 +2932,6 @@
               </w:rPr>
               <w:t>xx</w:t>
             </w:r>
-            <w:proofErr w:type="spellEnd"/>
           </w:p>
         </w:tc>
       </w:tr>
@@ -3061,11 +2971,9 @@
                 <w:kern w:val="32"/>
               </w:rPr>
             </w:pPr>
-            <w:proofErr w:type="spellStart"/>
             <w:r>
               <w:t>Xxxxxxxxxxxxxx</w:t>
             </w:r>
-            <w:proofErr w:type="spellEnd"/>
             <w:r>
               <w:t xml:space="preserve"> </w:t>
             </w:r>
@@ -3088,7 +2996,6 @@
                 <w:kern w:val="32"/>
               </w:rPr>
             </w:pPr>
-            <w:proofErr w:type="spellStart"/>
             <w:r>
               <w:rPr>
                 <w:bCs/>
@@ -3096,7 +3003,6 @@
               </w:rPr>
               <w:t>xx</w:t>
             </w:r>
-            <w:proofErr w:type="spellEnd"/>
           </w:p>
         </w:tc>
       </w:tr>
@@ -3126,13 +3032,8 @@
               <w:contextualSpacing/>
               <w:jc w:val="left"/>
             </w:pPr>
-            <w:proofErr w:type="spellStart"/>
-            <w:r>
-              <w:t>Xxxxxxxxxxxxxx</w:t>
-            </w:r>
-            <w:proofErr w:type="spellEnd"/>
-            <w:r>
-              <w:t xml:space="preserve"> ............................................................................</w:t>
+            <w:r>
+              <w:t>Xxxxxxxxxxxxxx ............................................................................</w:t>
             </w:r>
           </w:p>
         </w:tc>
@@ -3150,7 +3051,6 @@
                 <w:kern w:val="32"/>
               </w:rPr>
             </w:pPr>
-            <w:proofErr w:type="spellStart"/>
             <w:r>
               <w:rPr>
                 <w:bCs/>
@@ -3158,7 +3058,6 @@
               </w:rPr>
               <w:t>xx</w:t>
             </w:r>
-            <w:proofErr w:type="spellEnd"/>
           </w:p>
         </w:tc>
       </w:tr>
@@ -3267,21 +3166,12 @@
                 <w:kern w:val="32"/>
               </w:rPr>
             </w:pPr>
-            <w:proofErr w:type="spellStart"/>
             <w:r>
               <w:rPr>
                 <w:bCs/>
                 <w:kern w:val="32"/>
               </w:rPr>
-              <w:t>Xxxxxxxxxxxxxxxxxxxxxxxxxxxxxxxxxxxxxxxxxxxxxx</w:t>
-            </w:r>
-            <w:proofErr w:type="spellEnd"/>
-            <w:r>
-              <w:rPr>
-                <w:bCs/>
-                <w:kern w:val="32"/>
-              </w:rPr>
-              <w:t>...............</w:t>
+              <w:t>Xxxxxxxxxxxxxxxxxxxxxxxxxxxxxxxxxxxxxxxxxxxxxx...............</w:t>
             </w:r>
           </w:p>
         </w:tc>
@@ -3345,13 +3235,8 @@
                 <w:kern w:val="32"/>
               </w:rPr>
             </w:pPr>
-            <w:proofErr w:type="spellStart"/>
-            <w:r>
-              <w:t>Xxxxxxxxxxxxxxxxxxxxxxxxxxxxxxxxxxxxxxxxxxxxxx</w:t>
-            </w:r>
-            <w:proofErr w:type="spellEnd"/>
-            <w:r>
-              <w:t>...............</w:t>
+            <w:r>
+              <w:t>Xxxxxxxxxxxxxxxxxxxxxxxxxxxxxxxxxxxxxxxxxxxxxx...............</w:t>
             </w:r>
           </w:p>
         </w:tc>
@@ -3369,7 +3254,6 @@
                 <w:kern w:val="32"/>
               </w:rPr>
             </w:pPr>
-            <w:proofErr w:type="spellStart"/>
             <w:r>
               <w:rPr>
                 <w:bCs/>
@@ -3377,7 +3261,6 @@
               </w:rPr>
               <w:t>xx</w:t>
             </w:r>
-            <w:proofErr w:type="spellEnd"/>
           </w:p>
         </w:tc>
       </w:tr>
@@ -3407,13 +3290,8 @@
               <w:contextualSpacing/>
               <w:jc w:val="left"/>
             </w:pPr>
-            <w:proofErr w:type="spellStart"/>
-            <w:r>
-              <w:t>Xxxxxxxxxxxxxxxxxxxxxxxxxxxxxxxxxxxxxxxxxxxxxx</w:t>
-            </w:r>
-            <w:proofErr w:type="spellEnd"/>
-            <w:r>
-              <w:t>...............</w:t>
+            <w:r>
+              <w:t>Xxxxxxxxxxxxxxxxxxxxxxxxxxxxxxxxxxxxxxxxxxxxxx...............</w:t>
             </w:r>
           </w:p>
         </w:tc>
@@ -3431,7 +3309,6 @@
                 <w:kern w:val="32"/>
               </w:rPr>
             </w:pPr>
-            <w:proofErr w:type="spellStart"/>
             <w:r>
               <w:rPr>
                 <w:bCs/>
@@ -3439,7 +3316,6 @@
               </w:rPr>
               <w:t>xx</w:t>
             </w:r>
-            <w:proofErr w:type="spellEnd"/>
           </w:p>
         </w:tc>
       </w:tr>
@@ -3652,17 +3528,8 @@
                 <w:sz w:val="24"/>
                 <w:szCs w:val="24"/>
               </w:rPr>
-              <w:t xml:space="preserve">Instituto Brasileira de Geografia e </w:t>
-            </w:r>
-            <w:proofErr w:type="spellStart"/>
-            <w:r>
-              <w:rPr>
-                <w:sz w:val="24"/>
-                <w:szCs w:val="24"/>
-              </w:rPr>
-              <w:t>Estatistica</w:t>
-            </w:r>
-            <w:proofErr w:type="spellEnd"/>
+              <w:t>Instituto Brasileira de Geografia e Estatistica</w:t>
+            </w:r>
           </w:p>
         </w:tc>
       </w:tr>
@@ -3839,7 +3706,7 @@
           <w:r>
             <w:fldChar w:fldCharType="separate"/>
           </w:r>
-          <w:hyperlink w:anchor="_Toc203566793" w:history="1">
+          <w:hyperlink w:anchor="_Toc203572592" w:history="1">
             <w:r>
               <w:rPr>
                 <w:rStyle w:val="Hyperlink"/>
@@ -3884,7 +3751,7 @@
                 <w:noProof/>
                 <w:webHidden/>
               </w:rPr>
-              <w:instrText xml:space="preserve"> PAGEREF _Toc203566793 \h </w:instrText>
+              <w:instrText xml:space="preserve"> PAGEREF _Toc203572592 \h </w:instrText>
             </w:r>
             <w:r>
               <w:rPr>
@@ -3925,7 +3792,7 @@
               <w:lang w:eastAsia="pt-BR"/>
             </w:rPr>
           </w:pPr>
-          <w:hyperlink w:anchor="_Toc203566794" w:history="1">
+          <w:hyperlink w:anchor="_Toc203572593" w:history="1">
             <w:r>
               <w:rPr>
                 <w:rStyle w:val="Hyperlink"/>
@@ -3968,7 +3835,7 @@
                 <w:noProof/>
                 <w:webHidden/>
               </w:rPr>
-              <w:instrText xml:space="preserve"> PAGEREF _Toc203566794 \h </w:instrText>
+              <w:instrText xml:space="preserve"> PAGEREF _Toc203572593 \h </w:instrText>
             </w:r>
             <w:r>
               <w:rPr>
@@ -4009,7 +3876,7 @@
               <w:lang w:eastAsia="pt-BR"/>
             </w:rPr>
           </w:pPr>
-          <w:hyperlink w:anchor="_Toc203566795" w:history="1">
+          <w:hyperlink w:anchor="_Toc203572594" w:history="1">
             <w:r>
               <w:rPr>
                 <w:rStyle w:val="Hyperlink"/>
@@ -4052,7 +3919,7 @@
                 <w:noProof/>
                 <w:webHidden/>
               </w:rPr>
-              <w:instrText xml:space="preserve"> PAGEREF _Toc203566795 \h </w:instrText>
+              <w:instrText xml:space="preserve"> PAGEREF _Toc203572594 \h </w:instrText>
             </w:r>
             <w:r>
               <w:rPr>
@@ -4093,7 +3960,7 @@
               <w:lang w:eastAsia="pt-BR"/>
             </w:rPr>
           </w:pPr>
-          <w:hyperlink w:anchor="_Toc203566796" w:history="1">
+          <w:hyperlink w:anchor="_Toc203572595" w:history="1">
             <w:r>
               <w:rPr>
                 <w:rStyle w:val="Hyperlink"/>
@@ -4136,7 +4003,7 @@
                 <w:noProof/>
                 <w:webHidden/>
               </w:rPr>
-              <w:instrText xml:space="preserve"> PAGEREF _Toc203566796 \h </w:instrText>
+              <w:instrText xml:space="preserve"> PAGEREF _Toc203572595 \h </w:instrText>
             </w:r>
             <w:r>
               <w:rPr>
@@ -4177,7 +4044,7 @@
               <w:lang w:eastAsia="pt-BR"/>
             </w:rPr>
           </w:pPr>
-          <w:hyperlink w:anchor="_Toc203566797" w:history="1">
+          <w:hyperlink w:anchor="_Toc203572596" w:history="1">
             <w:r>
               <w:rPr>
                 <w:rStyle w:val="Hyperlink"/>
@@ -4220,7 +4087,7 @@
                 <w:noProof/>
                 <w:webHidden/>
               </w:rPr>
-              <w:instrText xml:space="preserve"> PAGEREF _Toc203566797 \h </w:instrText>
+              <w:instrText xml:space="preserve"> PAGEREF _Toc203572596 \h </w:instrText>
             </w:r>
             <w:r>
               <w:rPr>
@@ -4261,7 +4128,7 @@
               <w:lang w:eastAsia="pt-BR"/>
             </w:rPr>
           </w:pPr>
-          <w:hyperlink w:anchor="_Toc203566798" w:history="1">
+          <w:hyperlink w:anchor="_Toc203572597" w:history="1">
             <w:r>
               <w:rPr>
                 <w:rStyle w:val="Hyperlink"/>
@@ -4304,7 +4171,7 @@
                 <w:noProof/>
                 <w:webHidden/>
               </w:rPr>
-              <w:instrText xml:space="preserve"> PAGEREF _Toc203566798 \h </w:instrText>
+              <w:instrText xml:space="preserve"> PAGEREF _Toc203572597 \h </w:instrText>
             </w:r>
             <w:r>
               <w:rPr>
@@ -4345,7 +4212,7 @@
               <w:lang w:eastAsia="pt-BR"/>
             </w:rPr>
           </w:pPr>
-          <w:hyperlink w:anchor="_Toc203566799" w:history="1">
+          <w:hyperlink w:anchor="_Toc203572598" w:history="1">
             <w:r>
               <w:rPr>
                 <w:rStyle w:val="Hyperlink"/>
@@ -4388,7 +4255,7 @@
                 <w:noProof/>
                 <w:webHidden/>
               </w:rPr>
-              <w:instrText xml:space="preserve"> PAGEREF _Toc203566799 \h </w:instrText>
+              <w:instrText xml:space="preserve"> PAGEREF _Toc203572598 \h </w:instrText>
             </w:r>
             <w:r>
               <w:rPr>
@@ -4408,7 +4275,7 @@
                 <w:noProof/>
                 <w:webHidden/>
               </w:rPr>
-              <w:t>5</w:t>
+              <w:t>6</w:t>
             </w:r>
             <w:r>
               <w:rPr>
@@ -4429,7 +4296,7 @@
               <w:lang w:eastAsia="pt-BR"/>
             </w:rPr>
           </w:pPr>
-          <w:hyperlink w:anchor="_Toc203566800" w:history="1">
+          <w:hyperlink w:anchor="_Toc203572599" w:history="1">
             <w:r>
               <w:rPr>
                 <w:rStyle w:val="Hyperlink"/>
@@ -4472,7 +4339,7 @@
                 <w:noProof/>
                 <w:webHidden/>
               </w:rPr>
-              <w:instrText xml:space="preserve"> PAGEREF _Toc203566800 \h </w:instrText>
+              <w:instrText xml:space="preserve"> PAGEREF _Toc203572599 \h </w:instrText>
             </w:r>
             <w:r>
               <w:rPr>
@@ -4492,7 +4359,7 @@
                 <w:noProof/>
                 <w:webHidden/>
               </w:rPr>
-              <w:t>5</w:t>
+              <w:t>6</w:t>
             </w:r>
             <w:r>
               <w:rPr>
@@ -4513,7 +4380,7 @@
               <w:lang w:eastAsia="pt-BR"/>
             </w:rPr>
           </w:pPr>
-          <w:hyperlink w:anchor="_Toc203566801" w:history="1">
+          <w:hyperlink w:anchor="_Toc203572600" w:history="1">
             <w:r>
               <w:rPr>
                 <w:rStyle w:val="Hyperlink"/>
@@ -4556,7 +4423,7 @@
                 <w:noProof/>
                 <w:webHidden/>
               </w:rPr>
-              <w:instrText xml:space="preserve"> PAGEREF _Toc203566801 \h </w:instrText>
+              <w:instrText xml:space="preserve"> PAGEREF _Toc203572600 \h </w:instrText>
             </w:r>
             <w:r>
               <w:rPr>
@@ -4576,7 +4443,7 @@
                 <w:noProof/>
                 <w:webHidden/>
               </w:rPr>
-              <w:t>5</w:t>
+              <w:t>6</w:t>
             </w:r>
             <w:r>
               <w:rPr>
@@ -4597,7 +4464,7 @@
               <w:lang w:eastAsia="pt-BR"/>
             </w:rPr>
           </w:pPr>
-          <w:hyperlink w:anchor="_Toc203566802" w:history="1">
+          <w:hyperlink w:anchor="_Toc203572601" w:history="1">
             <w:r>
               <w:rPr>
                 <w:rStyle w:val="Hyperlink"/>
@@ -4640,7 +4507,7 @@
                 <w:noProof/>
                 <w:webHidden/>
               </w:rPr>
-              <w:instrText xml:space="preserve"> PAGEREF _Toc203566802 \h </w:instrText>
+              <w:instrText xml:space="preserve"> PAGEREF _Toc203572601 \h </w:instrText>
             </w:r>
             <w:r>
               <w:rPr>
@@ -4660,7 +4527,7 @@
                 <w:noProof/>
                 <w:webHidden/>
               </w:rPr>
-              <w:t>5</w:t>
+              <w:t>6</w:t>
             </w:r>
             <w:r>
               <w:rPr>
@@ -4681,7 +4548,7 @@
               <w:lang w:eastAsia="pt-BR"/>
             </w:rPr>
           </w:pPr>
-          <w:hyperlink w:anchor="_Toc203566803" w:history="1">
+          <w:hyperlink w:anchor="_Toc203572602" w:history="1">
             <w:r>
               <w:rPr>
                 <w:rStyle w:val="Hyperlink"/>
@@ -4724,7 +4591,7 @@
                 <w:noProof/>
                 <w:webHidden/>
               </w:rPr>
-              <w:instrText xml:space="preserve"> PAGEREF _Toc203566803 \h </w:instrText>
+              <w:instrText xml:space="preserve"> PAGEREF _Toc203572602 \h </w:instrText>
             </w:r>
             <w:r>
               <w:rPr>
@@ -4744,7 +4611,7 @@
                 <w:noProof/>
                 <w:webHidden/>
               </w:rPr>
-              <w:t>6</w:t>
+              <w:t>7</w:t>
             </w:r>
             <w:r>
               <w:rPr>
@@ -4765,7 +4632,7 @@
               <w:lang w:eastAsia="pt-BR"/>
             </w:rPr>
           </w:pPr>
-          <w:hyperlink w:anchor="_Toc203566804" w:history="1">
+          <w:hyperlink w:anchor="_Toc203572603" w:history="1">
             <w:r>
               <w:rPr>
                 <w:rStyle w:val="Hyperlink"/>
@@ -4808,7 +4675,7 @@
                 <w:noProof/>
                 <w:webHidden/>
               </w:rPr>
-              <w:instrText xml:space="preserve"> PAGEREF _Toc203566804 \h </w:instrText>
+              <w:instrText xml:space="preserve"> PAGEREF _Toc203572603 \h </w:instrText>
             </w:r>
             <w:r>
               <w:rPr>
@@ -4828,7 +4695,7 @@
                 <w:noProof/>
                 <w:webHidden/>
               </w:rPr>
-              <w:t>7</w:t>
+              <w:t>8</w:t>
             </w:r>
             <w:r>
               <w:rPr>
@@ -4849,7 +4716,7 @@
               <w:lang w:eastAsia="pt-BR"/>
             </w:rPr>
           </w:pPr>
-          <w:hyperlink w:anchor="_Toc203566805" w:history="1">
+          <w:hyperlink w:anchor="_Toc203572604" w:history="1">
             <w:r>
               <w:rPr>
                 <w:rStyle w:val="Hyperlink"/>
@@ -4892,7 +4759,7 @@
                 <w:noProof/>
                 <w:webHidden/>
               </w:rPr>
-              <w:instrText xml:space="preserve"> PAGEREF _Toc203566805 \h </w:instrText>
+              <w:instrText xml:space="preserve"> PAGEREF _Toc203572604 \h </w:instrText>
             </w:r>
             <w:r>
               <w:rPr>
@@ -4912,7 +4779,7 @@
                 <w:noProof/>
                 <w:webHidden/>
               </w:rPr>
-              <w:t>7</w:t>
+              <w:t>8</w:t>
             </w:r>
             <w:r>
               <w:rPr>
@@ -4933,7 +4800,7 @@
               <w:lang w:eastAsia="pt-BR"/>
             </w:rPr>
           </w:pPr>
-          <w:hyperlink w:anchor="_Toc203566806" w:history="1">
+          <w:hyperlink w:anchor="_Toc203572605" w:history="1">
             <w:r>
               <w:rPr>
                 <w:rStyle w:val="Hyperlink"/>
@@ -4976,7 +4843,7 @@
                 <w:noProof/>
                 <w:webHidden/>
               </w:rPr>
-              <w:instrText xml:space="preserve"> PAGEREF _Toc203566806 \h </w:instrText>
+              <w:instrText xml:space="preserve"> PAGEREF _Toc203572605 \h </w:instrText>
             </w:r>
             <w:r>
               <w:rPr>
@@ -4996,7 +4863,7 @@
                 <w:noProof/>
                 <w:webHidden/>
               </w:rPr>
-              <w:t>9</w:t>
+              <w:t>10</w:t>
             </w:r>
             <w:r>
               <w:rPr>
@@ -5017,7 +4884,7 @@
               <w:lang w:eastAsia="pt-BR"/>
             </w:rPr>
           </w:pPr>
-          <w:hyperlink w:anchor="_Toc203566807" w:history="1">
+          <w:hyperlink w:anchor="_Toc203572606" w:history="1">
             <w:r>
               <w:rPr>
                 <w:rStyle w:val="Hyperlink"/>
@@ -5060,7 +4927,7 @@
                 <w:noProof/>
                 <w:webHidden/>
               </w:rPr>
-              <w:instrText xml:space="preserve"> PAGEREF _Toc203566807 \h </w:instrText>
+              <w:instrText xml:space="preserve"> PAGEREF _Toc203572606 \h </w:instrText>
             </w:r>
             <w:r>
               <w:rPr>
@@ -5080,7 +4947,7 @@
                 <w:noProof/>
                 <w:webHidden/>
               </w:rPr>
-              <w:t>9</w:t>
+              <w:t>10</w:t>
             </w:r>
             <w:r>
               <w:rPr>
@@ -5101,7 +4968,7 @@
               <w:lang w:eastAsia="pt-BR"/>
             </w:rPr>
           </w:pPr>
-          <w:hyperlink w:anchor="_Toc203566808" w:history="1">
+          <w:hyperlink w:anchor="_Toc203572607" w:history="1">
             <w:r>
               <w:rPr>
                 <w:rStyle w:val="Hyperlink"/>
@@ -5144,7 +5011,7 @@
                 <w:noProof/>
                 <w:webHidden/>
               </w:rPr>
-              <w:instrText xml:space="preserve"> PAGEREF _Toc203566808 \h </w:instrText>
+              <w:instrText xml:space="preserve"> PAGEREF _Toc203572607 \h </w:instrText>
             </w:r>
             <w:r>
               <w:rPr>
@@ -5164,7 +5031,7 @@
                 <w:noProof/>
                 <w:webHidden/>
               </w:rPr>
-              <w:t>9</w:t>
+              <w:t>10</w:t>
             </w:r>
             <w:r>
               <w:rPr>
@@ -5185,7 +5052,7 @@
               <w:lang w:eastAsia="pt-BR"/>
             </w:rPr>
           </w:pPr>
-          <w:hyperlink w:anchor="_Toc203566809" w:history="1">
+          <w:hyperlink w:anchor="_Toc203572608" w:history="1">
             <w:r>
               <w:rPr>
                 <w:rStyle w:val="Hyperlink"/>
@@ -5228,7 +5095,7 @@
                 <w:noProof/>
                 <w:webHidden/>
               </w:rPr>
-              <w:instrText xml:space="preserve"> PAGEREF _Toc203566809 \h </w:instrText>
+              <w:instrText xml:space="preserve"> PAGEREF _Toc203572608 \h </w:instrText>
             </w:r>
             <w:r>
               <w:rPr>
@@ -5248,7 +5115,7 @@
                 <w:noProof/>
                 <w:webHidden/>
               </w:rPr>
-              <w:t>9</w:t>
+              <w:t>10</w:t>
             </w:r>
             <w:r>
               <w:rPr>
@@ -5269,7 +5136,7 @@
               <w:lang w:eastAsia="pt-BR"/>
             </w:rPr>
           </w:pPr>
-          <w:hyperlink w:anchor="_Toc203566810" w:history="1">
+          <w:hyperlink w:anchor="_Toc203572609" w:history="1">
             <w:r>
               <w:rPr>
                 <w:rStyle w:val="Hyperlink"/>
@@ -5312,7 +5179,7 @@
                 <w:noProof/>
                 <w:webHidden/>
               </w:rPr>
-              <w:instrText xml:space="preserve"> PAGEREF _Toc203566810 \h </w:instrText>
+              <w:instrText xml:space="preserve"> PAGEREF _Toc203572609 \h </w:instrText>
             </w:r>
             <w:r>
               <w:rPr>
@@ -5332,7 +5199,7 @@
                 <w:noProof/>
                 <w:webHidden/>
               </w:rPr>
-              <w:t>10</w:t>
+              <w:t>11</w:t>
             </w:r>
             <w:r>
               <w:rPr>
@@ -5353,7 +5220,7 @@
               <w:lang w:eastAsia="pt-BR"/>
             </w:rPr>
           </w:pPr>
-          <w:hyperlink w:anchor="_Toc203566811" w:history="1">
+          <w:hyperlink w:anchor="_Toc203572610" w:history="1">
             <w:r>
               <w:rPr>
                 <w:rStyle w:val="Hyperlink"/>
@@ -5396,7 +5263,7 @@
                 <w:noProof/>
                 <w:webHidden/>
               </w:rPr>
-              <w:instrText xml:space="preserve"> PAGEREF _Toc203566811 \h </w:instrText>
+              <w:instrText xml:space="preserve"> PAGEREF _Toc203572610 \h </w:instrText>
             </w:r>
             <w:r>
               <w:rPr>
@@ -5416,7 +5283,7 @@
                 <w:noProof/>
                 <w:webHidden/>
               </w:rPr>
-              <w:t>11</w:t>
+              <w:t>12</w:t>
             </w:r>
             <w:r>
               <w:rPr>
@@ -5437,7 +5304,7 @@
               <w:lang w:eastAsia="pt-BR"/>
             </w:rPr>
           </w:pPr>
-          <w:hyperlink w:anchor="_Toc203566812" w:history="1">
+          <w:hyperlink w:anchor="_Toc203572611" w:history="1">
             <w:r>
               <w:rPr>
                 <w:rStyle w:val="Hyperlink"/>
@@ -5480,7 +5347,7 @@
                 <w:noProof/>
                 <w:webHidden/>
               </w:rPr>
-              <w:instrText xml:space="preserve"> PAGEREF _Toc203566812 \h </w:instrText>
+              <w:instrText xml:space="preserve"> PAGEREF _Toc203572611 \h </w:instrText>
             </w:r>
             <w:r>
               <w:rPr>
@@ -5500,7 +5367,7 @@
                 <w:noProof/>
                 <w:webHidden/>
               </w:rPr>
-              <w:t>13</w:t>
+              <w:t>14</w:t>
             </w:r>
             <w:r>
               <w:rPr>
@@ -5521,7 +5388,7 @@
               <w:lang w:eastAsia="pt-BR"/>
             </w:rPr>
           </w:pPr>
-          <w:hyperlink w:anchor="_Toc203566813" w:history="1">
+          <w:hyperlink w:anchor="_Toc203572612" w:history="1">
             <w:r>
               <w:rPr>
                 <w:rStyle w:val="Hyperlink"/>
@@ -5566,7 +5433,7 @@
                 <w:noProof/>
                 <w:webHidden/>
               </w:rPr>
-              <w:instrText xml:space="preserve"> PAGEREF _Toc203566813 \h </w:instrText>
+              <w:instrText xml:space="preserve"> PAGEREF _Toc203572612 \h </w:instrText>
             </w:r>
             <w:r>
               <w:rPr>
@@ -5586,7 +5453,7 @@
                 <w:noProof/>
                 <w:webHidden/>
               </w:rPr>
-              <w:t>13</w:t>
+              <w:t>14</w:t>
             </w:r>
             <w:r>
               <w:rPr>
@@ -5607,7 +5474,7 @@
               <w:lang w:eastAsia="pt-BR"/>
             </w:rPr>
           </w:pPr>
-          <w:hyperlink w:anchor="_Toc203566814" w:history="1">
+          <w:hyperlink w:anchor="_Toc203572613" w:history="1">
             <w:r>
               <w:rPr>
                 <w:rStyle w:val="Hyperlink"/>
@@ -5651,7 +5518,7 @@
                 <w:noProof/>
                 <w:webHidden/>
               </w:rPr>
-              <w:instrText xml:space="preserve"> PAGEREF _Toc203566814 \h </w:instrText>
+              <w:instrText xml:space="preserve"> PAGEREF _Toc203572613 \h </w:instrText>
             </w:r>
             <w:r>
               <w:rPr>
@@ -5671,7 +5538,7 @@
                 <w:noProof/>
                 <w:webHidden/>
               </w:rPr>
-              <w:t>13</w:t>
+              <w:t>14</w:t>
             </w:r>
             <w:r>
               <w:rPr>
@@ -5692,7 +5559,7 @@
               <w:lang w:eastAsia="pt-BR"/>
             </w:rPr>
           </w:pPr>
-          <w:hyperlink w:anchor="_Toc203566815" w:history="1">
+          <w:hyperlink w:anchor="_Toc203572614" w:history="1">
             <w:r>
               <w:rPr>
                 <w:rStyle w:val="Hyperlink"/>
@@ -5737,7 +5604,7 @@
                 <w:noProof/>
                 <w:webHidden/>
               </w:rPr>
-              <w:instrText xml:space="preserve"> PAGEREF _Toc203566815 \h </w:instrText>
+              <w:instrText xml:space="preserve"> PAGEREF _Toc203572614 \h </w:instrText>
             </w:r>
             <w:r>
               <w:rPr>
@@ -5757,7 +5624,7 @@
                 <w:noProof/>
                 <w:webHidden/>
               </w:rPr>
-              <w:t>14</w:t>
+              <w:t>15</w:t>
             </w:r>
             <w:r>
               <w:rPr>
@@ -5778,7 +5645,7 @@
               <w:lang w:eastAsia="pt-BR"/>
             </w:rPr>
           </w:pPr>
-          <w:hyperlink w:anchor="_Toc203566816" w:history="1">
+          <w:hyperlink w:anchor="_Toc203572615" w:history="1">
             <w:r>
               <w:rPr>
                 <w:rStyle w:val="Hyperlink"/>
@@ -5823,7 +5690,7 @@
                 <w:noProof/>
                 <w:webHidden/>
               </w:rPr>
-              <w:instrText xml:space="preserve"> PAGEREF _Toc203566816 \h </w:instrText>
+              <w:instrText xml:space="preserve"> PAGEREF _Toc203572615 \h </w:instrText>
             </w:r>
             <w:r>
               <w:rPr>
@@ -5843,7 +5710,7 @@
                 <w:noProof/>
                 <w:webHidden/>
               </w:rPr>
-              <w:t>15</w:t>
+              <w:t>16</w:t>
             </w:r>
             <w:r>
               <w:rPr>
@@ -5864,7 +5731,7 @@
               <w:lang w:eastAsia="pt-BR"/>
             </w:rPr>
           </w:pPr>
-          <w:hyperlink w:anchor="_Toc203566817" w:history="1">
+          <w:hyperlink w:anchor="_Toc203572616" w:history="1">
             <w:r>
               <w:rPr>
                 <w:rStyle w:val="Hyperlink"/>
@@ -5909,7 +5776,7 @@
                 <w:noProof/>
                 <w:webHidden/>
               </w:rPr>
-              <w:instrText xml:space="preserve"> PAGEREF _Toc203566817 \h </w:instrText>
+              <w:instrText xml:space="preserve"> PAGEREF _Toc203572616 \h </w:instrText>
             </w:r>
             <w:r>
               <w:rPr>
@@ -5929,7 +5796,7 @@
                 <w:noProof/>
                 <w:webHidden/>
               </w:rPr>
-              <w:t>15</w:t>
+              <w:t>16</w:t>
             </w:r>
             <w:r>
               <w:rPr>
@@ -5950,7 +5817,7 @@
               <w:lang w:eastAsia="pt-BR"/>
             </w:rPr>
           </w:pPr>
-          <w:hyperlink w:anchor="_Toc203566818" w:history="1">
+          <w:hyperlink w:anchor="_Toc203572617" w:history="1">
             <w:r>
               <w:rPr>
                 <w:rStyle w:val="Hyperlink"/>
@@ -5995,7 +5862,7 @@
                 <w:noProof/>
                 <w:webHidden/>
               </w:rPr>
-              <w:instrText xml:space="preserve"> PAGEREF _Toc203566818 \h </w:instrText>
+              <w:instrText xml:space="preserve"> PAGEREF _Toc203572617 \h </w:instrText>
             </w:r>
             <w:r>
               <w:rPr>
@@ -6015,7 +5882,7 @@
                 <w:noProof/>
                 <w:webHidden/>
               </w:rPr>
-              <w:t>16</w:t>
+              <w:t>17</w:t>
             </w:r>
             <w:r>
               <w:rPr>
@@ -6036,7 +5903,7 @@
               <w:lang w:eastAsia="pt-BR"/>
             </w:rPr>
           </w:pPr>
-          <w:hyperlink w:anchor="_Toc203566819" w:history="1">
+          <w:hyperlink w:anchor="_Toc203572618" w:history="1">
             <w:r>
               <w:rPr>
                 <w:rStyle w:val="Hyperlink"/>
@@ -6081,7 +5948,7 @@
                 <w:noProof/>
                 <w:webHidden/>
               </w:rPr>
-              <w:instrText xml:space="preserve"> PAGEREF _Toc203566819 \h </w:instrText>
+              <w:instrText xml:space="preserve"> PAGEREF _Toc203572618 \h </w:instrText>
             </w:r>
             <w:r>
               <w:rPr>
@@ -6101,7 +5968,7 @@
                 <w:noProof/>
                 <w:webHidden/>
               </w:rPr>
-              <w:t>16</w:t>
+              <w:t>17</w:t>
             </w:r>
             <w:r>
               <w:rPr>
@@ -6122,7 +5989,7 @@
               <w:lang w:eastAsia="pt-BR"/>
             </w:rPr>
           </w:pPr>
-          <w:hyperlink w:anchor="_Toc203566820" w:history="1">
+          <w:hyperlink w:anchor="_Toc203572619" w:history="1">
             <w:r>
               <w:rPr>
                 <w:rStyle w:val="Hyperlink"/>
@@ -6167,7 +6034,7 @@
                 <w:noProof/>
                 <w:webHidden/>
               </w:rPr>
-              <w:instrText xml:space="preserve"> PAGEREF _Toc203566820 \h </w:instrText>
+              <w:instrText xml:space="preserve"> PAGEREF _Toc203572619 \h </w:instrText>
             </w:r>
             <w:r>
               <w:rPr>
@@ -6187,7 +6054,7 @@
                 <w:noProof/>
                 <w:webHidden/>
               </w:rPr>
-              <w:t>16</w:t>
+              <w:t>17</w:t>
             </w:r>
             <w:r>
               <w:rPr>
@@ -6208,7 +6075,7 @@
               <w:lang w:eastAsia="pt-BR"/>
             </w:rPr>
           </w:pPr>
-          <w:hyperlink w:anchor="_Toc203566821" w:history="1">
+          <w:hyperlink w:anchor="_Toc203572620" w:history="1">
             <w:r>
               <w:rPr>
                 <w:rStyle w:val="Hyperlink"/>
@@ -6253,7 +6120,7 @@
                 <w:noProof/>
                 <w:webHidden/>
               </w:rPr>
-              <w:instrText xml:space="preserve"> PAGEREF _Toc203566821 \h </w:instrText>
+              <w:instrText xml:space="preserve"> PAGEREF _Toc203572620 \h </w:instrText>
             </w:r>
             <w:r>
               <w:rPr>
@@ -6273,7 +6140,7 @@
                 <w:noProof/>
                 <w:webHidden/>
               </w:rPr>
-              <w:t>16</w:t>
+              <w:t>17</w:t>
             </w:r>
             <w:r>
               <w:rPr>
@@ -6294,7 +6161,7 @@
               <w:lang w:eastAsia="pt-BR"/>
             </w:rPr>
           </w:pPr>
-          <w:hyperlink w:anchor="_Toc203566822" w:history="1">
+          <w:hyperlink w:anchor="_Toc203572621" w:history="1">
             <w:r>
               <w:rPr>
                 <w:rStyle w:val="Hyperlink"/>
@@ -6339,7 +6206,7 @@
                 <w:noProof/>
                 <w:webHidden/>
               </w:rPr>
-              <w:instrText xml:space="preserve"> PAGEREF _Toc203566822 \h </w:instrText>
+              <w:instrText xml:space="preserve"> PAGEREF _Toc203572621 \h </w:instrText>
             </w:r>
             <w:r>
               <w:rPr>
@@ -6359,7 +6226,7 @@
                 <w:noProof/>
                 <w:webHidden/>
               </w:rPr>
-              <w:t>16</w:t>
+              <w:t>17</w:t>
             </w:r>
             <w:r>
               <w:rPr>
@@ -6380,7 +6247,7 @@
               <w:lang w:eastAsia="pt-BR"/>
             </w:rPr>
           </w:pPr>
-          <w:hyperlink w:anchor="_Toc203566823" w:history="1">
+          <w:hyperlink w:anchor="_Toc203572622" w:history="1">
             <w:r>
               <w:rPr>
                 <w:rStyle w:val="Hyperlink"/>
@@ -6425,7 +6292,7 @@
                 <w:noProof/>
                 <w:webHidden/>
               </w:rPr>
-              <w:instrText xml:space="preserve"> PAGEREF _Toc203566823 \h </w:instrText>
+              <w:instrText xml:space="preserve"> PAGEREF _Toc203572622 \h </w:instrText>
             </w:r>
             <w:r>
               <w:rPr>
@@ -6445,7 +6312,7 @@
                 <w:noProof/>
                 <w:webHidden/>
               </w:rPr>
-              <w:t>16</w:t>
+              <w:t>17</w:t>
             </w:r>
             <w:r>
               <w:rPr>
@@ -6466,7 +6333,7 @@
               <w:lang w:eastAsia="pt-BR"/>
             </w:rPr>
           </w:pPr>
-          <w:hyperlink w:anchor="_Toc203566824" w:history="1">
+          <w:hyperlink w:anchor="_Toc203572623" w:history="1">
             <w:r>
               <w:rPr>
                 <w:rStyle w:val="Hyperlink"/>
@@ -6511,7 +6378,7 @@
                 <w:noProof/>
                 <w:webHidden/>
               </w:rPr>
-              <w:instrText xml:space="preserve"> PAGEREF _Toc203566824 \h </w:instrText>
+              <w:instrText xml:space="preserve"> PAGEREF _Toc203572623 \h </w:instrText>
             </w:r>
             <w:r>
               <w:rPr>
@@ -6531,7 +6398,7 @@
                 <w:noProof/>
                 <w:webHidden/>
               </w:rPr>
-              <w:t>16</w:t>
+              <w:t>17</w:t>
             </w:r>
             <w:r>
               <w:rPr>
@@ -6552,7 +6419,7 @@
               <w:lang w:eastAsia="pt-BR"/>
             </w:rPr>
           </w:pPr>
-          <w:hyperlink w:anchor="_Toc203566825" w:history="1">
+          <w:hyperlink w:anchor="_Toc203572624" w:history="1">
             <w:r>
               <w:rPr>
                 <w:rStyle w:val="Hyperlink"/>
@@ -6597,7 +6464,7 @@
                 <w:noProof/>
                 <w:webHidden/>
               </w:rPr>
-              <w:instrText xml:space="preserve"> PAGEREF _Toc203566825 \h </w:instrText>
+              <w:instrText xml:space="preserve"> PAGEREF _Toc203572624 \h </w:instrText>
             </w:r>
             <w:r>
               <w:rPr>
@@ -6617,7 +6484,7 @@
                 <w:noProof/>
                 <w:webHidden/>
               </w:rPr>
-              <w:t>17</w:t>
+              <w:t>18</w:t>
             </w:r>
             <w:r>
               <w:rPr>
@@ -6638,7 +6505,7 @@
               <w:lang w:eastAsia="pt-BR"/>
             </w:rPr>
           </w:pPr>
-          <w:hyperlink w:anchor="_Toc203566826" w:history="1">
+          <w:hyperlink w:anchor="_Toc203572625" w:history="1">
             <w:r>
               <w:rPr>
                 <w:rStyle w:val="Hyperlink"/>
@@ -6683,7 +6550,7 @@
                 <w:noProof/>
                 <w:webHidden/>
               </w:rPr>
-              <w:instrText xml:space="preserve"> PAGEREF _Toc203566826 \h </w:instrText>
+              <w:instrText xml:space="preserve"> PAGEREF _Toc203572625 \h </w:instrText>
             </w:r>
             <w:r>
               <w:rPr>
@@ -6703,7 +6570,7 @@
                 <w:noProof/>
                 <w:webHidden/>
               </w:rPr>
-              <w:t>17</w:t>
+              <w:t>18</w:t>
             </w:r>
             <w:r>
               <w:rPr>
@@ -6724,7 +6591,7 @@
               <w:lang w:eastAsia="pt-BR"/>
             </w:rPr>
           </w:pPr>
-          <w:hyperlink w:anchor="_Toc203566827" w:history="1">
+          <w:hyperlink w:anchor="_Toc203572626" w:history="1">
             <w:r>
               <w:rPr>
                 <w:rStyle w:val="Hyperlink"/>
@@ -6769,7 +6636,7 @@
                 <w:noProof/>
                 <w:webHidden/>
               </w:rPr>
-              <w:instrText xml:space="preserve"> PAGEREF _Toc203566827 \h </w:instrText>
+              <w:instrText xml:space="preserve"> PAGEREF _Toc203572626 \h </w:instrText>
             </w:r>
             <w:r>
               <w:rPr>
@@ -6789,7 +6656,7 @@
                 <w:noProof/>
                 <w:webHidden/>
               </w:rPr>
-              <w:t>17</w:t>
+              <w:t>18</w:t>
             </w:r>
             <w:r>
               <w:rPr>
@@ -6810,7 +6677,7 @@
               <w:lang w:eastAsia="pt-BR"/>
             </w:rPr>
           </w:pPr>
-          <w:hyperlink w:anchor="_Toc203566828" w:history="1">
+          <w:hyperlink w:anchor="_Toc203572627" w:history="1">
             <w:r>
               <w:rPr>
                 <w:rStyle w:val="Hyperlink"/>
@@ -6855,7 +6722,7 @@
                 <w:noProof/>
                 <w:webHidden/>
               </w:rPr>
-              <w:instrText xml:space="preserve"> PAGEREF _Toc203566828 \h </w:instrText>
+              <w:instrText xml:space="preserve"> PAGEREF _Toc203572627 \h </w:instrText>
             </w:r>
             <w:r>
               <w:rPr>
@@ -6875,7 +6742,7 @@
                 <w:noProof/>
                 <w:webHidden/>
               </w:rPr>
-              <w:t>18</w:t>
+              <w:t>19</w:t>
             </w:r>
             <w:r>
               <w:rPr>
@@ -6896,7 +6763,7 @@
               <w:lang w:eastAsia="pt-BR"/>
             </w:rPr>
           </w:pPr>
-          <w:hyperlink w:anchor="_Toc203566829" w:history="1">
+          <w:hyperlink w:anchor="_Toc203572628" w:history="1">
             <w:r>
               <w:rPr>
                 <w:rStyle w:val="Hyperlink"/>
@@ -6941,7 +6808,7 @@
                 <w:noProof/>
                 <w:webHidden/>
               </w:rPr>
-              <w:instrText xml:space="preserve"> PAGEREF _Toc203566829 \h </w:instrText>
+              <w:instrText xml:space="preserve"> PAGEREF _Toc203572628 \h </w:instrText>
             </w:r>
             <w:r>
               <w:rPr>
@@ -6961,7 +6828,7 @@
                 <w:noProof/>
                 <w:webHidden/>
               </w:rPr>
-              <w:t>19</w:t>
+              <w:t>20</w:t>
             </w:r>
             <w:r>
               <w:rPr>
@@ -6982,7 +6849,7 @@
               <w:lang w:eastAsia="pt-BR"/>
             </w:rPr>
           </w:pPr>
-          <w:hyperlink w:anchor="_Toc203566830" w:history="1">
+          <w:hyperlink w:anchor="_Toc203572629" w:history="1">
             <w:r>
               <w:rPr>
                 <w:rStyle w:val="Hyperlink"/>
@@ -7027,7 +6894,7 @@
                 <w:noProof/>
                 <w:webHidden/>
               </w:rPr>
-              <w:instrText xml:space="preserve"> PAGEREF _Toc203566830 \h </w:instrText>
+              <w:instrText xml:space="preserve"> PAGEREF _Toc203572629 \h </w:instrText>
             </w:r>
             <w:r>
               <w:rPr>
@@ -7047,7 +6914,7 @@
                 <w:noProof/>
                 <w:webHidden/>
               </w:rPr>
-              <w:t>19</w:t>
+              <w:t>20</w:t>
             </w:r>
             <w:r>
               <w:rPr>
@@ -7068,7 +6935,7 @@
               <w:lang w:eastAsia="pt-BR"/>
             </w:rPr>
           </w:pPr>
-          <w:hyperlink w:anchor="_Toc203566831" w:history="1">
+          <w:hyperlink w:anchor="_Toc203572630" w:history="1">
             <w:r>
               <w:rPr>
                 <w:rStyle w:val="Hyperlink"/>
@@ -7111,7 +6978,7 @@
                 <w:noProof/>
                 <w:webHidden/>
               </w:rPr>
-              <w:instrText xml:space="preserve"> PAGEREF _Toc203566831 \h </w:instrText>
+              <w:instrText xml:space="preserve"> PAGEREF _Toc203572630 \h </w:instrText>
             </w:r>
             <w:r>
               <w:rPr>
@@ -7131,7 +6998,7 @@
                 <w:noProof/>
                 <w:webHidden/>
               </w:rPr>
-              <w:t>20</w:t>
+              <w:t>21</w:t>
             </w:r>
             <w:r>
               <w:rPr>
@@ -7169,7 +7036,7 @@
         </w:rPr>
       </w:pPr>
       <w:bookmarkStart w:id="1" w:name="_Toc471561137"/>
-      <w:bookmarkStart w:id="2" w:name="_Toc203566793"/>
+      <w:bookmarkStart w:id="2" w:name="_Toc203572592"/>
       <w:r>
         <w:rPr>
           <w:lang w:val="en-US"/>
@@ -7239,38 +7106,158 @@
           <w:i/>
           <w:iCs/>
         </w:rPr>
-        <w:t xml:space="preserve">Artificial </w:t>
-      </w:r>
-      <w:proofErr w:type="spellStart"/>
+        <w:t>Artificial Intelligence</w:t>
+      </w:r>
+      <w:r>
+        <w:t xml:space="preserve"> - AI) e o aprendizado de máquina (</w:t>
+      </w:r>
       <w:r>
         <w:rPr>
           <w:i/>
           <w:iCs/>
         </w:rPr>
-        <w:t>Intelligence</w:t>
-      </w:r>
-      <w:proofErr w:type="spellEnd"/>
-      <w:r>
-        <w:t xml:space="preserve"> - AI) e o aprendizado de máquina (</w:t>
-      </w:r>
-      <w:proofErr w:type="spellStart"/>
+        <w:t>Machine Learning</w:t>
+      </w:r>
+      <w:r>
+        <w:t xml:space="preserve"> - ML) vem sendo muito utilizadas para detectar padrões em pequeno e grandes volumes de dados, auxiliando no desenvolvimento de estratégias preventivas e na tomada de decisões clínicas (Sena, 2021). </w:t>
+      </w:r>
+    </w:p>
+    <w:p>
+      <w:pPr>
+        <w:pStyle w:val="CorpodoTexto"/>
+        <w:ind w:firstLine="0"/>
+      </w:pPr>
+    </w:p>
+    <w:p>
+      <w:pPr>
+        <w:pStyle w:val="CorpodoTexto"/>
+        <w:ind w:firstLine="0"/>
+      </w:pPr>
+      <w:r>
+        <w:t xml:space="preserve">A utilização de tecnologias como o </w:t>
+      </w:r>
+      <w:r>
+        <w:t>A</w:t>
+      </w:r>
+      <w:r>
+        <w:t xml:space="preserve">prendizado de </w:t>
+      </w:r>
+      <w:r>
+        <w:t>M</w:t>
+      </w:r>
+      <w:r>
+        <w:t xml:space="preserve">áquina e </w:t>
+      </w:r>
+      <w:r>
+        <w:t>I</w:t>
+      </w:r>
+      <w:r>
+        <w:t xml:space="preserve">nteligência </w:t>
+      </w:r>
+      <w:r>
+        <w:t>A</w:t>
+      </w:r>
+      <w:r>
+        <w:t>rtificial tornam-se cada vez mais relevantes diante de doenças, como por exemplo a Síndrome Respiratória Aguda Grave (SRAG), que apresentam altos índices de hospitalização e mortalidade (Belini, Ataide e Lochter, 2024).</w:t>
+      </w:r>
+    </w:p>
+    <w:p>
+      <w:pPr>
+        <w:pStyle w:val="CorpodoTexto"/>
+        <w:ind w:firstLine="0"/>
+      </w:pPr>
+    </w:p>
+    <w:p>
+      <w:pPr>
+        <w:pStyle w:val="CorpodoTexto"/>
+        <w:ind w:firstLine="0"/>
+      </w:pPr>
+      <w:r>
+        <w:lastRenderedPageBreak/>
+        <w:t>A Síndrome Respiratória Aguda Grave (SRAG) é uma condição respiratória severa causada por diferentes agentes infecciosos, incluindo SARS-CoV-2</w:t>
+      </w:r>
+      <w:r>
+        <w:rPr>
+          <w:rStyle w:val="Refdenotaderodap"/>
+        </w:rPr>
+        <w:footnoteReference w:id="1"/>
+      </w:r>
+      <w:r>
+        <w:t>, Influenza</w:t>
+      </w:r>
+      <w:r>
+        <w:rPr>
+          <w:rStyle w:val="Refdenotaderodap"/>
+        </w:rPr>
+        <w:footnoteReference w:id="2"/>
+      </w:r>
+      <w:r>
+        <w:t xml:space="preserve"> e Vírus Sincicial Respiratório. O SRAG possui um impacto que tem sido crítico sobre o sistema de saúde, reforçando a necessidade de abordagens de prevenção e previsão para otimizar o atendimento e reduzir a mortalidade da população. </w:t>
+      </w:r>
+    </w:p>
+    <w:p>
+      <w:pPr>
+        <w:pStyle w:val="CorpodoTexto"/>
+      </w:pPr>
+    </w:p>
+    <w:p>
+      <w:pPr>
+        <w:pStyle w:val="CorpodoTexto"/>
+        <w:ind w:firstLine="0"/>
+      </w:pPr>
+      <w:r>
+        <w:t xml:space="preserve">Estudos apontam que a SRAG afeta predominantemente grupos vulneráveis, como por exemplo em idosos e indivíduos com comorbidades, como por exemplo doenças cardiovasculares, diabetes, doenças renais crônicas, doenças pulmonares crônicas, obesidade; e que pode levar a complicações graves que demandam suporte maior, como internação </w:t>
+      </w:r>
+      <w:r>
+        <w:t>em UTI</w:t>
+      </w:r>
+      <w:r>
+        <w:rPr>
+          <w:rStyle w:val="Refdenotaderodap"/>
+        </w:rPr>
+        <w:footnoteReference w:id="3"/>
+      </w:r>
+      <w:r>
+        <w:t xml:space="preserve"> e ventilação mecânica (Silva, 2021). Uma ferramenta que auxilia na previsão de casos de risco da Síndrome (SRAG) é a análise preditiva, é através dela que temos a possibilidade de uma resposta mais rápida e eficaz do sistema de saúde (Júnior, 2024).</w:t>
+      </w:r>
+    </w:p>
+    <w:p>
+      <w:pPr>
+        <w:pStyle w:val="CorpodoTexto"/>
+      </w:pPr>
+    </w:p>
+    <w:p>
+      <w:pPr>
+        <w:pStyle w:val="CorpodoTexto"/>
+        <w:ind w:firstLine="0"/>
+      </w:pPr>
+      <w:r>
+        <w:t>A capacidade de prever casos graves de SRAG pode contribuir para uma resposta mais eficiente e rápida, permitindo um melhor direcionamento de recursos hospitalares, como por exemplo os leitos de UTI e ventiladores mecânicos. Modelos preditivos baseados em aprendizado de máquina vêm sendo utilizados para identificar fatores de risco e prever desfechos clínicos, possibilitando intervenções precoces (Sena, 2021). Abordagens como esta são fundamentais para otimizar a gestão hospitalar e aprimorar as políticas de saúde pública. A aplicação desses modelos tem mostrado resultados positivos na alocação eficiente de recursos, melhoria da gestão hospitalar e consequentemente reduzir a mortalidade em pacientes críticos (Silva e Silva Neto, 2022).</w:t>
+      </w:r>
+    </w:p>
+    <w:p>
+      <w:pPr>
+        <w:pStyle w:val="CorpodoTexto"/>
+        <w:ind w:firstLine="0"/>
+      </w:pPr>
+    </w:p>
+    <w:p>
+      <w:pPr>
+        <w:pStyle w:val="CorpodoTexto"/>
+        <w:ind w:firstLine="0"/>
+      </w:pPr>
+      <w:r>
+        <w:t xml:space="preserve">O processo de análise de dados para predição de doenças segue a abordagem do </w:t>
+      </w:r>
       <w:r>
         <w:rPr>
           <w:i/>
           <w:iCs/>
         </w:rPr>
-        <w:t>Machine</w:t>
-      </w:r>
-      <w:proofErr w:type="spellEnd"/>
-      <w:r>
-        <w:rPr>
-          <w:i/>
-          <w:iCs/>
-        </w:rPr>
-        <w:t xml:space="preserve"> Learning</w:t>
-      </w:r>
-      <w:r>
-        <w:t xml:space="preserve"> - ML) vem sendo muito utilizadas para detectar padrões em pequeno e grandes volumes de dados, auxiliando no desenvolvimento de estratégias preventivas e na tomada de decisões clínicas (Sena, 2021). </w:t>
+        <w:t xml:space="preserve">Knowledge Discovery in Databases </w:t>
+      </w:r>
+      <w:r>
+        <w:t>(KDD), em português a Descoberta de Conhecimento em Bases de Dados, que possui diversas etapas interdependentes para a extração de conhecimento útil a partir de grandes volumes de dados (Fayyad, Piatetsky-Shapiro e Smyth, 1996). As etapas que serão utilizadas, a partir da abordagem do KDD, são a seleção de dados, pré-processamento, a transformação de dados, mineração de dados, interpretação e avaliação dos resultados.</w:t>
       </w:r>
     </w:p>
     <w:p>
@@ -7285,55 +7272,7 @@
         <w:ind w:firstLine="0"/>
       </w:pPr>
       <w:r>
-        <w:t xml:space="preserve">A utilização de tecnologias como o </w:t>
-      </w:r>
-      <w:r>
-        <w:t>A</w:t>
-      </w:r>
-      <w:r>
-        <w:t xml:space="preserve">prendizado de </w:t>
-      </w:r>
-      <w:r>
-        <w:t>M</w:t>
-      </w:r>
-      <w:r>
-        <w:t xml:space="preserve">áquina e </w:t>
-      </w:r>
-      <w:r>
-        <w:t>I</w:t>
-      </w:r>
-      <w:r>
-        <w:t xml:space="preserve">nteligência </w:t>
-      </w:r>
-      <w:r>
-        <w:t>A</w:t>
-      </w:r>
-      <w:r>
-        <w:t>rtificial tornam-se cada vez mais relevantes diante de doenças, como por exemplo a Síndrome Respiratória Aguda Grave (SRAG), que apresentam altos índices de hospitalização e mortalidade (</w:t>
-      </w:r>
-      <w:proofErr w:type="spellStart"/>
-      <w:r>
-        <w:t>Belini</w:t>
-      </w:r>
-      <w:proofErr w:type="spellEnd"/>
-      <w:r>
-        <w:t xml:space="preserve">, </w:t>
-      </w:r>
-      <w:proofErr w:type="spellStart"/>
-      <w:r>
-        <w:t>Ataide</w:t>
-      </w:r>
-      <w:proofErr w:type="spellEnd"/>
-      <w:r>
-        <w:t xml:space="preserve"> e </w:t>
-      </w:r>
-      <w:proofErr w:type="spellStart"/>
-      <w:r>
-        <w:t>Lochter</w:t>
-      </w:r>
-      <w:proofErr w:type="spellEnd"/>
-      <w:r>
-        <w:t>, 2024).</w:t>
+        <w:t>Embora o processo de KDD siga uma sequência estruturada de etapas, ele não é estritamente linear. Durante a análise pode ser necessário retornar a etapas anteriores para fazer ajustes, como por exemplo: refinar o pré-processamento, modificar a seleção de algumas variáveis ou testar novos modelos de aprendizagem. Essas iterações ocorrem para garantir que os insights extraídos dos dados sejam mais precisos e úteis para a tomada de decisão (Fayyad, Piatetsky-Shapiro e Smyth, 1996).</w:t>
       </w:r>
     </w:p>
     <w:p>
@@ -7348,198 +7287,41 @@
         <w:ind w:firstLine="0"/>
       </w:pPr>
       <w:r>
-        <w:lastRenderedPageBreak/>
-        <w:t>A Síndrome Respiratória Aguda Grave (SRAG) é uma condição respiratória severa causada por diferentes agentes infecciosos, incluindo SARS-CoV-2</w:t>
-      </w:r>
-      <w:r>
-        <w:rPr>
-          <w:rStyle w:val="Refdenotaderodap"/>
-        </w:rPr>
-        <w:footnoteReference w:id="1"/>
-      </w:r>
-      <w:r>
-        <w:t>, Influenza</w:t>
-      </w:r>
-      <w:r>
-        <w:rPr>
-          <w:rStyle w:val="Refdenotaderodap"/>
-        </w:rPr>
-        <w:footnoteReference w:id="2"/>
-      </w:r>
-      <w:r>
-        <w:t xml:space="preserve"> e Vírus Sincicial Respiratório. O SRAG possui um impacto que tem sido crítico sobre o sistema de saúde, reforçando a necessidade de abordagens de prevenção e previsão para otimizar o atendimento e reduzir a mortalidade da população. </w:t>
-      </w:r>
-    </w:p>
-    <w:p>
-      <w:pPr>
-        <w:pStyle w:val="CorpodoTexto"/>
-      </w:pPr>
+        <w:rPr>
+          <w:highlight w:val="lightGray"/>
+        </w:rPr>
+        <w:t xml:space="preserve">Este trabalho propõe a aplicação de técnicas de aprendizado de máquina para a predição de desfechos clínicos em pacientes com SRAG, utilizando a base de dados aberta disponibilizada pelo DataSUS. Além da construção e avaliação de modelos preditivos, também é abordado o desempenho computacional de um algoritmo desenvolvido para esse fim, denominado </w:t>
+      </w:r>
+      <w:r>
+        <w:rPr>
+          <w:rStyle w:val="CdigoHTML"/>
+          <w:rFonts w:eastAsiaTheme="minorHAnsi"/>
+          <w:highlight w:val="lightGray"/>
+        </w:rPr>
+        <w:t>real_collab</w:t>
+      </w:r>
+      <w:r>
+        <w:rPr>
+          <w:highlight w:val="lightGray"/>
+        </w:rPr>
+        <w:t>, executado em diferentes ambientes computacionais. A comparação entre os modelos Random Forest e CART, tanto em relação à eficácia preditiva quanto ao custo computacional, busca evidenciar as potencialidades e limitações de cada abordagem em um cenário real de dados de saúde pública.</w:t>
+      </w:r>
     </w:p>
     <w:p>
       <w:pPr>
         <w:pStyle w:val="CorpodoTexto"/>
         <w:ind w:firstLine="0"/>
       </w:pPr>
-      <w:r>
-        <w:t xml:space="preserve">Estudos apontam que a SRAG afeta predominantemente grupos vulneráveis, como por exemplo em idosos e indivíduos com comorbidades, como por exemplo doenças cardiovasculares, diabetes, doenças renais crônicas, doenças pulmonares crônicas, obesidade; e que pode levar a complicações graves que demandam suporte maior, como internação </w:t>
-      </w:r>
-      <w:r>
-        <w:t>em UTI</w:t>
-      </w:r>
-      <w:r>
-        <w:rPr>
-          <w:rStyle w:val="Refdenotaderodap"/>
-        </w:rPr>
-        <w:footnoteReference w:id="3"/>
-      </w:r>
-      <w:r>
-        <w:t xml:space="preserve"> e ventilação mecânica (Silva, 2021). Uma ferramenta que auxilia na previsão de casos de risco da Síndrome (SRAG) é a análise preditiva, é através dela que temos a possibilidade de uma resposta mais rápida e eficaz do sistema de saúde (Júnior, 2024).</w:t>
-      </w:r>
-    </w:p>
-    <w:p>
-      <w:pPr>
-        <w:pStyle w:val="CorpodoTexto"/>
-      </w:pPr>
-    </w:p>
-    <w:p>
-      <w:pPr>
-        <w:pStyle w:val="CorpodoTexto"/>
-        <w:ind w:firstLine="0"/>
-      </w:pPr>
-      <w:r>
-        <w:t>A capacidade de prever casos graves de SRAG pode contribuir para uma resposta mais eficiente e rápida, permitindo um melhor direcionamento de recursos hospitalares, como por exemplo os leitos de UTI e ventiladores mecânicos. Modelos preditivos baseados em aprendizado de máquina vêm sendo utilizados para identificar fatores de risco e prever desfechos clínicos, possibilitando intervenções precoces (Sena, 2021). Abordagens como esta são fundamentais para otimizar a gestão hospitalar e aprimorar as políticas de saúde pública. A aplicação desses modelos tem mostrado resultados positivos na alocação eficiente de recursos, melhoria da gestão hospitalar e consequentemente reduzir a mortalidade em pacientes críticos (Silva e Silva Neto, 2022).</w:t>
-      </w:r>
-    </w:p>
-    <w:p>
-      <w:pPr>
-        <w:pStyle w:val="CorpodoTexto"/>
-        <w:ind w:firstLine="0"/>
-      </w:pPr>
-    </w:p>
-    <w:p>
-      <w:pPr>
-        <w:pStyle w:val="CorpodoTexto"/>
-        <w:ind w:firstLine="0"/>
-      </w:pPr>
-      <w:r>
-        <w:t xml:space="preserve">O processo de análise de dados para predição de doenças segue a abordagem do </w:t>
-      </w:r>
-      <w:proofErr w:type="spellStart"/>
-      <w:r>
-        <w:rPr>
-          <w:i/>
-          <w:iCs/>
-        </w:rPr>
-        <w:t>Knowledge</w:t>
-      </w:r>
-      <w:proofErr w:type="spellEnd"/>
-      <w:r>
-        <w:rPr>
-          <w:i/>
-          <w:iCs/>
-        </w:rPr>
-        <w:t xml:space="preserve"> Discovery in </w:t>
-      </w:r>
-      <w:proofErr w:type="spellStart"/>
-      <w:r>
-        <w:rPr>
-          <w:i/>
-          <w:iCs/>
-        </w:rPr>
-        <w:t>Databases</w:t>
-      </w:r>
-      <w:proofErr w:type="spellEnd"/>
-      <w:r>
-        <w:rPr>
-          <w:i/>
-          <w:iCs/>
-        </w:rPr>
-        <w:t xml:space="preserve"> </w:t>
-      </w:r>
-      <w:r>
-        <w:t>(KDD), em português a Descoberta de Conhecimento em Bases de Dados, que possui diversas etapas interdependentes para a extração de conhecimento útil a partir de grandes volumes de dados (</w:t>
-      </w:r>
-      <w:proofErr w:type="spellStart"/>
-      <w:r>
-        <w:t>Fayyad</w:t>
-      </w:r>
-      <w:proofErr w:type="spellEnd"/>
-      <w:r>
-        <w:t xml:space="preserve">, </w:t>
-      </w:r>
-      <w:proofErr w:type="spellStart"/>
-      <w:r>
-        <w:t>Piatetsky</w:t>
-      </w:r>
-      <w:proofErr w:type="spellEnd"/>
-      <w:r>
-        <w:t xml:space="preserve">-Shapiro e </w:t>
-      </w:r>
-      <w:proofErr w:type="spellStart"/>
-      <w:r>
-        <w:t>Smyth</w:t>
-      </w:r>
-      <w:proofErr w:type="spellEnd"/>
-      <w:r>
-        <w:t>, 1996). As etapas que serão utilizadas, a partir da abordagem do KDD, são a seleção de dados, pré-processamento, a transformação de dados, mineração de dados, interpretação e avaliação dos resultados.</w:t>
-      </w:r>
-    </w:p>
-    <w:p>
-      <w:pPr>
-        <w:pStyle w:val="CorpodoTexto"/>
-        <w:ind w:firstLine="0"/>
-      </w:pPr>
-    </w:p>
-    <w:p>
-      <w:pPr>
-        <w:pStyle w:val="CorpodoTexto"/>
-        <w:ind w:firstLine="0"/>
-      </w:pPr>
-      <w:r>
-        <w:t>Embora o processo de KDD siga uma sequência estruturada de etapas, ele não é estritamente linear. Durante a análise pode ser necessário retornar a etapas anteriores para fazer ajustes, como por exemplo: refinar o pré-processamento, modificar a seleção de algumas variáveis ou testar novos modelos de aprendizagem. Essas iterações ocorrem para garantir que os insights extraídos dos dados sejam mais precisos e úteis para a tomada de decisão (</w:t>
-      </w:r>
-      <w:proofErr w:type="spellStart"/>
-      <w:r>
-        <w:t>Fayyad</w:t>
-      </w:r>
-      <w:proofErr w:type="spellEnd"/>
-      <w:r>
-        <w:t xml:space="preserve">, </w:t>
-      </w:r>
-      <w:proofErr w:type="spellStart"/>
-      <w:r>
-        <w:t>Piatetsky</w:t>
-      </w:r>
-      <w:proofErr w:type="spellEnd"/>
-      <w:r>
-        <w:t xml:space="preserve">-Shapiro e </w:t>
-      </w:r>
-      <w:proofErr w:type="spellStart"/>
-      <w:r>
-        <w:t>Smyth</w:t>
-      </w:r>
-      <w:proofErr w:type="spellEnd"/>
-      <w:r>
-        <w:t>, 1996).</w:t>
-      </w:r>
-    </w:p>
-    <w:p>
-      <w:pPr>
-        <w:pStyle w:val="CorpodoTexto"/>
-        <w:ind w:firstLine="0"/>
-      </w:pPr>
     </w:p>
     <w:p>
       <w:pPr>
         <w:pStyle w:val="Ttulo2"/>
       </w:pPr>
-      <w:bookmarkStart w:id="4" w:name="_Toc203566794"/>
-      <w:proofErr w:type="spellStart"/>
+      <w:bookmarkStart w:id="4" w:name="_Toc203572593"/>
       <w:r>
         <w:t>Problema</w:t>
       </w:r>
       <w:bookmarkEnd w:id="4"/>
-      <w:proofErr w:type="spellEnd"/>
       <w:r>
         <w:t xml:space="preserve"> </w:t>
       </w:r>
@@ -7576,7 +7358,7 @@
       <w:pPr>
         <w:pStyle w:val="Ttulo2"/>
       </w:pPr>
-      <w:bookmarkStart w:id="5" w:name="_Toc203566795"/>
+      <w:bookmarkStart w:id="5" w:name="_Toc203572594"/>
       <w:r>
         <w:rPr>
           <w:lang w:val="pt-BR"/>
@@ -7589,7 +7371,7 @@
       <w:pPr>
         <w:pStyle w:val="Ttulo3"/>
       </w:pPr>
-      <w:bookmarkStart w:id="6" w:name="_Toc203566796"/>
+      <w:bookmarkStart w:id="6" w:name="_Toc203572595"/>
       <w:r>
         <w:rPr>
           <w:lang w:val="pt-BR"/>
@@ -7606,37 +7388,31 @@
         <w:t>Geral</w:t>
       </w:r>
       <w:bookmarkEnd w:id="6"/>
+    </w:p>
+    <w:p>
+      <w:pPr>
+        <w:ind w:firstLine="709"/>
+      </w:pPr>
+      <w:r>
+        <w:t>Avaliar o desempenho computacional e preditivo de abordagens baseadas em aprendizado de máquina aplicadas à predição de desfechos clínicos em pacientes com Síndrome Respiratória Aguda Grave (SRAG), utilizando dados do DataSUS, por meio da comparação entre os algoritmos Random Forest e CART, assim como da análise da execução do algoritmo desenvolvido em diferentes ambientes computacionais.</w:t>
+      </w:r>
     </w:p>
     <w:p>
       <w:pPr>
         <w:pStyle w:val="CorpodoTexto"/>
         <w:ind w:firstLine="708"/>
       </w:pPr>
-      <w:r>
-        <w:t>Investigar e definir uma abordagem metodológica para a análise preditiva de desfechos clínicos em pacientes com Síndrome Respiratória Aguda Grave (SRAG), por meio de técnicas de Ciência</w:t>
-      </w:r>
-      <w:r>
-        <w:t xml:space="preserve"> </w:t>
-      </w:r>
-      <w:r>
-        <w:t>de Dados e aprendizado de máquina, utilizando dados do DataSUS.</w:t>
-      </w:r>
-    </w:p>
-    <w:p>
-      <w:pPr>
-        <w:pStyle w:val="CorpodoTexto"/>
-        <w:ind w:firstLine="708"/>
-      </w:pPr>
     </w:p>
     <w:p>
       <w:pPr>
         <w:pStyle w:val="Ttulo3"/>
       </w:pPr>
-      <w:bookmarkStart w:id="7" w:name="_Toc203566797"/>
+      <w:bookmarkStart w:id="7" w:name="_Toc203572596"/>
       <w:r>
         <w:rPr>
           <w:lang w:val="pt-BR"/>
         </w:rPr>
+        <w:lastRenderedPageBreak/>
         <w:t>Obj</w:t>
       </w:r>
       <w:r>
@@ -7696,7 +7472,7 @@
         </w:numPr>
       </w:pPr>
       <w:r>
-        <w:t>Estudar as etapas da descoberta de conhecimento em banco de dados.</w:t>
+        <w:t xml:space="preserve">Investigar o processo de descoberta de conhecimento em bases de dados (KDD) e suas etapas aplicadas à análise preditiva. </w:t>
       </w:r>
     </w:p>
     <w:p>
@@ -7742,7 +7518,7 @@
         </w:numPr>
       </w:pPr>
       <w:r>
-        <w:t>Definir as técnicas de pré-processamento a serem utilizadas, considerando tratamento de valores ausentes, normalização de variáveis e balanceamento de classes.</w:t>
+        <w:t xml:space="preserve">Aplicar técnicas de pré-processamento, incluindo tratamento de valores ausentes, normalização de variáveis e balanceamento de classes. </w:t>
       </w:r>
     </w:p>
     <w:p>
@@ -7754,75 +7530,141 @@
         </w:numPr>
       </w:pPr>
       <w:r>
+        <w:t>Identificar os algoritmos de aprendizado de máquina mais adequados para a análise preditiva dos desfechos clínicos da Síndrome Respiratória Aguda Grave.</w:t>
+      </w:r>
+    </w:p>
+    <w:p>
+      <w:pPr>
+        <w:pStyle w:val="CorpodoTexto"/>
+        <w:numPr>
+          <w:ilvl w:val="0"/>
+          <w:numId w:val="3"/>
+        </w:numPr>
+      </w:pPr>
+      <w:r>
+        <w:t>Implementar</w:t>
+      </w:r>
+      <w:r>
+        <w:t xml:space="preserve"> e c</w:t>
+      </w:r>
+      <w:r>
+        <w:t>omparar</w:t>
+      </w:r>
+      <w:r>
+        <w:t xml:space="preserve"> </w:t>
+      </w:r>
+      <w:r>
+        <w:t xml:space="preserve">a </w:t>
+      </w:r>
+      <w:r>
+        <w:rPr>
+          <w:rStyle w:val="notion-enable-hover"/>
+        </w:rPr>
+        <w:t xml:space="preserve">eficácia </w:t>
+      </w:r>
+      <w:r>
+        <w:rPr>
+          <w:rStyle w:val="notion-enable-hover"/>
+        </w:rPr>
+        <w:t>d</w:t>
+      </w:r>
+      <w:r>
+        <w:t>os modelos de aprendizado de máquina Random Forest e CART para a predição do desfecho clínico (variável EVOLUCAO) em pacientes com SRAG.</w:t>
+      </w:r>
+    </w:p>
+    <w:p>
+      <w:pPr>
+        <w:pStyle w:val="CorpodoTexto"/>
+        <w:numPr>
+          <w:ilvl w:val="0"/>
+          <w:numId w:val="3"/>
+        </w:numPr>
+      </w:pPr>
+      <w:r>
+        <w:t xml:space="preserve">Avaliar a </w:t>
+      </w:r>
+      <w:r>
+        <w:rPr>
+          <w:rStyle w:val="notion-enable-hover"/>
+        </w:rPr>
+        <w:t>performance computacional</w:t>
+      </w:r>
+      <w:r>
+        <w:t xml:space="preserve"> do algoritmo</w:t>
+      </w:r>
+      <w:r>
+        <w:t xml:space="preserve">, Modelo de Predição – CART </w:t>
+      </w:r>
+      <w:r>
+        <w:t>e</w:t>
+      </w:r>
+      <w:r>
+        <w:t xml:space="preserve"> Random Forest,</w:t>
+      </w:r>
+      <w:r>
+        <w:t xml:space="preserve"> em diferentes ambientes de execução.</w:t>
+      </w:r>
+    </w:p>
+    <w:p>
+      <w:pPr>
+        <w:pStyle w:val="CorpodoTexto"/>
+        <w:numPr>
+          <w:ilvl w:val="0"/>
+          <w:numId w:val="3"/>
+        </w:numPr>
+      </w:pPr>
+      <w:r>
+        <w:t>Discutir os resultados obtidos quanto à efetividade dos modelos e à viabilidade de execução em diferentes ambientes computacionais.</w:t>
+      </w:r>
+    </w:p>
+    <w:p>
+      <w:pPr>
+        <w:pStyle w:val="CorpodoTexto"/>
+      </w:pPr>
+    </w:p>
+    <w:p>
+      <w:pPr>
+        <w:pStyle w:val="Ttulo2"/>
+      </w:pPr>
+      <w:bookmarkStart w:id="8" w:name="_Toc203572597"/>
+      <w:r>
+        <w:t>Organização do Trabalho</w:t>
+      </w:r>
+      <w:bookmarkEnd w:id="8"/>
+    </w:p>
+    <w:p>
+      <w:pPr>
+        <w:rPr>
+          <w:lang w:val="en-US"/>
+        </w:rPr>
+      </w:pPr>
+    </w:p>
+    <w:p>
+      <w:r>
+        <w:rPr>
+          <w:rFonts w:eastAsia="Times New Roman" w:cs="Times New Roman"/>
+          <w:szCs w:val="24"/>
+          <w:highlight w:val="lightGray"/>
+          <w:lang w:eastAsia="pt-BR"/>
+        </w:rPr>
+        <w:t xml:space="preserve">Este Trabalho de Conclusão de Curso está estruturado em sete capítulos. O Capítulo 1, Introdução, apresenta o contexto da pesquisa, destacando a importância do uso de técnicas de ciência de dados na área da saúde, especialmente no enfrentamento da Síndrome Respiratória Aguda Grave (SRAG). Também define o problema de pesquisa, os objetivos geral e específicos, e a justificativa do estudo. O Capítulo 2, Revisão Bibliográfica, aborda os fundamentos teóricos relacionados à SRAG, ao processo de descoberta de conhecimento em bases de dados (KDD), às etapas de pré-processamento, às técnicas de análise de dados e aos principais algoritmos de aprendizado de máquina aplicados à predição de desfechos clínicos. O Capítulo 3, Metodologia, descreve os dados utilizados, o processo de pré-processamento, as ferramentas adotadas para a </w:t>
+      </w:r>
+      <w:r>
+        <w:rPr>
+          <w:rFonts w:eastAsia="Times New Roman" w:cs="Times New Roman"/>
+          <w:szCs w:val="24"/>
+          <w:highlight w:val="lightGray"/>
+          <w:lang w:eastAsia="pt-BR"/>
+        </w:rPr>
         <w:lastRenderedPageBreak/>
-        <w:t>Identificar os algoritmos de aprendizado de máquina mais adequados para a análise preditiva dos desfechos clínicos da Síndrome Respiratória Aguda Grave.</w:t>
-      </w:r>
-    </w:p>
+        <w:t>análise e implementação dos modelos, os ambientes computacionais utilizados para a execução dos algoritmos e os critérios adotados para avaliação de desempenho preditivo e computacional. O Capítulo 4, Resultados, apresenta os resultados obtidos na aplicação do algoritmo desenvolvido (real_collab) em diferentes ambientes computacionais, bem como a comparação entre os modelos de aprendizado de máquina CART e Random Forest, com base nas métricas de avaliação preditiva e no tempo de execução. O Capítulo 5, Discussão, analisa os resultados obtidos, destacando os principais achados, interpretando as diferenças de desempenho entre os algoritmos e discutindo as variáveis mais relevantes para a predição dos desfechos clínicos. O Capítulo 6, Conclusão, resume os principais resultados do estudo, responde ao problema de pesquisa, apresenta as limitações encontradas e propõe sugestões para trabalhos futuros. Por fim, o Capítulo 7, Referências Bibliográficas, apresenta todas as fontes utilizadas para fundamentar teoricamente o trabalho, conforme as normas da ABNT.</w:t>
+      </w:r>
+    </w:p>
+    <w:p/>
     <w:p>
       <w:pPr>
         <w:pStyle w:val="CorpodoTexto"/>
       </w:pPr>
-    </w:p>
-    <w:p>
-      <w:pPr>
-        <w:pStyle w:val="Ttulo2"/>
-      </w:pPr>
-      <w:bookmarkStart w:id="8" w:name="_Toc203566798"/>
-      <w:proofErr w:type="spellStart"/>
-      <w:r>
-        <w:t>Organização</w:t>
-      </w:r>
-      <w:proofErr w:type="spellEnd"/>
-      <w:r>
-        <w:t xml:space="preserve"> do </w:t>
-      </w:r>
-      <w:proofErr w:type="spellStart"/>
-      <w:r>
-        <w:t>Trabalho</w:t>
-      </w:r>
-      <w:bookmarkEnd w:id="8"/>
-      <w:proofErr w:type="spellEnd"/>
-    </w:p>
-    <w:p>
-      <w:pPr>
-        <w:rPr>
-          <w:lang w:val="en-US"/>
-        </w:rPr>
-      </w:pPr>
-    </w:p>
-    <w:p>
-      <w:r>
-        <w:rPr>
-          <w:highlight w:val="lightGray"/>
-        </w:rPr>
-        <w:t>Estrutura do trabalho (</w:t>
-      </w:r>
-      <w:proofErr w:type="spellStart"/>
-      <w:r>
-        <w:rPr>
-          <w:highlight w:val="lightGray"/>
-        </w:rPr>
-        <w:t>ex</w:t>
-      </w:r>
-      <w:proofErr w:type="spellEnd"/>
-      <w:r>
-        <w:rPr>
-          <w:highlight w:val="lightGray"/>
-        </w:rPr>
-        <w:t>: “Este trabalho está organizado da seguinte forma…”).</w:t>
-      </w:r>
-    </w:p>
-    <w:p>
-      <w:pPr>
-        <w:pStyle w:val="CorpodoTexto"/>
-      </w:pPr>
-    </w:p>
-    <w:p/>
-    <w:p/>
-    <w:p>
-      <w:pPr>
-        <w:pStyle w:val="CorpodoTexto"/>
-      </w:pPr>
       <w:r>
         <w:br w:type="page"/>
       </w:r>
@@ -7831,7 +7673,7 @@
       <w:pPr>
         <w:pStyle w:val="Ttulo1"/>
       </w:pPr>
-      <w:bookmarkStart w:id="9" w:name="_Toc203566799"/>
+      <w:bookmarkStart w:id="9" w:name="_Toc203572598"/>
       <w:r>
         <w:lastRenderedPageBreak/>
         <w:t>REVISÃO BIBLIOGRÁFICA</w:t>
@@ -7846,135 +7688,59 @@
         </w:rPr>
       </w:pPr>
       <w:bookmarkStart w:id="10" w:name="_Toc203431569"/>
-      <w:bookmarkStart w:id="11" w:name="_Toc16233499"/>
-      <w:bookmarkStart w:id="12" w:name="_Toc203566800"/>
+      <w:bookmarkStart w:id="11" w:name="_Toc203572599"/>
+      <w:bookmarkStart w:id="12" w:name="_Toc16233499"/>
       <w:r>
         <w:rPr>
           <w:lang w:val="pt-BR"/>
         </w:rPr>
-        <w:t>SRAG (</w:t>
-      </w:r>
-      <w:proofErr w:type="spellStart"/>
-      <w:r>
-        <w:rPr>
-          <w:lang w:val="pt-BR"/>
-        </w:rPr>
-        <w:t>Sindrome</w:t>
-      </w:r>
-      <w:proofErr w:type="spellEnd"/>
-      <w:r>
-        <w:rPr>
-          <w:lang w:val="pt-BR"/>
-        </w:rPr>
+        <w:t>SRAG (Sindrome Respiratoria Aguda Grave)</w:t>
+      </w:r>
+      <w:bookmarkEnd w:id="10"/>
+      <w:bookmarkEnd w:id="11"/>
+    </w:p>
+    <w:p>
+      <w:pPr>
+        <w:ind w:firstLine="431"/>
+      </w:pPr>
+      <w:r>
+        <w:t>A Síndrome Respiratória Aguda Grave (SRAG) é uma infecção respiratória severa caracterizada por sintomas como tosse, febre, desconforto respiratório, pressão ou dor persistente no tórax</w:t>
+      </w:r>
+      <w:r>
+        <w:t>, dispneia e baixa saturação de oxigênio (menor que 95% em ar ambiente). Sua etiologia</w:t>
+      </w:r>
+      <w:r>
+        <w:rPr>
+          <w:rStyle w:val="Refdenotaderodap"/>
+        </w:rPr>
+        <w:footnoteReference w:id="4"/>
+      </w:r>
+      <w:r>
+        <w:t xml:space="preserve"> está</w:t>
+      </w:r>
+      <w:r>
+        <w:t xml:space="preserve"> relacionada a diversos agentes infecciosos, como por exemplo: vírus, Influenza, SARS-CoV-2 e Vírus Sincicial Respiratório (Belini, Ataide e Lochter, 2024). </w:t>
+      </w:r>
+    </w:p>
+    <w:p/>
+    <w:p>
+      <w:r>
+        <w:t xml:space="preserve">A SRAG pode abranger casos de Síndrome Gripal (SG) que quando evoluídos podem levar a pessoa a hospitalização, na maioria dos casos, comprometendo o sistema respiratório. Quando um paciente apresenta sinais da SG junto com sinais mais graves como dispneia, desconforto respiratório, saturação de oxigênio inferior a 95% é notificada no </w:t>
+      </w:r>
+      <w:r>
+        <w:t>SIVEP-Gripe</w:t>
+      </w:r>
+      <w:r>
         <w:t xml:space="preserve"> </w:t>
       </w:r>
-      <w:proofErr w:type="spellStart"/>
-      <w:r>
-        <w:rPr>
-          <w:lang w:val="pt-BR"/>
-        </w:rPr>
-        <w:t>Respiratoria</w:t>
-      </w:r>
-      <w:proofErr w:type="spellEnd"/>
-      <w:r>
-        <w:rPr>
-          <w:lang w:val="pt-BR"/>
-        </w:rPr>
-        <w:t xml:space="preserve"> Aguda Grave)</w:t>
-      </w:r>
-      <w:bookmarkEnd w:id="10"/>
-      <w:bookmarkEnd w:id="12"/>
-    </w:p>
-    <w:p>
-      <w:pPr>
-        <w:ind w:firstLine="431"/>
-      </w:pPr>
-      <w:r>
-        <w:t>A Síndrome Respiratória Aguda Grave (SRAG) é uma infecção respiratória severa caracterizada por sintomas como tosse, febre, desconforto respiratório, pressão ou dor persistente no tórax</w:t>
-      </w:r>
-      <w:r>
-        <w:t>, dispneia e baixa saturação de oxigênio (menor que 95% em ar ambiente). Sua etiologia</w:t>
-      </w:r>
       <w:r>
         <w:rPr>
           <w:rStyle w:val="Refdenotaderodap"/>
         </w:rPr>
-        <w:footnoteReference w:id="4"/>
-      </w:r>
-      <w:r>
-        <w:t xml:space="preserve"> está</w:t>
-      </w:r>
-      <w:r>
-        <w:t xml:space="preserve"> relacionada a diversos agentes infecciosos, como por exemplo: vírus, Influenza, SARS-CoV-2 e Vírus Sincicial Respiratório (</w:t>
-      </w:r>
-      <w:proofErr w:type="spellStart"/>
-      <w:r>
-        <w:t>Belini</w:t>
-      </w:r>
-      <w:proofErr w:type="spellEnd"/>
-      <w:r>
-        <w:t xml:space="preserve">, </w:t>
-      </w:r>
-      <w:proofErr w:type="spellStart"/>
-      <w:r>
-        <w:t>Ataide</w:t>
-      </w:r>
-      <w:proofErr w:type="spellEnd"/>
-      <w:r>
-        <w:t xml:space="preserve"> e </w:t>
-      </w:r>
-      <w:proofErr w:type="spellStart"/>
-      <w:r>
-        <w:t>Lochter</w:t>
-      </w:r>
-      <w:proofErr w:type="spellEnd"/>
-      <w:r>
-        <w:t xml:space="preserve">, 2024). </w:t>
-      </w:r>
-    </w:p>
-    <w:p/>
-    <w:p>
-      <w:r>
-        <w:t xml:space="preserve">A SRAG pode abranger casos de Síndrome Gripal (SG) que quando evoluídos podem levar a pessoa a hospitalização, na maioria dos casos, comprometendo o sistema respiratório. Quando um paciente apresenta sinais da SG junto com sinais mais graves como dispneia, desconforto respiratório, saturação de oxigênio inferior a 95% é notificada no </w:t>
-      </w:r>
-      <w:r>
-        <w:t>SIVEP-Gripe</w:t>
-      </w:r>
-      <w:r>
-        <w:t xml:space="preserve"> </w:t>
-      </w:r>
-      <w:r>
-        <w:rPr>
-          <w:rStyle w:val="Refdenotaderodap"/>
-        </w:rPr>
         <w:footnoteReference w:id="5"/>
       </w:r>
       <w:r>
-        <w:t>(</w:t>
-      </w:r>
-      <w:proofErr w:type="spellStart"/>
-      <w:r>
-        <w:t>Belini</w:t>
-      </w:r>
-      <w:proofErr w:type="spellEnd"/>
-      <w:r>
-        <w:t xml:space="preserve">, </w:t>
-      </w:r>
-      <w:proofErr w:type="spellStart"/>
-      <w:r>
-        <w:t>Ataide</w:t>
-      </w:r>
-      <w:proofErr w:type="spellEnd"/>
-      <w:r>
-        <w:t xml:space="preserve"> e </w:t>
-      </w:r>
-      <w:proofErr w:type="spellStart"/>
-      <w:r>
-        <w:t>Lochter</w:t>
-      </w:r>
-      <w:proofErr w:type="spellEnd"/>
-      <w:r>
-        <w:t>, 2024).</w:t>
+        <w:t>(Belini, Ataide e Lochter, 2024).</w:t>
       </w:r>
     </w:p>
     <w:p/>
@@ -7995,7 +7761,7 @@
       <w:pPr>
         <w:pStyle w:val="Ttulo2"/>
       </w:pPr>
-      <w:bookmarkStart w:id="13" w:name="_Toc203566801"/>
+      <w:bookmarkStart w:id="13" w:name="_Toc203572600"/>
       <w:r>
         <w:t>Dados</w:t>
       </w:r>
@@ -8005,7 +7771,7 @@
       <w:pPr>
         <w:pStyle w:val="Ttulo3"/>
       </w:pPr>
-      <w:bookmarkStart w:id="14" w:name="_Toc203566802"/>
+      <w:bookmarkStart w:id="14" w:name="_Toc203572601"/>
       <w:r>
         <w:t>KDD</w:t>
       </w:r>
@@ -8019,33 +7785,69 @@
       <w:r>
         <w:t xml:space="preserve">A descoberta de conhecimento em banco de dados, mas também conhecido como KDD, </w:t>
       </w:r>
-      <w:proofErr w:type="spellStart"/>
       <w:r>
         <w:rPr>
           <w:i/>
           <w:iCs/>
         </w:rPr>
-        <w:t>Knowledge</w:t>
-      </w:r>
-      <w:proofErr w:type="spellEnd"/>
+        <w:t>Knowledge Discovery in Databases</w:t>
+      </w:r>
+      <w:r>
+        <w:t>, é um processo que permite a identificação de padrões, informações e conhecimentos através de etapas que são interdependentes. As etapas que serão utilizadas para auxiliar na interpretação do conjunto de dados são: seleção de dados, pré-processamento, a transformação de dados, mineração de dados, interpretação e avaliação dos resultados.</w:t>
+      </w:r>
+    </w:p>
+    <w:p>
+      <w:pPr>
+        <w:pStyle w:val="CorpodoTexto"/>
+        <w:ind w:firstLine="0"/>
+      </w:pPr>
+    </w:p>
+    <w:p>
+      <w:pPr>
+        <w:pStyle w:val="CorpodoTexto"/>
+        <w:ind w:firstLine="0"/>
+      </w:pPr>
+      <w:r>
+        <w:t xml:space="preserve">Esse processo inicia-se com na etapa de seleção dos dados, onde informações relevantes são extraídas de bases públicas, como a que será utilizada será a do DataSUS. Na segunda etapa é </w:t>
+      </w:r>
+      <w:r>
+        <w:lastRenderedPageBreak/>
+        <w:t>realizado o pré-processamento de dados garantindo sempre a qualidade do conjunto de dados, nela ocorre a normalização, limpeza e tratamento de valores nulos, duplicados, ausentes e irrelevantes (Júnior, 2024).</w:t>
+      </w:r>
+    </w:p>
+    <w:p>
+      <w:pPr>
+        <w:pStyle w:val="CorpodoTexto"/>
+        <w:ind w:firstLine="0"/>
+      </w:pPr>
+    </w:p>
+    <w:p>
+      <w:pPr>
+        <w:pStyle w:val="CorpodoTexto"/>
+        <w:ind w:firstLine="0"/>
+      </w:pPr>
+      <w:r>
+        <w:t xml:space="preserve">A próxima fase envolve a transformação dos dados, onde são aplicadas técnicas como, por exemplo, engenharia de atributos para destacar variáveis importantes para a modelagem. Em seguida, ocorre a mineração de dados, etapa onde algoritmos de aprendizado de máquina são utilizados para prever desfechos clínicos e identificar padrões. Modelos como Regressão Logística, </w:t>
+      </w:r>
       <w:r>
         <w:rPr>
           <w:i/>
           <w:iCs/>
         </w:rPr>
-        <w:t xml:space="preserve"> Discovery in </w:t>
-      </w:r>
-      <w:proofErr w:type="spellStart"/>
+        <w:t>Decision Tree</w:t>
+      </w:r>
+      <w:r>
+        <w:t xml:space="preserve"> e </w:t>
+      </w:r>
       <w:r>
         <w:rPr>
           <w:i/>
           <w:iCs/>
         </w:rPr>
-        <w:t>Databases</w:t>
-      </w:r>
-      <w:proofErr w:type="spellEnd"/>
-      <w:r>
-        <w:t>, é um processo que permite a identificação de padrões, informações e conhecimentos através de etapas que são interdependentes. As etapas que serão utilizadas para auxiliar na interpretação do conjunto de dados são: seleção de dados, pré-processamento, a transformação de dados, mineração de dados, interpretação e avaliação dos resultados.</w:t>
+        <w:t>Random Forest</w:t>
+      </w:r>
+      <w:r>
+        <w:t xml:space="preserve"> são amplamente utilizados nesse contexto, apresentando um alto desempenho na predição de mortalidade em pacientes com SRAG (Silva e Silva Neto, 2022).</w:t>
       </w:r>
     </w:p>
     <w:p>
@@ -8058,144 +7860,39 @@
       <w:pPr>
         <w:pStyle w:val="CorpodoTexto"/>
         <w:ind w:firstLine="0"/>
-      </w:pPr>
-      <w:r>
-        <w:t xml:space="preserve">Esse processo inicia-se com na etapa de seleção dos dados, onde informações relevantes são extraídas de bases públicas, como a que será utilizada será a do DataSUS. Na segunda etapa é </w:t>
-      </w:r>
-      <w:r>
-        <w:lastRenderedPageBreak/>
-        <w:t>realizado o pré-processamento de dados garantindo sempre a qualidade do conjunto de dados, nela ocorre a normalização, limpeza e tratamento de valores nulos, duplicados, ausentes e irrelevantes (Júnior, 2024).</w:t>
-      </w:r>
-    </w:p>
-    <w:p>
-      <w:pPr>
-        <w:pStyle w:val="CorpodoTexto"/>
-        <w:ind w:firstLine="0"/>
-      </w:pPr>
-    </w:p>
-    <w:p>
-      <w:pPr>
-        <w:pStyle w:val="CorpodoTexto"/>
-        <w:ind w:firstLine="0"/>
-      </w:pPr>
-      <w:r>
-        <w:t xml:space="preserve">A próxima fase envolve a transformação dos dados, onde são aplicadas técnicas como, por exemplo, engenharia de atributos para destacar variáveis importantes para a modelagem. Em seguida, ocorre a mineração de dados, etapa onde algoritmos de aprendizado de máquina são utilizados para prever desfechos clínicos e identificar padrões. Modelos como Regressão Logística, </w:t>
-      </w:r>
-      <w:proofErr w:type="spellStart"/>
+        <w:rPr>
+          <w:sz w:val="20"/>
+          <w:szCs w:val="20"/>
+        </w:rPr>
+      </w:pPr>
+      <w:r>
+        <w:t xml:space="preserve">Na última etapa ocorre a interpretação e avaliação dos resultados através da utilização de métricas, como por exemplo </w:t>
+      </w:r>
+      <w:r>
+        <w:t xml:space="preserve">acurácia, precisão, </w:t>
+      </w:r>
       <w:r>
         <w:rPr>
           <w:i/>
           <w:iCs/>
         </w:rPr>
-        <w:t>Decision</w:t>
-      </w:r>
-      <w:proofErr w:type="spellEnd"/>
+        <w:t>recall</w:t>
+      </w:r>
+      <w:r>
+        <w:t xml:space="preserve"> e AUC-ROC</w:t>
+      </w:r>
+      <w:r>
+        <w:t xml:space="preserve"> para validar a eficácia dos modelos. A análise desses resultados possibilita a extração de </w:t>
+      </w:r>
       <w:r>
         <w:rPr>
           <w:i/>
           <w:iCs/>
         </w:rPr>
-        <w:t xml:space="preserve"> </w:t>
-      </w:r>
-      <w:proofErr w:type="spellStart"/>
-      <w:r>
-        <w:rPr>
-          <w:i/>
-          <w:iCs/>
-        </w:rPr>
-        <w:t>Tree</w:t>
-      </w:r>
-      <w:proofErr w:type="spellEnd"/>
-      <w:r>
-        <w:t xml:space="preserve"> e </w:t>
-      </w:r>
-      <w:proofErr w:type="spellStart"/>
-      <w:r>
-        <w:rPr>
-          <w:i/>
-          <w:iCs/>
-        </w:rPr>
-        <w:t>Random</w:t>
-      </w:r>
-      <w:proofErr w:type="spellEnd"/>
-      <w:r>
-        <w:rPr>
-          <w:i/>
-          <w:iCs/>
-        </w:rPr>
-        <w:t xml:space="preserve"> Forest</w:t>
-      </w:r>
-      <w:r>
-        <w:t xml:space="preserve"> são amplamente utilizados nesse contexto, apresentando um alto desempenho na predição de mortalidade em pacientes com SRAG (Silva e Silva Neto, 2022).</w:t>
-      </w:r>
-    </w:p>
-    <w:p>
-      <w:pPr>
-        <w:pStyle w:val="CorpodoTexto"/>
-        <w:ind w:firstLine="0"/>
-      </w:pPr>
-    </w:p>
-    <w:p>
-      <w:pPr>
-        <w:pStyle w:val="CorpodoTexto"/>
-        <w:ind w:firstLine="0"/>
-        <w:rPr>
-          <w:sz w:val="20"/>
-          <w:szCs w:val="20"/>
-        </w:rPr>
-      </w:pPr>
-      <w:r>
-        <w:t xml:space="preserve">Na última etapa ocorre a interpretação e avaliação dos resultados através da utilização de métricas, como por exemplo </w:t>
-      </w:r>
-      <w:r>
-        <w:t xml:space="preserve">acurácia, precisão, </w:t>
-      </w:r>
-      <w:r>
-        <w:rPr>
-          <w:i/>
-          <w:iCs/>
-        </w:rPr>
-        <w:t>recall</w:t>
-      </w:r>
-      <w:r>
-        <w:t xml:space="preserve"> e AUC-ROC</w:t>
-      </w:r>
-      <w:r>
-        <w:t xml:space="preserve"> para validar a eficácia dos modelos. A análise desses resultados possibilita a extração de </w:t>
-      </w:r>
-      <w:r>
-        <w:rPr>
-          <w:i/>
-          <w:iCs/>
-        </w:rPr>
         <w:t>insights</w:t>
       </w:r>
       <w:r>
-        <w:t xml:space="preserve"> clínicos valiosos, contribuindo para a tomada de decisão na gestão hospitalar e saúde pública (</w:t>
-      </w:r>
-      <w:proofErr w:type="spellStart"/>
-      <w:r>
-        <w:t>Belini</w:t>
-      </w:r>
-      <w:proofErr w:type="spellEnd"/>
-      <w:r>
-        <w:t xml:space="preserve">, </w:t>
-      </w:r>
-      <w:proofErr w:type="spellStart"/>
-      <w:r>
-        <w:t>Ataide</w:t>
-      </w:r>
-      <w:proofErr w:type="spellEnd"/>
-      <w:r>
-        <w:t xml:space="preserve"> e </w:t>
-      </w:r>
-      <w:proofErr w:type="spellStart"/>
-      <w:r>
-        <w:t>Lochter</w:t>
-      </w:r>
-      <w:proofErr w:type="spellEnd"/>
-      <w:r>
-        <w:t>, 2024).</w:t>
+        <w:t xml:space="preserve"> clínicos valiosos, contribuindo para a tomada de decisão na gestão hospitalar e saúde pública (Belini, Ataide e Lochter, 2024).</w:t>
       </w:r>
     </w:p>
     <w:p>
@@ -8319,16 +8016,11 @@
       <w:pPr>
         <w:pStyle w:val="Ttulo3"/>
       </w:pPr>
-      <w:bookmarkStart w:id="15" w:name="_Toc203566803"/>
-      <w:r>
-        <w:t xml:space="preserve">Dados </w:t>
-      </w:r>
-      <w:proofErr w:type="spellStart"/>
-      <w:r>
-        <w:t>Abertos</w:t>
+      <w:bookmarkStart w:id="15" w:name="_Toc203572602"/>
+      <w:r>
+        <w:t>Dados Abertos</w:t>
       </w:r>
       <w:bookmarkEnd w:id="15"/>
-      <w:proofErr w:type="spellEnd"/>
     </w:p>
     <w:p>
       <w:r>
@@ -8375,7 +8067,7 @@
           <w:lang w:val="pt-BR"/>
         </w:rPr>
       </w:pPr>
-      <w:bookmarkStart w:id="16" w:name="_Toc203566804"/>
+      <w:bookmarkStart w:id="16" w:name="_Toc203572603"/>
       <w:commentRangeStart w:id="17"/>
       <w:r>
         <w:rPr>
@@ -8398,15 +8090,7 @@
         <w:ind w:firstLine="0"/>
       </w:pPr>
       <w:r>
-        <w:t>Através da Secretaria de Vigilância em Saúde (SVS), o Ministério da Saúde (MS) faz a vigilância da SRAG no Brasil desde a pandemia de Influenza A(H1N</w:t>
-      </w:r>
-      <w:proofErr w:type="gramStart"/>
-      <w:r>
-        <w:t>1)pdm</w:t>
-      </w:r>
-      <w:proofErr w:type="gramEnd"/>
-      <w:r>
-        <w:t>09. A partir disso, a vigilância de SRAG foi incorporada à rede de vigilância de Influenza e outros vírus respiratórios, que anteriormente atuava exclusivamente com a vigilância sentinela de Síndrome Gripal (SG) (MINISTÉRIO DA SAÚDE, 2025).</w:t>
+        <w:t>Através da Secretaria de Vigilância em Saúde (SVS), o Ministério da Saúde (MS) faz a vigilância da SRAG no Brasil desde a pandemia de Influenza A(H1N1)pdm09. A partir disso, a vigilância de SRAG foi incorporada à rede de vigilância de Influenza e outros vírus respiratórios, que anteriormente atuava exclusivamente com a vigilância sentinela de Síndrome Gripal (SG) (MINISTÉRIO DA SAÚDE, 2025).</w:t>
       </w:r>
     </w:p>
     <w:p>
@@ -8436,24 +8120,11 @@
       <w:pPr>
         <w:pStyle w:val="Ttulo2"/>
       </w:pPr>
-      <w:bookmarkStart w:id="18" w:name="_Toc203566805"/>
+      <w:bookmarkStart w:id="18" w:name="_Toc203572604"/>
       <w:commentRangeStart w:id="19"/>
       <w:commentRangeStart w:id="20"/>
-      <w:proofErr w:type="spellStart"/>
-      <w:r>
-        <w:t>Pré</w:t>
-      </w:r>
-      <w:proofErr w:type="spellEnd"/>
-      <w:r>
-        <w:t xml:space="preserve"> </w:t>
-      </w:r>
-      <w:proofErr w:type="spellStart"/>
-      <w:r>
-        <w:t>processamento</w:t>
-      </w:r>
-      <w:proofErr w:type="spellEnd"/>
-      <w:r>
-        <w:t xml:space="preserve"> de dados</w:t>
+      <w:r>
+        <w:t>Pré processamento de dados</w:t>
       </w:r>
       <w:commentRangeEnd w:id="19"/>
       <w:r>
@@ -8530,48 +8201,15 @@
         <w:ind w:firstLine="0"/>
       </w:pPr>
       <w:r>
-        <w:t>Na etapa de normalização de variáveis é onde ocorre a padronização para que fiquem dentro de uma mesma escala, evitando que atributos com valores numéricos altos influenciem desproporcionalmente os modelos preditivos (</w:t>
-      </w:r>
-      <w:proofErr w:type="spellStart"/>
-      <w:r>
-        <w:t>Belini</w:t>
-      </w:r>
-      <w:proofErr w:type="spellEnd"/>
-      <w:r>
-        <w:t xml:space="preserve">, </w:t>
-      </w:r>
-      <w:proofErr w:type="spellStart"/>
-      <w:r>
-        <w:t>Ataide</w:t>
-      </w:r>
-      <w:proofErr w:type="spellEnd"/>
-      <w:r>
-        <w:t xml:space="preserve"> e </w:t>
-      </w:r>
-      <w:proofErr w:type="spellStart"/>
-      <w:r>
-        <w:t>Lochter</w:t>
-      </w:r>
-      <w:proofErr w:type="spellEnd"/>
-      <w:r>
-        <w:t xml:space="preserve">, 2024). Como por exemplo a normalização </w:t>
+        <w:t xml:space="preserve">Na etapa de normalização de variáveis é onde ocorre a padronização para que fiquem dentro de uma mesma escala, evitando que atributos com valores numéricos altos influenciem desproporcionalmente os modelos preditivos (Belini, Ataide e Lochter, 2024). Como por exemplo a normalização </w:t>
       </w:r>
       <w:r>
         <w:rPr>
           <w:i/>
           <w:iCs/>
         </w:rPr>
-        <w:t>min-</w:t>
-      </w:r>
-      <w:proofErr w:type="spellStart"/>
-      <w:r>
-        <w:rPr>
-          <w:i/>
-          <w:iCs/>
-        </w:rPr>
-        <w:t>max</w:t>
-      </w:r>
-      <w:proofErr w:type="spellEnd"/>
+        <w:t>min-max</w:t>
+      </w:r>
       <w:r>
         <w:t xml:space="preserve">, que transforma os valores de uma variável para uma escala específica, geralmente entre 0 e 1), o que facilita a comparação entre as variáveis de diferentes magnitudes; pode ser utilizada na idade dos pacientes, </w:t>
       </w:r>
@@ -8752,27 +8390,14 @@
             <w:r>
               <w:t>(</w:t>
             </w:r>
-            <w:r>
-              <w:fldChar w:fldCharType="begin"/>
-            </w:r>
-            <w:r>
-              <w:instrText xml:space="preserve"> SEQ Eqn \* MERGEFORMAT </w:instrText>
-            </w:r>
-            <w:r>
-              <w:fldChar w:fldCharType="separate"/>
-            </w:r>
-            <w:r>
-              <w:rPr>
-                <w:noProof/>
-              </w:rPr>
-              <w:t>1</w:t>
-            </w:r>
-            <w:r>
-              <w:rPr>
-                <w:noProof/>
-              </w:rPr>
-              <w:fldChar w:fldCharType="end"/>
-            </w:r>
+            <w:fldSimple w:instr=" SEQ Eqn \* MERGEFORMAT ">
+              <w:r>
+                <w:rPr>
+                  <w:noProof/>
+                </w:rPr>
+                <w:t>1</w:t>
+              </w:r>
+            </w:fldSimple>
             <w:r>
               <w:t>)</w:t>
             </w:r>
@@ -8812,23 +8437,26 @@
       <w:r>
         <w:t xml:space="preserve">O desbalanceamento de classes ocorre quando há uma disparidade significativa entre as categorias de um conjunto de dados, com a utilização de técnicas como </w:t>
       </w:r>
-      <w:proofErr w:type="spellStart"/>
       <w:r>
         <w:rPr>
           <w:i/>
           <w:iCs/>
         </w:rPr>
-        <w:t>Random</w:t>
-      </w:r>
-      <w:proofErr w:type="spellEnd"/>
+        <w:t xml:space="preserve">Random UnderSampling </w:t>
+      </w:r>
+      <w:r>
+        <w:t>e SMOTE (</w:t>
+      </w:r>
       <w:r>
         <w:rPr>
           <w:i/>
           <w:iCs/>
         </w:rPr>
-        <w:t xml:space="preserve"> </w:t>
-      </w:r>
-      <w:proofErr w:type="spellStart"/>
+        <w:t>Synthetic Minority Over-sampling Technique</w:t>
+      </w:r>
+      <w:r>
+        <w:t xml:space="preserve">) pode-se corrigir esse problema. O </w:t>
+      </w:r>
       <w:r>
         <w:rPr>
           <w:i/>
@@ -8836,255 +8464,142 @@
         </w:rPr>
         <w:t>UnderSampling</w:t>
       </w:r>
-      <w:proofErr w:type="spellEnd"/>
+      <w:r>
+        <w:t xml:space="preserve"> reduz a quantidade de dados, mas ainda mantém a qualidade, enquanto o SMOTE pode gerar dados sintéticos que não representam a realidade, proporcionando um melhor equilíbrio na aprendizagem do modelo (Júnior, 2024).</w:t>
+      </w:r>
+    </w:p>
+    <w:p>
+      <w:pPr>
+        <w:rPr>
+          <w:b/>
+          <w:bCs/>
+        </w:rPr>
+      </w:pPr>
+    </w:p>
+    <w:p>
+      <w:pPr>
+        <w:spacing w:after="200" w:line="276" w:lineRule="auto"/>
+        <w:jc w:val="left"/>
+        <w:rPr>
+          <w:rFonts w:cs="Times New Roman"/>
+          <w:b/>
+        </w:rPr>
+      </w:pPr>
+      <w:r>
+        <w:br w:type="page"/>
+      </w:r>
+    </w:p>
+    <w:p>
+      <w:pPr>
+        <w:pStyle w:val="Ttulo2"/>
+      </w:pPr>
+      <w:bookmarkStart w:id="21" w:name="_Toc203572605"/>
+      <w:r>
+        <w:lastRenderedPageBreak/>
+        <w:t>Analise de Dados</w:t>
+      </w:r>
+      <w:bookmarkEnd w:id="21"/>
+    </w:p>
+    <w:p>
+      <w:pPr>
+        <w:pStyle w:val="CorpodoTexto"/>
+        <w:ind w:firstLine="0"/>
+      </w:pPr>
+      <w:r>
+        <w:t xml:space="preserve">A análise de dados é um processo que possui como principal objetivo transformar informações e números em insights que auxiliam na otimização e descoberta de conhecimento para tomada de decisões mais assertivas. Métodos como o aprendizado de máquina e mineração de dados são amplamente utilizados para identificar padrões ocultos e </w:t>
+      </w:r>
+      <w:r>
+        <w:t>gerar</w:t>
+      </w:r>
       <w:r>
         <w:rPr>
           <w:i/>
           <w:iCs/>
         </w:rPr>
-        <w:t xml:space="preserve"> </w:t>
-      </w:r>
-      <w:r>
-        <w:t>e SMOTE (</w:t>
-      </w:r>
-      <w:proofErr w:type="spellStart"/>
+        <w:t xml:space="preserve"> insights</w:t>
+      </w:r>
+      <w:r>
+        <w:t xml:space="preserve"> estratégicos a partir de grandes volumes de informação. </w:t>
+      </w:r>
+    </w:p>
+    <w:p>
+      <w:pPr>
+        <w:pStyle w:val="CorpodoTexto"/>
+        <w:ind w:firstLine="0"/>
+      </w:pPr>
+    </w:p>
+    <w:p>
+      <w:pPr>
+        <w:pStyle w:val="CorpodoTexto"/>
+        <w:ind w:firstLine="0"/>
+      </w:pPr>
+      <w:r>
+        <w:t>Na área da saúde, a análise de dados tem se tornado um campo fundamental para o monitoramento e tomada de decisões clínicas e epidemiológicas. O uso de dados estruturados permite a criação de modelos, como por exemplo modelos preditivos capazes de identificar padrões em grandes volumes de informações, auxiliando na prevenção e controle de doenças (Belini, Ataide e Lochter, 2024).</w:t>
+      </w:r>
+    </w:p>
+    <w:p>
+      <w:pPr>
+        <w:rPr>
+          <w:b/>
+          <w:bCs/>
+        </w:rPr>
+      </w:pPr>
+    </w:p>
+    <w:p>
+      <w:pPr>
+        <w:pStyle w:val="Ttulo2"/>
+      </w:pPr>
+      <w:bookmarkStart w:id="22" w:name="_Toc203572606"/>
+      <w:r>
+        <w:t>Técnicas de An</w:t>
+      </w:r>
+      <w:r>
+        <w:t>á</w:t>
+      </w:r>
+      <w:r>
+        <w:t>lise</w:t>
+      </w:r>
+      <w:bookmarkEnd w:id="22"/>
+    </w:p>
+    <w:p>
+      <w:pPr>
+        <w:pStyle w:val="CorpodoTexto"/>
+        <w:ind w:firstLine="0"/>
+      </w:pPr>
+      <w:r>
+        <w:t>A análise de dados envolve muitas abordagens que permitem extrair informações relevantes de grandes volumes de dados. Técnicas estatísticas e de aprendizado de máquina desempenham um papel fundamental nesse processo, pois possibilitam a construção de modelos e identificação de padrões diferentes aplicações, desde classificação e previsão até agrupamento e detecção de anomalias (Sena, 2021).</w:t>
+      </w:r>
+    </w:p>
+    <w:p>
+      <w:pPr>
+        <w:rPr>
+          <w:b/>
+          <w:bCs/>
+        </w:rPr>
+      </w:pPr>
+    </w:p>
+    <w:p>
+      <w:pPr>
+        <w:pStyle w:val="Ttulo2"/>
+      </w:pPr>
+      <w:bookmarkStart w:id="23" w:name="_Toc203431570"/>
+      <w:bookmarkStart w:id="24" w:name="_Toc203572607"/>
+      <w:r>
+        <w:t>Algoritmos</w:t>
+      </w:r>
+      <w:bookmarkEnd w:id="23"/>
+      <w:bookmarkEnd w:id="24"/>
+    </w:p>
+    <w:p>
+      <w:r>
+        <w:t xml:space="preserve">Existem diversas técnicas de Análise de Dados que utilizam diferentes algoritmos, como por exemplo a análise estatística, mineração de dados, Aprendizado de Máquina, redes neurais e </w:t>
+      </w:r>
       <w:r>
         <w:rPr>
           <w:i/>
           <w:iCs/>
         </w:rPr>
-        <w:t>Synthetic</w:t>
-      </w:r>
-      <w:proofErr w:type="spellEnd"/>
-      <w:r>
-        <w:rPr>
-          <w:i/>
-          <w:iCs/>
-        </w:rPr>
-        <w:t xml:space="preserve"> </w:t>
-      </w:r>
-      <w:proofErr w:type="spellStart"/>
-      <w:r>
-        <w:rPr>
-          <w:i/>
-          <w:iCs/>
-        </w:rPr>
-        <w:t>Minority</w:t>
-      </w:r>
-      <w:proofErr w:type="spellEnd"/>
-      <w:r>
-        <w:rPr>
-          <w:i/>
-          <w:iCs/>
-        </w:rPr>
-        <w:t xml:space="preserve"> Over-</w:t>
-      </w:r>
-      <w:proofErr w:type="spellStart"/>
-      <w:r>
-        <w:rPr>
-          <w:i/>
-          <w:iCs/>
-        </w:rPr>
-        <w:t>sampling</w:t>
-      </w:r>
-      <w:proofErr w:type="spellEnd"/>
-      <w:r>
-        <w:rPr>
-          <w:i/>
-          <w:iCs/>
-        </w:rPr>
-        <w:t xml:space="preserve"> </w:t>
-      </w:r>
-      <w:proofErr w:type="spellStart"/>
-      <w:r>
-        <w:rPr>
-          <w:i/>
-          <w:iCs/>
-        </w:rPr>
-        <w:t>Technique</w:t>
-      </w:r>
-      <w:proofErr w:type="spellEnd"/>
-      <w:r>
-        <w:t xml:space="preserve">) pode-se corrigir esse problema. O </w:t>
-      </w:r>
-      <w:proofErr w:type="spellStart"/>
-      <w:r>
-        <w:rPr>
-          <w:i/>
-          <w:iCs/>
-        </w:rPr>
-        <w:t>UnderSampling</w:t>
-      </w:r>
-      <w:proofErr w:type="spellEnd"/>
-      <w:r>
-        <w:t xml:space="preserve"> reduz a quantidade de dados, mas ainda mantém a qualidade, enquanto o SMOTE pode gerar dados sintéticos que não representam a realidade, proporcionando um melhor equilíbrio na aprendizagem do modelo (Júnior, 2024).</w:t>
-      </w:r>
-    </w:p>
-    <w:p>
-      <w:pPr>
-        <w:rPr>
-          <w:b/>
-          <w:bCs/>
-        </w:rPr>
-      </w:pPr>
-    </w:p>
-    <w:p>
-      <w:pPr>
-        <w:spacing w:after="200" w:line="276" w:lineRule="auto"/>
-        <w:jc w:val="left"/>
-        <w:rPr>
-          <w:rFonts w:cs="Times New Roman"/>
-          <w:b/>
-        </w:rPr>
-      </w:pPr>
-      <w:r>
-        <w:br w:type="page"/>
-      </w:r>
-    </w:p>
-    <w:p>
-      <w:pPr>
-        <w:pStyle w:val="Ttulo2"/>
-      </w:pPr>
-      <w:bookmarkStart w:id="21" w:name="_Toc203566806"/>
-      <w:r>
-        <w:lastRenderedPageBreak/>
-        <w:t>Analise de Dados</w:t>
-      </w:r>
-      <w:bookmarkEnd w:id="21"/>
-    </w:p>
-    <w:p>
-      <w:pPr>
-        <w:pStyle w:val="CorpodoTexto"/>
-        <w:ind w:firstLine="0"/>
-      </w:pPr>
-      <w:r>
-        <w:t xml:space="preserve">A análise de dados é um processo que possui como principal objetivo transformar informações e números em insights que auxiliam na otimização e descoberta de conhecimento para tomada de decisões mais assertivas. Métodos como o aprendizado de máquina e mineração de dados são amplamente utilizados para identificar padrões ocultos e </w:t>
-      </w:r>
-      <w:r>
-        <w:t>gerar</w:t>
-      </w:r>
-      <w:r>
-        <w:rPr>
-          <w:i/>
-          <w:iCs/>
-        </w:rPr>
-        <w:t xml:space="preserve"> insights</w:t>
-      </w:r>
-      <w:r>
-        <w:t xml:space="preserve"> estratégicos a partir de grandes volumes de informação. </w:t>
-      </w:r>
-    </w:p>
-    <w:p>
-      <w:pPr>
-        <w:pStyle w:val="CorpodoTexto"/>
-        <w:ind w:firstLine="0"/>
-      </w:pPr>
-    </w:p>
-    <w:p>
-      <w:pPr>
-        <w:pStyle w:val="CorpodoTexto"/>
-        <w:ind w:firstLine="0"/>
-      </w:pPr>
-      <w:r>
-        <w:t>Na área da saúde, a análise de dados tem se tornado um campo fundamental para o monitoramento e tomada de decisões clínicas e epidemiológicas. O uso de dados estruturados permite a criação de modelos, como por exemplo modelos preditivos capazes de identificar padrões em grandes volumes de informações, auxiliando na prevenção e controle de doenças (</w:t>
-      </w:r>
-      <w:proofErr w:type="spellStart"/>
-      <w:r>
-        <w:t>Belini</w:t>
-      </w:r>
-      <w:proofErr w:type="spellEnd"/>
-      <w:r>
-        <w:t xml:space="preserve">, </w:t>
-      </w:r>
-      <w:proofErr w:type="spellStart"/>
-      <w:r>
-        <w:t>Ataide</w:t>
-      </w:r>
-      <w:proofErr w:type="spellEnd"/>
-      <w:r>
-        <w:t xml:space="preserve"> e </w:t>
-      </w:r>
-      <w:proofErr w:type="spellStart"/>
-      <w:r>
-        <w:t>Lochter</w:t>
-      </w:r>
-      <w:proofErr w:type="spellEnd"/>
-      <w:r>
-        <w:t>, 2024).</w:t>
-      </w:r>
-    </w:p>
-    <w:p>
-      <w:pPr>
-        <w:rPr>
-          <w:b/>
-          <w:bCs/>
-        </w:rPr>
-      </w:pPr>
-    </w:p>
-    <w:p>
-      <w:pPr>
-        <w:pStyle w:val="Ttulo2"/>
-      </w:pPr>
-      <w:bookmarkStart w:id="22" w:name="_Toc203566807"/>
-      <w:r>
-        <w:t>Técnicas de An</w:t>
-      </w:r>
-      <w:r>
-        <w:t>á</w:t>
-      </w:r>
-      <w:r>
-        <w:t>lise</w:t>
-      </w:r>
-      <w:bookmarkEnd w:id="22"/>
-    </w:p>
-    <w:p>
-      <w:pPr>
-        <w:pStyle w:val="CorpodoTexto"/>
-        <w:ind w:firstLine="0"/>
-      </w:pPr>
-      <w:r>
-        <w:t>A análise de dados envolve muitas abordagens que permitem extrair informações relevantes de grandes volumes de dados. Técnicas estatísticas e de aprendizado de máquina desempenham um papel fundamental nesse processo, pois possibilitam a construção de modelos e identificação de padrões diferentes aplicações, desde classificação e previsão até agrupamento e detecção de anomalias (Sena, 2021).</w:t>
-      </w:r>
-    </w:p>
-    <w:p>
-      <w:pPr>
-        <w:rPr>
-          <w:b/>
-          <w:bCs/>
-        </w:rPr>
-      </w:pPr>
-    </w:p>
-    <w:p>
-      <w:pPr>
-        <w:pStyle w:val="Ttulo2"/>
-      </w:pPr>
-      <w:bookmarkStart w:id="23" w:name="_Toc203431570"/>
-      <w:bookmarkStart w:id="24" w:name="_Toc203566808"/>
-      <w:r>
-        <w:t>Algoritmos</w:t>
-      </w:r>
-      <w:bookmarkEnd w:id="23"/>
-      <w:bookmarkEnd w:id="24"/>
-    </w:p>
-    <w:p>
-      <w:r>
-        <w:t xml:space="preserve">Existem diversas técnicas de Análise de Dados que utilizam diferentes algoritmos, como por exemplo a análise estatística, mineração de dados, Aprendizado de Máquina, redes neurais e </w:t>
-      </w:r>
-      <w:proofErr w:type="spellStart"/>
-      <w:r>
-        <w:rPr>
-          <w:i/>
-          <w:iCs/>
-        </w:rPr>
-        <w:t>Deep</w:t>
-      </w:r>
-      <w:proofErr w:type="spellEnd"/>
-      <w:r>
-        <w:rPr>
-          <w:i/>
-          <w:iCs/>
-        </w:rPr>
-        <w:t xml:space="preserve"> Learning</w:t>
+        <w:t>Deep Learning</w:t>
       </w:r>
       <w:r>
         <w:t>.</w:t>
@@ -9103,7 +8618,7 @@
       </w:pPr>
       <w:bookmarkStart w:id="25" w:name="_Toc193304963"/>
       <w:bookmarkStart w:id="26" w:name="_Toc203431571"/>
-      <w:bookmarkStart w:id="27" w:name="_Toc203566809"/>
+      <w:bookmarkStart w:id="27" w:name="_Toc203572608"/>
       <w:r>
         <w:t>A</w:t>
       </w:r>
@@ -9257,27 +8772,14 @@
             <w:r>
               <w:t>(</w:t>
             </w:r>
-            <w:r>
-              <w:fldChar w:fldCharType="begin"/>
-            </w:r>
-            <w:r>
-              <w:instrText xml:space="preserve"> SEQ Eqn \* MERGEFORMAT </w:instrText>
-            </w:r>
-            <w:r>
-              <w:fldChar w:fldCharType="separate"/>
-            </w:r>
-            <w:r>
-              <w:rPr>
-                <w:noProof/>
-              </w:rPr>
-              <w:t>2</w:t>
-            </w:r>
-            <w:r>
-              <w:rPr>
-                <w:noProof/>
-              </w:rPr>
-              <w:fldChar w:fldCharType="end"/>
-            </w:r>
+            <w:fldSimple w:instr=" SEQ Eqn \* MERGEFORMAT ">
+              <w:r>
+                <w:rPr>
+                  <w:noProof/>
+                </w:rPr>
+                <w:t>2</w:t>
+              </w:r>
+            </w:fldSimple>
             <w:r>
               <w:t>)</w:t>
             </w:r>
@@ -9652,30 +9154,14 @@
             <w:r>
               <w:t>(</w:t>
             </w:r>
-            <w:r>
-              <w:fldChar w:fldCharType="begin"/>
-            </w:r>
-            <w:r>
-              <w:instrText xml:space="preserve"> SEQ</w:instrText>
-            </w:r>
-            <w:r>
-              <w:instrText xml:space="preserve"> Eqn \* MERGEFORMAT </w:instrText>
-            </w:r>
-            <w:r>
-              <w:fldChar w:fldCharType="separate"/>
-            </w:r>
-            <w:r>
-              <w:rPr>
-                <w:noProof/>
-              </w:rPr>
-              <w:t>3</w:t>
-            </w:r>
-            <w:r>
-              <w:rPr>
-                <w:noProof/>
-              </w:rPr>
-              <w:fldChar w:fldCharType="end"/>
-            </w:r>
+            <w:fldSimple w:instr=" SEQ Eqn \* MERGEFORMAT ">
+              <w:r>
+                <w:rPr>
+                  <w:noProof/>
+                </w:rPr>
+                <w:t>3</w:t>
+              </w:r>
+            </w:fldSimple>
             <w:r>
               <w:t>)</w:t>
             </w:r>
@@ -9845,7 +9331,7 @@
       </w:pPr>
       <w:bookmarkStart w:id="31" w:name="_Toc193304964"/>
       <w:bookmarkStart w:id="32" w:name="_Toc203431574"/>
-      <w:bookmarkStart w:id="33" w:name="_Toc203566810"/>
+      <w:bookmarkStart w:id="33" w:name="_Toc203572609"/>
       <w:r>
         <w:t>M</w:t>
       </w:r>
@@ -9938,23 +9424,7 @@
           <w:b w:val="0"/>
           <w:lang w:val="pt-BR"/>
         </w:rPr>
-        <w:t xml:space="preserve"> é um algoritmo utilizado para encontrar padrões frequentes em bases de dados transacionais, alguns casos de uso comuns são sistemas de previsão e recomendação de doenças, como análise de cestas de mercado para plataformas de comércio eletrônico (</w:t>
-      </w:r>
-      <w:proofErr w:type="gramStart"/>
-      <w:r>
-        <w:rPr>
-          <w:b w:val="0"/>
-          <w:lang w:val="pt-BR"/>
-        </w:rPr>
-        <w:t>IBM,  2024</w:t>
-      </w:r>
-      <w:proofErr w:type="gramEnd"/>
-      <w:r>
-        <w:rPr>
-          <w:b w:val="0"/>
-          <w:lang w:val="pt-BR"/>
-        </w:rPr>
-        <w:t>).</w:t>
+        <w:t xml:space="preserve"> é um algoritmo utilizado para encontrar padrões frequentes em bases de dados transacionais, alguns casos de uso comuns são sistemas de previsão e recomendação de doenças, como análise de cestas de mercado para plataformas de comércio eletrônico (IBM,  2024).</w:t>
       </w:r>
       <w:bookmarkEnd w:id="35"/>
     </w:p>
@@ -10000,35 +9470,26 @@
           <w:i/>
           <w:iCs/>
         </w:rPr>
-        <w:t>K-</w:t>
-      </w:r>
-      <w:proofErr w:type="spellStart"/>
+        <w:t>K-Means</w:t>
+      </w:r>
+      <w:r>
+        <w:t xml:space="preserve"> é um algoritmo de agrupamento que divide dados, não rotulados, em “</w:t>
+      </w:r>
       <w:r>
         <w:rPr>
           <w:i/>
           <w:iCs/>
         </w:rPr>
-        <w:t>Means</w:t>
-      </w:r>
-      <w:proofErr w:type="spellEnd"/>
-      <w:r>
-        <w:t xml:space="preserve"> é um algoritmo de agrupamento que divide dados, não rotulados, em “</w:t>
+        <w:t>K</w:t>
+      </w:r>
+      <w:r>
+        <w:t xml:space="preserve">” </w:t>
       </w:r>
       <w:r>
         <w:rPr>
           <w:i/>
           <w:iCs/>
         </w:rPr>
-        <w:t>K</w:t>
-      </w:r>
-      <w:r>
-        <w:t xml:space="preserve">” </w:t>
-      </w:r>
-      <w:r>
-        <w:rPr>
-          <w:i/>
-          <w:iCs/>
-        </w:rPr>
         <w:t>clusters</w:t>
       </w:r>
       <w:r>
@@ -10056,7 +9517,7 @@
       </w:pPr>
       <w:bookmarkStart w:id="37" w:name="_Toc193304965"/>
       <w:bookmarkStart w:id="38" w:name="_Toc203431578"/>
-      <w:bookmarkStart w:id="39" w:name="_Toc203566811"/>
+      <w:bookmarkStart w:id="39" w:name="_Toc203572610"/>
       <w:r>
         <w:t>A</w:t>
       </w:r>
@@ -10095,121 +9556,79 @@
       <w:r>
         <w:t xml:space="preserve">) ou </w:t>
       </w:r>
-      <w:proofErr w:type="spellStart"/>
       <w:r>
         <w:rPr>
           <w:i/>
           <w:iCs/>
         </w:rPr>
-        <w:t>Machine</w:t>
-      </w:r>
-      <w:proofErr w:type="spellEnd"/>
+        <w:t>Machine Learning</w:t>
+      </w:r>
+      <w:r>
+        <w:t xml:space="preserve"> é um campo da ciência da computação que imita o pensamento humano na capacidade de aprender e tomar decisões. Atualmente, a medicina tem utilizado </w:t>
+      </w:r>
       <w:r>
         <w:rPr>
           <w:i/>
           <w:iCs/>
         </w:rPr>
-        <w:t xml:space="preserve"> Learning</w:t>
-      </w:r>
-      <w:r>
-        <w:t xml:space="preserve"> é um campo da ciência da computação que imita o pensamento humano na capacidade de aprender e tomar decisões. Atualmente, a medicina tem utilizado </w:t>
+        <w:t>ML</w:t>
+      </w:r>
+      <w:r>
+        <w:t xml:space="preserve"> para aprimorar diagnósticos, prognósticos e no auxílio aos médicos para tratamentos em diversas especialidades como cardiologia, neurologia, oncologia e dermatologia (Vitoria, 2022).</w:t>
+      </w:r>
+    </w:p>
+    <w:p>
+      <w:pPr>
+        <w:pStyle w:val="CorpodoTexto"/>
+        <w:ind w:firstLine="0"/>
+      </w:pPr>
+    </w:p>
+    <w:p>
+      <w:pPr>
+        <w:pStyle w:val="CorpodoTexto"/>
+        <w:ind w:firstLine="0"/>
+      </w:pPr>
+      <w:r>
+        <w:t xml:space="preserve">Esses modelos podem ser aprendidos de maneira supervisionada ou não supervisionada. </w:t>
+      </w:r>
+    </w:p>
+    <w:p>
+      <w:pPr>
+        <w:pStyle w:val="CorpodoTexto"/>
+        <w:ind w:firstLine="0"/>
+      </w:pPr>
+    </w:p>
+    <w:p>
+      <w:pPr>
+        <w:pStyle w:val="CorpodoTexto"/>
+        <w:ind w:firstLine="0"/>
+      </w:pPr>
+      <w:r>
+        <w:t xml:space="preserve">O aprendizado supervisionado envolve o treinamento de modelos com dados rotulados, sendo amplamente utilizado na predição de doenças e no apoio à decisão médica. </w:t>
+      </w:r>
+      <w:commentRangeStart w:id="40"/>
+      <w:r>
+        <w:t xml:space="preserve">De acordo com Vitoria (2022) </w:t>
+      </w:r>
+      <w:commentRangeEnd w:id="40"/>
+      <w:r>
+        <w:rPr>
+          <w:rStyle w:val="Refdecomentrio"/>
+        </w:rPr>
+        <w:commentReference w:id="40"/>
+      </w:r>
+      <w:r>
+        <w:t xml:space="preserve">o objetivo central do aprendizado supervisionado é verificar qual é o modelo que, a partir de dados rotulados anteriormente em treinamentos, permita fazer previsões sobre os dados futuros. Modelos como Regressão Logística, </w:t>
       </w:r>
       <w:r>
         <w:rPr>
           <w:i/>
           <w:iCs/>
         </w:rPr>
-        <w:t>ML</w:t>
-      </w:r>
-      <w:r>
-        <w:t xml:space="preserve"> para aprimorar diagnósticos, prognósticos e no auxílio aos médicos para tratamentos em diversas especialidades como cardiologia, neurologia, oncologia e dermatologia (Vitoria, 2022).</w:t>
-      </w:r>
-    </w:p>
-    <w:p>
-      <w:pPr>
-        <w:pStyle w:val="CorpodoTexto"/>
-        <w:ind w:firstLine="0"/>
-      </w:pPr>
-    </w:p>
-    <w:p>
-      <w:pPr>
-        <w:pStyle w:val="CorpodoTexto"/>
-        <w:ind w:firstLine="0"/>
-      </w:pPr>
-      <w:r>
-        <w:t xml:space="preserve">Esses modelos podem ser aprendidos de maneira supervisionada ou não supervisionada. </w:t>
-      </w:r>
-    </w:p>
-    <w:p>
-      <w:pPr>
-        <w:pStyle w:val="CorpodoTexto"/>
-        <w:ind w:firstLine="0"/>
-      </w:pPr>
-    </w:p>
-    <w:p>
-      <w:pPr>
-        <w:pStyle w:val="CorpodoTexto"/>
-        <w:ind w:firstLine="0"/>
-      </w:pPr>
-      <w:r>
-        <w:t xml:space="preserve">O aprendizado supervisionado envolve o treinamento de modelos com dados rotulados, sendo amplamente utilizado na predição de doenças e no apoio à decisão médica. </w:t>
-      </w:r>
-      <w:commentRangeStart w:id="40"/>
-      <w:r>
-        <w:t xml:space="preserve">De acordo com Vitoria (2022) </w:t>
-      </w:r>
-      <w:commentRangeEnd w:id="40"/>
-      <w:r>
-        <w:rPr>
-          <w:rStyle w:val="Refdecomentrio"/>
-        </w:rPr>
-        <w:commentReference w:id="40"/>
-      </w:r>
-      <w:r>
-        <w:t xml:space="preserve">o objetivo central do aprendizado supervisionado é verificar qual é o modelo que, a partir de dados rotulados anteriormente em treinamentos, permita fazer previsões sobre os dados futuros. Modelos como Regressão Logística, </w:t>
-      </w:r>
-      <w:proofErr w:type="spellStart"/>
-      <w:r>
-        <w:rPr>
-          <w:i/>
-          <w:iCs/>
-        </w:rPr>
-        <w:t>Random</w:t>
-      </w:r>
-      <w:proofErr w:type="spellEnd"/>
-      <w:r>
-        <w:rPr>
-          <w:i/>
-          <w:iCs/>
-        </w:rPr>
-        <w:t xml:space="preserve"> Forest</w:t>
-      </w:r>
-      <w:r>
-        <w:t xml:space="preserve"> e Redes Neurais são frequentemente aplicados para classificação e predição de desfechos clínicos, proporcionando insights valiosos para profissionais de saúde (</w:t>
-      </w:r>
-      <w:proofErr w:type="spellStart"/>
-      <w:r>
-        <w:t>Belini</w:t>
-      </w:r>
-      <w:proofErr w:type="spellEnd"/>
-      <w:r>
-        <w:t xml:space="preserve">, </w:t>
-      </w:r>
-      <w:proofErr w:type="spellStart"/>
-      <w:r>
-        <w:t>Ataide</w:t>
-      </w:r>
-      <w:proofErr w:type="spellEnd"/>
-      <w:r>
-        <w:t xml:space="preserve"> e </w:t>
-      </w:r>
-      <w:proofErr w:type="spellStart"/>
-      <w:r>
-        <w:t>Lochter</w:t>
-      </w:r>
-      <w:proofErr w:type="spellEnd"/>
-      <w:r>
-        <w:t>, 2024).</w:t>
+        <w:t>Random Forest</w:t>
+      </w:r>
+      <w:r>
+        <w:t xml:space="preserve"> e Redes Neurais são frequentemente aplicados para classificação e predição de desfechos clínicos, proporcionando insights valiosos para profissionais de saúde (Belini, Ataide e Lochter, 2024).</w:t>
       </w:r>
     </w:p>
     <w:p>
@@ -10274,160 +9693,253 @@
       <w:r>
         <w:t xml:space="preserve">O algoritmo </w:t>
       </w:r>
-      <w:proofErr w:type="spellStart"/>
       <w:r>
         <w:rPr>
           <w:i/>
           <w:iCs/>
         </w:rPr>
-        <w:t>Random</w:t>
-      </w:r>
-      <w:proofErr w:type="spellEnd"/>
+        <w:t>Random Forest</w:t>
+      </w:r>
+      <w:r>
+        <w:t xml:space="preserve"> (traduzido para Floresta Aleatória) é uma técnica baseada em um conjunto de árvores de decisão, sendo eficaz para problemas de classificação, previsão e regressão. Estudos indicam que esse método tem alto desempenho na predição de desfechos clínicos (Belini, Ataide e Lochter, 2024). Através dele é possível melhorar a precisão e reduzir o</w:t>
+      </w:r>
       <w:r>
         <w:rPr>
           <w:i/>
           <w:iCs/>
         </w:rPr>
-        <w:t xml:space="preserve"> Forest</w:t>
-      </w:r>
-      <w:r>
-        <w:t xml:space="preserve"> (traduzido para Floresta Aleatória) é uma técnica baseada em um conjunto de árvores de decisão, sendo eficaz para problemas de classificação, previsão e regressão. Estudos indicam que esse método tem alto desempenho na predição de desfechos clínicos (</w:t>
-      </w:r>
-      <w:proofErr w:type="spellStart"/>
-      <w:r>
-        <w:t>Belini</w:t>
-      </w:r>
-      <w:proofErr w:type="spellEnd"/>
-      <w:r>
-        <w:t xml:space="preserve">, </w:t>
-      </w:r>
-      <w:proofErr w:type="spellStart"/>
-      <w:r>
-        <w:t>Ataide</w:t>
-      </w:r>
-      <w:proofErr w:type="spellEnd"/>
-      <w:r>
-        <w:t xml:space="preserve"> e </w:t>
-      </w:r>
-      <w:proofErr w:type="spellStart"/>
-      <w:r>
-        <w:t>Lochter</w:t>
-      </w:r>
-      <w:proofErr w:type="spellEnd"/>
-      <w:r>
-        <w:t>, 2024). Através dele é possível melhorar a precisão e reduzir o</w:t>
+        <w:t xml:space="preserve"> </w:t>
       </w:r>
       <w:r>
         <w:rPr>
           <w:i/>
           <w:iCs/>
         </w:rPr>
-        <w:t xml:space="preserve"> </w:t>
-      </w:r>
-      <w:proofErr w:type="spellStart"/>
+        <w:t>overfitting</w:t>
+      </w:r>
+      <w:r>
+        <w:rPr>
+          <w:rStyle w:val="Refdenotaderodap"/>
+        </w:rPr>
+        <w:footnoteReference w:id="7"/>
+      </w:r>
+      <w:r>
+        <w:t>, como por exemplo na previsão de uma espécie de uma flor com base em suas características.</w:t>
+      </w:r>
+    </w:p>
+    <w:p>
+      <w:pPr>
+        <w:pStyle w:val="Ttulo4"/>
+      </w:pPr>
+      <w:bookmarkStart w:id="43" w:name="_Toc203431580"/>
+      <w:r>
+        <w:t>XGBoost</w:t>
+      </w:r>
+      <w:bookmarkEnd w:id="43"/>
+    </w:p>
+    <w:p>
+      <w:pPr>
+        <w:rPr>
+          <w:lang w:val="en-US"/>
+        </w:rPr>
+      </w:pPr>
+    </w:p>
+    <w:p>
+      <w:pPr>
+        <w:spacing w:line="240" w:lineRule="auto"/>
+        <w:textAlignment w:val="baseline"/>
+      </w:pPr>
+      <w:r>
+        <w:t xml:space="preserve">O </w:t>
+      </w:r>
       <w:r>
         <w:rPr>
           <w:i/>
           <w:iCs/>
         </w:rPr>
-        <w:t>overfitting</w:t>
-      </w:r>
-      <w:proofErr w:type="spellEnd"/>
-      <w:r>
-        <w:rPr>
-          <w:rStyle w:val="Refdenotaderodap"/>
-        </w:rPr>
-        <w:footnoteReference w:id="7"/>
-      </w:r>
-      <w:r>
-        <w:t>, como por exemplo na previsão de uma espécie de uma flor com base em suas características.</w:t>
-      </w:r>
-    </w:p>
-    <w:p>
-      <w:pPr>
-        <w:pStyle w:val="Ttulo4"/>
-      </w:pPr>
-      <w:bookmarkStart w:id="43" w:name="_Toc203431580"/>
-      <w:proofErr w:type="spellStart"/>
-      <w:r>
         <w:t>XGBoost</w:t>
       </w:r>
-      <w:bookmarkEnd w:id="43"/>
-      <w:proofErr w:type="spellEnd"/>
-    </w:p>
-    <w:p>
-      <w:pPr>
-        <w:rPr>
-          <w:lang w:val="en-US"/>
-        </w:rPr>
-      </w:pPr>
+      <w:r>
+        <w:t xml:space="preserve"> (</w:t>
+      </w:r>
+      <w:r>
+        <w:rPr>
+          <w:i/>
+          <w:iCs/>
+        </w:rPr>
+        <w:t>Extreme Gradient Boosting</w:t>
+      </w:r>
+      <w:r>
+        <w:t xml:space="preserve"> - traduzido para aumento de gradiente extremo) é um algoritmo baseado em árvores de decisão (que será explicado mais à frente) que utiliza </w:t>
+      </w:r>
+      <w:r>
+        <w:rPr>
+          <w:i/>
+          <w:iCs/>
+        </w:rPr>
+        <w:t>boosting</w:t>
+      </w:r>
+      <w:r>
+        <w:t xml:space="preserve"> para aumentar a precisão preditiva. Ele é altamente otimizado e frequentemente utilizado em disciplinas do curso de ciência de dados, como por exemplo computação paralela e distribuída, devido ao seu alto desempenho e eficiência computacional (Silva, 2021). Um exemplo de utilização desse algoritmo pode ser para previsão de preço de ações com base em indicadores financeiros.</w:t>
+      </w:r>
     </w:p>
     <w:p>
       <w:pPr>
         <w:spacing w:line="240" w:lineRule="auto"/>
         <w:textAlignment w:val="baseline"/>
       </w:pPr>
-      <w:r>
-        <w:t xml:space="preserve">O </w:t>
-      </w:r>
-      <w:proofErr w:type="spellStart"/>
+    </w:p>
+    <w:p>
+      <w:pPr>
+        <w:spacing w:line="240" w:lineRule="auto"/>
+        <w:textAlignment w:val="baseline"/>
+      </w:pPr>
+    </w:p>
+    <w:p>
+      <w:pPr>
+        <w:pStyle w:val="Ttulo4"/>
+      </w:pPr>
+      <w:bookmarkStart w:id="44" w:name="_Toc203431581"/>
+      <w:r>
+        <w:t>K</w:t>
+      </w:r>
+      <w:r>
+        <w:t xml:space="preserve"> -Nearest Neighbors (KNN)</w:t>
+      </w:r>
+      <w:bookmarkEnd w:id="44"/>
+    </w:p>
+    <w:p>
+      <w:pPr>
+        <w:rPr>
+          <w:lang w:val="en-US"/>
+        </w:rPr>
+      </w:pPr>
+    </w:p>
+    <w:p>
+      <w:pPr>
+        <w:spacing w:line="240" w:lineRule="auto"/>
+        <w:textAlignment w:val="baseline"/>
+      </w:pPr>
+      <w:r>
+        <w:t xml:space="preserve">O algoritmo </w:t>
+      </w:r>
       <w:r>
         <w:rPr>
           <w:i/>
           <w:iCs/>
         </w:rPr>
-        <w:t>XGBoost</w:t>
-      </w:r>
-      <w:proofErr w:type="spellEnd"/>
-      <w:r>
-        <w:t xml:space="preserve"> (</w:t>
+        <w:t>k-Nearest Neighbors</w:t>
+      </w:r>
+      <w:r>
+        <w:t xml:space="preserve"> (kNN - traduzido para </w:t>
       </w:r>
       <w:r>
         <w:rPr>
           <w:i/>
           <w:iCs/>
         </w:rPr>
-        <w:t xml:space="preserve">Extreme </w:t>
-      </w:r>
-      <w:proofErr w:type="spellStart"/>
+        <w:t>k</w:t>
+      </w:r>
+      <w:r>
+        <w:t>-vizinhos mais próximos) classifica novas amostras com base na proximidade em relação aos vizinhos mais próximos, muito utilizado para tarefas de reconhecimento de padrões. Ele classifica um novo dado considerando os "</w:t>
+      </w:r>
       <w:r>
         <w:rPr>
           <w:i/>
           <w:iCs/>
         </w:rPr>
-        <w:t>Gradient</w:t>
-      </w:r>
-      <w:proofErr w:type="spellEnd"/>
+        <w:t>k</w:t>
+      </w:r>
+      <w:r>
+        <w:t>" vizinhos mais próximos no espaço multidimensional, concedendo a ele o rótulo mais frequente entre os vizinhos. Como por exemplo, recomendar filmes a um usuário com base nas preferências de usuários semelhantes.</w:t>
+      </w:r>
+    </w:p>
+    <w:p>
+      <w:pPr>
+        <w:spacing w:line="240" w:lineRule="auto"/>
+        <w:textAlignment w:val="baseline"/>
+      </w:pPr>
+    </w:p>
+    <w:p>
+      <w:pPr>
+        <w:spacing w:line="240" w:lineRule="auto"/>
+        <w:textAlignment w:val="baseline"/>
+      </w:pPr>
+      <w:r>
+        <w:t xml:space="preserve">O método é simples e eficaz para reconhecimento de padrões, sendo utilizado em diversas aplicações, incluindo análises na área da saúde. Para calcular a proximidade entre instâncias, o </w:t>
+      </w:r>
       <w:r>
         <w:rPr>
           <w:i/>
           <w:iCs/>
         </w:rPr>
-        <w:t xml:space="preserve"> </w:t>
-      </w:r>
-      <w:proofErr w:type="spellStart"/>
+        <w:t>KNN</w:t>
+      </w:r>
+      <w:r>
+        <w:t xml:space="preserve"> faz a utilização de métricas como a distância euclidiana, o que pode impactar diretamente na acurácia do modelo (Silva, 2021). </w:t>
+      </w:r>
+    </w:p>
+    <w:p>
+      <w:pPr>
+        <w:spacing w:line="240" w:lineRule="auto"/>
+        <w:textAlignment w:val="baseline"/>
+      </w:pPr>
+    </w:p>
+    <w:p>
+      <w:pPr>
+        <w:spacing w:line="240" w:lineRule="auto"/>
+        <w:textAlignment w:val="baseline"/>
+      </w:pPr>
+    </w:p>
+    <w:p>
+      <w:pPr>
+        <w:pStyle w:val="Ttulo4"/>
+      </w:pPr>
+      <w:bookmarkStart w:id="45" w:name="_Toc203431582"/>
+      <w:r>
+        <w:t>Support Vector Machine (SVM)</w:t>
+      </w:r>
+      <w:bookmarkEnd w:id="45"/>
+    </w:p>
+    <w:p>
+      <w:pPr>
+        <w:rPr>
+          <w:lang w:val="en-US"/>
+        </w:rPr>
+      </w:pPr>
+    </w:p>
+    <w:p>
+      <w:pPr>
+        <w:spacing w:line="240" w:lineRule="auto"/>
+        <w:textAlignment w:val="baseline"/>
+      </w:pPr>
       <w:r>
         <w:rPr>
           <w:i/>
           <w:iCs/>
         </w:rPr>
-        <w:t>Boosting</w:t>
-      </w:r>
-      <w:proofErr w:type="spellEnd"/>
-      <w:r>
-        <w:t xml:space="preserve"> - traduzido para aumento de gradiente extremo) é um algoritmo baseado em árvores de decisão (que será explicado mais à frente) que utiliza </w:t>
-      </w:r>
-      <w:proofErr w:type="spellStart"/>
-      <w:r>
-        <w:rPr>
-          <w:i/>
-          <w:iCs/>
-        </w:rPr>
-        <w:t>boosting</w:t>
-      </w:r>
-      <w:proofErr w:type="spellEnd"/>
-      <w:r>
-        <w:t xml:space="preserve"> para aumentar a precisão preditiva. Ele é altamente otimizado e frequentemente utilizado em disciplinas do curso de ciência de dados, como por exemplo computação paralela e distribuída, devido ao seu alto desempenho e eficiência computacional (Silva, 2021). Um exemplo de utilização desse algoritmo pode ser para previsão de preço de ações com base em indicadores financeiros.</w:t>
+        <w:t>Support Vector Machine</w:t>
+      </w:r>
+      <w:r>
+        <w:t xml:space="preserve"> (SVM - traduzido para máquina de vetores de suporte) é um algoritmo que encontra um hiperplano que faz a separação de classes de dados amplamente utilizados para tarefas de classificação e regressão. O principal objetivo do algoritmo é encontrar um </w:t>
+      </w:r>
+      <w:commentRangeStart w:id="46"/>
+      <w:r>
+        <w:t>hiperplano</w:t>
+      </w:r>
+      <w:commentRangeEnd w:id="46"/>
+      <w:r>
+        <w:rPr>
+          <w:rStyle w:val="Refdecomentrio"/>
+        </w:rPr>
+        <w:commentReference w:id="46"/>
+      </w:r>
+      <w:r>
+        <w:t xml:space="preserve"> ótimo que maximize a margem entre diferentes classes, permitindo uma separação eficiente dos dados. Esse método é frequentemente empregado em problemas médicos e de </w:t>
+      </w:r>
+      <w:r>
+        <w:lastRenderedPageBreak/>
+        <w:t>detecção de padrões devido à sua capacidade de generalização, boa seleção de atributos e alta acurácia (Silva, 2021).</w:t>
       </w:r>
     </w:p>
     <w:p>
@@ -10444,237 +9956,22 @@
     </w:p>
     <w:p>
       <w:pPr>
-        <w:pStyle w:val="Ttulo4"/>
-      </w:pPr>
-      <w:bookmarkStart w:id="44" w:name="_Toc203431581"/>
-      <w:r>
-        <w:t>K</w:t>
-      </w:r>
-      <w:r>
-        <w:t xml:space="preserve"> -Nearest Neighbors (KNN)</w:t>
-      </w:r>
-      <w:bookmarkEnd w:id="44"/>
-    </w:p>
-    <w:p>
-      <w:pPr>
-        <w:rPr>
-          <w:lang w:val="en-US"/>
-        </w:rPr>
-      </w:pPr>
-    </w:p>
-    <w:p>
-      <w:pPr>
-        <w:spacing w:line="240" w:lineRule="auto"/>
-        <w:textAlignment w:val="baseline"/>
-      </w:pPr>
-      <w:r>
-        <w:t xml:space="preserve">O algoritmo </w:t>
-      </w:r>
-      <w:r>
-        <w:rPr>
-          <w:i/>
-          <w:iCs/>
-        </w:rPr>
-        <w:t>k-</w:t>
-      </w:r>
-      <w:proofErr w:type="spellStart"/>
-      <w:r>
-        <w:rPr>
-          <w:i/>
-          <w:iCs/>
-        </w:rPr>
-        <w:t>Nearest</w:t>
-      </w:r>
-      <w:proofErr w:type="spellEnd"/>
-      <w:r>
-        <w:rPr>
-          <w:i/>
-          <w:iCs/>
-        </w:rPr>
-        <w:t xml:space="preserve"> </w:t>
-      </w:r>
-      <w:proofErr w:type="spellStart"/>
-      <w:r>
-        <w:rPr>
-          <w:i/>
-          <w:iCs/>
-        </w:rPr>
-        <w:t>Neighbors</w:t>
-      </w:r>
-      <w:proofErr w:type="spellEnd"/>
-      <w:r>
-        <w:t xml:space="preserve"> (</w:t>
-      </w:r>
-      <w:proofErr w:type="spellStart"/>
-      <w:r>
-        <w:t>kNN</w:t>
-      </w:r>
-      <w:proofErr w:type="spellEnd"/>
-      <w:r>
-        <w:t xml:space="preserve"> - traduzido para </w:t>
-      </w:r>
-      <w:r>
-        <w:rPr>
-          <w:i/>
-          <w:iCs/>
-        </w:rPr>
-        <w:t>k</w:t>
-      </w:r>
-      <w:r>
-        <w:t>-vizinhos mais próximos) classifica novas amostras com base na proximidade em relação aos vizinhos mais próximos, muito utilizado para tarefas de reconhecimento de padrões. Ele classifica um novo dado considerando os "</w:t>
-      </w:r>
-      <w:r>
-        <w:rPr>
-          <w:i/>
-          <w:iCs/>
-        </w:rPr>
-        <w:t>k</w:t>
-      </w:r>
-      <w:r>
-        <w:t>" vizinhos mais próximos no espaço multidimensional, concedendo a ele o rótulo mais frequente entre os vizinhos. Como por exemplo, recomendar filmes a um usuário com base nas preferências de usuários semelhantes.</w:t>
-      </w:r>
-    </w:p>
-    <w:p>
-      <w:pPr>
-        <w:spacing w:line="240" w:lineRule="auto"/>
-        <w:textAlignment w:val="baseline"/>
-      </w:pPr>
-    </w:p>
-    <w:p>
-      <w:pPr>
-        <w:spacing w:line="240" w:lineRule="auto"/>
-        <w:textAlignment w:val="baseline"/>
-      </w:pPr>
-      <w:r>
-        <w:t xml:space="preserve">O método é simples e eficaz para reconhecimento de padrões, sendo utilizado em diversas aplicações, incluindo análises na área da saúde. Para calcular a proximidade entre instâncias, o </w:t>
-      </w:r>
-      <w:r>
-        <w:rPr>
-          <w:i/>
-          <w:iCs/>
-        </w:rPr>
-        <w:t>KNN</w:t>
-      </w:r>
-      <w:r>
-        <w:t xml:space="preserve"> faz a utilização de métricas como a distância euclidiana, o que pode impactar diretamente na acurácia do modelo (Silva, 2021). </w:t>
-      </w:r>
-    </w:p>
-    <w:p>
-      <w:pPr>
-        <w:spacing w:line="240" w:lineRule="auto"/>
-        <w:textAlignment w:val="baseline"/>
-      </w:pPr>
-    </w:p>
-    <w:p>
-      <w:pPr>
-        <w:spacing w:line="240" w:lineRule="auto"/>
-        <w:textAlignment w:val="baseline"/>
-      </w:pPr>
-    </w:p>
-    <w:p>
-      <w:pPr>
-        <w:pStyle w:val="Ttulo4"/>
-      </w:pPr>
-      <w:bookmarkStart w:id="45" w:name="_Toc203431582"/>
-      <w:r>
-        <w:t>Support Vector Machine (SVM)</w:t>
-      </w:r>
-      <w:bookmarkEnd w:id="45"/>
-    </w:p>
-    <w:p>
-      <w:pPr>
-        <w:rPr>
-          <w:lang w:val="en-US"/>
-        </w:rPr>
-      </w:pPr>
-    </w:p>
-    <w:p>
-      <w:pPr>
-        <w:spacing w:line="240" w:lineRule="auto"/>
-        <w:textAlignment w:val="baseline"/>
-      </w:pPr>
-      <w:proofErr w:type="spellStart"/>
-      <w:r>
-        <w:rPr>
-          <w:i/>
-          <w:iCs/>
-        </w:rPr>
-        <w:t>Support</w:t>
-      </w:r>
-      <w:proofErr w:type="spellEnd"/>
-      <w:r>
-        <w:rPr>
-          <w:i/>
-          <w:iCs/>
-        </w:rPr>
-        <w:t xml:space="preserve"> Vector </w:t>
-      </w:r>
-      <w:proofErr w:type="spellStart"/>
-      <w:r>
-        <w:rPr>
-          <w:i/>
-          <w:iCs/>
-        </w:rPr>
-        <w:t>Machine</w:t>
-      </w:r>
-      <w:proofErr w:type="spellEnd"/>
-      <w:r>
-        <w:t xml:space="preserve"> (SVM - traduzido para máquina de vetores de suporte) é um algoritmo que encontra um hiperplano que faz a separação de classes de dados amplamente utilizados para tarefas de classificação e regressão. O principal objetivo do algoritmo é encontrar um </w:t>
-      </w:r>
-      <w:commentRangeStart w:id="46"/>
-      <w:r>
-        <w:t>hiperplano</w:t>
-      </w:r>
-      <w:commentRangeEnd w:id="46"/>
-      <w:r>
-        <w:rPr>
-          <w:rStyle w:val="Refdecomentrio"/>
-        </w:rPr>
-        <w:commentReference w:id="46"/>
-      </w:r>
-      <w:r>
-        <w:t xml:space="preserve"> ótimo que maximize a margem entre diferentes classes, permitindo uma separação eficiente dos dados. Esse método é frequentemente empregado em problemas médicos e de </w:t>
-      </w:r>
-      <w:r>
-        <w:lastRenderedPageBreak/>
-        <w:t>detecção de padrões devido à sua capacidade de generalização, boa seleção de atributos e alta acurácia (Silva, 2021).</w:t>
-      </w:r>
-    </w:p>
-    <w:p>
-      <w:pPr>
-        <w:spacing w:line="240" w:lineRule="auto"/>
-        <w:textAlignment w:val="baseline"/>
-      </w:pPr>
-    </w:p>
-    <w:p>
-      <w:pPr>
-        <w:spacing w:line="240" w:lineRule="auto"/>
-        <w:textAlignment w:val="baseline"/>
-      </w:pPr>
-    </w:p>
-    <w:p>
-      <w:pPr>
         <w:pStyle w:val="Ttulo3"/>
       </w:pPr>
       <w:bookmarkStart w:id="47" w:name="_Toc193304966"/>
       <w:bookmarkStart w:id="48" w:name="_Toc203431583"/>
-      <w:bookmarkStart w:id="49" w:name="_Toc203566812"/>
+      <w:bookmarkStart w:id="49" w:name="_Toc203572611"/>
       <w:r>
         <w:t>R</w:t>
       </w:r>
       <w:r>
         <w:t xml:space="preserve">edes </w:t>
       </w:r>
-      <w:proofErr w:type="spellStart"/>
       <w:r>
         <w:t>N</w:t>
       </w:r>
       <w:r>
-        <w:t>eurais</w:t>
-      </w:r>
-      <w:proofErr w:type="spellEnd"/>
-      <w:r>
-        <w:t xml:space="preserve"> e </w:t>
+        <w:t xml:space="preserve">eurais e </w:t>
       </w:r>
       <w:r>
         <w:t>D</w:t>
@@ -10737,7 +10034,6 @@
       <w:r>
         <w:t>(</w:t>
       </w:r>
-      <w:proofErr w:type="spellStart"/>
       <w:r>
         <w:rPr>
           <w:i/>
@@ -10745,7 +10041,6 @@
         </w:rPr>
         <w:t>RNAs</w:t>
       </w:r>
-      <w:proofErr w:type="spellEnd"/>
       <w:r>
         <w:t xml:space="preserve"> - </w:t>
       </w:r>
@@ -10771,23 +10066,7 @@
       </w:pPr>
       <w:bookmarkStart w:id="51" w:name="_Toc203431585"/>
       <w:r>
-        <w:t xml:space="preserve">Redes </w:t>
-      </w:r>
-      <w:proofErr w:type="spellStart"/>
-      <w:r>
-        <w:t>Neurais</w:t>
-      </w:r>
-      <w:proofErr w:type="spellEnd"/>
-      <w:r>
-        <w:t xml:space="preserve"> </w:t>
-      </w:r>
-      <w:proofErr w:type="spellStart"/>
-      <w:r>
-        <w:t>Convolucionais</w:t>
-      </w:r>
-      <w:proofErr w:type="spellEnd"/>
-      <w:r>
-        <w:t xml:space="preserve"> (CNNs)</w:t>
+        <w:t>Redes Neurais Convolucionais (CNNs)</w:t>
       </w:r>
       <w:commentRangeStart w:id="52"/>
       <w:r>
@@ -10832,112 +10111,177 @@
       <w:r>
         <w:t xml:space="preserve">eurais </w:t>
       </w:r>
-      <w:proofErr w:type="spellStart"/>
       <w:r>
         <w:t>C</w:t>
       </w:r>
       <w:r>
-        <w:t>onvolucionais</w:t>
-      </w:r>
-      <w:proofErr w:type="spellEnd"/>
-      <w:r>
-        <w:t xml:space="preserve"> (</w:t>
-      </w:r>
-      <w:proofErr w:type="spellStart"/>
-      <w:r>
-        <w:t>CNNs</w:t>
-      </w:r>
-      <w:proofErr w:type="spellEnd"/>
-      <w:r>
-        <w:t xml:space="preserve"> - </w:t>
-      </w:r>
-      <w:proofErr w:type="spellStart"/>
+        <w:t xml:space="preserve">onvolucionais (CNNs - </w:t>
+      </w:r>
       <w:r>
         <w:rPr>
           <w:i/>
           <w:iCs/>
         </w:rPr>
-        <w:t>Convolutional</w:t>
-      </w:r>
-      <w:proofErr w:type="spellEnd"/>
+        <w:t xml:space="preserve">Convolutional </w:t>
+      </w:r>
       <w:r>
         <w:rPr>
           <w:i/>
           <w:iCs/>
         </w:rPr>
-        <w:t xml:space="preserve"> </w:t>
+        <w:t>N</w:t>
       </w:r>
       <w:r>
         <w:rPr>
           <w:i/>
           <w:iCs/>
         </w:rPr>
-        <w:t>N</w:t>
+        <w:t xml:space="preserve">eural </w:t>
       </w:r>
       <w:r>
         <w:rPr>
           <w:i/>
           <w:iCs/>
         </w:rPr>
-        <w:t xml:space="preserve">eural </w:t>
+        <w:t>N</w:t>
       </w:r>
       <w:r>
         <w:rPr>
           <w:i/>
           <w:iCs/>
         </w:rPr>
+        <w:t>etwork</w:t>
+      </w:r>
+      <w:r>
+        <w:t>) é um subconjunto do aprendizado de máquina muito utilizado para tarefas de classificação e visão computacional, como por exemplo identificação de objetos em uma imagem (IBM, 2024).</w:t>
+      </w:r>
+    </w:p>
+    <w:p>
+      <w:pPr>
+        <w:rPr>
+          <w:b/>
+        </w:rPr>
+      </w:pPr>
+    </w:p>
+    <w:p>
+      <w:pPr>
+        <w:pStyle w:val="Ttulo4"/>
+      </w:pPr>
+      <w:bookmarkStart w:id="53" w:name="_Toc203431586"/>
+      <w:r>
+        <w:t>Redes Neurais Recorrentes (RNNs)</w:t>
+      </w:r>
+      <w:bookmarkEnd w:id="53"/>
+    </w:p>
+    <w:p>
+      <w:pPr>
+        <w:rPr>
+          <w:lang w:val="en-US"/>
+        </w:rPr>
+      </w:pPr>
+    </w:p>
+    <w:p>
+      <w:pPr>
+        <w:spacing w:line="240" w:lineRule="auto"/>
+        <w:textAlignment w:val="baseline"/>
+      </w:pPr>
+      <w:r>
+        <w:t xml:space="preserve">A </w:t>
+      </w:r>
+      <w:r>
+        <w:t>R</w:t>
+      </w:r>
+      <w:r>
+        <w:t xml:space="preserve">ede </w:t>
+      </w:r>
+      <w:r>
         <w:t>N</w:t>
+      </w:r>
+      <w:r>
+        <w:t xml:space="preserve">eural </w:t>
+      </w:r>
+      <w:r>
+        <w:t>R</w:t>
+      </w:r>
+      <w:r>
+        <w:t xml:space="preserve">ecorrente (RNN - </w:t>
       </w:r>
       <w:r>
         <w:rPr>
           <w:i/>
           <w:iCs/>
         </w:rPr>
-        <w:t>etwork</w:t>
-      </w:r>
-      <w:r>
-        <w:t>) é um subconjunto do aprendizado de máquina muito utilizado para tarefas de classificação e visão computacional, como por exemplo identificação de objetos em uma imagem (IBM, 2024).</w:t>
-      </w:r>
+        <w:t>Convolutional Neural Network</w:t>
+      </w:r>
+      <w:r>
+        <w:t xml:space="preserve">) é uma rede neural profunda treinada com a utilização de dados sequenciais ou com séries temporais, com o objetivo de criar um modelo de </w:t>
+      </w:r>
+      <w:r>
+        <w:t>A</w:t>
+      </w:r>
+      <w:r>
+        <w:t xml:space="preserve">prendizado de </w:t>
+      </w:r>
+      <w:r>
+        <w:t>M</w:t>
+      </w:r>
+      <w:r>
+        <w:t xml:space="preserve">áquina (ML) sendo capaz de fazer previsões com base em </w:t>
+      </w:r>
+      <w:r>
+        <w:rPr>
+          <w:i/>
+          <w:iCs/>
+        </w:rPr>
+        <w:t>inputs</w:t>
+      </w:r>
+      <w:r>
+        <w:t xml:space="preserve"> sequenciais. Podem ser utilizadas, como por exemplo, para prever níveis diários de inundação com base em dados anteriores de enchentes, marés e informações meteorológicas (IBM, 2024).</w:t>
+      </w:r>
+    </w:p>
+    <w:p>
+      <w:bookmarkStart w:id="54" w:name="_Hlk203572281"/>
     </w:p>
     <w:p>
       <w:pPr>
         <w:rPr>
           <w:b/>
-        </w:rPr>
-      </w:pPr>
-    </w:p>
-    <w:p>
-      <w:pPr>
-        <w:pStyle w:val="Ttulo4"/>
-      </w:pPr>
-      <w:bookmarkStart w:id="53" w:name="_Toc203431586"/>
-      <w:r>
-        <w:t xml:space="preserve">Redes </w:t>
-      </w:r>
-      <w:proofErr w:type="spellStart"/>
-      <w:r>
-        <w:t>Neurais</w:t>
-      </w:r>
-      <w:proofErr w:type="spellEnd"/>
-      <w:r>
-        <w:t xml:space="preserve"> </w:t>
-      </w:r>
-      <w:proofErr w:type="spellStart"/>
-      <w:r>
-        <w:t>Recorrentes</w:t>
-      </w:r>
-      <w:proofErr w:type="spellEnd"/>
-      <w:r>
-        <w:t xml:space="preserve"> (RNNs)</w:t>
-      </w:r>
-      <w:bookmarkEnd w:id="53"/>
-    </w:p>
-    <w:p>
-      <w:pPr>
-        <w:rPr>
-          <w:lang w:val="en-US"/>
-        </w:rPr>
-      </w:pPr>
+          <w:bCs/>
+        </w:rPr>
+      </w:pPr>
+    </w:p>
+    <w:p>
+      <w:pPr>
+        <w:pStyle w:val="Ttulo2"/>
+        <w:rPr>
+          <w:highlight w:val="yellow"/>
+        </w:rPr>
+      </w:pPr>
+      <w:bookmarkStart w:id="55" w:name="_Toc203572612"/>
+      <w:r>
+        <w:rPr>
+          <w:highlight w:val="yellow"/>
+        </w:rPr>
+        <w:t>Árvore de Decisão</w:t>
+      </w:r>
+      <w:bookmarkEnd w:id="55"/>
+    </w:p>
+    <w:p>
+      <w:pPr>
+        <w:pStyle w:val="Ttulo3"/>
+        <w:rPr>
+          <w:bCs/>
+          <w:lang w:val="pt-BR"/>
+        </w:rPr>
+      </w:pPr>
+      <w:bookmarkStart w:id="56" w:name="_Toc203572613"/>
+      <w:r>
+        <w:rPr>
+          <w:lang w:val="pt-BR"/>
+        </w:rPr>
+        <w:t>Conceito de Árvore de Decisão</w:t>
+      </w:r>
+      <w:bookmarkEnd w:id="56"/>
     </w:p>
     <w:p>
       <w:pPr>
@@ -10945,190 +10289,134 @@
         <w:textAlignment w:val="baseline"/>
       </w:pPr>
       <w:r>
-        <w:t xml:space="preserve">A </w:t>
-      </w:r>
-      <w:r>
-        <w:t>R</w:t>
-      </w:r>
-      <w:r>
-        <w:t xml:space="preserve">ede </w:t>
-      </w:r>
-      <w:r>
-        <w:t>N</w:t>
-      </w:r>
-      <w:r>
-        <w:t xml:space="preserve">eural </w:t>
-      </w:r>
-      <w:r>
-        <w:t>R</w:t>
-      </w:r>
-      <w:r>
-        <w:t xml:space="preserve">ecorrente (RNN - </w:t>
-      </w:r>
-      <w:proofErr w:type="spellStart"/>
+        <w:t xml:space="preserve">Como </w:t>
+      </w:r>
+      <w:r>
+        <w:t>Á</w:t>
+      </w:r>
+      <w:r>
+        <w:t xml:space="preserve">rvore de </w:t>
+      </w:r>
+      <w:r>
+        <w:t>D</w:t>
+      </w:r>
+      <w:r>
+        <w:t xml:space="preserve">ecisão </w:t>
+      </w:r>
+      <w:r>
+        <w:t>(em inglês</w:t>
+      </w:r>
+      <w:r>
+        <w:t xml:space="preserve"> </w:t>
+      </w:r>
       <w:r>
         <w:rPr>
           <w:i/>
           <w:iCs/>
         </w:rPr>
-        <w:t>Convolutional</w:t>
-      </w:r>
-      <w:proofErr w:type="spellEnd"/>
-      <w:r>
-        <w:rPr>
-          <w:i/>
-          <w:iCs/>
-        </w:rPr>
-        <w:t xml:space="preserve"> Neural Network</w:t>
-      </w:r>
-      <w:r>
-        <w:t xml:space="preserve">) é uma rede neural profunda treinada com a utilização de dados sequenciais ou com séries temporais, com o objetivo de criar um modelo de </w:t>
-      </w:r>
-      <w:r>
-        <w:t>A</w:t>
-      </w:r>
-      <w:r>
-        <w:t xml:space="preserve">prendizado de </w:t>
-      </w:r>
-      <w:r>
-        <w:t>M</w:t>
-      </w:r>
-      <w:r>
-        <w:t xml:space="preserve">áquina (ML) sendo capaz de fazer previsões com base em </w:t>
-      </w:r>
-      <w:r>
-        <w:rPr>
-          <w:i/>
-          <w:iCs/>
-        </w:rPr>
-        <w:t>inputs</w:t>
-      </w:r>
-      <w:r>
-        <w:t xml:space="preserve"> sequenciais. Podem ser utilizadas, como por exemplo, para prever níveis diários de inundação com base em dados anteriores de enchentes, marés e informações meteorológicas (IBM, 2024).</w:t>
-      </w:r>
-    </w:p>
-    <w:p/>
-    <w:p>
-      <w:pPr>
-        <w:rPr>
-          <w:b/>
-          <w:bCs/>
-        </w:rPr>
-      </w:pPr>
-    </w:p>
-    <w:p>
-      <w:pPr>
-        <w:pStyle w:val="Ttulo2"/>
-        <w:rPr>
-          <w:highlight w:val="yellow"/>
-        </w:rPr>
-      </w:pPr>
-      <w:bookmarkStart w:id="54" w:name="_Toc203566813"/>
-      <w:proofErr w:type="spellStart"/>
-      <w:r>
-        <w:rPr>
-          <w:highlight w:val="yellow"/>
-        </w:rPr>
-        <w:t>Árvore</w:t>
-      </w:r>
-      <w:proofErr w:type="spellEnd"/>
-      <w:r>
-        <w:rPr>
-          <w:highlight w:val="yellow"/>
-        </w:rPr>
-        <w:t xml:space="preserve"> de </w:t>
-      </w:r>
-      <w:proofErr w:type="spellStart"/>
-      <w:r>
-        <w:rPr>
-          <w:highlight w:val="yellow"/>
-        </w:rPr>
-        <w:t>Decisão</w:t>
-      </w:r>
-      <w:bookmarkEnd w:id="54"/>
-      <w:proofErr w:type="spellEnd"/>
-    </w:p>
-    <w:p>
-      <w:pPr>
-        <w:pStyle w:val="Ttulo3"/>
-        <w:rPr>
-          <w:bCs/>
-          <w:lang w:val="pt-BR"/>
-        </w:rPr>
-      </w:pPr>
-      <w:bookmarkStart w:id="55" w:name="_Toc203566814"/>
-      <w:r>
-        <w:rPr>
-          <w:lang w:val="pt-BR"/>
-        </w:rPr>
-        <w:t>Conceito de Árvore de Decisão</w:t>
-      </w:r>
-      <w:bookmarkEnd w:id="55"/>
+        <w:t>Decision Tree</w:t>
+      </w:r>
+      <w:r>
+        <w:t xml:space="preserve">) </w:t>
+      </w:r>
+      <w:r>
+        <w:t>é um algoritmo de aprendizado de máquina e ao mesmo tempo uma técnica de mineração de dados, utilizada para prever, classificar e extrair conhecimento a partir de dados foi criada esta seção para detalhar sua aplicação e importância. Pode-se dizer que as Árvores de Decisão são modelos hierárquicos que segmentam os dados com base em condições lógicas sucessivas. Elas são eficientes e interpretáveis para tarefas de classificação e regressão, sendo frequentemente utilizadas em conjunto com outros métodos para aumentar a robustez dos modelos (Silva e Silva Neto, 2022).</w:t>
+      </w:r>
     </w:p>
     <w:p>
       <w:pPr>
         <w:spacing w:line="240" w:lineRule="auto"/>
         <w:textAlignment w:val="baseline"/>
       </w:pPr>
-      <w:r>
-        <w:t xml:space="preserve">Como </w:t>
-      </w:r>
-      <w:r>
-        <w:t>Á</w:t>
-      </w:r>
-      <w:r>
-        <w:t xml:space="preserve">rvore de </w:t>
-      </w:r>
-      <w:r>
-        <w:t>D</w:t>
-      </w:r>
-      <w:r>
-        <w:t xml:space="preserve">ecisão </w:t>
-      </w:r>
-      <w:r>
-        <w:t>(em inglês</w:t>
-      </w:r>
-      <w:r>
-        <w:t xml:space="preserve"> </w:t>
-      </w:r>
-      <w:proofErr w:type="spellStart"/>
-      <w:r>
-        <w:rPr>
-          <w:i/>
-          <w:iCs/>
-        </w:rPr>
-        <w:t>Decision</w:t>
-      </w:r>
-      <w:proofErr w:type="spellEnd"/>
-      <w:r>
-        <w:rPr>
-          <w:i/>
-          <w:iCs/>
-        </w:rPr>
-        <w:t xml:space="preserve"> </w:t>
-      </w:r>
-      <w:proofErr w:type="spellStart"/>
-      <w:r>
-        <w:rPr>
-          <w:i/>
-          <w:iCs/>
-        </w:rPr>
-        <w:t>Tree</w:t>
-      </w:r>
-      <w:proofErr w:type="spellEnd"/>
-      <w:r>
-        <w:t xml:space="preserve">) </w:t>
-      </w:r>
-      <w:r>
-        <w:t xml:space="preserve">é um algoritmo de aprendizado de máquina e ao mesmo tempo uma técnica de mineração de dados, utilizada para prever, classificar e extrair conhecimento a partir de dados foi criada esta seção para detalhar sua aplicação e importância. Pode-se dizer que as Árvores de Decisão são modelos hierárquicos que segmentam os dados com base em condições lógicas sucessivas. Elas são </w:t>
-      </w:r>
-      <w:proofErr w:type="gramStart"/>
-      <w:r>
-        <w:t>eficientes e interpretáveis</w:t>
-      </w:r>
-      <w:proofErr w:type="gramEnd"/>
-      <w:r>
-        <w:t xml:space="preserve"> para tarefas de classificação e regressão, sendo frequentemente utilizadas em conjunto com outros métodos para aumentar a robustez dos modelos (Silva e Silva Neto, 2022).</w:t>
+    </w:p>
+    <w:p>
+      <w:pPr>
+        <w:spacing w:before="100" w:beforeAutospacing="1" w:after="100" w:afterAutospacing="1" w:line="240" w:lineRule="auto"/>
+        <w:jc w:val="left"/>
+        <w:rPr>
+          <w:rFonts w:eastAsia="Times New Roman" w:cs="Times New Roman"/>
+          <w:szCs w:val="24"/>
+          <w:highlight w:val="lightGray"/>
+          <w:lang w:eastAsia="pt-BR"/>
+        </w:rPr>
+      </w:pPr>
+      <w:r>
+        <w:rPr>
+          <w:rFonts w:eastAsia="Times New Roman" w:hAnsi="Symbol" w:cs="Times New Roman"/>
+          <w:szCs w:val="24"/>
+          <w:highlight w:val="lightGray"/>
+          <w:lang w:eastAsia="pt-BR"/>
+        </w:rPr>
+        <w:t></w:t>
+      </w:r>
+      <w:r>
+        <w:rPr>
+          <w:rFonts w:eastAsia="Times New Roman" w:cs="Times New Roman"/>
+          <w:szCs w:val="24"/>
+          <w:highlight w:val="lightGray"/>
+          <w:lang w:eastAsia="pt-BR"/>
+        </w:rPr>
+        <w:t xml:space="preserve">  Como a árvore divide os dados (por Gini ou entropia, por exemplo).</w:t>
+      </w:r>
+    </w:p>
+    <w:p>
+      <w:pPr>
+        <w:spacing w:before="100" w:beforeAutospacing="1" w:after="100" w:afterAutospacing="1" w:line="240" w:lineRule="auto"/>
+        <w:jc w:val="left"/>
+        <w:rPr>
+          <w:rFonts w:eastAsia="Times New Roman" w:cs="Times New Roman"/>
+          <w:szCs w:val="24"/>
+          <w:highlight w:val="lightGray"/>
+          <w:lang w:eastAsia="pt-BR"/>
+        </w:rPr>
+      </w:pPr>
+      <w:r>
+        <w:rPr>
+          <w:rFonts w:eastAsia="Times New Roman" w:hAnsi="Symbol" w:cs="Times New Roman"/>
+          <w:szCs w:val="24"/>
+          <w:highlight w:val="lightGray"/>
+          <w:lang w:eastAsia="pt-BR"/>
+        </w:rPr>
+        <w:t></w:t>
+      </w:r>
+      <w:r>
+        <w:rPr>
+          <w:rFonts w:eastAsia="Times New Roman" w:cs="Times New Roman"/>
+          <w:szCs w:val="24"/>
+          <w:highlight w:val="lightGray"/>
+          <w:lang w:eastAsia="pt-BR"/>
+        </w:rPr>
+        <w:t xml:space="preserve">  A ideia de "nós", "ramos", "folhas", e decisões hierárquicas.</w:t>
+      </w:r>
+    </w:p>
+    <w:p>
+      <w:pPr>
+        <w:spacing w:before="100" w:beforeAutospacing="1" w:after="100" w:afterAutospacing="1" w:line="240" w:lineRule="auto"/>
+        <w:jc w:val="left"/>
+        <w:rPr>
+          <w:rFonts w:eastAsia="Times New Roman" w:cs="Times New Roman"/>
+          <w:szCs w:val="24"/>
+          <w:lang w:eastAsia="pt-BR"/>
+        </w:rPr>
+      </w:pPr>
+      <w:r>
+        <w:rPr>
+          <w:rFonts w:eastAsia="Times New Roman" w:hAnsi="Symbol" w:cs="Times New Roman"/>
+          <w:szCs w:val="24"/>
+          <w:highlight w:val="lightGray"/>
+          <w:lang w:eastAsia="pt-BR"/>
+        </w:rPr>
+        <w:lastRenderedPageBreak/>
+        <w:t></w:t>
+      </w:r>
+      <w:r>
+        <w:rPr>
+          <w:rFonts w:eastAsia="Times New Roman" w:cs="Times New Roman"/>
+          <w:szCs w:val="24"/>
+          <w:highlight w:val="lightGray"/>
+          <w:lang w:eastAsia="pt-BR"/>
+        </w:rPr>
+        <w:t xml:space="preserve">  Vantagens (interpretabilidade, rapidez) e desvantagens (overfitting).</w:t>
       </w:r>
     </w:p>
     <w:p>
@@ -11139,6 +10427,48 @@
     </w:p>
     <w:p>
       <w:pPr>
+        <w:spacing w:line="240" w:lineRule="auto"/>
+        <w:textAlignment w:val="baseline"/>
+      </w:pPr>
+    </w:p>
+    <w:p>
+      <w:pPr>
+        <w:pStyle w:val="Ttulo3"/>
+        <w:ind w:left="431" w:hanging="431"/>
+        <w:rPr>
+          <w:highlight w:val="yellow"/>
+        </w:rPr>
+      </w:pPr>
+      <w:bookmarkStart w:id="57" w:name="_Toc203572614"/>
+      <w:r>
+        <w:rPr>
+          <w:highlight w:val="yellow"/>
+        </w:rPr>
+        <w:t>Algoritmo CART (Classification and Regression Trees)</w:t>
+      </w:r>
+      <w:bookmarkEnd w:id="57"/>
+    </w:p>
+    <w:p>
+      <w:pPr>
+        <w:pStyle w:val="CorpodoTexto"/>
+        <w:ind w:firstLine="0"/>
+      </w:pPr>
+      <w:r>
+        <w:rPr>
+          <w:highlight w:val="lightGray"/>
+        </w:rPr>
+        <w:t>Detalhar o funcionamento do CART: critérios de divisão (Gini ou Entropia), profundidade, podas, vantagens e desvantagens.</w:t>
+      </w:r>
+      <w:r>
+        <w:rPr>
+          <w:highlight w:val="lightGray"/>
+        </w:rPr>
+        <w:br/>
+        <w:t>Exemplos de uso em saúde e previsão.</w:t>
+      </w:r>
+    </w:p>
+    <w:p>
+      <w:pPr>
         <w:spacing w:before="100" w:beforeAutospacing="1" w:after="100" w:afterAutospacing="1" w:line="240" w:lineRule="auto"/>
         <w:jc w:val="left"/>
         <w:rPr>
@@ -11148,7 +10478,6 @@
           <w:lang w:eastAsia="pt-BR"/>
         </w:rPr>
       </w:pPr>
-      <w:proofErr w:type="gramStart"/>
       <w:r>
         <w:rPr>
           <w:rFonts w:eastAsia="Times New Roman" w:hAnsi="Symbol" w:cs="Times New Roman"/>
@@ -11165,17 +10494,37 @@
           <w:highlight w:val="lightGray"/>
           <w:lang w:eastAsia="pt-BR"/>
         </w:rPr>
-        <w:t xml:space="preserve">  Como</w:t>
-      </w:r>
-      <w:proofErr w:type="gramEnd"/>
-      <w:r>
+        <w:t xml:space="preserve">  Histórico e proposta do algoritmo.</w:t>
+      </w:r>
+    </w:p>
+    <w:p>
+      <w:pPr>
+        <w:spacing w:before="100" w:beforeAutospacing="1" w:after="100" w:afterAutospacing="1" w:line="240" w:lineRule="auto"/>
+        <w:jc w:val="left"/>
         <w:rPr>
           <w:rFonts w:eastAsia="Times New Roman" w:cs="Times New Roman"/>
           <w:szCs w:val="24"/>
           <w:highlight w:val="lightGray"/>
           <w:lang w:eastAsia="pt-BR"/>
         </w:rPr>
-        <w:t xml:space="preserve"> a árvore divide os dados (por Gini ou entropia, por exemplo).</w:t>
+      </w:pPr>
+      <w:r>
+        <w:rPr>
+          <w:rFonts w:eastAsia="Times New Roman" w:hAnsi="Symbol" w:cs="Times New Roman"/>
+          <w:szCs w:val="24"/>
+          <w:highlight w:val="lightGray"/>
+          <w:lang w:eastAsia="pt-BR"/>
+        </w:rPr>
+        <w:t></w:t>
+      </w:r>
+      <w:r>
+        <w:rPr>
+          <w:rFonts w:eastAsia="Times New Roman" w:cs="Times New Roman"/>
+          <w:szCs w:val="24"/>
+          <w:highlight w:val="lightGray"/>
+          <w:lang w:eastAsia="pt-BR"/>
+        </w:rPr>
+        <w:t xml:space="preserve">  Como ele realiza divisões com base no índice de Gini.</w:t>
       </w:r>
     </w:p>
     <w:p>
@@ -11189,7 +10538,6 @@
           <w:lang w:eastAsia="pt-BR"/>
         </w:rPr>
       </w:pPr>
-      <w:proofErr w:type="gramStart"/>
       <w:r>
         <w:rPr>
           <w:rFonts w:eastAsia="Times New Roman" w:hAnsi="Symbol" w:cs="Times New Roman"/>
@@ -11206,17 +10554,37 @@
           <w:highlight w:val="lightGray"/>
           <w:lang w:eastAsia="pt-BR"/>
         </w:rPr>
-        <w:t xml:space="preserve">  A</w:t>
-      </w:r>
-      <w:proofErr w:type="gramEnd"/>
-      <w:r>
+        <w:t xml:space="preserve">  Processo de criação da árvore, critérios de parada, e poda.</w:t>
+      </w:r>
+    </w:p>
+    <w:p>
+      <w:pPr>
+        <w:spacing w:before="100" w:beforeAutospacing="1" w:after="100" w:afterAutospacing="1" w:line="240" w:lineRule="auto"/>
+        <w:jc w:val="left"/>
         <w:rPr>
           <w:rFonts w:eastAsia="Times New Roman" w:cs="Times New Roman"/>
           <w:szCs w:val="24"/>
           <w:highlight w:val="lightGray"/>
           <w:lang w:eastAsia="pt-BR"/>
         </w:rPr>
-        <w:t xml:space="preserve"> ideia de "nós", "ramos", "folhas", e decisões hierárquicas.</w:t>
+      </w:pPr>
+      <w:r>
+        <w:rPr>
+          <w:rFonts w:eastAsia="Times New Roman" w:hAnsi="Symbol" w:cs="Times New Roman"/>
+          <w:szCs w:val="24"/>
+          <w:highlight w:val="lightGray"/>
+          <w:lang w:eastAsia="pt-BR"/>
+        </w:rPr>
+        <w:t></w:t>
+      </w:r>
+      <w:r>
+        <w:rPr>
+          <w:rFonts w:eastAsia="Times New Roman" w:cs="Times New Roman"/>
+          <w:szCs w:val="24"/>
+          <w:highlight w:val="lightGray"/>
+          <w:lang w:eastAsia="pt-BR"/>
+        </w:rPr>
+        <w:t xml:space="preserve">  Aplicações no contexto de saúde ou esportes.</w:t>
       </w:r>
     </w:p>
     <w:p>
@@ -11229,7 +10597,6 @@
           <w:lang w:eastAsia="pt-BR"/>
         </w:rPr>
       </w:pPr>
-      <w:proofErr w:type="gramStart"/>
       <w:r>
         <w:rPr>
           <w:rFonts w:eastAsia="Times New Roman" w:hAnsi="Symbol" w:cs="Times New Roman"/>
@@ -11237,7 +10604,6 @@
           <w:highlight w:val="lightGray"/>
           <w:lang w:eastAsia="pt-BR"/>
         </w:rPr>
-        <w:lastRenderedPageBreak/>
         <w:t></w:t>
       </w:r>
       <w:r>
@@ -11247,328 +10613,19 @@
           <w:highlight w:val="lightGray"/>
           <w:lang w:eastAsia="pt-BR"/>
         </w:rPr>
-        <w:t xml:space="preserve">  Vantagens</w:t>
-      </w:r>
-      <w:proofErr w:type="gramEnd"/>
-      <w:r>
-        <w:rPr>
-          <w:rFonts w:eastAsia="Times New Roman" w:cs="Times New Roman"/>
-          <w:szCs w:val="24"/>
-          <w:highlight w:val="lightGray"/>
-          <w:lang w:eastAsia="pt-BR"/>
-        </w:rPr>
-        <w:t xml:space="preserve"> (</w:t>
-      </w:r>
-      <w:proofErr w:type="spellStart"/>
-      <w:r>
-        <w:rPr>
-          <w:rFonts w:eastAsia="Times New Roman" w:cs="Times New Roman"/>
-          <w:szCs w:val="24"/>
-          <w:highlight w:val="lightGray"/>
-          <w:lang w:eastAsia="pt-BR"/>
-        </w:rPr>
-        <w:t>interpretabilidade</w:t>
-      </w:r>
-      <w:proofErr w:type="spellEnd"/>
-      <w:r>
-        <w:rPr>
-          <w:rFonts w:eastAsia="Times New Roman" w:cs="Times New Roman"/>
-          <w:szCs w:val="24"/>
-          <w:highlight w:val="lightGray"/>
-          <w:lang w:eastAsia="pt-BR"/>
-        </w:rPr>
-        <w:t>, rapidez) e desvantagens (</w:t>
-      </w:r>
-      <w:proofErr w:type="spellStart"/>
-      <w:r>
-        <w:rPr>
-          <w:rFonts w:eastAsia="Times New Roman" w:cs="Times New Roman"/>
-          <w:szCs w:val="24"/>
-          <w:highlight w:val="lightGray"/>
-          <w:lang w:eastAsia="pt-BR"/>
-        </w:rPr>
-        <w:t>overfitting</w:t>
-      </w:r>
-      <w:proofErr w:type="spellEnd"/>
-      <w:r>
-        <w:rPr>
-          <w:rFonts w:eastAsia="Times New Roman" w:cs="Times New Roman"/>
-          <w:szCs w:val="24"/>
-          <w:highlight w:val="lightGray"/>
-          <w:lang w:eastAsia="pt-BR"/>
-        </w:rPr>
-        <w:t>).</w:t>
-      </w:r>
-    </w:p>
-    <w:p>
-      <w:pPr>
-        <w:spacing w:line="240" w:lineRule="auto"/>
-        <w:textAlignment w:val="baseline"/>
-      </w:pPr>
-    </w:p>
-    <w:p>
-      <w:pPr>
-        <w:spacing w:line="240" w:lineRule="auto"/>
-        <w:textAlignment w:val="baseline"/>
-      </w:pPr>
-    </w:p>
-    <w:p>
-      <w:pPr>
-        <w:pStyle w:val="Ttulo3"/>
-        <w:ind w:left="431" w:hanging="431"/>
-        <w:rPr>
-          <w:highlight w:val="yellow"/>
-        </w:rPr>
-      </w:pPr>
-      <w:bookmarkStart w:id="56" w:name="_Toc203566815"/>
-      <w:proofErr w:type="spellStart"/>
-      <w:r>
-        <w:rPr>
-          <w:highlight w:val="yellow"/>
-        </w:rPr>
-        <w:t>Algoritmo</w:t>
-      </w:r>
-      <w:proofErr w:type="spellEnd"/>
-      <w:r>
-        <w:rPr>
-          <w:highlight w:val="yellow"/>
-        </w:rPr>
-        <w:t xml:space="preserve"> CART (Classification and Regression Trees)</w:t>
-      </w:r>
-      <w:bookmarkEnd w:id="56"/>
+        <w:t xml:space="preserve">  Vantagens e limitações.</w:t>
+      </w:r>
     </w:p>
     <w:p>
       <w:pPr>
         <w:pStyle w:val="CorpodoTexto"/>
         <w:ind w:firstLine="0"/>
-      </w:pPr>
-      <w:r>
-        <w:rPr>
-          <w:highlight w:val="lightGray"/>
-        </w:rPr>
-        <w:t>Detalhar o funcionamento do CART: critérios de divisão (Gini ou Entropia), profundidade, podas, vantagens e desvantagens.</w:t>
-      </w:r>
-      <w:r>
-        <w:rPr>
-          <w:highlight w:val="lightGray"/>
-        </w:rPr>
-        <w:br/>
-        <w:t>Exemplos de uso em saúde e previsão.</w:t>
-      </w:r>
-    </w:p>
-    <w:p>
-      <w:pPr>
-        <w:spacing w:before="100" w:beforeAutospacing="1" w:after="100" w:afterAutospacing="1" w:line="240" w:lineRule="auto"/>
-        <w:jc w:val="left"/>
-        <w:rPr>
-          <w:rFonts w:eastAsia="Times New Roman" w:cs="Times New Roman"/>
-          <w:szCs w:val="24"/>
-          <w:highlight w:val="lightGray"/>
-          <w:lang w:eastAsia="pt-BR"/>
-        </w:rPr>
-      </w:pPr>
-      <w:proofErr w:type="gramStart"/>
-      <w:r>
-        <w:rPr>
-          <w:rFonts w:eastAsia="Times New Roman" w:hAnsi="Symbol" w:cs="Times New Roman"/>
-          <w:szCs w:val="24"/>
-          <w:highlight w:val="lightGray"/>
-          <w:lang w:eastAsia="pt-BR"/>
-        </w:rPr>
-        <w:t></w:t>
-      </w:r>
-      <w:r>
-        <w:rPr>
-          <w:rFonts w:eastAsia="Times New Roman" w:cs="Times New Roman"/>
-          <w:szCs w:val="24"/>
-          <w:highlight w:val="lightGray"/>
-          <w:lang w:eastAsia="pt-BR"/>
-        </w:rPr>
-        <w:t xml:space="preserve">  Histórico</w:t>
-      </w:r>
-      <w:proofErr w:type="gramEnd"/>
-      <w:r>
-        <w:rPr>
-          <w:rFonts w:eastAsia="Times New Roman" w:cs="Times New Roman"/>
-          <w:szCs w:val="24"/>
-          <w:highlight w:val="lightGray"/>
-          <w:lang w:eastAsia="pt-BR"/>
-        </w:rPr>
-        <w:t xml:space="preserve"> e proposta do algoritmo.</w:t>
-      </w:r>
-    </w:p>
-    <w:p>
-      <w:pPr>
-        <w:spacing w:before="100" w:beforeAutospacing="1" w:after="100" w:afterAutospacing="1" w:line="240" w:lineRule="auto"/>
-        <w:jc w:val="left"/>
-        <w:rPr>
-          <w:rFonts w:eastAsia="Times New Roman" w:cs="Times New Roman"/>
-          <w:szCs w:val="24"/>
-          <w:highlight w:val="lightGray"/>
-          <w:lang w:eastAsia="pt-BR"/>
-        </w:rPr>
-      </w:pPr>
-      <w:proofErr w:type="gramStart"/>
-      <w:r>
-        <w:rPr>
-          <w:rFonts w:eastAsia="Times New Roman" w:hAnsi="Symbol" w:cs="Times New Roman"/>
-          <w:szCs w:val="24"/>
-          <w:highlight w:val="lightGray"/>
-          <w:lang w:eastAsia="pt-BR"/>
-        </w:rPr>
-        <w:t></w:t>
-      </w:r>
-      <w:r>
-        <w:rPr>
-          <w:rFonts w:eastAsia="Times New Roman" w:cs="Times New Roman"/>
-          <w:szCs w:val="24"/>
-          <w:highlight w:val="lightGray"/>
-          <w:lang w:eastAsia="pt-BR"/>
-        </w:rPr>
-        <w:t xml:space="preserve">  Como</w:t>
-      </w:r>
-      <w:proofErr w:type="gramEnd"/>
-      <w:r>
-        <w:rPr>
-          <w:rFonts w:eastAsia="Times New Roman" w:cs="Times New Roman"/>
-          <w:szCs w:val="24"/>
-          <w:highlight w:val="lightGray"/>
-          <w:lang w:eastAsia="pt-BR"/>
-        </w:rPr>
-        <w:t xml:space="preserve"> ele realiza divisões com base no índice de Gini.</w:t>
-      </w:r>
-    </w:p>
-    <w:p>
-      <w:pPr>
-        <w:spacing w:before="100" w:beforeAutospacing="1" w:after="100" w:afterAutospacing="1" w:line="240" w:lineRule="auto"/>
-        <w:jc w:val="left"/>
-        <w:rPr>
-          <w:rFonts w:eastAsia="Times New Roman" w:cs="Times New Roman"/>
-          <w:szCs w:val="24"/>
-          <w:highlight w:val="lightGray"/>
-          <w:lang w:eastAsia="pt-BR"/>
-        </w:rPr>
-      </w:pPr>
-      <w:proofErr w:type="gramStart"/>
-      <w:r>
-        <w:rPr>
-          <w:rFonts w:eastAsia="Times New Roman" w:hAnsi="Symbol" w:cs="Times New Roman"/>
-          <w:szCs w:val="24"/>
-          <w:highlight w:val="lightGray"/>
-          <w:lang w:eastAsia="pt-BR"/>
-        </w:rPr>
-        <w:t></w:t>
-      </w:r>
-      <w:r>
-        <w:rPr>
-          <w:rFonts w:eastAsia="Times New Roman" w:cs="Times New Roman"/>
-          <w:szCs w:val="24"/>
-          <w:highlight w:val="lightGray"/>
-          <w:lang w:eastAsia="pt-BR"/>
-        </w:rPr>
-        <w:t xml:space="preserve">  Processo</w:t>
-      </w:r>
-      <w:proofErr w:type="gramEnd"/>
-      <w:r>
-        <w:rPr>
-          <w:rFonts w:eastAsia="Times New Roman" w:cs="Times New Roman"/>
-          <w:szCs w:val="24"/>
-          <w:highlight w:val="lightGray"/>
-          <w:lang w:eastAsia="pt-BR"/>
-        </w:rPr>
-        <w:t xml:space="preserve"> de criação da árvore, critérios de parada, e poda.</w:t>
-      </w:r>
-    </w:p>
-    <w:p>
-      <w:pPr>
-        <w:spacing w:before="100" w:beforeAutospacing="1" w:after="100" w:afterAutospacing="1" w:line="240" w:lineRule="auto"/>
-        <w:jc w:val="left"/>
-        <w:rPr>
-          <w:rFonts w:eastAsia="Times New Roman" w:cs="Times New Roman"/>
-          <w:szCs w:val="24"/>
-          <w:highlight w:val="lightGray"/>
-          <w:lang w:eastAsia="pt-BR"/>
-        </w:rPr>
-      </w:pPr>
-      <w:proofErr w:type="gramStart"/>
-      <w:r>
-        <w:rPr>
-          <w:rFonts w:eastAsia="Times New Roman" w:hAnsi="Symbol" w:cs="Times New Roman"/>
-          <w:szCs w:val="24"/>
-          <w:highlight w:val="lightGray"/>
-          <w:lang w:eastAsia="pt-BR"/>
-        </w:rPr>
-        <w:t></w:t>
-      </w:r>
-      <w:r>
-        <w:rPr>
-          <w:rFonts w:eastAsia="Times New Roman" w:cs="Times New Roman"/>
-          <w:szCs w:val="24"/>
-          <w:highlight w:val="lightGray"/>
-          <w:lang w:eastAsia="pt-BR"/>
-        </w:rPr>
-        <w:t xml:space="preserve">  Aplicações</w:t>
-      </w:r>
-      <w:proofErr w:type="gramEnd"/>
-      <w:r>
-        <w:rPr>
-          <w:rFonts w:eastAsia="Times New Roman" w:cs="Times New Roman"/>
-          <w:szCs w:val="24"/>
-          <w:highlight w:val="lightGray"/>
-          <w:lang w:eastAsia="pt-BR"/>
-        </w:rPr>
-        <w:t xml:space="preserve"> no contexto de saúde ou esportes.</w:t>
-      </w:r>
-    </w:p>
-    <w:p>
-      <w:pPr>
-        <w:spacing w:before="100" w:beforeAutospacing="1" w:after="100" w:afterAutospacing="1" w:line="240" w:lineRule="auto"/>
-        <w:jc w:val="left"/>
-        <w:rPr>
-          <w:rFonts w:eastAsia="Times New Roman" w:cs="Times New Roman"/>
-          <w:szCs w:val="24"/>
-          <w:lang w:eastAsia="pt-BR"/>
-        </w:rPr>
-      </w:pPr>
-      <w:proofErr w:type="gramStart"/>
-      <w:r>
-        <w:rPr>
-          <w:rFonts w:eastAsia="Times New Roman" w:hAnsi="Symbol" w:cs="Times New Roman"/>
-          <w:szCs w:val="24"/>
-          <w:highlight w:val="lightGray"/>
-          <w:lang w:eastAsia="pt-BR"/>
-        </w:rPr>
-        <w:t></w:t>
-      </w:r>
-      <w:r>
-        <w:rPr>
-          <w:rFonts w:eastAsia="Times New Roman" w:cs="Times New Roman"/>
-          <w:szCs w:val="24"/>
-          <w:highlight w:val="lightGray"/>
-          <w:lang w:eastAsia="pt-BR"/>
-        </w:rPr>
-        <w:t xml:space="preserve">  Vantagens</w:t>
-      </w:r>
-      <w:proofErr w:type="gramEnd"/>
-      <w:r>
-        <w:rPr>
-          <w:rFonts w:eastAsia="Times New Roman" w:cs="Times New Roman"/>
-          <w:szCs w:val="24"/>
-          <w:highlight w:val="lightGray"/>
-          <w:lang w:eastAsia="pt-BR"/>
-        </w:rPr>
-        <w:t xml:space="preserve"> e limitações.</w:t>
-      </w:r>
-    </w:p>
-    <w:p>
-      <w:pPr>
-        <w:pStyle w:val="CorpodoTexto"/>
-        <w:ind w:firstLine="0"/>
         <w:rPr>
           <w:lang w:val="en-US"/>
         </w:rPr>
       </w:pPr>
     </w:p>
+    <w:bookmarkEnd w:id="54"/>
     <w:p>
       <w:pPr>
         <w:spacing w:after="200" w:line="276" w:lineRule="auto"/>
@@ -11595,8 +10652,9 @@
           <w:highlight w:val="yellow"/>
         </w:rPr>
       </w:pPr>
-      <w:bookmarkStart w:id="57" w:name="_Toc203566816"/>
-      <w:commentRangeStart w:id="58"/>
+      <w:bookmarkStart w:id="58" w:name="_Toc203572615"/>
+      <w:bookmarkStart w:id="59" w:name="_Hlk203572362"/>
+      <w:commentRangeStart w:id="60"/>
       <w:r>
         <w:rPr>
           <w:highlight w:val="yellow"/>
@@ -11604,15 +10662,15 @@
         <w:lastRenderedPageBreak/>
         <w:t>Métricas de Avaliação Preditiva/ Modelo</w:t>
       </w:r>
-      <w:commentRangeEnd w:id="58"/>
+      <w:commentRangeEnd w:id="60"/>
       <w:r>
         <w:rPr>
           <w:rStyle w:val="Refdecomentrio"/>
           <w:highlight w:val="yellow"/>
         </w:rPr>
-        <w:commentReference w:id="58"/>
-      </w:r>
-      <w:bookmarkEnd w:id="57"/>
+        <w:commentReference w:id="60"/>
+      </w:r>
+      <w:bookmarkEnd w:id="58"/>
     </w:p>
     <w:p>
       <w:pPr>
@@ -11625,7 +10683,6 @@
           <w:lang w:eastAsia="pt-BR"/>
         </w:rPr>
       </w:pPr>
-      <w:proofErr w:type="gramStart"/>
       <w:r>
         <w:rPr>
           <w:rFonts w:eastAsia="Times New Roman" w:hAnsi="Symbol" w:cs="Times New Roman"/>
@@ -11642,17 +10699,37 @@
           <w:highlight w:val="lightGray"/>
           <w:lang w:eastAsia="pt-BR"/>
         </w:rPr>
-        <w:t xml:space="preserve">  Definições</w:t>
-      </w:r>
-      <w:proofErr w:type="gramEnd"/>
-      <w:r>
+        <w:t xml:space="preserve">  Definições formais de Acurácia, Precisão, Recall, F1-Score, AUC-ROC, Matriz de Confusão.</w:t>
+      </w:r>
+    </w:p>
+    <w:p>
+      <w:pPr>
+        <w:spacing w:before="100" w:beforeAutospacing="1" w:after="100" w:afterAutospacing="1" w:line="240" w:lineRule="auto"/>
+        <w:jc w:val="left"/>
         <w:rPr>
           <w:rFonts w:eastAsia="Times New Roman" w:cs="Times New Roman"/>
           <w:szCs w:val="24"/>
           <w:highlight w:val="lightGray"/>
           <w:lang w:eastAsia="pt-BR"/>
         </w:rPr>
-        <w:t xml:space="preserve"> formais de Acurácia, Precisão, Recall, F1-Score, AUC-ROC, Matriz de Confusão.</w:t>
+      </w:pPr>
+      <w:r>
+        <w:rPr>
+          <w:rFonts w:eastAsia="Times New Roman" w:hAnsi="Symbol" w:cs="Times New Roman"/>
+          <w:szCs w:val="24"/>
+          <w:highlight w:val="lightGray"/>
+          <w:lang w:eastAsia="pt-BR"/>
+        </w:rPr>
+        <w:t></w:t>
+      </w:r>
+      <w:r>
+        <w:rPr>
+          <w:rFonts w:eastAsia="Times New Roman" w:cs="Times New Roman"/>
+          <w:szCs w:val="24"/>
+          <w:highlight w:val="lightGray"/>
+          <w:lang w:eastAsia="pt-BR"/>
+        </w:rPr>
+        <w:t xml:space="preserve">  Gráficos ilustrativos se possível (para facilitar a compreensão de AUC, por exemplo).</w:t>
       </w:r>
     </w:p>
     <w:p>
@@ -11662,98 +10739,26 @@
         <w:rPr>
           <w:rFonts w:eastAsia="Times New Roman" w:cs="Times New Roman"/>
           <w:szCs w:val="24"/>
+          <w:lang w:eastAsia="pt-BR"/>
+        </w:rPr>
+      </w:pPr>
+      <w:r>
+        <w:rPr>
+          <w:rFonts w:eastAsia="Times New Roman" w:hAnsi="Symbol" w:cs="Times New Roman"/>
+          <w:szCs w:val="24"/>
           <w:highlight w:val="lightGray"/>
           <w:lang w:eastAsia="pt-BR"/>
         </w:rPr>
-      </w:pPr>
-      <w:proofErr w:type="gramStart"/>
-      <w:r>
-        <w:rPr>
-          <w:rFonts w:eastAsia="Times New Roman" w:hAnsi="Symbol" w:cs="Times New Roman"/>
+        <w:t></w:t>
+      </w:r>
+      <w:r>
+        <w:rPr>
+          <w:rFonts w:eastAsia="Times New Roman" w:cs="Times New Roman"/>
           <w:szCs w:val="24"/>
           <w:highlight w:val="lightGray"/>
           <w:lang w:eastAsia="pt-BR"/>
         </w:rPr>
-        <w:t></w:t>
-      </w:r>
-      <w:r>
-        <w:rPr>
-          <w:rFonts w:eastAsia="Times New Roman" w:cs="Times New Roman"/>
-          <w:szCs w:val="24"/>
-          <w:highlight w:val="lightGray"/>
-          <w:lang w:eastAsia="pt-BR"/>
-        </w:rPr>
-        <w:t xml:space="preserve">  Gráficos</w:t>
-      </w:r>
-      <w:proofErr w:type="gramEnd"/>
-      <w:r>
-        <w:rPr>
-          <w:rFonts w:eastAsia="Times New Roman" w:cs="Times New Roman"/>
-          <w:szCs w:val="24"/>
-          <w:highlight w:val="lightGray"/>
-          <w:lang w:eastAsia="pt-BR"/>
-        </w:rPr>
-        <w:t xml:space="preserve"> ilustrativos se possível (para facilitar a compreensão de AUC, por exemplo).</w:t>
-      </w:r>
-    </w:p>
-    <w:p>
-      <w:pPr>
-        <w:spacing w:before="100" w:beforeAutospacing="1" w:after="100" w:afterAutospacing="1" w:line="240" w:lineRule="auto"/>
-        <w:jc w:val="left"/>
-        <w:rPr>
-          <w:rFonts w:eastAsia="Times New Roman" w:cs="Times New Roman"/>
-          <w:szCs w:val="24"/>
-          <w:lang w:eastAsia="pt-BR"/>
-        </w:rPr>
-      </w:pPr>
-      <w:proofErr w:type="gramStart"/>
-      <w:r>
-        <w:rPr>
-          <w:rFonts w:eastAsia="Times New Roman" w:hAnsi="Symbol" w:cs="Times New Roman"/>
-          <w:szCs w:val="24"/>
-          <w:highlight w:val="lightGray"/>
-          <w:lang w:eastAsia="pt-BR"/>
-        </w:rPr>
-        <w:t></w:t>
-      </w:r>
-      <w:r>
-        <w:rPr>
-          <w:rFonts w:eastAsia="Times New Roman" w:cs="Times New Roman"/>
-          <w:szCs w:val="24"/>
-          <w:highlight w:val="lightGray"/>
-          <w:lang w:eastAsia="pt-BR"/>
-        </w:rPr>
-        <w:t xml:space="preserve">  Justificativa</w:t>
-      </w:r>
-      <w:proofErr w:type="gramEnd"/>
-      <w:r>
-        <w:rPr>
-          <w:rFonts w:eastAsia="Times New Roman" w:cs="Times New Roman"/>
-          <w:szCs w:val="24"/>
-          <w:highlight w:val="lightGray"/>
-          <w:lang w:eastAsia="pt-BR"/>
-        </w:rPr>
-        <w:t xml:space="preserve"> das métricas escolhidas para o problema (</w:t>
-      </w:r>
-      <w:proofErr w:type="spellStart"/>
-      <w:r>
-        <w:rPr>
-          <w:rFonts w:eastAsia="Times New Roman" w:cs="Times New Roman"/>
-          <w:szCs w:val="24"/>
-          <w:highlight w:val="lightGray"/>
-          <w:lang w:eastAsia="pt-BR"/>
-        </w:rPr>
-        <w:t>ex</w:t>
-      </w:r>
-      <w:proofErr w:type="spellEnd"/>
-      <w:r>
-        <w:rPr>
-          <w:rFonts w:eastAsia="Times New Roman" w:cs="Times New Roman"/>
-          <w:szCs w:val="24"/>
-          <w:highlight w:val="lightGray"/>
-          <w:lang w:eastAsia="pt-BR"/>
-        </w:rPr>
-        <w:t>: F1-score por causa de desbalanceamento).</w:t>
+        <w:t xml:space="preserve">  Justificativa das métricas escolhidas para o problema (ex: F1-score por causa de desbalanceamento).</w:t>
       </w:r>
     </w:p>
     <w:p>
@@ -11783,14 +10788,14 @@
         </w:rPr>
         <w:t xml:space="preserve"> </w:t>
       </w:r>
-      <w:bookmarkStart w:id="59" w:name="_Toc203566817"/>
+      <w:bookmarkStart w:id="61" w:name="_Toc203572616"/>
       <w:r>
         <w:rPr>
           <w:highlight w:val="yellow"/>
         </w:rPr>
         <w:t>Trabalhos Relacionados</w:t>
       </w:r>
-      <w:bookmarkEnd w:id="59"/>
+      <w:bookmarkEnd w:id="61"/>
     </w:p>
     <w:p>
       <w:pPr>
@@ -11829,63 +10834,7 @@
         <w:rPr>
           <w:highlight w:val="lightGray"/>
         </w:rPr>
-        <w:t xml:space="preserve">Rodrigues et al. (2024) propuseram um estudo com foco na predição de abandono do tratamento da tuberculose utilizando algoritmos de aprendizado de máquina aplicados a dados de registros nacionais do Brasil. O trabalho utilizou um conjunto abrangente de variáveis demográficas, clínicas e sociais disponíveis no Sistema de Informação de Agravos de Notificação (SINAN) para treinar e avaliar modelos supervisionados. Foram testados diferentes algoritmos, incluindo </w:t>
-      </w:r>
-      <w:proofErr w:type="spellStart"/>
-      <w:r>
-        <w:rPr>
-          <w:highlight w:val="lightGray"/>
-        </w:rPr>
-        <w:t>Random</w:t>
-      </w:r>
-      <w:proofErr w:type="spellEnd"/>
-      <w:r>
-        <w:rPr>
-          <w:highlight w:val="lightGray"/>
-        </w:rPr>
-        <w:t xml:space="preserve"> Forest, </w:t>
-      </w:r>
-      <w:proofErr w:type="spellStart"/>
-      <w:r>
-        <w:rPr>
-          <w:highlight w:val="lightGray"/>
-        </w:rPr>
-        <w:t>XGBoost</w:t>
-      </w:r>
-      <w:proofErr w:type="spellEnd"/>
-      <w:r>
-        <w:rPr>
-          <w:highlight w:val="lightGray"/>
-        </w:rPr>
-        <w:t xml:space="preserve">, </w:t>
-      </w:r>
-      <w:proofErr w:type="spellStart"/>
-      <w:r>
-        <w:rPr>
-          <w:highlight w:val="lightGray"/>
-        </w:rPr>
-        <w:t>LightGBM</w:t>
-      </w:r>
-      <w:proofErr w:type="spellEnd"/>
-      <w:r>
-        <w:rPr>
-          <w:highlight w:val="lightGray"/>
-        </w:rPr>
-        <w:t xml:space="preserve">, entre outros, com o objetivo de identificar pacientes com maior probabilidade de evasão do tratamento. Os modelos apresentaram desempenho promissor, com destaque para o </w:t>
-      </w:r>
-      <w:proofErr w:type="spellStart"/>
-      <w:r>
-        <w:rPr>
-          <w:highlight w:val="lightGray"/>
-        </w:rPr>
-        <w:t>XGBoost</w:t>
-      </w:r>
-      <w:proofErr w:type="spellEnd"/>
-      <w:r>
-        <w:rPr>
-          <w:highlight w:val="lightGray"/>
-        </w:rPr>
-        <w:t>, que alcançou AUC-ROC superior a 0,75. Os autores destacam a importância do uso de inteligência artificial como ferramenta auxiliar na vigilância em saúde pública, sugerindo que modelos preditivos podem orientar estratégias direcionadas de intervenção, reduzindo perdas no tratamento e melhorando o controle da doença.</w:t>
+        <w:t>Rodrigues et al. (2024) propuseram um estudo com foco na predição de abandono do tratamento da tuberculose utilizando algoritmos de aprendizado de máquina aplicados a dados de registros nacionais do Brasil. O trabalho utilizou um conjunto abrangente de variáveis demográficas, clínicas e sociais disponíveis no Sistema de Informação de Agravos de Notificação (SINAN) para treinar e avaliar modelos supervisionados. Foram testados diferentes algoritmos, incluindo Random Forest, XGBoost, LightGBM, entre outros, com o objetivo de identificar pacientes com maior probabilidade de evasão do tratamento. Os modelos apresentaram desempenho promissor, com destaque para o XGBoost, que alcançou AUC-ROC superior a 0,75. Os autores destacam a importância do uso de inteligência artificial como ferramenta auxiliar na vigilância em saúde pública, sugerindo que modelos preditivos podem orientar estratégias direcionadas de intervenção, reduzindo perdas no tratamento e melhorando o controle da doença.</w:t>
       </w:r>
       <w:r>
         <w:t xml:space="preserve"> </w:t>
@@ -11901,20 +10850,17 @@
       <w:pPr>
         <w:spacing w:line="240" w:lineRule="auto"/>
         <w:jc w:val="left"/>
-        <w:rPr>
-          <w:lang w:val="en-US"/>
-        </w:rPr>
       </w:pPr>
       <w:hyperlink r:id="rId18" w:history="1">
         <w:r>
           <w:rPr>
             <w:rStyle w:val="Hyperlink"/>
-            <w:lang w:val="en-US"/>
           </w:rPr>
           <w:t>https://www.sciencedirect.com/science/article/abs/pii/S1047279725001127?via%3Dihub</w:t>
         </w:r>
       </w:hyperlink>
     </w:p>
+    <w:bookmarkEnd w:id="59"/>
     <w:p>
       <w:pPr>
         <w:spacing w:line="240" w:lineRule="auto"/>
@@ -11925,19 +10871,12 @@
           <w:caps/>
           <w:noProof/>
           <w:kern w:val="32"/>
-          <w:lang w:val="en-US"/>
-        </w:rPr>
-      </w:pPr>
-      <w:r>
-        <w:rPr>
-          <w:lang w:val="en-US"/>
-        </w:rPr>
+        </w:rPr>
+      </w:pPr>
+      <w:r>
         <w:t xml:space="preserve"> </w:t>
       </w:r>
       <w:r>
-        <w:rPr>
-          <w:lang w:val="en-US"/>
-        </w:rPr>
         <w:br w:type="page"/>
       </w:r>
     </w:p>
@@ -11948,9 +10887,10 @@
           <w:highlight w:val="yellow"/>
         </w:rPr>
       </w:pPr>
-      <w:bookmarkStart w:id="60" w:name="_Toc203431587"/>
-      <w:bookmarkStart w:id="61" w:name="_Toc203566818"/>
-      <w:bookmarkEnd w:id="11"/>
+      <w:bookmarkStart w:id="62" w:name="_Toc203431587"/>
+      <w:bookmarkStart w:id="63" w:name="_Toc203572617"/>
+      <w:bookmarkStart w:id="64" w:name="_Hlk203572430"/>
+      <w:bookmarkEnd w:id="12"/>
       <w:r>
         <w:rPr>
           <w:highlight w:val="yellow"/>
@@ -11958,8 +10898,8 @@
         <w:lastRenderedPageBreak/>
         <w:t>METODOLOGIA</w:t>
       </w:r>
-      <w:bookmarkEnd w:id="60"/>
-      <w:bookmarkEnd w:id="61"/>
+      <w:bookmarkEnd w:id="62"/>
+      <w:bookmarkEnd w:id="63"/>
       <w:r>
         <w:rPr>
           <w:highlight w:val="yellow"/>
@@ -12044,27 +10984,7 @@
           <w:highlight w:val="lightGray"/>
           <w:lang w:eastAsia="pt-BR"/>
         </w:rPr>
-        <w:t>Descrição da base de dados (</w:t>
-      </w:r>
-      <w:proofErr w:type="spellStart"/>
-      <w:r>
-        <w:rPr>
-          <w:rFonts w:eastAsia="Times New Roman" w:cs="Times New Roman"/>
-          <w:szCs w:val="24"/>
-          <w:highlight w:val="lightGray"/>
-          <w:lang w:eastAsia="pt-BR"/>
-        </w:rPr>
-        <w:t>ex</w:t>
-      </w:r>
-      <w:proofErr w:type="spellEnd"/>
-      <w:r>
-        <w:rPr>
-          <w:rFonts w:eastAsia="Times New Roman" w:cs="Times New Roman"/>
-          <w:szCs w:val="24"/>
-          <w:highlight w:val="lightGray"/>
-          <w:lang w:eastAsia="pt-BR"/>
-        </w:rPr>
-        <w:t>: SIVEP-Gripe, SINAN, ou dados esportivos, com número de registros e atributos).</w:t>
+        <w:t>Descrição da base de dados (ex: SIVEP-Gripe, SINAN, ou dados esportivos, com número de registros e atributos).</w:t>
       </w:r>
     </w:p>
     <w:p>
@@ -12239,67 +11159,7 @@
           <w:highlight w:val="lightGray"/>
           <w:lang w:eastAsia="pt-BR"/>
         </w:rPr>
-        <w:t>Estratégias de divisão dos dados (</w:t>
-      </w:r>
-      <w:proofErr w:type="spellStart"/>
-      <w:r>
-        <w:rPr>
-          <w:rFonts w:eastAsia="Times New Roman" w:cs="Times New Roman"/>
-          <w:szCs w:val="24"/>
-          <w:highlight w:val="lightGray"/>
-          <w:lang w:eastAsia="pt-BR"/>
-        </w:rPr>
-        <w:t>train</w:t>
-      </w:r>
-      <w:proofErr w:type="spellEnd"/>
-      <w:r>
-        <w:rPr>
-          <w:rFonts w:eastAsia="Times New Roman" w:cs="Times New Roman"/>
-          <w:szCs w:val="24"/>
-          <w:highlight w:val="lightGray"/>
-          <w:lang w:eastAsia="pt-BR"/>
-        </w:rPr>
-        <w:t>/</w:t>
-      </w:r>
-      <w:proofErr w:type="spellStart"/>
-      <w:r>
-        <w:rPr>
-          <w:rFonts w:eastAsia="Times New Roman" w:cs="Times New Roman"/>
-          <w:szCs w:val="24"/>
-          <w:highlight w:val="lightGray"/>
-          <w:lang w:eastAsia="pt-BR"/>
-        </w:rPr>
-        <w:t>test</w:t>
-      </w:r>
-      <w:proofErr w:type="spellEnd"/>
-      <w:r>
-        <w:rPr>
-          <w:rFonts w:eastAsia="Times New Roman" w:cs="Times New Roman"/>
-          <w:szCs w:val="24"/>
-          <w:highlight w:val="lightGray"/>
-          <w:lang w:eastAsia="pt-BR"/>
-        </w:rPr>
-        <w:t>, k-</w:t>
-      </w:r>
-      <w:proofErr w:type="spellStart"/>
-      <w:r>
-        <w:rPr>
-          <w:rFonts w:eastAsia="Times New Roman" w:cs="Times New Roman"/>
-          <w:szCs w:val="24"/>
-          <w:highlight w:val="lightGray"/>
-          <w:lang w:eastAsia="pt-BR"/>
-        </w:rPr>
-        <w:t>fold</w:t>
-      </w:r>
-      <w:proofErr w:type="spellEnd"/>
-      <w:r>
-        <w:rPr>
-          <w:rFonts w:eastAsia="Times New Roman" w:cs="Times New Roman"/>
-          <w:szCs w:val="24"/>
-          <w:highlight w:val="lightGray"/>
-          <w:lang w:eastAsia="pt-BR"/>
-        </w:rPr>
-        <w:t>)</w:t>
+        <w:t>Estratégias de divisão dos dados (train/test, k-fold)</w:t>
       </w:r>
     </w:p>
     <w:p>
@@ -12324,47 +11184,7 @@
           <w:highlight w:val="lightGray"/>
           <w:lang w:eastAsia="pt-BR"/>
         </w:rPr>
-        <w:t>Ajuste de hiperparâmetros (</w:t>
-      </w:r>
-      <w:proofErr w:type="spellStart"/>
-      <w:r>
-        <w:rPr>
-          <w:rFonts w:eastAsia="Times New Roman" w:cs="Times New Roman"/>
-          <w:szCs w:val="24"/>
-          <w:highlight w:val="lightGray"/>
-          <w:lang w:eastAsia="pt-BR"/>
-        </w:rPr>
-        <w:t>GridSearch</w:t>
-      </w:r>
-      <w:proofErr w:type="spellEnd"/>
-      <w:r>
-        <w:rPr>
-          <w:rFonts w:eastAsia="Times New Roman" w:cs="Times New Roman"/>
-          <w:szCs w:val="24"/>
-          <w:highlight w:val="lightGray"/>
-          <w:lang w:eastAsia="pt-BR"/>
-        </w:rPr>
-        <w:t xml:space="preserve">, </w:t>
-      </w:r>
-      <w:proofErr w:type="spellStart"/>
-      <w:r>
-        <w:rPr>
-          <w:rFonts w:eastAsia="Times New Roman" w:cs="Times New Roman"/>
-          <w:szCs w:val="24"/>
-          <w:highlight w:val="lightGray"/>
-          <w:lang w:eastAsia="pt-BR"/>
-        </w:rPr>
-        <w:t>RandomSearch</w:t>
-      </w:r>
-      <w:proofErr w:type="spellEnd"/>
-      <w:r>
-        <w:rPr>
-          <w:rFonts w:eastAsia="Times New Roman" w:cs="Times New Roman"/>
-          <w:szCs w:val="24"/>
-          <w:highlight w:val="lightGray"/>
-          <w:lang w:eastAsia="pt-BR"/>
-        </w:rPr>
-        <w:t>, etc.)</w:t>
+        <w:t>Ajuste de hiperparâmetros (GridSearch, RandomSearch, etc.)</w:t>
       </w:r>
     </w:p>
     <w:p>
@@ -12414,27 +11234,7 @@
           <w:highlight w:val="lightGray"/>
           <w:lang w:eastAsia="pt-BR"/>
         </w:rPr>
-        <w:t xml:space="preserve">Python, bibliotecas, Google </w:t>
-      </w:r>
-      <w:proofErr w:type="spellStart"/>
-      <w:r>
-        <w:rPr>
-          <w:rFonts w:eastAsia="Times New Roman" w:cs="Times New Roman"/>
-          <w:szCs w:val="24"/>
-          <w:highlight w:val="lightGray"/>
-          <w:lang w:eastAsia="pt-BR"/>
-        </w:rPr>
-        <w:t>Colab</w:t>
-      </w:r>
-      <w:proofErr w:type="spellEnd"/>
-      <w:r>
-        <w:rPr>
-          <w:rFonts w:eastAsia="Times New Roman" w:cs="Times New Roman"/>
-          <w:szCs w:val="24"/>
-          <w:highlight w:val="lightGray"/>
-          <w:lang w:eastAsia="pt-BR"/>
-        </w:rPr>
-        <w:t>, etc.</w:t>
+        <w:t>Python, bibliotecas, Google Colab, etc.</w:t>
       </w:r>
     </w:p>
     <w:p>
@@ -12483,14 +11283,14 @@
           <w:bCs/>
         </w:rPr>
       </w:pPr>
-      <w:bookmarkStart w:id="62" w:name="_Toc203566819"/>
+      <w:bookmarkStart w:id="65" w:name="_Toc203572618"/>
       <w:r>
         <w:rPr>
           <w:bCs/>
         </w:rPr>
         <w:t>Dados</w:t>
       </w:r>
-      <w:bookmarkEnd w:id="62"/>
+      <w:bookmarkEnd w:id="65"/>
     </w:p>
     <w:p>
       <w:pPr>
@@ -12499,14 +11299,14 @@
           <w:bCs/>
         </w:rPr>
       </w:pPr>
-      <w:bookmarkStart w:id="63" w:name="_Toc203566820"/>
+      <w:bookmarkStart w:id="66" w:name="_Toc203572619"/>
       <w:r>
         <w:rPr>
           <w:bCs/>
         </w:rPr>
         <w:t>Pré-processamento</w:t>
       </w:r>
-      <w:bookmarkEnd w:id="63"/>
+      <w:bookmarkEnd w:id="66"/>
     </w:p>
     <w:p>
       <w:pPr>
@@ -12515,14 +11315,14 @@
           <w:bCs/>
         </w:rPr>
       </w:pPr>
-      <w:bookmarkStart w:id="64" w:name="_Toc203566821"/>
+      <w:bookmarkStart w:id="67" w:name="_Toc203572620"/>
       <w:r>
         <w:rPr>
           <w:bCs/>
         </w:rPr>
         <w:t>Ferramentas e Tecnologias</w:t>
       </w:r>
-      <w:bookmarkEnd w:id="64"/>
+      <w:bookmarkEnd w:id="67"/>
     </w:p>
     <w:p>
       <w:pPr>
@@ -12531,14 +11331,14 @@
           <w:bCs/>
         </w:rPr>
       </w:pPr>
-      <w:bookmarkStart w:id="65" w:name="_Toc203566822"/>
+      <w:bookmarkStart w:id="68" w:name="_Toc203572621"/>
       <w:r>
         <w:rPr>
           <w:bCs/>
         </w:rPr>
         <w:t>Implementação dos modelos</w:t>
       </w:r>
-      <w:bookmarkEnd w:id="65"/>
+      <w:bookmarkEnd w:id="68"/>
     </w:p>
     <w:p>
       <w:pPr>
@@ -12547,14 +11347,14 @@
           <w:bCs/>
         </w:rPr>
       </w:pPr>
-      <w:bookmarkStart w:id="66" w:name="_Toc203566823"/>
+      <w:bookmarkStart w:id="69" w:name="_Toc203572622"/>
       <w:r>
         <w:rPr>
           <w:bCs/>
         </w:rPr>
         <w:t>Ambientes de Execução</w:t>
       </w:r>
-      <w:bookmarkEnd w:id="66"/>
+      <w:bookmarkEnd w:id="69"/>
     </w:p>
     <w:p>
       <w:r>
@@ -12571,15 +11371,16 @@
           <w:bCs/>
         </w:rPr>
       </w:pPr>
-      <w:bookmarkStart w:id="67" w:name="_Toc203566824"/>
+      <w:bookmarkStart w:id="70" w:name="_Toc203572623"/>
       <w:r>
         <w:rPr>
           <w:bCs/>
         </w:rPr>
         <w:t>Algoritmos Avaliados</w:t>
       </w:r>
-      <w:bookmarkEnd w:id="67"/>
-    </w:p>
+      <w:bookmarkEnd w:id="70"/>
+    </w:p>
+    <w:bookmarkEnd w:id="64"/>
     <w:p>
       <w:pPr>
         <w:rPr>
@@ -12611,7 +11412,8 @@
           <w:highlight w:val="yellow"/>
         </w:rPr>
       </w:pPr>
-      <w:bookmarkStart w:id="68" w:name="_Toc203566825"/>
+      <w:bookmarkStart w:id="71" w:name="_Toc203572624"/>
+      <w:bookmarkStart w:id="72" w:name="_Hlk203572438"/>
       <w:r>
         <w:rPr>
           <w:highlight w:val="yellow"/>
@@ -12619,7 +11421,7 @@
         <w:lastRenderedPageBreak/>
         <w:t>RESULTADOS</w:t>
       </w:r>
-      <w:bookmarkEnd w:id="68"/>
+      <w:bookmarkEnd w:id="71"/>
       <w:r>
         <w:rPr>
           <w:highlight w:val="yellow"/>
@@ -12791,67 +11593,7 @@
           <w:highlight w:val="lightGray"/>
           <w:lang w:eastAsia="pt-BR"/>
         </w:rPr>
-        <w:t>Comparações entre os modelos (</w:t>
-      </w:r>
-      <w:proofErr w:type="spellStart"/>
-      <w:r>
-        <w:rPr>
-          <w:rFonts w:eastAsia="Times New Roman" w:cs="Times New Roman"/>
-          <w:szCs w:val="24"/>
-          <w:highlight w:val="lightGray"/>
-          <w:lang w:eastAsia="pt-BR"/>
-        </w:rPr>
-        <w:t>ex</w:t>
-      </w:r>
-      <w:proofErr w:type="spellEnd"/>
-      <w:r>
-        <w:rPr>
-          <w:rFonts w:eastAsia="Times New Roman" w:cs="Times New Roman"/>
-          <w:szCs w:val="24"/>
-          <w:highlight w:val="lightGray"/>
-          <w:lang w:eastAsia="pt-BR"/>
-        </w:rPr>
-        <w:t xml:space="preserve">: CART </w:t>
-      </w:r>
-      <w:proofErr w:type="spellStart"/>
-      <w:r>
-        <w:rPr>
-          <w:rFonts w:eastAsia="Times New Roman" w:cs="Times New Roman"/>
-          <w:szCs w:val="24"/>
-          <w:highlight w:val="lightGray"/>
-          <w:lang w:eastAsia="pt-BR"/>
-        </w:rPr>
-        <w:t>vs</w:t>
-      </w:r>
-      <w:proofErr w:type="spellEnd"/>
-      <w:r>
-        <w:rPr>
-          <w:rFonts w:eastAsia="Times New Roman" w:cs="Times New Roman"/>
-          <w:szCs w:val="24"/>
-          <w:highlight w:val="lightGray"/>
-          <w:lang w:eastAsia="pt-BR"/>
-        </w:rPr>
-        <w:t xml:space="preserve"> </w:t>
-      </w:r>
-      <w:proofErr w:type="spellStart"/>
-      <w:r>
-        <w:rPr>
-          <w:rFonts w:eastAsia="Times New Roman" w:cs="Times New Roman"/>
-          <w:szCs w:val="24"/>
-          <w:highlight w:val="lightGray"/>
-          <w:lang w:eastAsia="pt-BR"/>
-        </w:rPr>
-        <w:t>Random</w:t>
-      </w:r>
-      <w:proofErr w:type="spellEnd"/>
-      <w:r>
-        <w:rPr>
-          <w:rFonts w:eastAsia="Times New Roman" w:cs="Times New Roman"/>
-          <w:szCs w:val="24"/>
-          <w:highlight w:val="lightGray"/>
-          <w:lang w:eastAsia="pt-BR"/>
-        </w:rPr>
-        <w:t xml:space="preserve"> Forest)</w:t>
+        <w:t>Comparações entre os modelos (ex: CART vs Random Forest)</w:t>
       </w:r>
     </w:p>
     <w:p>
@@ -12876,39 +11618,8 @@
           <w:highlight w:val="lightGray"/>
           <w:lang w:eastAsia="pt-BR"/>
         </w:rPr>
-        <w:t xml:space="preserve">Tabelas de </w:t>
-      </w:r>
-      <w:proofErr w:type="spellStart"/>
-      <w:r>
-        <w:rPr>
-          <w:rFonts w:eastAsia="Times New Roman" w:cs="Times New Roman"/>
-          <w:szCs w:val="24"/>
-          <w:highlight w:val="lightGray"/>
-          <w:lang w:eastAsia="pt-BR"/>
-        </w:rPr>
-        <w:t>feature</w:t>
-      </w:r>
-      <w:proofErr w:type="spellEnd"/>
-      <w:r>
-        <w:rPr>
-          <w:rFonts w:eastAsia="Times New Roman" w:cs="Times New Roman"/>
-          <w:szCs w:val="24"/>
-          <w:highlight w:val="lightGray"/>
-          <w:lang w:eastAsia="pt-BR"/>
-        </w:rPr>
-        <w:t xml:space="preserve"> </w:t>
-      </w:r>
-      <w:proofErr w:type="spellStart"/>
-      <w:r>
-        <w:rPr>
-          <w:rFonts w:eastAsia="Times New Roman" w:cs="Times New Roman"/>
-          <w:szCs w:val="24"/>
-          <w:highlight w:val="lightGray"/>
-          <w:lang w:eastAsia="pt-BR"/>
-        </w:rPr>
-        <w:t>importance</w:t>
-      </w:r>
-      <w:proofErr w:type="spellEnd"/>
+        <w:t>Tabelas de feature importance</w:t>
+      </w:r>
     </w:p>
     <w:p>
       <w:pPr>
@@ -12979,7 +11690,7 @@
           <w:highlight w:val="yellow"/>
         </w:rPr>
       </w:pPr>
-      <w:bookmarkStart w:id="69" w:name="_Toc203566826"/>
+      <w:bookmarkStart w:id="73" w:name="_Toc203572625"/>
       <w:r>
         <w:rPr>
           <w:noProof/>
@@ -12987,7 +11698,7 @@
         </w:rPr>
         <w:t>Comparação dos Modelos Preditivos</w:t>
       </w:r>
-      <w:bookmarkEnd w:id="69"/>
+      <w:bookmarkEnd w:id="73"/>
     </w:p>
     <w:p>
       <w:pPr>
@@ -12997,7 +11708,7 @@
           <w:highlight w:val="yellow"/>
         </w:rPr>
       </w:pPr>
-      <w:bookmarkStart w:id="70" w:name="_Toc203566827"/>
+      <w:bookmarkStart w:id="74" w:name="_Toc203572626"/>
       <w:r>
         <w:rPr>
           <w:noProof/>
@@ -13005,8 +11716,9 @@
         </w:rPr>
         <w:t>Comparação de Tempo de Execução</w:t>
       </w:r>
-      <w:bookmarkEnd w:id="70"/>
-    </w:p>
+      <w:bookmarkEnd w:id="74"/>
+    </w:p>
+    <w:bookmarkEnd w:id="72"/>
     <w:p>
       <w:r>
         <w:br w:type="page"/>
@@ -13019,8 +11731,9 @@
           <w:highlight w:val="yellow"/>
         </w:rPr>
       </w:pPr>
-      <w:bookmarkStart w:id="71" w:name="_Toc203431589"/>
-      <w:bookmarkStart w:id="72" w:name="_Toc203566828"/>
+      <w:bookmarkStart w:id="75" w:name="_Toc203431589"/>
+      <w:bookmarkStart w:id="76" w:name="_Toc203572627"/>
+      <w:bookmarkStart w:id="77" w:name="_Hlk203572459"/>
       <w:r>
         <w:rPr>
           <w:highlight w:val="yellow"/>
@@ -13028,8 +11741,8 @@
         <w:lastRenderedPageBreak/>
         <w:t>DISCUSSÃO</w:t>
       </w:r>
-      <w:bookmarkEnd w:id="71"/>
-      <w:bookmarkEnd w:id="72"/>
+      <w:bookmarkEnd w:id="75"/>
+      <w:bookmarkEnd w:id="76"/>
       <w:r>
         <w:rPr>
           <w:highlight w:val="yellow"/>
@@ -13164,47 +11877,7 @@
           <w:highlight w:val="lightGray"/>
           <w:lang w:eastAsia="pt-BR"/>
         </w:rPr>
-        <w:t>Interpretação das variáveis mais relevantes (</w:t>
-      </w:r>
-      <w:proofErr w:type="spellStart"/>
-      <w:r>
-        <w:rPr>
-          <w:rFonts w:eastAsia="Times New Roman" w:cs="Times New Roman"/>
-          <w:szCs w:val="24"/>
-          <w:highlight w:val="lightGray"/>
-          <w:lang w:eastAsia="pt-BR"/>
-        </w:rPr>
-        <w:t>feature</w:t>
-      </w:r>
-      <w:proofErr w:type="spellEnd"/>
-      <w:r>
-        <w:rPr>
-          <w:rFonts w:eastAsia="Times New Roman" w:cs="Times New Roman"/>
-          <w:szCs w:val="24"/>
-          <w:highlight w:val="lightGray"/>
-          <w:lang w:eastAsia="pt-BR"/>
-        </w:rPr>
-        <w:t xml:space="preserve"> </w:t>
-      </w:r>
-      <w:proofErr w:type="spellStart"/>
-      <w:r>
-        <w:rPr>
-          <w:rFonts w:eastAsia="Times New Roman" w:cs="Times New Roman"/>
-          <w:szCs w:val="24"/>
-          <w:highlight w:val="lightGray"/>
-          <w:lang w:eastAsia="pt-BR"/>
-        </w:rPr>
-        <w:t>importance</w:t>
-      </w:r>
-      <w:proofErr w:type="spellEnd"/>
-      <w:r>
-        <w:rPr>
-          <w:rFonts w:eastAsia="Times New Roman" w:cs="Times New Roman"/>
-          <w:szCs w:val="24"/>
-          <w:highlight w:val="lightGray"/>
-          <w:lang w:eastAsia="pt-BR"/>
-        </w:rPr>
-        <w:t>)</w:t>
+        <w:t>Interpretação das variáveis mais relevantes (feature importance)</w:t>
       </w:r>
     </w:p>
     <w:p>
@@ -13229,27 +11902,7 @@
           <w:highlight w:val="lightGray"/>
           <w:lang w:eastAsia="pt-BR"/>
         </w:rPr>
-        <w:t>Discussão sobre limitações (</w:t>
-      </w:r>
-      <w:proofErr w:type="spellStart"/>
-      <w:r>
-        <w:rPr>
-          <w:rFonts w:eastAsia="Times New Roman" w:cs="Times New Roman"/>
-          <w:szCs w:val="24"/>
-          <w:highlight w:val="lightGray"/>
-          <w:lang w:eastAsia="pt-BR"/>
-        </w:rPr>
-        <w:t>ex</w:t>
-      </w:r>
-      <w:proofErr w:type="spellEnd"/>
-      <w:r>
-        <w:rPr>
-          <w:rFonts w:eastAsia="Times New Roman" w:cs="Times New Roman"/>
-          <w:szCs w:val="24"/>
-          <w:highlight w:val="lightGray"/>
-          <w:lang w:eastAsia="pt-BR"/>
-        </w:rPr>
-        <w:t>: qualidade dos dados, falta de variáveis clínicas detalhadas, etc.)</w:t>
+        <w:t>Discussão sobre limitações (ex: qualidade dos dados, falta de variáveis clínicas detalhadas, etc.)</w:t>
       </w:r>
     </w:p>
     <w:p>
@@ -13277,6 +11930,7 @@
         <w:t>Potenciais melhorias e sugestões para trabalhos futuros</w:t>
       </w:r>
     </w:p>
+    <w:bookmarkEnd w:id="77"/>
     <w:p>
       <w:pPr>
         <w:ind w:firstLine="709"/>
@@ -13299,8 +11953,9 @@
           <w:highlight w:val="yellow"/>
         </w:rPr>
       </w:pPr>
-      <w:bookmarkStart w:id="73" w:name="_Toc203431590"/>
-      <w:bookmarkStart w:id="74" w:name="_Toc203566829"/>
+      <w:bookmarkStart w:id="78" w:name="_Toc203431590"/>
+      <w:bookmarkStart w:id="79" w:name="_Toc203572628"/>
+      <w:bookmarkStart w:id="80" w:name="_Hlk203572470"/>
       <w:r>
         <w:rPr>
           <w:highlight w:val="yellow"/>
@@ -13308,8 +11963,8 @@
         <w:lastRenderedPageBreak/>
         <w:t>CONCLUSÃO</w:t>
       </w:r>
-      <w:bookmarkEnd w:id="73"/>
-      <w:bookmarkEnd w:id="74"/>
+      <w:bookmarkEnd w:id="78"/>
+      <w:bookmarkEnd w:id="79"/>
     </w:p>
     <w:p>
       <w:pPr>
@@ -13450,67 +12105,7 @@
           <w:highlight w:val="lightGray"/>
           <w:lang w:eastAsia="pt-BR"/>
         </w:rPr>
-        <w:t>Sugestões de continuidade (</w:t>
-      </w:r>
-      <w:proofErr w:type="spellStart"/>
-      <w:r>
-        <w:rPr>
-          <w:rFonts w:eastAsia="Times New Roman" w:cs="Times New Roman"/>
-          <w:szCs w:val="24"/>
-          <w:highlight w:val="lightGray"/>
-          <w:lang w:eastAsia="pt-BR"/>
-        </w:rPr>
-        <w:t>ex</w:t>
-      </w:r>
-      <w:proofErr w:type="spellEnd"/>
-      <w:r>
-        <w:rPr>
-          <w:rFonts w:eastAsia="Times New Roman" w:cs="Times New Roman"/>
-          <w:szCs w:val="24"/>
-          <w:highlight w:val="lightGray"/>
-          <w:lang w:eastAsia="pt-BR"/>
-        </w:rPr>
-        <w:t xml:space="preserve">: aplicar SHAP, testar </w:t>
-      </w:r>
-      <w:proofErr w:type="spellStart"/>
-      <w:r>
-        <w:rPr>
-          <w:rFonts w:eastAsia="Times New Roman" w:cs="Times New Roman"/>
-          <w:szCs w:val="24"/>
-          <w:highlight w:val="lightGray"/>
-          <w:lang w:eastAsia="pt-BR"/>
-        </w:rPr>
-        <w:t>deep</w:t>
-      </w:r>
-      <w:proofErr w:type="spellEnd"/>
-      <w:r>
-        <w:rPr>
-          <w:rFonts w:eastAsia="Times New Roman" w:cs="Times New Roman"/>
-          <w:szCs w:val="24"/>
-          <w:highlight w:val="lightGray"/>
-          <w:lang w:eastAsia="pt-BR"/>
-        </w:rPr>
-        <w:t xml:space="preserve"> </w:t>
-      </w:r>
-      <w:proofErr w:type="spellStart"/>
-      <w:r>
-        <w:rPr>
-          <w:rFonts w:eastAsia="Times New Roman" w:cs="Times New Roman"/>
-          <w:szCs w:val="24"/>
-          <w:highlight w:val="lightGray"/>
-          <w:lang w:eastAsia="pt-BR"/>
-        </w:rPr>
-        <w:t>learning</w:t>
-      </w:r>
-      <w:proofErr w:type="spellEnd"/>
-      <w:r>
-        <w:rPr>
-          <w:rFonts w:eastAsia="Times New Roman" w:cs="Times New Roman"/>
-          <w:szCs w:val="24"/>
-          <w:highlight w:val="lightGray"/>
-          <w:lang w:eastAsia="pt-BR"/>
-        </w:rPr>
-        <w:t>, expandir base de dados)</w:t>
+        <w:t>Sugestões de continuidade (ex: aplicar SHAP, testar deep learning, expandir base de dados)</w:t>
       </w:r>
     </w:p>
     <w:p/>
@@ -13532,23 +12127,16 @@
           <w:highlight w:val="yellow"/>
         </w:rPr>
       </w:pPr>
-      <w:bookmarkStart w:id="75" w:name="_Toc203566830"/>
+      <w:bookmarkStart w:id="81" w:name="_Toc203572629"/>
       <w:r>
         <w:rPr>
           <w:highlight w:val="yellow"/>
         </w:rPr>
-        <w:t xml:space="preserve">Trabalhos </w:t>
-      </w:r>
-      <w:proofErr w:type="spellStart"/>
-      <w:r>
-        <w:rPr>
-          <w:highlight w:val="yellow"/>
-        </w:rPr>
-        <w:t>Futuros</w:t>
-      </w:r>
-      <w:bookmarkEnd w:id="75"/>
-      <w:proofErr w:type="spellEnd"/>
-    </w:p>
+        <w:t>Trabalhos Futuros</w:t>
+      </w:r>
+      <w:bookmarkEnd w:id="81"/>
+    </w:p>
+    <w:bookmarkEnd w:id="80"/>
     <w:p>
       <w:pPr>
         <w:pStyle w:val="CorpodoTexto"/>
@@ -13580,9 +12168,9 @@
           <w:b/>
         </w:rPr>
       </w:pPr>
-      <w:bookmarkStart w:id="76" w:name="_Toc501452038"/>
-      <w:bookmarkStart w:id="77" w:name="_Toc506198222"/>
-      <w:bookmarkStart w:id="78" w:name="_Toc506198418"/>
+      <w:bookmarkStart w:id="82" w:name="_Toc501452038"/>
+      <w:bookmarkStart w:id="83" w:name="_Toc506198222"/>
+      <w:bookmarkStart w:id="84" w:name="_Toc506198418"/>
       <w:r>
         <w:br w:type="page"/>
       </w:r>
@@ -13591,16 +12179,18 @@
       <w:pPr>
         <w:pStyle w:val="Ttulo1"/>
       </w:pPr>
-      <w:bookmarkStart w:id="79" w:name="_Toc203566831"/>
+      <w:bookmarkStart w:id="85" w:name="_Toc203572630"/>
+      <w:bookmarkStart w:id="86" w:name="_Hlk203572480"/>
       <w:r>
         <w:lastRenderedPageBreak/>
         <w:t>REFERÊNCIAS BIBLIOGRÁFICAS</w:t>
       </w:r>
-      <w:bookmarkEnd w:id="76"/>
-      <w:bookmarkEnd w:id="77"/>
-      <w:bookmarkEnd w:id="78"/>
-      <w:bookmarkEnd w:id="79"/>
-    </w:p>
+      <w:bookmarkEnd w:id="82"/>
+      <w:bookmarkEnd w:id="83"/>
+      <w:bookmarkEnd w:id="84"/>
+      <w:bookmarkEnd w:id="85"/>
+    </w:p>
+    <w:bookmarkEnd w:id="86"/>
     <w:p/>
     <w:p>
       <w:pPr>
@@ -13631,23 +12221,7 @@
           <w:rFonts w:cs="Times New Roman"/>
           <w:szCs w:val="24"/>
         </w:rPr>
-        <w:t xml:space="preserve">. Rev. </w:t>
-      </w:r>
-      <w:proofErr w:type="spellStart"/>
-      <w:r>
-        <w:rPr>
-          <w:rFonts w:cs="Times New Roman"/>
-          <w:szCs w:val="24"/>
-        </w:rPr>
-        <w:t>Salusvita</w:t>
-      </w:r>
-      <w:proofErr w:type="spellEnd"/>
-      <w:r>
-        <w:rPr>
-          <w:rFonts w:cs="Times New Roman"/>
-          <w:szCs w:val="24"/>
-        </w:rPr>
-        <w:t xml:space="preserve"> (Online), p. 627-649, 2020.</w:t>
+        <w:t>. Rev. Salusvita (Online), p. 627-649, 2020.</w:t>
       </w:r>
     </w:p>
     <w:p>
@@ -13845,9 +12419,40 @@
           <w:bCs/>
           <w:szCs w:val="24"/>
         </w:rPr>
-        <w:t xml:space="preserve">Modelo de </w:t>
-      </w:r>
-      <w:proofErr w:type="spellStart"/>
+        <w:t>Modelo de Machine Learning para Predição de Problemas Respiratórios</w:t>
+      </w:r>
+      <w:r>
+        <w:rPr>
+          <w:rFonts w:cs="Times New Roman"/>
+          <w:szCs w:val="24"/>
+        </w:rPr>
+        <w:t>. Facens Centro Universitário, Sorocaba, 2024.</w:t>
+      </w:r>
+    </w:p>
+    <w:p>
+      <w:pPr>
+        <w:spacing w:after="200" w:line="276" w:lineRule="auto"/>
+        <w:rPr>
+          <w:rFonts w:cs="Times New Roman"/>
+          <w:szCs w:val="24"/>
+        </w:rPr>
+      </w:pPr>
+    </w:p>
+    <w:p>
+      <w:pPr>
+        <w:spacing w:after="200" w:line="276" w:lineRule="auto"/>
+        <w:rPr>
+          <w:rFonts w:cs="Times New Roman"/>
+          <w:szCs w:val="24"/>
+        </w:rPr>
+      </w:pPr>
+      <w:r>
+        <w:rPr>
+          <w:rFonts w:cs="Times New Roman"/>
+          <w:szCs w:val="24"/>
+        </w:rPr>
+        <w:t xml:space="preserve">BRASIL. Ministério da Saúde. </w:t>
+      </w:r>
       <w:r>
         <w:rPr>
           <w:rFonts w:cs="Times New Roman"/>
@@ -13855,9 +12460,41 @@
           <w:bCs/>
           <w:szCs w:val="24"/>
         </w:rPr>
-        <w:t>Machine</w:t>
-      </w:r>
-      <w:proofErr w:type="spellEnd"/>
+        <w:t>COVID-19</w:t>
+      </w:r>
+      <w:r>
+        <w:rPr>
+          <w:rFonts w:cs="Times New Roman"/>
+          <w:szCs w:val="24"/>
+        </w:rPr>
+        <w:t>. Disponível em: https://www.gov.br/saude/pt-br/assuntos/saude-de-a-a-z/c/covid-19. Acesso em: 20 jan. 2025.</w:t>
+      </w:r>
+    </w:p>
+    <w:p>
+      <w:pPr>
+        <w:spacing w:after="200" w:line="276" w:lineRule="auto"/>
+        <w:rPr>
+          <w:rFonts w:cs="Times New Roman"/>
+          <w:szCs w:val="24"/>
+        </w:rPr>
+      </w:pPr>
+    </w:p>
+    <w:p>
+      <w:pPr>
+        <w:spacing w:after="200" w:line="276" w:lineRule="auto"/>
+        <w:rPr>
+          <w:rFonts w:cs="Times New Roman"/>
+          <w:szCs w:val="24"/>
+          <w:lang w:val="en-US"/>
+        </w:rPr>
+      </w:pPr>
+      <w:r>
+        <w:rPr>
+          <w:rFonts w:cs="Times New Roman"/>
+          <w:szCs w:val="24"/>
+        </w:rPr>
+        <w:t>BRASIL. Ministério da Saúde.</w:t>
+      </w:r>
       <w:r>
         <w:rPr>
           <w:rFonts w:cs="Times New Roman"/>
@@ -13865,31 +12502,33 @@
           <w:bCs/>
           <w:szCs w:val="24"/>
         </w:rPr>
-        <w:t xml:space="preserve"> Learning para Predição de Problemas Respiratórios</w:t>
+        <w:t xml:space="preserve"> Gripe (Influenza)</w:t>
       </w:r>
       <w:r>
         <w:rPr>
           <w:rFonts w:cs="Times New Roman"/>
           <w:szCs w:val="24"/>
         </w:rPr>
-        <w:t xml:space="preserve">. </w:t>
-      </w:r>
-      <w:proofErr w:type="spellStart"/>
+        <w:t xml:space="preserve">. Disponível em: https://www.gov.br/saude/pt-br/assuntos/saude-de-a-a-z/g/gripe-influenza. </w:t>
+      </w:r>
       <w:r>
         <w:rPr>
           <w:rFonts w:cs="Times New Roman"/>
           <w:szCs w:val="24"/>
-        </w:rPr>
-        <w:t>Facens</w:t>
-      </w:r>
-      <w:proofErr w:type="spellEnd"/>
-      <w:r>
+          <w:lang w:val="en-US"/>
+        </w:rPr>
+        <w:t>Acesso em: 20 fev. 2025.</w:t>
+      </w:r>
+    </w:p>
+    <w:p>
+      <w:pPr>
+        <w:spacing w:after="200" w:line="276" w:lineRule="auto"/>
         <w:rPr>
           <w:rFonts w:cs="Times New Roman"/>
           <w:szCs w:val="24"/>
-        </w:rPr>
-        <w:t xml:space="preserve"> Centro Universitário, Sorocaba, 2024.</w:t>
-      </w:r>
+          <w:lang w:val="en-US"/>
+        </w:rPr>
+      </w:pPr>
     </w:p>
     <w:p>
       <w:pPr>
@@ -13899,21 +12538,13 @@
           <w:szCs w:val="24"/>
         </w:rPr>
       </w:pPr>
-    </w:p>
-    <w:p>
-      <w:pPr>
-        <w:spacing w:after="200" w:line="276" w:lineRule="auto"/>
+      <w:r>
         <w:rPr>
           <w:rFonts w:cs="Times New Roman"/>
           <w:szCs w:val="24"/>
-        </w:rPr>
-      </w:pPr>
-      <w:r>
-        <w:rPr>
-          <w:rFonts w:cs="Times New Roman"/>
-          <w:szCs w:val="24"/>
-        </w:rPr>
-        <w:t xml:space="preserve">BRASIL. Ministério da Saúde. </w:t>
+          <w:lang w:val="en-US"/>
+        </w:rPr>
+        <w:t>FAYYAD, U.; PIATETSKY-SHAPIRO, G.; SMYTH, P.</w:t>
       </w:r>
       <w:r>
         <w:rPr>
@@ -13921,15 +12552,24 @@
           <w:b/>
           <w:bCs/>
           <w:szCs w:val="24"/>
-        </w:rPr>
-        <w:t>COVID-19</w:t>
+          <w:lang w:val="en-US"/>
+        </w:rPr>
+        <w:t xml:space="preserve"> From data mining to knowledge discovery in databases</w:t>
       </w:r>
       <w:r>
         <w:rPr>
           <w:rFonts w:cs="Times New Roman"/>
           <w:szCs w:val="24"/>
-        </w:rPr>
-        <w:t>. Disponível em: https://www.gov.br/saude/pt-br/assuntos/saude-de-a-a-z/c/covid-19. Acesso em: 20 jan. 2025.</w:t>
+          <w:lang w:val="en-US"/>
+        </w:rPr>
+        <w:t xml:space="preserve">. </w:t>
+      </w:r>
+      <w:r>
+        <w:rPr>
+          <w:rFonts w:cs="Times New Roman"/>
+          <w:szCs w:val="24"/>
+        </w:rPr>
+        <w:t>AI Magazine, v. 17, n. 3, p. 37-54, 1996.</w:t>
       </w:r>
     </w:p>
     <w:p>
@@ -13940,22 +12580,13 @@
           <w:szCs w:val="24"/>
         </w:rPr>
       </w:pPr>
-    </w:p>
-    <w:p>
-      <w:pPr>
-        <w:spacing w:after="200" w:line="276" w:lineRule="auto"/>
+      <w:r>
         <w:rPr>
           <w:rFonts w:cs="Times New Roman"/>
           <w:szCs w:val="24"/>
-          <w:lang w:val="en-US"/>
-        </w:rPr>
-      </w:pPr>
-      <w:r>
-        <w:rPr>
-          <w:rFonts w:cs="Times New Roman"/>
-          <w:szCs w:val="24"/>
-        </w:rPr>
-        <w:t>BRASIL. Ministério da Saúde.</w:t>
+        </w:rPr>
+        <w:lastRenderedPageBreak/>
+        <w:t xml:space="preserve">FIOCRUZ – Fundação Oswaldo Cruz. </w:t>
       </w:r>
       <w:r>
         <w:rPr>
@@ -13964,95 +12595,39 @@
           <w:bCs/>
           <w:szCs w:val="24"/>
         </w:rPr>
-        <w:t xml:space="preserve"> Gripe (Influenza)</w:t>
+        <w:t>Casos de síndrome respiratória continuam crescendo em todo o país</w:t>
       </w:r>
       <w:r>
         <w:rPr>
           <w:rFonts w:cs="Times New Roman"/>
           <w:szCs w:val="24"/>
         </w:rPr>
-        <w:t xml:space="preserve">. Disponível em: https://www.gov.br/saude/pt-br/assuntos/saude-de-a-a-z/g/gripe-influenza. </w:t>
-      </w:r>
-      <w:proofErr w:type="spellStart"/>
-      <w:r>
+        <w:t>. Agência Brasil, 2024. Disponível em: https://agenciabrasil.ebc.com.br/saude/noticia/2024-03/casos-de-sindrome-respiratoria-continuam-crescendo-em-todo-o-pais. Acesso em: 16 jan. 2025.</w:t>
+      </w:r>
+    </w:p>
+    <w:p>
+      <w:pPr>
+        <w:spacing w:after="200" w:line="276" w:lineRule="auto"/>
         <w:rPr>
           <w:rFonts w:cs="Times New Roman"/>
           <w:szCs w:val="24"/>
-          <w:lang w:val="en-US"/>
-        </w:rPr>
-        <w:t>Acesso</w:t>
-      </w:r>
-      <w:proofErr w:type="spellEnd"/>
-      <w:r>
+        </w:rPr>
+      </w:pPr>
+    </w:p>
+    <w:p>
+      <w:pPr>
+        <w:spacing w:after="200" w:line="276" w:lineRule="auto"/>
         <w:rPr>
           <w:rFonts w:cs="Times New Roman"/>
           <w:szCs w:val="24"/>
-          <w:lang w:val="en-US"/>
-        </w:rPr>
-        <w:t xml:space="preserve"> </w:t>
-      </w:r>
-      <w:proofErr w:type="spellStart"/>
+        </w:rPr>
+      </w:pPr>
       <w:r>
         <w:rPr>
           <w:rFonts w:cs="Times New Roman"/>
           <w:szCs w:val="24"/>
-          <w:lang w:val="en-US"/>
-        </w:rPr>
-        <w:t>em</w:t>
-      </w:r>
-      <w:proofErr w:type="spellEnd"/>
-      <w:r>
-        <w:rPr>
-          <w:rFonts w:cs="Times New Roman"/>
-          <w:szCs w:val="24"/>
-          <w:lang w:val="en-US"/>
-        </w:rPr>
-        <w:t xml:space="preserve">: 20 </w:t>
-      </w:r>
-      <w:proofErr w:type="spellStart"/>
-      <w:r>
-        <w:rPr>
-          <w:rFonts w:cs="Times New Roman"/>
-          <w:szCs w:val="24"/>
-          <w:lang w:val="en-US"/>
-        </w:rPr>
-        <w:t>fev</w:t>
-      </w:r>
-      <w:proofErr w:type="spellEnd"/>
-      <w:r>
-        <w:rPr>
-          <w:rFonts w:cs="Times New Roman"/>
-          <w:szCs w:val="24"/>
-          <w:lang w:val="en-US"/>
-        </w:rPr>
-        <w:t>. 2025.</w:t>
-      </w:r>
-    </w:p>
-    <w:p>
-      <w:pPr>
-        <w:spacing w:after="200" w:line="276" w:lineRule="auto"/>
-        <w:rPr>
-          <w:rFonts w:cs="Times New Roman"/>
-          <w:szCs w:val="24"/>
-          <w:lang w:val="en-US"/>
-        </w:rPr>
-      </w:pPr>
-    </w:p>
-    <w:p>
-      <w:pPr>
-        <w:spacing w:after="200" w:line="276" w:lineRule="auto"/>
-        <w:rPr>
-          <w:rFonts w:cs="Times New Roman"/>
-          <w:szCs w:val="24"/>
-        </w:rPr>
-      </w:pPr>
-      <w:r>
-        <w:rPr>
-          <w:rFonts w:cs="Times New Roman"/>
-          <w:szCs w:val="24"/>
-          <w:lang w:val="en-US"/>
-        </w:rPr>
-        <w:t>FAYYAD, U.; PIATETSKY-SHAPIRO, G.; SMYTH, P.</w:t>
+        </w:rPr>
+        <w:t xml:space="preserve">IBM. </w:t>
       </w:r>
       <w:r>
         <w:rPr>
@@ -14060,25 +12635,25 @@
           <w:b/>
           <w:bCs/>
           <w:szCs w:val="24"/>
-          <w:lang w:val="en-US"/>
-        </w:rPr>
-        <w:t xml:space="preserve"> From data mining to knowledge discovery in databases</w:t>
+        </w:rPr>
+        <w:t>Algoritmo Apriori</w:t>
       </w:r>
       <w:r>
         <w:rPr>
           <w:rFonts w:cs="Times New Roman"/>
           <w:szCs w:val="24"/>
-          <w:lang w:val="en-US"/>
-        </w:rPr>
-        <w:t xml:space="preserve">. </w:t>
-      </w:r>
-      <w:r>
+        </w:rPr>
+        <w:t>. Disponível em: https://www.ibm.com/br-pt/think/topics/apriori-algorithm. Acesso em: 08 mar. 2025.</w:t>
+      </w:r>
+    </w:p>
+    <w:p>
+      <w:pPr>
+        <w:spacing w:after="200" w:line="276" w:lineRule="auto"/>
         <w:rPr>
           <w:rFonts w:cs="Times New Roman"/>
           <w:szCs w:val="24"/>
         </w:rPr>
-        <w:t>AI Magazine, v. 17, n. 3, p. 37-54, 1996.</w:t>
-      </w:r>
+      </w:pPr>
     </w:p>
     <w:p>
       <w:pPr>
@@ -14093,8 +12668,7 @@
           <w:rFonts w:cs="Times New Roman"/>
           <w:szCs w:val="24"/>
         </w:rPr>
-        <w:lastRenderedPageBreak/>
-        <w:t xml:space="preserve">FIOCRUZ – Fundação Oswaldo Cruz. </w:t>
+        <w:t xml:space="preserve">IBM. </w:t>
       </w:r>
       <w:r>
         <w:rPr>
@@ -14103,14 +12677,14 @@
           <w:bCs/>
           <w:szCs w:val="24"/>
         </w:rPr>
-        <w:t>Casos de síndrome respiratória continuam crescendo em todo o país</w:t>
+        <w:t>K-means clustering</w:t>
       </w:r>
       <w:r>
         <w:rPr>
           <w:rFonts w:cs="Times New Roman"/>
           <w:szCs w:val="24"/>
         </w:rPr>
-        <w:t>. Agência Brasil, 2024. Disponível em: https://agenciabrasil.ebc.com.br/saude/noticia/2024-03/casos-de-sindrome-respiratoria-continuam-crescendo-em-todo-o-pais. Acesso em: 16 jan. 2025.</w:t>
+        <w:t>. Disponível em: https://www.ibm.com/br-pt/topics/k-means-clustering. Acesso em: 08 mar. 2025.</w:t>
       </w:r>
     </w:p>
     <w:p>
@@ -14144,14 +12718,14 @@
           <w:bCs/>
           <w:szCs w:val="24"/>
         </w:rPr>
-        <w:t>Algoritmo Apriori</w:t>
+        <w:t>Redes neurais convolucionais</w:t>
       </w:r>
       <w:r>
         <w:rPr>
           <w:rFonts w:cs="Times New Roman"/>
           <w:szCs w:val="24"/>
         </w:rPr>
-        <w:t>. Disponível em: https://www.ibm.com/br-pt/think/topics/apriori-algorithm. Acesso em: 08 mar. 2025.</w:t>
+        <w:t>. Disponível em: https://www.ibm.com/br-pt/think/topics/convolutional-neural-networks. Acesso em: 08 mar. 2025.</w:t>
       </w:r>
     </w:p>
     <w:p>
@@ -14185,10 +12759,40 @@
           <w:bCs/>
           <w:szCs w:val="24"/>
         </w:rPr>
-        <w:t>K-</w:t>
-      </w:r>
-      <w:proofErr w:type="spellStart"/>
-      <w:proofErr w:type="gramStart"/>
+        <w:t>Redes neurais recorrentes</w:t>
+      </w:r>
+      <w:r>
+        <w:rPr>
+          <w:rFonts w:cs="Times New Roman"/>
+          <w:szCs w:val="24"/>
+        </w:rPr>
+        <w:t>. Disponível em: https://www.ibm.com/br-pt/think/topics/recurrent-neural-networks. Acesso em: 08 mar. 2025.</w:t>
+      </w:r>
+    </w:p>
+    <w:p>
+      <w:pPr>
+        <w:spacing w:after="200" w:line="276" w:lineRule="auto"/>
+        <w:rPr>
+          <w:rFonts w:cs="Times New Roman"/>
+          <w:szCs w:val="24"/>
+        </w:rPr>
+      </w:pPr>
+    </w:p>
+    <w:p>
+      <w:pPr>
+        <w:spacing w:after="200" w:line="276" w:lineRule="auto"/>
+        <w:rPr>
+          <w:rFonts w:cs="Times New Roman"/>
+          <w:szCs w:val="24"/>
+        </w:rPr>
+      </w:pPr>
+      <w:r>
+        <w:rPr>
+          <w:rFonts w:cs="Times New Roman"/>
+          <w:szCs w:val="24"/>
+        </w:rPr>
+        <w:t xml:space="preserve">IBM. </w:t>
+      </w:r>
       <w:r>
         <w:rPr>
           <w:rFonts w:cs="Times New Roman"/>
@@ -14196,10 +12800,40 @@
           <w:bCs/>
           <w:szCs w:val="24"/>
         </w:rPr>
-        <w:t>means</w:t>
-      </w:r>
-      <w:proofErr w:type="spellEnd"/>
-      <w:proofErr w:type="gramEnd"/>
+        <w:t>Regressão linear</w:t>
+      </w:r>
+      <w:r>
+        <w:rPr>
+          <w:rFonts w:cs="Times New Roman"/>
+          <w:szCs w:val="24"/>
+        </w:rPr>
+        <w:t>. Disponível em: https://www.ibm.com/br-pt/topics/linear-regression. Acesso em: 08 mar. 2025.</w:t>
+      </w:r>
+    </w:p>
+    <w:p>
+      <w:pPr>
+        <w:spacing w:after="200" w:line="276" w:lineRule="auto"/>
+        <w:rPr>
+          <w:rFonts w:cs="Times New Roman"/>
+          <w:szCs w:val="24"/>
+        </w:rPr>
+      </w:pPr>
+    </w:p>
+    <w:p>
+      <w:pPr>
+        <w:spacing w:after="200" w:line="276" w:lineRule="auto"/>
+        <w:rPr>
+          <w:rFonts w:cs="Times New Roman"/>
+          <w:szCs w:val="24"/>
+        </w:rPr>
+      </w:pPr>
+      <w:r>
+        <w:rPr>
+          <w:rFonts w:cs="Times New Roman"/>
+          <w:szCs w:val="24"/>
+        </w:rPr>
+        <w:t xml:space="preserve">INSTITUTO FEDERAL DE SANTA CATARINA (IFSC). </w:t>
+      </w:r>
       <w:r>
         <w:rPr>
           <w:rFonts w:cs="Times New Roman"/>
@@ -14207,9 +12841,41 @@
           <w:bCs/>
           <w:szCs w:val="24"/>
         </w:rPr>
-        <w:t xml:space="preserve"> </w:t>
-      </w:r>
-      <w:proofErr w:type="spellStart"/>
+        <w:t>Como funciona uma Unidade de Terapia Intensiva</w:t>
+      </w:r>
+      <w:r>
+        <w:rPr>
+          <w:rFonts w:cs="Times New Roman"/>
+          <w:szCs w:val="24"/>
+        </w:rPr>
+        <w:t>. Disponível em: https://www.ifsc.edu.br/post-ifsc-verifica/-/asset_publisher/uII70Nv266Xk/content/id/1983737/como-funciona-uma-unidade-de-terapia-intensiva. Acesso em: 20 fev. 2025.</w:t>
+      </w:r>
+    </w:p>
+    <w:p>
+      <w:pPr>
+        <w:spacing w:after="200" w:line="276" w:lineRule="auto"/>
+        <w:rPr>
+          <w:rFonts w:cs="Times New Roman"/>
+          <w:szCs w:val="24"/>
+        </w:rPr>
+      </w:pPr>
+    </w:p>
+    <w:p>
+      <w:pPr>
+        <w:spacing w:after="200" w:line="276" w:lineRule="auto"/>
+        <w:rPr>
+          <w:rFonts w:cs="Times New Roman"/>
+          <w:szCs w:val="24"/>
+        </w:rPr>
+      </w:pPr>
+      <w:r>
+        <w:rPr>
+          <w:rFonts w:cs="Times New Roman"/>
+          <w:szCs w:val="24"/>
+        </w:rPr>
+        <w:t xml:space="preserve">JÚNIOR, Uálaci dos Anjos. </w:t>
+      </w:r>
+      <w:commentRangeStart w:id="87"/>
       <w:r>
         <w:rPr>
           <w:rFonts w:cs="Times New Roman"/>
@@ -14217,40 +12883,14 @@
           <w:bCs/>
           <w:szCs w:val="24"/>
         </w:rPr>
-        <w:t>clustering</w:t>
-      </w:r>
-      <w:proofErr w:type="spellEnd"/>
-      <w:r>
-        <w:rPr>
-          <w:rFonts w:cs="Times New Roman"/>
-          <w:szCs w:val="24"/>
-        </w:rPr>
-        <w:t>. Disponível em: https://www.ibm.com/br-pt/topics/k-means-clustering. Acesso em: 08 mar. 2025.</w:t>
-      </w:r>
-    </w:p>
-    <w:p>
-      <w:pPr>
-        <w:spacing w:after="200" w:line="276" w:lineRule="auto"/>
-        <w:rPr>
-          <w:rFonts w:cs="Times New Roman"/>
-          <w:szCs w:val="24"/>
-        </w:rPr>
-      </w:pPr>
-    </w:p>
-    <w:p>
-      <w:pPr>
-        <w:spacing w:after="200" w:line="276" w:lineRule="auto"/>
-        <w:rPr>
-          <w:rFonts w:cs="Times New Roman"/>
-          <w:szCs w:val="24"/>
-        </w:rPr>
-      </w:pPr>
-      <w:r>
-        <w:rPr>
-          <w:rFonts w:cs="Times New Roman"/>
-          <w:szCs w:val="24"/>
-        </w:rPr>
-        <w:t xml:space="preserve">IBM. </w:t>
+        <w:t>Mineração</w:t>
+      </w:r>
+      <w:commentRangeEnd w:id="87"/>
+      <w:r>
+        <w:rPr>
+          <w:rStyle w:val="Refdecomentrio"/>
+        </w:rPr>
+        <w:commentReference w:id="87"/>
       </w:r>
       <w:r>
         <w:rPr>
@@ -14259,9 +12899,40 @@
           <w:bCs/>
           <w:szCs w:val="24"/>
         </w:rPr>
-        <w:t xml:space="preserve">Redes neurais </w:t>
-      </w:r>
-      <w:proofErr w:type="spellStart"/>
+        <w:t xml:space="preserve"> de dados na base de dados de SRAG</w:t>
+      </w:r>
+      <w:r>
+        <w:rPr>
+          <w:rFonts w:cs="Times New Roman"/>
+          <w:szCs w:val="24"/>
+        </w:rPr>
+        <w:t>. 2024. Trabalho de Conclusão de Curso (Bacharelado em Engenharia da Computação) – Universidade Federal do Espírito Santo, São Mateus, 2024.</w:t>
+      </w:r>
+    </w:p>
+    <w:p>
+      <w:pPr>
+        <w:spacing w:after="200" w:line="276" w:lineRule="auto"/>
+        <w:rPr>
+          <w:rFonts w:cs="Times New Roman"/>
+          <w:szCs w:val="24"/>
+        </w:rPr>
+      </w:pPr>
+    </w:p>
+    <w:p>
+      <w:pPr>
+        <w:spacing w:after="200" w:line="276" w:lineRule="auto"/>
+        <w:rPr>
+          <w:rFonts w:cs="Times New Roman"/>
+          <w:szCs w:val="24"/>
+        </w:rPr>
+      </w:pPr>
+      <w:r>
+        <w:rPr>
+          <w:rFonts w:cs="Times New Roman"/>
+          <w:szCs w:val="24"/>
+        </w:rPr>
+        <w:t xml:space="preserve">MARQUES, Iasmin. </w:t>
+      </w:r>
       <w:r>
         <w:rPr>
           <w:rFonts w:cs="Times New Roman"/>
@@ -14269,15 +12940,14 @@
           <w:bCs/>
           <w:szCs w:val="24"/>
         </w:rPr>
-        <w:t>convolucionais</w:t>
-      </w:r>
-      <w:proofErr w:type="spellEnd"/>
+        <w:t>Análise de Dados - Preditiva</w:t>
+      </w:r>
       <w:r>
         <w:rPr>
           <w:rFonts w:cs="Times New Roman"/>
           <w:szCs w:val="24"/>
         </w:rPr>
-        <w:t>. Disponível em: https://www.ibm.com/br-pt/think/topics/convolutional-neural-networks. Acesso em: 08 mar. 2025.</w:t>
+        <w:t>. Disponível em: https://colab.research.google.com/drive/1tg1hKxFYfgRVxRXTjPllKwhKSm_goi8P. Acesso em: 08 mar. 2025.</w:t>
       </w:r>
     </w:p>
     <w:p>
@@ -14288,21 +12958,13 @@
           <w:szCs w:val="24"/>
         </w:rPr>
       </w:pPr>
-    </w:p>
-    <w:p>
-      <w:pPr>
-        <w:spacing w:after="200" w:line="276" w:lineRule="auto"/>
+      <w:r>
         <w:rPr>
           <w:rFonts w:cs="Times New Roman"/>
           <w:szCs w:val="24"/>
         </w:rPr>
-      </w:pPr>
-      <w:r>
-        <w:rPr>
-          <w:rFonts w:cs="Times New Roman"/>
-          <w:szCs w:val="24"/>
-        </w:rPr>
-        <w:t xml:space="preserve">IBM. </w:t>
+        <w:lastRenderedPageBreak/>
+        <w:t xml:space="preserve">MINISTÉRIO DA SAÚDE (Brasil). </w:t>
       </w:r>
       <w:r>
         <w:rPr>
@@ -14311,14 +12973,14 @@
           <w:bCs/>
           <w:szCs w:val="24"/>
         </w:rPr>
-        <w:t>Redes neurais recorrentes</w:t>
+        <w:t>OpenDataSUS – Sobre</w:t>
       </w:r>
       <w:r>
         <w:rPr>
           <w:rFonts w:cs="Times New Roman"/>
           <w:szCs w:val="24"/>
         </w:rPr>
-        <w:t>. Disponível em: https://www.ibm.com/br-pt/think/topics/recurrent-neural-networks. Acesso em: 08 mar. 2025.</w:t>
+        <w:t>. Disponível em: https://opendatasus.saude.gov.br/about. Acesso em: 04 mar. 2025.</w:t>
       </w:r>
     </w:p>
     <w:p>
@@ -14343,7 +13005,7 @@
           <w:rFonts w:cs="Times New Roman"/>
           <w:szCs w:val="24"/>
         </w:rPr>
-        <w:t xml:space="preserve">IBM. </w:t>
+        <w:t xml:space="preserve">MINISTÉRIO DA SAÚDE (Brasil). </w:t>
       </w:r>
       <w:r>
         <w:rPr>
@@ -14352,14 +13014,14 @@
           <w:bCs/>
           <w:szCs w:val="24"/>
         </w:rPr>
-        <w:t>Regressão linear</w:t>
+        <w:t>Síndrome Respiratória Aguda Grave – SRAG 2021 a 2024</w:t>
       </w:r>
       <w:r>
         <w:rPr>
           <w:rFonts w:cs="Times New Roman"/>
           <w:szCs w:val="24"/>
         </w:rPr>
-        <w:t>. Disponível em: https://www.ibm.com/br-pt/topics/linear-regression. Acesso em: 08 mar. 2025.</w:t>
+        <w:t>. Disponível em: https://opendatasus.saude.gov.br/dataset/srag-2021-a-2024/resource/8cb52f73-0184-41d5-8a8f-87d8f415652c. Acesso em: 10 fev. 2025.</w:t>
       </w:r>
     </w:p>
     <w:p>
@@ -14384,7 +13046,7 @@
           <w:rFonts w:cs="Times New Roman"/>
           <w:szCs w:val="24"/>
         </w:rPr>
-        <w:t xml:space="preserve">INSTITUTO FEDERAL DE SANTA CATARINA (IFSC). </w:t>
+        <w:t xml:space="preserve">PAIM, J. S. </w:t>
       </w:r>
       <w:r>
         <w:rPr>
@@ -14393,14 +13055,14 @@
           <w:bCs/>
           <w:szCs w:val="24"/>
         </w:rPr>
-        <w:t>Como funciona uma Unidade de Terapia Intensiva</w:t>
+        <w:t>O Sistema Único de Saúde (SUS) aos 30 anos</w:t>
       </w:r>
       <w:r>
         <w:rPr>
           <w:rFonts w:cs="Times New Roman"/>
           <w:szCs w:val="24"/>
         </w:rPr>
-        <w:t>. Disponível em: https://www.ifsc.edu.br/post-ifsc-verifica/-/asset_publisher/uII70Nv266Xk/content/id/1983737/como-funciona-uma-unidade-de-terapia-intensiva. Acesso em: 20 fev. 2025.</w:t>
+        <w:t>. Ciência &amp; Saúde Coletiva, v. 25, n. 3, p. 357-364, 2020. Disponível em: https://www.scielo.br/j/csc/a/Qg7SJFjWPjvdQjvnRzxS6Mg/?lang=pt. Acesso em: 16 jan. 2025.</w:t>
       </w:r>
     </w:p>
     <w:p>
@@ -14425,25 +13087,8 @@
           <w:rFonts w:cs="Times New Roman"/>
           <w:szCs w:val="24"/>
         </w:rPr>
-        <w:t xml:space="preserve">JÚNIOR, </w:t>
-      </w:r>
-      <w:proofErr w:type="spellStart"/>
-      <w:r>
-        <w:rPr>
-          <w:rFonts w:cs="Times New Roman"/>
-          <w:szCs w:val="24"/>
-        </w:rPr>
-        <w:t>Uálaci</w:t>
-      </w:r>
-      <w:proofErr w:type="spellEnd"/>
-      <w:r>
-        <w:rPr>
-          <w:rFonts w:cs="Times New Roman"/>
-          <w:szCs w:val="24"/>
-        </w:rPr>
-        <w:t xml:space="preserve"> dos Anjos. </w:t>
-      </w:r>
-      <w:commentRangeStart w:id="80"/>
+        <w:t xml:space="preserve">SEBRAE. </w:t>
+      </w:r>
       <w:r>
         <w:rPr>
           <w:rFonts w:cs="Times New Roman"/>
@@ -14451,14 +13096,39 @@
           <w:bCs/>
           <w:szCs w:val="24"/>
         </w:rPr>
-        <w:t>Mineração</w:t>
-      </w:r>
-      <w:commentRangeEnd w:id="80"/>
-      <w:r>
-        <w:rPr>
-          <w:rStyle w:val="Refdecomentrio"/>
-        </w:rPr>
-        <w:commentReference w:id="80"/>
+        <w:t>O que é e como funciona a análise preditiva na saúde? Entenda</w:t>
+      </w:r>
+      <w:r>
+        <w:rPr>
+          <w:rFonts w:cs="Times New Roman"/>
+          <w:szCs w:val="24"/>
+        </w:rPr>
+        <w:t>. Disponível em: https://sebrae.com.br/sites/PortalSebrae/ufs/pe/artigos/o-que-e-e-como-funciona-a-analise-preditiva-na-saude-entenda. Acesso em: 16 jan. 2025.</w:t>
+      </w:r>
+    </w:p>
+    <w:p>
+      <w:pPr>
+        <w:spacing w:after="200" w:line="276" w:lineRule="auto"/>
+        <w:rPr>
+          <w:rFonts w:cs="Times New Roman"/>
+          <w:szCs w:val="24"/>
+        </w:rPr>
+      </w:pPr>
+    </w:p>
+    <w:p>
+      <w:pPr>
+        <w:spacing w:after="200" w:line="276" w:lineRule="auto"/>
+        <w:rPr>
+          <w:rFonts w:cs="Times New Roman"/>
+          <w:szCs w:val="24"/>
+        </w:rPr>
+      </w:pPr>
+      <w:r>
+        <w:rPr>
+          <w:rFonts w:cs="Times New Roman"/>
+          <w:szCs w:val="24"/>
+        </w:rPr>
+        <w:t xml:space="preserve">SENA, Gabrielle Ribeiro. </w:t>
       </w:r>
       <w:r>
         <w:rPr>
@@ -14467,14 +13137,14 @@
           <w:bCs/>
           <w:szCs w:val="24"/>
         </w:rPr>
-        <w:t xml:space="preserve"> de dados na base de dados de SRAG</w:t>
+        <w:t>Modelos preditivos de óbito para pacientes com COVID-19</w:t>
       </w:r>
       <w:r>
         <w:rPr>
           <w:rFonts w:cs="Times New Roman"/>
           <w:szCs w:val="24"/>
         </w:rPr>
-        <w:t>. 2024. Trabalho de Conclusão de Curso (Bacharelado em Engenharia da Computação) – Universidade Federal do Espírito Santo, São Mateus, 2024.</w:t>
+        <w:t>. 2021. Tese (Doutorado em Saúde Integral) – Instituto de Medicina Integral Prof. Fernando Figueira (IMIP), Recife, 2021.</w:t>
       </w:r>
     </w:p>
     <w:p>
@@ -14499,7 +13169,7 @@
           <w:rFonts w:cs="Times New Roman"/>
           <w:szCs w:val="24"/>
         </w:rPr>
-        <w:t xml:space="preserve">MARQUES, Iasmin. </w:t>
+        <w:t xml:space="preserve">SILVA, Amauri Ornellas da. </w:t>
       </w:r>
       <w:r>
         <w:rPr>
@@ -14508,14 +13178,14 @@
           <w:bCs/>
           <w:szCs w:val="24"/>
         </w:rPr>
-        <w:t>Análise de Dados - Preditiva</w:t>
+        <w:t>Uso de Machine Learning para previsão da evolução de casos de SRAG incluindo casos de COVID-19 considerando variáveis clínicas e demográficas</w:t>
       </w:r>
       <w:r>
         <w:rPr>
           <w:rFonts w:cs="Times New Roman"/>
           <w:szCs w:val="24"/>
         </w:rPr>
-        <w:t>. Disponível em: https://colab.research.google.com/drive/1tg1hKxFYfgRVxRXTjPllKwhKSm_goi8P. Acesso em: 08 mar. 2025.</w:t>
+        <w:t>. 2021. Trabalho de Conclusão de Curso (Bacharelado em Engenharia de Produção) – Universidade Tecnológica Federal do Paraná, Londrina, 2021. Disponível em: https://repositorio.utfpr.edu.br/jspui/handle/1/26211. Acesso em: 16 jan. 2025.</w:t>
       </w:r>
     </w:p>
     <w:p>
@@ -14526,15 +13196,22 @@
           <w:szCs w:val="24"/>
         </w:rPr>
       </w:pPr>
-      <w:r>
+    </w:p>
+    <w:p>
+      <w:pPr>
+        <w:spacing w:after="200" w:line="276" w:lineRule="auto"/>
         <w:rPr>
           <w:rFonts w:cs="Times New Roman"/>
           <w:szCs w:val="24"/>
         </w:rPr>
-        <w:lastRenderedPageBreak/>
-        <w:t xml:space="preserve">MINISTÉRIO DA SAÚDE (Brasil). </w:t>
-      </w:r>
-      <w:proofErr w:type="spellStart"/>
+      </w:pPr>
+      <w:r>
+        <w:rPr>
+          <w:rFonts w:cs="Times New Roman"/>
+          <w:szCs w:val="24"/>
+        </w:rPr>
+        <w:t xml:space="preserve">SILVA, Risomario; SILVA NETO, Darcy Ramos da. </w:t>
+      </w:r>
       <w:r>
         <w:rPr>
           <w:rFonts w:cs="Times New Roman"/>
@@ -14542,9 +13219,40 @@
           <w:bCs/>
           <w:szCs w:val="24"/>
         </w:rPr>
-        <w:t>OpenDataSUS</w:t>
-      </w:r>
-      <w:proofErr w:type="spellEnd"/>
+        <w:t>Inteligência artificial e previsão de óbito por Covid-19 no Brasil: uma análise comparativa entre os algoritmos Logistic Regression, Decision Tree e Random Forest</w:t>
+      </w:r>
+      <w:r>
+        <w:rPr>
+          <w:rFonts w:cs="Times New Roman"/>
+          <w:szCs w:val="24"/>
+        </w:rPr>
+        <w:t>. Saúde em Debate, v. 46, n. especial 8, p. 118-129, dez. 2022.</w:t>
+      </w:r>
+    </w:p>
+    <w:p>
+      <w:pPr>
+        <w:spacing w:after="200" w:line="276" w:lineRule="auto"/>
+        <w:rPr>
+          <w:rFonts w:cs="Times New Roman"/>
+          <w:szCs w:val="24"/>
+        </w:rPr>
+      </w:pPr>
+    </w:p>
+    <w:p>
+      <w:pPr>
+        <w:spacing w:after="200" w:line="276" w:lineRule="auto"/>
+        <w:rPr>
+          <w:rFonts w:cs="Times New Roman"/>
+          <w:szCs w:val="24"/>
+        </w:rPr>
+      </w:pPr>
+      <w:r>
+        <w:rPr>
+          <w:rFonts w:cs="Times New Roman"/>
+          <w:szCs w:val="24"/>
+        </w:rPr>
+        <w:t xml:space="preserve">VITORIA, Sergio Ricardo Pacheco da. </w:t>
+      </w:r>
       <w:r>
         <w:rPr>
           <w:rFonts w:cs="Times New Roman"/>
@@ -14552,39 +13260,31 @@
           <w:bCs/>
           <w:szCs w:val="24"/>
         </w:rPr>
-        <w:t xml:space="preserve"> – Sobre</w:t>
+        <w:t>Machine Learning e Análise Preditiva em Saúde: um estudo de caso sobre detecção de anomalias em contas médicas do Exército</w:t>
       </w:r>
       <w:r>
         <w:rPr>
           <w:rFonts w:cs="Times New Roman"/>
           <w:szCs w:val="24"/>
         </w:rPr>
-        <w:t>. Disponível em: https://opendatasus.saude.gov.br/about. Acesso em: 04 mar. 2025.</w:t>
+        <w:t>. 2022. Dissertação (Mestrado em Governança, Tecnologia e Inovação) – Pontifícia Universidade Católica de Minas Gerais, Brasília, 2022.</w:t>
       </w:r>
     </w:p>
     <w:p>
       <w:pPr>
         <w:spacing w:after="200" w:line="276" w:lineRule="auto"/>
         <w:rPr>
+          <w:lang w:val="en-US"/>
+        </w:rPr>
+      </w:pPr>
+      <w:r>
+        <w:rPr>
           <w:rFonts w:cs="Times New Roman"/>
           <w:szCs w:val="24"/>
-        </w:rPr>
-      </w:pPr>
-    </w:p>
-    <w:p>
-      <w:pPr>
-        <w:spacing w:after="200" w:line="276" w:lineRule="auto"/>
-        <w:rPr>
-          <w:rFonts w:cs="Times New Roman"/>
-          <w:szCs w:val="24"/>
-        </w:rPr>
-      </w:pPr>
-      <w:r>
-        <w:rPr>
-          <w:rFonts w:cs="Times New Roman"/>
-          <w:szCs w:val="24"/>
-        </w:rPr>
-        <w:t xml:space="preserve">MINISTÉRIO DA SAÚDE (Brasil). </w:t>
+          <w:lang w:val="en-US"/>
+        </w:rPr>
+        <w:lastRenderedPageBreak/>
+        <w:t xml:space="preserve">ZOUZA. </w:t>
       </w:r>
       <w:r>
         <w:rPr>
@@ -14592,474 +13292,37 @@
           <w:b/>
           <w:bCs/>
           <w:szCs w:val="24"/>
-        </w:rPr>
-        <w:t>Síndrome Respiratória Aguda Grave – SRAG 2021 a 2024</w:t>
+          <w:lang w:val="en-US"/>
+        </w:rPr>
+        <w:t>Knowledge Discovery in Databases (KDD)</w:t>
       </w:r>
       <w:r>
         <w:rPr>
           <w:rFonts w:cs="Times New Roman"/>
           <w:szCs w:val="24"/>
-        </w:rPr>
-        <w:t>. Disponível em: https://opendatasus.saude.gov.br/dataset/srag-2021-a-2024/resource/8cb52f73-0184-41d5-8a8f-87d8f415652c. Acesso em: 10 fev. 2025.</w:t>
-      </w:r>
-    </w:p>
-    <w:p>
-      <w:pPr>
-        <w:spacing w:after="200" w:line="276" w:lineRule="auto"/>
+          <w:lang w:val="en-US"/>
+        </w:rPr>
+        <w:t xml:space="preserve">. </w:t>
+      </w:r>
+      <w:r>
         <w:rPr>
           <w:rFonts w:cs="Times New Roman"/>
           <w:szCs w:val="24"/>
         </w:rPr>
-      </w:pPr>
-    </w:p>
-    <w:p>
-      <w:pPr>
-        <w:spacing w:after="200" w:line="276" w:lineRule="auto"/>
+        <w:t xml:space="preserve">Medium, 2025. Disponível em: https://medium.com/blog-do-zouza/knowledge-discovery-in-databases-kdd-462ea2775715. </w:t>
+      </w:r>
+      <w:r>
         <w:rPr>
           <w:rFonts w:cs="Times New Roman"/>
           <w:szCs w:val="24"/>
-        </w:rPr>
-      </w:pPr>
-      <w:r>
-        <w:rPr>
-          <w:rFonts w:cs="Times New Roman"/>
-          <w:szCs w:val="24"/>
-        </w:rPr>
-        <w:t xml:space="preserve">PAIM, J. S. </w:t>
-      </w:r>
-      <w:r>
-        <w:rPr>
-          <w:rFonts w:cs="Times New Roman"/>
-          <w:b/>
-          <w:bCs/>
-          <w:szCs w:val="24"/>
-        </w:rPr>
-        <w:t>O Sistema Único de Saúde (SUS) aos 30 anos</w:t>
-      </w:r>
-      <w:r>
-        <w:rPr>
-          <w:rFonts w:cs="Times New Roman"/>
-          <w:szCs w:val="24"/>
-        </w:rPr>
-        <w:t>. Ciência &amp; Saúde Coletiva, v. 25, n. 3, p. 357-364, 2020. Disponível em: https://www.scielo.br/j/csc/a/Qg7SJFjWPjvdQjvnRzxS6Mg/?lang=pt. Acesso em: 16 jan. 2025.</w:t>
-      </w:r>
-    </w:p>
-    <w:p>
-      <w:pPr>
-        <w:spacing w:after="200" w:line="276" w:lineRule="auto"/>
-        <w:rPr>
-          <w:rFonts w:cs="Times New Roman"/>
-          <w:szCs w:val="24"/>
-        </w:rPr>
-      </w:pPr>
-    </w:p>
-    <w:p>
-      <w:pPr>
-        <w:spacing w:after="200" w:line="276" w:lineRule="auto"/>
-        <w:rPr>
-          <w:rFonts w:cs="Times New Roman"/>
-          <w:szCs w:val="24"/>
-        </w:rPr>
-      </w:pPr>
-      <w:r>
-        <w:rPr>
-          <w:rFonts w:cs="Times New Roman"/>
-          <w:szCs w:val="24"/>
-        </w:rPr>
-        <w:t xml:space="preserve">SEBRAE. </w:t>
-      </w:r>
-      <w:r>
-        <w:rPr>
-          <w:rFonts w:cs="Times New Roman"/>
-          <w:b/>
-          <w:bCs/>
-          <w:szCs w:val="24"/>
-        </w:rPr>
-        <w:t>O que é e como funciona a análise preditiva na saúde? Entenda</w:t>
-      </w:r>
-      <w:r>
-        <w:rPr>
-          <w:rFonts w:cs="Times New Roman"/>
-          <w:szCs w:val="24"/>
-        </w:rPr>
-        <w:t>. Disponível em: https://sebrae.com.br/sites/PortalSebrae/ufs/pe/artigos/o-que-e-e-como-funciona-a-analise-preditiva-na-saude-entenda. Acesso em: 16 jan. 2025.</w:t>
-      </w:r>
-    </w:p>
-    <w:p>
-      <w:pPr>
-        <w:spacing w:after="200" w:line="276" w:lineRule="auto"/>
-        <w:rPr>
-          <w:rFonts w:cs="Times New Roman"/>
-          <w:szCs w:val="24"/>
-        </w:rPr>
-      </w:pPr>
-    </w:p>
-    <w:p>
-      <w:pPr>
-        <w:spacing w:after="200" w:line="276" w:lineRule="auto"/>
-        <w:rPr>
-          <w:rFonts w:cs="Times New Roman"/>
-          <w:szCs w:val="24"/>
-        </w:rPr>
-      </w:pPr>
-      <w:r>
-        <w:rPr>
-          <w:rFonts w:cs="Times New Roman"/>
-          <w:szCs w:val="24"/>
-        </w:rPr>
-        <w:t xml:space="preserve">SENA, Gabrielle Ribeiro. </w:t>
-      </w:r>
-      <w:r>
-        <w:rPr>
-          <w:rFonts w:cs="Times New Roman"/>
-          <w:b/>
-          <w:bCs/>
-          <w:szCs w:val="24"/>
-        </w:rPr>
-        <w:t>Modelos preditivos de óbito para pacientes com COVID-19</w:t>
-      </w:r>
-      <w:r>
-        <w:rPr>
-          <w:rFonts w:cs="Times New Roman"/>
-          <w:szCs w:val="24"/>
-        </w:rPr>
-        <w:t>. 2021. Tese (Doutorado em Saúde Integral) – Instituto de Medicina Integral Prof. Fernando Figueira (IMIP), Recife, 2021.</w:t>
-      </w:r>
-    </w:p>
-    <w:p>
-      <w:pPr>
-        <w:spacing w:after="200" w:line="276" w:lineRule="auto"/>
-        <w:rPr>
-          <w:rFonts w:cs="Times New Roman"/>
-          <w:szCs w:val="24"/>
-        </w:rPr>
-      </w:pPr>
-    </w:p>
-    <w:p>
-      <w:pPr>
-        <w:spacing w:after="200" w:line="276" w:lineRule="auto"/>
-        <w:rPr>
-          <w:rFonts w:cs="Times New Roman"/>
-          <w:szCs w:val="24"/>
-        </w:rPr>
-      </w:pPr>
-      <w:r>
-        <w:rPr>
-          <w:rFonts w:cs="Times New Roman"/>
-          <w:szCs w:val="24"/>
-        </w:rPr>
-        <w:t xml:space="preserve">SILVA, Amauri </w:t>
-      </w:r>
-      <w:proofErr w:type="spellStart"/>
-      <w:r>
-        <w:rPr>
-          <w:rFonts w:cs="Times New Roman"/>
-          <w:szCs w:val="24"/>
-        </w:rPr>
-        <w:t>Ornellas</w:t>
-      </w:r>
-      <w:proofErr w:type="spellEnd"/>
-      <w:r>
-        <w:rPr>
-          <w:rFonts w:cs="Times New Roman"/>
-          <w:szCs w:val="24"/>
-        </w:rPr>
-        <w:t xml:space="preserve"> da. </w:t>
-      </w:r>
-      <w:r>
-        <w:rPr>
-          <w:rFonts w:cs="Times New Roman"/>
-          <w:b/>
-          <w:bCs/>
-          <w:szCs w:val="24"/>
-        </w:rPr>
-        <w:t xml:space="preserve">Uso de </w:t>
-      </w:r>
-      <w:proofErr w:type="spellStart"/>
-      <w:r>
-        <w:rPr>
-          <w:rFonts w:cs="Times New Roman"/>
-          <w:b/>
-          <w:bCs/>
-          <w:szCs w:val="24"/>
-        </w:rPr>
-        <w:t>Machine</w:t>
-      </w:r>
-      <w:proofErr w:type="spellEnd"/>
-      <w:r>
-        <w:rPr>
-          <w:rFonts w:cs="Times New Roman"/>
-          <w:b/>
-          <w:bCs/>
-          <w:szCs w:val="24"/>
-        </w:rPr>
-        <w:t xml:space="preserve"> Learning para previsão da evolução de casos de SRAG incluindo casos de COVID-19 considerando variáveis clínicas e demográficas</w:t>
-      </w:r>
-      <w:r>
-        <w:rPr>
-          <w:rFonts w:cs="Times New Roman"/>
-          <w:szCs w:val="24"/>
-        </w:rPr>
-        <w:t>. 2021. Trabalho de Conclusão de Curso (Bacharelado em Engenharia de Produção) – Universidade Tecnológica Federal do Paraná, Londrina, 2021. Disponível em: https://repositorio.utfpr.edu.br/jspui/handle/1/26211. Acesso em: 16 jan. 2025.</w:t>
-      </w:r>
-    </w:p>
-    <w:p>
-      <w:pPr>
-        <w:spacing w:after="200" w:line="276" w:lineRule="auto"/>
-        <w:rPr>
-          <w:rFonts w:cs="Times New Roman"/>
-          <w:szCs w:val="24"/>
-        </w:rPr>
-      </w:pPr>
-    </w:p>
-    <w:p>
-      <w:pPr>
-        <w:spacing w:after="200" w:line="276" w:lineRule="auto"/>
-        <w:rPr>
-          <w:rFonts w:cs="Times New Roman"/>
-          <w:szCs w:val="24"/>
-        </w:rPr>
-      </w:pPr>
-      <w:r>
-        <w:rPr>
-          <w:rFonts w:cs="Times New Roman"/>
-          <w:szCs w:val="24"/>
-        </w:rPr>
-        <w:t xml:space="preserve">SILVA, </w:t>
-      </w:r>
-      <w:proofErr w:type="spellStart"/>
-      <w:r>
-        <w:rPr>
-          <w:rFonts w:cs="Times New Roman"/>
-          <w:szCs w:val="24"/>
-        </w:rPr>
-        <w:t>Risomario</w:t>
-      </w:r>
-      <w:proofErr w:type="spellEnd"/>
-      <w:r>
-        <w:rPr>
-          <w:rFonts w:cs="Times New Roman"/>
-          <w:szCs w:val="24"/>
-        </w:rPr>
-        <w:t xml:space="preserve">; SILVA NETO, Darcy Ramos da. </w:t>
-      </w:r>
-      <w:r>
-        <w:rPr>
-          <w:rFonts w:cs="Times New Roman"/>
-          <w:b/>
-          <w:bCs/>
-          <w:szCs w:val="24"/>
-        </w:rPr>
-        <w:t xml:space="preserve">Inteligência artificial e previsão de óbito por Covid-19 no Brasil: uma análise comparativa entre os algoritmos </w:t>
-      </w:r>
-      <w:proofErr w:type="spellStart"/>
-      <w:r>
-        <w:rPr>
-          <w:rFonts w:cs="Times New Roman"/>
-          <w:b/>
-          <w:bCs/>
-          <w:szCs w:val="24"/>
-        </w:rPr>
-        <w:t>Logistic</w:t>
-      </w:r>
-      <w:proofErr w:type="spellEnd"/>
-      <w:r>
-        <w:rPr>
-          <w:rFonts w:cs="Times New Roman"/>
-          <w:b/>
-          <w:bCs/>
-          <w:szCs w:val="24"/>
-        </w:rPr>
-        <w:t xml:space="preserve"> </w:t>
-      </w:r>
-      <w:proofErr w:type="spellStart"/>
-      <w:r>
-        <w:rPr>
-          <w:rFonts w:cs="Times New Roman"/>
-          <w:b/>
-          <w:bCs/>
-          <w:szCs w:val="24"/>
-        </w:rPr>
-        <w:t>Regression</w:t>
-      </w:r>
-      <w:proofErr w:type="spellEnd"/>
-      <w:r>
-        <w:rPr>
-          <w:rFonts w:cs="Times New Roman"/>
-          <w:b/>
-          <w:bCs/>
-          <w:szCs w:val="24"/>
-        </w:rPr>
-        <w:t xml:space="preserve">, </w:t>
-      </w:r>
-      <w:proofErr w:type="spellStart"/>
-      <w:r>
-        <w:rPr>
-          <w:rFonts w:cs="Times New Roman"/>
-          <w:b/>
-          <w:bCs/>
-          <w:szCs w:val="24"/>
-        </w:rPr>
-        <w:t>Decision</w:t>
-      </w:r>
-      <w:proofErr w:type="spellEnd"/>
-      <w:r>
-        <w:rPr>
-          <w:rFonts w:cs="Times New Roman"/>
-          <w:b/>
-          <w:bCs/>
-          <w:szCs w:val="24"/>
-        </w:rPr>
-        <w:t xml:space="preserve"> </w:t>
-      </w:r>
-      <w:proofErr w:type="spellStart"/>
-      <w:r>
-        <w:rPr>
-          <w:rFonts w:cs="Times New Roman"/>
-          <w:b/>
-          <w:bCs/>
-          <w:szCs w:val="24"/>
-        </w:rPr>
-        <w:t>Tree</w:t>
-      </w:r>
-      <w:proofErr w:type="spellEnd"/>
-      <w:r>
-        <w:rPr>
-          <w:rFonts w:cs="Times New Roman"/>
-          <w:b/>
-          <w:bCs/>
-          <w:szCs w:val="24"/>
-        </w:rPr>
-        <w:t xml:space="preserve"> e </w:t>
-      </w:r>
-      <w:proofErr w:type="spellStart"/>
-      <w:r>
-        <w:rPr>
-          <w:rFonts w:cs="Times New Roman"/>
-          <w:b/>
-          <w:bCs/>
-          <w:szCs w:val="24"/>
-        </w:rPr>
-        <w:t>Random</w:t>
-      </w:r>
-      <w:proofErr w:type="spellEnd"/>
-      <w:r>
-        <w:rPr>
-          <w:rFonts w:cs="Times New Roman"/>
-          <w:b/>
-          <w:bCs/>
-          <w:szCs w:val="24"/>
-        </w:rPr>
-        <w:t xml:space="preserve"> Forest</w:t>
-      </w:r>
-      <w:r>
-        <w:rPr>
-          <w:rFonts w:cs="Times New Roman"/>
-          <w:szCs w:val="24"/>
-        </w:rPr>
-        <w:t>. Saúde em Debate, v. 46, n. especial 8, p. 118-129, dez. 2022.</w:t>
-      </w:r>
-    </w:p>
-    <w:p>
-      <w:pPr>
-        <w:spacing w:after="200" w:line="276" w:lineRule="auto"/>
-        <w:rPr>
-          <w:rFonts w:cs="Times New Roman"/>
-          <w:szCs w:val="24"/>
-        </w:rPr>
-      </w:pPr>
-    </w:p>
-    <w:p>
-      <w:pPr>
-        <w:spacing w:after="200" w:line="276" w:lineRule="auto"/>
-        <w:rPr>
-          <w:rFonts w:cs="Times New Roman"/>
-          <w:szCs w:val="24"/>
-        </w:rPr>
-      </w:pPr>
-      <w:r>
-        <w:rPr>
-          <w:rFonts w:cs="Times New Roman"/>
-          <w:szCs w:val="24"/>
-        </w:rPr>
-        <w:t xml:space="preserve">VITORIA, Sergio Ricardo Pacheco da. </w:t>
-      </w:r>
-      <w:proofErr w:type="spellStart"/>
-      <w:r>
-        <w:rPr>
-          <w:rFonts w:cs="Times New Roman"/>
-          <w:b/>
-          <w:bCs/>
-          <w:szCs w:val="24"/>
-        </w:rPr>
-        <w:t>Machine</w:t>
-      </w:r>
-      <w:proofErr w:type="spellEnd"/>
-      <w:r>
-        <w:rPr>
-          <w:rFonts w:cs="Times New Roman"/>
-          <w:b/>
-          <w:bCs/>
-          <w:szCs w:val="24"/>
-        </w:rPr>
-        <w:t xml:space="preserve"> Learning e Análise Preditiva em Saúde: um estudo de caso sobre detecção de anomalias em contas médicas do Exército</w:t>
-      </w:r>
-      <w:r>
-        <w:rPr>
-          <w:rFonts w:cs="Times New Roman"/>
-          <w:szCs w:val="24"/>
-        </w:rPr>
-        <w:t>. 2022. Dissertação (Mestrado em Governança, Tecnologia e Inovação) – Pontifícia Universidade Católica de Minas Gerais, Brasília, 2022.</w:t>
-      </w:r>
-    </w:p>
-    <w:p>
-      <w:pPr>
-        <w:spacing w:after="200" w:line="276" w:lineRule="auto"/>
-      </w:pPr>
-      <w:r>
-        <w:rPr>
-          <w:rFonts w:cs="Times New Roman"/>
-          <w:szCs w:val="24"/>
           <w:lang w:val="en-US"/>
         </w:rPr>
-        <w:lastRenderedPageBreak/>
-        <w:t xml:space="preserve">ZOUZA. </w:t>
-      </w:r>
-      <w:r>
-        <w:rPr>
-          <w:rFonts w:cs="Times New Roman"/>
-          <w:b/>
-          <w:bCs/>
-          <w:szCs w:val="24"/>
+        <w:t>Acesso em: 08 mar. 2025.</w:t>
+      </w:r>
+      <w:r>
+        <w:rPr>
           <w:lang w:val="en-US"/>
         </w:rPr>
-        <w:t>Knowledge Discovery in Databases (KDD)</w:t>
-      </w:r>
-      <w:r>
-        <w:rPr>
-          <w:rFonts w:cs="Times New Roman"/>
-          <w:szCs w:val="24"/>
-          <w:lang w:val="en-US"/>
-        </w:rPr>
-        <w:t xml:space="preserve">. </w:t>
-      </w:r>
-      <w:proofErr w:type="spellStart"/>
-      <w:r>
-        <w:rPr>
-          <w:rFonts w:cs="Times New Roman"/>
-          <w:szCs w:val="24"/>
-        </w:rPr>
-        <w:t>Medium</w:t>
-      </w:r>
-      <w:proofErr w:type="spellEnd"/>
-      <w:r>
-        <w:rPr>
-          <w:rFonts w:cs="Times New Roman"/>
-          <w:szCs w:val="24"/>
-        </w:rPr>
-        <w:t>, 2025. Disponível em: https://medium.com/blog-do-zouza/knowledge-discovery-in-databases-kdd-462ea2775715. Acesso em: 08 mar. 2025.</w:t>
-      </w:r>
-      <w:r>
         <w:t xml:space="preserve"> </w:t>
       </w:r>
     </w:p>
@@ -15067,58 +13330,51 @@
       <w:pPr>
         <w:spacing w:after="200" w:line="276" w:lineRule="auto"/>
         <w:jc w:val="left"/>
-      </w:pPr>
-      <w:commentRangeStart w:id="81"/>
-      <w:r>
-        <w:rPr>
-          <w:highlight w:val="yellow"/>
-        </w:rPr>
-        <w:t xml:space="preserve">RODRIGUES, M. M. S. et al. </w:t>
-      </w:r>
+        <w:rPr>
+          <w:lang w:val="en-US"/>
+        </w:rPr>
+      </w:pPr>
+      <w:commentRangeStart w:id="88"/>
       <w:r>
         <w:rPr>
           <w:highlight w:val="yellow"/>
           <w:lang w:val="en-US"/>
         </w:rPr>
+        <w:t xml:space="preserve">RODRIGUES, M. M. S. et al. </w:t>
+      </w:r>
+      <w:r>
+        <w:rPr>
+          <w:highlight w:val="yellow"/>
+          <w:lang w:val="en-US"/>
+        </w:rPr>
         <w:t xml:space="preserve">Machine learning algorithms using national registry data to predict loss to follow-up during tuberculosis treatment. </w:t>
       </w:r>
       <w:r>
         <w:rPr>
           <w:rStyle w:val="nfase"/>
           <w:highlight w:val="yellow"/>
-        </w:rPr>
-        <w:t xml:space="preserve">BMC </w:t>
-      </w:r>
-      <w:proofErr w:type="spellStart"/>
-      <w:r>
-        <w:rPr>
-          <w:rStyle w:val="nfase"/>
+          <w:lang w:val="en-US"/>
+        </w:rPr>
+        <w:t>BMC Public Health</w:t>
+      </w:r>
+      <w:r>
+        <w:rPr>
           <w:highlight w:val="yellow"/>
-        </w:rPr>
-        <w:t>Public</w:t>
-      </w:r>
-      <w:proofErr w:type="spellEnd"/>
-      <w:r>
-        <w:rPr>
-          <w:rStyle w:val="nfase"/>
-          <w:highlight w:val="yellow"/>
-        </w:rPr>
-        <w:t xml:space="preserve"> Health</w:t>
-      </w:r>
-      <w:r>
-        <w:rPr>
-          <w:highlight w:val="yellow"/>
+          <w:lang w:val="en-US"/>
         </w:rPr>
         <w:t>, v. 24, art. 1385, 23 maio 2024. DOI:10.1186/s12889-024-18815-0.</w:t>
       </w:r>
-      <w:commentRangeEnd w:id="81"/>
+      <w:commentRangeEnd w:id="88"/>
       <w:r>
         <w:rPr>
           <w:rStyle w:val="Refdecomentrio"/>
         </w:rPr>
-        <w:commentReference w:id="81"/>
-      </w:r>
-      <w:r>
+        <w:commentReference w:id="88"/>
+      </w:r>
+      <w:r>
+        <w:rPr>
+          <w:lang w:val="en-US"/>
+        </w:rPr>
         <w:br w:type="page"/>
       </w:r>
     </w:p>
@@ -15129,25 +13385,31 @@
           <w:ilvl w:val="0"/>
           <w:numId w:val="0"/>
         </w:numPr>
-      </w:pPr>
-      <w:bookmarkStart w:id="82" w:name="_Toc203431592"/>
+        <w:rPr>
+          <w:lang w:val="en-US"/>
+        </w:rPr>
+      </w:pPr>
+      <w:bookmarkStart w:id="89" w:name="_Toc203431592"/>
       <w:r>
         <w:rPr>
           <w:highlight w:val="yellow"/>
+          <w:lang w:val="en-US"/>
         </w:rPr>
         <w:lastRenderedPageBreak/>
         <w:t xml:space="preserve">APÊNDICE A – </w:t>
       </w:r>
-      <w:bookmarkEnd w:id="82"/>
+      <w:bookmarkEnd w:id="89"/>
       <w:r>
         <w:rPr>
           <w:highlight w:val="yellow"/>
+          <w:lang w:val="en-US"/>
         </w:rPr>
         <w:t>Relatório Panda Report</w:t>
       </w:r>
       <w:r>
         <w:rPr>
           <w:highlight w:val="yellow"/>
+          <w:lang w:val="en-US"/>
         </w:rPr>
         <w:t xml:space="preserve"> (Autor)</w:t>
       </w:r>
@@ -15159,6 +13421,9 @@
           <w:ilvl w:val="0"/>
           <w:numId w:val="0"/>
         </w:numPr>
+        <w:rPr>
+          <w:lang w:val="en-US"/>
+        </w:rPr>
       </w:pPr>
     </w:p>
     <w:p>
@@ -15172,6 +13437,9 @@
         </w:rPr>
       </w:pPr>
       <w:r>
+        <w:rPr>
+          <w:noProof/>
+        </w:rPr>
         <w:drawing>
           <wp:inline distT="0" distB="0" distL="0" distR="0" wp14:anchorId="787441A3" wp14:editId="676C7829">
             <wp:extent cx="7931766" cy="3895493"/>
@@ -15217,7 +13485,7 @@
           <w:numId w:val="0"/>
         </w:numPr>
       </w:pPr>
-      <w:bookmarkStart w:id="83" w:name="_Toc203431593"/>
+      <w:bookmarkStart w:id="90" w:name="_Toc203431593"/>
       <w:r>
         <w:rPr>
           <w:highlight w:val="yellow"/>
@@ -15241,37 +13509,7 @@
         <w:rPr>
           <w:highlight w:val="yellow"/>
         </w:rPr>
-        <w:t>– Código</w:t>
-      </w:r>
-      <w:r>
-        <w:rPr>
-          <w:highlight w:val="yellow"/>
-        </w:rPr>
-        <w:t xml:space="preserve">: </w:t>
-      </w:r>
-      <w:r>
-        <w:rPr>
-          <w:highlight w:val="yellow"/>
-        </w:rPr>
-        <w:t>An</w:t>
-      </w:r>
-      <w:r>
-        <w:rPr>
-          <w:highlight w:val="yellow"/>
-        </w:rPr>
-        <w:t>á</w:t>
-      </w:r>
-      <w:r>
-        <w:rPr>
-          <w:highlight w:val="yellow"/>
-        </w:rPr>
-        <w:t xml:space="preserve">lise </w:t>
-      </w:r>
-      <w:r>
-        <w:rPr>
-          <w:highlight w:val="yellow"/>
-        </w:rPr>
-        <w:t>Preditiva (Comparação Algoritmos)</w:t>
+        <w:t>– Código: Análise Preditiva (Comparação Algoritmos)</w:t>
       </w:r>
       <w:r>
         <w:t xml:space="preserve"> (Autor)</w:t>
@@ -15288,6 +13526,9 @@
         <w:jc w:val="left"/>
       </w:pPr>
       <w:r>
+        <w:rPr>
+          <w:noProof/>
+        </w:rPr>
         <w:drawing>
           <wp:inline distT="0" distB="0" distL="0" distR="0" wp14:anchorId="3DFB6854" wp14:editId="1CB7E9C7">
             <wp:extent cx="2828290" cy="3821502"/>
@@ -15335,6 +13576,9 @@
         <w:t xml:space="preserve"> </w:t>
       </w:r>
       <w:r>
+        <w:rPr>
+          <w:noProof/>
+        </w:rPr>
         <w:drawing>
           <wp:inline distT="0" distB="0" distL="0" distR="0" wp14:anchorId="31D30872" wp14:editId="32F780AD">
             <wp:extent cx="2857002" cy="3745558"/>
@@ -15451,6 +13695,9 @@
         <w:jc w:val="center"/>
       </w:pPr>
       <w:r>
+        <w:rPr>
+          <w:noProof/>
+        </w:rPr>
         <w:drawing>
           <wp:inline distT="0" distB="0" distL="0" distR="0" wp14:anchorId="5A9833ED" wp14:editId="052A6834">
             <wp:extent cx="4126246" cy="8170223"/>
@@ -15542,6 +13789,9 @@
         <w:jc w:val="left"/>
       </w:pPr>
       <w:r>
+        <w:rPr>
+          <w:noProof/>
+        </w:rPr>
         <w:drawing>
           <wp:inline distT="0" distB="0" distL="0" distR="0" wp14:anchorId="404E2F64" wp14:editId="7D5B7849">
             <wp:extent cx="8136144" cy="5649827"/>
@@ -15601,19 +13851,7 @@
         <w:rPr>
           <w:highlight w:val="yellow"/>
         </w:rPr>
-        <w:t>E</w:t>
-      </w:r>
-      <w:r>
-        <w:rPr>
-          <w:highlight w:val="yellow"/>
-        </w:rPr>
-        <w:t xml:space="preserve"> – </w:t>
-      </w:r>
-      <w:r>
-        <w:rPr>
-          <w:highlight w:val="yellow"/>
-        </w:rPr>
-        <w:t>Árvore de Decisão (autor)</w:t>
+        <w:t>E – Árvore de Decisão (autor)</w:t>
       </w:r>
     </w:p>
     <w:p>
@@ -15704,7 +13942,7 @@
           <w:numId w:val="0"/>
         </w:numPr>
       </w:pPr>
-      <w:commentRangeStart w:id="84"/>
+      <w:commentRangeStart w:id="91"/>
       <w:r>
         <w:rPr>
           <w:highlight w:val="yellow"/>
@@ -15730,14 +13968,14 @@
         </w:rPr>
         <w:t xml:space="preserve">– </w:t>
       </w:r>
-      <w:bookmarkEnd w:id="83"/>
+      <w:bookmarkEnd w:id="90"/>
       <w:r>
         <w:rPr>
           <w:highlight w:val="yellow"/>
         </w:rPr>
         <w:t>Analise Exploratória dos Dados ??</w:t>
       </w:r>
-      <w:commentRangeEnd w:id="84"/>
+      <w:commentRangeEnd w:id="91"/>
       <w:r>
         <w:rPr>
           <w:rStyle w:val="Refdecomentrio"/>
@@ -15748,7 +13986,7 @@
           <w:kern w:val="0"/>
           <w:lang w:eastAsia="en-US"/>
         </w:rPr>
-        <w:commentReference w:id="84"/>
+        <w:commentReference w:id="91"/>
       </w:r>
     </w:p>
     <w:p>
@@ -15756,65 +13994,6 @@
         <w:ind w:firstLine="709"/>
         <w:contextualSpacing/>
       </w:pPr>
-    </w:p>
-    <w:p>
-      <w:pPr>
-        <w:ind w:firstLine="709"/>
-        <w:contextualSpacing/>
-      </w:pPr>
-      <w:r>
-        <w:t xml:space="preserve">As regras gerais de apresentação de trabalhos acadêmicos </w:t>
-      </w:r>
-      <w:proofErr w:type="gramStart"/>
-      <w:r>
-        <w:t>de</w:t>
-      </w:r>
-      <w:r>
-        <w:t xml:space="preserve"> </w:t>
-      </w:r>
-      <w:r>
-        <w:t xml:space="preserve"> acordo</w:t>
-      </w:r>
-      <w:proofErr w:type="gramEnd"/>
-      <w:r>
-        <w:t xml:space="preserve"> com</w:t>
-      </w:r>
-      <w:r>
-        <w:t xml:space="preserve"> </w:t>
-      </w:r>
-      <w:r>
-        <w:t>NBR 14724</w:t>
-      </w:r>
-      <w:r>
-        <w:t xml:space="preserve"> da A</w:t>
-      </w:r>
-      <w:r>
-        <w:t xml:space="preserve">ssociação </w:t>
-      </w:r>
-      <w:r>
-        <w:t>B</w:t>
-      </w:r>
-      <w:r>
-        <w:t xml:space="preserve">rasileira de </w:t>
-      </w:r>
-      <w:r>
-        <w:t>N</w:t>
-      </w:r>
-      <w:r>
-        <w:t xml:space="preserve">ormas </w:t>
-      </w:r>
-      <w:r>
-        <w:t>T</w:t>
-      </w:r>
-      <w:r>
-        <w:t>écnicas</w:t>
-      </w:r>
-      <w:r>
-        <w:t xml:space="preserve"> (2011) </w:t>
-      </w:r>
-      <w:r>
-        <w:t>estão descritas a seguir:</w:t>
-      </w:r>
     </w:p>
     <w:p>
       <w:pPr>
@@ -15823,41 +14002,13 @@
           <w:numId w:val="6"/>
         </w:numPr>
         <w:contextualSpacing/>
-      </w:pPr>
-      <w:r>
-        <w:t xml:space="preserve">tamanho das margens: superior e esquerda: 3cm; margens inferior e direita: 2cm. Para o caso de trabalhos digitados </w:t>
-      </w:r>
-      <w:r>
-        <w:t>dos dois lados</w:t>
-      </w:r>
-      <w:r>
-        <w:t xml:space="preserve"> da folha, as margens do verso devem ser: direita e superior de 3cm e esquerda e inferior de 2cm.</w:t>
-      </w:r>
-      <w:r>
-        <w:t xml:space="preserve"> F</w:t>
-      </w:r>
-      <w:r>
-        <w:t xml:space="preserve">onte:  </w:t>
-      </w:r>
-      <w:proofErr w:type="gramStart"/>
-      <w:r>
-        <w:t>tamanho  12</w:t>
-      </w:r>
-      <w:proofErr w:type="gramEnd"/>
-      <w:r>
-        <w:t xml:space="preserve"> (todo o texto, inclusive capa), exceção para citações com mais de três linhas, notas de rodapé, legendas</w:t>
-      </w:r>
-      <w:r>
-        <w:t>,</w:t>
-      </w:r>
-      <w:r>
-        <w:t xml:space="preserve"> fontes de ilustrações e tabelas e ficha catalográfica, que devem ser em </w:t>
-      </w:r>
+        <w:jc w:val="center"/>
+      </w:pPr>
       <w:r>
         <w:br w:type="page"/>
       </w:r>
-      <w:bookmarkStart w:id="85" w:name="_Toc343785724"/>
-      <w:bookmarkStart w:id="86" w:name="_Toc14264370"/>
+      <w:bookmarkStart w:id="92" w:name="_Toc343785724"/>
+      <w:bookmarkStart w:id="93" w:name="_Toc14264370"/>
       <w:r>
         <w:rPr>
           <w:b/>
@@ -15869,8 +14020,8 @@
         <w:lastRenderedPageBreak/>
         <w:t xml:space="preserve">ANEXO A – </w:t>
       </w:r>
-      <w:bookmarkEnd w:id="85"/>
-      <w:bookmarkEnd w:id="86"/>
+      <w:bookmarkEnd w:id="92"/>
+      <w:bookmarkEnd w:id="93"/>
       <w:r>
         <w:rPr>
           <w:b/>
@@ -15921,16 +14072,16 @@
         <w:contextualSpacing/>
       </w:pPr>
     </w:p>
+    <w:bookmarkStart w:id="94" w:name="_Toc16233522"/>
+    <w:bookmarkStart w:id="95" w:name="_Toc16235182"/>
+    <w:bookmarkStart w:id="96" w:name="_Toc16237998"/>
+    <w:bookmarkStart w:id="97" w:name="_Toc16238021"/>
+    <w:bookmarkStart w:id="98" w:name="_Toc16249237"/>
     <w:p>
       <w:pPr>
         <w:ind w:firstLine="709"/>
         <w:contextualSpacing/>
       </w:pPr>
-      <w:bookmarkStart w:id="87" w:name="_Toc16233522"/>
-      <w:bookmarkStart w:id="88" w:name="_Toc16235182"/>
-      <w:bookmarkStart w:id="89" w:name="_Toc16237998"/>
-      <w:bookmarkStart w:id="90" w:name="_Toc16238021"/>
-      <w:bookmarkStart w:id="91" w:name="_Toc16249237"/>
       <w:r>
         <w:rPr>
           <w:noProof/>
@@ -16050,11 +14201,11 @@
           </mc:Fallback>
         </mc:AlternateContent>
       </w:r>
-      <w:bookmarkEnd w:id="87"/>
-      <w:bookmarkEnd w:id="88"/>
-      <w:bookmarkEnd w:id="89"/>
-      <w:bookmarkEnd w:id="90"/>
-      <w:bookmarkEnd w:id="91"/>
+      <w:bookmarkEnd w:id="94"/>
+      <w:bookmarkEnd w:id="95"/>
+      <w:bookmarkEnd w:id="96"/>
+      <w:bookmarkEnd w:id="97"/>
+      <w:bookmarkEnd w:id="98"/>
     </w:p>
     <w:p>
       <w:pPr>
@@ -16308,13 +14459,8 @@
         <w:annotationRef/>
       </w:r>
       <w:r>
-        <w:t xml:space="preserve">Escrever mais sobre </w:t>
-      </w:r>
-      <w:proofErr w:type="gramStart"/>
-      <w:r>
-        <w:t>ele ?</w:t>
-      </w:r>
-      <w:proofErr w:type="gramEnd"/>
+        <w:t>Escrever mais sobre ele ?</w:t>
+      </w:r>
     </w:p>
     <w:p>
       <w:pPr>
@@ -16334,13 +14480,8 @@
         <w:annotationRef/>
       </w:r>
       <w:r>
-        <w:t xml:space="preserve">Explicar o que é </w:t>
-      </w:r>
-      <w:proofErr w:type="gramStart"/>
-      <w:r>
-        <w:t>Hiperplano ?</w:t>
-      </w:r>
-      <w:proofErr w:type="gramEnd"/>
+        <w:t>Explicar o que é Hiperplano ?</w:t>
+      </w:r>
     </w:p>
     <w:p>
       <w:pPr>
@@ -16369,7 +14510,7 @@
       </w:pPr>
     </w:p>
   </w:comment>
-  <w:comment w:id="58" w:author="Iasmin Marques" w:date="2025-07-14T23:32:00Z" w:initials="IM">
+  <w:comment w:id="60" w:author="Iasmin Marques" w:date="2025-07-14T23:32:00Z" w:initials="IM">
     <w:p>
       <w:pPr>
         <w:pStyle w:val="Textodecomentrio"/>
@@ -16381,13 +14522,8 @@
         <w:annotationRef/>
       </w:r>
       <w:r>
-        <w:t xml:space="preserve">Preditiva ou </w:t>
-      </w:r>
-      <w:proofErr w:type="gramStart"/>
-      <w:r>
-        <w:t>modelo ?</w:t>
-      </w:r>
-      <w:proofErr w:type="gramEnd"/>
+        <w:t>Preditiva ou modelo ?</w:t>
+      </w:r>
     </w:p>
     <w:p>
       <w:pPr>
@@ -16395,7 +14531,7 @@
       </w:pPr>
     </w:p>
   </w:comment>
-  <w:comment w:id="80" w:author="Iasmin Marques" w:date="2025-03-14T13:21:00Z" w:initials="IM">
+  <w:comment w:id="87" w:author="Iasmin Marques" w:date="2025-03-14T13:21:00Z" w:initials="IM">
     <w:p>
       <w:pPr>
         <w:pStyle w:val="Textodecomentrio"/>
@@ -16411,7 +14547,7 @@
       </w:r>
     </w:p>
   </w:comment>
-  <w:comment w:id="81" w:author="Iasmin Marques" w:date="2025-07-16T11:41:00Z" w:initials="IM">
+  <w:comment w:id="88" w:author="Iasmin Marques" w:date="2025-07-16T11:41:00Z" w:initials="IM">
     <w:p>
       <w:pPr>
         <w:pStyle w:val="Textodecomentrio"/>
@@ -16432,7 +14568,7 @@
       </w:pPr>
     </w:p>
   </w:comment>
-  <w:comment w:id="84" w:author="Iasmin Marques" w:date="2025-07-16T13:58:00Z" w:initials="IM">
+  <w:comment w:id="91" w:author="Iasmin Marques" w:date="2025-07-16T13:58:00Z" w:initials="IM">
     <w:p>
       <w:pPr>
         <w:pStyle w:val="Textodecomentrio"/>
@@ -17423,9 +15559,9 @@
     </w:lvl>
   </w:abstractNum>
   <w:abstractNum w:abstractNumId="5" w15:restartNumberingAfterBreak="0">
-    <w:nsid w:val="49784804"/>
+    <w:nsid w:val="37590447"/>
     <w:multiLevelType w:val="multilevel"/>
-    <w:tmpl w:val="1B7CC5A0"/>
+    <w:tmpl w:val="8326E19C"/>
     <w:lvl w:ilvl="0">
       <w:start w:val="1"/>
       <w:numFmt w:val="bullet"/>
@@ -17572,9 +15708,9 @@
     </w:lvl>
   </w:abstractNum>
   <w:abstractNum w:abstractNumId="6" w15:restartNumberingAfterBreak="0">
-    <w:nsid w:val="498953AB"/>
+    <w:nsid w:val="49784804"/>
     <w:multiLevelType w:val="multilevel"/>
-    <w:tmpl w:val="084A5E2C"/>
+    <w:tmpl w:val="1B7CC5A0"/>
     <w:lvl w:ilvl="0">
       <w:start w:val="1"/>
       <w:numFmt w:val="bullet"/>
@@ -17721,103 +15857,9 @@
     </w:lvl>
   </w:abstractNum>
   <w:abstractNum w:abstractNumId="7" w15:restartNumberingAfterBreak="0">
-    <w:nsid w:val="56B1025E"/>
+    <w:nsid w:val="498953AB"/>
     <w:multiLevelType w:val="multilevel"/>
-    <w:tmpl w:val="63BCA2FA"/>
-    <w:lvl w:ilvl="0">
-      <w:start w:val="1"/>
-      <w:numFmt w:val="decimal"/>
-      <w:pStyle w:val="Ttulo1"/>
-      <w:lvlText w:val="%1"/>
-      <w:lvlJc w:val="left"/>
-      <w:pPr>
-        <w:ind w:left="432" w:hanging="432"/>
-      </w:pPr>
-    </w:lvl>
-    <w:lvl w:ilvl="1">
-      <w:start w:val="1"/>
-      <w:numFmt w:val="decimal"/>
-      <w:pStyle w:val="Ttulo2"/>
-      <w:lvlText w:val="%1.%2"/>
-      <w:lvlJc w:val="left"/>
-      <w:pPr>
-        <w:ind w:left="576" w:hanging="576"/>
-      </w:pPr>
-    </w:lvl>
-    <w:lvl w:ilvl="2">
-      <w:start w:val="1"/>
-      <w:numFmt w:val="decimal"/>
-      <w:pStyle w:val="Ttulo3"/>
-      <w:lvlText w:val="%1.%2.%3"/>
-      <w:lvlJc w:val="left"/>
-      <w:pPr>
-        <w:ind w:left="720" w:hanging="720"/>
-      </w:pPr>
-    </w:lvl>
-    <w:lvl w:ilvl="3">
-      <w:start w:val="1"/>
-      <w:numFmt w:val="decimal"/>
-      <w:pStyle w:val="Ttulo4"/>
-      <w:lvlText w:val="%1.%2.%3.%4"/>
-      <w:lvlJc w:val="left"/>
-      <w:pPr>
-        <w:ind w:left="864" w:hanging="864"/>
-      </w:pPr>
-    </w:lvl>
-    <w:lvl w:ilvl="4">
-      <w:start w:val="1"/>
-      <w:numFmt w:val="decimal"/>
-      <w:pStyle w:val="Ttulo5"/>
-      <w:lvlText w:val="%1.%2.%3.%4.%5"/>
-      <w:lvlJc w:val="left"/>
-      <w:pPr>
-        <w:ind w:left="1008" w:hanging="1008"/>
-      </w:pPr>
-    </w:lvl>
-    <w:lvl w:ilvl="5">
-      <w:start w:val="1"/>
-      <w:numFmt w:val="decimal"/>
-      <w:lvlText w:val="%1.%2.%3.%4.%5.%6"/>
-      <w:lvlJc w:val="left"/>
-      <w:pPr>
-        <w:ind w:left="1152" w:hanging="1152"/>
-      </w:pPr>
-    </w:lvl>
-    <w:lvl w:ilvl="6">
-      <w:start w:val="1"/>
-      <w:numFmt w:val="decimal"/>
-      <w:pStyle w:val="Ttulo7"/>
-      <w:lvlText w:val="%1.%2.%3.%4.%5.%6.%7"/>
-      <w:lvlJc w:val="left"/>
-      <w:pPr>
-        <w:ind w:left="1296" w:hanging="1296"/>
-      </w:pPr>
-    </w:lvl>
-    <w:lvl w:ilvl="7">
-      <w:start w:val="1"/>
-      <w:numFmt w:val="decimal"/>
-      <w:pStyle w:val="Ttulo8"/>
-      <w:lvlText w:val="%1.%2.%3.%4.%5.%6.%7.%8"/>
-      <w:lvlJc w:val="left"/>
-      <w:pPr>
-        <w:ind w:left="1440" w:hanging="1440"/>
-      </w:pPr>
-    </w:lvl>
-    <w:lvl w:ilvl="8">
-      <w:start w:val="1"/>
-      <w:numFmt w:val="decimal"/>
-      <w:pStyle w:val="Ttulo9"/>
-      <w:lvlText w:val="%1.%2.%3.%4.%5.%6.%7.%8.%9"/>
-      <w:lvlJc w:val="left"/>
-      <w:pPr>
-        <w:ind w:left="1584" w:hanging="1584"/>
-      </w:pPr>
-    </w:lvl>
-  </w:abstractNum>
-  <w:abstractNum w:abstractNumId="8" w15:restartNumberingAfterBreak="0">
-    <w:nsid w:val="734B4F8D"/>
-    <w:multiLevelType w:val="multilevel"/>
-    <w:tmpl w:val="250CA7C2"/>
+    <w:tmpl w:val="084A5E2C"/>
     <w:lvl w:ilvl="0">
       <w:start w:val="1"/>
       <w:numFmt w:val="bullet"/>
@@ -17963,7 +16005,250 @@
       </w:rPr>
     </w:lvl>
   </w:abstractNum>
+  <w:abstractNum w:abstractNumId="8" w15:restartNumberingAfterBreak="0">
+    <w:nsid w:val="56B1025E"/>
+    <w:multiLevelType w:val="multilevel"/>
+    <w:tmpl w:val="63BCA2FA"/>
+    <w:lvl w:ilvl="0">
+      <w:start w:val="1"/>
+      <w:numFmt w:val="decimal"/>
+      <w:pStyle w:val="Ttulo1"/>
+      <w:lvlText w:val="%1"/>
+      <w:lvlJc w:val="left"/>
+      <w:pPr>
+        <w:ind w:left="432" w:hanging="432"/>
+      </w:pPr>
+    </w:lvl>
+    <w:lvl w:ilvl="1">
+      <w:start w:val="1"/>
+      <w:numFmt w:val="decimal"/>
+      <w:pStyle w:val="Ttulo2"/>
+      <w:lvlText w:val="%1.%2"/>
+      <w:lvlJc w:val="left"/>
+      <w:pPr>
+        <w:ind w:left="576" w:hanging="576"/>
+      </w:pPr>
+    </w:lvl>
+    <w:lvl w:ilvl="2">
+      <w:start w:val="1"/>
+      <w:numFmt w:val="decimal"/>
+      <w:pStyle w:val="Ttulo3"/>
+      <w:lvlText w:val="%1.%2.%3"/>
+      <w:lvlJc w:val="left"/>
+      <w:pPr>
+        <w:ind w:left="720" w:hanging="720"/>
+      </w:pPr>
+    </w:lvl>
+    <w:lvl w:ilvl="3">
+      <w:start w:val="1"/>
+      <w:numFmt w:val="decimal"/>
+      <w:pStyle w:val="Ttulo4"/>
+      <w:lvlText w:val="%1.%2.%3.%4"/>
+      <w:lvlJc w:val="left"/>
+      <w:pPr>
+        <w:ind w:left="864" w:hanging="864"/>
+      </w:pPr>
+    </w:lvl>
+    <w:lvl w:ilvl="4">
+      <w:start w:val="1"/>
+      <w:numFmt w:val="decimal"/>
+      <w:pStyle w:val="Ttulo5"/>
+      <w:lvlText w:val="%1.%2.%3.%4.%5"/>
+      <w:lvlJc w:val="left"/>
+      <w:pPr>
+        <w:ind w:left="1008" w:hanging="1008"/>
+      </w:pPr>
+    </w:lvl>
+    <w:lvl w:ilvl="5">
+      <w:start w:val="1"/>
+      <w:numFmt w:val="decimal"/>
+      <w:lvlText w:val="%1.%2.%3.%4.%5.%6"/>
+      <w:lvlJc w:val="left"/>
+      <w:pPr>
+        <w:ind w:left="1152" w:hanging="1152"/>
+      </w:pPr>
+    </w:lvl>
+    <w:lvl w:ilvl="6">
+      <w:start w:val="1"/>
+      <w:numFmt w:val="decimal"/>
+      <w:pStyle w:val="Ttulo7"/>
+      <w:lvlText w:val="%1.%2.%3.%4.%5.%6.%7"/>
+      <w:lvlJc w:val="left"/>
+      <w:pPr>
+        <w:ind w:left="1296" w:hanging="1296"/>
+      </w:pPr>
+    </w:lvl>
+    <w:lvl w:ilvl="7">
+      <w:start w:val="1"/>
+      <w:numFmt w:val="decimal"/>
+      <w:pStyle w:val="Ttulo8"/>
+      <w:lvlText w:val="%1.%2.%3.%4.%5.%6.%7.%8"/>
+      <w:lvlJc w:val="left"/>
+      <w:pPr>
+        <w:ind w:left="1440" w:hanging="1440"/>
+      </w:pPr>
+    </w:lvl>
+    <w:lvl w:ilvl="8">
+      <w:start w:val="1"/>
+      <w:numFmt w:val="decimal"/>
+      <w:pStyle w:val="Ttulo9"/>
+      <w:lvlText w:val="%1.%2.%3.%4.%5.%6.%7.%8.%9"/>
+      <w:lvlJc w:val="left"/>
+      <w:pPr>
+        <w:ind w:left="1584" w:hanging="1584"/>
+      </w:pPr>
+    </w:lvl>
+  </w:abstractNum>
   <w:abstractNum w:abstractNumId="9" w15:restartNumberingAfterBreak="0">
+    <w:nsid w:val="734B4F8D"/>
+    <w:multiLevelType w:val="multilevel"/>
+    <w:tmpl w:val="250CA7C2"/>
+    <w:lvl w:ilvl="0">
+      <w:start w:val="1"/>
+      <w:numFmt w:val="bullet"/>
+      <w:lvlText w:val=""/>
+      <w:lvlJc w:val="left"/>
+      <w:pPr>
+        <w:tabs>
+          <w:tab w:val="num" w:pos="720"/>
+        </w:tabs>
+        <w:ind w:left="720" w:hanging="360"/>
+      </w:pPr>
+      <w:rPr>
+        <w:rFonts w:ascii="Symbol" w:hAnsi="Symbol" w:hint="default"/>
+        <w:sz w:val="20"/>
+      </w:rPr>
+    </w:lvl>
+    <w:lvl w:ilvl="1" w:tentative="1">
+      <w:start w:val="1"/>
+      <w:numFmt w:val="bullet"/>
+      <w:lvlText w:val="o"/>
+      <w:lvlJc w:val="left"/>
+      <w:pPr>
+        <w:tabs>
+          <w:tab w:val="num" w:pos="1440"/>
+        </w:tabs>
+        <w:ind w:left="1440" w:hanging="360"/>
+      </w:pPr>
+      <w:rPr>
+        <w:rFonts w:ascii="Courier New" w:hAnsi="Courier New" w:hint="default"/>
+        <w:sz w:val="20"/>
+      </w:rPr>
+    </w:lvl>
+    <w:lvl w:ilvl="2" w:tentative="1">
+      <w:start w:val="1"/>
+      <w:numFmt w:val="bullet"/>
+      <w:lvlText w:val=""/>
+      <w:lvlJc w:val="left"/>
+      <w:pPr>
+        <w:tabs>
+          <w:tab w:val="num" w:pos="2160"/>
+        </w:tabs>
+        <w:ind w:left="2160" w:hanging="360"/>
+      </w:pPr>
+      <w:rPr>
+        <w:rFonts w:ascii="Wingdings" w:hAnsi="Wingdings" w:hint="default"/>
+        <w:sz w:val="20"/>
+      </w:rPr>
+    </w:lvl>
+    <w:lvl w:ilvl="3" w:tentative="1">
+      <w:start w:val="1"/>
+      <w:numFmt w:val="bullet"/>
+      <w:lvlText w:val=""/>
+      <w:lvlJc w:val="left"/>
+      <w:pPr>
+        <w:tabs>
+          <w:tab w:val="num" w:pos="2880"/>
+        </w:tabs>
+        <w:ind w:left="2880" w:hanging="360"/>
+      </w:pPr>
+      <w:rPr>
+        <w:rFonts w:ascii="Wingdings" w:hAnsi="Wingdings" w:hint="default"/>
+        <w:sz w:val="20"/>
+      </w:rPr>
+    </w:lvl>
+    <w:lvl w:ilvl="4" w:tentative="1">
+      <w:start w:val="1"/>
+      <w:numFmt w:val="bullet"/>
+      <w:lvlText w:val=""/>
+      <w:lvlJc w:val="left"/>
+      <w:pPr>
+        <w:tabs>
+          <w:tab w:val="num" w:pos="3600"/>
+        </w:tabs>
+        <w:ind w:left="3600" w:hanging="360"/>
+      </w:pPr>
+      <w:rPr>
+        <w:rFonts w:ascii="Wingdings" w:hAnsi="Wingdings" w:hint="default"/>
+        <w:sz w:val="20"/>
+      </w:rPr>
+    </w:lvl>
+    <w:lvl w:ilvl="5" w:tentative="1">
+      <w:start w:val="1"/>
+      <w:numFmt w:val="bullet"/>
+      <w:lvlText w:val=""/>
+      <w:lvlJc w:val="left"/>
+      <w:pPr>
+        <w:tabs>
+          <w:tab w:val="num" w:pos="4320"/>
+        </w:tabs>
+        <w:ind w:left="4320" w:hanging="360"/>
+      </w:pPr>
+      <w:rPr>
+        <w:rFonts w:ascii="Wingdings" w:hAnsi="Wingdings" w:hint="default"/>
+        <w:sz w:val="20"/>
+      </w:rPr>
+    </w:lvl>
+    <w:lvl w:ilvl="6" w:tentative="1">
+      <w:start w:val="1"/>
+      <w:numFmt w:val="bullet"/>
+      <w:lvlText w:val=""/>
+      <w:lvlJc w:val="left"/>
+      <w:pPr>
+        <w:tabs>
+          <w:tab w:val="num" w:pos="5040"/>
+        </w:tabs>
+        <w:ind w:left="5040" w:hanging="360"/>
+      </w:pPr>
+      <w:rPr>
+        <w:rFonts w:ascii="Wingdings" w:hAnsi="Wingdings" w:hint="default"/>
+        <w:sz w:val="20"/>
+      </w:rPr>
+    </w:lvl>
+    <w:lvl w:ilvl="7" w:tentative="1">
+      <w:start w:val="1"/>
+      <w:numFmt w:val="bullet"/>
+      <w:lvlText w:val=""/>
+      <w:lvlJc w:val="left"/>
+      <w:pPr>
+        <w:tabs>
+          <w:tab w:val="num" w:pos="5760"/>
+        </w:tabs>
+        <w:ind w:left="5760" w:hanging="360"/>
+      </w:pPr>
+      <w:rPr>
+        <w:rFonts w:ascii="Wingdings" w:hAnsi="Wingdings" w:hint="default"/>
+        <w:sz w:val="20"/>
+      </w:rPr>
+    </w:lvl>
+    <w:lvl w:ilvl="8" w:tentative="1">
+      <w:start w:val="1"/>
+      <w:numFmt w:val="bullet"/>
+      <w:lvlText w:val=""/>
+      <w:lvlJc w:val="left"/>
+      <w:pPr>
+        <w:tabs>
+          <w:tab w:val="num" w:pos="6480"/>
+        </w:tabs>
+        <w:ind w:left="6480" w:hanging="360"/>
+      </w:pPr>
+      <w:rPr>
+        <w:rFonts w:ascii="Wingdings" w:hAnsi="Wingdings" w:hint="default"/>
+        <w:sz w:val="20"/>
+      </w:rPr>
+    </w:lvl>
+  </w:abstractNum>
+  <w:abstractNum w:abstractNumId="10" w15:restartNumberingAfterBreak="0">
     <w:nsid w:val="76C00328"/>
     <w:multiLevelType w:val="multilevel"/>
     <w:tmpl w:val="345AD5EE"/>
@@ -18054,13 +16339,13 @@
     </w:lvl>
   </w:abstractNum>
   <w:num w:numId="1">
-    <w:abstractNumId w:val="9"/>
+    <w:abstractNumId w:val="10"/>
   </w:num>
   <w:num w:numId="2">
-    <w:abstractNumId w:val="7"/>
+    <w:abstractNumId w:val="8"/>
   </w:num>
   <w:num w:numId="3">
-    <w:abstractNumId w:val="6"/>
+    <w:abstractNumId w:val="7"/>
   </w:num>
   <w:num w:numId="4">
     <w:abstractNumId w:val="4"/>
@@ -18072,7 +16357,7 @@
     <w:abstractNumId w:val="0"/>
   </w:num>
   <w:num w:numId="7">
-    <w:abstractNumId w:val="7"/>
+    <w:abstractNumId w:val="8"/>
   </w:num>
   <w:num w:numId="8">
     <w:abstractNumId w:val="3"/>
@@ -18081,10 +16366,13 @@
     <w:abstractNumId w:val="1"/>
   </w:num>
   <w:num w:numId="10">
-    <w:abstractNumId w:val="5"/>
+    <w:abstractNumId w:val="6"/>
   </w:num>
   <w:num w:numId="11">
-    <w:abstractNumId w:val="8"/>
+    <w:abstractNumId w:val="9"/>
+  </w:num>
+  <w:num w:numId="12">
+    <w:abstractNumId w:val="5"/>
   </w:num>
   <w:numIdMacAtCleanup w:val="4"/>
 </w:numbering>
@@ -19682,6 +17970,24 @@
       <w:iCs/>
     </w:rPr>
   </w:style>
+  <w:style w:type="character" w:customStyle="1" w:styleId="notion-enable-hover">
+    <w:name w:val="notion-enable-hover"/>
+    <w:basedOn w:val="Fontepargpadro"/>
+    <w:rsid w:val="00C43DAA"/>
+  </w:style>
+  <w:style w:type="character" w:styleId="CdigoHTML">
+    <w:name w:val="HTML Code"/>
+    <w:basedOn w:val="Fontepargpadro"/>
+    <w:uiPriority w:val="99"/>
+    <w:semiHidden/>
+    <w:unhideWhenUsed/>
+    <w:rsid w:val="00341CCA"/>
+    <w:rPr>
+      <w:rFonts w:ascii="Courier New" w:eastAsia="Times New Roman" w:hAnsi="Courier New" w:cs="Courier New"/>
+      <w:sz w:val="20"/>
+      <w:szCs w:val="20"/>
+    </w:rPr>
+  </w:style>
 </w:styles>
 </file>
 

--- a/TCC II/[2025] TCC 2/TCC II - IasminMarques.docx
+++ b/TCC II/[2025] TCC 2/TCC II - IasminMarques.docx
@@ -191,7 +191,21 @@
         <w:rPr>
           <w:highlight w:val="yellow"/>
         </w:rPr>
-        <w:t>– DataSUS sobre a Síndrome Respiratória Aguda Grave</w:t>
+        <w:t xml:space="preserve">– </w:t>
+      </w:r>
+      <w:proofErr w:type="spellStart"/>
+      <w:r>
+        <w:rPr>
+          <w:highlight w:val="yellow"/>
+        </w:rPr>
+        <w:t>DataSUS</w:t>
+      </w:r>
+      <w:proofErr w:type="spellEnd"/>
+      <w:r>
+        <w:rPr>
+          <w:highlight w:val="yellow"/>
+        </w:rPr>
+        <w:t xml:space="preserve"> sobre a Síndrome Respiratória Aguda Grave</w:t>
       </w:r>
     </w:p>
     <w:bookmarkEnd w:id="0"/>
@@ -324,7 +338,21 @@
         <w:rPr>
           <w:highlight w:val="yellow"/>
         </w:rPr>
-        <w:t>Análise de Dados – DataSUS sobre a Síndrome Respiratória Aguda Grave</w:t>
+        <w:t xml:space="preserve">Análise de Dados – </w:t>
+      </w:r>
+      <w:proofErr w:type="spellStart"/>
+      <w:r>
+        <w:rPr>
+          <w:highlight w:val="yellow"/>
+        </w:rPr>
+        <w:t>DataSUS</w:t>
+      </w:r>
+      <w:proofErr w:type="spellEnd"/>
+      <w:r>
+        <w:rPr>
+          <w:highlight w:val="yellow"/>
+        </w:rPr>
+        <w:t xml:space="preserve"> sobre a Síndrome Respiratória Aguda Grave</w:t>
       </w:r>
     </w:p>
     <w:p>
@@ -568,6 +596,7 @@
           <w:highlight w:val="yellow"/>
         </w:rPr>
       </w:pPr>
+      <w:proofErr w:type="gramStart"/>
       <w:r>
         <w:rPr>
           <w:color w:val="172938"/>
@@ -583,6 +612,7 @@
         </w:rPr>
         <w:t>ficha</w:t>
       </w:r>
+      <w:proofErr w:type="gramEnd"/>
       <w:r>
         <w:rPr>
           <w:color w:val="172938"/>
@@ -913,7 +943,27 @@
                                 <w:sz w:val="28"/>
                                 <w:szCs w:val="28"/>
                               </w:rPr>
-                              <w:t xml:space="preserve"> pré-textual o</w:t>
+                              <w:t xml:space="preserve"> </w:t>
+                            </w:r>
+                            <w:proofErr w:type="spellStart"/>
+                            <w:r>
+                              <w:rPr>
+                                <w:b/>
+                                <w:color w:val="FF0000"/>
+                                <w:sz w:val="28"/>
+                                <w:szCs w:val="28"/>
+                              </w:rPr>
+                              <w:t>pré</w:t>
+                            </w:r>
+                            <w:proofErr w:type="spellEnd"/>
+                            <w:r>
+                              <w:rPr>
+                                <w:b/>
+                                <w:color w:val="FF0000"/>
+                                <w:sz w:val="28"/>
+                                <w:szCs w:val="28"/>
+                              </w:rPr>
+                              <w:t>-textual o</w:t>
                             </w:r>
                             <w:r>
                               <w:rPr>
@@ -1075,6 +1125,7 @@
           <w:rFonts w:ascii="Times New Roman" w:hAnsi="Times New Roman"/>
           <w:b w:val="0"/>
           <w:sz w:val="24"/>
+          <w:highlight w:val="yellow"/>
         </w:rPr>
       </w:pPr>
       <w:r>
@@ -1082,6 +1133,7 @@
           <w:rFonts w:ascii="Times New Roman" w:hAnsi="Times New Roman"/>
           <w:b w:val="0"/>
           <w:sz w:val="24"/>
+          <w:highlight w:val="yellow"/>
         </w:rPr>
         <w:t>Título do trabalho:</w:t>
       </w:r>
@@ -1100,6 +1152,7 @@
         <w:rPr>
           <w:rFonts w:ascii="Times New Roman" w:hAnsi="Times New Roman"/>
           <w:b w:val="0"/>
+          <w:highlight w:val="yellow"/>
         </w:rPr>
         <w:t>subtítulo (se houver)</w:t>
       </w:r>
@@ -1961,6 +2014,7 @@
                               </w:rPr>
                               <w:t xml:space="preserve"> </w:t>
                             </w:r>
+                            <w:proofErr w:type="gramStart"/>
                             <w:r>
                               <w:rPr>
                                 <w:color w:val="FF0000"/>
@@ -1976,8 +2030,9 @@
                                 <w:sz w:val="28"/>
                                 <w:szCs w:val="28"/>
                               </w:rPr>
-                              <w:t xml:space="preserve">  elemento </w:t>
+                              <w:t xml:space="preserve">  elemento</w:t>
                             </w:r>
+                            <w:proofErr w:type="gramEnd"/>
                             <w:r>
                               <w:rPr>
                                 <w:b/>
@@ -1985,7 +2040,27 @@
                                 <w:sz w:val="28"/>
                                 <w:szCs w:val="28"/>
                               </w:rPr>
-                              <w:t>pré-textual opcional</w:t>
+                              <w:t xml:space="preserve"> </w:t>
+                            </w:r>
+                            <w:proofErr w:type="spellStart"/>
+                            <w:r>
+                              <w:rPr>
+                                <w:b/>
+                                <w:color w:val="FF0000"/>
+                                <w:sz w:val="28"/>
+                                <w:szCs w:val="28"/>
+                              </w:rPr>
+                              <w:t>pré</w:t>
+                            </w:r>
+                            <w:proofErr w:type="spellEnd"/>
+                            <w:r>
+                              <w:rPr>
+                                <w:b/>
+                                <w:color w:val="FF0000"/>
+                                <w:sz w:val="28"/>
+                                <w:szCs w:val="28"/>
+                              </w:rPr>
+                              <w:t>-textual opcional</w:t>
                             </w:r>
                           </w:p>
                         </w:txbxContent>
@@ -2608,8 +2683,17 @@
           <w:bCs/>
           <w:kern w:val="32"/>
         </w:rPr>
-        <w:t xml:space="preserve"> Normalização  bibliográfica</w:t>
-      </w:r>
+        <w:t xml:space="preserve"> </w:t>
+      </w:r>
+      <w:proofErr w:type="gramStart"/>
+      <w:r>
+        <w:rPr>
+          <w:bCs/>
+          <w:kern w:val="32"/>
+        </w:rPr>
+        <w:t>Normalização  bibliográfica</w:t>
+      </w:r>
+      <w:proofErr w:type="gramEnd"/>
     </w:p>
     <w:p>
       <w:pPr>
@@ -2683,13 +2767,37 @@
         <w:contextualSpacing/>
       </w:pPr>
       <w:r>
-        <w:t>Elemento obrigatório para trabalhos de conclusão de curso (graduação ou  especialização), mestrado e doutorado. É a versão  do resumo em português para outro idioma</w:t>
+        <w:t xml:space="preserve">Elemento obrigatório para trabalhos de conclusão de curso (graduação </w:t>
+      </w:r>
+      <w:proofErr w:type="gramStart"/>
+      <w:r>
+        <w:t>ou  especialização</w:t>
+      </w:r>
+      <w:proofErr w:type="gramEnd"/>
+      <w:r>
+        <w:t xml:space="preserve">), mestrado e doutorado. É a </w:t>
+      </w:r>
+      <w:proofErr w:type="gramStart"/>
+      <w:r>
+        <w:t>versão  do</w:t>
+      </w:r>
+      <w:proofErr w:type="gramEnd"/>
+      <w:r>
+        <w:t xml:space="preserve"> resumo em português para outro idioma</w:t>
       </w:r>
       <w:r>
         <w:t>, neste exemplo em inglês.</w:t>
       </w:r>
       <w:r>
-        <w:t xml:space="preserve"> Deve aparecer em página distinta e seguindo a mesma formatação do resumo em português. A versão das palavras-chave em outro idioma deve seguir a mesma formatação utilizada no resumo em  português. </w:t>
+        <w:t xml:space="preserve"> Deve aparecer em página distinta e seguindo a mesma formatação do resumo em português. A versão das palavras-chave em outro idioma deve seguir a mesma formatação utilizada no resumo </w:t>
+      </w:r>
+      <w:proofErr w:type="gramStart"/>
+      <w:r>
+        <w:t>em  português</w:t>
+      </w:r>
+      <w:proofErr w:type="gramEnd"/>
+      <w:r>
+        <w:t xml:space="preserve">. </w:t>
       </w:r>
       <w:r>
         <w:rPr>
@@ -2925,6 +3033,7 @@
                 <w:kern w:val="32"/>
               </w:rPr>
             </w:pPr>
+            <w:proofErr w:type="spellStart"/>
             <w:r>
               <w:rPr>
                 <w:bCs/>
@@ -2932,6 +3041,7 @@
               </w:rPr>
               <w:t>xx</w:t>
             </w:r>
+            <w:proofErr w:type="spellEnd"/>
           </w:p>
         </w:tc>
       </w:tr>
@@ -2971,9 +3081,11 @@
                 <w:kern w:val="32"/>
               </w:rPr>
             </w:pPr>
+            <w:proofErr w:type="spellStart"/>
             <w:r>
               <w:t>Xxxxxxxxxxxxxx</w:t>
             </w:r>
+            <w:proofErr w:type="spellEnd"/>
             <w:r>
               <w:t xml:space="preserve"> </w:t>
             </w:r>
@@ -2996,6 +3108,7 @@
                 <w:kern w:val="32"/>
               </w:rPr>
             </w:pPr>
+            <w:proofErr w:type="spellStart"/>
             <w:r>
               <w:rPr>
                 <w:bCs/>
@@ -3003,6 +3116,7 @@
               </w:rPr>
               <w:t>xx</w:t>
             </w:r>
+            <w:proofErr w:type="spellEnd"/>
           </w:p>
         </w:tc>
       </w:tr>
@@ -3032,8 +3146,13 @@
               <w:contextualSpacing/>
               <w:jc w:val="left"/>
             </w:pPr>
-            <w:r>
-              <w:t>Xxxxxxxxxxxxxx ............................................................................</w:t>
+            <w:proofErr w:type="spellStart"/>
+            <w:r>
+              <w:t>Xxxxxxxxxxxxxx</w:t>
+            </w:r>
+            <w:proofErr w:type="spellEnd"/>
+            <w:r>
+              <w:t xml:space="preserve"> ............................................................................</w:t>
             </w:r>
           </w:p>
         </w:tc>
@@ -3051,6 +3170,7 @@
                 <w:kern w:val="32"/>
               </w:rPr>
             </w:pPr>
+            <w:proofErr w:type="spellStart"/>
             <w:r>
               <w:rPr>
                 <w:bCs/>
@@ -3058,6 +3178,7 @@
               </w:rPr>
               <w:t>xx</w:t>
             </w:r>
+            <w:proofErr w:type="spellEnd"/>
           </w:p>
         </w:tc>
       </w:tr>
@@ -3166,12 +3287,21 @@
                 <w:kern w:val="32"/>
               </w:rPr>
             </w:pPr>
+            <w:proofErr w:type="spellStart"/>
             <w:r>
               <w:rPr>
                 <w:bCs/>
                 <w:kern w:val="32"/>
               </w:rPr>
-              <w:t>Xxxxxxxxxxxxxxxxxxxxxxxxxxxxxxxxxxxxxxxxxxxxxx...............</w:t>
+              <w:t>Xxxxxxxxxxxxxxxxxxxxxxxxxxxxxxxxxxxxxxxxxxxxxx</w:t>
+            </w:r>
+            <w:proofErr w:type="spellEnd"/>
+            <w:r>
+              <w:rPr>
+                <w:bCs/>
+                <w:kern w:val="32"/>
+              </w:rPr>
+              <w:t>...............</w:t>
             </w:r>
           </w:p>
         </w:tc>
@@ -3235,8 +3365,13 @@
                 <w:kern w:val="32"/>
               </w:rPr>
             </w:pPr>
-            <w:r>
-              <w:t>Xxxxxxxxxxxxxxxxxxxxxxxxxxxxxxxxxxxxxxxxxxxxxx...............</w:t>
+            <w:proofErr w:type="spellStart"/>
+            <w:r>
+              <w:t>Xxxxxxxxxxxxxxxxxxxxxxxxxxxxxxxxxxxxxxxxxxxxxx</w:t>
+            </w:r>
+            <w:proofErr w:type="spellEnd"/>
+            <w:r>
+              <w:t>...............</w:t>
             </w:r>
           </w:p>
         </w:tc>
@@ -3254,6 +3389,7 @@
                 <w:kern w:val="32"/>
               </w:rPr>
             </w:pPr>
+            <w:proofErr w:type="spellStart"/>
             <w:r>
               <w:rPr>
                 <w:bCs/>
@@ -3261,6 +3397,7 @@
               </w:rPr>
               <w:t>xx</w:t>
             </w:r>
+            <w:proofErr w:type="spellEnd"/>
           </w:p>
         </w:tc>
       </w:tr>
@@ -3290,8 +3427,13 @@
               <w:contextualSpacing/>
               <w:jc w:val="left"/>
             </w:pPr>
-            <w:r>
-              <w:t>Xxxxxxxxxxxxxxxxxxxxxxxxxxxxxxxxxxxxxxxxxxxxxx...............</w:t>
+            <w:proofErr w:type="spellStart"/>
+            <w:r>
+              <w:t>Xxxxxxxxxxxxxxxxxxxxxxxxxxxxxxxxxxxxxxxxxxxxxx</w:t>
+            </w:r>
+            <w:proofErr w:type="spellEnd"/>
+            <w:r>
+              <w:t>...............</w:t>
             </w:r>
           </w:p>
         </w:tc>
@@ -3309,6 +3451,7 @@
                 <w:kern w:val="32"/>
               </w:rPr>
             </w:pPr>
+            <w:proofErr w:type="spellStart"/>
             <w:r>
               <w:rPr>
                 <w:bCs/>
@@ -3316,6 +3459,7 @@
               </w:rPr>
               <w:t>xx</w:t>
             </w:r>
+            <w:proofErr w:type="spellEnd"/>
           </w:p>
         </w:tc>
       </w:tr>
@@ -3528,8 +3672,17 @@
                 <w:sz w:val="24"/>
                 <w:szCs w:val="24"/>
               </w:rPr>
-              <w:t>Instituto Brasileira de Geografia e Estatistica</w:t>
-            </w:r>
+              <w:t xml:space="preserve">Instituto Brasileira de Geografia e </w:t>
+            </w:r>
+            <w:proofErr w:type="spellStart"/>
+            <w:r>
+              <w:rPr>
+                <w:sz w:val="24"/>
+                <w:szCs w:val="24"/>
+              </w:rPr>
+              <w:t>Estatistica</w:t>
+            </w:r>
+            <w:proofErr w:type="spellEnd"/>
           </w:p>
         </w:tc>
       </w:tr>
@@ -7106,17 +7259,35 @@
           <w:i/>
           <w:iCs/>
         </w:rPr>
-        <w:t>Artificial Intelligence</w:t>
-      </w:r>
-      <w:r>
-        <w:t xml:space="preserve"> - AI) e o aprendizado de máquina (</w:t>
-      </w:r>
+        <w:t xml:space="preserve">Artificial </w:t>
+      </w:r>
+      <w:proofErr w:type="spellStart"/>
       <w:r>
         <w:rPr>
           <w:i/>
           <w:iCs/>
         </w:rPr>
-        <w:t>Machine Learning</w:t>
+        <w:t>Intelligence</w:t>
+      </w:r>
+      <w:proofErr w:type="spellEnd"/>
+      <w:r>
+        <w:t xml:space="preserve"> - AI) e o aprendizado de máquina (</w:t>
+      </w:r>
+      <w:proofErr w:type="spellStart"/>
+      <w:r>
+        <w:rPr>
+          <w:i/>
+          <w:iCs/>
+        </w:rPr>
+        <w:t>Machine</w:t>
+      </w:r>
+      <w:proofErr w:type="spellEnd"/>
+      <w:r>
+        <w:rPr>
+          <w:i/>
+          <w:iCs/>
+        </w:rPr>
+        <w:t xml:space="preserve"> Learning</w:t>
       </w:r>
       <w:r>
         <w:t xml:space="preserve"> - ML) vem sendo muito utilizadas para detectar padrões em pequeno e grandes volumes de dados, auxiliando no desenvolvimento de estratégias preventivas e na tomada de decisões clínicas (Sena, 2021). </w:t>
@@ -7158,7 +7329,31 @@
         <w:t>A</w:t>
       </w:r>
       <w:r>
-        <w:t>rtificial tornam-se cada vez mais relevantes diante de doenças, como por exemplo a Síndrome Respiratória Aguda Grave (SRAG), que apresentam altos índices de hospitalização e mortalidade (Belini, Ataide e Lochter, 2024).</w:t>
+        <w:t>rtificial tornam-se cada vez mais relevantes diante de doenças, como por exemplo a Síndrome Respiratória Aguda Grave (SRAG), que apresentam altos índices de hospitalização e mortalidade (</w:t>
+      </w:r>
+      <w:proofErr w:type="spellStart"/>
+      <w:r>
+        <w:t>Belini</w:t>
+      </w:r>
+      <w:proofErr w:type="spellEnd"/>
+      <w:r>
+        <w:t xml:space="preserve">, </w:t>
+      </w:r>
+      <w:proofErr w:type="spellStart"/>
+      <w:r>
+        <w:t>Ataide</w:t>
+      </w:r>
+      <w:proofErr w:type="spellEnd"/>
+      <w:r>
+        <w:t xml:space="preserve"> e </w:t>
+      </w:r>
+      <w:proofErr w:type="spellStart"/>
+      <w:r>
+        <w:t>Lochter</w:t>
+      </w:r>
+      <w:proofErr w:type="spellEnd"/>
+      <w:r>
+        <w:t>, 2024).</w:t>
       </w:r>
     </w:p>
     <w:p>
@@ -7249,15 +7444,64 @@
       <w:r>
         <w:t xml:space="preserve">O processo de análise de dados para predição de doenças segue a abordagem do </w:t>
       </w:r>
+      <w:proofErr w:type="spellStart"/>
       <w:r>
         <w:rPr>
           <w:i/>
           <w:iCs/>
         </w:rPr>
-        <w:t xml:space="preserve">Knowledge Discovery in Databases </w:t>
-      </w:r>
-      <w:r>
-        <w:t>(KDD), em português a Descoberta de Conhecimento em Bases de Dados, que possui diversas etapas interdependentes para a extração de conhecimento útil a partir de grandes volumes de dados (Fayyad, Piatetsky-Shapiro e Smyth, 1996). As etapas que serão utilizadas, a partir da abordagem do KDD, são a seleção de dados, pré-processamento, a transformação de dados, mineração de dados, interpretação e avaliação dos resultados.</w:t>
+        <w:t>Knowledge</w:t>
+      </w:r>
+      <w:proofErr w:type="spellEnd"/>
+      <w:r>
+        <w:rPr>
+          <w:i/>
+          <w:iCs/>
+        </w:rPr>
+        <w:t xml:space="preserve"> Discovery in </w:t>
+      </w:r>
+      <w:proofErr w:type="spellStart"/>
+      <w:r>
+        <w:rPr>
+          <w:i/>
+          <w:iCs/>
+        </w:rPr>
+        <w:t>Databases</w:t>
+      </w:r>
+      <w:proofErr w:type="spellEnd"/>
+      <w:r>
+        <w:rPr>
+          <w:i/>
+          <w:iCs/>
+        </w:rPr>
+        <w:t xml:space="preserve"> </w:t>
+      </w:r>
+      <w:r>
+        <w:t>(KDD), em português a Descoberta de Conhecimento em Bases de Dados, que possui diversas etapas interdependentes para a extração de conhecimento útil a partir de grandes volumes de dados (</w:t>
+      </w:r>
+      <w:proofErr w:type="spellStart"/>
+      <w:r>
+        <w:t>Fayyad</w:t>
+      </w:r>
+      <w:proofErr w:type="spellEnd"/>
+      <w:r>
+        <w:t xml:space="preserve">, </w:t>
+      </w:r>
+      <w:proofErr w:type="spellStart"/>
+      <w:r>
+        <w:t>Piatetsky</w:t>
+      </w:r>
+      <w:proofErr w:type="spellEnd"/>
+      <w:r>
+        <w:t xml:space="preserve">-Shapiro e </w:t>
+      </w:r>
+      <w:proofErr w:type="spellStart"/>
+      <w:r>
+        <w:t>Smyth</w:t>
+      </w:r>
+      <w:proofErr w:type="spellEnd"/>
+      <w:r>
+        <w:t>, 1996). As etapas que serão utilizadas, a partir da abordagem do KDD, são a seleção de dados, pré-processamento, a transformação de dados, mineração de dados, interpretação e avaliação dos resultados.</w:t>
       </w:r>
     </w:p>
     <w:p>
@@ -7272,7 +7516,31 @@
         <w:ind w:firstLine="0"/>
       </w:pPr>
       <w:r>
-        <w:t>Embora o processo de KDD siga uma sequência estruturada de etapas, ele não é estritamente linear. Durante a análise pode ser necessário retornar a etapas anteriores para fazer ajustes, como por exemplo: refinar o pré-processamento, modificar a seleção de algumas variáveis ou testar novos modelos de aprendizagem. Essas iterações ocorrem para garantir que os insights extraídos dos dados sejam mais precisos e úteis para a tomada de decisão (Fayyad, Piatetsky-Shapiro e Smyth, 1996).</w:t>
+        <w:t>Embora o processo de KDD siga uma sequência estruturada de etapas, ele não é estritamente linear. Durante a análise pode ser necessário retornar a etapas anteriores para fazer ajustes, como por exemplo: refinar o pré-processamento, modificar a seleção de algumas variáveis ou testar novos modelos de aprendizagem. Essas iterações ocorrem para garantir que os insights extraídos dos dados sejam mais precisos e úteis para a tomada de decisão (</w:t>
+      </w:r>
+      <w:proofErr w:type="spellStart"/>
+      <w:r>
+        <w:t>Fayyad</w:t>
+      </w:r>
+      <w:proofErr w:type="spellEnd"/>
+      <w:r>
+        <w:t xml:space="preserve">, </w:t>
+      </w:r>
+      <w:proofErr w:type="spellStart"/>
+      <w:r>
+        <w:t>Piatetsky</w:t>
+      </w:r>
+      <w:proofErr w:type="spellEnd"/>
+      <w:r>
+        <w:t xml:space="preserve">-Shapiro e </w:t>
+      </w:r>
+      <w:proofErr w:type="spellStart"/>
+      <w:r>
+        <w:t>Smyth</w:t>
+      </w:r>
+      <w:proofErr w:type="spellEnd"/>
+      <w:r>
+        <w:t>, 1996).</w:t>
       </w:r>
     </w:p>
     <w:p>
@@ -7290,8 +7558,23 @@
         <w:rPr>
           <w:highlight w:val="lightGray"/>
         </w:rPr>
-        <w:t xml:space="preserve">Este trabalho propõe a aplicação de técnicas de aprendizado de máquina para a predição de desfechos clínicos em pacientes com SRAG, utilizando a base de dados aberta disponibilizada pelo DataSUS. Além da construção e avaliação de modelos preditivos, também é abordado o desempenho computacional de um algoritmo desenvolvido para esse fim, denominado </w:t>
-      </w:r>
+        <w:t xml:space="preserve">Este trabalho propõe a aplicação de técnicas de aprendizado de máquina para a predição de desfechos clínicos em pacientes com SRAG, utilizando a base de dados aberta disponibilizada pelo </w:t>
+      </w:r>
+      <w:proofErr w:type="spellStart"/>
+      <w:r>
+        <w:rPr>
+          <w:highlight w:val="lightGray"/>
+        </w:rPr>
+        <w:t>DataSUS</w:t>
+      </w:r>
+      <w:proofErr w:type="spellEnd"/>
+      <w:r>
+        <w:rPr>
+          <w:highlight w:val="lightGray"/>
+        </w:rPr>
+        <w:t xml:space="preserve">. Além da construção e avaliação de modelos preditivos, também é abordado o desempenho computacional de um algoritmo desenvolvido para esse fim, denominado </w:t>
+      </w:r>
+      <w:proofErr w:type="spellStart"/>
       <w:r>
         <w:rPr>
           <w:rStyle w:val="CdigoHTML"/>
@@ -7300,11 +7583,26 @@
         </w:rPr>
         <w:t>real_collab</w:t>
       </w:r>
+      <w:proofErr w:type="spellEnd"/>
       <w:r>
         <w:rPr>
           <w:highlight w:val="lightGray"/>
         </w:rPr>
-        <w:t>, executado em diferentes ambientes computacionais. A comparação entre os modelos Random Forest e CART, tanto em relação à eficácia preditiva quanto ao custo computacional, busca evidenciar as potencialidades e limitações de cada abordagem em um cenário real de dados de saúde pública.</w:t>
+        <w:t xml:space="preserve">, executado em diferentes ambientes computacionais. A comparação entre os modelos </w:t>
+      </w:r>
+      <w:proofErr w:type="spellStart"/>
+      <w:r>
+        <w:rPr>
+          <w:highlight w:val="lightGray"/>
+        </w:rPr>
+        <w:t>Random</w:t>
+      </w:r>
+      <w:proofErr w:type="spellEnd"/>
+      <w:r>
+        <w:rPr>
+          <w:highlight w:val="lightGray"/>
+        </w:rPr>
+        <w:t xml:space="preserve"> Forest e CART, tanto em relação à eficácia preditiva quanto ao custo computacional, busca evidenciar as potencialidades e limitações de cada abordagem em um cenário real de dados de saúde pública.</w:t>
       </w:r>
     </w:p>
     <w:p>
@@ -7318,10 +7616,12 @@
         <w:pStyle w:val="Ttulo2"/>
       </w:pPr>
       <w:bookmarkStart w:id="4" w:name="_Toc203572593"/>
+      <w:proofErr w:type="spellStart"/>
       <w:r>
         <w:t>Problema</w:t>
       </w:r>
       <w:bookmarkEnd w:id="4"/>
+      <w:proofErr w:type="spellEnd"/>
       <w:r>
         <w:t xml:space="preserve"> </w:t>
       </w:r>
@@ -7332,13 +7632,29 @@
         <w:ind w:firstLine="708"/>
       </w:pPr>
       <w:r>
-        <w:t xml:space="preserve">O aumento constante dos casos de Síndrome Respiratória Aguda Grave (SRAG) reforça a necessidade de aprimorar as estratégias de monitoramento e previsão de desfechos clínicos, visando otimizar a assistência aos pacientes e a tomada de decisão na saúde pública. Diante disso, como as técnicas de análise preditiva podem ser aplicadas aos dados do DataSUS para prever desfechos clínicos de pacientes com SRAG? E quais </w:t>
+        <w:t xml:space="preserve">O aumento constante dos casos de Síndrome Respiratória Aguda Grave (SRAG) reforça a necessidade de aprimorar as estratégias de monitoramento e previsão de desfechos clínicos, visando otimizar a assistência aos pacientes e a tomada de decisão na saúde pública. Diante disso, como as técnicas de análise preditiva podem ser aplicadas aos dados do </w:t>
+      </w:r>
+      <w:proofErr w:type="spellStart"/>
+      <w:r>
+        <w:t>DataSUS</w:t>
+      </w:r>
+      <w:proofErr w:type="spellEnd"/>
+      <w:r>
+        <w:t xml:space="preserve"> para prever desfechos clínicos de pacientes com SRAG? E quais </w:t>
       </w:r>
       <w:r>
         <w:t>as variáveis</w:t>
       </w:r>
       <w:r>
-        <w:t xml:space="preserve"> disponíveis no conjunto de dados do DataSUS (SRAG 2021 a 2024) estão mais associadas ao desfecho clínico de óbito?</w:t>
+        <w:t xml:space="preserve"> disponíveis no conjunto de dados do </w:t>
+      </w:r>
+      <w:proofErr w:type="spellStart"/>
+      <w:r>
+        <w:t>DataSUS</w:t>
+      </w:r>
+      <w:proofErr w:type="spellEnd"/>
+      <w:r>
+        <w:t xml:space="preserve"> (SRAG 2021 a 2024) estão mais associadas ao desfecho clínico de óbito?</w:t>
       </w:r>
       <w:r>
         <w:t xml:space="preserve"> </w:t>
@@ -7394,7 +7710,23 @@
         <w:ind w:firstLine="709"/>
       </w:pPr>
       <w:r>
-        <w:t>Avaliar o desempenho computacional e preditivo de abordagens baseadas em aprendizado de máquina aplicadas à predição de desfechos clínicos em pacientes com Síndrome Respiratória Aguda Grave (SRAG), utilizando dados do DataSUS, por meio da comparação entre os algoritmos Random Forest e CART, assim como da análise da execução do algoritmo desenvolvido em diferentes ambientes computacionais.</w:t>
+        <w:t xml:space="preserve">Avaliar o desempenho computacional e preditivo de abordagens baseadas em aprendizado de máquina aplicadas à predição de desfechos clínicos em pacientes com Síndrome Respiratória Aguda Grave (SRAG), utilizando dados do </w:t>
+      </w:r>
+      <w:proofErr w:type="spellStart"/>
+      <w:r>
+        <w:t>DataSUS</w:t>
+      </w:r>
+      <w:proofErr w:type="spellEnd"/>
+      <w:r>
+        <w:t xml:space="preserve">, por meio da comparação entre os algoritmos </w:t>
+      </w:r>
+      <w:proofErr w:type="spellStart"/>
+      <w:r>
+        <w:t>Random</w:t>
+      </w:r>
+      <w:proofErr w:type="spellEnd"/>
+      <w:r>
+        <w:t xml:space="preserve"> Forest e CART, assim como da análise da execução do algoritmo desenvolvido em diferentes ambientes computacionais.</w:t>
       </w:r>
     </w:p>
     <w:p>
@@ -7498,6 +7830,7 @@
       <w:r>
         <w:t xml:space="preserve">Investigar o banco de dados do </w:t>
       </w:r>
+      <w:proofErr w:type="spellStart"/>
       <w:r>
         <w:rPr>
           <w:i/>
@@ -7505,6 +7838,7 @@
         </w:rPr>
         <w:t>DataSUS</w:t>
       </w:r>
+      <w:proofErr w:type="spellEnd"/>
       <w:r>
         <w:t>, compreendendo sua estrutura, variáveis disponíveis e possíveis desafios na manipulação dos dados.</w:t>
       </w:r>
@@ -7569,7 +7903,15 @@
         <w:t>d</w:t>
       </w:r>
       <w:r>
-        <w:t>os modelos de aprendizado de máquina Random Forest e CART para a predição do desfecho clínico (variável EVOLUCAO) em pacientes com SRAG.</w:t>
+        <w:t xml:space="preserve">os modelos de aprendizado de máquina </w:t>
+      </w:r>
+      <w:proofErr w:type="spellStart"/>
+      <w:r>
+        <w:t>Random</w:t>
+      </w:r>
+      <w:proofErr w:type="spellEnd"/>
+      <w:r>
+        <w:t xml:space="preserve"> Forest e CART para a predição do desfecho clínico (variável EVOLUCAO) em pacientes com SRAG.</w:t>
       </w:r>
     </w:p>
     <w:p>
@@ -7599,7 +7941,15 @@
         <w:t>e</w:t>
       </w:r>
       <w:r>
-        <w:t xml:space="preserve"> Random Forest,</w:t>
+        <w:t xml:space="preserve"> </w:t>
+      </w:r>
+      <w:proofErr w:type="spellStart"/>
+      <w:r>
+        <w:t>Random</w:t>
+      </w:r>
+      <w:proofErr w:type="spellEnd"/>
+      <w:r>
+        <w:t xml:space="preserve"> Forest,</w:t>
       </w:r>
       <w:r>
         <w:t xml:space="preserve"> em diferentes ambientes de execução.</w:t>
@@ -7627,8 +7977,13 @@
         <w:pStyle w:val="Ttulo2"/>
       </w:pPr>
       <w:bookmarkStart w:id="8" w:name="_Toc203572597"/>
-      <w:r>
-        <w:t>Organização do Trabalho</w:t>
+      <w:proofErr w:type="spellStart"/>
+      <w:r>
+        <w:t>Organização</w:t>
+      </w:r>
+      <w:proofErr w:type="spellEnd"/>
+      <w:r>
+        <w:t xml:space="preserve"> do Trabalho</w:t>
       </w:r>
       <w:bookmarkEnd w:id="8"/>
     </w:p>
@@ -7647,8 +8002,9 @@
           <w:highlight w:val="lightGray"/>
           <w:lang w:eastAsia="pt-BR"/>
         </w:rPr>
-        <w:t xml:space="preserve">Este Trabalho de Conclusão de Curso está estruturado em sete capítulos. O Capítulo 1, Introdução, apresenta o contexto da pesquisa, destacando a importância do uso de técnicas de ciência de dados na área da saúde, especialmente no enfrentamento da Síndrome Respiratória Aguda Grave (SRAG). Também define o problema de pesquisa, os objetivos geral e específicos, e a justificativa do estudo. O Capítulo 2, Revisão Bibliográfica, aborda os fundamentos teóricos relacionados à SRAG, ao processo de descoberta de conhecimento em bases de dados (KDD), às etapas de pré-processamento, às técnicas de análise de dados e aos principais algoritmos de aprendizado de máquina aplicados à predição de desfechos clínicos. O Capítulo 3, Metodologia, descreve os dados utilizados, o processo de pré-processamento, as ferramentas adotadas para a </w:t>
-      </w:r>
+        <w:t xml:space="preserve">Este Trabalho de Conclusão de Curso está estruturado em sete capítulos. O Capítulo 1, Introdução, apresenta o contexto da pesquisa, destacando a importância do uso de técnicas de ciência de dados na área da saúde, especialmente no enfrentamento da Síndrome Respiratória Aguda Grave (SRAG). Também define o problema de pesquisa, os </w:t>
+      </w:r>
+      <w:proofErr w:type="gramStart"/>
       <w:r>
         <w:rPr>
           <w:rFonts w:eastAsia="Times New Roman" w:cs="Times New Roman"/>
@@ -7656,8 +8012,67 @@
           <w:highlight w:val="lightGray"/>
           <w:lang w:eastAsia="pt-BR"/>
         </w:rPr>
+        <w:t>objetivos geral</w:t>
+      </w:r>
+      <w:proofErr w:type="gramEnd"/>
+      <w:r>
+        <w:rPr>
+          <w:rFonts w:eastAsia="Times New Roman" w:cs="Times New Roman"/>
+          <w:szCs w:val="24"/>
+          <w:highlight w:val="lightGray"/>
+          <w:lang w:eastAsia="pt-BR"/>
+        </w:rPr>
+        <w:t xml:space="preserve"> e específicos, e a justificativa do estudo. O Capítulo 2, Revisão Bibliográfica, aborda os fundamentos teóricos relacionados à SRAG, ao processo de descoberta de conhecimento em bases de dados (KDD), às etapas de pré-processamento, às técnicas de análise de dados e aos principais algoritmos de aprendizado de máquina aplicados à predição de desfechos clínicos. O Capítulo 3, Metodologia, descreve os dados utilizados, o processo de pré-processamento, as ferramentas adotadas para a </w:t>
+      </w:r>
+      <w:r>
+        <w:rPr>
+          <w:rFonts w:eastAsia="Times New Roman" w:cs="Times New Roman"/>
+          <w:szCs w:val="24"/>
+          <w:highlight w:val="lightGray"/>
+          <w:lang w:eastAsia="pt-BR"/>
+        </w:rPr>
         <w:lastRenderedPageBreak/>
-        <w:t>análise e implementação dos modelos, os ambientes computacionais utilizados para a execução dos algoritmos e os critérios adotados para avaliação de desempenho preditivo e computacional. O Capítulo 4, Resultados, apresenta os resultados obtidos na aplicação do algoritmo desenvolvido (real_collab) em diferentes ambientes computacionais, bem como a comparação entre os modelos de aprendizado de máquina CART e Random Forest, com base nas métricas de avaliação preditiva e no tempo de execução. O Capítulo 5, Discussão, analisa os resultados obtidos, destacando os principais achados, interpretando as diferenças de desempenho entre os algoritmos e discutindo as variáveis mais relevantes para a predição dos desfechos clínicos. O Capítulo 6, Conclusão, resume os principais resultados do estudo, responde ao problema de pesquisa, apresenta as limitações encontradas e propõe sugestões para trabalhos futuros. Por fim, o Capítulo 7, Referências Bibliográficas, apresenta todas as fontes utilizadas para fundamentar teoricamente o trabalho, conforme as normas da ABNT.</w:t>
+        <w:t>análise e implementação dos modelos, os ambientes computacionais utilizados para a execução dos algoritmos e os critérios adotados para avaliação de desempenho preditivo e computacional. O Capítulo 4, Resultados, apresenta os resultados obtidos na aplicação do algoritmo desenvolvido (</w:t>
+      </w:r>
+      <w:proofErr w:type="spellStart"/>
+      <w:r>
+        <w:rPr>
+          <w:rFonts w:eastAsia="Times New Roman" w:cs="Times New Roman"/>
+          <w:szCs w:val="24"/>
+          <w:highlight w:val="lightGray"/>
+          <w:lang w:eastAsia="pt-BR"/>
+        </w:rPr>
+        <w:t>real_collab</w:t>
+      </w:r>
+      <w:proofErr w:type="spellEnd"/>
+      <w:r>
+        <w:rPr>
+          <w:rFonts w:eastAsia="Times New Roman" w:cs="Times New Roman"/>
+          <w:szCs w:val="24"/>
+          <w:highlight w:val="lightGray"/>
+          <w:lang w:eastAsia="pt-BR"/>
+        </w:rPr>
+        <w:t xml:space="preserve">) em diferentes ambientes computacionais, bem como a comparação entre os modelos de aprendizado de máquina CART e </w:t>
+      </w:r>
+      <w:proofErr w:type="spellStart"/>
+      <w:r>
+        <w:rPr>
+          <w:rFonts w:eastAsia="Times New Roman" w:cs="Times New Roman"/>
+          <w:szCs w:val="24"/>
+          <w:highlight w:val="lightGray"/>
+          <w:lang w:eastAsia="pt-BR"/>
+        </w:rPr>
+        <w:t>Random</w:t>
+      </w:r>
+      <w:proofErr w:type="spellEnd"/>
+      <w:r>
+        <w:rPr>
+          <w:rFonts w:eastAsia="Times New Roman" w:cs="Times New Roman"/>
+          <w:szCs w:val="24"/>
+          <w:highlight w:val="lightGray"/>
+          <w:lang w:eastAsia="pt-BR"/>
+        </w:rPr>
+        <w:t xml:space="preserve"> Forest, com base nas métricas de avaliação preditiva e no tempo de execução. O Capítulo 5, Discussão, analisa os resultados obtidos, destacando os principais achados, interpretando as diferenças de desempenho entre os algoritmos e discutindo as variáveis mais relevantes para a predição dos desfechos clínicos. O Capítulo 6, Conclusão, resume os principais resultados do estudo, responde ao problema de pesquisa, apresenta as limitações encontradas e propõe sugestões para trabalhos futuros. Por fim, o Capítulo 7, Referências Bibliográficas, apresenta todas as fontes utilizadas para fundamentar teoricamente o trabalho, conforme as normas da ABNT.</w:t>
       </w:r>
     </w:p>
     <w:p/>
@@ -7694,7 +8109,35 @@
         <w:rPr>
           <w:lang w:val="pt-BR"/>
         </w:rPr>
-        <w:t>SRAG (Sindrome Respiratoria Aguda Grave)</w:t>
+        <w:t>SRAG (</w:t>
+      </w:r>
+      <w:proofErr w:type="spellStart"/>
+      <w:r>
+        <w:rPr>
+          <w:lang w:val="pt-BR"/>
+        </w:rPr>
+        <w:t>Sindrome</w:t>
+      </w:r>
+      <w:proofErr w:type="spellEnd"/>
+      <w:r>
+        <w:rPr>
+          <w:lang w:val="pt-BR"/>
+        </w:rPr>
+        <w:t xml:space="preserve"> </w:t>
+      </w:r>
+      <w:proofErr w:type="spellStart"/>
+      <w:r>
+        <w:rPr>
+          <w:lang w:val="pt-BR"/>
+        </w:rPr>
+        <w:t>Respiratoria</w:t>
+      </w:r>
+      <w:proofErr w:type="spellEnd"/>
+      <w:r>
+        <w:rPr>
+          <w:lang w:val="pt-BR"/>
+        </w:rPr>
+        <w:t xml:space="preserve"> Aguda Grave)</w:t>
       </w:r>
       <w:bookmarkEnd w:id="10"/>
       <w:bookmarkEnd w:id="11"/>
@@ -7719,7 +8162,31 @@
         <w:t xml:space="preserve"> está</w:t>
       </w:r>
       <w:r>
-        <w:t xml:space="preserve"> relacionada a diversos agentes infecciosos, como por exemplo: vírus, Influenza, SARS-CoV-2 e Vírus Sincicial Respiratório (Belini, Ataide e Lochter, 2024). </w:t>
+        <w:t xml:space="preserve"> relacionada a diversos agentes infecciosos, como por exemplo: vírus, Influenza, SARS-CoV-2 e Vírus Sincicial Respiratório (</w:t>
+      </w:r>
+      <w:proofErr w:type="spellStart"/>
+      <w:r>
+        <w:t>Belini</w:t>
+      </w:r>
+      <w:proofErr w:type="spellEnd"/>
+      <w:r>
+        <w:t xml:space="preserve">, </w:t>
+      </w:r>
+      <w:proofErr w:type="spellStart"/>
+      <w:r>
+        <w:t>Ataide</w:t>
+      </w:r>
+      <w:proofErr w:type="spellEnd"/>
+      <w:r>
+        <w:t xml:space="preserve"> e </w:t>
+      </w:r>
+      <w:proofErr w:type="spellStart"/>
+      <w:r>
+        <w:t>Lochter</w:t>
+      </w:r>
+      <w:proofErr w:type="spellEnd"/>
+      <w:r>
+        <w:t xml:space="preserve">, 2024). </w:t>
       </w:r>
     </w:p>
     <w:p/>
@@ -7740,7 +8207,31 @@
         <w:footnoteReference w:id="5"/>
       </w:r>
       <w:r>
-        <w:t>(Belini, Ataide e Lochter, 2024).</w:t>
+        <w:t>(</w:t>
+      </w:r>
+      <w:proofErr w:type="spellStart"/>
+      <w:r>
+        <w:t>Belini</w:t>
+      </w:r>
+      <w:proofErr w:type="spellEnd"/>
+      <w:r>
+        <w:t xml:space="preserve">, </w:t>
+      </w:r>
+      <w:proofErr w:type="spellStart"/>
+      <w:r>
+        <w:t>Ataide</w:t>
+      </w:r>
+      <w:proofErr w:type="spellEnd"/>
+      <w:r>
+        <w:t xml:space="preserve"> e </w:t>
+      </w:r>
+      <w:proofErr w:type="spellStart"/>
+      <w:r>
+        <w:t>Lochter</w:t>
+      </w:r>
+      <w:proofErr w:type="spellEnd"/>
+      <w:r>
+        <w:t>, 2024).</w:t>
       </w:r>
     </w:p>
     <w:p/>
@@ -7785,13 +8276,31 @@
       <w:r>
         <w:t xml:space="preserve">A descoberta de conhecimento em banco de dados, mas também conhecido como KDD, </w:t>
       </w:r>
+      <w:proofErr w:type="spellStart"/>
       <w:r>
         <w:rPr>
           <w:i/>
           <w:iCs/>
         </w:rPr>
-        <w:t>Knowledge Discovery in Databases</w:t>
-      </w:r>
+        <w:t>Knowledge</w:t>
+      </w:r>
+      <w:proofErr w:type="spellEnd"/>
+      <w:r>
+        <w:rPr>
+          <w:i/>
+          <w:iCs/>
+        </w:rPr>
+        <w:t xml:space="preserve"> Discovery in </w:t>
+      </w:r>
+      <w:proofErr w:type="spellStart"/>
+      <w:r>
+        <w:rPr>
+          <w:i/>
+          <w:iCs/>
+        </w:rPr>
+        <w:t>Databases</w:t>
+      </w:r>
+      <w:proofErr w:type="spellEnd"/>
       <w:r>
         <w:t>, é um processo que permite a identificação de padrões, informações e conhecimentos através de etapas que são interdependentes. As etapas que serão utilizadas para auxiliar na interpretação do conjunto de dados são: seleção de dados, pré-processamento, a transformação de dados, mineração de dados, interpretação e avaliação dos resultados.</w:t>
       </w:r>
@@ -7808,7 +8317,15 @@
         <w:ind w:firstLine="0"/>
       </w:pPr>
       <w:r>
-        <w:t xml:space="preserve">Esse processo inicia-se com na etapa de seleção dos dados, onde informações relevantes são extraídas de bases públicas, como a que será utilizada será a do DataSUS. Na segunda etapa é </w:t>
+        <w:t xml:space="preserve">Esse processo inicia-se com na etapa de seleção dos dados, onde informações relevantes são extraídas de bases públicas, como a que será utilizada será a do </w:t>
+      </w:r>
+      <w:proofErr w:type="spellStart"/>
+      <w:r>
+        <w:t>DataSUS</w:t>
+      </w:r>
+      <w:proofErr w:type="spellEnd"/>
+      <w:r>
+        <w:t xml:space="preserve">. Na segunda etapa é </w:t>
       </w:r>
       <w:r>
         <w:lastRenderedPageBreak/>
@@ -7829,22 +8346,49 @@
       <w:r>
         <w:t xml:space="preserve">A próxima fase envolve a transformação dos dados, onde são aplicadas técnicas como, por exemplo, engenharia de atributos para destacar variáveis importantes para a modelagem. Em seguida, ocorre a mineração de dados, etapa onde algoritmos de aprendizado de máquina são utilizados para prever desfechos clínicos e identificar padrões. Modelos como Regressão Logística, </w:t>
       </w:r>
+      <w:proofErr w:type="spellStart"/>
       <w:r>
         <w:rPr>
           <w:i/>
           <w:iCs/>
         </w:rPr>
-        <w:t>Decision Tree</w:t>
-      </w:r>
-      <w:r>
-        <w:t xml:space="preserve"> e </w:t>
-      </w:r>
+        <w:t>Decision</w:t>
+      </w:r>
+      <w:proofErr w:type="spellEnd"/>
       <w:r>
         <w:rPr>
           <w:i/>
           <w:iCs/>
         </w:rPr>
-        <w:t>Random Forest</w:t>
+        <w:t xml:space="preserve"> </w:t>
+      </w:r>
+      <w:proofErr w:type="spellStart"/>
+      <w:r>
+        <w:rPr>
+          <w:i/>
+          <w:iCs/>
+        </w:rPr>
+        <w:t>Tree</w:t>
+      </w:r>
+      <w:proofErr w:type="spellEnd"/>
+      <w:r>
+        <w:t xml:space="preserve"> e </w:t>
+      </w:r>
+      <w:proofErr w:type="spellStart"/>
+      <w:r>
+        <w:rPr>
+          <w:i/>
+          <w:iCs/>
+        </w:rPr>
+        <w:t>Random</w:t>
+      </w:r>
+      <w:proofErr w:type="spellEnd"/>
+      <w:r>
+        <w:rPr>
+          <w:i/>
+          <w:iCs/>
+        </w:rPr>
+        <w:t xml:space="preserve"> Forest</w:t>
       </w:r>
       <w:r>
         <w:t xml:space="preserve"> são amplamente utilizados nesse contexto, apresentando um alto desempenho na predição de mortalidade em pacientes com SRAG (Silva e Silva Neto, 2022).</w:t>
@@ -7892,7 +8436,31 @@
         <w:t>insights</w:t>
       </w:r>
       <w:r>
-        <w:t xml:space="preserve"> clínicos valiosos, contribuindo para a tomada de decisão na gestão hospitalar e saúde pública (Belini, Ataide e Lochter, 2024).</w:t>
+        <w:t xml:space="preserve"> clínicos valiosos, contribuindo para a tomada de decisão na gestão hospitalar e saúde pública (</w:t>
+      </w:r>
+      <w:proofErr w:type="spellStart"/>
+      <w:r>
+        <w:t>Belini</w:t>
+      </w:r>
+      <w:proofErr w:type="spellEnd"/>
+      <w:r>
+        <w:t xml:space="preserve">, </w:t>
+      </w:r>
+      <w:proofErr w:type="spellStart"/>
+      <w:r>
+        <w:t>Ataide</w:t>
+      </w:r>
+      <w:proofErr w:type="spellEnd"/>
+      <w:r>
+        <w:t xml:space="preserve"> e </w:t>
+      </w:r>
+      <w:proofErr w:type="spellStart"/>
+      <w:r>
+        <w:t>Lochter</w:t>
+      </w:r>
+      <w:proofErr w:type="spellEnd"/>
+      <w:r>
+        <w:t>, 2024).</w:t>
       </w:r>
     </w:p>
     <w:p>
@@ -8018,9 +8586,14 @@
       </w:pPr>
       <w:bookmarkStart w:id="15" w:name="_Toc203572602"/>
       <w:r>
-        <w:t>Dados Abertos</w:t>
+        <w:t xml:space="preserve">Dados </w:t>
+      </w:r>
+      <w:proofErr w:type="spellStart"/>
+      <w:r>
+        <w:t>Abertos</w:t>
       </w:r>
       <w:bookmarkEnd w:id="15"/>
+      <w:proofErr w:type="spellEnd"/>
     </w:p>
     <w:p>
       <w:r>
@@ -8073,7 +8646,21 @@
         <w:rPr>
           <w:lang w:val="pt-BR"/>
         </w:rPr>
-        <w:t>Base de dados aberta de Síndrome Respiratória Aguda Grave (DataSUS)</w:t>
+        <w:t>Base de dados aberta de Síndrome Respiratória Aguda Grave (</w:t>
+      </w:r>
+      <w:proofErr w:type="spellStart"/>
+      <w:r>
+        <w:rPr>
+          <w:lang w:val="pt-BR"/>
+        </w:rPr>
+        <w:t>DataSUS</w:t>
+      </w:r>
+      <w:proofErr w:type="spellEnd"/>
+      <w:r>
+        <w:rPr>
+          <w:lang w:val="pt-BR"/>
+        </w:rPr>
+        <w:t>)</w:t>
       </w:r>
       <w:commentRangeEnd w:id="17"/>
       <w:r>
@@ -8090,7 +8677,15 @@
         <w:ind w:firstLine="0"/>
       </w:pPr>
       <w:r>
-        <w:t>Através da Secretaria de Vigilância em Saúde (SVS), o Ministério da Saúde (MS) faz a vigilância da SRAG no Brasil desde a pandemia de Influenza A(H1N1)pdm09. A partir disso, a vigilância de SRAG foi incorporada à rede de vigilância de Influenza e outros vírus respiratórios, que anteriormente atuava exclusivamente com a vigilância sentinela de Síndrome Gripal (SG) (MINISTÉRIO DA SAÚDE, 2025).</w:t>
+        <w:t>Através da Secretaria de Vigilância em Saúde (SVS), o Ministério da Saúde (MS) faz a vigilância da SRAG no Brasil desde a pandemia de Influenza A(H1N</w:t>
+      </w:r>
+      <w:proofErr w:type="gramStart"/>
+      <w:r>
+        <w:t>1)pdm</w:t>
+      </w:r>
+      <w:proofErr w:type="gramEnd"/>
+      <w:r>
+        <w:t>09. A partir disso, a vigilância de SRAG foi incorporada à rede de vigilância de Influenza e outros vírus respiratórios, que anteriormente atuava exclusivamente com a vigilância sentinela de Síndrome Gripal (SG) (MINISTÉRIO DA SAÚDE, 2025).</w:t>
       </w:r>
     </w:p>
     <w:p>
@@ -8105,7 +8700,15 @@
         <w:ind w:firstLine="0"/>
       </w:pPr>
       <w:r>
-        <w:t>Atualmente o DataSUS é a principal plataforma de dados abertos em saúde no Brasil, disponibilizando informações epidemiológicas, hospitalares e ambulatoriais que podem servir para análises objetivas que podem facilitar na tomada de decisões. O acesso a esses dados permite análises aprofundadas sobre a incidência de doenças e os impactos no sistema de saúde (Júnior, 2024).</w:t>
+        <w:t xml:space="preserve">Atualmente o </w:t>
+      </w:r>
+      <w:proofErr w:type="spellStart"/>
+      <w:r>
+        <w:t>DataSUS</w:t>
+      </w:r>
+      <w:proofErr w:type="spellEnd"/>
+      <w:r>
+        <w:t xml:space="preserve"> é a principal plataforma de dados abertos em saúde no Brasil, disponibilizando informações epidemiológicas, hospitalares e ambulatoriais que podem servir para análises objetivas que podem facilitar na tomada de decisões. O acesso a esses dados permite análises aprofundadas sobre a incidência de doenças e os impactos no sistema de saúde (Júnior, 2024).</w:t>
       </w:r>
     </w:p>
     <w:p>
@@ -8123,8 +8726,21 @@
       <w:bookmarkStart w:id="18" w:name="_Toc203572604"/>
       <w:commentRangeStart w:id="19"/>
       <w:commentRangeStart w:id="20"/>
-      <w:r>
-        <w:t>Pré processamento de dados</w:t>
+      <w:proofErr w:type="spellStart"/>
+      <w:r>
+        <w:t>Pré</w:t>
+      </w:r>
+      <w:proofErr w:type="spellEnd"/>
+      <w:r>
+        <w:t xml:space="preserve"> </w:t>
+      </w:r>
+      <w:proofErr w:type="spellStart"/>
+      <w:r>
+        <w:t>processamento</w:t>
+      </w:r>
+      <w:proofErr w:type="spellEnd"/>
+      <w:r>
+        <w:t xml:space="preserve"> de dados</w:t>
       </w:r>
       <w:commentRangeEnd w:id="19"/>
       <w:r>
@@ -8201,15 +8817,48 @@
         <w:ind w:firstLine="0"/>
       </w:pPr>
       <w:r>
-        <w:t xml:space="preserve">Na etapa de normalização de variáveis é onde ocorre a padronização para que fiquem dentro de uma mesma escala, evitando que atributos com valores numéricos altos influenciem desproporcionalmente os modelos preditivos (Belini, Ataide e Lochter, 2024). Como por exemplo a normalização </w:t>
+        <w:t>Na etapa de normalização de variáveis é onde ocorre a padronização para que fiquem dentro de uma mesma escala, evitando que atributos com valores numéricos altos influenciem desproporcionalmente os modelos preditivos (</w:t>
+      </w:r>
+      <w:proofErr w:type="spellStart"/>
+      <w:r>
+        <w:t>Belini</w:t>
+      </w:r>
+      <w:proofErr w:type="spellEnd"/>
+      <w:r>
+        <w:t xml:space="preserve">, </w:t>
+      </w:r>
+      <w:proofErr w:type="spellStart"/>
+      <w:r>
+        <w:t>Ataide</w:t>
+      </w:r>
+      <w:proofErr w:type="spellEnd"/>
+      <w:r>
+        <w:t xml:space="preserve"> e </w:t>
+      </w:r>
+      <w:proofErr w:type="spellStart"/>
+      <w:r>
+        <w:t>Lochter</w:t>
+      </w:r>
+      <w:proofErr w:type="spellEnd"/>
+      <w:r>
+        <w:t xml:space="preserve">, 2024). Como por exemplo a normalização </w:t>
       </w:r>
       <w:r>
         <w:rPr>
           <w:i/>
           <w:iCs/>
         </w:rPr>
-        <w:t>min-max</w:t>
-      </w:r>
+        <w:t>min-</w:t>
+      </w:r>
+      <w:proofErr w:type="spellStart"/>
+      <w:r>
+        <w:rPr>
+          <w:i/>
+          <w:iCs/>
+        </w:rPr>
+        <w:t>max</w:t>
+      </w:r>
+      <w:proofErr w:type="spellEnd"/>
       <w:r>
         <w:t xml:space="preserve">, que transforma os valores de uma variável para uma escala específica, geralmente entre 0 e 1), o que facilita a comparação entre as variáveis de diferentes magnitudes; pode ser utilizada na idade dos pacientes, </w:t>
       </w:r>
@@ -8437,26 +9086,23 @@
       <w:r>
         <w:t xml:space="preserve">O desbalanceamento de classes ocorre quando há uma disparidade significativa entre as categorias de um conjunto de dados, com a utilização de técnicas como </w:t>
       </w:r>
+      <w:proofErr w:type="spellStart"/>
       <w:r>
         <w:rPr>
           <w:i/>
           <w:iCs/>
         </w:rPr>
-        <w:t xml:space="preserve">Random UnderSampling </w:t>
-      </w:r>
-      <w:r>
-        <w:t>e SMOTE (</w:t>
-      </w:r>
+        <w:t>Random</w:t>
+      </w:r>
+      <w:proofErr w:type="spellEnd"/>
       <w:r>
         <w:rPr>
           <w:i/>
           <w:iCs/>
         </w:rPr>
-        <w:t>Synthetic Minority Over-sampling Technique</w:t>
-      </w:r>
-      <w:r>
-        <w:t xml:space="preserve">) pode-se corrigir esse problema. O </w:t>
-      </w:r>
+        <w:t xml:space="preserve"> </w:t>
+      </w:r>
+      <w:proofErr w:type="spellStart"/>
       <w:r>
         <w:rPr>
           <w:i/>
@@ -8464,6 +9110,86 @@
         </w:rPr>
         <w:t>UnderSampling</w:t>
       </w:r>
+      <w:proofErr w:type="spellEnd"/>
+      <w:r>
+        <w:rPr>
+          <w:i/>
+          <w:iCs/>
+        </w:rPr>
+        <w:t xml:space="preserve"> </w:t>
+      </w:r>
+      <w:r>
+        <w:t>e SMOTE (</w:t>
+      </w:r>
+      <w:proofErr w:type="spellStart"/>
+      <w:r>
+        <w:rPr>
+          <w:i/>
+          <w:iCs/>
+        </w:rPr>
+        <w:t>Synthetic</w:t>
+      </w:r>
+      <w:proofErr w:type="spellEnd"/>
+      <w:r>
+        <w:rPr>
+          <w:i/>
+          <w:iCs/>
+        </w:rPr>
+        <w:t xml:space="preserve"> </w:t>
+      </w:r>
+      <w:proofErr w:type="spellStart"/>
+      <w:r>
+        <w:rPr>
+          <w:i/>
+          <w:iCs/>
+        </w:rPr>
+        <w:t>Minority</w:t>
+      </w:r>
+      <w:proofErr w:type="spellEnd"/>
+      <w:r>
+        <w:rPr>
+          <w:i/>
+          <w:iCs/>
+        </w:rPr>
+        <w:t xml:space="preserve"> Over-</w:t>
+      </w:r>
+      <w:proofErr w:type="spellStart"/>
+      <w:r>
+        <w:rPr>
+          <w:i/>
+          <w:iCs/>
+        </w:rPr>
+        <w:t>sampling</w:t>
+      </w:r>
+      <w:proofErr w:type="spellEnd"/>
+      <w:r>
+        <w:rPr>
+          <w:i/>
+          <w:iCs/>
+        </w:rPr>
+        <w:t xml:space="preserve"> </w:t>
+      </w:r>
+      <w:proofErr w:type="spellStart"/>
+      <w:r>
+        <w:rPr>
+          <w:i/>
+          <w:iCs/>
+        </w:rPr>
+        <w:t>Technique</w:t>
+      </w:r>
+      <w:proofErr w:type="spellEnd"/>
+      <w:r>
+        <w:t xml:space="preserve">) pode-se corrigir esse problema. O </w:t>
+      </w:r>
+      <w:proofErr w:type="spellStart"/>
+      <w:r>
+        <w:rPr>
+          <w:i/>
+          <w:iCs/>
+        </w:rPr>
+        <w:t>UnderSampling</w:t>
+      </w:r>
+      <w:proofErr w:type="spellEnd"/>
       <w:r>
         <w:t xml:space="preserve"> reduz a quantidade de dados, mas ainda mantém a qualidade, enquanto o SMOTE pode gerar dados sintéticos que não representam a realidade, proporcionando um melhor equilíbrio na aprendizagem do modelo (Júnior, 2024).</w:t>
       </w:r>
@@ -8534,7 +9260,31 @@
         <w:ind w:firstLine="0"/>
       </w:pPr>
       <w:r>
-        <w:t>Na área da saúde, a análise de dados tem se tornado um campo fundamental para o monitoramento e tomada de decisões clínicas e epidemiológicas. O uso de dados estruturados permite a criação de modelos, como por exemplo modelos preditivos capazes de identificar padrões em grandes volumes de informações, auxiliando na prevenção e controle de doenças (Belini, Ataide e Lochter, 2024).</w:t>
+        <w:t>Na área da saúde, a análise de dados tem se tornado um campo fundamental para o monitoramento e tomada de decisões clínicas e epidemiológicas. O uso de dados estruturados permite a criação de modelos, como por exemplo modelos preditivos capazes de identificar padrões em grandes volumes de informações, auxiliando na prevenção e controle de doenças (</w:t>
+      </w:r>
+      <w:proofErr w:type="spellStart"/>
+      <w:r>
+        <w:t>Belini</w:t>
+      </w:r>
+      <w:proofErr w:type="spellEnd"/>
+      <w:r>
+        <w:t xml:space="preserve">, </w:t>
+      </w:r>
+      <w:proofErr w:type="spellStart"/>
+      <w:r>
+        <w:t>Ataide</w:t>
+      </w:r>
+      <w:proofErr w:type="spellEnd"/>
+      <w:r>
+        <w:t xml:space="preserve"> e </w:t>
+      </w:r>
+      <w:proofErr w:type="spellStart"/>
+      <w:r>
+        <w:t>Lochter</w:t>
+      </w:r>
+      <w:proofErr w:type="spellEnd"/>
+      <w:r>
+        <w:t>, 2024).</w:t>
       </w:r>
     </w:p>
     <w:p>
@@ -8550,8 +9300,17 @@
         <w:pStyle w:val="Ttulo2"/>
       </w:pPr>
       <w:bookmarkStart w:id="22" w:name="_Toc203572606"/>
-      <w:r>
-        <w:t>Técnicas de An</w:t>
+      <w:proofErr w:type="spellStart"/>
+      <w:r>
+        <w:t>Técnicas</w:t>
+      </w:r>
+      <w:proofErr w:type="spellEnd"/>
+      <w:r>
+        <w:t xml:space="preserve"> de </w:t>
+      </w:r>
+      <w:proofErr w:type="spellStart"/>
+      <w:r>
+        <w:t>An</w:t>
       </w:r>
       <w:r>
         <w:t>á</w:t>
@@ -8560,6 +9319,7 @@
         <w:t>lise</w:t>
       </w:r>
       <w:bookmarkEnd w:id="22"/>
+      <w:proofErr w:type="spellEnd"/>
     </w:p>
     <w:p>
       <w:pPr>
@@ -8594,12 +9354,21 @@
       <w:r>
         <w:t xml:space="preserve">Existem diversas técnicas de Análise de Dados que utilizam diferentes algoritmos, como por exemplo a análise estatística, mineração de dados, Aprendizado de Máquina, redes neurais e </w:t>
       </w:r>
+      <w:proofErr w:type="spellStart"/>
       <w:r>
         <w:rPr>
           <w:i/>
           <w:iCs/>
         </w:rPr>
-        <w:t>Deep Learning</w:t>
+        <w:t>Deep</w:t>
+      </w:r>
+      <w:proofErr w:type="spellEnd"/>
+      <w:r>
+        <w:rPr>
+          <w:i/>
+          <w:iCs/>
+        </w:rPr>
+        <w:t xml:space="preserve"> Learning</w:t>
       </w:r>
       <w:r>
         <w:t>.</w:t>
@@ -8619,12 +9388,18 @@
       <w:bookmarkStart w:id="25" w:name="_Toc193304963"/>
       <w:bookmarkStart w:id="26" w:name="_Toc203431571"/>
       <w:bookmarkStart w:id="27" w:name="_Toc203572608"/>
+      <w:proofErr w:type="spellStart"/>
       <w:r>
         <w:t>A</w:t>
       </w:r>
       <w:r>
-        <w:t xml:space="preserve">nálise </w:t>
-      </w:r>
+        <w:t>nálise</w:t>
+      </w:r>
+      <w:proofErr w:type="spellEnd"/>
+      <w:r>
+        <w:t xml:space="preserve"> </w:t>
+      </w:r>
+      <w:proofErr w:type="spellStart"/>
       <w:r>
         <w:t>E</w:t>
       </w:r>
@@ -8634,6 +9409,7 @@
       <w:bookmarkEnd w:id="25"/>
       <w:bookmarkEnd w:id="26"/>
       <w:bookmarkEnd w:id="27"/>
+      <w:proofErr w:type="spellEnd"/>
     </w:p>
     <w:p>
       <w:pPr>
@@ -8641,8 +9417,13 @@
       </w:pPr>
       <w:bookmarkStart w:id="28" w:name="_Toc203431572"/>
       <w:commentRangeStart w:id="29"/>
-      <w:r>
-        <w:t>Regressão Linear</w:t>
+      <w:proofErr w:type="spellStart"/>
+      <w:r>
+        <w:t>Regressão</w:t>
+      </w:r>
+      <w:proofErr w:type="spellEnd"/>
+      <w:r>
+        <w:t xml:space="preserve"> Linear</w:t>
       </w:r>
       <w:commentRangeEnd w:id="29"/>
       <w:r>
@@ -8879,8 +9660,13 @@
         <w:jc w:val="left"/>
       </w:pPr>
       <w:bookmarkStart w:id="30" w:name="_Toc203431573"/>
-      <w:r>
-        <w:t xml:space="preserve">Regressão </w:t>
+      <w:proofErr w:type="spellStart"/>
+      <w:r>
+        <w:t>Regressão</w:t>
+      </w:r>
+      <w:proofErr w:type="spellEnd"/>
+      <w:r>
+        <w:t xml:space="preserve"> </w:t>
       </w:r>
       <w:r>
         <w:rPr>
@@ -9424,7 +10210,23 @@
           <w:b w:val="0"/>
           <w:lang w:val="pt-BR"/>
         </w:rPr>
-        <w:t xml:space="preserve"> é um algoritmo utilizado para encontrar padrões frequentes em bases de dados transacionais, alguns casos de uso comuns são sistemas de previsão e recomendação de doenças, como análise de cestas de mercado para plataformas de comércio eletrônico (IBM,  2024).</w:t>
+        <w:t xml:space="preserve"> é um algoritmo utilizado para encontrar padrões frequentes em bases de dados transacionais, alguns casos de uso comuns são sistemas de previsão e recomendação de doenças, como análise de cestas de mercado para plataformas de comércio eletrônico (</w:t>
+      </w:r>
+      <w:proofErr w:type="gramStart"/>
+      <w:r>
+        <w:rPr>
+          <w:b w:val="0"/>
+          <w:lang w:val="pt-BR"/>
+        </w:rPr>
+        <w:t>IBM,  2024</w:t>
+      </w:r>
+      <w:proofErr w:type="gramEnd"/>
+      <w:r>
+        <w:rPr>
+          <w:b w:val="0"/>
+          <w:lang w:val="pt-BR"/>
+        </w:rPr>
+        <w:t>).</w:t>
       </w:r>
       <w:bookmarkEnd w:id="35"/>
     </w:p>
@@ -9470,8 +10272,17 @@
           <w:i/>
           <w:iCs/>
         </w:rPr>
-        <w:t>K-Means</w:t>
-      </w:r>
+        <w:t>K-</w:t>
+      </w:r>
+      <w:proofErr w:type="spellStart"/>
+      <w:r>
+        <w:rPr>
+          <w:i/>
+          <w:iCs/>
+        </w:rPr>
+        <w:t>Means</w:t>
+      </w:r>
+      <w:proofErr w:type="spellEnd"/>
       <w:r>
         <w:t xml:space="preserve"> é um algoritmo de agrupamento que divide dados, não rotulados, em “</w:t>
       </w:r>
@@ -9518,12 +10329,14 @@
       <w:bookmarkStart w:id="37" w:name="_Toc193304965"/>
       <w:bookmarkStart w:id="38" w:name="_Toc203431578"/>
       <w:bookmarkStart w:id="39" w:name="_Toc203572610"/>
+      <w:proofErr w:type="spellStart"/>
       <w:r>
         <w:t>A</w:t>
       </w:r>
       <w:r>
         <w:t>prendizado</w:t>
       </w:r>
+      <w:proofErr w:type="spellEnd"/>
       <w:r>
         <w:t xml:space="preserve"> de </w:t>
       </w:r>
@@ -9556,21 +10369,30 @@
       <w:r>
         <w:t xml:space="preserve">) ou </w:t>
       </w:r>
+      <w:proofErr w:type="spellStart"/>
       <w:r>
         <w:rPr>
           <w:i/>
           <w:iCs/>
         </w:rPr>
-        <w:t>Machine Learning</w:t>
-      </w:r>
-      <w:r>
-        <w:t xml:space="preserve"> é um campo da ciência da computação que imita o pensamento humano na capacidade de aprender e tomar decisões. Atualmente, a medicina tem utilizado </w:t>
-      </w:r>
+        <w:t>Machine</w:t>
+      </w:r>
+      <w:proofErr w:type="spellEnd"/>
       <w:r>
         <w:rPr>
           <w:i/>
           <w:iCs/>
         </w:rPr>
+        <w:t xml:space="preserve"> Learning</w:t>
+      </w:r>
+      <w:r>
+        <w:t xml:space="preserve"> é um campo da ciência da computação que imita o pensamento humano na capacidade de aprender e tomar decisões. Atualmente, a medicina tem utilizado </w:t>
+      </w:r>
+      <w:r>
+        <w:rPr>
+          <w:i/>
+          <w:iCs/>
+        </w:rPr>
         <w:t>ML</w:t>
       </w:r>
       <w:r>
@@ -9620,15 +10442,48 @@
       <w:r>
         <w:t xml:space="preserve">o objetivo central do aprendizado supervisionado é verificar qual é o modelo que, a partir de dados rotulados anteriormente em treinamentos, permita fazer previsões sobre os dados futuros. Modelos como Regressão Logística, </w:t>
       </w:r>
+      <w:proofErr w:type="spellStart"/>
       <w:r>
         <w:rPr>
           <w:i/>
           <w:iCs/>
         </w:rPr>
-        <w:t>Random Forest</w:t>
-      </w:r>
-      <w:r>
-        <w:t xml:space="preserve"> e Redes Neurais são frequentemente aplicados para classificação e predição de desfechos clínicos, proporcionando insights valiosos para profissionais de saúde (Belini, Ataide e Lochter, 2024).</w:t>
+        <w:t>Random</w:t>
+      </w:r>
+      <w:proofErr w:type="spellEnd"/>
+      <w:r>
+        <w:rPr>
+          <w:i/>
+          <w:iCs/>
+        </w:rPr>
+        <w:t xml:space="preserve"> Forest</w:t>
+      </w:r>
+      <w:r>
+        <w:t xml:space="preserve"> e Redes Neurais são frequentemente aplicados para classificação e predição de desfechos clínicos, proporcionando insights valiosos para profissionais de saúde (</w:t>
+      </w:r>
+      <w:proofErr w:type="spellStart"/>
+      <w:r>
+        <w:t>Belini</w:t>
+      </w:r>
+      <w:proofErr w:type="spellEnd"/>
+      <w:r>
+        <w:t xml:space="preserve">, </w:t>
+      </w:r>
+      <w:proofErr w:type="spellStart"/>
+      <w:r>
+        <w:t>Ataide</w:t>
+      </w:r>
+      <w:proofErr w:type="spellEnd"/>
+      <w:r>
+        <w:t xml:space="preserve"> e </w:t>
+      </w:r>
+      <w:proofErr w:type="spellStart"/>
+      <w:r>
+        <w:t>Lochter</w:t>
+      </w:r>
+      <w:proofErr w:type="spellEnd"/>
+      <w:r>
+        <w:t>, 2024).</w:t>
       </w:r>
     </w:p>
     <w:p>
@@ -9693,30 +10548,65 @@
       <w:r>
         <w:t xml:space="preserve">O algoritmo </w:t>
       </w:r>
+      <w:proofErr w:type="spellStart"/>
       <w:r>
         <w:rPr>
           <w:i/>
           <w:iCs/>
         </w:rPr>
-        <w:t>Random Forest</w:t>
-      </w:r>
-      <w:r>
-        <w:t xml:space="preserve"> (traduzido para Floresta Aleatória) é uma técnica baseada em um conjunto de árvores de decisão, sendo eficaz para problemas de classificação, previsão e regressão. Estudos indicam que esse método tem alto desempenho na predição de desfechos clínicos (Belini, Ataide e Lochter, 2024). Através dele é possível melhorar a precisão e reduzir o</w:t>
-      </w:r>
+        <w:t>Random</w:t>
+      </w:r>
+      <w:proofErr w:type="spellEnd"/>
       <w:r>
         <w:rPr>
           <w:i/>
           <w:iCs/>
         </w:rPr>
-        <w:t xml:space="preserve"> </w:t>
+        <w:t xml:space="preserve"> Forest</w:t>
+      </w:r>
+      <w:r>
+        <w:t xml:space="preserve"> (traduzido para Floresta Aleatória) é uma técnica baseada em um conjunto de árvores de decisão, sendo eficaz para problemas de classificação, previsão e regressão. Estudos indicam que esse método tem alto desempenho na predição de desfechos clínicos (</w:t>
+      </w:r>
+      <w:proofErr w:type="spellStart"/>
+      <w:r>
+        <w:t>Belini</w:t>
+      </w:r>
+      <w:proofErr w:type="spellEnd"/>
+      <w:r>
+        <w:t xml:space="preserve">, </w:t>
+      </w:r>
+      <w:proofErr w:type="spellStart"/>
+      <w:r>
+        <w:t>Ataide</w:t>
+      </w:r>
+      <w:proofErr w:type="spellEnd"/>
+      <w:r>
+        <w:t xml:space="preserve"> e </w:t>
+      </w:r>
+      <w:proofErr w:type="spellStart"/>
+      <w:r>
+        <w:t>Lochter</w:t>
+      </w:r>
+      <w:proofErr w:type="spellEnd"/>
+      <w:r>
+        <w:t>, 2024). Através dele é possível melhorar a precisão e reduzir o</w:t>
       </w:r>
       <w:r>
         <w:rPr>
           <w:i/>
           <w:iCs/>
         </w:rPr>
+        <w:t xml:space="preserve"> </w:t>
+      </w:r>
+      <w:proofErr w:type="spellStart"/>
+      <w:r>
+        <w:rPr>
+          <w:i/>
+          <w:iCs/>
+        </w:rPr>
         <w:t>overfitting</w:t>
       </w:r>
+      <w:proofErr w:type="spellEnd"/>
       <w:r>
         <w:rPr>
           <w:rStyle w:val="Refdenotaderodap"/>
@@ -9732,10 +10622,12 @@
         <w:pStyle w:val="Ttulo4"/>
       </w:pPr>
       <w:bookmarkStart w:id="43" w:name="_Toc203431580"/>
+      <w:proofErr w:type="spellStart"/>
       <w:r>
         <w:t>XGBoost</w:t>
       </w:r>
       <w:bookmarkEnd w:id="43"/>
+      <w:proofErr w:type="spellEnd"/>
     </w:p>
     <w:p>
       <w:pPr>
@@ -9752,6 +10644,7 @@
       <w:r>
         <w:t xml:space="preserve">O </w:t>
       </w:r>
+      <w:proofErr w:type="spellStart"/>
       <w:r>
         <w:rPr>
           <w:i/>
@@ -9759,6 +10652,7 @@
         </w:rPr>
         <w:t>XGBoost</w:t>
       </w:r>
+      <w:proofErr w:type="spellEnd"/>
       <w:r>
         <w:t xml:space="preserve"> (</w:t>
       </w:r>
@@ -9767,18 +10661,45 @@
           <w:i/>
           <w:iCs/>
         </w:rPr>
-        <w:t>Extreme Gradient Boosting</w:t>
-      </w:r>
-      <w:r>
-        <w:t xml:space="preserve"> - traduzido para aumento de gradiente extremo) é um algoritmo baseado em árvores de decisão (que será explicado mais à frente) que utiliza </w:t>
-      </w:r>
+        <w:t xml:space="preserve">Extreme </w:t>
+      </w:r>
+      <w:proofErr w:type="spellStart"/>
       <w:r>
         <w:rPr>
           <w:i/>
           <w:iCs/>
         </w:rPr>
+        <w:t>Gradient</w:t>
+      </w:r>
+      <w:proofErr w:type="spellEnd"/>
+      <w:r>
+        <w:rPr>
+          <w:i/>
+          <w:iCs/>
+        </w:rPr>
+        <w:t xml:space="preserve"> </w:t>
+      </w:r>
+      <w:proofErr w:type="spellStart"/>
+      <w:r>
+        <w:rPr>
+          <w:i/>
+          <w:iCs/>
+        </w:rPr>
+        <w:t>Boosting</w:t>
+      </w:r>
+      <w:proofErr w:type="spellEnd"/>
+      <w:r>
+        <w:t xml:space="preserve"> - traduzido para aumento de gradiente extremo) é um algoritmo baseado em árvores de decisão (que será explicado mais à frente) que utiliza </w:t>
+      </w:r>
+      <w:proofErr w:type="spellStart"/>
+      <w:r>
+        <w:rPr>
+          <w:i/>
+          <w:iCs/>
+        </w:rPr>
         <w:t>boosting</w:t>
       </w:r>
+      <w:proofErr w:type="spellEnd"/>
       <w:r>
         <w:t xml:space="preserve"> para aumentar a precisão preditiva. Ele é altamente otimizado e frequentemente utilizado em disciplinas do curso de ciência de dados, como por exemplo computação paralela e distribuída, devido ao seu alto desempenho e eficiência computacional (Silva, 2021). Um exemplo de utilização desse algoritmo pode ser para previsão de preço de ações com base em indicadores financeiros.</w:t>
       </w:r>
@@ -9828,26 +10749,59 @@
           <w:i/>
           <w:iCs/>
         </w:rPr>
-        <w:t>k-Nearest Neighbors</w:t>
-      </w:r>
-      <w:r>
-        <w:t xml:space="preserve"> (kNN - traduzido para </w:t>
-      </w:r>
+        <w:t>k-</w:t>
+      </w:r>
+      <w:proofErr w:type="spellStart"/>
       <w:r>
         <w:rPr>
           <w:i/>
           <w:iCs/>
         </w:rPr>
-        <w:t>k</w:t>
-      </w:r>
-      <w:r>
-        <w:t>-vizinhos mais próximos) classifica novas amostras com base na proximidade em relação aos vizinhos mais próximos, muito utilizado para tarefas de reconhecimento de padrões. Ele classifica um novo dado considerando os "</w:t>
-      </w:r>
+        <w:t>Nearest</w:t>
+      </w:r>
+      <w:proofErr w:type="spellEnd"/>
       <w:r>
         <w:rPr>
           <w:i/>
           <w:iCs/>
         </w:rPr>
+        <w:t xml:space="preserve"> </w:t>
+      </w:r>
+      <w:proofErr w:type="spellStart"/>
+      <w:r>
+        <w:rPr>
+          <w:i/>
+          <w:iCs/>
+        </w:rPr>
+        <w:t>Neighbors</w:t>
+      </w:r>
+      <w:proofErr w:type="spellEnd"/>
+      <w:r>
+        <w:t xml:space="preserve"> (</w:t>
+      </w:r>
+      <w:proofErr w:type="spellStart"/>
+      <w:r>
+        <w:t>kNN</w:t>
+      </w:r>
+      <w:proofErr w:type="spellEnd"/>
+      <w:r>
+        <w:t xml:space="preserve"> - traduzido para </w:t>
+      </w:r>
+      <w:r>
+        <w:rPr>
+          <w:i/>
+          <w:iCs/>
+        </w:rPr>
+        <w:t>k</w:t>
+      </w:r>
+      <w:r>
+        <w:t>-vizinhos mais próximos) classifica novas amostras com base na proximidade em relação aos vizinhos mais próximos, muito utilizado para tarefas de reconhecimento de padrões. Ele classifica um novo dado considerando os "</w:t>
+      </w:r>
+      <w:r>
+        <w:rPr>
+          <w:i/>
+          <w:iCs/>
+        </w:rPr>
         <w:t>k</w:t>
       </w:r>
       <w:r>
@@ -9913,13 +10867,31 @@
         <w:spacing w:line="240" w:lineRule="auto"/>
         <w:textAlignment w:val="baseline"/>
       </w:pPr>
+      <w:proofErr w:type="spellStart"/>
       <w:r>
         <w:rPr>
           <w:i/>
           <w:iCs/>
         </w:rPr>
-        <w:t>Support Vector Machine</w:t>
-      </w:r>
+        <w:t>Support</w:t>
+      </w:r>
+      <w:proofErr w:type="spellEnd"/>
+      <w:r>
+        <w:rPr>
+          <w:i/>
+          <w:iCs/>
+        </w:rPr>
+        <w:t xml:space="preserve"> Vector </w:t>
+      </w:r>
+      <w:proofErr w:type="spellStart"/>
+      <w:r>
+        <w:rPr>
+          <w:i/>
+          <w:iCs/>
+        </w:rPr>
+        <w:t>Machine</w:t>
+      </w:r>
+      <w:proofErr w:type="spellEnd"/>
       <w:r>
         <w:t xml:space="preserve"> (SVM - traduzido para máquina de vetores de suporte) é um algoritmo que encontra um hiperplano que faz a separação de classes de dados amplamente utilizados para tarefas de classificação e regressão. O principal objetivo do algoritmo é encontrar um </w:t>
       </w:r>
@@ -9967,11 +10939,16 @@
       <w:r>
         <w:t xml:space="preserve">edes </w:t>
       </w:r>
+      <w:proofErr w:type="spellStart"/>
       <w:r>
         <w:t>N</w:t>
       </w:r>
       <w:r>
-        <w:t xml:space="preserve">eurais e </w:t>
+        <w:t>eurais</w:t>
+      </w:r>
+      <w:proofErr w:type="spellEnd"/>
+      <w:r>
+        <w:t xml:space="preserve"> e </w:t>
       </w:r>
       <w:r>
         <w:t>D</w:t>
@@ -10034,6 +11011,7 @@
       <w:r>
         <w:t>(</w:t>
       </w:r>
+      <w:proofErr w:type="spellStart"/>
       <w:r>
         <w:rPr>
           <w:i/>
@@ -10041,6 +11019,7 @@
         </w:rPr>
         <w:t>RNAs</w:t>
       </w:r>
+      <w:proofErr w:type="spellEnd"/>
       <w:r>
         <w:t xml:space="preserve"> - </w:t>
       </w:r>
@@ -10066,7 +11045,23 @@
       </w:pPr>
       <w:bookmarkStart w:id="51" w:name="_Toc203431585"/>
       <w:r>
-        <w:t>Redes Neurais Convolucionais (CNNs)</w:t>
+        <w:t xml:space="preserve">Redes </w:t>
+      </w:r>
+      <w:proofErr w:type="spellStart"/>
+      <w:r>
+        <w:t>Neurais</w:t>
+      </w:r>
+      <w:proofErr w:type="spellEnd"/>
+      <w:r>
+        <w:t xml:space="preserve"> </w:t>
+      </w:r>
+      <w:proofErr w:type="spellStart"/>
+      <w:r>
+        <w:t>Convolucionais</w:t>
+      </w:r>
+      <w:proofErr w:type="spellEnd"/>
+      <w:r>
+        <w:t xml:space="preserve"> (CNNs)</w:t>
       </w:r>
       <w:commentRangeStart w:id="52"/>
       <w:r>
@@ -10111,45 +11106,67 @@
       <w:r>
         <w:t xml:space="preserve">eurais </w:t>
       </w:r>
+      <w:proofErr w:type="spellStart"/>
       <w:r>
         <w:t>C</w:t>
       </w:r>
       <w:r>
-        <w:t xml:space="preserve">onvolucionais (CNNs - </w:t>
-      </w:r>
+        <w:t>onvolucionais</w:t>
+      </w:r>
+      <w:proofErr w:type="spellEnd"/>
+      <w:r>
+        <w:t xml:space="preserve"> (</w:t>
+      </w:r>
+      <w:proofErr w:type="spellStart"/>
+      <w:r>
+        <w:t>CNNs</w:t>
+      </w:r>
+      <w:proofErr w:type="spellEnd"/>
+      <w:r>
+        <w:t xml:space="preserve"> - </w:t>
+      </w:r>
+      <w:proofErr w:type="spellStart"/>
       <w:r>
         <w:rPr>
           <w:i/>
           <w:iCs/>
         </w:rPr>
-        <w:t xml:space="preserve">Convolutional </w:t>
-      </w:r>
+        <w:t>Convolutional</w:t>
+      </w:r>
+      <w:proofErr w:type="spellEnd"/>
       <w:r>
         <w:rPr>
           <w:i/>
           <w:iCs/>
         </w:rPr>
-        <w:t>N</w:t>
+        <w:t xml:space="preserve"> </w:t>
       </w:r>
       <w:r>
         <w:rPr>
           <w:i/>
           <w:iCs/>
         </w:rPr>
-        <w:t xml:space="preserve">eural </w:t>
+        <w:t>N</w:t>
       </w:r>
       <w:r>
         <w:rPr>
           <w:i/>
           <w:iCs/>
         </w:rPr>
-        <w:t>N</w:t>
+        <w:t xml:space="preserve">eural </w:t>
       </w:r>
       <w:r>
         <w:rPr>
           <w:i/>
           <w:iCs/>
         </w:rPr>
+        <w:t>N</w:t>
+      </w:r>
+      <w:r>
+        <w:rPr>
+          <w:i/>
+          <w:iCs/>
+        </w:rPr>
         <w:t>etwork</w:t>
       </w:r>
       <w:r>
@@ -10169,7 +11186,23 @@
       </w:pPr>
       <w:bookmarkStart w:id="53" w:name="_Toc203431586"/>
       <w:r>
-        <w:t>Redes Neurais Recorrentes (RNNs)</w:t>
+        <w:t xml:space="preserve">Redes </w:t>
+      </w:r>
+      <w:proofErr w:type="spellStart"/>
+      <w:r>
+        <w:t>Neurais</w:t>
+      </w:r>
+      <w:proofErr w:type="spellEnd"/>
+      <w:r>
+        <w:t xml:space="preserve"> </w:t>
+      </w:r>
+      <w:proofErr w:type="spellStart"/>
+      <w:r>
+        <w:t>Recorrentes</w:t>
+      </w:r>
+      <w:proofErr w:type="spellEnd"/>
+      <w:r>
+        <w:t xml:space="preserve"> (RNNs)</w:t>
       </w:r>
       <w:bookmarkEnd w:id="53"/>
     </w:p>
@@ -10206,33 +11239,42 @@
       <w:r>
         <w:t xml:space="preserve">ecorrente (RNN - </w:t>
       </w:r>
+      <w:proofErr w:type="spellStart"/>
       <w:r>
         <w:rPr>
           <w:i/>
           <w:iCs/>
         </w:rPr>
-        <w:t>Convolutional Neural Network</w:t>
-      </w:r>
-      <w:r>
-        <w:t xml:space="preserve">) é uma rede neural profunda treinada com a utilização de dados sequenciais ou com séries temporais, com o objetivo de criar um modelo de </w:t>
-      </w:r>
-      <w:r>
-        <w:t>A</w:t>
-      </w:r>
-      <w:r>
-        <w:t xml:space="preserve">prendizado de </w:t>
-      </w:r>
-      <w:r>
-        <w:t>M</w:t>
-      </w:r>
-      <w:r>
-        <w:t xml:space="preserve">áquina (ML) sendo capaz de fazer previsões com base em </w:t>
-      </w:r>
+        <w:t>Convolutional</w:t>
+      </w:r>
+      <w:proofErr w:type="spellEnd"/>
       <w:r>
         <w:rPr>
           <w:i/>
           <w:iCs/>
         </w:rPr>
+        <w:t xml:space="preserve"> Neural Network</w:t>
+      </w:r>
+      <w:r>
+        <w:t xml:space="preserve">) é uma rede neural profunda treinada com a utilização de dados sequenciais ou com séries temporais, com o objetivo de criar um modelo de </w:t>
+      </w:r>
+      <w:r>
+        <w:t>A</w:t>
+      </w:r>
+      <w:r>
+        <w:t xml:space="preserve">prendizado de </w:t>
+      </w:r>
+      <w:r>
+        <w:t>M</w:t>
+      </w:r>
+      <w:r>
+        <w:t xml:space="preserve">áquina (ML) sendo capaz de fazer previsões com base em </w:t>
+      </w:r>
+      <w:r>
+        <w:rPr>
+          <w:i/>
+          <w:iCs/>
+        </w:rPr>
         <w:t>inputs</w:t>
       </w:r>
       <w:r>
@@ -10258,13 +11300,29 @@
         </w:rPr>
       </w:pPr>
       <w:bookmarkStart w:id="55" w:name="_Toc203572612"/>
+      <w:proofErr w:type="spellStart"/>
       <w:r>
         <w:rPr>
           <w:highlight w:val="yellow"/>
         </w:rPr>
-        <w:t>Árvore de Decisão</w:t>
+        <w:t>Árvore</w:t>
+      </w:r>
+      <w:proofErr w:type="spellEnd"/>
+      <w:r>
+        <w:rPr>
+          <w:highlight w:val="yellow"/>
+        </w:rPr>
+        <w:t xml:space="preserve"> de </w:t>
+      </w:r>
+      <w:proofErr w:type="spellStart"/>
+      <w:r>
+        <w:rPr>
+          <w:highlight w:val="yellow"/>
+        </w:rPr>
+        <w:t>Decisão</w:t>
       </w:r>
       <w:bookmarkEnd w:id="55"/>
+      <w:proofErr w:type="spellEnd"/>
     </w:p>
     <w:p>
       <w:pPr>
@@ -10309,18 +11367,44 @@
       <w:r>
         <w:t xml:space="preserve"> </w:t>
       </w:r>
+      <w:proofErr w:type="spellStart"/>
       <w:r>
         <w:rPr>
           <w:i/>
           <w:iCs/>
         </w:rPr>
-        <w:t>Decision Tree</w:t>
-      </w:r>
+        <w:t>Decision</w:t>
+      </w:r>
+      <w:proofErr w:type="spellEnd"/>
+      <w:r>
+        <w:rPr>
+          <w:i/>
+          <w:iCs/>
+        </w:rPr>
+        <w:t xml:space="preserve"> </w:t>
+      </w:r>
+      <w:proofErr w:type="spellStart"/>
+      <w:r>
+        <w:rPr>
+          <w:i/>
+          <w:iCs/>
+        </w:rPr>
+        <w:t>Tree</w:t>
+      </w:r>
+      <w:proofErr w:type="spellEnd"/>
       <w:r>
         <w:t xml:space="preserve">) </w:t>
       </w:r>
       <w:r>
-        <w:t>é um algoritmo de aprendizado de máquina e ao mesmo tempo uma técnica de mineração de dados, utilizada para prever, classificar e extrair conhecimento a partir de dados foi criada esta seção para detalhar sua aplicação e importância. Pode-se dizer que as Árvores de Decisão são modelos hierárquicos que segmentam os dados com base em condições lógicas sucessivas. Elas são eficientes e interpretáveis para tarefas de classificação e regressão, sendo frequentemente utilizadas em conjunto com outros métodos para aumentar a robustez dos modelos (Silva e Silva Neto, 2022).</w:t>
+        <w:t xml:space="preserve">é um algoritmo de aprendizado de máquina e ao mesmo tempo uma técnica de mineração de dados, utilizada para prever, classificar e extrair conhecimento a partir de dados foi criada esta seção para detalhar sua aplicação e importância. Pode-se dizer que as Árvores de Decisão são modelos hierárquicos que segmentam os dados com base em condições lógicas sucessivas. Elas são </w:t>
+      </w:r>
+      <w:proofErr w:type="gramStart"/>
+      <w:r>
+        <w:t>eficientes e interpretáveis</w:t>
+      </w:r>
+      <w:proofErr w:type="gramEnd"/>
+      <w:r>
+        <w:t xml:space="preserve"> para tarefas de classificação e regressão, sendo frequentemente utilizadas em conjunto com outros métodos para aumentar a robustez dos modelos (Silva e Silva Neto, 2022).</w:t>
       </w:r>
     </w:p>
     <w:p>
@@ -10340,6 +11424,7 @@
           <w:lang w:eastAsia="pt-BR"/>
         </w:rPr>
       </w:pPr>
+      <w:proofErr w:type="gramStart"/>
       <w:r>
         <w:rPr>
           <w:rFonts w:eastAsia="Times New Roman" w:hAnsi="Symbol" w:cs="Times New Roman"/>
@@ -10356,7 +11441,17 @@
           <w:highlight w:val="lightGray"/>
           <w:lang w:eastAsia="pt-BR"/>
         </w:rPr>
-        <w:t xml:space="preserve">  Como a árvore divide os dados (por Gini ou entropia, por exemplo).</w:t>
+        <w:t xml:space="preserve">  Como</w:t>
+      </w:r>
+      <w:proofErr w:type="gramEnd"/>
+      <w:r>
+        <w:rPr>
+          <w:rFonts w:eastAsia="Times New Roman" w:cs="Times New Roman"/>
+          <w:szCs w:val="24"/>
+          <w:highlight w:val="lightGray"/>
+          <w:lang w:eastAsia="pt-BR"/>
+        </w:rPr>
+        <w:t xml:space="preserve"> a árvore divide os dados (por Gini ou entropia, por exemplo).</w:t>
       </w:r>
     </w:p>
     <w:p>
@@ -10370,6 +11465,7 @@
           <w:lang w:eastAsia="pt-BR"/>
         </w:rPr>
       </w:pPr>
+      <w:proofErr w:type="gramStart"/>
       <w:r>
         <w:rPr>
           <w:rFonts w:eastAsia="Times New Roman" w:hAnsi="Symbol" w:cs="Times New Roman"/>
@@ -10386,7 +11482,17 @@
           <w:highlight w:val="lightGray"/>
           <w:lang w:eastAsia="pt-BR"/>
         </w:rPr>
-        <w:t xml:space="preserve">  A ideia de "nós", "ramos", "folhas", e decisões hierárquicas.</w:t>
+        <w:t xml:space="preserve">  A</w:t>
+      </w:r>
+      <w:proofErr w:type="gramEnd"/>
+      <w:r>
+        <w:rPr>
+          <w:rFonts w:eastAsia="Times New Roman" w:cs="Times New Roman"/>
+          <w:szCs w:val="24"/>
+          <w:highlight w:val="lightGray"/>
+          <w:lang w:eastAsia="pt-BR"/>
+        </w:rPr>
+        <w:t xml:space="preserve"> ideia de "nós", "ramos", "folhas", e decisões hierárquicas.</w:t>
       </w:r>
     </w:p>
     <w:p>
@@ -10399,6 +11505,7 @@
           <w:lang w:eastAsia="pt-BR"/>
         </w:rPr>
       </w:pPr>
+      <w:proofErr w:type="gramStart"/>
       <w:r>
         <w:rPr>
           <w:rFonts w:eastAsia="Times New Roman" w:hAnsi="Symbol" w:cs="Times New Roman"/>
@@ -10416,7 +11523,57 @@
           <w:highlight w:val="lightGray"/>
           <w:lang w:eastAsia="pt-BR"/>
         </w:rPr>
-        <w:t xml:space="preserve">  Vantagens (interpretabilidade, rapidez) e desvantagens (overfitting).</w:t>
+        <w:t xml:space="preserve">  Vantagens</w:t>
+      </w:r>
+      <w:proofErr w:type="gramEnd"/>
+      <w:r>
+        <w:rPr>
+          <w:rFonts w:eastAsia="Times New Roman" w:cs="Times New Roman"/>
+          <w:szCs w:val="24"/>
+          <w:highlight w:val="lightGray"/>
+          <w:lang w:eastAsia="pt-BR"/>
+        </w:rPr>
+        <w:t xml:space="preserve"> (</w:t>
+      </w:r>
+      <w:proofErr w:type="spellStart"/>
+      <w:r>
+        <w:rPr>
+          <w:rFonts w:eastAsia="Times New Roman" w:cs="Times New Roman"/>
+          <w:szCs w:val="24"/>
+          <w:highlight w:val="lightGray"/>
+          <w:lang w:eastAsia="pt-BR"/>
+        </w:rPr>
+        <w:t>interpretabilidade</w:t>
+      </w:r>
+      <w:proofErr w:type="spellEnd"/>
+      <w:r>
+        <w:rPr>
+          <w:rFonts w:eastAsia="Times New Roman" w:cs="Times New Roman"/>
+          <w:szCs w:val="24"/>
+          <w:highlight w:val="lightGray"/>
+          <w:lang w:eastAsia="pt-BR"/>
+        </w:rPr>
+        <w:t>, rapidez) e desvantagens (</w:t>
+      </w:r>
+      <w:proofErr w:type="spellStart"/>
+      <w:r>
+        <w:rPr>
+          <w:rFonts w:eastAsia="Times New Roman" w:cs="Times New Roman"/>
+          <w:szCs w:val="24"/>
+          <w:highlight w:val="lightGray"/>
+          <w:lang w:eastAsia="pt-BR"/>
+        </w:rPr>
+        <w:t>overfitting</w:t>
+      </w:r>
+      <w:proofErr w:type="spellEnd"/>
+      <w:r>
+        <w:rPr>
+          <w:rFonts w:eastAsia="Times New Roman" w:cs="Times New Roman"/>
+          <w:szCs w:val="24"/>
+          <w:highlight w:val="lightGray"/>
+          <w:lang w:eastAsia="pt-BR"/>
+        </w:rPr>
+        <w:t>).</w:t>
       </w:r>
     </w:p>
     <w:p>
@@ -10440,11 +11597,19 @@
         </w:rPr>
       </w:pPr>
       <w:bookmarkStart w:id="57" w:name="_Toc203572614"/>
+      <w:proofErr w:type="spellStart"/>
       <w:r>
         <w:rPr>
           <w:highlight w:val="yellow"/>
         </w:rPr>
-        <w:t>Algoritmo CART (Classification and Regression Trees)</w:t>
+        <w:t>Algoritmo</w:t>
+      </w:r>
+      <w:proofErr w:type="spellEnd"/>
+      <w:r>
+        <w:rPr>
+          <w:highlight w:val="yellow"/>
+        </w:rPr>
+        <w:t xml:space="preserve"> CART (Classification and Regression Trees)</w:t>
       </w:r>
       <w:bookmarkEnd w:id="57"/>
     </w:p>
@@ -10478,6 +11643,7 @@
           <w:lang w:eastAsia="pt-BR"/>
         </w:rPr>
       </w:pPr>
+      <w:proofErr w:type="gramStart"/>
       <w:r>
         <w:rPr>
           <w:rFonts w:eastAsia="Times New Roman" w:hAnsi="Symbol" w:cs="Times New Roman"/>
@@ -10494,7 +11660,17 @@
           <w:highlight w:val="lightGray"/>
           <w:lang w:eastAsia="pt-BR"/>
         </w:rPr>
-        <w:t xml:space="preserve">  Histórico e proposta do algoritmo.</w:t>
+        <w:t xml:space="preserve">  Histórico</w:t>
+      </w:r>
+      <w:proofErr w:type="gramEnd"/>
+      <w:r>
+        <w:rPr>
+          <w:rFonts w:eastAsia="Times New Roman" w:cs="Times New Roman"/>
+          <w:szCs w:val="24"/>
+          <w:highlight w:val="lightGray"/>
+          <w:lang w:eastAsia="pt-BR"/>
+        </w:rPr>
+        <w:t xml:space="preserve"> e proposta do algoritmo.</w:t>
       </w:r>
     </w:p>
     <w:p>
@@ -10508,6 +11684,7 @@
           <w:lang w:eastAsia="pt-BR"/>
         </w:rPr>
       </w:pPr>
+      <w:proofErr w:type="gramStart"/>
       <w:r>
         <w:rPr>
           <w:rFonts w:eastAsia="Times New Roman" w:hAnsi="Symbol" w:cs="Times New Roman"/>
@@ -10524,7 +11701,17 @@
           <w:highlight w:val="lightGray"/>
           <w:lang w:eastAsia="pt-BR"/>
         </w:rPr>
-        <w:t xml:space="preserve">  Como ele realiza divisões com base no índice de Gini.</w:t>
+        <w:t xml:space="preserve">  Como</w:t>
+      </w:r>
+      <w:proofErr w:type="gramEnd"/>
+      <w:r>
+        <w:rPr>
+          <w:rFonts w:eastAsia="Times New Roman" w:cs="Times New Roman"/>
+          <w:szCs w:val="24"/>
+          <w:highlight w:val="lightGray"/>
+          <w:lang w:eastAsia="pt-BR"/>
+        </w:rPr>
+        <w:t xml:space="preserve"> ele realiza divisões com base no índice de Gini.</w:t>
       </w:r>
     </w:p>
     <w:p>
@@ -10538,6 +11725,7 @@
           <w:lang w:eastAsia="pt-BR"/>
         </w:rPr>
       </w:pPr>
+      <w:proofErr w:type="gramStart"/>
       <w:r>
         <w:rPr>
           <w:rFonts w:eastAsia="Times New Roman" w:hAnsi="Symbol" w:cs="Times New Roman"/>
@@ -10554,7 +11742,17 @@
           <w:highlight w:val="lightGray"/>
           <w:lang w:eastAsia="pt-BR"/>
         </w:rPr>
-        <w:t xml:space="preserve">  Processo de criação da árvore, critérios de parada, e poda.</w:t>
+        <w:t xml:space="preserve">  Processo</w:t>
+      </w:r>
+      <w:proofErr w:type="gramEnd"/>
+      <w:r>
+        <w:rPr>
+          <w:rFonts w:eastAsia="Times New Roman" w:cs="Times New Roman"/>
+          <w:szCs w:val="24"/>
+          <w:highlight w:val="lightGray"/>
+          <w:lang w:eastAsia="pt-BR"/>
+        </w:rPr>
+        <w:t xml:space="preserve"> de criação da árvore, critérios de parada, e poda.</w:t>
       </w:r>
     </w:p>
     <w:p>
@@ -10568,6 +11766,7 @@
           <w:lang w:eastAsia="pt-BR"/>
         </w:rPr>
       </w:pPr>
+      <w:proofErr w:type="gramStart"/>
       <w:r>
         <w:rPr>
           <w:rFonts w:eastAsia="Times New Roman" w:hAnsi="Symbol" w:cs="Times New Roman"/>
@@ -10584,7 +11783,17 @@
           <w:highlight w:val="lightGray"/>
           <w:lang w:eastAsia="pt-BR"/>
         </w:rPr>
-        <w:t xml:space="preserve">  Aplicações no contexto de saúde ou esportes.</w:t>
+        <w:t xml:space="preserve">  Aplicações</w:t>
+      </w:r>
+      <w:proofErr w:type="gramEnd"/>
+      <w:r>
+        <w:rPr>
+          <w:rFonts w:eastAsia="Times New Roman" w:cs="Times New Roman"/>
+          <w:szCs w:val="24"/>
+          <w:highlight w:val="lightGray"/>
+          <w:lang w:eastAsia="pt-BR"/>
+        </w:rPr>
+        <w:t xml:space="preserve"> no contexto de saúde ou esportes.</w:t>
       </w:r>
     </w:p>
     <w:p>
@@ -10597,6 +11806,7 @@
           <w:lang w:eastAsia="pt-BR"/>
         </w:rPr>
       </w:pPr>
+      <w:proofErr w:type="gramStart"/>
       <w:r>
         <w:rPr>
           <w:rFonts w:eastAsia="Times New Roman" w:hAnsi="Symbol" w:cs="Times New Roman"/>
@@ -10613,7 +11823,17 @@
           <w:highlight w:val="lightGray"/>
           <w:lang w:eastAsia="pt-BR"/>
         </w:rPr>
-        <w:t xml:space="preserve">  Vantagens e limitações.</w:t>
+        <w:t xml:space="preserve">  Vantagens</w:t>
+      </w:r>
+      <w:proofErr w:type="gramEnd"/>
+      <w:r>
+        <w:rPr>
+          <w:rFonts w:eastAsia="Times New Roman" w:cs="Times New Roman"/>
+          <w:szCs w:val="24"/>
+          <w:highlight w:val="lightGray"/>
+          <w:lang w:eastAsia="pt-BR"/>
+        </w:rPr>
+        <w:t xml:space="preserve"> e limitações.</w:t>
       </w:r>
     </w:p>
     <w:p>
@@ -10660,9 +11880,17 @@
           <w:highlight w:val="yellow"/>
         </w:rPr>
         <w:lastRenderedPageBreak/>
-        <w:t>Métricas de Avaliação Preditiva/ Modelo</w:t>
+        <w:t xml:space="preserve">Métricas de Avaliação Preditiva/ </w:t>
+      </w:r>
+      <w:proofErr w:type="spellStart"/>
+      <w:r>
+        <w:rPr>
+          <w:highlight w:val="yellow"/>
+        </w:rPr>
+        <w:t>Modelo</w:t>
       </w:r>
       <w:commentRangeEnd w:id="60"/>
+      <w:proofErr w:type="spellEnd"/>
       <w:r>
         <w:rPr>
           <w:rStyle w:val="Refdecomentrio"/>
@@ -10683,6 +11911,7 @@
           <w:lang w:eastAsia="pt-BR"/>
         </w:rPr>
       </w:pPr>
+      <w:proofErr w:type="gramStart"/>
       <w:r>
         <w:rPr>
           <w:rFonts w:eastAsia="Times New Roman" w:hAnsi="Symbol" w:cs="Times New Roman"/>
@@ -10699,7 +11928,17 @@
           <w:highlight w:val="lightGray"/>
           <w:lang w:eastAsia="pt-BR"/>
         </w:rPr>
-        <w:t xml:space="preserve">  Definições formais de Acurácia, Precisão, Recall, F1-Score, AUC-ROC, Matriz de Confusão.</w:t>
+        <w:t xml:space="preserve">  Definições</w:t>
+      </w:r>
+      <w:proofErr w:type="gramEnd"/>
+      <w:r>
+        <w:rPr>
+          <w:rFonts w:eastAsia="Times New Roman" w:cs="Times New Roman"/>
+          <w:szCs w:val="24"/>
+          <w:highlight w:val="lightGray"/>
+          <w:lang w:eastAsia="pt-BR"/>
+        </w:rPr>
+        <w:t xml:space="preserve"> formais de Acurácia, Precisão, Recall, F1-Score, AUC-ROC, Matriz de Confusão.</w:t>
       </w:r>
     </w:p>
     <w:p>
@@ -10713,6 +11952,7 @@
           <w:lang w:eastAsia="pt-BR"/>
         </w:rPr>
       </w:pPr>
+      <w:proofErr w:type="gramStart"/>
       <w:r>
         <w:rPr>
           <w:rFonts w:eastAsia="Times New Roman" w:hAnsi="Symbol" w:cs="Times New Roman"/>
@@ -10729,7 +11969,17 @@
           <w:highlight w:val="lightGray"/>
           <w:lang w:eastAsia="pt-BR"/>
         </w:rPr>
-        <w:t xml:space="preserve">  Gráficos ilustrativos se possível (para facilitar a compreensão de AUC, por exemplo).</w:t>
+        <w:t xml:space="preserve">  Gráficos</w:t>
+      </w:r>
+      <w:proofErr w:type="gramEnd"/>
+      <w:r>
+        <w:rPr>
+          <w:rFonts w:eastAsia="Times New Roman" w:cs="Times New Roman"/>
+          <w:szCs w:val="24"/>
+          <w:highlight w:val="lightGray"/>
+          <w:lang w:eastAsia="pt-BR"/>
+        </w:rPr>
+        <w:t xml:space="preserve"> ilustrativos se possível (para facilitar a compreensão de AUC, por exemplo).</w:t>
       </w:r>
     </w:p>
     <w:p>
@@ -10742,6 +11992,7 @@
           <w:lang w:eastAsia="pt-BR"/>
         </w:rPr>
       </w:pPr>
+      <w:proofErr w:type="gramStart"/>
       <w:r>
         <w:rPr>
           <w:rFonts w:eastAsia="Times New Roman" w:hAnsi="Symbol" w:cs="Times New Roman"/>
@@ -10758,7 +12009,37 @@
           <w:highlight w:val="lightGray"/>
           <w:lang w:eastAsia="pt-BR"/>
         </w:rPr>
-        <w:t xml:space="preserve">  Justificativa das métricas escolhidas para o problema (ex: F1-score por causa de desbalanceamento).</w:t>
+        <w:t xml:space="preserve">  Justificativa</w:t>
+      </w:r>
+      <w:proofErr w:type="gramEnd"/>
+      <w:r>
+        <w:rPr>
+          <w:rFonts w:eastAsia="Times New Roman" w:cs="Times New Roman"/>
+          <w:szCs w:val="24"/>
+          <w:highlight w:val="lightGray"/>
+          <w:lang w:eastAsia="pt-BR"/>
+        </w:rPr>
+        <w:t xml:space="preserve"> das métricas escolhidas para o problema (</w:t>
+      </w:r>
+      <w:proofErr w:type="spellStart"/>
+      <w:r>
+        <w:rPr>
+          <w:rFonts w:eastAsia="Times New Roman" w:cs="Times New Roman"/>
+          <w:szCs w:val="24"/>
+          <w:highlight w:val="lightGray"/>
+          <w:lang w:eastAsia="pt-BR"/>
+        </w:rPr>
+        <w:t>ex</w:t>
+      </w:r>
+      <w:proofErr w:type="spellEnd"/>
+      <w:r>
+        <w:rPr>
+          <w:rFonts w:eastAsia="Times New Roman" w:cs="Times New Roman"/>
+          <w:szCs w:val="24"/>
+          <w:highlight w:val="lightGray"/>
+          <w:lang w:eastAsia="pt-BR"/>
+        </w:rPr>
+        <w:t>: F1-score por causa de desbalanceamento).</w:t>
       </w:r>
     </w:p>
     <w:p>
@@ -10834,7 +12115,63 @@
         <w:rPr>
           <w:highlight w:val="lightGray"/>
         </w:rPr>
-        <w:t>Rodrigues et al. (2024) propuseram um estudo com foco na predição de abandono do tratamento da tuberculose utilizando algoritmos de aprendizado de máquina aplicados a dados de registros nacionais do Brasil. O trabalho utilizou um conjunto abrangente de variáveis demográficas, clínicas e sociais disponíveis no Sistema de Informação de Agravos de Notificação (SINAN) para treinar e avaliar modelos supervisionados. Foram testados diferentes algoritmos, incluindo Random Forest, XGBoost, LightGBM, entre outros, com o objetivo de identificar pacientes com maior probabilidade de evasão do tratamento. Os modelos apresentaram desempenho promissor, com destaque para o XGBoost, que alcançou AUC-ROC superior a 0,75. Os autores destacam a importância do uso de inteligência artificial como ferramenta auxiliar na vigilância em saúde pública, sugerindo que modelos preditivos podem orientar estratégias direcionadas de intervenção, reduzindo perdas no tratamento e melhorando o controle da doença.</w:t>
+        <w:t xml:space="preserve">Rodrigues et al. (2024) propuseram um estudo com foco na predição de abandono do tratamento da tuberculose utilizando algoritmos de aprendizado de máquina aplicados a dados de registros nacionais do Brasil. O trabalho utilizou um conjunto abrangente de variáveis demográficas, clínicas e sociais disponíveis no Sistema de Informação de Agravos de Notificação (SINAN) para treinar e avaliar modelos supervisionados. Foram testados diferentes algoritmos, incluindo </w:t>
+      </w:r>
+      <w:proofErr w:type="spellStart"/>
+      <w:r>
+        <w:rPr>
+          <w:highlight w:val="lightGray"/>
+        </w:rPr>
+        <w:t>Random</w:t>
+      </w:r>
+      <w:proofErr w:type="spellEnd"/>
+      <w:r>
+        <w:rPr>
+          <w:highlight w:val="lightGray"/>
+        </w:rPr>
+        <w:t xml:space="preserve"> Forest, </w:t>
+      </w:r>
+      <w:proofErr w:type="spellStart"/>
+      <w:r>
+        <w:rPr>
+          <w:highlight w:val="lightGray"/>
+        </w:rPr>
+        <w:t>XGBoost</w:t>
+      </w:r>
+      <w:proofErr w:type="spellEnd"/>
+      <w:r>
+        <w:rPr>
+          <w:highlight w:val="lightGray"/>
+        </w:rPr>
+        <w:t xml:space="preserve">, </w:t>
+      </w:r>
+      <w:proofErr w:type="spellStart"/>
+      <w:r>
+        <w:rPr>
+          <w:highlight w:val="lightGray"/>
+        </w:rPr>
+        <w:t>LightGBM</w:t>
+      </w:r>
+      <w:proofErr w:type="spellEnd"/>
+      <w:r>
+        <w:rPr>
+          <w:highlight w:val="lightGray"/>
+        </w:rPr>
+        <w:t xml:space="preserve">, entre outros, com o objetivo de identificar pacientes com maior probabilidade de evasão do tratamento. Os modelos apresentaram desempenho promissor, com destaque para o </w:t>
+      </w:r>
+      <w:proofErr w:type="spellStart"/>
+      <w:r>
+        <w:rPr>
+          <w:highlight w:val="lightGray"/>
+        </w:rPr>
+        <w:t>XGBoost</w:t>
+      </w:r>
+      <w:proofErr w:type="spellEnd"/>
+      <w:r>
+        <w:rPr>
+          <w:highlight w:val="lightGray"/>
+        </w:rPr>
+        <w:t>, que alcançou AUC-ROC superior a 0,75. Os autores destacam a importância do uso de inteligência artificial como ferramenta auxiliar na vigilância em saúde pública, sugerindo que modelos preditivos podem orientar estratégias direcionadas de intervenção, reduzindo perdas no tratamento e melhorando o controle da doença.</w:t>
       </w:r>
       <w:r>
         <w:t xml:space="preserve"> </w:t>
@@ -10850,6 +12187,9 @@
       <w:pPr>
         <w:spacing w:line="240" w:lineRule="auto"/>
         <w:jc w:val="left"/>
+        <w:rPr>
+          <w:rStyle w:val="Hyperlink"/>
+        </w:rPr>
       </w:pPr>
       <w:hyperlink r:id="rId18" w:history="1">
         <w:r>
@@ -10860,6 +12200,115 @@
         </w:r>
       </w:hyperlink>
     </w:p>
+    <w:p>
+      <w:pPr>
+        <w:spacing w:line="240" w:lineRule="auto"/>
+        <w:rPr>
+          <w:rStyle w:val="Hyperlink"/>
+        </w:rPr>
+      </w:pPr>
+    </w:p>
+    <w:p>
+      <w:pPr>
+        <w:spacing w:line="240" w:lineRule="auto"/>
+      </w:pPr>
+      <w:proofErr w:type="spellStart"/>
+      <w:r>
+        <w:rPr>
+          <w:highlight w:val="lightGray"/>
+        </w:rPr>
+        <w:t>Savalli</w:t>
+      </w:r>
+      <w:proofErr w:type="spellEnd"/>
+      <w:r>
+        <w:rPr>
+          <w:highlight w:val="lightGray"/>
+        </w:rPr>
+        <w:t xml:space="preserve"> et al. (2025) conduziram um estudo multicêntrico utilizando algoritmos de aprendizado de máquina para prever a admissão de pacientes com COVID-19 em Unidades de Terapia Intensiva (UTI) com base em dados clínicos e laboratoriais coletados em 12 hospitais brasileiros. O modelo </w:t>
+      </w:r>
+      <w:proofErr w:type="spellStart"/>
+      <w:r>
+        <w:rPr>
+          <w:highlight w:val="lightGray"/>
+        </w:rPr>
+        <w:t>XGBoost</w:t>
+      </w:r>
+      <w:proofErr w:type="spellEnd"/>
+      <w:r>
+        <w:rPr>
+          <w:highlight w:val="lightGray"/>
+        </w:rPr>
+        <w:t xml:space="preserve"> foi treinado individualmente em cada hospital para avaliar a performance local e identificar a instituição com melhor desempenho preditivo. Esse modelo foi então validado externamente nos demais hospitais e posteriormente ajustado com técnicas de </w:t>
+      </w:r>
+      <w:proofErr w:type="spellStart"/>
+      <w:r>
+        <w:rPr>
+          <w:rStyle w:val="nfase"/>
+          <w:highlight w:val="lightGray"/>
+        </w:rPr>
+        <w:t>transfer</w:t>
+      </w:r>
+      <w:proofErr w:type="spellEnd"/>
+      <w:r>
+        <w:rPr>
+          <w:rStyle w:val="nfase"/>
+          <w:highlight w:val="lightGray"/>
+        </w:rPr>
+        <w:t xml:space="preserve"> </w:t>
+      </w:r>
+      <w:proofErr w:type="spellStart"/>
+      <w:r>
+        <w:rPr>
+          <w:rStyle w:val="nfase"/>
+          <w:highlight w:val="lightGray"/>
+        </w:rPr>
+        <w:t>learning</w:t>
+      </w:r>
+      <w:proofErr w:type="spellEnd"/>
+      <w:r>
+        <w:rPr>
+          <w:highlight w:val="lightGray"/>
+        </w:rPr>
+        <w:t xml:space="preserve">. Os resultados indicaram variações significativas na performance entre os hospitais (AUC entre 0.62 e 0.94), sendo que a aplicação do </w:t>
+      </w:r>
+      <w:proofErr w:type="spellStart"/>
+      <w:r>
+        <w:rPr>
+          <w:rStyle w:val="nfase"/>
+          <w:highlight w:val="lightGray"/>
+        </w:rPr>
+        <w:t>transfer</w:t>
+      </w:r>
+      <w:proofErr w:type="spellEnd"/>
+      <w:r>
+        <w:rPr>
+          <w:rStyle w:val="nfase"/>
+          <w:highlight w:val="lightGray"/>
+        </w:rPr>
+        <w:t xml:space="preserve"> </w:t>
+      </w:r>
+      <w:proofErr w:type="spellStart"/>
+      <w:r>
+        <w:rPr>
+          <w:rStyle w:val="nfase"/>
+          <w:highlight w:val="lightGray"/>
+        </w:rPr>
+        <w:t>learning</w:t>
+      </w:r>
+      <w:proofErr w:type="spellEnd"/>
+      <w:r>
+        <w:rPr>
+          <w:highlight w:val="lightGray"/>
+        </w:rPr>
+        <w:t xml:space="preserve"> melhorou o desempenho em 9 dos 11 hospitais testados. O estudo conclui que essa técnica pode acelerar o treinamento de modelos em locais com menos dados ou menor desempenho preditivo, promovendo maior adaptabilidade e eficiência na gestão hospitalar e na tomada de decisões clínicas em contextos diversos</w:t>
+      </w:r>
+      <w:r>
+        <w:rPr>
+          <w:highlight w:val="lightGray"/>
+        </w:rPr>
+        <w:t>.</w:t>
+      </w:r>
+    </w:p>
     <w:bookmarkEnd w:id="59"/>
     <w:p>
       <w:pPr>
@@ -10984,7 +12433,27 @@
           <w:highlight w:val="lightGray"/>
           <w:lang w:eastAsia="pt-BR"/>
         </w:rPr>
-        <w:t>Descrição da base de dados (ex: SIVEP-Gripe, SINAN, ou dados esportivos, com número de registros e atributos).</w:t>
+        <w:t>Descrição da base de dados (</w:t>
+      </w:r>
+      <w:proofErr w:type="spellStart"/>
+      <w:r>
+        <w:rPr>
+          <w:rFonts w:eastAsia="Times New Roman" w:cs="Times New Roman"/>
+          <w:szCs w:val="24"/>
+          <w:highlight w:val="lightGray"/>
+          <w:lang w:eastAsia="pt-BR"/>
+        </w:rPr>
+        <w:t>ex</w:t>
+      </w:r>
+      <w:proofErr w:type="spellEnd"/>
+      <w:r>
+        <w:rPr>
+          <w:rFonts w:eastAsia="Times New Roman" w:cs="Times New Roman"/>
+          <w:szCs w:val="24"/>
+          <w:highlight w:val="lightGray"/>
+          <w:lang w:eastAsia="pt-BR"/>
+        </w:rPr>
+        <w:t>: SIVEP-Gripe, SINAN, ou dados esportivos, com número de registros e atributos).</w:t>
       </w:r>
     </w:p>
     <w:p>
@@ -11159,7 +12628,67 @@
           <w:highlight w:val="lightGray"/>
           <w:lang w:eastAsia="pt-BR"/>
         </w:rPr>
-        <w:t>Estratégias de divisão dos dados (train/test, k-fold)</w:t>
+        <w:t>Estratégias de divisão dos dados (</w:t>
+      </w:r>
+      <w:proofErr w:type="spellStart"/>
+      <w:r>
+        <w:rPr>
+          <w:rFonts w:eastAsia="Times New Roman" w:cs="Times New Roman"/>
+          <w:szCs w:val="24"/>
+          <w:highlight w:val="lightGray"/>
+          <w:lang w:eastAsia="pt-BR"/>
+        </w:rPr>
+        <w:t>train</w:t>
+      </w:r>
+      <w:proofErr w:type="spellEnd"/>
+      <w:r>
+        <w:rPr>
+          <w:rFonts w:eastAsia="Times New Roman" w:cs="Times New Roman"/>
+          <w:szCs w:val="24"/>
+          <w:highlight w:val="lightGray"/>
+          <w:lang w:eastAsia="pt-BR"/>
+        </w:rPr>
+        <w:t>/</w:t>
+      </w:r>
+      <w:proofErr w:type="spellStart"/>
+      <w:r>
+        <w:rPr>
+          <w:rFonts w:eastAsia="Times New Roman" w:cs="Times New Roman"/>
+          <w:szCs w:val="24"/>
+          <w:highlight w:val="lightGray"/>
+          <w:lang w:eastAsia="pt-BR"/>
+        </w:rPr>
+        <w:t>test</w:t>
+      </w:r>
+      <w:proofErr w:type="spellEnd"/>
+      <w:r>
+        <w:rPr>
+          <w:rFonts w:eastAsia="Times New Roman" w:cs="Times New Roman"/>
+          <w:szCs w:val="24"/>
+          <w:highlight w:val="lightGray"/>
+          <w:lang w:eastAsia="pt-BR"/>
+        </w:rPr>
+        <w:t>, k-</w:t>
+      </w:r>
+      <w:proofErr w:type="spellStart"/>
+      <w:r>
+        <w:rPr>
+          <w:rFonts w:eastAsia="Times New Roman" w:cs="Times New Roman"/>
+          <w:szCs w:val="24"/>
+          <w:highlight w:val="lightGray"/>
+          <w:lang w:eastAsia="pt-BR"/>
+        </w:rPr>
+        <w:t>fold</w:t>
+      </w:r>
+      <w:proofErr w:type="spellEnd"/>
+      <w:r>
+        <w:rPr>
+          <w:rFonts w:eastAsia="Times New Roman" w:cs="Times New Roman"/>
+          <w:szCs w:val="24"/>
+          <w:highlight w:val="lightGray"/>
+          <w:lang w:eastAsia="pt-BR"/>
+        </w:rPr>
+        <w:t>)</w:t>
       </w:r>
     </w:p>
     <w:p>
@@ -11184,7 +12713,47 @@
           <w:highlight w:val="lightGray"/>
           <w:lang w:eastAsia="pt-BR"/>
         </w:rPr>
-        <w:t>Ajuste de hiperparâmetros (GridSearch, RandomSearch, etc.)</w:t>
+        <w:t>Ajuste de hiperparâmetros (</w:t>
+      </w:r>
+      <w:proofErr w:type="spellStart"/>
+      <w:r>
+        <w:rPr>
+          <w:rFonts w:eastAsia="Times New Roman" w:cs="Times New Roman"/>
+          <w:szCs w:val="24"/>
+          <w:highlight w:val="lightGray"/>
+          <w:lang w:eastAsia="pt-BR"/>
+        </w:rPr>
+        <w:t>GridSearch</w:t>
+      </w:r>
+      <w:proofErr w:type="spellEnd"/>
+      <w:r>
+        <w:rPr>
+          <w:rFonts w:eastAsia="Times New Roman" w:cs="Times New Roman"/>
+          <w:szCs w:val="24"/>
+          <w:highlight w:val="lightGray"/>
+          <w:lang w:eastAsia="pt-BR"/>
+        </w:rPr>
+        <w:t xml:space="preserve">, </w:t>
+      </w:r>
+      <w:proofErr w:type="spellStart"/>
+      <w:r>
+        <w:rPr>
+          <w:rFonts w:eastAsia="Times New Roman" w:cs="Times New Roman"/>
+          <w:szCs w:val="24"/>
+          <w:highlight w:val="lightGray"/>
+          <w:lang w:eastAsia="pt-BR"/>
+        </w:rPr>
+        <w:t>RandomSearch</w:t>
+      </w:r>
+      <w:proofErr w:type="spellEnd"/>
+      <w:r>
+        <w:rPr>
+          <w:rFonts w:eastAsia="Times New Roman" w:cs="Times New Roman"/>
+          <w:szCs w:val="24"/>
+          <w:highlight w:val="lightGray"/>
+          <w:lang w:eastAsia="pt-BR"/>
+        </w:rPr>
+        <w:t>, etc.)</w:t>
       </w:r>
     </w:p>
     <w:p>
@@ -11234,7 +12803,27 @@
           <w:highlight w:val="lightGray"/>
           <w:lang w:eastAsia="pt-BR"/>
         </w:rPr>
-        <w:t>Python, bibliotecas, Google Colab, etc.</w:t>
+        <w:t xml:space="preserve">Python, bibliotecas, Google </w:t>
+      </w:r>
+      <w:proofErr w:type="spellStart"/>
+      <w:r>
+        <w:rPr>
+          <w:rFonts w:eastAsia="Times New Roman" w:cs="Times New Roman"/>
+          <w:szCs w:val="24"/>
+          <w:highlight w:val="lightGray"/>
+          <w:lang w:eastAsia="pt-BR"/>
+        </w:rPr>
+        <w:t>Colab</w:t>
+      </w:r>
+      <w:proofErr w:type="spellEnd"/>
+      <w:r>
+        <w:rPr>
+          <w:rFonts w:eastAsia="Times New Roman" w:cs="Times New Roman"/>
+          <w:szCs w:val="24"/>
+          <w:highlight w:val="lightGray"/>
+          <w:lang w:eastAsia="pt-BR"/>
+        </w:rPr>
+        <w:t>, etc.</w:t>
       </w:r>
     </w:p>
     <w:p>
@@ -11300,6 +12889,7 @@
         </w:rPr>
       </w:pPr>
       <w:bookmarkStart w:id="66" w:name="_Toc203572619"/>
+      <w:proofErr w:type="spellStart"/>
       <w:r>
         <w:rPr>
           <w:bCs/>
@@ -11307,6 +12897,7 @@
         <w:t>Pré-processamento</w:t>
       </w:r>
       <w:bookmarkEnd w:id="66"/>
+      <w:proofErr w:type="spellEnd"/>
     </w:p>
     <w:p>
       <w:pPr>
@@ -11593,7 +13184,67 @@
           <w:highlight w:val="lightGray"/>
           <w:lang w:eastAsia="pt-BR"/>
         </w:rPr>
-        <w:t>Comparações entre os modelos (ex: CART vs Random Forest)</w:t>
+        <w:t>Comparações entre os modelos (</w:t>
+      </w:r>
+      <w:proofErr w:type="spellStart"/>
+      <w:r>
+        <w:rPr>
+          <w:rFonts w:eastAsia="Times New Roman" w:cs="Times New Roman"/>
+          <w:szCs w:val="24"/>
+          <w:highlight w:val="lightGray"/>
+          <w:lang w:eastAsia="pt-BR"/>
+        </w:rPr>
+        <w:t>ex</w:t>
+      </w:r>
+      <w:proofErr w:type="spellEnd"/>
+      <w:r>
+        <w:rPr>
+          <w:rFonts w:eastAsia="Times New Roman" w:cs="Times New Roman"/>
+          <w:szCs w:val="24"/>
+          <w:highlight w:val="lightGray"/>
+          <w:lang w:eastAsia="pt-BR"/>
+        </w:rPr>
+        <w:t xml:space="preserve">: CART </w:t>
+      </w:r>
+      <w:proofErr w:type="spellStart"/>
+      <w:r>
+        <w:rPr>
+          <w:rFonts w:eastAsia="Times New Roman" w:cs="Times New Roman"/>
+          <w:szCs w:val="24"/>
+          <w:highlight w:val="lightGray"/>
+          <w:lang w:eastAsia="pt-BR"/>
+        </w:rPr>
+        <w:t>vs</w:t>
+      </w:r>
+      <w:proofErr w:type="spellEnd"/>
+      <w:r>
+        <w:rPr>
+          <w:rFonts w:eastAsia="Times New Roman" w:cs="Times New Roman"/>
+          <w:szCs w:val="24"/>
+          <w:highlight w:val="lightGray"/>
+          <w:lang w:eastAsia="pt-BR"/>
+        </w:rPr>
+        <w:t xml:space="preserve"> </w:t>
+      </w:r>
+      <w:proofErr w:type="spellStart"/>
+      <w:r>
+        <w:rPr>
+          <w:rFonts w:eastAsia="Times New Roman" w:cs="Times New Roman"/>
+          <w:szCs w:val="24"/>
+          <w:highlight w:val="lightGray"/>
+          <w:lang w:eastAsia="pt-BR"/>
+        </w:rPr>
+        <w:t>Random</w:t>
+      </w:r>
+      <w:proofErr w:type="spellEnd"/>
+      <w:r>
+        <w:rPr>
+          <w:rFonts w:eastAsia="Times New Roman" w:cs="Times New Roman"/>
+          <w:szCs w:val="24"/>
+          <w:highlight w:val="lightGray"/>
+          <w:lang w:eastAsia="pt-BR"/>
+        </w:rPr>
+        <w:t xml:space="preserve"> Forest)</w:t>
       </w:r>
     </w:p>
     <w:p>
@@ -11618,8 +13269,39 @@
           <w:highlight w:val="lightGray"/>
           <w:lang w:eastAsia="pt-BR"/>
         </w:rPr>
-        <w:t>Tabelas de feature importance</w:t>
-      </w:r>
+        <w:t xml:space="preserve">Tabelas de </w:t>
+      </w:r>
+      <w:proofErr w:type="spellStart"/>
+      <w:r>
+        <w:rPr>
+          <w:rFonts w:eastAsia="Times New Roman" w:cs="Times New Roman"/>
+          <w:szCs w:val="24"/>
+          <w:highlight w:val="lightGray"/>
+          <w:lang w:eastAsia="pt-BR"/>
+        </w:rPr>
+        <w:t>feature</w:t>
+      </w:r>
+      <w:proofErr w:type="spellEnd"/>
+      <w:r>
+        <w:rPr>
+          <w:rFonts w:eastAsia="Times New Roman" w:cs="Times New Roman"/>
+          <w:szCs w:val="24"/>
+          <w:highlight w:val="lightGray"/>
+          <w:lang w:eastAsia="pt-BR"/>
+        </w:rPr>
+        <w:t xml:space="preserve"> </w:t>
+      </w:r>
+      <w:proofErr w:type="spellStart"/>
+      <w:r>
+        <w:rPr>
+          <w:rFonts w:eastAsia="Times New Roman" w:cs="Times New Roman"/>
+          <w:szCs w:val="24"/>
+          <w:highlight w:val="lightGray"/>
+          <w:lang w:eastAsia="pt-BR"/>
+        </w:rPr>
+        <w:t>importance</w:t>
+      </w:r>
+      <w:proofErr w:type="spellEnd"/>
     </w:p>
     <w:p>
       <w:pPr>
@@ -11877,7 +13559,47 @@
           <w:highlight w:val="lightGray"/>
           <w:lang w:eastAsia="pt-BR"/>
         </w:rPr>
-        <w:t>Interpretação das variáveis mais relevantes (feature importance)</w:t>
+        <w:t>Interpretação das variáveis mais relevantes (</w:t>
+      </w:r>
+      <w:proofErr w:type="spellStart"/>
+      <w:r>
+        <w:rPr>
+          <w:rFonts w:eastAsia="Times New Roman" w:cs="Times New Roman"/>
+          <w:szCs w:val="24"/>
+          <w:highlight w:val="lightGray"/>
+          <w:lang w:eastAsia="pt-BR"/>
+        </w:rPr>
+        <w:t>feature</w:t>
+      </w:r>
+      <w:proofErr w:type="spellEnd"/>
+      <w:r>
+        <w:rPr>
+          <w:rFonts w:eastAsia="Times New Roman" w:cs="Times New Roman"/>
+          <w:szCs w:val="24"/>
+          <w:highlight w:val="lightGray"/>
+          <w:lang w:eastAsia="pt-BR"/>
+        </w:rPr>
+        <w:t xml:space="preserve"> </w:t>
+      </w:r>
+      <w:proofErr w:type="spellStart"/>
+      <w:r>
+        <w:rPr>
+          <w:rFonts w:eastAsia="Times New Roman" w:cs="Times New Roman"/>
+          <w:szCs w:val="24"/>
+          <w:highlight w:val="lightGray"/>
+          <w:lang w:eastAsia="pt-BR"/>
+        </w:rPr>
+        <w:t>importance</w:t>
+      </w:r>
+      <w:proofErr w:type="spellEnd"/>
+      <w:r>
+        <w:rPr>
+          <w:rFonts w:eastAsia="Times New Roman" w:cs="Times New Roman"/>
+          <w:szCs w:val="24"/>
+          <w:highlight w:val="lightGray"/>
+          <w:lang w:eastAsia="pt-BR"/>
+        </w:rPr>
+        <w:t>)</w:t>
       </w:r>
     </w:p>
     <w:p>
@@ -11902,7 +13624,27 @@
           <w:highlight w:val="lightGray"/>
           <w:lang w:eastAsia="pt-BR"/>
         </w:rPr>
-        <w:t>Discussão sobre limitações (ex: qualidade dos dados, falta de variáveis clínicas detalhadas, etc.)</w:t>
+        <w:t>Discussão sobre limitações (</w:t>
+      </w:r>
+      <w:proofErr w:type="spellStart"/>
+      <w:r>
+        <w:rPr>
+          <w:rFonts w:eastAsia="Times New Roman" w:cs="Times New Roman"/>
+          <w:szCs w:val="24"/>
+          <w:highlight w:val="lightGray"/>
+          <w:lang w:eastAsia="pt-BR"/>
+        </w:rPr>
+        <w:t>ex</w:t>
+      </w:r>
+      <w:proofErr w:type="spellEnd"/>
+      <w:r>
+        <w:rPr>
+          <w:rFonts w:eastAsia="Times New Roman" w:cs="Times New Roman"/>
+          <w:szCs w:val="24"/>
+          <w:highlight w:val="lightGray"/>
+          <w:lang w:eastAsia="pt-BR"/>
+        </w:rPr>
+        <w:t>: qualidade dos dados, falta de variáveis clínicas detalhadas, etc.)</w:t>
       </w:r>
     </w:p>
     <w:p>
@@ -12105,7 +13847,67 @@
           <w:highlight w:val="lightGray"/>
           <w:lang w:eastAsia="pt-BR"/>
         </w:rPr>
-        <w:t>Sugestões de continuidade (ex: aplicar SHAP, testar deep learning, expandir base de dados)</w:t>
+        <w:t>Sugestões de continuidade (</w:t>
+      </w:r>
+      <w:proofErr w:type="spellStart"/>
+      <w:r>
+        <w:rPr>
+          <w:rFonts w:eastAsia="Times New Roman" w:cs="Times New Roman"/>
+          <w:szCs w:val="24"/>
+          <w:highlight w:val="lightGray"/>
+          <w:lang w:eastAsia="pt-BR"/>
+        </w:rPr>
+        <w:t>ex</w:t>
+      </w:r>
+      <w:proofErr w:type="spellEnd"/>
+      <w:r>
+        <w:rPr>
+          <w:rFonts w:eastAsia="Times New Roman" w:cs="Times New Roman"/>
+          <w:szCs w:val="24"/>
+          <w:highlight w:val="lightGray"/>
+          <w:lang w:eastAsia="pt-BR"/>
+        </w:rPr>
+        <w:t xml:space="preserve">: aplicar SHAP, testar </w:t>
+      </w:r>
+      <w:proofErr w:type="spellStart"/>
+      <w:r>
+        <w:rPr>
+          <w:rFonts w:eastAsia="Times New Roman" w:cs="Times New Roman"/>
+          <w:szCs w:val="24"/>
+          <w:highlight w:val="lightGray"/>
+          <w:lang w:eastAsia="pt-BR"/>
+        </w:rPr>
+        <w:t>deep</w:t>
+      </w:r>
+      <w:proofErr w:type="spellEnd"/>
+      <w:r>
+        <w:rPr>
+          <w:rFonts w:eastAsia="Times New Roman" w:cs="Times New Roman"/>
+          <w:szCs w:val="24"/>
+          <w:highlight w:val="lightGray"/>
+          <w:lang w:eastAsia="pt-BR"/>
+        </w:rPr>
+        <w:t xml:space="preserve"> </w:t>
+      </w:r>
+      <w:proofErr w:type="spellStart"/>
+      <w:r>
+        <w:rPr>
+          <w:rFonts w:eastAsia="Times New Roman" w:cs="Times New Roman"/>
+          <w:szCs w:val="24"/>
+          <w:highlight w:val="lightGray"/>
+          <w:lang w:eastAsia="pt-BR"/>
+        </w:rPr>
+        <w:t>learning</w:t>
+      </w:r>
+      <w:proofErr w:type="spellEnd"/>
+      <w:r>
+        <w:rPr>
+          <w:rFonts w:eastAsia="Times New Roman" w:cs="Times New Roman"/>
+          <w:szCs w:val="24"/>
+          <w:highlight w:val="lightGray"/>
+          <w:lang w:eastAsia="pt-BR"/>
+        </w:rPr>
+        <w:t>, expandir base de dados)</w:t>
       </w:r>
     </w:p>
     <w:p/>
@@ -12132,9 +13934,17 @@
         <w:rPr>
           <w:highlight w:val="yellow"/>
         </w:rPr>
-        <w:t>Trabalhos Futuros</w:t>
+        <w:t xml:space="preserve">Trabalhos </w:t>
+      </w:r>
+      <w:proofErr w:type="spellStart"/>
+      <w:r>
+        <w:rPr>
+          <w:highlight w:val="yellow"/>
+        </w:rPr>
+        <w:t>Futuros</w:t>
       </w:r>
       <w:bookmarkEnd w:id="81"/>
+      <w:proofErr w:type="spellEnd"/>
     </w:p>
     <w:bookmarkEnd w:id="80"/>
     <w:p>
@@ -12221,7 +14031,23 @@
           <w:rFonts w:cs="Times New Roman"/>
           <w:szCs w:val="24"/>
         </w:rPr>
-        <w:t>. Rev. Salusvita (Online), p. 627-649, 2020.</w:t>
+        <w:t xml:space="preserve">. Rev. </w:t>
+      </w:r>
+      <w:proofErr w:type="spellStart"/>
+      <w:r>
+        <w:rPr>
+          <w:rFonts w:cs="Times New Roman"/>
+          <w:szCs w:val="24"/>
+        </w:rPr>
+        <w:t>Salusvita</w:t>
+      </w:r>
+      <w:proofErr w:type="spellEnd"/>
+      <w:r>
+        <w:rPr>
+          <w:rFonts w:cs="Times New Roman"/>
+          <w:szCs w:val="24"/>
+        </w:rPr>
+        <w:t xml:space="preserve"> (Online), p. 627-649, 2020.</w:t>
       </w:r>
     </w:p>
     <w:p>
@@ -12419,40 +14245,9 @@
           <w:bCs/>
           <w:szCs w:val="24"/>
         </w:rPr>
-        <w:t>Modelo de Machine Learning para Predição de Problemas Respiratórios</w:t>
-      </w:r>
-      <w:r>
-        <w:rPr>
-          <w:rFonts w:cs="Times New Roman"/>
-          <w:szCs w:val="24"/>
-        </w:rPr>
-        <w:t>. Facens Centro Universitário, Sorocaba, 2024.</w:t>
-      </w:r>
-    </w:p>
-    <w:p>
-      <w:pPr>
-        <w:spacing w:after="200" w:line="276" w:lineRule="auto"/>
-        <w:rPr>
-          <w:rFonts w:cs="Times New Roman"/>
-          <w:szCs w:val="24"/>
-        </w:rPr>
-      </w:pPr>
-    </w:p>
-    <w:p>
-      <w:pPr>
-        <w:spacing w:after="200" w:line="276" w:lineRule="auto"/>
-        <w:rPr>
-          <w:rFonts w:cs="Times New Roman"/>
-          <w:szCs w:val="24"/>
-        </w:rPr>
-      </w:pPr>
-      <w:r>
-        <w:rPr>
-          <w:rFonts w:cs="Times New Roman"/>
-          <w:szCs w:val="24"/>
-        </w:rPr>
-        <w:t xml:space="preserve">BRASIL. Ministério da Saúde. </w:t>
-      </w:r>
+        <w:t xml:space="preserve">Modelo de </w:t>
+      </w:r>
+      <w:proofErr w:type="spellStart"/>
       <w:r>
         <w:rPr>
           <w:rFonts w:cs="Times New Roman"/>
@@ -12460,41 +14255,9 @@
           <w:bCs/>
           <w:szCs w:val="24"/>
         </w:rPr>
-        <w:t>COVID-19</w:t>
-      </w:r>
-      <w:r>
-        <w:rPr>
-          <w:rFonts w:cs="Times New Roman"/>
-          <w:szCs w:val="24"/>
-        </w:rPr>
-        <w:t>. Disponível em: https://www.gov.br/saude/pt-br/assuntos/saude-de-a-a-z/c/covid-19. Acesso em: 20 jan. 2025.</w:t>
-      </w:r>
-    </w:p>
-    <w:p>
-      <w:pPr>
-        <w:spacing w:after="200" w:line="276" w:lineRule="auto"/>
-        <w:rPr>
-          <w:rFonts w:cs="Times New Roman"/>
-          <w:szCs w:val="24"/>
-        </w:rPr>
-      </w:pPr>
-    </w:p>
-    <w:p>
-      <w:pPr>
-        <w:spacing w:after="200" w:line="276" w:lineRule="auto"/>
-        <w:rPr>
-          <w:rFonts w:cs="Times New Roman"/>
-          <w:szCs w:val="24"/>
-          <w:lang w:val="en-US"/>
-        </w:rPr>
-      </w:pPr>
-      <w:r>
-        <w:rPr>
-          <w:rFonts w:cs="Times New Roman"/>
-          <w:szCs w:val="24"/>
-        </w:rPr>
-        <w:t>BRASIL. Ministério da Saúde.</w:t>
-      </w:r>
+        <w:t>Machine</w:t>
+      </w:r>
+      <w:proofErr w:type="spellEnd"/>
       <w:r>
         <w:rPr>
           <w:rFonts w:cs="Times New Roman"/>
@@ -12502,22 +14265,30 @@
           <w:bCs/>
           <w:szCs w:val="24"/>
         </w:rPr>
-        <w:t xml:space="preserve"> Gripe (Influenza)</w:t>
+        <w:t xml:space="preserve"> Learning para Predição de Problemas Respiratórios</w:t>
       </w:r>
       <w:r>
         <w:rPr>
           <w:rFonts w:cs="Times New Roman"/>
           <w:szCs w:val="24"/>
         </w:rPr>
-        <w:t xml:space="preserve">. Disponível em: https://www.gov.br/saude/pt-br/assuntos/saude-de-a-a-z/g/gripe-influenza. </w:t>
-      </w:r>
+        <w:t xml:space="preserve">. </w:t>
+      </w:r>
+      <w:proofErr w:type="spellStart"/>
       <w:r>
         <w:rPr>
           <w:rFonts w:cs="Times New Roman"/>
           <w:szCs w:val="24"/>
-          <w:lang w:val="en-US"/>
-        </w:rPr>
-        <w:t>Acesso em: 20 fev. 2025.</w:t>
+        </w:rPr>
+        <w:t>Facens</w:t>
+      </w:r>
+      <w:proofErr w:type="spellEnd"/>
+      <w:r>
+        <w:rPr>
+          <w:rFonts w:cs="Times New Roman"/>
+          <w:szCs w:val="24"/>
+        </w:rPr>
+        <w:t xml:space="preserve"> Centro Universitário, Sorocaba, 2024.</w:t>
       </w:r>
     </w:p>
     <w:p>
@@ -12526,7 +14297,6 @@
         <w:rPr>
           <w:rFonts w:cs="Times New Roman"/>
           <w:szCs w:val="24"/>
-          <w:lang w:val="en-US"/>
         </w:rPr>
       </w:pPr>
     </w:p>
@@ -12542,9 +14312,8 @@
         <w:rPr>
           <w:rFonts w:cs="Times New Roman"/>
           <w:szCs w:val="24"/>
-          <w:lang w:val="en-US"/>
-        </w:rPr>
-        <w:t>FAYYAD, U.; PIATETSKY-SHAPIRO, G.; SMYTH, P.</w:t>
+        </w:rPr>
+        <w:t xml:space="preserve">BRASIL. Ministério da Saúde. </w:t>
       </w:r>
       <w:r>
         <w:rPr>
@@ -12552,41 +14321,41 @@
           <w:b/>
           <w:bCs/>
           <w:szCs w:val="24"/>
+        </w:rPr>
+        <w:t>COVID-19</w:t>
+      </w:r>
+      <w:r>
+        <w:rPr>
+          <w:rFonts w:cs="Times New Roman"/>
+          <w:szCs w:val="24"/>
+        </w:rPr>
+        <w:t>. Disponível em: https://www.gov.br/saude/pt-br/assuntos/saude-de-a-a-z/c/covid-19. Acesso em: 20 jan. 2025.</w:t>
+      </w:r>
+    </w:p>
+    <w:p>
+      <w:pPr>
+        <w:spacing w:after="200" w:line="276" w:lineRule="auto"/>
+        <w:rPr>
+          <w:rFonts w:cs="Times New Roman"/>
+          <w:szCs w:val="24"/>
+        </w:rPr>
+      </w:pPr>
+    </w:p>
+    <w:p>
+      <w:pPr>
+        <w:spacing w:after="200" w:line="276" w:lineRule="auto"/>
+        <w:rPr>
+          <w:rFonts w:cs="Times New Roman"/>
+          <w:szCs w:val="24"/>
           <w:lang w:val="en-US"/>
         </w:rPr>
-        <w:t xml:space="preserve"> From data mining to knowledge discovery in databases</w:t>
-      </w:r>
+      </w:pPr>
       <w:r>
         <w:rPr>
           <w:rFonts w:cs="Times New Roman"/>
           <w:szCs w:val="24"/>
-          <w:lang w:val="en-US"/>
-        </w:rPr>
-        <w:t xml:space="preserve">. </w:t>
-      </w:r>
-      <w:r>
-        <w:rPr>
-          <w:rFonts w:cs="Times New Roman"/>
-          <w:szCs w:val="24"/>
-        </w:rPr>
-        <w:t>AI Magazine, v. 17, n. 3, p. 37-54, 1996.</w:t>
-      </w:r>
-    </w:p>
-    <w:p>
-      <w:pPr>
-        <w:spacing w:after="200" w:line="276" w:lineRule="auto"/>
-        <w:rPr>
-          <w:rFonts w:cs="Times New Roman"/>
-          <w:szCs w:val="24"/>
-        </w:rPr>
-      </w:pPr>
-      <w:r>
-        <w:rPr>
-          <w:rFonts w:cs="Times New Roman"/>
-          <w:szCs w:val="24"/>
-        </w:rPr>
-        <w:lastRenderedPageBreak/>
-        <w:t xml:space="preserve">FIOCRUZ – Fundação Oswaldo Cruz. </w:t>
+        </w:rPr>
+        <w:t>BRASIL. Ministério da Saúde.</w:t>
       </w:r>
       <w:r>
         <w:rPr>
@@ -12595,14 +14364,68 @@
           <w:bCs/>
           <w:szCs w:val="24"/>
         </w:rPr>
-        <w:t>Casos de síndrome respiratória continuam crescendo em todo o país</w:t>
+        <w:t xml:space="preserve"> Gripe (Influenza)</w:t>
       </w:r>
       <w:r>
         <w:rPr>
           <w:rFonts w:cs="Times New Roman"/>
           <w:szCs w:val="24"/>
         </w:rPr>
-        <w:t>. Agência Brasil, 2024. Disponível em: https://agenciabrasil.ebc.com.br/saude/noticia/2024-03/casos-de-sindrome-respiratoria-continuam-crescendo-em-todo-o-pais. Acesso em: 16 jan. 2025.</w:t>
+        <w:t xml:space="preserve">. Disponível em: https://www.gov.br/saude/pt-br/assuntos/saude-de-a-a-z/g/gripe-influenza. </w:t>
+      </w:r>
+      <w:proofErr w:type="spellStart"/>
+      <w:r>
+        <w:rPr>
+          <w:rFonts w:cs="Times New Roman"/>
+          <w:szCs w:val="24"/>
+          <w:lang w:val="en-US"/>
+        </w:rPr>
+        <w:t>Acesso</w:t>
+      </w:r>
+      <w:proofErr w:type="spellEnd"/>
+      <w:r>
+        <w:rPr>
+          <w:rFonts w:cs="Times New Roman"/>
+          <w:szCs w:val="24"/>
+          <w:lang w:val="en-US"/>
+        </w:rPr>
+        <w:t xml:space="preserve"> </w:t>
+      </w:r>
+      <w:proofErr w:type="spellStart"/>
+      <w:r>
+        <w:rPr>
+          <w:rFonts w:cs="Times New Roman"/>
+          <w:szCs w:val="24"/>
+          <w:lang w:val="en-US"/>
+        </w:rPr>
+        <w:t>em</w:t>
+      </w:r>
+      <w:proofErr w:type="spellEnd"/>
+      <w:r>
+        <w:rPr>
+          <w:rFonts w:cs="Times New Roman"/>
+          <w:szCs w:val="24"/>
+          <w:lang w:val="en-US"/>
+        </w:rPr>
+        <w:t xml:space="preserve">: 20 </w:t>
+      </w:r>
+      <w:proofErr w:type="spellStart"/>
+      <w:r>
+        <w:rPr>
+          <w:rFonts w:cs="Times New Roman"/>
+          <w:szCs w:val="24"/>
+          <w:lang w:val="en-US"/>
+        </w:rPr>
+        <w:t>fev</w:t>
+      </w:r>
+      <w:proofErr w:type="spellEnd"/>
+      <w:r>
+        <w:rPr>
+          <w:rFonts w:cs="Times New Roman"/>
+          <w:szCs w:val="24"/>
+          <w:lang w:val="en-US"/>
+        </w:rPr>
+        <w:t>. 2025.</w:t>
       </w:r>
     </w:p>
     <w:p>
@@ -12611,6 +14434,7 @@
         <w:rPr>
           <w:rFonts w:cs="Times New Roman"/>
           <w:szCs w:val="24"/>
+          <w:lang w:val="en-US"/>
         </w:rPr>
       </w:pPr>
     </w:p>
@@ -12626,8 +14450,9 @@
         <w:rPr>
           <w:rFonts w:cs="Times New Roman"/>
           <w:szCs w:val="24"/>
-        </w:rPr>
-        <w:t xml:space="preserve">IBM. </w:t>
+          <w:lang w:val="en-US"/>
+        </w:rPr>
+        <w:t>FAYYAD, U.; PIATETSKY-SHAPIRO, G.; SMYTH, P.</w:t>
       </w:r>
       <w:r>
         <w:rPr>
@@ -12635,15 +14460,24 @@
           <w:b/>
           <w:bCs/>
           <w:szCs w:val="24"/>
-        </w:rPr>
-        <w:t>Algoritmo Apriori</w:t>
+          <w:lang w:val="en-US"/>
+        </w:rPr>
+        <w:t xml:space="preserve"> From data mining to knowledge discovery in databases</w:t>
       </w:r>
       <w:r>
         <w:rPr>
           <w:rFonts w:cs="Times New Roman"/>
           <w:szCs w:val="24"/>
-        </w:rPr>
-        <w:t>. Disponível em: https://www.ibm.com/br-pt/think/topics/apriori-algorithm. Acesso em: 08 mar. 2025.</w:t>
+          <w:lang w:val="en-US"/>
+        </w:rPr>
+        <w:t xml:space="preserve">. </w:t>
+      </w:r>
+      <w:r>
+        <w:rPr>
+          <w:rFonts w:cs="Times New Roman"/>
+          <w:szCs w:val="24"/>
+        </w:rPr>
+        <w:t>AI Magazine, v. 17, n. 3, p. 37-54, 1996.</w:t>
       </w:r>
     </w:p>
     <w:p>
@@ -12654,21 +14488,13 @@
           <w:szCs w:val="24"/>
         </w:rPr>
       </w:pPr>
-    </w:p>
-    <w:p>
-      <w:pPr>
-        <w:spacing w:after="200" w:line="276" w:lineRule="auto"/>
+      <w:r>
         <w:rPr>
           <w:rFonts w:cs="Times New Roman"/>
           <w:szCs w:val="24"/>
         </w:rPr>
-      </w:pPr>
-      <w:r>
-        <w:rPr>
-          <w:rFonts w:cs="Times New Roman"/>
-          <w:szCs w:val="24"/>
-        </w:rPr>
-        <w:t xml:space="preserve">IBM. </w:t>
+        <w:lastRenderedPageBreak/>
+        <w:t xml:space="preserve">FIOCRUZ – Fundação Oswaldo Cruz. </w:t>
       </w:r>
       <w:r>
         <w:rPr>
@@ -12677,14 +14503,14 @@
           <w:bCs/>
           <w:szCs w:val="24"/>
         </w:rPr>
-        <w:t>K-means clustering</w:t>
+        <w:t>Casos de síndrome respiratória continuam crescendo em todo o país</w:t>
       </w:r>
       <w:r>
         <w:rPr>
           <w:rFonts w:cs="Times New Roman"/>
           <w:szCs w:val="24"/>
         </w:rPr>
-        <w:t>. Disponível em: https://www.ibm.com/br-pt/topics/k-means-clustering. Acesso em: 08 mar. 2025.</w:t>
+        <w:t>. Agência Brasil, 2024. Disponível em: https://agenciabrasil.ebc.com.br/saude/noticia/2024-03/casos-de-sindrome-respiratoria-continuam-crescendo-em-todo-o-pais. Acesso em: 16 jan. 2025.</w:t>
       </w:r>
     </w:p>
     <w:p>
@@ -12718,14 +14544,14 @@
           <w:bCs/>
           <w:szCs w:val="24"/>
         </w:rPr>
-        <w:t>Redes neurais convolucionais</w:t>
+        <w:t>Algoritmo Apriori</w:t>
       </w:r>
       <w:r>
         <w:rPr>
           <w:rFonts w:cs="Times New Roman"/>
           <w:szCs w:val="24"/>
         </w:rPr>
-        <w:t>. Disponível em: https://www.ibm.com/br-pt/think/topics/convolutional-neural-networks. Acesso em: 08 mar. 2025.</w:t>
+        <w:t>. Disponível em: https://www.ibm.com/br-pt/think/topics/apriori-algorithm. Acesso em: 08 mar. 2025.</w:t>
       </w:r>
     </w:p>
     <w:p>
@@ -12759,40 +14585,10 @@
           <w:bCs/>
           <w:szCs w:val="24"/>
         </w:rPr>
-        <w:t>Redes neurais recorrentes</w:t>
-      </w:r>
-      <w:r>
-        <w:rPr>
-          <w:rFonts w:cs="Times New Roman"/>
-          <w:szCs w:val="24"/>
-        </w:rPr>
-        <w:t>. Disponível em: https://www.ibm.com/br-pt/think/topics/recurrent-neural-networks. Acesso em: 08 mar. 2025.</w:t>
-      </w:r>
-    </w:p>
-    <w:p>
-      <w:pPr>
-        <w:spacing w:after="200" w:line="276" w:lineRule="auto"/>
-        <w:rPr>
-          <w:rFonts w:cs="Times New Roman"/>
-          <w:szCs w:val="24"/>
-        </w:rPr>
-      </w:pPr>
-    </w:p>
-    <w:p>
-      <w:pPr>
-        <w:spacing w:after="200" w:line="276" w:lineRule="auto"/>
-        <w:rPr>
-          <w:rFonts w:cs="Times New Roman"/>
-          <w:szCs w:val="24"/>
-        </w:rPr>
-      </w:pPr>
-      <w:r>
-        <w:rPr>
-          <w:rFonts w:cs="Times New Roman"/>
-          <w:szCs w:val="24"/>
-        </w:rPr>
-        <w:t xml:space="preserve">IBM. </w:t>
-      </w:r>
+        <w:t>K-</w:t>
+      </w:r>
+      <w:proofErr w:type="spellStart"/>
+      <w:proofErr w:type="gramStart"/>
       <w:r>
         <w:rPr>
           <w:rFonts w:cs="Times New Roman"/>
@@ -12800,40 +14596,10 @@
           <w:bCs/>
           <w:szCs w:val="24"/>
         </w:rPr>
-        <w:t>Regressão linear</w:t>
-      </w:r>
-      <w:r>
-        <w:rPr>
-          <w:rFonts w:cs="Times New Roman"/>
-          <w:szCs w:val="24"/>
-        </w:rPr>
-        <w:t>. Disponível em: https://www.ibm.com/br-pt/topics/linear-regression. Acesso em: 08 mar. 2025.</w:t>
-      </w:r>
-    </w:p>
-    <w:p>
-      <w:pPr>
-        <w:spacing w:after="200" w:line="276" w:lineRule="auto"/>
-        <w:rPr>
-          <w:rFonts w:cs="Times New Roman"/>
-          <w:szCs w:val="24"/>
-        </w:rPr>
-      </w:pPr>
-    </w:p>
-    <w:p>
-      <w:pPr>
-        <w:spacing w:after="200" w:line="276" w:lineRule="auto"/>
-        <w:rPr>
-          <w:rFonts w:cs="Times New Roman"/>
-          <w:szCs w:val="24"/>
-        </w:rPr>
-      </w:pPr>
-      <w:r>
-        <w:rPr>
-          <w:rFonts w:cs="Times New Roman"/>
-          <w:szCs w:val="24"/>
-        </w:rPr>
-        <w:t xml:space="preserve">INSTITUTO FEDERAL DE SANTA CATARINA (IFSC). </w:t>
-      </w:r>
+        <w:t>means</w:t>
+      </w:r>
+      <w:proofErr w:type="spellEnd"/>
+      <w:proofErr w:type="gramEnd"/>
       <w:r>
         <w:rPr>
           <w:rFonts w:cs="Times New Roman"/>
@@ -12841,41 +14607,9 @@
           <w:bCs/>
           <w:szCs w:val="24"/>
         </w:rPr>
-        <w:t>Como funciona uma Unidade de Terapia Intensiva</w:t>
-      </w:r>
-      <w:r>
-        <w:rPr>
-          <w:rFonts w:cs="Times New Roman"/>
-          <w:szCs w:val="24"/>
-        </w:rPr>
-        <w:t>. Disponível em: https://www.ifsc.edu.br/post-ifsc-verifica/-/asset_publisher/uII70Nv266Xk/content/id/1983737/como-funciona-uma-unidade-de-terapia-intensiva. Acesso em: 20 fev. 2025.</w:t>
-      </w:r>
-    </w:p>
-    <w:p>
-      <w:pPr>
-        <w:spacing w:after="200" w:line="276" w:lineRule="auto"/>
-        <w:rPr>
-          <w:rFonts w:cs="Times New Roman"/>
-          <w:szCs w:val="24"/>
-        </w:rPr>
-      </w:pPr>
-    </w:p>
-    <w:p>
-      <w:pPr>
-        <w:spacing w:after="200" w:line="276" w:lineRule="auto"/>
-        <w:rPr>
-          <w:rFonts w:cs="Times New Roman"/>
-          <w:szCs w:val="24"/>
-        </w:rPr>
-      </w:pPr>
-      <w:r>
-        <w:rPr>
-          <w:rFonts w:cs="Times New Roman"/>
-          <w:szCs w:val="24"/>
-        </w:rPr>
-        <w:t xml:space="preserve">JÚNIOR, Uálaci dos Anjos. </w:t>
-      </w:r>
-      <w:commentRangeStart w:id="87"/>
+        <w:t xml:space="preserve"> </w:t>
+      </w:r>
+      <w:proofErr w:type="spellStart"/>
       <w:r>
         <w:rPr>
           <w:rFonts w:cs="Times New Roman"/>
@@ -12883,14 +14617,40 @@
           <w:bCs/>
           <w:szCs w:val="24"/>
         </w:rPr>
-        <w:t>Mineração</w:t>
-      </w:r>
-      <w:commentRangeEnd w:id="87"/>
-      <w:r>
-        <w:rPr>
-          <w:rStyle w:val="Refdecomentrio"/>
-        </w:rPr>
-        <w:commentReference w:id="87"/>
+        <w:t>clustering</w:t>
+      </w:r>
+      <w:proofErr w:type="spellEnd"/>
+      <w:r>
+        <w:rPr>
+          <w:rFonts w:cs="Times New Roman"/>
+          <w:szCs w:val="24"/>
+        </w:rPr>
+        <w:t>. Disponível em: https://www.ibm.com/br-pt/topics/k-means-clustering. Acesso em: 08 mar. 2025.</w:t>
+      </w:r>
+    </w:p>
+    <w:p>
+      <w:pPr>
+        <w:spacing w:after="200" w:line="276" w:lineRule="auto"/>
+        <w:rPr>
+          <w:rFonts w:cs="Times New Roman"/>
+          <w:szCs w:val="24"/>
+        </w:rPr>
+      </w:pPr>
+    </w:p>
+    <w:p>
+      <w:pPr>
+        <w:spacing w:after="200" w:line="276" w:lineRule="auto"/>
+        <w:rPr>
+          <w:rFonts w:cs="Times New Roman"/>
+          <w:szCs w:val="24"/>
+        </w:rPr>
+      </w:pPr>
+      <w:r>
+        <w:rPr>
+          <w:rFonts w:cs="Times New Roman"/>
+          <w:szCs w:val="24"/>
+        </w:rPr>
+        <w:t xml:space="preserve">IBM. </w:t>
       </w:r>
       <w:r>
         <w:rPr>
@@ -12899,40 +14659,9 @@
           <w:bCs/>
           <w:szCs w:val="24"/>
         </w:rPr>
-        <w:t xml:space="preserve"> de dados na base de dados de SRAG</w:t>
-      </w:r>
-      <w:r>
-        <w:rPr>
-          <w:rFonts w:cs="Times New Roman"/>
-          <w:szCs w:val="24"/>
-        </w:rPr>
-        <w:t>. 2024. Trabalho de Conclusão de Curso (Bacharelado em Engenharia da Computação) – Universidade Federal do Espírito Santo, São Mateus, 2024.</w:t>
-      </w:r>
-    </w:p>
-    <w:p>
-      <w:pPr>
-        <w:spacing w:after="200" w:line="276" w:lineRule="auto"/>
-        <w:rPr>
-          <w:rFonts w:cs="Times New Roman"/>
-          <w:szCs w:val="24"/>
-        </w:rPr>
-      </w:pPr>
-    </w:p>
-    <w:p>
-      <w:pPr>
-        <w:spacing w:after="200" w:line="276" w:lineRule="auto"/>
-        <w:rPr>
-          <w:rFonts w:cs="Times New Roman"/>
-          <w:szCs w:val="24"/>
-        </w:rPr>
-      </w:pPr>
-      <w:r>
-        <w:rPr>
-          <w:rFonts w:cs="Times New Roman"/>
-          <w:szCs w:val="24"/>
-        </w:rPr>
-        <w:t xml:space="preserve">MARQUES, Iasmin. </w:t>
-      </w:r>
+        <w:t xml:space="preserve">Redes neurais </w:t>
+      </w:r>
+      <w:proofErr w:type="spellStart"/>
       <w:r>
         <w:rPr>
           <w:rFonts w:cs="Times New Roman"/>
@@ -12940,14 +14669,15 @@
           <w:bCs/>
           <w:szCs w:val="24"/>
         </w:rPr>
-        <w:t>Análise de Dados - Preditiva</w:t>
-      </w:r>
+        <w:t>convolucionais</w:t>
+      </w:r>
+      <w:proofErr w:type="spellEnd"/>
       <w:r>
         <w:rPr>
           <w:rFonts w:cs="Times New Roman"/>
           <w:szCs w:val="24"/>
         </w:rPr>
-        <w:t>. Disponível em: https://colab.research.google.com/drive/1tg1hKxFYfgRVxRXTjPllKwhKSm_goi8P. Acesso em: 08 mar. 2025.</w:t>
+        <w:t>. Disponível em: https://www.ibm.com/br-pt/think/topics/convolutional-neural-networks. Acesso em: 08 mar. 2025.</w:t>
       </w:r>
     </w:p>
     <w:p>
@@ -12958,13 +14688,21 @@
           <w:szCs w:val="24"/>
         </w:rPr>
       </w:pPr>
-      <w:r>
+    </w:p>
+    <w:p>
+      <w:pPr>
+        <w:spacing w:after="200" w:line="276" w:lineRule="auto"/>
         <w:rPr>
           <w:rFonts w:cs="Times New Roman"/>
           <w:szCs w:val="24"/>
         </w:rPr>
-        <w:lastRenderedPageBreak/>
-        <w:t xml:space="preserve">MINISTÉRIO DA SAÚDE (Brasil). </w:t>
+      </w:pPr>
+      <w:r>
+        <w:rPr>
+          <w:rFonts w:cs="Times New Roman"/>
+          <w:szCs w:val="24"/>
+        </w:rPr>
+        <w:t xml:space="preserve">IBM. </w:t>
       </w:r>
       <w:r>
         <w:rPr>
@@ -12973,14 +14711,14 @@
           <w:bCs/>
           <w:szCs w:val="24"/>
         </w:rPr>
-        <w:t>OpenDataSUS – Sobre</w:t>
+        <w:t>Redes neurais recorrentes</w:t>
       </w:r>
       <w:r>
         <w:rPr>
           <w:rFonts w:cs="Times New Roman"/>
           <w:szCs w:val="24"/>
         </w:rPr>
-        <w:t>. Disponível em: https://opendatasus.saude.gov.br/about. Acesso em: 04 mar. 2025.</w:t>
+        <w:t>. Disponível em: https://www.ibm.com/br-pt/think/topics/recurrent-neural-networks. Acesso em: 08 mar. 2025.</w:t>
       </w:r>
     </w:p>
     <w:p>
@@ -13005,7 +14743,7 @@
           <w:rFonts w:cs="Times New Roman"/>
           <w:szCs w:val="24"/>
         </w:rPr>
-        <w:t xml:space="preserve">MINISTÉRIO DA SAÚDE (Brasil). </w:t>
+        <w:t xml:space="preserve">IBM. </w:t>
       </w:r>
       <w:r>
         <w:rPr>
@@ -13014,14 +14752,14 @@
           <w:bCs/>
           <w:szCs w:val="24"/>
         </w:rPr>
-        <w:t>Síndrome Respiratória Aguda Grave – SRAG 2021 a 2024</w:t>
+        <w:t>Regressão linear</w:t>
       </w:r>
       <w:r>
         <w:rPr>
           <w:rFonts w:cs="Times New Roman"/>
           <w:szCs w:val="24"/>
         </w:rPr>
-        <w:t>. Disponível em: https://opendatasus.saude.gov.br/dataset/srag-2021-a-2024/resource/8cb52f73-0184-41d5-8a8f-87d8f415652c. Acesso em: 10 fev. 2025.</w:t>
+        <w:t>. Disponível em: https://www.ibm.com/br-pt/topics/linear-regression. Acesso em: 08 mar. 2025.</w:t>
       </w:r>
     </w:p>
     <w:p>
@@ -13046,7 +14784,7 @@
           <w:rFonts w:cs="Times New Roman"/>
           <w:szCs w:val="24"/>
         </w:rPr>
-        <w:t xml:space="preserve">PAIM, J. S. </w:t>
+        <w:t xml:space="preserve">INSTITUTO FEDERAL DE SANTA CATARINA (IFSC). </w:t>
       </w:r>
       <w:r>
         <w:rPr>
@@ -13055,14 +14793,14 @@
           <w:bCs/>
           <w:szCs w:val="24"/>
         </w:rPr>
-        <w:t>O Sistema Único de Saúde (SUS) aos 30 anos</w:t>
+        <w:t>Como funciona uma Unidade de Terapia Intensiva</w:t>
       </w:r>
       <w:r>
         <w:rPr>
           <w:rFonts w:cs="Times New Roman"/>
           <w:szCs w:val="24"/>
         </w:rPr>
-        <w:t>. Ciência &amp; Saúde Coletiva, v. 25, n. 3, p. 357-364, 2020. Disponível em: https://www.scielo.br/j/csc/a/Qg7SJFjWPjvdQjvnRzxS6Mg/?lang=pt. Acesso em: 16 jan. 2025.</w:t>
+        <w:t>. Disponível em: https://www.ifsc.edu.br/post-ifsc-verifica/-/asset_publisher/uII70Nv266Xk/content/id/1983737/como-funciona-uma-unidade-de-terapia-intensiva. Acesso em: 20 fev. 2025.</w:t>
       </w:r>
     </w:p>
     <w:p>
@@ -13087,8 +14825,25 @@
           <w:rFonts w:cs="Times New Roman"/>
           <w:szCs w:val="24"/>
         </w:rPr>
-        <w:t xml:space="preserve">SEBRAE. </w:t>
-      </w:r>
+        <w:t xml:space="preserve">JÚNIOR, </w:t>
+      </w:r>
+      <w:proofErr w:type="spellStart"/>
+      <w:r>
+        <w:rPr>
+          <w:rFonts w:cs="Times New Roman"/>
+          <w:szCs w:val="24"/>
+        </w:rPr>
+        <w:t>Uálaci</w:t>
+      </w:r>
+      <w:proofErr w:type="spellEnd"/>
+      <w:r>
+        <w:rPr>
+          <w:rFonts w:cs="Times New Roman"/>
+          <w:szCs w:val="24"/>
+        </w:rPr>
+        <w:t xml:space="preserve"> dos Anjos. </w:t>
+      </w:r>
+      <w:commentRangeStart w:id="87"/>
       <w:r>
         <w:rPr>
           <w:rFonts w:cs="Times New Roman"/>
@@ -13096,39 +14851,14 @@
           <w:bCs/>
           <w:szCs w:val="24"/>
         </w:rPr>
-        <w:t>O que é e como funciona a análise preditiva na saúde? Entenda</w:t>
-      </w:r>
-      <w:r>
-        <w:rPr>
-          <w:rFonts w:cs="Times New Roman"/>
-          <w:szCs w:val="24"/>
-        </w:rPr>
-        <w:t>. Disponível em: https://sebrae.com.br/sites/PortalSebrae/ufs/pe/artigos/o-que-e-e-como-funciona-a-analise-preditiva-na-saude-entenda. Acesso em: 16 jan. 2025.</w:t>
-      </w:r>
-    </w:p>
-    <w:p>
-      <w:pPr>
-        <w:spacing w:after="200" w:line="276" w:lineRule="auto"/>
-        <w:rPr>
-          <w:rFonts w:cs="Times New Roman"/>
-          <w:szCs w:val="24"/>
-        </w:rPr>
-      </w:pPr>
-    </w:p>
-    <w:p>
-      <w:pPr>
-        <w:spacing w:after="200" w:line="276" w:lineRule="auto"/>
-        <w:rPr>
-          <w:rFonts w:cs="Times New Roman"/>
-          <w:szCs w:val="24"/>
-        </w:rPr>
-      </w:pPr>
-      <w:r>
-        <w:rPr>
-          <w:rFonts w:cs="Times New Roman"/>
-          <w:szCs w:val="24"/>
-        </w:rPr>
-        <w:t xml:space="preserve">SENA, Gabrielle Ribeiro. </w:t>
+        <w:t>Mineração</w:t>
+      </w:r>
+      <w:commentRangeEnd w:id="87"/>
+      <w:r>
+        <w:rPr>
+          <w:rStyle w:val="Refdecomentrio"/>
+        </w:rPr>
+        <w:commentReference w:id="87"/>
       </w:r>
       <w:r>
         <w:rPr>
@@ -13137,14 +14867,14 @@
           <w:bCs/>
           <w:szCs w:val="24"/>
         </w:rPr>
-        <w:t>Modelos preditivos de óbito para pacientes com COVID-19</w:t>
+        <w:t xml:space="preserve"> de dados na base de dados de SRAG</w:t>
       </w:r>
       <w:r>
         <w:rPr>
           <w:rFonts w:cs="Times New Roman"/>
           <w:szCs w:val="24"/>
         </w:rPr>
-        <w:t>. 2021. Tese (Doutorado em Saúde Integral) – Instituto de Medicina Integral Prof. Fernando Figueira (IMIP), Recife, 2021.</w:t>
+        <w:t>. 2024. Trabalho de Conclusão de Curso (Bacharelado em Engenharia da Computação) – Universidade Federal do Espírito Santo, São Mateus, 2024.</w:t>
       </w:r>
     </w:p>
     <w:p>
@@ -13169,7 +14899,7 @@
           <w:rFonts w:cs="Times New Roman"/>
           <w:szCs w:val="24"/>
         </w:rPr>
-        <w:t xml:space="preserve">SILVA, Amauri Ornellas da. </w:t>
+        <w:t xml:space="preserve">MARQUES, Iasmin. </w:t>
       </w:r>
       <w:r>
         <w:rPr>
@@ -13178,14 +14908,14 @@
           <w:bCs/>
           <w:szCs w:val="24"/>
         </w:rPr>
-        <w:t>Uso de Machine Learning para previsão da evolução de casos de SRAG incluindo casos de COVID-19 considerando variáveis clínicas e demográficas</w:t>
+        <w:t>Análise de Dados - Preditiva</w:t>
       </w:r>
       <w:r>
         <w:rPr>
           <w:rFonts w:cs="Times New Roman"/>
           <w:szCs w:val="24"/>
         </w:rPr>
-        <w:t>. 2021. Trabalho de Conclusão de Curso (Bacharelado em Engenharia de Produção) – Universidade Tecnológica Federal do Paraná, Londrina, 2021. Disponível em: https://repositorio.utfpr.edu.br/jspui/handle/1/26211. Acesso em: 16 jan. 2025.</w:t>
+        <w:t>. Disponível em: https://colab.research.google.com/drive/1tg1hKxFYfgRVxRXTjPllKwhKSm_goi8P. Acesso em: 08 mar. 2025.</w:t>
       </w:r>
     </w:p>
     <w:p>
@@ -13196,22 +14926,15 @@
           <w:szCs w:val="24"/>
         </w:rPr>
       </w:pPr>
-    </w:p>
-    <w:p>
-      <w:pPr>
-        <w:spacing w:after="200" w:line="276" w:lineRule="auto"/>
+      <w:r>
         <w:rPr>
           <w:rFonts w:cs="Times New Roman"/>
           <w:szCs w:val="24"/>
         </w:rPr>
-      </w:pPr>
-      <w:r>
-        <w:rPr>
-          <w:rFonts w:cs="Times New Roman"/>
-          <w:szCs w:val="24"/>
-        </w:rPr>
-        <w:t xml:space="preserve">SILVA, Risomario; SILVA NETO, Darcy Ramos da. </w:t>
-      </w:r>
+        <w:lastRenderedPageBreak/>
+        <w:t xml:space="preserve">MINISTÉRIO DA SAÚDE (Brasil). </w:t>
+      </w:r>
+      <w:proofErr w:type="spellStart"/>
       <w:r>
         <w:rPr>
           <w:rFonts w:cs="Times New Roman"/>
@@ -13219,40 +14942,9 @@
           <w:bCs/>
           <w:szCs w:val="24"/>
         </w:rPr>
-        <w:t>Inteligência artificial e previsão de óbito por Covid-19 no Brasil: uma análise comparativa entre os algoritmos Logistic Regression, Decision Tree e Random Forest</w:t>
-      </w:r>
-      <w:r>
-        <w:rPr>
-          <w:rFonts w:cs="Times New Roman"/>
-          <w:szCs w:val="24"/>
-        </w:rPr>
-        <w:t>. Saúde em Debate, v. 46, n. especial 8, p. 118-129, dez. 2022.</w:t>
-      </w:r>
-    </w:p>
-    <w:p>
-      <w:pPr>
-        <w:spacing w:after="200" w:line="276" w:lineRule="auto"/>
-        <w:rPr>
-          <w:rFonts w:cs="Times New Roman"/>
-          <w:szCs w:val="24"/>
-        </w:rPr>
-      </w:pPr>
-    </w:p>
-    <w:p>
-      <w:pPr>
-        <w:spacing w:after="200" w:line="276" w:lineRule="auto"/>
-        <w:rPr>
-          <w:rFonts w:cs="Times New Roman"/>
-          <w:szCs w:val="24"/>
-        </w:rPr>
-      </w:pPr>
-      <w:r>
-        <w:rPr>
-          <w:rFonts w:cs="Times New Roman"/>
-          <w:szCs w:val="24"/>
-        </w:rPr>
-        <w:t xml:space="preserve">VITORIA, Sergio Ricardo Pacheco da. </w:t>
-      </w:r>
+        <w:t>OpenDataSUS</w:t>
+      </w:r>
+      <w:proofErr w:type="spellEnd"/>
       <w:r>
         <w:rPr>
           <w:rFonts w:cs="Times New Roman"/>
@@ -13260,31 +14952,39 @@
           <w:bCs/>
           <w:szCs w:val="24"/>
         </w:rPr>
-        <w:t>Machine Learning e Análise Preditiva em Saúde: um estudo de caso sobre detecção de anomalias em contas médicas do Exército</w:t>
+        <w:t xml:space="preserve"> – Sobre</w:t>
       </w:r>
       <w:r>
         <w:rPr>
           <w:rFonts w:cs="Times New Roman"/>
           <w:szCs w:val="24"/>
         </w:rPr>
-        <w:t>. 2022. Dissertação (Mestrado em Governança, Tecnologia e Inovação) – Pontifícia Universidade Católica de Minas Gerais, Brasília, 2022.</w:t>
+        <w:t>. Disponível em: https://opendatasus.saude.gov.br/about. Acesso em: 04 mar. 2025.</w:t>
       </w:r>
     </w:p>
     <w:p>
       <w:pPr>
         <w:spacing w:after="200" w:line="276" w:lineRule="auto"/>
         <w:rPr>
-          <w:lang w:val="en-US"/>
-        </w:rPr>
-      </w:pPr>
-      <w:r>
-        <w:rPr>
           <w:rFonts w:cs="Times New Roman"/>
           <w:szCs w:val="24"/>
-          <w:lang w:val="en-US"/>
-        </w:rPr>
-        <w:lastRenderedPageBreak/>
-        <w:t xml:space="preserve">ZOUZA. </w:t>
+        </w:rPr>
+      </w:pPr>
+    </w:p>
+    <w:p>
+      <w:pPr>
+        <w:spacing w:after="200" w:line="276" w:lineRule="auto"/>
+        <w:rPr>
+          <w:rFonts w:cs="Times New Roman"/>
+          <w:szCs w:val="24"/>
+        </w:rPr>
+      </w:pPr>
+      <w:r>
+        <w:rPr>
+          <w:rFonts w:cs="Times New Roman"/>
+          <w:szCs w:val="24"/>
+        </w:rPr>
+        <w:t xml:space="preserve">MINISTÉRIO DA SAÚDE (Brasil). </w:t>
       </w:r>
       <w:r>
         <w:rPr>
@@ -13292,8 +14992,450 @@
           <w:b/>
           <w:bCs/>
           <w:szCs w:val="24"/>
+        </w:rPr>
+        <w:t>Síndrome Respiratória Aguda Grave – SRAG 2021 a 2024</w:t>
+      </w:r>
+      <w:r>
+        <w:rPr>
+          <w:rFonts w:cs="Times New Roman"/>
+          <w:szCs w:val="24"/>
+        </w:rPr>
+        <w:t>. Disponível em: https://opendatasus.saude.gov.br/dataset/srag-2021-a-2024/resource/8cb52f73-0184-41d5-8a8f-87d8f415652c. Acesso em: 10 fev. 2025.</w:t>
+      </w:r>
+    </w:p>
+    <w:p>
+      <w:pPr>
+        <w:spacing w:after="200" w:line="276" w:lineRule="auto"/>
+        <w:rPr>
+          <w:rFonts w:cs="Times New Roman"/>
+          <w:szCs w:val="24"/>
+        </w:rPr>
+      </w:pPr>
+    </w:p>
+    <w:p>
+      <w:pPr>
+        <w:spacing w:after="200" w:line="276" w:lineRule="auto"/>
+        <w:rPr>
+          <w:rFonts w:cs="Times New Roman"/>
+          <w:szCs w:val="24"/>
+        </w:rPr>
+      </w:pPr>
+      <w:r>
+        <w:rPr>
+          <w:rFonts w:cs="Times New Roman"/>
+          <w:szCs w:val="24"/>
+        </w:rPr>
+        <w:t xml:space="preserve">PAIM, J. S. </w:t>
+      </w:r>
+      <w:r>
+        <w:rPr>
+          <w:rFonts w:cs="Times New Roman"/>
+          <w:b/>
+          <w:bCs/>
+          <w:szCs w:val="24"/>
+        </w:rPr>
+        <w:t>O Sistema Único de Saúde (SUS) aos 30 anos</w:t>
+      </w:r>
+      <w:r>
+        <w:rPr>
+          <w:rFonts w:cs="Times New Roman"/>
+          <w:szCs w:val="24"/>
+        </w:rPr>
+        <w:t>. Ciência &amp; Saúde Coletiva, v. 25, n. 3, p. 357-364, 2020. Disponível em: https://www.scielo.br/j/csc/a/Qg7SJFjWPjvdQjvnRzxS6Mg/?lang=pt. Acesso em: 16 jan. 2025.</w:t>
+      </w:r>
+    </w:p>
+    <w:p>
+      <w:pPr>
+        <w:spacing w:after="200" w:line="276" w:lineRule="auto"/>
+        <w:rPr>
+          <w:rFonts w:cs="Times New Roman"/>
+          <w:szCs w:val="24"/>
+        </w:rPr>
+      </w:pPr>
+    </w:p>
+    <w:p>
+      <w:pPr>
+        <w:spacing w:after="200" w:line="276" w:lineRule="auto"/>
+        <w:rPr>
+          <w:rFonts w:cs="Times New Roman"/>
+          <w:szCs w:val="24"/>
+        </w:rPr>
+      </w:pPr>
+      <w:r>
+        <w:rPr>
+          <w:rFonts w:cs="Times New Roman"/>
+          <w:szCs w:val="24"/>
+        </w:rPr>
+        <w:t xml:space="preserve">SEBRAE. </w:t>
+      </w:r>
+      <w:r>
+        <w:rPr>
+          <w:rFonts w:cs="Times New Roman"/>
+          <w:b/>
+          <w:bCs/>
+          <w:szCs w:val="24"/>
+        </w:rPr>
+        <w:t>O que é e como funciona a análise preditiva na saúde? Entenda</w:t>
+      </w:r>
+      <w:r>
+        <w:rPr>
+          <w:rFonts w:cs="Times New Roman"/>
+          <w:szCs w:val="24"/>
+        </w:rPr>
+        <w:t>. Disponível em: https://sebrae.com.br/sites/PortalSebrae/ufs/pe/artigos/o-que-e-e-como-funciona-a-analise-preditiva-na-saude-entenda. Acesso em: 16 jan. 2025.</w:t>
+      </w:r>
+    </w:p>
+    <w:p>
+      <w:pPr>
+        <w:spacing w:after="200" w:line="276" w:lineRule="auto"/>
+        <w:rPr>
+          <w:rFonts w:cs="Times New Roman"/>
+          <w:szCs w:val="24"/>
+        </w:rPr>
+      </w:pPr>
+    </w:p>
+    <w:p>
+      <w:pPr>
+        <w:spacing w:after="200" w:line="276" w:lineRule="auto"/>
+        <w:rPr>
+          <w:rFonts w:cs="Times New Roman"/>
+          <w:szCs w:val="24"/>
+        </w:rPr>
+      </w:pPr>
+      <w:r>
+        <w:rPr>
+          <w:rFonts w:cs="Times New Roman"/>
+          <w:szCs w:val="24"/>
+        </w:rPr>
+        <w:t xml:space="preserve">SENA, Gabrielle Ribeiro. </w:t>
+      </w:r>
+      <w:r>
+        <w:rPr>
+          <w:rFonts w:cs="Times New Roman"/>
+          <w:b/>
+          <w:bCs/>
+          <w:szCs w:val="24"/>
+        </w:rPr>
+        <w:t>Modelos preditivos de óbito para pacientes com COVID-19</w:t>
+      </w:r>
+      <w:r>
+        <w:rPr>
+          <w:rFonts w:cs="Times New Roman"/>
+          <w:szCs w:val="24"/>
+        </w:rPr>
+        <w:t>. 2021. Tese (Doutorado em Saúde Integral) – Instituto de Medicina Integral Prof. Fernando Figueira (IMIP), Recife, 2021.</w:t>
+      </w:r>
+    </w:p>
+    <w:p>
+      <w:pPr>
+        <w:spacing w:after="200" w:line="276" w:lineRule="auto"/>
+        <w:rPr>
+          <w:rFonts w:cs="Times New Roman"/>
+          <w:szCs w:val="24"/>
+        </w:rPr>
+      </w:pPr>
+    </w:p>
+    <w:p>
+      <w:pPr>
+        <w:spacing w:after="200" w:line="276" w:lineRule="auto"/>
+        <w:rPr>
+          <w:rFonts w:cs="Times New Roman"/>
+          <w:szCs w:val="24"/>
+        </w:rPr>
+      </w:pPr>
+      <w:r>
+        <w:rPr>
+          <w:rFonts w:cs="Times New Roman"/>
+          <w:szCs w:val="24"/>
+        </w:rPr>
+        <w:t xml:space="preserve">SILVA, Amauri </w:t>
+      </w:r>
+      <w:proofErr w:type="spellStart"/>
+      <w:r>
+        <w:rPr>
+          <w:rFonts w:cs="Times New Roman"/>
+          <w:szCs w:val="24"/>
+        </w:rPr>
+        <w:t>Ornellas</w:t>
+      </w:r>
+      <w:proofErr w:type="spellEnd"/>
+      <w:r>
+        <w:rPr>
+          <w:rFonts w:cs="Times New Roman"/>
+          <w:szCs w:val="24"/>
+        </w:rPr>
+        <w:t xml:space="preserve"> da. </w:t>
+      </w:r>
+      <w:r>
+        <w:rPr>
+          <w:rFonts w:cs="Times New Roman"/>
+          <w:b/>
+          <w:bCs/>
+          <w:szCs w:val="24"/>
+        </w:rPr>
+        <w:t xml:space="preserve">Uso de </w:t>
+      </w:r>
+      <w:proofErr w:type="spellStart"/>
+      <w:r>
+        <w:rPr>
+          <w:rFonts w:cs="Times New Roman"/>
+          <w:b/>
+          <w:bCs/>
+          <w:szCs w:val="24"/>
+        </w:rPr>
+        <w:t>Machine</w:t>
+      </w:r>
+      <w:proofErr w:type="spellEnd"/>
+      <w:r>
+        <w:rPr>
+          <w:rFonts w:cs="Times New Roman"/>
+          <w:b/>
+          <w:bCs/>
+          <w:szCs w:val="24"/>
+        </w:rPr>
+        <w:t xml:space="preserve"> Learning para previsão da evolução de casos de SRAG incluindo casos de COVID-19 considerando variáveis clínicas e demográficas</w:t>
+      </w:r>
+      <w:r>
+        <w:rPr>
+          <w:rFonts w:cs="Times New Roman"/>
+          <w:szCs w:val="24"/>
+        </w:rPr>
+        <w:t>. 2021. Trabalho de Conclusão de Curso (Bacharelado em Engenharia de Produção) – Universidade Tecnológica Federal do Paraná, Londrina, 2021. Disponível em: https://repositorio.utfpr.edu.br/jspui/handle/1/26211. Acesso em: 16 jan. 2025.</w:t>
+      </w:r>
+    </w:p>
+    <w:p>
+      <w:pPr>
+        <w:spacing w:after="200" w:line="276" w:lineRule="auto"/>
+        <w:rPr>
+          <w:rFonts w:cs="Times New Roman"/>
+          <w:szCs w:val="24"/>
+        </w:rPr>
+      </w:pPr>
+    </w:p>
+    <w:p>
+      <w:pPr>
+        <w:spacing w:after="200" w:line="276" w:lineRule="auto"/>
+        <w:rPr>
+          <w:rFonts w:cs="Times New Roman"/>
+          <w:szCs w:val="24"/>
+        </w:rPr>
+      </w:pPr>
+      <w:r>
+        <w:rPr>
+          <w:rFonts w:cs="Times New Roman"/>
+          <w:szCs w:val="24"/>
+        </w:rPr>
+        <w:t xml:space="preserve">SILVA, </w:t>
+      </w:r>
+      <w:proofErr w:type="spellStart"/>
+      <w:r>
+        <w:rPr>
+          <w:rFonts w:cs="Times New Roman"/>
+          <w:szCs w:val="24"/>
+        </w:rPr>
+        <w:t>Risomario</w:t>
+      </w:r>
+      <w:proofErr w:type="spellEnd"/>
+      <w:r>
+        <w:rPr>
+          <w:rFonts w:cs="Times New Roman"/>
+          <w:szCs w:val="24"/>
+        </w:rPr>
+        <w:t xml:space="preserve">; SILVA NETO, Darcy Ramos da. </w:t>
+      </w:r>
+      <w:r>
+        <w:rPr>
+          <w:rFonts w:cs="Times New Roman"/>
+          <w:b/>
+          <w:bCs/>
+          <w:szCs w:val="24"/>
+        </w:rPr>
+        <w:t xml:space="preserve">Inteligência artificial e previsão de óbito por Covid-19 no Brasil: uma análise comparativa entre os algoritmos </w:t>
+      </w:r>
+      <w:proofErr w:type="spellStart"/>
+      <w:r>
+        <w:rPr>
+          <w:rFonts w:cs="Times New Roman"/>
+          <w:b/>
+          <w:bCs/>
+          <w:szCs w:val="24"/>
+        </w:rPr>
+        <w:t>Logistic</w:t>
+      </w:r>
+      <w:proofErr w:type="spellEnd"/>
+      <w:r>
+        <w:rPr>
+          <w:rFonts w:cs="Times New Roman"/>
+          <w:b/>
+          <w:bCs/>
+          <w:szCs w:val="24"/>
+        </w:rPr>
+        <w:t xml:space="preserve"> </w:t>
+      </w:r>
+      <w:proofErr w:type="spellStart"/>
+      <w:r>
+        <w:rPr>
+          <w:rFonts w:cs="Times New Roman"/>
+          <w:b/>
+          <w:bCs/>
+          <w:szCs w:val="24"/>
+        </w:rPr>
+        <w:t>Regression</w:t>
+      </w:r>
+      <w:proofErr w:type="spellEnd"/>
+      <w:r>
+        <w:rPr>
+          <w:rFonts w:cs="Times New Roman"/>
+          <w:b/>
+          <w:bCs/>
+          <w:szCs w:val="24"/>
+        </w:rPr>
+        <w:t xml:space="preserve">, </w:t>
+      </w:r>
+      <w:proofErr w:type="spellStart"/>
+      <w:r>
+        <w:rPr>
+          <w:rFonts w:cs="Times New Roman"/>
+          <w:b/>
+          <w:bCs/>
+          <w:szCs w:val="24"/>
+        </w:rPr>
+        <w:t>Decision</w:t>
+      </w:r>
+      <w:proofErr w:type="spellEnd"/>
+      <w:r>
+        <w:rPr>
+          <w:rFonts w:cs="Times New Roman"/>
+          <w:b/>
+          <w:bCs/>
+          <w:szCs w:val="24"/>
+        </w:rPr>
+        <w:t xml:space="preserve"> </w:t>
+      </w:r>
+      <w:proofErr w:type="spellStart"/>
+      <w:r>
+        <w:rPr>
+          <w:rFonts w:cs="Times New Roman"/>
+          <w:b/>
+          <w:bCs/>
+          <w:szCs w:val="24"/>
+        </w:rPr>
+        <w:t>Tree</w:t>
+      </w:r>
+      <w:proofErr w:type="spellEnd"/>
+      <w:r>
+        <w:rPr>
+          <w:rFonts w:cs="Times New Roman"/>
+          <w:b/>
+          <w:bCs/>
+          <w:szCs w:val="24"/>
+        </w:rPr>
+        <w:t xml:space="preserve"> e </w:t>
+      </w:r>
+      <w:proofErr w:type="spellStart"/>
+      <w:r>
+        <w:rPr>
+          <w:rFonts w:cs="Times New Roman"/>
+          <w:b/>
+          <w:bCs/>
+          <w:szCs w:val="24"/>
+        </w:rPr>
+        <w:t>Random</w:t>
+      </w:r>
+      <w:proofErr w:type="spellEnd"/>
+      <w:r>
+        <w:rPr>
+          <w:rFonts w:cs="Times New Roman"/>
+          <w:b/>
+          <w:bCs/>
+          <w:szCs w:val="24"/>
+        </w:rPr>
+        <w:t xml:space="preserve"> Forest</w:t>
+      </w:r>
+      <w:r>
+        <w:rPr>
+          <w:rFonts w:cs="Times New Roman"/>
+          <w:szCs w:val="24"/>
+        </w:rPr>
+        <w:t>. Saúde em Debate, v. 46, n. especial 8, p. 118-129, dez. 2022.</w:t>
+      </w:r>
+    </w:p>
+    <w:p>
+      <w:pPr>
+        <w:spacing w:after="200" w:line="276" w:lineRule="auto"/>
+        <w:rPr>
+          <w:rFonts w:cs="Times New Roman"/>
+          <w:szCs w:val="24"/>
+        </w:rPr>
+      </w:pPr>
+    </w:p>
+    <w:p>
+      <w:pPr>
+        <w:spacing w:after="200" w:line="276" w:lineRule="auto"/>
+        <w:rPr>
+          <w:rFonts w:cs="Times New Roman"/>
+          <w:szCs w:val="24"/>
+        </w:rPr>
+      </w:pPr>
+      <w:r>
+        <w:rPr>
+          <w:rFonts w:cs="Times New Roman"/>
+          <w:szCs w:val="24"/>
+        </w:rPr>
+        <w:t xml:space="preserve">VITORIA, Sergio Ricardo Pacheco da. </w:t>
+      </w:r>
+      <w:proofErr w:type="spellStart"/>
+      <w:r>
+        <w:rPr>
+          <w:rFonts w:cs="Times New Roman"/>
+          <w:b/>
+          <w:bCs/>
+          <w:szCs w:val="24"/>
+        </w:rPr>
+        <w:t>Machine</w:t>
+      </w:r>
+      <w:proofErr w:type="spellEnd"/>
+      <w:r>
+        <w:rPr>
+          <w:rFonts w:cs="Times New Roman"/>
+          <w:b/>
+          <w:bCs/>
+          <w:szCs w:val="24"/>
+        </w:rPr>
+        <w:t xml:space="preserve"> Learning e Análise Preditiva em Saúde: um estudo de caso sobre detecção de anomalias em contas médicas do Exército</w:t>
+      </w:r>
+      <w:r>
+        <w:rPr>
+          <w:rFonts w:cs="Times New Roman"/>
+          <w:szCs w:val="24"/>
+        </w:rPr>
+        <w:t>. 2022. Dissertação (Mestrado em Governança, Tecnologia e Inovação) – Pontifícia Universidade Católica de Minas Gerais, Brasília, 2022.</w:t>
+      </w:r>
+    </w:p>
+    <w:p>
+      <w:pPr>
+        <w:spacing w:after="200" w:line="276" w:lineRule="auto"/>
+        <w:rPr>
           <w:lang w:val="en-US"/>
         </w:rPr>
+      </w:pPr>
+      <w:r>
+        <w:rPr>
+          <w:rFonts w:cs="Times New Roman"/>
+          <w:szCs w:val="24"/>
+          <w:lang w:val="en-US"/>
+        </w:rPr>
+        <w:lastRenderedPageBreak/>
+        <w:t xml:space="preserve">ZOUZA. </w:t>
+      </w:r>
+      <w:r>
+        <w:rPr>
+          <w:rFonts w:cs="Times New Roman"/>
+          <w:b/>
+          <w:bCs/>
+          <w:szCs w:val="24"/>
+          <w:lang w:val="en-US"/>
+        </w:rPr>
         <w:t>Knowledge Discovery in Databases (KDD)</w:t>
       </w:r>
       <w:r>
@@ -13304,20 +15446,57 @@
         </w:rPr>
         <w:t xml:space="preserve">. </w:t>
       </w:r>
+      <w:proofErr w:type="spellStart"/>
       <w:r>
         <w:rPr>
           <w:rFonts w:cs="Times New Roman"/>
           <w:szCs w:val="24"/>
         </w:rPr>
-        <w:t xml:space="preserve">Medium, 2025. Disponível em: https://medium.com/blog-do-zouza/knowledge-discovery-in-databases-kdd-462ea2775715. </w:t>
-      </w:r>
+        <w:t>Medium</w:t>
+      </w:r>
+      <w:proofErr w:type="spellEnd"/>
       <w:r>
         <w:rPr>
           <w:rFonts w:cs="Times New Roman"/>
           <w:szCs w:val="24"/>
+        </w:rPr>
+        <w:t xml:space="preserve">, 2025. Disponível em: https://medium.com/blog-do-zouza/knowledge-discovery-in-databases-kdd-462ea2775715. </w:t>
+      </w:r>
+      <w:proofErr w:type="spellStart"/>
+      <w:r>
+        <w:rPr>
+          <w:rFonts w:cs="Times New Roman"/>
+          <w:szCs w:val="24"/>
           <w:lang w:val="en-US"/>
         </w:rPr>
-        <w:t>Acesso em: 08 mar. 2025.</w:t>
+        <w:t>Acesso</w:t>
+      </w:r>
+      <w:proofErr w:type="spellEnd"/>
+      <w:r>
+        <w:rPr>
+          <w:rFonts w:cs="Times New Roman"/>
+          <w:szCs w:val="24"/>
+          <w:lang w:val="en-US"/>
+        </w:rPr>
+        <w:t xml:space="preserve"> </w:t>
+      </w:r>
+      <w:proofErr w:type="spellStart"/>
+      <w:r>
+        <w:rPr>
+          <w:rFonts w:cs="Times New Roman"/>
+          <w:szCs w:val="24"/>
+          <w:lang w:val="en-US"/>
+        </w:rPr>
+        <w:t>em</w:t>
+      </w:r>
+      <w:proofErr w:type="spellEnd"/>
+      <w:r>
+        <w:rPr>
+          <w:rFonts w:cs="Times New Roman"/>
+          <w:szCs w:val="24"/>
+          <w:lang w:val="en-US"/>
+        </w:rPr>
+        <w:t>: 08 mar. 2025.</w:t>
       </w:r>
       <w:r>
         <w:rPr>
@@ -13338,7 +15517,6 @@
       <w:r>
         <w:rPr>
           <w:highlight w:val="yellow"/>
-          <w:lang w:val="en-US"/>
         </w:rPr>
         <w:t xml:space="preserve">RODRIGUES, M. M. S. et al. </w:t>
       </w:r>
@@ -13362,7 +15540,23 @@
           <w:highlight w:val="yellow"/>
           <w:lang w:val="en-US"/>
         </w:rPr>
-        <w:t>, v. 24, art. 1385, 23 maio 2024. DOI:10.1186/s12889-024-18815-0.</w:t>
+        <w:t xml:space="preserve">, v. 24, art. 1385, 23 </w:t>
+      </w:r>
+      <w:proofErr w:type="spellStart"/>
+      <w:r>
+        <w:rPr>
+          <w:highlight w:val="yellow"/>
+          <w:lang w:val="en-US"/>
+        </w:rPr>
+        <w:t>maio</w:t>
+      </w:r>
+      <w:proofErr w:type="spellEnd"/>
+      <w:r>
+        <w:rPr>
+          <w:highlight w:val="yellow"/>
+          <w:lang w:val="en-US"/>
+        </w:rPr>
+        <w:t xml:space="preserve"> 2024. DOI:10.1186/s12889-024-18815-0.</w:t>
       </w:r>
       <w:commentRangeEnd w:id="88"/>
       <w:r>
@@ -13371,10 +15565,224 @@
         </w:rPr>
         <w:commentReference w:id="88"/>
       </w:r>
-      <w:r>
-        <w:rPr>
-          <w:lang w:val="en-US"/>
-        </w:rPr>
+    </w:p>
+    <w:p>
+      <w:pPr>
+        <w:spacing w:after="200" w:line="276" w:lineRule="auto"/>
+      </w:pPr>
+      <w:commentRangeStart w:id="89"/>
+      <w:r>
+        <w:rPr>
+          <w:highlight w:val="yellow"/>
+        </w:rPr>
+        <w:t xml:space="preserve">SAVALLI, Carine et al. </w:t>
+      </w:r>
+      <w:proofErr w:type="spellStart"/>
+      <w:r>
+        <w:rPr>
+          <w:i/>
+          <w:iCs/>
+          <w:highlight w:val="yellow"/>
+        </w:rPr>
+        <w:t>Transfer</w:t>
+      </w:r>
+      <w:proofErr w:type="spellEnd"/>
+      <w:r>
+        <w:rPr>
+          <w:i/>
+          <w:iCs/>
+          <w:highlight w:val="yellow"/>
+        </w:rPr>
+        <w:t xml:space="preserve"> </w:t>
+      </w:r>
+      <w:proofErr w:type="spellStart"/>
+      <w:r>
+        <w:rPr>
+          <w:i/>
+          <w:iCs/>
+          <w:highlight w:val="yellow"/>
+        </w:rPr>
+        <w:t>learning</w:t>
+      </w:r>
+      <w:proofErr w:type="spellEnd"/>
+      <w:r>
+        <w:rPr>
+          <w:i/>
+          <w:iCs/>
+          <w:highlight w:val="yellow"/>
+        </w:rPr>
+        <w:t xml:space="preserve"> for COVID-19 </w:t>
+      </w:r>
+      <w:proofErr w:type="spellStart"/>
+      <w:r>
+        <w:rPr>
+          <w:i/>
+          <w:iCs/>
+          <w:highlight w:val="yellow"/>
+        </w:rPr>
+        <w:t>predictive</w:t>
+      </w:r>
+      <w:proofErr w:type="spellEnd"/>
+      <w:r>
+        <w:rPr>
+          <w:i/>
+          <w:iCs/>
+          <w:highlight w:val="yellow"/>
+        </w:rPr>
+        <w:t xml:space="preserve"> </w:t>
+      </w:r>
+      <w:proofErr w:type="spellStart"/>
+      <w:r>
+        <w:rPr>
+          <w:i/>
+          <w:iCs/>
+          <w:highlight w:val="yellow"/>
+        </w:rPr>
+        <w:t>modeling</w:t>
+      </w:r>
+      <w:proofErr w:type="spellEnd"/>
+      <w:r>
+        <w:rPr>
+          <w:i/>
+          <w:iCs/>
+          <w:highlight w:val="yellow"/>
+        </w:rPr>
+        <w:t xml:space="preserve">: A </w:t>
+      </w:r>
+      <w:proofErr w:type="spellStart"/>
+      <w:r>
+        <w:rPr>
+          <w:i/>
+          <w:iCs/>
+          <w:highlight w:val="yellow"/>
+        </w:rPr>
+        <w:t>multicenter</w:t>
+      </w:r>
+      <w:proofErr w:type="spellEnd"/>
+      <w:r>
+        <w:rPr>
+          <w:i/>
+          <w:iCs/>
+          <w:highlight w:val="yellow"/>
+        </w:rPr>
+        <w:t xml:space="preserve"> </w:t>
+      </w:r>
+      <w:proofErr w:type="spellStart"/>
+      <w:r>
+        <w:rPr>
+          <w:i/>
+          <w:iCs/>
+          <w:highlight w:val="yellow"/>
+        </w:rPr>
+        <w:t>study</w:t>
+      </w:r>
+      <w:proofErr w:type="spellEnd"/>
+      <w:r>
+        <w:rPr>
+          <w:i/>
+          <w:iCs/>
+          <w:highlight w:val="yellow"/>
+        </w:rPr>
+        <w:t xml:space="preserve"> </w:t>
+      </w:r>
+      <w:proofErr w:type="spellStart"/>
+      <w:r>
+        <w:rPr>
+          <w:i/>
+          <w:iCs/>
+          <w:highlight w:val="yellow"/>
+        </w:rPr>
+        <w:t>of</w:t>
+      </w:r>
+      <w:proofErr w:type="spellEnd"/>
+      <w:r>
+        <w:rPr>
+          <w:i/>
+          <w:iCs/>
+          <w:highlight w:val="yellow"/>
+        </w:rPr>
+        <w:t xml:space="preserve"> 12 </w:t>
+      </w:r>
+      <w:proofErr w:type="spellStart"/>
+      <w:r>
+        <w:rPr>
+          <w:i/>
+          <w:iCs/>
+          <w:highlight w:val="yellow"/>
+        </w:rPr>
+        <w:t>hospitals</w:t>
+      </w:r>
+      <w:proofErr w:type="spellEnd"/>
+      <w:r>
+        <w:rPr>
+          <w:highlight w:val="yellow"/>
+        </w:rPr>
+        <w:t xml:space="preserve">. </w:t>
+      </w:r>
+      <w:proofErr w:type="spellStart"/>
+      <w:r>
+        <w:rPr>
+          <w:highlight w:val="yellow"/>
+        </w:rPr>
+        <w:t>Annals</w:t>
+      </w:r>
+      <w:proofErr w:type="spellEnd"/>
+      <w:r>
+        <w:rPr>
+          <w:highlight w:val="yellow"/>
+        </w:rPr>
+        <w:t xml:space="preserve"> </w:t>
+      </w:r>
+      <w:proofErr w:type="spellStart"/>
+      <w:r>
+        <w:rPr>
+          <w:highlight w:val="yellow"/>
+        </w:rPr>
+        <w:t>of</w:t>
+      </w:r>
+      <w:proofErr w:type="spellEnd"/>
+      <w:r>
+        <w:rPr>
+          <w:highlight w:val="yellow"/>
+        </w:rPr>
+        <w:t xml:space="preserve"> </w:t>
+      </w:r>
+      <w:proofErr w:type="spellStart"/>
+      <w:r>
+        <w:rPr>
+          <w:highlight w:val="yellow"/>
+        </w:rPr>
+        <w:t>Epidemiology</w:t>
+      </w:r>
+      <w:proofErr w:type="spellEnd"/>
+      <w:r>
+        <w:rPr>
+          <w:highlight w:val="yellow"/>
+        </w:rPr>
+        <w:t xml:space="preserve">, v. 108, p. 1–7, 2025. Disponível em: </w:t>
+      </w:r>
+      <w:hyperlink r:id="rId19" w:tgtFrame="_new" w:history="1">
+        <w:r>
+          <w:rPr>
+            <w:highlight w:val="yellow"/>
+          </w:rPr>
+          <w:t>https://doi.org/10.1016/j.annepidem.2025.05.013</w:t>
+        </w:r>
+      </w:hyperlink>
+      <w:r>
+        <w:rPr>
+          <w:highlight w:val="yellow"/>
+        </w:rPr>
+        <w:t>. Acesso em: 21 jul. 2025.</w:t>
+      </w:r>
+      <w:commentRangeEnd w:id="89"/>
+      <w:r>
+        <w:rPr>
+          <w:rStyle w:val="Refdecomentrio"/>
+        </w:rPr>
+        <w:commentReference w:id="89"/>
+      </w:r>
+      <w:r>
         <w:br w:type="page"/>
       </w:r>
     </w:p>
@@ -13389,7 +15797,7 @@
           <w:lang w:val="en-US"/>
         </w:rPr>
       </w:pPr>
-      <w:bookmarkStart w:id="89" w:name="_Toc203431592"/>
+      <w:bookmarkStart w:id="90" w:name="_Toc203431592"/>
       <w:r>
         <w:rPr>
           <w:highlight w:val="yellow"/>
@@ -13398,7 +15806,7 @@
         <w:lastRenderedPageBreak/>
         <w:t xml:space="preserve">APÊNDICE A – </w:t>
       </w:r>
-      <w:bookmarkEnd w:id="89"/>
+      <w:bookmarkEnd w:id="90"/>
       <w:r>
         <w:rPr>
           <w:highlight w:val="yellow"/>
@@ -13456,7 +15864,7 @@
                     <pic:cNvPicPr/>
                   </pic:nvPicPr>
                   <pic:blipFill>
-                    <a:blip r:embed="rId19"/>
+                    <a:blip r:embed="rId20"/>
                     <a:stretch>
                       <a:fillRect/>
                     </a:stretch>
@@ -13485,7 +15893,7 @@
           <w:numId w:val="0"/>
         </w:numPr>
       </w:pPr>
-      <w:bookmarkStart w:id="90" w:name="_Toc203431593"/>
+      <w:bookmarkStart w:id="91" w:name="_Toc203431593"/>
       <w:r>
         <w:rPr>
           <w:highlight w:val="yellow"/>
@@ -13545,7 +15953,7 @@
                     <pic:cNvPicPr/>
                   </pic:nvPicPr>
                   <pic:blipFill rotWithShape="1">
-                    <a:blip r:embed="rId20"/>
+                    <a:blip r:embed="rId21"/>
                     <a:srcRect l="5492" t="2038" r="5199" b="48937"/>
                     <a:stretch/>
                   </pic:blipFill>
@@ -13595,7 +16003,7 @@
                     <pic:cNvPicPr/>
                   </pic:nvPicPr>
                   <pic:blipFill rotWithShape="1">
-                    <a:blip r:embed="rId20"/>
+                    <a:blip r:embed="rId21"/>
                     <a:srcRect l="5492" t="50339" r="5199" b="2093"/>
                     <a:stretch/>
                   </pic:blipFill>
@@ -13714,7 +16122,7 @@
                     <pic:cNvPicPr/>
                   </pic:nvPicPr>
                   <pic:blipFill>
-                    <a:blip r:embed="rId21"/>
+                    <a:blip r:embed="rId22"/>
                     <a:stretch>
                       <a:fillRect/>
                     </a:stretch>
@@ -13808,7 +16216,7 @@
                     <pic:cNvPicPr/>
                   </pic:nvPicPr>
                   <pic:blipFill>
-                    <a:blip r:embed="rId22"/>
+                    <a:blip r:embed="rId23"/>
                     <a:stretch>
                       <a:fillRect/>
                     </a:stretch>
@@ -13886,7 +16294,7 @@
                     </pic:cNvPicPr>
                   </pic:nvPicPr>
                   <pic:blipFill>
-                    <a:blip r:embed="rId23" cstate="print">
+                    <a:blip r:embed="rId24" cstate="print">
                       <a:extLst>
                         <a:ext uri="{28A0092B-C50C-407E-A947-70E740481C1C}">
                           <a14:useLocalDpi xmlns:a14="http://schemas.microsoft.com/office/drawing/2010/main" val="0"/>
@@ -13942,7 +16350,7 @@
           <w:numId w:val="0"/>
         </w:numPr>
       </w:pPr>
-      <w:commentRangeStart w:id="91"/>
+      <w:commentRangeStart w:id="92"/>
       <w:r>
         <w:rPr>
           <w:highlight w:val="yellow"/>
@@ -13968,14 +16376,14 @@
         </w:rPr>
         <w:t xml:space="preserve">– </w:t>
       </w:r>
-      <w:bookmarkEnd w:id="90"/>
+      <w:bookmarkEnd w:id="91"/>
       <w:r>
         <w:rPr>
           <w:highlight w:val="yellow"/>
         </w:rPr>
         <w:t>Analise Exploratória dos Dados ??</w:t>
       </w:r>
-      <w:commentRangeEnd w:id="91"/>
+      <w:commentRangeEnd w:id="92"/>
       <w:r>
         <w:rPr>
           <w:rStyle w:val="Refdecomentrio"/>
@@ -13986,7 +16394,7 @@
           <w:kern w:val="0"/>
           <w:lang w:eastAsia="en-US"/>
         </w:rPr>
-        <w:commentReference w:id="91"/>
+        <w:commentReference w:id="92"/>
       </w:r>
     </w:p>
     <w:p>
@@ -14007,8 +16415,8 @@
       <w:r>
         <w:br w:type="page"/>
       </w:r>
-      <w:bookmarkStart w:id="92" w:name="_Toc343785724"/>
-      <w:bookmarkStart w:id="93" w:name="_Toc14264370"/>
+      <w:bookmarkStart w:id="93" w:name="_Toc343785724"/>
+      <w:bookmarkStart w:id="94" w:name="_Toc14264370"/>
       <w:r>
         <w:rPr>
           <w:b/>
@@ -14020,8 +16428,8 @@
         <w:lastRenderedPageBreak/>
         <w:t xml:space="preserve">ANEXO A – </w:t>
       </w:r>
-      <w:bookmarkEnd w:id="92"/>
       <w:bookmarkEnd w:id="93"/>
+      <w:bookmarkEnd w:id="94"/>
       <w:r>
         <w:rPr>
           <w:b/>
@@ -14072,11 +16480,11 @@
         <w:contextualSpacing/>
       </w:pPr>
     </w:p>
-    <w:bookmarkStart w:id="94" w:name="_Toc16233522"/>
-    <w:bookmarkStart w:id="95" w:name="_Toc16235182"/>
-    <w:bookmarkStart w:id="96" w:name="_Toc16237998"/>
-    <w:bookmarkStart w:id="97" w:name="_Toc16238021"/>
-    <w:bookmarkStart w:id="98" w:name="_Toc16249237"/>
+    <w:bookmarkStart w:id="95" w:name="_Toc16233522"/>
+    <w:bookmarkStart w:id="96" w:name="_Toc16235182"/>
+    <w:bookmarkStart w:id="97" w:name="_Toc16237998"/>
+    <w:bookmarkStart w:id="98" w:name="_Toc16238021"/>
+    <w:bookmarkStart w:id="99" w:name="_Toc16249237"/>
     <w:p>
       <w:pPr>
         <w:ind w:firstLine="709"/>
@@ -14201,11 +16609,11 @@
           </mc:Fallback>
         </mc:AlternateContent>
       </w:r>
-      <w:bookmarkEnd w:id="94"/>
       <w:bookmarkEnd w:id="95"/>
       <w:bookmarkEnd w:id="96"/>
       <w:bookmarkEnd w:id="97"/>
       <w:bookmarkEnd w:id="98"/>
+      <w:bookmarkEnd w:id="99"/>
     </w:p>
     <w:p>
       <w:pPr>
@@ -14345,7 +16753,7 @@
       </w:pPr>
     </w:p>
     <w:sectPr>
-      <w:headerReference w:type="default" r:id="rId24"/>
+      <w:headerReference w:type="default" r:id="rId25"/>
       <w:pgSz w:w="11906" w:h="16838"/>
       <w:pgMar w:top="1701" w:right="1134" w:bottom="1134" w:left="1701" w:header="1134" w:footer="708" w:gutter="0"/>
       <w:pgNumType w:start="1"/>
@@ -14568,7 +16976,23 @@
       </w:pPr>
     </w:p>
   </w:comment>
-  <w:comment w:id="91" w:author="Iasmin Marques" w:date="2025-07-16T13:58:00Z" w:initials="IM">
+  <w:comment w:id="89" w:author="Iasmin Marques" w:date="2025-07-21T14:00:00Z" w:initials="IM">
+    <w:p>
+      <w:pPr>
+        <w:pStyle w:val="Textodecomentrio"/>
+      </w:pPr>
+      <w:r>
+        <w:rPr>
+          <w:rStyle w:val="Refdecomentrio"/>
+        </w:rPr>
+        <w:annotationRef/>
+      </w:r>
+      <w:r>
+        <w:t>Trabalho relacionado 2</w:t>
+      </w:r>
+    </w:p>
+  </w:comment>
+  <w:comment w:id="92" w:author="Iasmin Marques" w:date="2025-07-16T13:58:00Z" w:initials="IM">
     <w:p>
       <w:pPr>
         <w:pStyle w:val="Textodecomentrio"/>
@@ -14605,6 +17029,7 @@
   <w15:commentEx w15:paraId="5501F3E8" w15:done="0"/>
   <w15:commentEx w15:paraId="1FBD871C" w15:done="0"/>
   <w15:commentEx w15:paraId="37383B75" w15:done="0"/>
+  <w15:commentEx w15:paraId="6516566E" w15:done="0"/>
   <w15:commentEx w15:paraId="1F430327" w15:done="0"/>
 </w15:commentsEx>
 </file>
@@ -14622,6 +17047,7 @@
   <w16cex:commentExtensible w16cex:durableId="2C201222" w16cex:dateUtc="2025-07-15T02:32:00Z"/>
   <w16cex:commentExtensible w16cex:durableId="2B7EABD7" w16cex:dateUtc="2025-03-14T16:21:00Z"/>
   <w16cex:commentExtensible w16cex:durableId="2C220E63" w16cex:dateUtc="2025-07-16T14:41:00Z"/>
+  <w16cex:commentExtensible w16cex:durableId="2C28C691" w16cex:dateUtc="2025-07-21T17:00:00Z"/>
   <w16cex:commentExtensible w16cex:durableId="2C222E68" w16cex:dateUtc="2025-07-16T16:58:00Z"/>
 </w16cex:commentsExtensible>
 </file>
@@ -14639,6 +17065,7 @@
   <w16cid:commentId w16cid:paraId="5501F3E8" w16cid:durableId="2C201222"/>
   <w16cid:commentId w16cid:paraId="1FBD871C" w16cid:durableId="2B7EABD7"/>
   <w16cid:commentId w16cid:paraId="37383B75" w16cid:durableId="2C220E63"/>
+  <w16cid:commentId w16cid:paraId="6516566E" w16cid:durableId="2C28C691"/>
   <w16cid:commentId w16cid:paraId="1F430327" w16cid:durableId="2C222E68"/>
 </w16cid:commentsIds>
 </file>

--- a/TCC II/[2025] TCC 2/TCC II - IasminMarques.docx
+++ b/TCC II/[2025] TCC 2/TCC II - IasminMarques.docx
@@ -191,21 +191,7 @@
         <w:rPr>
           <w:highlight w:val="yellow"/>
         </w:rPr>
-        <w:t xml:space="preserve">– </w:t>
-      </w:r>
-      <w:proofErr w:type="spellStart"/>
-      <w:r>
-        <w:rPr>
-          <w:highlight w:val="yellow"/>
-        </w:rPr>
-        <w:t>DataSUS</w:t>
-      </w:r>
-      <w:proofErr w:type="spellEnd"/>
-      <w:r>
-        <w:rPr>
-          <w:highlight w:val="yellow"/>
-        </w:rPr>
-        <w:t xml:space="preserve"> sobre a Síndrome Respiratória Aguda Grave</w:t>
+        <w:t>– DataSUS sobre a Síndrome Respiratória Aguda Grave</w:t>
       </w:r>
     </w:p>
     <w:bookmarkEnd w:id="0"/>
@@ -338,21 +324,7 @@
         <w:rPr>
           <w:highlight w:val="yellow"/>
         </w:rPr>
-        <w:t xml:space="preserve">Análise de Dados – </w:t>
-      </w:r>
-      <w:proofErr w:type="spellStart"/>
-      <w:r>
-        <w:rPr>
-          <w:highlight w:val="yellow"/>
-        </w:rPr>
-        <w:t>DataSUS</w:t>
-      </w:r>
-      <w:proofErr w:type="spellEnd"/>
-      <w:r>
-        <w:rPr>
-          <w:highlight w:val="yellow"/>
-        </w:rPr>
-        <w:t xml:space="preserve"> sobre a Síndrome Respiratória Aguda Grave</w:t>
+        <w:t>Análise de Dados – DataSUS sobre a Síndrome Respiratória Aguda Grave</w:t>
       </w:r>
     </w:p>
     <w:p>
@@ -596,7 +568,6 @@
           <w:highlight w:val="yellow"/>
         </w:rPr>
       </w:pPr>
-      <w:proofErr w:type="gramStart"/>
       <w:r>
         <w:rPr>
           <w:color w:val="172938"/>
@@ -612,7 +583,6 @@
         </w:rPr>
         <w:t>ficha</w:t>
       </w:r>
-      <w:proofErr w:type="gramEnd"/>
       <w:r>
         <w:rPr>
           <w:color w:val="172938"/>
@@ -943,27 +913,7 @@
                                 <w:sz w:val="28"/>
                                 <w:szCs w:val="28"/>
                               </w:rPr>
-                              <w:t xml:space="preserve"> </w:t>
-                            </w:r>
-                            <w:proofErr w:type="spellStart"/>
-                            <w:r>
-                              <w:rPr>
-                                <w:b/>
-                                <w:color w:val="FF0000"/>
-                                <w:sz w:val="28"/>
-                                <w:szCs w:val="28"/>
-                              </w:rPr>
-                              <w:t>pré</w:t>
-                            </w:r>
-                            <w:proofErr w:type="spellEnd"/>
-                            <w:r>
-                              <w:rPr>
-                                <w:b/>
-                                <w:color w:val="FF0000"/>
-                                <w:sz w:val="28"/>
-                                <w:szCs w:val="28"/>
-                              </w:rPr>
-                              <w:t>-textual o</w:t>
+                              <w:t xml:space="preserve"> pré-textual o</w:t>
                             </w:r>
                             <w:r>
                               <w:rPr>
@@ -2014,7 +1964,6 @@
                               </w:rPr>
                               <w:t xml:space="preserve"> </w:t>
                             </w:r>
-                            <w:proofErr w:type="gramStart"/>
                             <w:r>
                               <w:rPr>
                                 <w:color w:val="FF0000"/>
@@ -2030,9 +1979,8 @@
                                 <w:sz w:val="28"/>
                                 <w:szCs w:val="28"/>
                               </w:rPr>
-                              <w:t xml:space="preserve">  elemento</w:t>
+                              <w:t xml:space="preserve">  elemento </w:t>
                             </w:r>
-                            <w:proofErr w:type="gramEnd"/>
                             <w:r>
                               <w:rPr>
                                 <w:b/>
@@ -2040,27 +1988,7 @@
                                 <w:sz w:val="28"/>
                                 <w:szCs w:val="28"/>
                               </w:rPr>
-                              <w:t xml:space="preserve"> </w:t>
-                            </w:r>
-                            <w:proofErr w:type="spellStart"/>
-                            <w:r>
-                              <w:rPr>
-                                <w:b/>
-                                <w:color w:val="FF0000"/>
-                                <w:sz w:val="28"/>
-                                <w:szCs w:val="28"/>
-                              </w:rPr>
-                              <w:t>pré</w:t>
-                            </w:r>
-                            <w:proofErr w:type="spellEnd"/>
-                            <w:r>
-                              <w:rPr>
-                                <w:b/>
-                                <w:color w:val="FF0000"/>
-                                <w:sz w:val="28"/>
-                                <w:szCs w:val="28"/>
-                              </w:rPr>
-                              <w:t>-textual opcional</w:t>
+                              <w:t>pré-textual opcional</w:t>
                             </w:r>
                           </w:p>
                         </w:txbxContent>
@@ -2683,17 +2611,8 @@
           <w:bCs/>
           <w:kern w:val="32"/>
         </w:rPr>
-        <w:t xml:space="preserve"> </w:t>
-      </w:r>
-      <w:proofErr w:type="gramStart"/>
-      <w:r>
-        <w:rPr>
-          <w:bCs/>
-          <w:kern w:val="32"/>
-        </w:rPr>
-        <w:t>Normalização  bibliográfica</w:t>
-      </w:r>
-      <w:proofErr w:type="gramEnd"/>
+        <w:t xml:space="preserve"> Normalização  bibliográfica</w:t>
+      </w:r>
     </w:p>
     <w:p>
       <w:pPr>
@@ -2767,37 +2686,13 @@
         <w:contextualSpacing/>
       </w:pPr>
       <w:r>
-        <w:t xml:space="preserve">Elemento obrigatório para trabalhos de conclusão de curso (graduação </w:t>
-      </w:r>
-      <w:proofErr w:type="gramStart"/>
-      <w:r>
-        <w:t>ou  especialização</w:t>
-      </w:r>
-      <w:proofErr w:type="gramEnd"/>
-      <w:r>
-        <w:t xml:space="preserve">), mestrado e doutorado. É a </w:t>
-      </w:r>
-      <w:proofErr w:type="gramStart"/>
-      <w:r>
-        <w:t>versão  do</w:t>
-      </w:r>
-      <w:proofErr w:type="gramEnd"/>
-      <w:r>
-        <w:t xml:space="preserve"> resumo em português para outro idioma</w:t>
+        <w:t>Elemento obrigatório para trabalhos de conclusão de curso (graduação ou  especialização), mestrado e doutorado. É a versão  do resumo em português para outro idioma</w:t>
       </w:r>
       <w:r>
         <w:t>, neste exemplo em inglês.</w:t>
       </w:r>
       <w:r>
-        <w:t xml:space="preserve"> Deve aparecer em página distinta e seguindo a mesma formatação do resumo em português. A versão das palavras-chave em outro idioma deve seguir a mesma formatação utilizada no resumo </w:t>
-      </w:r>
-      <w:proofErr w:type="gramStart"/>
-      <w:r>
-        <w:t>em  português</w:t>
-      </w:r>
-      <w:proofErr w:type="gramEnd"/>
-      <w:r>
-        <w:t xml:space="preserve">. </w:t>
+        <w:t xml:space="preserve"> Deve aparecer em página distinta e seguindo a mesma formatação do resumo em português. A versão das palavras-chave em outro idioma deve seguir a mesma formatação utilizada no resumo em  português. </w:t>
       </w:r>
       <w:r>
         <w:rPr>
@@ -3033,7 +2928,6 @@
                 <w:kern w:val="32"/>
               </w:rPr>
             </w:pPr>
-            <w:proofErr w:type="spellStart"/>
             <w:r>
               <w:rPr>
                 <w:bCs/>
@@ -3041,7 +2935,6 @@
               </w:rPr>
               <w:t>xx</w:t>
             </w:r>
-            <w:proofErr w:type="spellEnd"/>
           </w:p>
         </w:tc>
       </w:tr>
@@ -3081,11 +2974,9 @@
                 <w:kern w:val="32"/>
               </w:rPr>
             </w:pPr>
-            <w:proofErr w:type="spellStart"/>
             <w:r>
               <w:t>Xxxxxxxxxxxxxx</w:t>
             </w:r>
-            <w:proofErr w:type="spellEnd"/>
             <w:r>
               <w:t xml:space="preserve"> </w:t>
             </w:r>
@@ -3108,7 +2999,6 @@
                 <w:kern w:val="32"/>
               </w:rPr>
             </w:pPr>
-            <w:proofErr w:type="spellStart"/>
             <w:r>
               <w:rPr>
                 <w:bCs/>
@@ -3116,7 +3006,6 @@
               </w:rPr>
               <w:t>xx</w:t>
             </w:r>
-            <w:proofErr w:type="spellEnd"/>
           </w:p>
         </w:tc>
       </w:tr>
@@ -3146,13 +3035,8 @@
               <w:contextualSpacing/>
               <w:jc w:val="left"/>
             </w:pPr>
-            <w:proofErr w:type="spellStart"/>
-            <w:r>
-              <w:t>Xxxxxxxxxxxxxx</w:t>
-            </w:r>
-            <w:proofErr w:type="spellEnd"/>
-            <w:r>
-              <w:t xml:space="preserve"> ............................................................................</w:t>
+            <w:r>
+              <w:t>Xxxxxxxxxxxxxx ............................................................................</w:t>
             </w:r>
           </w:p>
         </w:tc>
@@ -3170,7 +3054,6 @@
                 <w:kern w:val="32"/>
               </w:rPr>
             </w:pPr>
-            <w:proofErr w:type="spellStart"/>
             <w:r>
               <w:rPr>
                 <w:bCs/>
@@ -3178,7 +3061,6 @@
               </w:rPr>
               <w:t>xx</w:t>
             </w:r>
-            <w:proofErr w:type="spellEnd"/>
           </w:p>
         </w:tc>
       </w:tr>
@@ -3287,21 +3169,12 @@
                 <w:kern w:val="32"/>
               </w:rPr>
             </w:pPr>
-            <w:proofErr w:type="spellStart"/>
             <w:r>
               <w:rPr>
                 <w:bCs/>
                 <w:kern w:val="32"/>
               </w:rPr>
-              <w:t>Xxxxxxxxxxxxxxxxxxxxxxxxxxxxxxxxxxxxxxxxxxxxxx</w:t>
-            </w:r>
-            <w:proofErr w:type="spellEnd"/>
-            <w:r>
-              <w:rPr>
-                <w:bCs/>
-                <w:kern w:val="32"/>
-              </w:rPr>
-              <w:t>...............</w:t>
+              <w:t>Xxxxxxxxxxxxxxxxxxxxxxxxxxxxxxxxxxxxxxxxxxxxxx...............</w:t>
             </w:r>
           </w:p>
         </w:tc>
@@ -3365,13 +3238,8 @@
                 <w:kern w:val="32"/>
               </w:rPr>
             </w:pPr>
-            <w:proofErr w:type="spellStart"/>
-            <w:r>
-              <w:t>Xxxxxxxxxxxxxxxxxxxxxxxxxxxxxxxxxxxxxxxxxxxxxx</w:t>
-            </w:r>
-            <w:proofErr w:type="spellEnd"/>
-            <w:r>
-              <w:t>...............</w:t>
+            <w:r>
+              <w:t>Xxxxxxxxxxxxxxxxxxxxxxxxxxxxxxxxxxxxxxxxxxxxxx...............</w:t>
             </w:r>
           </w:p>
         </w:tc>
@@ -3389,7 +3257,6 @@
                 <w:kern w:val="32"/>
               </w:rPr>
             </w:pPr>
-            <w:proofErr w:type="spellStart"/>
             <w:r>
               <w:rPr>
                 <w:bCs/>
@@ -3397,7 +3264,6 @@
               </w:rPr>
               <w:t>xx</w:t>
             </w:r>
-            <w:proofErr w:type="spellEnd"/>
           </w:p>
         </w:tc>
       </w:tr>
@@ -3427,13 +3293,8 @@
               <w:contextualSpacing/>
               <w:jc w:val="left"/>
             </w:pPr>
-            <w:proofErr w:type="spellStart"/>
-            <w:r>
-              <w:t>Xxxxxxxxxxxxxxxxxxxxxxxxxxxxxxxxxxxxxxxxxxxxxx</w:t>
-            </w:r>
-            <w:proofErr w:type="spellEnd"/>
-            <w:r>
-              <w:t>...............</w:t>
+            <w:r>
+              <w:t>Xxxxxxxxxxxxxxxxxxxxxxxxxxxxxxxxxxxxxxxxxxxxxx...............</w:t>
             </w:r>
           </w:p>
         </w:tc>
@@ -3451,7 +3312,6 @@
                 <w:kern w:val="32"/>
               </w:rPr>
             </w:pPr>
-            <w:proofErr w:type="spellStart"/>
             <w:r>
               <w:rPr>
                 <w:bCs/>
@@ -3459,7 +3319,6 @@
               </w:rPr>
               <w:t>xx</w:t>
             </w:r>
-            <w:proofErr w:type="spellEnd"/>
           </w:p>
         </w:tc>
       </w:tr>
@@ -3672,17 +3531,8 @@
                 <w:sz w:val="24"/>
                 <w:szCs w:val="24"/>
               </w:rPr>
-              <w:t xml:space="preserve">Instituto Brasileira de Geografia e </w:t>
-            </w:r>
-            <w:proofErr w:type="spellStart"/>
-            <w:r>
-              <w:rPr>
-                <w:sz w:val="24"/>
-                <w:szCs w:val="24"/>
-              </w:rPr>
-              <w:t>Estatistica</w:t>
-            </w:r>
-            <w:proofErr w:type="spellEnd"/>
+              <w:t>Instituto Brasileira de Geografia e Estatistica</w:t>
+            </w:r>
           </w:p>
         </w:tc>
       </w:tr>
@@ -7259,38 +7109,158 @@
           <w:i/>
           <w:iCs/>
         </w:rPr>
-        <w:t xml:space="preserve">Artificial </w:t>
-      </w:r>
-      <w:proofErr w:type="spellStart"/>
+        <w:t>Artificial Intelligence</w:t>
+      </w:r>
+      <w:r>
+        <w:t xml:space="preserve"> - AI) e o aprendizado de máquina (</w:t>
+      </w:r>
       <w:r>
         <w:rPr>
           <w:i/>
           <w:iCs/>
         </w:rPr>
-        <w:t>Intelligence</w:t>
-      </w:r>
-      <w:proofErr w:type="spellEnd"/>
-      <w:r>
-        <w:t xml:space="preserve"> - AI) e o aprendizado de máquina (</w:t>
-      </w:r>
-      <w:proofErr w:type="spellStart"/>
+        <w:t>Machine Learning</w:t>
+      </w:r>
+      <w:r>
+        <w:t xml:space="preserve"> - ML) vem sendo muito utilizadas para detectar padrões em pequeno e grandes volumes de dados, auxiliando no desenvolvimento de estratégias preventivas e na tomada de decisões clínicas (Sena, 2021). </w:t>
+      </w:r>
+    </w:p>
+    <w:p>
+      <w:pPr>
+        <w:pStyle w:val="CorpodoTexto"/>
+        <w:ind w:firstLine="0"/>
+      </w:pPr>
+    </w:p>
+    <w:p>
+      <w:pPr>
+        <w:pStyle w:val="CorpodoTexto"/>
+        <w:ind w:firstLine="0"/>
+      </w:pPr>
+      <w:r>
+        <w:t xml:space="preserve">A utilização de tecnologias como o </w:t>
+      </w:r>
+      <w:r>
+        <w:t>A</w:t>
+      </w:r>
+      <w:r>
+        <w:t xml:space="preserve">prendizado de </w:t>
+      </w:r>
+      <w:r>
+        <w:t>M</w:t>
+      </w:r>
+      <w:r>
+        <w:t xml:space="preserve">áquina e </w:t>
+      </w:r>
+      <w:r>
+        <w:t>I</w:t>
+      </w:r>
+      <w:r>
+        <w:t xml:space="preserve">nteligência </w:t>
+      </w:r>
+      <w:r>
+        <w:t>A</w:t>
+      </w:r>
+      <w:r>
+        <w:t>rtificial tornam-se cada vez mais relevantes diante de doenças, como por exemplo a Síndrome Respiratória Aguda Grave (SRAG), que apresentam altos índices de hospitalização e mortalidade (Belini, Ataide e Lochter, 2024).</w:t>
+      </w:r>
+    </w:p>
+    <w:p>
+      <w:pPr>
+        <w:pStyle w:val="CorpodoTexto"/>
+        <w:ind w:firstLine="0"/>
+      </w:pPr>
+    </w:p>
+    <w:p>
+      <w:pPr>
+        <w:pStyle w:val="CorpodoTexto"/>
+        <w:ind w:firstLine="0"/>
+      </w:pPr>
+      <w:r>
+        <w:lastRenderedPageBreak/>
+        <w:t>A Síndrome Respiratória Aguda Grave (SRAG) é uma condição respiratória severa causada por diferentes agentes infecciosos, incluindo SARS-CoV-2</w:t>
+      </w:r>
+      <w:r>
+        <w:rPr>
+          <w:rStyle w:val="Refdenotaderodap"/>
+        </w:rPr>
+        <w:footnoteReference w:id="1"/>
+      </w:r>
+      <w:r>
+        <w:t>, Influenza</w:t>
+      </w:r>
+      <w:r>
+        <w:rPr>
+          <w:rStyle w:val="Refdenotaderodap"/>
+        </w:rPr>
+        <w:footnoteReference w:id="2"/>
+      </w:r>
+      <w:r>
+        <w:t xml:space="preserve"> e Vírus Sincicial Respiratório. O SRAG possui um impacto que tem sido crítico sobre o sistema de saúde, reforçando a necessidade de abordagens de prevenção e previsão para otimizar o atendimento e reduzir a mortalidade da população. </w:t>
+      </w:r>
+    </w:p>
+    <w:p>
+      <w:pPr>
+        <w:pStyle w:val="CorpodoTexto"/>
+      </w:pPr>
+    </w:p>
+    <w:p>
+      <w:pPr>
+        <w:pStyle w:val="CorpodoTexto"/>
+        <w:ind w:firstLine="0"/>
+      </w:pPr>
+      <w:r>
+        <w:t xml:space="preserve">Estudos apontam que a SRAG afeta predominantemente grupos vulneráveis, como por exemplo em idosos e indivíduos com comorbidades, como por exemplo doenças cardiovasculares, diabetes, doenças renais crônicas, doenças pulmonares crônicas, obesidade; e que pode levar a complicações graves que demandam suporte maior, como internação </w:t>
+      </w:r>
+      <w:r>
+        <w:t>em UTI</w:t>
+      </w:r>
+      <w:r>
+        <w:rPr>
+          <w:rStyle w:val="Refdenotaderodap"/>
+        </w:rPr>
+        <w:footnoteReference w:id="3"/>
+      </w:r>
+      <w:r>
+        <w:t xml:space="preserve"> e ventilação mecânica (Silva, 2021). Uma ferramenta que auxilia na previsão de casos de risco da Síndrome (SRAG) é a análise preditiva, é através dela que temos a possibilidade de uma resposta mais rápida e eficaz do sistema de saúde (Júnior, 2024).</w:t>
+      </w:r>
+    </w:p>
+    <w:p>
+      <w:pPr>
+        <w:pStyle w:val="CorpodoTexto"/>
+      </w:pPr>
+    </w:p>
+    <w:p>
+      <w:pPr>
+        <w:pStyle w:val="CorpodoTexto"/>
+        <w:ind w:firstLine="0"/>
+      </w:pPr>
+      <w:r>
+        <w:t>A capacidade de prever casos graves de SRAG pode contribuir para uma resposta mais eficiente e rápida, permitindo um melhor direcionamento de recursos hospitalares, como por exemplo os leitos de UTI e ventiladores mecânicos. Modelos preditivos baseados em aprendizado de máquina vêm sendo utilizados para identificar fatores de risco e prever desfechos clínicos, possibilitando intervenções precoces (Sena, 2021). Abordagens como esta são fundamentais para otimizar a gestão hospitalar e aprimorar as políticas de saúde pública. A aplicação desses modelos tem mostrado resultados positivos na alocação eficiente de recursos, melhoria da gestão hospitalar e consequentemente reduzir a mortalidade em pacientes críticos (Silva e Silva Neto, 2022).</w:t>
+      </w:r>
+    </w:p>
+    <w:p>
+      <w:pPr>
+        <w:pStyle w:val="CorpodoTexto"/>
+        <w:ind w:firstLine="0"/>
+      </w:pPr>
+    </w:p>
+    <w:p>
+      <w:pPr>
+        <w:pStyle w:val="CorpodoTexto"/>
+        <w:ind w:firstLine="0"/>
+      </w:pPr>
+      <w:r>
+        <w:t xml:space="preserve">O processo de análise de dados para predição de doenças segue a abordagem do </w:t>
+      </w:r>
       <w:r>
         <w:rPr>
           <w:i/>
           <w:iCs/>
         </w:rPr>
-        <w:t>Machine</w:t>
-      </w:r>
-      <w:proofErr w:type="spellEnd"/>
-      <w:r>
-        <w:rPr>
-          <w:i/>
-          <w:iCs/>
-        </w:rPr>
-        <w:t xml:space="preserve"> Learning</w:t>
-      </w:r>
-      <w:r>
-        <w:t xml:space="preserve"> - ML) vem sendo muito utilizadas para detectar padrões em pequeno e grandes volumes de dados, auxiliando no desenvolvimento de estratégias preventivas e na tomada de decisões clínicas (Sena, 2021). </w:t>
+        <w:t xml:space="preserve">Knowledge Discovery in Databases </w:t>
+      </w:r>
+      <w:r>
+        <w:t>(KDD), em português a Descoberta de Conhecimento em Bases de Dados, que possui diversas etapas interdependentes para a extração de conhecimento útil a partir de grandes volumes de dados (Fayyad, Piatetsky-Shapiro e Smyth, 1996). As etapas que serão utilizadas, a partir da abordagem do KDD, são a seleção de dados, pré-processamento, a transformação de dados, mineração de dados, interpretação e avaliação dos resultados.</w:t>
       </w:r>
     </w:p>
     <w:p>
@@ -7305,55 +7275,7 @@
         <w:ind w:firstLine="0"/>
       </w:pPr>
       <w:r>
-        <w:t xml:space="preserve">A utilização de tecnologias como o </w:t>
-      </w:r>
-      <w:r>
-        <w:t>A</w:t>
-      </w:r>
-      <w:r>
-        <w:t xml:space="preserve">prendizado de </w:t>
-      </w:r>
-      <w:r>
-        <w:t>M</w:t>
-      </w:r>
-      <w:r>
-        <w:t xml:space="preserve">áquina e </w:t>
-      </w:r>
-      <w:r>
-        <w:t>I</w:t>
-      </w:r>
-      <w:r>
-        <w:t xml:space="preserve">nteligência </w:t>
-      </w:r>
-      <w:r>
-        <w:t>A</w:t>
-      </w:r>
-      <w:r>
-        <w:t>rtificial tornam-se cada vez mais relevantes diante de doenças, como por exemplo a Síndrome Respiratória Aguda Grave (SRAG), que apresentam altos índices de hospitalização e mortalidade (</w:t>
-      </w:r>
-      <w:proofErr w:type="spellStart"/>
-      <w:r>
-        <w:t>Belini</w:t>
-      </w:r>
-      <w:proofErr w:type="spellEnd"/>
-      <w:r>
-        <w:t xml:space="preserve">, </w:t>
-      </w:r>
-      <w:proofErr w:type="spellStart"/>
-      <w:r>
-        <w:t>Ataide</w:t>
-      </w:r>
-      <w:proofErr w:type="spellEnd"/>
-      <w:r>
-        <w:t xml:space="preserve"> e </w:t>
-      </w:r>
-      <w:proofErr w:type="spellStart"/>
-      <w:r>
-        <w:t>Lochter</w:t>
-      </w:r>
-      <w:proofErr w:type="spellEnd"/>
-      <w:r>
-        <w:t>, 2024).</w:t>
+        <w:t>Embora o processo de KDD siga uma sequência estruturada de etapas, ele não é estritamente linear. Durante a análise pode ser necessário retornar a etapas anteriores para fazer ajustes, como por exemplo: refinar o pré-processamento, modificar a seleção de algumas variáveis ou testar novos modelos de aprendizagem. Essas iterações ocorrem para garantir que os insights extraídos dos dados sejam mais precisos e úteis para a tomada de decisão (Fayyad, Piatetsky-Shapiro e Smyth, 1996).</w:t>
       </w:r>
     </w:p>
     <w:p>
@@ -7368,213 +7290,11 @@
         <w:ind w:firstLine="0"/>
       </w:pPr>
       <w:r>
-        <w:lastRenderedPageBreak/>
-        <w:t>A Síndrome Respiratória Aguda Grave (SRAG) é uma condição respiratória severa causada por diferentes agentes infecciosos, incluindo SARS-CoV-2</w:t>
-      </w:r>
-      <w:r>
-        <w:rPr>
-          <w:rStyle w:val="Refdenotaderodap"/>
-        </w:rPr>
-        <w:footnoteReference w:id="1"/>
-      </w:r>
-      <w:r>
-        <w:t>, Influenza</w:t>
-      </w:r>
-      <w:r>
-        <w:rPr>
-          <w:rStyle w:val="Refdenotaderodap"/>
-        </w:rPr>
-        <w:footnoteReference w:id="2"/>
-      </w:r>
-      <w:r>
-        <w:t xml:space="preserve"> e Vírus Sincicial Respiratório. O SRAG possui um impacto que tem sido crítico sobre o sistema de saúde, reforçando a necessidade de abordagens de prevenção e previsão para otimizar o atendimento e reduzir a mortalidade da população. </w:t>
-      </w:r>
-    </w:p>
-    <w:p>
-      <w:pPr>
-        <w:pStyle w:val="CorpodoTexto"/>
-      </w:pPr>
-    </w:p>
-    <w:p>
-      <w:pPr>
-        <w:pStyle w:val="CorpodoTexto"/>
-        <w:ind w:firstLine="0"/>
-      </w:pPr>
-      <w:r>
-        <w:t xml:space="preserve">Estudos apontam que a SRAG afeta predominantemente grupos vulneráveis, como por exemplo em idosos e indivíduos com comorbidades, como por exemplo doenças cardiovasculares, diabetes, doenças renais crônicas, doenças pulmonares crônicas, obesidade; e que pode levar a complicações graves que demandam suporte maior, como internação </w:t>
-      </w:r>
-      <w:r>
-        <w:t>em UTI</w:t>
-      </w:r>
-      <w:r>
-        <w:rPr>
-          <w:rStyle w:val="Refdenotaderodap"/>
-        </w:rPr>
-        <w:footnoteReference w:id="3"/>
-      </w:r>
-      <w:r>
-        <w:t xml:space="preserve"> e ventilação mecânica (Silva, 2021). Uma ferramenta que auxilia na previsão de casos de risco da Síndrome (SRAG) é a análise preditiva, é através dela que temos a possibilidade de uma resposta mais rápida e eficaz do sistema de saúde (Júnior, 2024).</w:t>
-      </w:r>
-    </w:p>
-    <w:p>
-      <w:pPr>
-        <w:pStyle w:val="CorpodoTexto"/>
-      </w:pPr>
-    </w:p>
-    <w:p>
-      <w:pPr>
-        <w:pStyle w:val="CorpodoTexto"/>
-        <w:ind w:firstLine="0"/>
-      </w:pPr>
-      <w:r>
-        <w:t>A capacidade de prever casos graves de SRAG pode contribuir para uma resposta mais eficiente e rápida, permitindo um melhor direcionamento de recursos hospitalares, como por exemplo os leitos de UTI e ventiladores mecânicos. Modelos preditivos baseados em aprendizado de máquina vêm sendo utilizados para identificar fatores de risco e prever desfechos clínicos, possibilitando intervenções precoces (Sena, 2021). Abordagens como esta são fundamentais para otimizar a gestão hospitalar e aprimorar as políticas de saúde pública. A aplicação desses modelos tem mostrado resultados positivos na alocação eficiente de recursos, melhoria da gestão hospitalar e consequentemente reduzir a mortalidade em pacientes críticos (Silva e Silva Neto, 2022).</w:t>
-      </w:r>
-    </w:p>
-    <w:p>
-      <w:pPr>
-        <w:pStyle w:val="CorpodoTexto"/>
-        <w:ind w:firstLine="0"/>
-      </w:pPr>
-    </w:p>
-    <w:p>
-      <w:pPr>
-        <w:pStyle w:val="CorpodoTexto"/>
-        <w:ind w:firstLine="0"/>
-      </w:pPr>
-      <w:r>
-        <w:t xml:space="preserve">O processo de análise de dados para predição de doenças segue a abordagem do </w:t>
-      </w:r>
-      <w:proofErr w:type="spellStart"/>
-      <w:r>
-        <w:rPr>
-          <w:i/>
-          <w:iCs/>
-        </w:rPr>
-        <w:t>Knowledge</w:t>
-      </w:r>
-      <w:proofErr w:type="spellEnd"/>
-      <w:r>
-        <w:rPr>
-          <w:i/>
-          <w:iCs/>
-        </w:rPr>
-        <w:t xml:space="preserve"> Discovery in </w:t>
-      </w:r>
-      <w:proofErr w:type="spellStart"/>
-      <w:r>
-        <w:rPr>
-          <w:i/>
-          <w:iCs/>
-        </w:rPr>
-        <w:t>Databases</w:t>
-      </w:r>
-      <w:proofErr w:type="spellEnd"/>
-      <w:r>
-        <w:rPr>
-          <w:i/>
-          <w:iCs/>
-        </w:rPr>
-        <w:t xml:space="preserve"> </w:t>
-      </w:r>
-      <w:r>
-        <w:t>(KDD), em português a Descoberta de Conhecimento em Bases de Dados, que possui diversas etapas interdependentes para a extração de conhecimento útil a partir de grandes volumes de dados (</w:t>
-      </w:r>
-      <w:proofErr w:type="spellStart"/>
-      <w:r>
-        <w:t>Fayyad</w:t>
-      </w:r>
-      <w:proofErr w:type="spellEnd"/>
-      <w:r>
-        <w:t xml:space="preserve">, </w:t>
-      </w:r>
-      <w:proofErr w:type="spellStart"/>
-      <w:r>
-        <w:t>Piatetsky</w:t>
-      </w:r>
-      <w:proofErr w:type="spellEnd"/>
-      <w:r>
-        <w:t xml:space="preserve">-Shapiro e </w:t>
-      </w:r>
-      <w:proofErr w:type="spellStart"/>
-      <w:r>
-        <w:t>Smyth</w:t>
-      </w:r>
-      <w:proofErr w:type="spellEnd"/>
-      <w:r>
-        <w:t>, 1996). As etapas que serão utilizadas, a partir da abordagem do KDD, são a seleção de dados, pré-processamento, a transformação de dados, mineração de dados, interpretação e avaliação dos resultados.</w:t>
-      </w:r>
-    </w:p>
-    <w:p>
-      <w:pPr>
-        <w:pStyle w:val="CorpodoTexto"/>
-        <w:ind w:firstLine="0"/>
-      </w:pPr>
-    </w:p>
-    <w:p>
-      <w:pPr>
-        <w:pStyle w:val="CorpodoTexto"/>
-        <w:ind w:firstLine="0"/>
-      </w:pPr>
-      <w:r>
-        <w:t>Embora o processo de KDD siga uma sequência estruturada de etapas, ele não é estritamente linear. Durante a análise pode ser necessário retornar a etapas anteriores para fazer ajustes, como por exemplo: refinar o pré-processamento, modificar a seleção de algumas variáveis ou testar novos modelos de aprendizagem. Essas iterações ocorrem para garantir que os insights extraídos dos dados sejam mais precisos e úteis para a tomada de decisão (</w:t>
-      </w:r>
-      <w:proofErr w:type="spellStart"/>
-      <w:r>
-        <w:t>Fayyad</w:t>
-      </w:r>
-      <w:proofErr w:type="spellEnd"/>
-      <w:r>
-        <w:t xml:space="preserve">, </w:t>
-      </w:r>
-      <w:proofErr w:type="spellStart"/>
-      <w:r>
-        <w:t>Piatetsky</w:t>
-      </w:r>
-      <w:proofErr w:type="spellEnd"/>
-      <w:r>
-        <w:t xml:space="preserve">-Shapiro e </w:t>
-      </w:r>
-      <w:proofErr w:type="spellStart"/>
-      <w:r>
-        <w:t>Smyth</w:t>
-      </w:r>
-      <w:proofErr w:type="spellEnd"/>
-      <w:r>
-        <w:t>, 1996).</w:t>
-      </w:r>
-    </w:p>
-    <w:p>
-      <w:pPr>
-        <w:pStyle w:val="CorpodoTexto"/>
-        <w:ind w:firstLine="0"/>
-      </w:pPr>
-    </w:p>
-    <w:p>
-      <w:pPr>
-        <w:pStyle w:val="CorpodoTexto"/>
-        <w:ind w:firstLine="0"/>
-      </w:pPr>
-      <w:r>
         <w:rPr>
           <w:highlight w:val="lightGray"/>
         </w:rPr>
-        <w:t xml:space="preserve">Este trabalho propõe a aplicação de técnicas de aprendizado de máquina para a predição de desfechos clínicos em pacientes com SRAG, utilizando a base de dados aberta disponibilizada pelo </w:t>
-      </w:r>
-      <w:proofErr w:type="spellStart"/>
-      <w:r>
-        <w:rPr>
-          <w:highlight w:val="lightGray"/>
-        </w:rPr>
-        <w:t>DataSUS</w:t>
-      </w:r>
-      <w:proofErr w:type="spellEnd"/>
-      <w:r>
-        <w:rPr>
-          <w:highlight w:val="lightGray"/>
-        </w:rPr>
-        <w:t xml:space="preserve">. Além da construção e avaliação de modelos preditivos, também é abordado o desempenho computacional de um algoritmo desenvolvido para esse fim, denominado </w:t>
-      </w:r>
-      <w:proofErr w:type="spellStart"/>
+        <w:t xml:space="preserve">Este trabalho propõe a aplicação de técnicas de aprendizado de máquina para a predição de desfechos clínicos em pacientes com SRAG, utilizando a base de dados aberta disponibilizada pelo DataSUS. Além da construção e avaliação de modelos preditivos, também é abordado o desempenho computacional de um algoritmo desenvolvido para esse fim, denominado </w:t>
+      </w:r>
       <w:r>
         <w:rPr>
           <w:rStyle w:val="CdigoHTML"/>
@@ -7583,26 +7303,11 @@
         </w:rPr>
         <w:t>real_collab</w:t>
       </w:r>
-      <w:proofErr w:type="spellEnd"/>
       <w:r>
         <w:rPr>
           <w:highlight w:val="lightGray"/>
         </w:rPr>
-        <w:t xml:space="preserve">, executado em diferentes ambientes computacionais. A comparação entre os modelos </w:t>
-      </w:r>
-      <w:proofErr w:type="spellStart"/>
-      <w:r>
-        <w:rPr>
-          <w:highlight w:val="lightGray"/>
-        </w:rPr>
-        <w:t>Random</w:t>
-      </w:r>
-      <w:proofErr w:type="spellEnd"/>
-      <w:r>
-        <w:rPr>
-          <w:highlight w:val="lightGray"/>
-        </w:rPr>
-        <w:t xml:space="preserve"> Forest e CART, tanto em relação à eficácia preditiva quanto ao custo computacional, busca evidenciar as potencialidades e limitações de cada abordagem em um cenário real de dados de saúde pública.</w:t>
+        <w:t>, executado em diferentes ambientes computacionais. A comparação entre os modelos Random Forest e CART, tanto em relação à eficácia preditiva quanto ao custo computacional, busca evidenciar as potencialidades e limitações de cada abordagem em um cenário real de dados de saúde pública.</w:t>
       </w:r>
     </w:p>
     <w:p>
@@ -7616,12 +7321,10 @@
         <w:pStyle w:val="Ttulo2"/>
       </w:pPr>
       <w:bookmarkStart w:id="4" w:name="_Toc203572593"/>
-      <w:proofErr w:type="spellStart"/>
       <w:r>
         <w:t>Problema</w:t>
       </w:r>
       <w:bookmarkEnd w:id="4"/>
-      <w:proofErr w:type="spellEnd"/>
       <w:r>
         <w:t xml:space="preserve"> </w:t>
       </w:r>
@@ -7632,29 +7335,13 @@
         <w:ind w:firstLine="708"/>
       </w:pPr>
       <w:r>
-        <w:t xml:space="preserve">O aumento constante dos casos de Síndrome Respiratória Aguda Grave (SRAG) reforça a necessidade de aprimorar as estratégias de monitoramento e previsão de desfechos clínicos, visando otimizar a assistência aos pacientes e a tomada de decisão na saúde pública. Diante disso, como as técnicas de análise preditiva podem ser aplicadas aos dados do </w:t>
-      </w:r>
-      <w:proofErr w:type="spellStart"/>
-      <w:r>
-        <w:t>DataSUS</w:t>
-      </w:r>
-      <w:proofErr w:type="spellEnd"/>
-      <w:r>
-        <w:t xml:space="preserve"> para prever desfechos clínicos de pacientes com SRAG? E quais </w:t>
+        <w:t xml:space="preserve">O aumento constante dos casos de Síndrome Respiratória Aguda Grave (SRAG) reforça a necessidade de aprimorar as estratégias de monitoramento e previsão de desfechos clínicos, visando otimizar a assistência aos pacientes e a tomada de decisão na saúde pública. Diante disso, como as técnicas de análise preditiva podem ser aplicadas aos dados do DataSUS para prever desfechos clínicos de pacientes com SRAG? E quais </w:t>
       </w:r>
       <w:r>
         <w:t>as variáveis</w:t>
       </w:r>
       <w:r>
-        <w:t xml:space="preserve"> disponíveis no conjunto de dados do </w:t>
-      </w:r>
-      <w:proofErr w:type="spellStart"/>
-      <w:r>
-        <w:t>DataSUS</w:t>
-      </w:r>
-      <w:proofErr w:type="spellEnd"/>
-      <w:r>
-        <w:t xml:space="preserve"> (SRAG 2021 a 2024) estão mais associadas ao desfecho clínico de óbito?</w:t>
+        <w:t xml:space="preserve"> disponíveis no conjunto de dados do DataSUS (SRAG 2021 a 2024) estão mais associadas ao desfecho clínico de óbito?</w:t>
       </w:r>
       <w:r>
         <w:t xml:space="preserve"> </w:t>
@@ -7710,23 +7397,7 @@
         <w:ind w:firstLine="709"/>
       </w:pPr>
       <w:r>
-        <w:t xml:space="preserve">Avaliar o desempenho computacional e preditivo de abordagens baseadas em aprendizado de máquina aplicadas à predição de desfechos clínicos em pacientes com Síndrome Respiratória Aguda Grave (SRAG), utilizando dados do </w:t>
-      </w:r>
-      <w:proofErr w:type="spellStart"/>
-      <w:r>
-        <w:t>DataSUS</w:t>
-      </w:r>
-      <w:proofErr w:type="spellEnd"/>
-      <w:r>
-        <w:t xml:space="preserve">, por meio da comparação entre os algoritmos </w:t>
-      </w:r>
-      <w:proofErr w:type="spellStart"/>
-      <w:r>
-        <w:t>Random</w:t>
-      </w:r>
-      <w:proofErr w:type="spellEnd"/>
-      <w:r>
-        <w:t xml:space="preserve"> Forest e CART, assim como da análise da execução do algoritmo desenvolvido em diferentes ambientes computacionais.</w:t>
+        <w:t>Avaliar o desempenho computacional e preditivo de abordagens baseadas em aprendizado de máquina aplicadas à predição de desfechos clínicos em pacientes com Síndrome Respiratória Aguda Grave (SRAG), utilizando dados do DataSUS, por meio da comparação entre os algoritmos Random Forest e CART, assim como da análise da execução do algoritmo desenvolvido em diferentes ambientes computacionais.</w:t>
       </w:r>
     </w:p>
     <w:p>
@@ -7830,7 +7501,6 @@
       <w:r>
         <w:t xml:space="preserve">Investigar o banco de dados do </w:t>
       </w:r>
-      <w:proofErr w:type="spellStart"/>
       <w:r>
         <w:rPr>
           <w:i/>
@@ -7838,7 +7508,6 @@
         </w:rPr>
         <w:t>DataSUS</w:t>
       </w:r>
-      <w:proofErr w:type="spellEnd"/>
       <w:r>
         <w:t>, compreendendo sua estrutura, variáveis disponíveis e possíveis desafios na manipulação dos dados.</w:t>
       </w:r>
@@ -7903,15 +7572,7 @@
         <w:t>d</w:t>
       </w:r>
       <w:r>
-        <w:t xml:space="preserve">os modelos de aprendizado de máquina </w:t>
-      </w:r>
-      <w:proofErr w:type="spellStart"/>
-      <w:r>
-        <w:t>Random</w:t>
-      </w:r>
-      <w:proofErr w:type="spellEnd"/>
-      <w:r>
-        <w:t xml:space="preserve"> Forest e CART para a predição do desfecho clínico (variável EVOLUCAO) em pacientes com SRAG.</w:t>
+        <w:t>os modelos de aprendizado de máquina Random Forest e CART para a predição do desfecho clínico (variável EVOLUCAO) em pacientes com SRAG.</w:t>
       </w:r>
     </w:p>
     <w:p>
@@ -7941,15 +7602,7 @@
         <w:t>e</w:t>
       </w:r>
       <w:r>
-        <w:t xml:space="preserve"> </w:t>
-      </w:r>
-      <w:proofErr w:type="spellStart"/>
-      <w:r>
-        <w:t>Random</w:t>
-      </w:r>
-      <w:proofErr w:type="spellEnd"/>
-      <w:r>
-        <w:t xml:space="preserve"> Forest,</w:t>
+        <w:t xml:space="preserve"> Random Forest,</w:t>
       </w:r>
       <w:r>
         <w:t xml:space="preserve"> em diferentes ambientes de execução.</w:t>
@@ -7977,13 +7630,8 @@
         <w:pStyle w:val="Ttulo2"/>
       </w:pPr>
       <w:bookmarkStart w:id="8" w:name="_Toc203572597"/>
-      <w:proofErr w:type="spellStart"/>
-      <w:r>
-        <w:t>Organização</w:t>
-      </w:r>
-      <w:proofErr w:type="spellEnd"/>
-      <w:r>
-        <w:t xml:space="preserve"> do Trabalho</w:t>
+      <w:r>
+        <w:t>Organização do Trabalho</w:t>
       </w:r>
       <w:bookmarkEnd w:id="8"/>
     </w:p>
@@ -8002,9 +7650,8 @@
           <w:highlight w:val="lightGray"/>
           <w:lang w:eastAsia="pt-BR"/>
         </w:rPr>
-        <w:t xml:space="preserve">Este Trabalho de Conclusão de Curso está estruturado em sete capítulos. O Capítulo 1, Introdução, apresenta o contexto da pesquisa, destacando a importância do uso de técnicas de ciência de dados na área da saúde, especialmente no enfrentamento da Síndrome Respiratória Aguda Grave (SRAG). Também define o problema de pesquisa, os </w:t>
-      </w:r>
-      <w:proofErr w:type="gramStart"/>
+        <w:t xml:space="preserve">Este Trabalho de Conclusão de Curso está estruturado em sete capítulos. O Capítulo 1, Introdução, apresenta o contexto da pesquisa, destacando a importância do uso de técnicas de ciência de dados na área da saúde, especialmente no enfrentamento da Síndrome Respiratória Aguda Grave (SRAG). Também define o problema de pesquisa, os objetivos geral e específicos, e a justificativa do estudo. O Capítulo 2, Revisão Bibliográfica, aborda os fundamentos teóricos relacionados à SRAG, ao processo de descoberta de conhecimento em bases de dados (KDD), às etapas de pré-processamento, às técnicas de análise de dados e aos principais algoritmos de aprendizado de máquina aplicados à predição de desfechos clínicos. O Capítulo 3, Metodologia, descreve os dados utilizados, o processo de pré-processamento, as ferramentas adotadas para a </w:t>
+      </w:r>
       <w:r>
         <w:rPr>
           <w:rFonts w:eastAsia="Times New Roman" w:cs="Times New Roman"/>
@@ -8012,67 +7659,8 @@
           <w:highlight w:val="lightGray"/>
           <w:lang w:eastAsia="pt-BR"/>
         </w:rPr>
-        <w:t>objetivos geral</w:t>
-      </w:r>
-      <w:proofErr w:type="gramEnd"/>
-      <w:r>
-        <w:rPr>
-          <w:rFonts w:eastAsia="Times New Roman" w:cs="Times New Roman"/>
-          <w:szCs w:val="24"/>
-          <w:highlight w:val="lightGray"/>
-          <w:lang w:eastAsia="pt-BR"/>
-        </w:rPr>
-        <w:t xml:space="preserve"> e específicos, e a justificativa do estudo. O Capítulo 2, Revisão Bibliográfica, aborda os fundamentos teóricos relacionados à SRAG, ao processo de descoberta de conhecimento em bases de dados (KDD), às etapas de pré-processamento, às técnicas de análise de dados e aos principais algoritmos de aprendizado de máquina aplicados à predição de desfechos clínicos. O Capítulo 3, Metodologia, descreve os dados utilizados, o processo de pré-processamento, as ferramentas adotadas para a </w:t>
-      </w:r>
-      <w:r>
-        <w:rPr>
-          <w:rFonts w:eastAsia="Times New Roman" w:cs="Times New Roman"/>
-          <w:szCs w:val="24"/>
-          <w:highlight w:val="lightGray"/>
-          <w:lang w:eastAsia="pt-BR"/>
-        </w:rPr>
         <w:lastRenderedPageBreak/>
-        <w:t>análise e implementação dos modelos, os ambientes computacionais utilizados para a execução dos algoritmos e os critérios adotados para avaliação de desempenho preditivo e computacional. O Capítulo 4, Resultados, apresenta os resultados obtidos na aplicação do algoritmo desenvolvido (</w:t>
-      </w:r>
-      <w:proofErr w:type="spellStart"/>
-      <w:r>
-        <w:rPr>
-          <w:rFonts w:eastAsia="Times New Roman" w:cs="Times New Roman"/>
-          <w:szCs w:val="24"/>
-          <w:highlight w:val="lightGray"/>
-          <w:lang w:eastAsia="pt-BR"/>
-        </w:rPr>
-        <w:t>real_collab</w:t>
-      </w:r>
-      <w:proofErr w:type="spellEnd"/>
-      <w:r>
-        <w:rPr>
-          <w:rFonts w:eastAsia="Times New Roman" w:cs="Times New Roman"/>
-          <w:szCs w:val="24"/>
-          <w:highlight w:val="lightGray"/>
-          <w:lang w:eastAsia="pt-BR"/>
-        </w:rPr>
-        <w:t xml:space="preserve">) em diferentes ambientes computacionais, bem como a comparação entre os modelos de aprendizado de máquina CART e </w:t>
-      </w:r>
-      <w:proofErr w:type="spellStart"/>
-      <w:r>
-        <w:rPr>
-          <w:rFonts w:eastAsia="Times New Roman" w:cs="Times New Roman"/>
-          <w:szCs w:val="24"/>
-          <w:highlight w:val="lightGray"/>
-          <w:lang w:eastAsia="pt-BR"/>
-        </w:rPr>
-        <w:t>Random</w:t>
-      </w:r>
-      <w:proofErr w:type="spellEnd"/>
-      <w:r>
-        <w:rPr>
-          <w:rFonts w:eastAsia="Times New Roman" w:cs="Times New Roman"/>
-          <w:szCs w:val="24"/>
-          <w:highlight w:val="lightGray"/>
-          <w:lang w:eastAsia="pt-BR"/>
-        </w:rPr>
-        <w:t xml:space="preserve"> Forest, com base nas métricas de avaliação preditiva e no tempo de execução. O Capítulo 5, Discussão, analisa os resultados obtidos, destacando os principais achados, interpretando as diferenças de desempenho entre os algoritmos e discutindo as variáveis mais relevantes para a predição dos desfechos clínicos. O Capítulo 6, Conclusão, resume os principais resultados do estudo, responde ao problema de pesquisa, apresenta as limitações encontradas e propõe sugestões para trabalhos futuros. Por fim, o Capítulo 7, Referências Bibliográficas, apresenta todas as fontes utilizadas para fundamentar teoricamente o trabalho, conforme as normas da ABNT.</w:t>
+        <w:t>análise e implementação dos modelos, os ambientes computacionais utilizados para a execução dos algoritmos e os critérios adotados para avaliação de desempenho preditivo e computacional. O Capítulo 4, Resultados, apresenta os resultados obtidos na aplicação do algoritmo desenvolvido (real_collab) em diferentes ambientes computacionais, bem como a comparação entre os modelos de aprendizado de máquina CART e Random Forest, com base nas métricas de avaliação preditiva e no tempo de execução. O Capítulo 5, Discussão, analisa os resultados obtidos, destacando os principais achados, interpretando as diferenças de desempenho entre os algoritmos e discutindo as variáveis mais relevantes para a predição dos desfechos clínicos. O Capítulo 6, Conclusão, resume os principais resultados do estudo, responde ao problema de pesquisa, apresenta as limitações encontradas e propõe sugestões para trabalhos futuros. Por fim, o Capítulo 7, Referências Bibliográficas, apresenta todas as fontes utilizadas para fundamentar teoricamente o trabalho, conforme as normas da ABNT.</w:t>
       </w:r>
     </w:p>
     <w:p/>
@@ -8109,35 +7697,7 @@
         <w:rPr>
           <w:lang w:val="pt-BR"/>
         </w:rPr>
-        <w:t>SRAG (</w:t>
-      </w:r>
-      <w:proofErr w:type="spellStart"/>
-      <w:r>
-        <w:rPr>
-          <w:lang w:val="pt-BR"/>
-        </w:rPr>
-        <w:t>Sindrome</w:t>
-      </w:r>
-      <w:proofErr w:type="spellEnd"/>
-      <w:r>
-        <w:rPr>
-          <w:lang w:val="pt-BR"/>
-        </w:rPr>
-        <w:t xml:space="preserve"> </w:t>
-      </w:r>
-      <w:proofErr w:type="spellStart"/>
-      <w:r>
-        <w:rPr>
-          <w:lang w:val="pt-BR"/>
-        </w:rPr>
-        <w:t>Respiratoria</w:t>
-      </w:r>
-      <w:proofErr w:type="spellEnd"/>
-      <w:r>
-        <w:rPr>
-          <w:lang w:val="pt-BR"/>
-        </w:rPr>
-        <w:t xml:space="preserve"> Aguda Grave)</w:t>
+        <w:t>SRAG (Sindrome Respiratoria Aguda Grave)</w:t>
       </w:r>
       <w:bookmarkEnd w:id="10"/>
       <w:bookmarkEnd w:id="11"/>
@@ -8162,31 +7722,7 @@
         <w:t xml:space="preserve"> está</w:t>
       </w:r>
       <w:r>
-        <w:t xml:space="preserve"> relacionada a diversos agentes infecciosos, como por exemplo: vírus, Influenza, SARS-CoV-2 e Vírus Sincicial Respiratório (</w:t>
-      </w:r>
-      <w:proofErr w:type="spellStart"/>
-      <w:r>
-        <w:t>Belini</w:t>
-      </w:r>
-      <w:proofErr w:type="spellEnd"/>
-      <w:r>
-        <w:t xml:space="preserve">, </w:t>
-      </w:r>
-      <w:proofErr w:type="spellStart"/>
-      <w:r>
-        <w:t>Ataide</w:t>
-      </w:r>
-      <w:proofErr w:type="spellEnd"/>
-      <w:r>
-        <w:t xml:space="preserve"> e </w:t>
-      </w:r>
-      <w:proofErr w:type="spellStart"/>
-      <w:r>
-        <w:t>Lochter</w:t>
-      </w:r>
-      <w:proofErr w:type="spellEnd"/>
-      <w:r>
-        <w:t xml:space="preserve">, 2024). </w:t>
+        <w:t xml:space="preserve"> relacionada a diversos agentes infecciosos, como por exemplo: vírus, Influenza, SARS-CoV-2 e Vírus Sincicial Respiratório (Belini, Ataide e Lochter, 2024). </w:t>
       </w:r>
     </w:p>
     <w:p/>
@@ -8207,31 +7743,7 @@
         <w:footnoteReference w:id="5"/>
       </w:r>
       <w:r>
-        <w:t>(</w:t>
-      </w:r>
-      <w:proofErr w:type="spellStart"/>
-      <w:r>
-        <w:t>Belini</w:t>
-      </w:r>
-      <w:proofErr w:type="spellEnd"/>
-      <w:r>
-        <w:t xml:space="preserve">, </w:t>
-      </w:r>
-      <w:proofErr w:type="spellStart"/>
-      <w:r>
-        <w:t>Ataide</w:t>
-      </w:r>
-      <w:proofErr w:type="spellEnd"/>
-      <w:r>
-        <w:t xml:space="preserve"> e </w:t>
-      </w:r>
-      <w:proofErr w:type="spellStart"/>
-      <w:r>
-        <w:t>Lochter</w:t>
-      </w:r>
-      <w:proofErr w:type="spellEnd"/>
-      <w:r>
-        <w:t>, 2024).</w:t>
+        <w:t>(Belini, Ataide e Lochter, 2024).</w:t>
       </w:r>
     </w:p>
     <w:p/>
@@ -8276,33 +7788,69 @@
       <w:r>
         <w:t xml:space="preserve">A descoberta de conhecimento em banco de dados, mas também conhecido como KDD, </w:t>
       </w:r>
-      <w:proofErr w:type="spellStart"/>
       <w:r>
         <w:rPr>
           <w:i/>
           <w:iCs/>
         </w:rPr>
-        <w:t>Knowledge</w:t>
-      </w:r>
-      <w:proofErr w:type="spellEnd"/>
+        <w:t>Knowledge Discovery in Databases</w:t>
+      </w:r>
+      <w:r>
+        <w:t>, é um processo que permite a identificação de padrões, informações e conhecimentos através de etapas que são interdependentes. As etapas que serão utilizadas para auxiliar na interpretação do conjunto de dados são: seleção de dados, pré-processamento, a transformação de dados, mineração de dados, interpretação e avaliação dos resultados.</w:t>
+      </w:r>
+    </w:p>
+    <w:p>
+      <w:pPr>
+        <w:pStyle w:val="CorpodoTexto"/>
+        <w:ind w:firstLine="0"/>
+      </w:pPr>
+    </w:p>
+    <w:p>
+      <w:pPr>
+        <w:pStyle w:val="CorpodoTexto"/>
+        <w:ind w:firstLine="0"/>
+      </w:pPr>
+      <w:r>
+        <w:t xml:space="preserve">Esse processo inicia-se com na etapa de seleção dos dados, onde informações relevantes são extraídas de bases públicas, como a que será utilizada será a do DataSUS. Na segunda etapa é </w:t>
+      </w:r>
+      <w:r>
+        <w:lastRenderedPageBreak/>
+        <w:t>realizado o pré-processamento de dados garantindo sempre a qualidade do conjunto de dados, nela ocorre a normalização, limpeza e tratamento de valores nulos, duplicados, ausentes e irrelevantes (Júnior, 2024).</w:t>
+      </w:r>
+    </w:p>
+    <w:p>
+      <w:pPr>
+        <w:pStyle w:val="CorpodoTexto"/>
+        <w:ind w:firstLine="0"/>
+      </w:pPr>
+    </w:p>
+    <w:p>
+      <w:pPr>
+        <w:pStyle w:val="CorpodoTexto"/>
+        <w:ind w:firstLine="0"/>
+      </w:pPr>
+      <w:r>
+        <w:t xml:space="preserve">A próxima fase envolve a transformação dos dados, onde são aplicadas técnicas como, por exemplo, engenharia de atributos para destacar variáveis importantes para a modelagem. Em seguida, ocorre a mineração de dados, etapa onde algoritmos de aprendizado de máquina são utilizados para prever desfechos clínicos e identificar padrões. Modelos como Regressão Logística, </w:t>
+      </w:r>
       <w:r>
         <w:rPr>
           <w:i/>
           <w:iCs/>
         </w:rPr>
-        <w:t xml:space="preserve"> Discovery in </w:t>
-      </w:r>
-      <w:proofErr w:type="spellStart"/>
+        <w:t>Decision Tree</w:t>
+      </w:r>
+      <w:r>
+        <w:t xml:space="preserve"> e </w:t>
+      </w:r>
       <w:r>
         <w:rPr>
           <w:i/>
           <w:iCs/>
         </w:rPr>
-        <w:t>Databases</w:t>
-      </w:r>
-      <w:proofErr w:type="spellEnd"/>
-      <w:r>
-        <w:t>, é um processo que permite a identificação de padrões, informações e conhecimentos através de etapas que são interdependentes. As etapas que serão utilizadas para auxiliar na interpretação do conjunto de dados são: seleção de dados, pré-processamento, a transformação de dados, mineração de dados, interpretação e avaliação dos resultados.</w:t>
+        <w:t>Random Forest</w:t>
+      </w:r>
+      <w:r>
+        <w:t xml:space="preserve"> são amplamente utilizados nesse contexto, apresentando um alto desempenho na predição de mortalidade em pacientes com SRAG (Silva e Silva Neto, 2022).</w:t>
       </w:r>
     </w:p>
     <w:p>
@@ -8315,152 +7863,39 @@
       <w:pPr>
         <w:pStyle w:val="CorpodoTexto"/>
         <w:ind w:firstLine="0"/>
-      </w:pPr>
-      <w:r>
-        <w:t xml:space="preserve">Esse processo inicia-se com na etapa de seleção dos dados, onde informações relevantes são extraídas de bases públicas, como a que será utilizada será a do </w:t>
-      </w:r>
-      <w:proofErr w:type="spellStart"/>
-      <w:r>
-        <w:t>DataSUS</w:t>
-      </w:r>
-      <w:proofErr w:type="spellEnd"/>
-      <w:r>
-        <w:t xml:space="preserve">. Na segunda etapa é </w:t>
-      </w:r>
-      <w:r>
-        <w:lastRenderedPageBreak/>
-        <w:t>realizado o pré-processamento de dados garantindo sempre a qualidade do conjunto de dados, nela ocorre a normalização, limpeza e tratamento de valores nulos, duplicados, ausentes e irrelevantes (Júnior, 2024).</w:t>
-      </w:r>
-    </w:p>
-    <w:p>
-      <w:pPr>
-        <w:pStyle w:val="CorpodoTexto"/>
-        <w:ind w:firstLine="0"/>
-      </w:pPr>
-    </w:p>
-    <w:p>
-      <w:pPr>
-        <w:pStyle w:val="CorpodoTexto"/>
-        <w:ind w:firstLine="0"/>
-      </w:pPr>
-      <w:r>
-        <w:t xml:space="preserve">A próxima fase envolve a transformação dos dados, onde são aplicadas técnicas como, por exemplo, engenharia de atributos para destacar variáveis importantes para a modelagem. Em seguida, ocorre a mineração de dados, etapa onde algoritmos de aprendizado de máquina são utilizados para prever desfechos clínicos e identificar padrões. Modelos como Regressão Logística, </w:t>
-      </w:r>
-      <w:proofErr w:type="spellStart"/>
+        <w:rPr>
+          <w:sz w:val="20"/>
+          <w:szCs w:val="20"/>
+        </w:rPr>
+      </w:pPr>
+      <w:r>
+        <w:t xml:space="preserve">Na última etapa ocorre a interpretação e avaliação dos resultados através da utilização de métricas, como por exemplo </w:t>
+      </w:r>
+      <w:r>
+        <w:t xml:space="preserve">acurácia, precisão, </w:t>
+      </w:r>
       <w:r>
         <w:rPr>
           <w:i/>
           <w:iCs/>
         </w:rPr>
-        <w:t>Decision</w:t>
-      </w:r>
-      <w:proofErr w:type="spellEnd"/>
+        <w:t>recall</w:t>
+      </w:r>
+      <w:r>
+        <w:t xml:space="preserve"> e AUC-ROC</w:t>
+      </w:r>
+      <w:r>
+        <w:t xml:space="preserve"> para validar a eficácia dos modelos. A análise desses resultados possibilita a extração de </w:t>
+      </w:r>
       <w:r>
         <w:rPr>
           <w:i/>
           <w:iCs/>
         </w:rPr>
-        <w:t xml:space="preserve"> </w:t>
-      </w:r>
-      <w:proofErr w:type="spellStart"/>
-      <w:r>
-        <w:rPr>
-          <w:i/>
-          <w:iCs/>
-        </w:rPr>
-        <w:t>Tree</w:t>
-      </w:r>
-      <w:proofErr w:type="spellEnd"/>
-      <w:r>
-        <w:t xml:space="preserve"> e </w:t>
-      </w:r>
-      <w:proofErr w:type="spellStart"/>
-      <w:r>
-        <w:rPr>
-          <w:i/>
-          <w:iCs/>
-        </w:rPr>
-        <w:t>Random</w:t>
-      </w:r>
-      <w:proofErr w:type="spellEnd"/>
-      <w:r>
-        <w:rPr>
-          <w:i/>
-          <w:iCs/>
-        </w:rPr>
-        <w:t xml:space="preserve"> Forest</w:t>
-      </w:r>
-      <w:r>
-        <w:t xml:space="preserve"> são amplamente utilizados nesse contexto, apresentando um alto desempenho na predição de mortalidade em pacientes com SRAG (Silva e Silva Neto, 2022).</w:t>
-      </w:r>
-    </w:p>
-    <w:p>
-      <w:pPr>
-        <w:pStyle w:val="CorpodoTexto"/>
-        <w:ind w:firstLine="0"/>
-      </w:pPr>
-    </w:p>
-    <w:p>
-      <w:pPr>
-        <w:pStyle w:val="CorpodoTexto"/>
-        <w:ind w:firstLine="0"/>
-        <w:rPr>
-          <w:sz w:val="20"/>
-          <w:szCs w:val="20"/>
-        </w:rPr>
-      </w:pPr>
-      <w:r>
-        <w:t xml:space="preserve">Na última etapa ocorre a interpretação e avaliação dos resultados através da utilização de métricas, como por exemplo </w:t>
-      </w:r>
-      <w:r>
-        <w:t xml:space="preserve">acurácia, precisão, </w:t>
-      </w:r>
-      <w:r>
-        <w:rPr>
-          <w:i/>
-          <w:iCs/>
-        </w:rPr>
-        <w:t>recall</w:t>
-      </w:r>
-      <w:r>
-        <w:t xml:space="preserve"> e AUC-ROC</w:t>
-      </w:r>
-      <w:r>
-        <w:t xml:space="preserve"> para validar a eficácia dos modelos. A análise desses resultados possibilita a extração de </w:t>
-      </w:r>
-      <w:r>
-        <w:rPr>
-          <w:i/>
-          <w:iCs/>
-        </w:rPr>
         <w:t>insights</w:t>
       </w:r>
       <w:r>
-        <w:t xml:space="preserve"> clínicos valiosos, contribuindo para a tomada de decisão na gestão hospitalar e saúde pública (</w:t>
-      </w:r>
-      <w:proofErr w:type="spellStart"/>
-      <w:r>
-        <w:t>Belini</w:t>
-      </w:r>
-      <w:proofErr w:type="spellEnd"/>
-      <w:r>
-        <w:t xml:space="preserve">, </w:t>
-      </w:r>
-      <w:proofErr w:type="spellStart"/>
-      <w:r>
-        <w:t>Ataide</w:t>
-      </w:r>
-      <w:proofErr w:type="spellEnd"/>
-      <w:r>
-        <w:t xml:space="preserve"> e </w:t>
-      </w:r>
-      <w:proofErr w:type="spellStart"/>
-      <w:r>
-        <w:t>Lochter</w:t>
-      </w:r>
-      <w:proofErr w:type="spellEnd"/>
-      <w:r>
-        <w:t>, 2024).</w:t>
+        <w:t xml:space="preserve"> clínicos valiosos, contribuindo para a tomada de decisão na gestão hospitalar e saúde pública (Belini, Ataide e Lochter, 2024).</w:t>
       </w:r>
     </w:p>
     <w:p>
@@ -8586,14 +8021,9 @@
       </w:pPr>
       <w:bookmarkStart w:id="15" w:name="_Toc203572602"/>
       <w:r>
-        <w:t xml:space="preserve">Dados </w:t>
-      </w:r>
-      <w:proofErr w:type="spellStart"/>
-      <w:r>
-        <w:t>Abertos</w:t>
+        <w:t>Dados Abertos</w:t>
       </w:r>
       <w:bookmarkEnd w:id="15"/>
-      <w:proofErr w:type="spellEnd"/>
     </w:p>
     <w:p>
       <w:r>
@@ -8646,21 +8076,7 @@
         <w:rPr>
           <w:lang w:val="pt-BR"/>
         </w:rPr>
-        <w:t>Base de dados aberta de Síndrome Respiratória Aguda Grave (</w:t>
-      </w:r>
-      <w:proofErr w:type="spellStart"/>
-      <w:r>
-        <w:rPr>
-          <w:lang w:val="pt-BR"/>
-        </w:rPr>
-        <w:t>DataSUS</w:t>
-      </w:r>
-      <w:proofErr w:type="spellEnd"/>
-      <w:r>
-        <w:rPr>
-          <w:lang w:val="pt-BR"/>
-        </w:rPr>
-        <w:t>)</w:t>
+        <w:t>Base de dados aberta de Síndrome Respiratória Aguda Grave (DataSUS)</w:t>
       </w:r>
       <w:commentRangeEnd w:id="17"/>
       <w:r>
@@ -8677,15 +8093,7 @@
         <w:ind w:firstLine="0"/>
       </w:pPr>
       <w:r>
-        <w:t>Através da Secretaria de Vigilância em Saúde (SVS), o Ministério da Saúde (MS) faz a vigilância da SRAG no Brasil desde a pandemia de Influenza A(H1N</w:t>
-      </w:r>
-      <w:proofErr w:type="gramStart"/>
-      <w:r>
-        <w:t>1)pdm</w:t>
-      </w:r>
-      <w:proofErr w:type="gramEnd"/>
-      <w:r>
-        <w:t>09. A partir disso, a vigilância de SRAG foi incorporada à rede de vigilância de Influenza e outros vírus respiratórios, que anteriormente atuava exclusivamente com a vigilância sentinela de Síndrome Gripal (SG) (MINISTÉRIO DA SAÚDE, 2025).</w:t>
+        <w:t>Através da Secretaria de Vigilância em Saúde (SVS), o Ministério da Saúde (MS) faz a vigilância da SRAG no Brasil desde a pandemia de Influenza A(H1N1)pdm09. A partir disso, a vigilância de SRAG foi incorporada à rede de vigilância de Influenza e outros vírus respiratórios, que anteriormente atuava exclusivamente com a vigilância sentinela de Síndrome Gripal (SG) (MINISTÉRIO DA SAÚDE, 2025).</w:t>
       </w:r>
     </w:p>
     <w:p>
@@ -8700,15 +8108,7 @@
         <w:ind w:firstLine="0"/>
       </w:pPr>
       <w:r>
-        <w:t xml:space="preserve">Atualmente o </w:t>
-      </w:r>
-      <w:proofErr w:type="spellStart"/>
-      <w:r>
-        <w:t>DataSUS</w:t>
-      </w:r>
-      <w:proofErr w:type="spellEnd"/>
-      <w:r>
-        <w:t xml:space="preserve"> é a principal plataforma de dados abertos em saúde no Brasil, disponibilizando informações epidemiológicas, hospitalares e ambulatoriais que podem servir para análises objetivas que podem facilitar na tomada de decisões. O acesso a esses dados permite análises aprofundadas sobre a incidência de doenças e os impactos no sistema de saúde (Júnior, 2024).</w:t>
+        <w:t>Atualmente o DataSUS é a principal plataforma de dados abertos em saúde no Brasil, disponibilizando informações epidemiológicas, hospitalares e ambulatoriais que podem servir para análises objetivas que podem facilitar na tomada de decisões. O acesso a esses dados permite análises aprofundadas sobre a incidência de doenças e os impactos no sistema de saúde (Júnior, 2024).</w:t>
       </w:r>
     </w:p>
     <w:p>
@@ -8726,21 +8126,8 @@
       <w:bookmarkStart w:id="18" w:name="_Toc203572604"/>
       <w:commentRangeStart w:id="19"/>
       <w:commentRangeStart w:id="20"/>
-      <w:proofErr w:type="spellStart"/>
-      <w:r>
-        <w:t>Pré</w:t>
-      </w:r>
-      <w:proofErr w:type="spellEnd"/>
-      <w:r>
-        <w:t xml:space="preserve"> </w:t>
-      </w:r>
-      <w:proofErr w:type="spellStart"/>
-      <w:r>
-        <w:t>processamento</w:t>
-      </w:r>
-      <w:proofErr w:type="spellEnd"/>
-      <w:r>
-        <w:t xml:space="preserve"> de dados</w:t>
+      <w:r>
+        <w:t>Pré processamento de dados</w:t>
       </w:r>
       <w:commentRangeEnd w:id="19"/>
       <w:r>
@@ -8817,48 +8204,15 @@
         <w:ind w:firstLine="0"/>
       </w:pPr>
       <w:r>
-        <w:t>Na etapa de normalização de variáveis é onde ocorre a padronização para que fiquem dentro de uma mesma escala, evitando que atributos com valores numéricos altos influenciem desproporcionalmente os modelos preditivos (</w:t>
-      </w:r>
-      <w:proofErr w:type="spellStart"/>
-      <w:r>
-        <w:t>Belini</w:t>
-      </w:r>
-      <w:proofErr w:type="spellEnd"/>
-      <w:r>
-        <w:t xml:space="preserve">, </w:t>
-      </w:r>
-      <w:proofErr w:type="spellStart"/>
-      <w:r>
-        <w:t>Ataide</w:t>
-      </w:r>
-      <w:proofErr w:type="spellEnd"/>
-      <w:r>
-        <w:t xml:space="preserve"> e </w:t>
-      </w:r>
-      <w:proofErr w:type="spellStart"/>
-      <w:r>
-        <w:t>Lochter</w:t>
-      </w:r>
-      <w:proofErr w:type="spellEnd"/>
-      <w:r>
-        <w:t xml:space="preserve">, 2024). Como por exemplo a normalização </w:t>
+        <w:t xml:space="preserve">Na etapa de normalização de variáveis é onde ocorre a padronização para que fiquem dentro de uma mesma escala, evitando que atributos com valores numéricos altos influenciem desproporcionalmente os modelos preditivos (Belini, Ataide e Lochter, 2024). Como por exemplo a normalização </w:t>
       </w:r>
       <w:r>
         <w:rPr>
           <w:i/>
           <w:iCs/>
         </w:rPr>
-        <w:t>min-</w:t>
-      </w:r>
-      <w:proofErr w:type="spellStart"/>
-      <w:r>
-        <w:rPr>
-          <w:i/>
-          <w:iCs/>
-        </w:rPr>
-        <w:t>max</w:t>
-      </w:r>
-      <w:proofErr w:type="spellEnd"/>
+        <w:t>min-max</w:t>
+      </w:r>
       <w:r>
         <w:t xml:space="preserve">, que transforma os valores de uma variável para uma escala específica, geralmente entre 0 e 1), o que facilita a comparação entre as variáveis de diferentes magnitudes; pode ser utilizada na idade dos pacientes, </w:t>
       </w:r>
@@ -9086,23 +8440,26 @@
       <w:r>
         <w:t xml:space="preserve">O desbalanceamento de classes ocorre quando há uma disparidade significativa entre as categorias de um conjunto de dados, com a utilização de técnicas como </w:t>
       </w:r>
-      <w:proofErr w:type="spellStart"/>
       <w:r>
         <w:rPr>
           <w:i/>
           <w:iCs/>
         </w:rPr>
-        <w:t>Random</w:t>
-      </w:r>
-      <w:proofErr w:type="spellEnd"/>
+        <w:t xml:space="preserve">Random UnderSampling </w:t>
+      </w:r>
+      <w:r>
+        <w:t>e SMOTE (</w:t>
+      </w:r>
       <w:r>
         <w:rPr>
           <w:i/>
           <w:iCs/>
         </w:rPr>
-        <w:t xml:space="preserve"> </w:t>
-      </w:r>
-      <w:proofErr w:type="spellStart"/>
+        <w:t>Synthetic Minority Over-sampling Technique</w:t>
+      </w:r>
+      <w:r>
+        <w:t xml:space="preserve">) pode-se corrigir esse problema. O </w:t>
+      </w:r>
       <w:r>
         <w:rPr>
           <w:i/>
@@ -9110,265 +8467,142 @@
         </w:rPr>
         <w:t>UnderSampling</w:t>
       </w:r>
-      <w:proofErr w:type="spellEnd"/>
+      <w:r>
+        <w:t xml:space="preserve"> reduz a quantidade de dados, mas ainda mantém a qualidade, enquanto o SMOTE pode gerar dados sintéticos que não representam a realidade, proporcionando um melhor equilíbrio na aprendizagem do modelo (Júnior, 2024).</w:t>
+      </w:r>
+    </w:p>
+    <w:p>
+      <w:pPr>
+        <w:rPr>
+          <w:b/>
+          <w:bCs/>
+        </w:rPr>
+      </w:pPr>
+    </w:p>
+    <w:p>
+      <w:pPr>
+        <w:spacing w:after="200" w:line="276" w:lineRule="auto"/>
+        <w:jc w:val="left"/>
+        <w:rPr>
+          <w:rFonts w:cs="Times New Roman"/>
+          <w:b/>
+        </w:rPr>
+      </w:pPr>
+      <w:r>
+        <w:br w:type="page"/>
+      </w:r>
+    </w:p>
+    <w:p>
+      <w:pPr>
+        <w:pStyle w:val="Ttulo2"/>
+      </w:pPr>
+      <w:bookmarkStart w:id="21" w:name="_Toc203572605"/>
+      <w:r>
+        <w:lastRenderedPageBreak/>
+        <w:t>Analise de Dados</w:t>
+      </w:r>
+      <w:bookmarkEnd w:id="21"/>
+    </w:p>
+    <w:p>
+      <w:pPr>
+        <w:pStyle w:val="CorpodoTexto"/>
+        <w:ind w:firstLine="0"/>
+      </w:pPr>
+      <w:r>
+        <w:t xml:space="preserve">A análise de dados é um processo que possui como principal objetivo transformar informações e números em insights que auxiliam na otimização e descoberta de conhecimento para tomada de decisões mais assertivas. Métodos como o aprendizado de máquina e mineração de dados são amplamente utilizados para identificar padrões ocultos e </w:t>
+      </w:r>
+      <w:r>
+        <w:t>gerar</w:t>
+      </w:r>
       <w:r>
         <w:rPr>
           <w:i/>
           <w:iCs/>
         </w:rPr>
-        <w:t xml:space="preserve"> </w:t>
-      </w:r>
-      <w:r>
-        <w:t>e SMOTE (</w:t>
-      </w:r>
-      <w:proofErr w:type="spellStart"/>
+        <w:t xml:space="preserve"> insights</w:t>
+      </w:r>
+      <w:r>
+        <w:t xml:space="preserve"> estratégicos a partir de grandes volumes de informação. </w:t>
+      </w:r>
+    </w:p>
+    <w:p>
+      <w:pPr>
+        <w:pStyle w:val="CorpodoTexto"/>
+        <w:ind w:firstLine="0"/>
+      </w:pPr>
+    </w:p>
+    <w:p>
+      <w:pPr>
+        <w:pStyle w:val="CorpodoTexto"/>
+        <w:ind w:firstLine="0"/>
+      </w:pPr>
+      <w:r>
+        <w:t>Na área da saúde, a análise de dados tem se tornado um campo fundamental para o monitoramento e tomada de decisões clínicas e epidemiológicas. O uso de dados estruturados permite a criação de modelos, como por exemplo modelos preditivos capazes de identificar padrões em grandes volumes de informações, auxiliando na prevenção e controle de doenças (Belini, Ataide e Lochter, 2024).</w:t>
+      </w:r>
+    </w:p>
+    <w:p>
+      <w:pPr>
+        <w:rPr>
+          <w:b/>
+          <w:bCs/>
+        </w:rPr>
+      </w:pPr>
+    </w:p>
+    <w:p>
+      <w:pPr>
+        <w:pStyle w:val="Ttulo2"/>
+      </w:pPr>
+      <w:bookmarkStart w:id="22" w:name="_Toc203572606"/>
+      <w:r>
+        <w:t>Técnicas de An</w:t>
+      </w:r>
+      <w:r>
+        <w:t>á</w:t>
+      </w:r>
+      <w:r>
+        <w:t>lise</w:t>
+      </w:r>
+      <w:bookmarkEnd w:id="22"/>
+    </w:p>
+    <w:p>
+      <w:pPr>
+        <w:pStyle w:val="CorpodoTexto"/>
+        <w:ind w:firstLine="0"/>
+      </w:pPr>
+      <w:r>
+        <w:t>A análise de dados envolve muitas abordagens que permitem extrair informações relevantes de grandes volumes de dados. Técnicas estatísticas e de aprendizado de máquina desempenham um papel fundamental nesse processo, pois possibilitam a construção de modelos e identificação de padrões diferentes aplicações, desde classificação e previsão até agrupamento e detecção de anomalias (Sena, 2021).</w:t>
+      </w:r>
+    </w:p>
+    <w:p>
+      <w:pPr>
+        <w:rPr>
+          <w:b/>
+          <w:bCs/>
+        </w:rPr>
+      </w:pPr>
+    </w:p>
+    <w:p>
+      <w:pPr>
+        <w:pStyle w:val="Ttulo2"/>
+      </w:pPr>
+      <w:bookmarkStart w:id="23" w:name="_Toc203431570"/>
+      <w:bookmarkStart w:id="24" w:name="_Toc203572607"/>
+      <w:r>
+        <w:t>Algoritmos</w:t>
+      </w:r>
+      <w:bookmarkEnd w:id="23"/>
+      <w:bookmarkEnd w:id="24"/>
+    </w:p>
+    <w:p>
+      <w:r>
+        <w:t xml:space="preserve">Existem diversas técnicas de Análise de Dados que utilizam diferentes algoritmos, como por exemplo a análise estatística, mineração de dados, Aprendizado de Máquina, redes neurais e </w:t>
+      </w:r>
       <w:r>
         <w:rPr>
           <w:i/>
           <w:iCs/>
         </w:rPr>
-        <w:t>Synthetic</w:t>
-      </w:r>
-      <w:proofErr w:type="spellEnd"/>
-      <w:r>
-        <w:rPr>
-          <w:i/>
-          <w:iCs/>
-        </w:rPr>
-        <w:t xml:space="preserve"> </w:t>
-      </w:r>
-      <w:proofErr w:type="spellStart"/>
-      <w:r>
-        <w:rPr>
-          <w:i/>
-          <w:iCs/>
-        </w:rPr>
-        <w:t>Minority</w:t>
-      </w:r>
-      <w:proofErr w:type="spellEnd"/>
-      <w:r>
-        <w:rPr>
-          <w:i/>
-          <w:iCs/>
-        </w:rPr>
-        <w:t xml:space="preserve"> Over-</w:t>
-      </w:r>
-      <w:proofErr w:type="spellStart"/>
-      <w:r>
-        <w:rPr>
-          <w:i/>
-          <w:iCs/>
-        </w:rPr>
-        <w:t>sampling</w:t>
-      </w:r>
-      <w:proofErr w:type="spellEnd"/>
-      <w:r>
-        <w:rPr>
-          <w:i/>
-          <w:iCs/>
-        </w:rPr>
-        <w:t xml:space="preserve"> </w:t>
-      </w:r>
-      <w:proofErr w:type="spellStart"/>
-      <w:r>
-        <w:rPr>
-          <w:i/>
-          <w:iCs/>
-        </w:rPr>
-        <w:t>Technique</w:t>
-      </w:r>
-      <w:proofErr w:type="spellEnd"/>
-      <w:r>
-        <w:t xml:space="preserve">) pode-se corrigir esse problema. O </w:t>
-      </w:r>
-      <w:proofErr w:type="spellStart"/>
-      <w:r>
-        <w:rPr>
-          <w:i/>
-          <w:iCs/>
-        </w:rPr>
-        <w:t>UnderSampling</w:t>
-      </w:r>
-      <w:proofErr w:type="spellEnd"/>
-      <w:r>
-        <w:t xml:space="preserve"> reduz a quantidade de dados, mas ainda mantém a qualidade, enquanto o SMOTE pode gerar dados sintéticos que não representam a realidade, proporcionando um melhor equilíbrio na aprendizagem do modelo (Júnior, 2024).</w:t>
-      </w:r>
-    </w:p>
-    <w:p>
-      <w:pPr>
-        <w:rPr>
-          <w:b/>
-          <w:bCs/>
-        </w:rPr>
-      </w:pPr>
-    </w:p>
-    <w:p>
-      <w:pPr>
-        <w:spacing w:after="200" w:line="276" w:lineRule="auto"/>
-        <w:jc w:val="left"/>
-        <w:rPr>
-          <w:rFonts w:cs="Times New Roman"/>
-          <w:b/>
-        </w:rPr>
-      </w:pPr>
-      <w:r>
-        <w:br w:type="page"/>
-      </w:r>
-    </w:p>
-    <w:p>
-      <w:pPr>
-        <w:pStyle w:val="Ttulo2"/>
-      </w:pPr>
-      <w:bookmarkStart w:id="21" w:name="_Toc203572605"/>
-      <w:r>
-        <w:lastRenderedPageBreak/>
-        <w:t>Analise de Dados</w:t>
-      </w:r>
-      <w:bookmarkEnd w:id="21"/>
-    </w:p>
-    <w:p>
-      <w:pPr>
-        <w:pStyle w:val="CorpodoTexto"/>
-        <w:ind w:firstLine="0"/>
-      </w:pPr>
-      <w:r>
-        <w:t xml:space="preserve">A análise de dados é um processo que possui como principal objetivo transformar informações e números em insights que auxiliam na otimização e descoberta de conhecimento para tomada de decisões mais assertivas. Métodos como o aprendizado de máquina e mineração de dados são amplamente utilizados para identificar padrões ocultos e </w:t>
-      </w:r>
-      <w:r>
-        <w:t>gerar</w:t>
-      </w:r>
-      <w:r>
-        <w:rPr>
-          <w:i/>
-          <w:iCs/>
-        </w:rPr>
-        <w:t xml:space="preserve"> insights</w:t>
-      </w:r>
-      <w:r>
-        <w:t xml:space="preserve"> estratégicos a partir de grandes volumes de informação. </w:t>
-      </w:r>
-    </w:p>
-    <w:p>
-      <w:pPr>
-        <w:pStyle w:val="CorpodoTexto"/>
-        <w:ind w:firstLine="0"/>
-      </w:pPr>
-    </w:p>
-    <w:p>
-      <w:pPr>
-        <w:pStyle w:val="CorpodoTexto"/>
-        <w:ind w:firstLine="0"/>
-      </w:pPr>
-      <w:r>
-        <w:t>Na área da saúde, a análise de dados tem se tornado um campo fundamental para o monitoramento e tomada de decisões clínicas e epidemiológicas. O uso de dados estruturados permite a criação de modelos, como por exemplo modelos preditivos capazes de identificar padrões em grandes volumes de informações, auxiliando na prevenção e controle de doenças (</w:t>
-      </w:r>
-      <w:proofErr w:type="spellStart"/>
-      <w:r>
-        <w:t>Belini</w:t>
-      </w:r>
-      <w:proofErr w:type="spellEnd"/>
-      <w:r>
-        <w:t xml:space="preserve">, </w:t>
-      </w:r>
-      <w:proofErr w:type="spellStart"/>
-      <w:r>
-        <w:t>Ataide</w:t>
-      </w:r>
-      <w:proofErr w:type="spellEnd"/>
-      <w:r>
-        <w:t xml:space="preserve"> e </w:t>
-      </w:r>
-      <w:proofErr w:type="spellStart"/>
-      <w:r>
-        <w:t>Lochter</w:t>
-      </w:r>
-      <w:proofErr w:type="spellEnd"/>
-      <w:r>
-        <w:t>, 2024).</w:t>
-      </w:r>
-    </w:p>
-    <w:p>
-      <w:pPr>
-        <w:rPr>
-          <w:b/>
-          <w:bCs/>
-        </w:rPr>
-      </w:pPr>
-    </w:p>
-    <w:p>
-      <w:pPr>
-        <w:pStyle w:val="Ttulo2"/>
-      </w:pPr>
-      <w:bookmarkStart w:id="22" w:name="_Toc203572606"/>
-      <w:proofErr w:type="spellStart"/>
-      <w:r>
-        <w:t>Técnicas</w:t>
-      </w:r>
-      <w:proofErr w:type="spellEnd"/>
-      <w:r>
-        <w:t xml:space="preserve"> de </w:t>
-      </w:r>
-      <w:proofErr w:type="spellStart"/>
-      <w:r>
-        <w:t>An</w:t>
-      </w:r>
-      <w:r>
-        <w:t>á</w:t>
-      </w:r>
-      <w:r>
-        <w:t>lise</w:t>
-      </w:r>
-      <w:bookmarkEnd w:id="22"/>
-      <w:proofErr w:type="spellEnd"/>
-    </w:p>
-    <w:p>
-      <w:pPr>
-        <w:pStyle w:val="CorpodoTexto"/>
-        <w:ind w:firstLine="0"/>
-      </w:pPr>
-      <w:r>
-        <w:t>A análise de dados envolve muitas abordagens que permitem extrair informações relevantes de grandes volumes de dados. Técnicas estatísticas e de aprendizado de máquina desempenham um papel fundamental nesse processo, pois possibilitam a construção de modelos e identificação de padrões diferentes aplicações, desde classificação e previsão até agrupamento e detecção de anomalias (Sena, 2021).</w:t>
-      </w:r>
-    </w:p>
-    <w:p>
-      <w:pPr>
-        <w:rPr>
-          <w:b/>
-          <w:bCs/>
-        </w:rPr>
-      </w:pPr>
-    </w:p>
-    <w:p>
-      <w:pPr>
-        <w:pStyle w:val="Ttulo2"/>
-      </w:pPr>
-      <w:bookmarkStart w:id="23" w:name="_Toc203431570"/>
-      <w:bookmarkStart w:id="24" w:name="_Toc203572607"/>
-      <w:r>
-        <w:t>Algoritmos</w:t>
-      </w:r>
-      <w:bookmarkEnd w:id="23"/>
-      <w:bookmarkEnd w:id="24"/>
-    </w:p>
-    <w:p>
-      <w:r>
-        <w:t xml:space="preserve">Existem diversas técnicas de Análise de Dados que utilizam diferentes algoritmos, como por exemplo a análise estatística, mineração de dados, Aprendizado de Máquina, redes neurais e </w:t>
-      </w:r>
-      <w:proofErr w:type="spellStart"/>
-      <w:r>
-        <w:rPr>
-          <w:i/>
-          <w:iCs/>
-        </w:rPr>
-        <w:t>Deep</w:t>
-      </w:r>
-      <w:proofErr w:type="spellEnd"/>
-      <w:r>
-        <w:rPr>
-          <w:i/>
-          <w:iCs/>
-        </w:rPr>
-        <w:t xml:space="preserve"> Learning</w:t>
+        <w:t>Deep Learning</w:t>
       </w:r>
       <w:r>
         <w:t>.</w:t>
@@ -9388,18 +8622,12 @@
       <w:bookmarkStart w:id="25" w:name="_Toc193304963"/>
       <w:bookmarkStart w:id="26" w:name="_Toc203431571"/>
       <w:bookmarkStart w:id="27" w:name="_Toc203572608"/>
-      <w:proofErr w:type="spellStart"/>
       <w:r>
         <w:t>A</w:t>
       </w:r>
       <w:r>
-        <w:t>nálise</w:t>
-      </w:r>
-      <w:proofErr w:type="spellEnd"/>
-      <w:r>
-        <w:t xml:space="preserve"> </w:t>
-      </w:r>
-      <w:proofErr w:type="spellStart"/>
+        <w:t xml:space="preserve">nálise </w:t>
+      </w:r>
       <w:r>
         <w:t>E</w:t>
       </w:r>
@@ -9409,7 +8637,6 @@
       <w:bookmarkEnd w:id="25"/>
       <w:bookmarkEnd w:id="26"/>
       <w:bookmarkEnd w:id="27"/>
-      <w:proofErr w:type="spellEnd"/>
     </w:p>
     <w:p>
       <w:pPr>
@@ -9417,13 +8644,8 @@
       </w:pPr>
       <w:bookmarkStart w:id="28" w:name="_Toc203431572"/>
       <w:commentRangeStart w:id="29"/>
-      <w:proofErr w:type="spellStart"/>
-      <w:r>
-        <w:t>Regressão</w:t>
-      </w:r>
-      <w:proofErr w:type="spellEnd"/>
-      <w:r>
-        <w:t xml:space="preserve"> Linear</w:t>
+      <w:r>
+        <w:t>Regressão Linear</w:t>
       </w:r>
       <w:commentRangeEnd w:id="29"/>
       <w:r>
@@ -9660,13 +8882,8 @@
         <w:jc w:val="left"/>
       </w:pPr>
       <w:bookmarkStart w:id="30" w:name="_Toc203431573"/>
-      <w:proofErr w:type="spellStart"/>
-      <w:r>
-        <w:t>Regressão</w:t>
-      </w:r>
-      <w:proofErr w:type="spellEnd"/>
-      <w:r>
-        <w:t xml:space="preserve"> </w:t>
+      <w:r>
+        <w:t xml:space="preserve">Regressão </w:t>
       </w:r>
       <w:r>
         <w:rPr>
@@ -10210,23 +9427,7 @@
           <w:b w:val="0"/>
           <w:lang w:val="pt-BR"/>
         </w:rPr>
-        <w:t xml:space="preserve"> é um algoritmo utilizado para encontrar padrões frequentes em bases de dados transacionais, alguns casos de uso comuns são sistemas de previsão e recomendação de doenças, como análise de cestas de mercado para plataformas de comércio eletrônico (</w:t>
-      </w:r>
-      <w:proofErr w:type="gramStart"/>
-      <w:r>
-        <w:rPr>
-          <w:b w:val="0"/>
-          <w:lang w:val="pt-BR"/>
-        </w:rPr>
-        <w:t>IBM,  2024</w:t>
-      </w:r>
-      <w:proofErr w:type="gramEnd"/>
-      <w:r>
-        <w:rPr>
-          <w:b w:val="0"/>
-          <w:lang w:val="pt-BR"/>
-        </w:rPr>
-        <w:t>).</w:t>
+        <w:t xml:space="preserve"> é um algoritmo utilizado para encontrar padrões frequentes em bases de dados transacionais, alguns casos de uso comuns são sistemas de previsão e recomendação de doenças, como análise de cestas de mercado para plataformas de comércio eletrônico (IBM,  2024).</w:t>
       </w:r>
       <w:bookmarkEnd w:id="35"/>
     </w:p>
@@ -10272,17 +9473,8 @@
           <w:i/>
           <w:iCs/>
         </w:rPr>
-        <w:t>K-</w:t>
-      </w:r>
-      <w:proofErr w:type="spellStart"/>
-      <w:r>
-        <w:rPr>
-          <w:i/>
-          <w:iCs/>
-        </w:rPr>
-        <w:t>Means</w:t>
-      </w:r>
-      <w:proofErr w:type="spellEnd"/>
+        <w:t>K-Means</w:t>
+      </w:r>
       <w:r>
         <w:t xml:space="preserve"> é um algoritmo de agrupamento que divide dados, não rotulados, em “</w:t>
       </w:r>
@@ -10329,14 +9521,12 @@
       <w:bookmarkStart w:id="37" w:name="_Toc193304965"/>
       <w:bookmarkStart w:id="38" w:name="_Toc203431578"/>
       <w:bookmarkStart w:id="39" w:name="_Toc203572610"/>
-      <w:proofErr w:type="spellStart"/>
       <w:r>
         <w:t>A</w:t>
       </w:r>
       <w:r>
         <w:t>prendizado</w:t>
       </w:r>
-      <w:proofErr w:type="spellEnd"/>
       <w:r>
         <w:t xml:space="preserve"> de </w:t>
       </w:r>
@@ -10369,121 +9559,79 @@
       <w:r>
         <w:t xml:space="preserve">) ou </w:t>
       </w:r>
-      <w:proofErr w:type="spellStart"/>
       <w:r>
         <w:rPr>
           <w:i/>
           <w:iCs/>
         </w:rPr>
-        <w:t>Machine</w:t>
-      </w:r>
-      <w:proofErr w:type="spellEnd"/>
+        <w:t>Machine Learning</w:t>
+      </w:r>
+      <w:r>
+        <w:t xml:space="preserve"> é um campo da ciência da computação que imita o pensamento humano na capacidade de aprender e tomar decisões. Atualmente, a medicina tem utilizado </w:t>
+      </w:r>
       <w:r>
         <w:rPr>
           <w:i/>
           <w:iCs/>
         </w:rPr>
-        <w:t xml:space="preserve"> Learning</w:t>
-      </w:r>
-      <w:r>
-        <w:t xml:space="preserve"> é um campo da ciência da computação que imita o pensamento humano na capacidade de aprender e tomar decisões. Atualmente, a medicina tem utilizado </w:t>
+        <w:t>ML</w:t>
+      </w:r>
+      <w:r>
+        <w:t xml:space="preserve"> para aprimorar diagnósticos, prognósticos e no auxílio aos médicos para tratamentos em diversas especialidades como cardiologia, neurologia, oncologia e dermatologia (Vitoria, 2022).</w:t>
+      </w:r>
+    </w:p>
+    <w:p>
+      <w:pPr>
+        <w:pStyle w:val="CorpodoTexto"/>
+        <w:ind w:firstLine="0"/>
+      </w:pPr>
+    </w:p>
+    <w:p>
+      <w:pPr>
+        <w:pStyle w:val="CorpodoTexto"/>
+        <w:ind w:firstLine="0"/>
+      </w:pPr>
+      <w:r>
+        <w:t xml:space="preserve">Esses modelos podem ser aprendidos de maneira supervisionada ou não supervisionada. </w:t>
+      </w:r>
+    </w:p>
+    <w:p>
+      <w:pPr>
+        <w:pStyle w:val="CorpodoTexto"/>
+        <w:ind w:firstLine="0"/>
+      </w:pPr>
+    </w:p>
+    <w:p>
+      <w:pPr>
+        <w:pStyle w:val="CorpodoTexto"/>
+        <w:ind w:firstLine="0"/>
+      </w:pPr>
+      <w:r>
+        <w:t xml:space="preserve">O aprendizado supervisionado envolve o treinamento de modelos com dados rotulados, sendo amplamente utilizado na predição de doenças e no apoio à decisão médica. </w:t>
+      </w:r>
+      <w:commentRangeStart w:id="40"/>
+      <w:r>
+        <w:t xml:space="preserve">De acordo com Vitoria (2022) </w:t>
+      </w:r>
+      <w:commentRangeEnd w:id="40"/>
+      <w:r>
+        <w:rPr>
+          <w:rStyle w:val="Refdecomentrio"/>
+        </w:rPr>
+        <w:commentReference w:id="40"/>
+      </w:r>
+      <w:r>
+        <w:t xml:space="preserve">o objetivo central do aprendizado supervisionado é verificar qual é o modelo que, a partir de dados rotulados anteriormente em treinamentos, permita fazer previsões sobre os dados futuros. Modelos como Regressão Logística, </w:t>
       </w:r>
       <w:r>
         <w:rPr>
           <w:i/>
           <w:iCs/>
         </w:rPr>
-        <w:t>ML</w:t>
-      </w:r>
-      <w:r>
-        <w:t xml:space="preserve"> para aprimorar diagnósticos, prognósticos e no auxílio aos médicos para tratamentos em diversas especialidades como cardiologia, neurologia, oncologia e dermatologia (Vitoria, 2022).</w:t>
-      </w:r>
-    </w:p>
-    <w:p>
-      <w:pPr>
-        <w:pStyle w:val="CorpodoTexto"/>
-        <w:ind w:firstLine="0"/>
-      </w:pPr>
-    </w:p>
-    <w:p>
-      <w:pPr>
-        <w:pStyle w:val="CorpodoTexto"/>
-        <w:ind w:firstLine="0"/>
-      </w:pPr>
-      <w:r>
-        <w:t xml:space="preserve">Esses modelos podem ser aprendidos de maneira supervisionada ou não supervisionada. </w:t>
-      </w:r>
-    </w:p>
-    <w:p>
-      <w:pPr>
-        <w:pStyle w:val="CorpodoTexto"/>
-        <w:ind w:firstLine="0"/>
-      </w:pPr>
-    </w:p>
-    <w:p>
-      <w:pPr>
-        <w:pStyle w:val="CorpodoTexto"/>
-        <w:ind w:firstLine="0"/>
-      </w:pPr>
-      <w:r>
-        <w:t xml:space="preserve">O aprendizado supervisionado envolve o treinamento de modelos com dados rotulados, sendo amplamente utilizado na predição de doenças e no apoio à decisão médica. </w:t>
-      </w:r>
-      <w:commentRangeStart w:id="40"/>
-      <w:r>
-        <w:t xml:space="preserve">De acordo com Vitoria (2022) </w:t>
-      </w:r>
-      <w:commentRangeEnd w:id="40"/>
-      <w:r>
-        <w:rPr>
-          <w:rStyle w:val="Refdecomentrio"/>
-        </w:rPr>
-        <w:commentReference w:id="40"/>
-      </w:r>
-      <w:r>
-        <w:t xml:space="preserve">o objetivo central do aprendizado supervisionado é verificar qual é o modelo que, a partir de dados rotulados anteriormente em treinamentos, permita fazer previsões sobre os dados futuros. Modelos como Regressão Logística, </w:t>
-      </w:r>
-      <w:proofErr w:type="spellStart"/>
-      <w:r>
-        <w:rPr>
-          <w:i/>
-          <w:iCs/>
-        </w:rPr>
-        <w:t>Random</w:t>
-      </w:r>
-      <w:proofErr w:type="spellEnd"/>
-      <w:r>
-        <w:rPr>
-          <w:i/>
-          <w:iCs/>
-        </w:rPr>
-        <w:t xml:space="preserve"> Forest</w:t>
-      </w:r>
-      <w:r>
-        <w:t xml:space="preserve"> e Redes Neurais são frequentemente aplicados para classificação e predição de desfechos clínicos, proporcionando insights valiosos para profissionais de saúde (</w:t>
-      </w:r>
-      <w:proofErr w:type="spellStart"/>
-      <w:r>
-        <w:t>Belini</w:t>
-      </w:r>
-      <w:proofErr w:type="spellEnd"/>
-      <w:r>
-        <w:t xml:space="preserve">, </w:t>
-      </w:r>
-      <w:proofErr w:type="spellStart"/>
-      <w:r>
-        <w:t>Ataide</w:t>
-      </w:r>
-      <w:proofErr w:type="spellEnd"/>
-      <w:r>
-        <w:t xml:space="preserve"> e </w:t>
-      </w:r>
-      <w:proofErr w:type="spellStart"/>
-      <w:r>
-        <w:t>Lochter</w:t>
-      </w:r>
-      <w:proofErr w:type="spellEnd"/>
-      <w:r>
-        <w:t>, 2024).</w:t>
+        <w:t>Random Forest</w:t>
+      </w:r>
+      <w:r>
+        <w:t xml:space="preserve"> e Redes Neurais são frequentemente aplicados para classificação e predição de desfechos clínicos, proporcionando insights valiosos para profissionais de saúde (Belini, Ataide e Lochter, 2024).</w:t>
       </w:r>
     </w:p>
     <w:p>
@@ -10548,350 +9696,233 @@
       <w:r>
         <w:t xml:space="preserve">O algoritmo </w:t>
       </w:r>
-      <w:proofErr w:type="spellStart"/>
       <w:r>
         <w:rPr>
           <w:i/>
           <w:iCs/>
         </w:rPr>
-        <w:t>Random</w:t>
-      </w:r>
-      <w:proofErr w:type="spellEnd"/>
+        <w:t>Random Forest</w:t>
+      </w:r>
+      <w:r>
+        <w:t xml:space="preserve"> (traduzido para Floresta Aleatória) é uma técnica baseada em um conjunto de árvores de decisão, sendo eficaz para problemas de classificação, previsão e regressão. Estudos indicam que esse método tem alto desempenho na predição de desfechos clínicos (Belini, Ataide e Lochter, 2024). Através dele é possível melhorar a precisão e reduzir o</w:t>
+      </w:r>
       <w:r>
         <w:rPr>
           <w:i/>
           <w:iCs/>
         </w:rPr>
-        <w:t xml:space="preserve"> Forest</w:t>
-      </w:r>
-      <w:r>
-        <w:t xml:space="preserve"> (traduzido para Floresta Aleatória) é uma técnica baseada em um conjunto de árvores de decisão, sendo eficaz para problemas de classificação, previsão e regressão. Estudos indicam que esse método tem alto desempenho na predição de desfechos clínicos (</w:t>
-      </w:r>
-      <w:proofErr w:type="spellStart"/>
-      <w:r>
-        <w:t>Belini</w:t>
-      </w:r>
-      <w:proofErr w:type="spellEnd"/>
-      <w:r>
-        <w:t xml:space="preserve">, </w:t>
-      </w:r>
-      <w:proofErr w:type="spellStart"/>
-      <w:r>
-        <w:t>Ataide</w:t>
-      </w:r>
-      <w:proofErr w:type="spellEnd"/>
-      <w:r>
-        <w:t xml:space="preserve"> e </w:t>
-      </w:r>
-      <w:proofErr w:type="spellStart"/>
-      <w:r>
-        <w:t>Lochter</w:t>
-      </w:r>
-      <w:proofErr w:type="spellEnd"/>
-      <w:r>
-        <w:t>, 2024). Através dele é possível melhorar a precisão e reduzir o</w:t>
+        <w:t xml:space="preserve"> </w:t>
       </w:r>
       <w:r>
         <w:rPr>
           <w:i/>
           <w:iCs/>
         </w:rPr>
-        <w:t xml:space="preserve"> </w:t>
-      </w:r>
-      <w:proofErr w:type="spellStart"/>
+        <w:t>overfitting</w:t>
+      </w:r>
+      <w:r>
+        <w:rPr>
+          <w:rStyle w:val="Refdenotaderodap"/>
+        </w:rPr>
+        <w:footnoteReference w:id="7"/>
+      </w:r>
+      <w:r>
+        <w:t>, como por exemplo na previsão de uma espécie de uma flor com base em suas características.</w:t>
+      </w:r>
+    </w:p>
+    <w:p>
+      <w:pPr>
+        <w:pStyle w:val="Ttulo4"/>
+      </w:pPr>
+      <w:bookmarkStart w:id="43" w:name="_Toc203431580"/>
+      <w:r>
+        <w:t>XGBoost</w:t>
+      </w:r>
+      <w:bookmarkEnd w:id="43"/>
+    </w:p>
+    <w:p>
+      <w:pPr>
+        <w:rPr>
+          <w:lang w:val="en-US"/>
+        </w:rPr>
+      </w:pPr>
+    </w:p>
+    <w:p>
+      <w:pPr>
+        <w:spacing w:line="240" w:lineRule="auto"/>
+        <w:textAlignment w:val="baseline"/>
+      </w:pPr>
+      <w:r>
+        <w:t xml:space="preserve">O </w:t>
+      </w:r>
       <w:r>
         <w:rPr>
           <w:i/>
           <w:iCs/>
         </w:rPr>
-        <w:t>overfitting</w:t>
-      </w:r>
-      <w:proofErr w:type="spellEnd"/>
-      <w:r>
-        <w:rPr>
-          <w:rStyle w:val="Refdenotaderodap"/>
-        </w:rPr>
-        <w:footnoteReference w:id="7"/>
-      </w:r>
-      <w:r>
-        <w:t>, como por exemplo na previsão de uma espécie de uma flor com base em suas características.</w:t>
-      </w:r>
-    </w:p>
-    <w:p>
-      <w:pPr>
-        <w:pStyle w:val="Ttulo4"/>
-      </w:pPr>
-      <w:bookmarkStart w:id="43" w:name="_Toc203431580"/>
-      <w:proofErr w:type="spellStart"/>
-      <w:r>
         <w:t>XGBoost</w:t>
       </w:r>
-      <w:bookmarkEnd w:id="43"/>
-      <w:proofErr w:type="spellEnd"/>
-    </w:p>
-    <w:p>
-      <w:pPr>
-        <w:rPr>
-          <w:lang w:val="en-US"/>
-        </w:rPr>
-      </w:pPr>
+      <w:r>
+        <w:t xml:space="preserve"> (</w:t>
+      </w:r>
+      <w:r>
+        <w:rPr>
+          <w:i/>
+          <w:iCs/>
+        </w:rPr>
+        <w:t>Extreme Gradient Boosting</w:t>
+      </w:r>
+      <w:r>
+        <w:t xml:space="preserve"> - traduzido para aumento de gradiente extremo) é um algoritmo baseado em árvores de decisão (que será explicado mais à frente) que utiliza </w:t>
+      </w:r>
+      <w:r>
+        <w:rPr>
+          <w:i/>
+          <w:iCs/>
+        </w:rPr>
+        <w:t>boosting</w:t>
+      </w:r>
+      <w:r>
+        <w:t xml:space="preserve"> para aumentar a precisão preditiva. Ele é altamente otimizado e frequentemente utilizado em disciplinas do curso de ciência de dados, como por exemplo computação paralela e distribuída, devido ao seu alto desempenho e eficiência computacional (Silva, 2021). Um exemplo de utilização desse algoritmo pode ser para previsão de preço de ações com base em indicadores financeiros.</w:t>
+      </w:r>
     </w:p>
     <w:p>
       <w:pPr>
         <w:spacing w:line="240" w:lineRule="auto"/>
         <w:textAlignment w:val="baseline"/>
       </w:pPr>
-      <w:r>
-        <w:t xml:space="preserve">O </w:t>
-      </w:r>
-      <w:proofErr w:type="spellStart"/>
+    </w:p>
+    <w:p>
+      <w:pPr>
+        <w:spacing w:line="240" w:lineRule="auto"/>
+        <w:textAlignment w:val="baseline"/>
+      </w:pPr>
+    </w:p>
+    <w:p>
+      <w:pPr>
+        <w:pStyle w:val="Ttulo4"/>
+      </w:pPr>
+      <w:bookmarkStart w:id="44" w:name="_Toc203431581"/>
+      <w:r>
+        <w:t>K</w:t>
+      </w:r>
+      <w:r>
+        <w:t xml:space="preserve"> -Nearest Neighbors (KNN)</w:t>
+      </w:r>
+      <w:bookmarkEnd w:id="44"/>
+    </w:p>
+    <w:p>
+      <w:pPr>
+        <w:rPr>
+          <w:lang w:val="en-US"/>
+        </w:rPr>
+      </w:pPr>
+    </w:p>
+    <w:p>
+      <w:pPr>
+        <w:spacing w:line="240" w:lineRule="auto"/>
+        <w:textAlignment w:val="baseline"/>
+      </w:pPr>
+      <w:r>
+        <w:t xml:space="preserve">O algoritmo </w:t>
+      </w:r>
       <w:r>
         <w:rPr>
           <w:i/>
           <w:iCs/>
         </w:rPr>
-        <w:t>XGBoost</w:t>
-      </w:r>
-      <w:proofErr w:type="spellEnd"/>
-      <w:r>
-        <w:t xml:space="preserve"> (</w:t>
+        <w:t>k-Nearest Neighbors</w:t>
+      </w:r>
+      <w:r>
+        <w:t xml:space="preserve"> (kNN - traduzido para </w:t>
       </w:r>
       <w:r>
         <w:rPr>
           <w:i/>
           <w:iCs/>
         </w:rPr>
-        <w:t xml:space="preserve">Extreme </w:t>
-      </w:r>
-      <w:proofErr w:type="spellStart"/>
+        <w:t>k</w:t>
+      </w:r>
+      <w:r>
+        <w:t>-vizinhos mais próximos) classifica novas amostras com base na proximidade em relação aos vizinhos mais próximos, muito utilizado para tarefas de reconhecimento de padrões. Ele classifica um novo dado considerando os "</w:t>
+      </w:r>
       <w:r>
         <w:rPr>
           <w:i/>
           <w:iCs/>
         </w:rPr>
-        <w:t>Gradient</w:t>
-      </w:r>
-      <w:proofErr w:type="spellEnd"/>
+        <w:t>k</w:t>
+      </w:r>
+      <w:r>
+        <w:t>" vizinhos mais próximos no espaço multidimensional, concedendo a ele o rótulo mais frequente entre os vizinhos. Como por exemplo, recomendar filmes a um usuário com base nas preferências de usuários semelhantes.</w:t>
+      </w:r>
+    </w:p>
+    <w:p>
+      <w:pPr>
+        <w:spacing w:line="240" w:lineRule="auto"/>
+        <w:textAlignment w:val="baseline"/>
+      </w:pPr>
+    </w:p>
+    <w:p>
+      <w:pPr>
+        <w:spacing w:line="240" w:lineRule="auto"/>
+        <w:textAlignment w:val="baseline"/>
+      </w:pPr>
+      <w:r>
+        <w:t xml:space="preserve">O método é simples e eficaz para reconhecimento de padrões, sendo utilizado em diversas aplicações, incluindo análises na área da saúde. Para calcular a proximidade entre instâncias, o </w:t>
+      </w:r>
       <w:r>
         <w:rPr>
           <w:i/>
           <w:iCs/>
         </w:rPr>
-        <w:t xml:space="preserve"> </w:t>
-      </w:r>
-      <w:proofErr w:type="spellStart"/>
+        <w:t>KNN</w:t>
+      </w:r>
+      <w:r>
+        <w:t xml:space="preserve"> faz a utilização de métricas como a distância euclidiana, o que pode impactar diretamente na acurácia do modelo (Silva, 2021). </w:t>
+      </w:r>
+    </w:p>
+    <w:p>
+      <w:pPr>
+        <w:spacing w:line="240" w:lineRule="auto"/>
+        <w:textAlignment w:val="baseline"/>
+      </w:pPr>
+    </w:p>
+    <w:p>
+      <w:pPr>
+        <w:spacing w:line="240" w:lineRule="auto"/>
+        <w:textAlignment w:val="baseline"/>
+      </w:pPr>
+    </w:p>
+    <w:p>
+      <w:pPr>
+        <w:pStyle w:val="Ttulo4"/>
+      </w:pPr>
+      <w:bookmarkStart w:id="45" w:name="_Toc203431582"/>
+      <w:r>
+        <w:t>Support Vector Machine (SVM)</w:t>
+      </w:r>
+      <w:bookmarkEnd w:id="45"/>
+    </w:p>
+    <w:p>
+      <w:pPr>
+        <w:rPr>
+          <w:lang w:val="en-US"/>
+        </w:rPr>
+      </w:pPr>
+    </w:p>
+    <w:p>
+      <w:pPr>
+        <w:spacing w:line="240" w:lineRule="auto"/>
+        <w:textAlignment w:val="baseline"/>
+      </w:pPr>
       <w:r>
         <w:rPr>
           <w:i/>
           <w:iCs/>
         </w:rPr>
-        <w:t>Boosting</w:t>
-      </w:r>
-      <w:proofErr w:type="spellEnd"/>
-      <w:r>
-        <w:t xml:space="preserve"> - traduzido para aumento de gradiente extremo) é um algoritmo baseado em árvores de decisão (que será explicado mais à frente) que utiliza </w:t>
-      </w:r>
-      <w:proofErr w:type="spellStart"/>
-      <w:r>
-        <w:rPr>
-          <w:i/>
-          <w:iCs/>
-        </w:rPr>
-        <w:t>boosting</w:t>
-      </w:r>
-      <w:proofErr w:type="spellEnd"/>
-      <w:r>
-        <w:t xml:space="preserve"> para aumentar a precisão preditiva. Ele é altamente otimizado e frequentemente utilizado em disciplinas do curso de ciência de dados, como por exemplo computação paralela e distribuída, devido ao seu alto desempenho e eficiência computacional (Silva, 2021). Um exemplo de utilização desse algoritmo pode ser para previsão de preço de ações com base em indicadores financeiros.</w:t>
-      </w:r>
-    </w:p>
-    <w:p>
-      <w:pPr>
-        <w:spacing w:line="240" w:lineRule="auto"/>
-        <w:textAlignment w:val="baseline"/>
-      </w:pPr>
-    </w:p>
-    <w:p>
-      <w:pPr>
-        <w:spacing w:line="240" w:lineRule="auto"/>
-        <w:textAlignment w:val="baseline"/>
-      </w:pPr>
-    </w:p>
-    <w:p>
-      <w:pPr>
-        <w:pStyle w:val="Ttulo4"/>
-      </w:pPr>
-      <w:bookmarkStart w:id="44" w:name="_Toc203431581"/>
-      <w:r>
-        <w:t>K</w:t>
-      </w:r>
-      <w:r>
-        <w:t xml:space="preserve"> -Nearest Neighbors (KNN)</w:t>
-      </w:r>
-      <w:bookmarkEnd w:id="44"/>
-    </w:p>
-    <w:p>
-      <w:pPr>
-        <w:rPr>
-          <w:lang w:val="en-US"/>
-        </w:rPr>
-      </w:pPr>
-    </w:p>
-    <w:p>
-      <w:pPr>
-        <w:spacing w:line="240" w:lineRule="auto"/>
-        <w:textAlignment w:val="baseline"/>
-      </w:pPr>
-      <w:r>
-        <w:t xml:space="preserve">O algoritmo </w:t>
-      </w:r>
-      <w:r>
-        <w:rPr>
-          <w:i/>
-          <w:iCs/>
-        </w:rPr>
-        <w:t>k-</w:t>
-      </w:r>
-      <w:proofErr w:type="spellStart"/>
-      <w:r>
-        <w:rPr>
-          <w:i/>
-          <w:iCs/>
-        </w:rPr>
-        <w:t>Nearest</w:t>
-      </w:r>
-      <w:proofErr w:type="spellEnd"/>
-      <w:r>
-        <w:rPr>
-          <w:i/>
-          <w:iCs/>
-        </w:rPr>
-        <w:t xml:space="preserve"> </w:t>
-      </w:r>
-      <w:proofErr w:type="spellStart"/>
-      <w:r>
-        <w:rPr>
-          <w:i/>
-          <w:iCs/>
-        </w:rPr>
-        <w:t>Neighbors</w:t>
-      </w:r>
-      <w:proofErr w:type="spellEnd"/>
-      <w:r>
-        <w:t xml:space="preserve"> (</w:t>
-      </w:r>
-      <w:proofErr w:type="spellStart"/>
-      <w:r>
-        <w:t>kNN</w:t>
-      </w:r>
-      <w:proofErr w:type="spellEnd"/>
-      <w:r>
-        <w:t xml:space="preserve"> - traduzido para </w:t>
-      </w:r>
-      <w:r>
-        <w:rPr>
-          <w:i/>
-          <w:iCs/>
-        </w:rPr>
-        <w:t>k</w:t>
-      </w:r>
-      <w:r>
-        <w:t>-vizinhos mais próximos) classifica novas amostras com base na proximidade em relação aos vizinhos mais próximos, muito utilizado para tarefas de reconhecimento de padrões. Ele classifica um novo dado considerando os "</w:t>
-      </w:r>
-      <w:r>
-        <w:rPr>
-          <w:i/>
-          <w:iCs/>
-        </w:rPr>
-        <w:t>k</w:t>
-      </w:r>
-      <w:r>
-        <w:t>" vizinhos mais próximos no espaço multidimensional, concedendo a ele o rótulo mais frequente entre os vizinhos. Como por exemplo, recomendar filmes a um usuário com base nas preferências de usuários semelhantes.</w:t>
-      </w:r>
-    </w:p>
-    <w:p>
-      <w:pPr>
-        <w:spacing w:line="240" w:lineRule="auto"/>
-        <w:textAlignment w:val="baseline"/>
-      </w:pPr>
-    </w:p>
-    <w:p>
-      <w:pPr>
-        <w:spacing w:line="240" w:lineRule="auto"/>
-        <w:textAlignment w:val="baseline"/>
-      </w:pPr>
-      <w:r>
-        <w:t xml:space="preserve">O método é simples e eficaz para reconhecimento de padrões, sendo utilizado em diversas aplicações, incluindo análises na área da saúde. Para calcular a proximidade entre instâncias, o </w:t>
-      </w:r>
-      <w:r>
-        <w:rPr>
-          <w:i/>
-          <w:iCs/>
-        </w:rPr>
-        <w:t>KNN</w:t>
-      </w:r>
-      <w:r>
-        <w:t xml:space="preserve"> faz a utilização de métricas como a distância euclidiana, o que pode impactar diretamente na acurácia do modelo (Silva, 2021). </w:t>
-      </w:r>
-    </w:p>
-    <w:p>
-      <w:pPr>
-        <w:spacing w:line="240" w:lineRule="auto"/>
-        <w:textAlignment w:val="baseline"/>
-      </w:pPr>
-    </w:p>
-    <w:p>
-      <w:pPr>
-        <w:spacing w:line="240" w:lineRule="auto"/>
-        <w:textAlignment w:val="baseline"/>
-      </w:pPr>
-    </w:p>
-    <w:p>
-      <w:pPr>
-        <w:pStyle w:val="Ttulo4"/>
-      </w:pPr>
-      <w:bookmarkStart w:id="45" w:name="_Toc203431582"/>
-      <w:r>
-        <w:t>Support Vector Machine (SVM)</w:t>
-      </w:r>
-      <w:bookmarkEnd w:id="45"/>
-    </w:p>
-    <w:p>
-      <w:pPr>
-        <w:rPr>
-          <w:lang w:val="en-US"/>
-        </w:rPr>
-      </w:pPr>
-    </w:p>
-    <w:p>
-      <w:pPr>
-        <w:spacing w:line="240" w:lineRule="auto"/>
-        <w:textAlignment w:val="baseline"/>
-      </w:pPr>
-      <w:proofErr w:type="spellStart"/>
-      <w:r>
-        <w:rPr>
-          <w:i/>
-          <w:iCs/>
-        </w:rPr>
-        <w:t>Support</w:t>
-      </w:r>
-      <w:proofErr w:type="spellEnd"/>
-      <w:r>
-        <w:rPr>
-          <w:i/>
-          <w:iCs/>
-        </w:rPr>
-        <w:t xml:space="preserve"> Vector </w:t>
-      </w:r>
-      <w:proofErr w:type="spellStart"/>
-      <w:r>
-        <w:rPr>
-          <w:i/>
-          <w:iCs/>
-        </w:rPr>
-        <w:t>Machine</w:t>
-      </w:r>
-      <w:proofErr w:type="spellEnd"/>
+        <w:t>Support Vector Machine</w:t>
+      </w:r>
       <w:r>
         <w:t xml:space="preserve"> (SVM - traduzido para máquina de vetores de suporte) é um algoritmo que encontra um hiperplano que faz a separação de classes de dados amplamente utilizados para tarefas de classificação e regressão. O principal objetivo do algoritmo é encontrar um </w:t>
       </w:r>
@@ -10939,16 +9970,11 @@
       <w:r>
         <w:t xml:space="preserve">edes </w:t>
       </w:r>
-      <w:proofErr w:type="spellStart"/>
       <w:r>
         <w:t>N</w:t>
       </w:r>
       <w:r>
-        <w:t>eurais</w:t>
-      </w:r>
-      <w:proofErr w:type="spellEnd"/>
-      <w:r>
-        <w:t xml:space="preserve"> e </w:t>
+        <w:t xml:space="preserve">eurais e </w:t>
       </w:r>
       <w:r>
         <w:t>D</w:t>
@@ -11011,7 +10037,6 @@
       <w:r>
         <w:t>(</w:t>
       </w:r>
-      <w:proofErr w:type="spellStart"/>
       <w:r>
         <w:rPr>
           <w:i/>
@@ -11019,7 +10044,6 @@
         </w:rPr>
         <w:t>RNAs</w:t>
       </w:r>
-      <w:proofErr w:type="spellEnd"/>
       <w:r>
         <w:t xml:space="preserve"> - </w:t>
       </w:r>
@@ -11045,23 +10069,7 @@
       </w:pPr>
       <w:bookmarkStart w:id="51" w:name="_Toc203431585"/>
       <w:r>
-        <w:t xml:space="preserve">Redes </w:t>
-      </w:r>
-      <w:proofErr w:type="spellStart"/>
-      <w:r>
-        <w:t>Neurais</w:t>
-      </w:r>
-      <w:proofErr w:type="spellEnd"/>
-      <w:r>
-        <w:t xml:space="preserve"> </w:t>
-      </w:r>
-      <w:proofErr w:type="spellStart"/>
-      <w:r>
-        <w:t>Convolucionais</w:t>
-      </w:r>
-      <w:proofErr w:type="spellEnd"/>
-      <w:r>
-        <w:t xml:space="preserve"> (CNNs)</w:t>
+        <w:t>Redes Neurais Convolucionais (CNNs)</w:t>
       </w:r>
       <w:commentRangeStart w:id="52"/>
       <w:r>
@@ -11106,112 +10114,177 @@
       <w:r>
         <w:t xml:space="preserve">eurais </w:t>
       </w:r>
-      <w:proofErr w:type="spellStart"/>
       <w:r>
         <w:t>C</w:t>
       </w:r>
       <w:r>
-        <w:t>onvolucionais</w:t>
-      </w:r>
-      <w:proofErr w:type="spellEnd"/>
-      <w:r>
-        <w:t xml:space="preserve"> (</w:t>
-      </w:r>
-      <w:proofErr w:type="spellStart"/>
-      <w:r>
-        <w:t>CNNs</w:t>
-      </w:r>
-      <w:proofErr w:type="spellEnd"/>
-      <w:r>
-        <w:t xml:space="preserve"> - </w:t>
-      </w:r>
-      <w:proofErr w:type="spellStart"/>
+        <w:t xml:space="preserve">onvolucionais (CNNs - </w:t>
+      </w:r>
       <w:r>
         <w:rPr>
           <w:i/>
           <w:iCs/>
         </w:rPr>
-        <w:t>Convolutional</w:t>
-      </w:r>
-      <w:proofErr w:type="spellEnd"/>
+        <w:t xml:space="preserve">Convolutional </w:t>
+      </w:r>
       <w:r>
         <w:rPr>
           <w:i/>
           <w:iCs/>
         </w:rPr>
-        <w:t xml:space="preserve"> </w:t>
+        <w:t>N</w:t>
       </w:r>
       <w:r>
         <w:rPr>
           <w:i/>
           <w:iCs/>
         </w:rPr>
-        <w:t>N</w:t>
+        <w:t xml:space="preserve">eural </w:t>
       </w:r>
       <w:r>
         <w:rPr>
           <w:i/>
           <w:iCs/>
         </w:rPr>
-        <w:t xml:space="preserve">eural </w:t>
+        <w:t>N</w:t>
       </w:r>
       <w:r>
         <w:rPr>
           <w:i/>
           <w:iCs/>
         </w:rPr>
+        <w:t>etwork</w:t>
+      </w:r>
+      <w:r>
+        <w:t>) é um subconjunto do aprendizado de máquina muito utilizado para tarefas de classificação e visão computacional, como por exemplo identificação de objetos em uma imagem (IBM, 2024).</w:t>
+      </w:r>
+    </w:p>
+    <w:p>
+      <w:pPr>
+        <w:rPr>
+          <w:b/>
+        </w:rPr>
+      </w:pPr>
+    </w:p>
+    <w:p>
+      <w:pPr>
+        <w:pStyle w:val="Ttulo4"/>
+      </w:pPr>
+      <w:bookmarkStart w:id="53" w:name="_Toc203431586"/>
+      <w:r>
+        <w:t>Redes Neurais Recorrentes (RNNs)</w:t>
+      </w:r>
+      <w:bookmarkEnd w:id="53"/>
+    </w:p>
+    <w:p>
+      <w:pPr>
+        <w:rPr>
+          <w:lang w:val="en-US"/>
+        </w:rPr>
+      </w:pPr>
+    </w:p>
+    <w:p>
+      <w:pPr>
+        <w:spacing w:line="240" w:lineRule="auto"/>
+        <w:textAlignment w:val="baseline"/>
+      </w:pPr>
+      <w:r>
+        <w:t xml:space="preserve">A </w:t>
+      </w:r>
+      <w:r>
+        <w:t>R</w:t>
+      </w:r>
+      <w:r>
+        <w:t xml:space="preserve">ede </w:t>
+      </w:r>
+      <w:r>
         <w:t>N</w:t>
+      </w:r>
+      <w:r>
+        <w:t xml:space="preserve">eural </w:t>
+      </w:r>
+      <w:r>
+        <w:t>R</w:t>
+      </w:r>
+      <w:r>
+        <w:t xml:space="preserve">ecorrente (RNN - </w:t>
       </w:r>
       <w:r>
         <w:rPr>
           <w:i/>
           <w:iCs/>
         </w:rPr>
-        <w:t>etwork</w:t>
-      </w:r>
-      <w:r>
-        <w:t>) é um subconjunto do aprendizado de máquina muito utilizado para tarefas de classificação e visão computacional, como por exemplo identificação de objetos em uma imagem (IBM, 2024).</w:t>
-      </w:r>
+        <w:t>Convolutional Neural Network</w:t>
+      </w:r>
+      <w:r>
+        <w:t xml:space="preserve">) é uma rede neural profunda treinada com a utilização de dados sequenciais ou com séries temporais, com o objetivo de criar um modelo de </w:t>
+      </w:r>
+      <w:r>
+        <w:t>A</w:t>
+      </w:r>
+      <w:r>
+        <w:t xml:space="preserve">prendizado de </w:t>
+      </w:r>
+      <w:r>
+        <w:t>M</w:t>
+      </w:r>
+      <w:r>
+        <w:t xml:space="preserve">áquina (ML) sendo capaz de fazer previsões com base em </w:t>
+      </w:r>
+      <w:r>
+        <w:rPr>
+          <w:i/>
+          <w:iCs/>
+        </w:rPr>
+        <w:t>inputs</w:t>
+      </w:r>
+      <w:r>
+        <w:t xml:space="preserve"> sequenciais. Podem ser utilizadas, como por exemplo, para prever níveis diários de inundação com base em dados anteriores de enchentes, marés e informações meteorológicas (IBM, 2024).</w:t>
+      </w:r>
+    </w:p>
+    <w:p>
+      <w:bookmarkStart w:id="54" w:name="_Hlk203572281"/>
     </w:p>
     <w:p>
       <w:pPr>
         <w:rPr>
           <w:b/>
-        </w:rPr>
-      </w:pPr>
-    </w:p>
-    <w:p>
-      <w:pPr>
-        <w:pStyle w:val="Ttulo4"/>
-      </w:pPr>
-      <w:bookmarkStart w:id="53" w:name="_Toc203431586"/>
-      <w:r>
-        <w:t xml:space="preserve">Redes </w:t>
-      </w:r>
-      <w:proofErr w:type="spellStart"/>
-      <w:r>
-        <w:t>Neurais</w:t>
-      </w:r>
-      <w:proofErr w:type="spellEnd"/>
-      <w:r>
-        <w:t xml:space="preserve"> </w:t>
-      </w:r>
-      <w:proofErr w:type="spellStart"/>
-      <w:r>
-        <w:t>Recorrentes</w:t>
-      </w:r>
-      <w:proofErr w:type="spellEnd"/>
-      <w:r>
-        <w:t xml:space="preserve"> (RNNs)</w:t>
-      </w:r>
-      <w:bookmarkEnd w:id="53"/>
-    </w:p>
-    <w:p>
-      <w:pPr>
-        <w:rPr>
-          <w:lang w:val="en-US"/>
-        </w:rPr>
-      </w:pPr>
+          <w:bCs/>
+        </w:rPr>
+      </w:pPr>
+    </w:p>
+    <w:p>
+      <w:pPr>
+        <w:pStyle w:val="Ttulo2"/>
+        <w:rPr>
+          <w:highlight w:val="yellow"/>
+        </w:rPr>
+      </w:pPr>
+      <w:bookmarkStart w:id="55" w:name="_Toc203572612"/>
+      <w:r>
+        <w:rPr>
+          <w:highlight w:val="yellow"/>
+        </w:rPr>
+        <w:t>Árvore de Decisão</w:t>
+      </w:r>
+      <w:bookmarkEnd w:id="55"/>
+    </w:p>
+    <w:p>
+      <w:pPr>
+        <w:pStyle w:val="Ttulo3"/>
+        <w:rPr>
+          <w:bCs/>
+          <w:lang w:val="pt-BR"/>
+        </w:rPr>
+      </w:pPr>
+      <w:bookmarkStart w:id="56" w:name="_Toc203572613"/>
+      <w:r>
+        <w:rPr>
+          <w:lang w:val="pt-BR"/>
+        </w:rPr>
+        <w:t>Conceito de Árvore de Decisão</w:t>
+      </w:r>
+      <w:bookmarkEnd w:id="56"/>
     </w:p>
     <w:p>
       <w:pPr>
@@ -11219,192 +10292,134 @@
         <w:textAlignment w:val="baseline"/>
       </w:pPr>
       <w:r>
-        <w:t xml:space="preserve">A </w:t>
-      </w:r>
-      <w:r>
-        <w:t>R</w:t>
-      </w:r>
-      <w:r>
-        <w:t xml:space="preserve">ede </w:t>
-      </w:r>
-      <w:r>
-        <w:t>N</w:t>
-      </w:r>
-      <w:r>
-        <w:t xml:space="preserve">eural </w:t>
-      </w:r>
-      <w:r>
-        <w:t>R</w:t>
-      </w:r>
-      <w:r>
-        <w:t xml:space="preserve">ecorrente (RNN - </w:t>
-      </w:r>
-      <w:proofErr w:type="spellStart"/>
+        <w:t xml:space="preserve">Como </w:t>
+      </w:r>
+      <w:r>
+        <w:t>Á</w:t>
+      </w:r>
+      <w:r>
+        <w:t xml:space="preserve">rvore de </w:t>
+      </w:r>
+      <w:r>
+        <w:t>D</w:t>
+      </w:r>
+      <w:r>
+        <w:t xml:space="preserve">ecisão </w:t>
+      </w:r>
+      <w:r>
+        <w:t>(em inglês</w:t>
+      </w:r>
+      <w:r>
+        <w:t xml:space="preserve"> </w:t>
+      </w:r>
       <w:r>
         <w:rPr>
           <w:i/>
           <w:iCs/>
         </w:rPr>
-        <w:t>Convolutional</w:t>
-      </w:r>
-      <w:proofErr w:type="spellEnd"/>
-      <w:r>
-        <w:rPr>
-          <w:i/>
-          <w:iCs/>
-        </w:rPr>
-        <w:t xml:space="preserve"> Neural Network</w:t>
-      </w:r>
-      <w:r>
-        <w:t xml:space="preserve">) é uma rede neural profunda treinada com a utilização de dados sequenciais ou com séries temporais, com o objetivo de criar um modelo de </w:t>
-      </w:r>
-      <w:r>
-        <w:t>A</w:t>
-      </w:r>
-      <w:r>
-        <w:t xml:space="preserve">prendizado de </w:t>
-      </w:r>
-      <w:r>
-        <w:t>M</w:t>
-      </w:r>
-      <w:r>
-        <w:t xml:space="preserve">áquina (ML) sendo capaz de fazer previsões com base em </w:t>
-      </w:r>
-      <w:r>
-        <w:rPr>
-          <w:i/>
-          <w:iCs/>
-        </w:rPr>
-        <w:t>inputs</w:t>
-      </w:r>
-      <w:r>
-        <w:t xml:space="preserve"> sequenciais. Podem ser utilizadas, como por exemplo, para prever níveis diários de inundação com base em dados anteriores de enchentes, marés e informações meteorológicas (IBM, 2024).</w:t>
-      </w:r>
-    </w:p>
-    <w:p>
-      <w:bookmarkStart w:id="54" w:name="_Hlk203572281"/>
-    </w:p>
-    <w:p>
-      <w:pPr>
-        <w:rPr>
-          <w:b/>
-          <w:bCs/>
-        </w:rPr>
-      </w:pPr>
-    </w:p>
-    <w:p>
-      <w:pPr>
-        <w:pStyle w:val="Ttulo2"/>
-        <w:rPr>
-          <w:highlight w:val="yellow"/>
-        </w:rPr>
-      </w:pPr>
-      <w:bookmarkStart w:id="55" w:name="_Toc203572612"/>
-      <w:proofErr w:type="spellStart"/>
-      <w:r>
-        <w:rPr>
-          <w:highlight w:val="yellow"/>
-        </w:rPr>
-        <w:t>Árvore</w:t>
-      </w:r>
-      <w:proofErr w:type="spellEnd"/>
-      <w:r>
-        <w:rPr>
-          <w:highlight w:val="yellow"/>
-        </w:rPr>
-        <w:t xml:space="preserve"> de </w:t>
-      </w:r>
-      <w:proofErr w:type="spellStart"/>
-      <w:r>
-        <w:rPr>
-          <w:highlight w:val="yellow"/>
-        </w:rPr>
-        <w:t>Decisão</w:t>
-      </w:r>
-      <w:bookmarkEnd w:id="55"/>
-      <w:proofErr w:type="spellEnd"/>
-    </w:p>
-    <w:p>
-      <w:pPr>
-        <w:pStyle w:val="Ttulo3"/>
-        <w:rPr>
-          <w:bCs/>
-          <w:lang w:val="pt-BR"/>
-        </w:rPr>
-      </w:pPr>
-      <w:bookmarkStart w:id="56" w:name="_Toc203572613"/>
-      <w:r>
-        <w:rPr>
-          <w:lang w:val="pt-BR"/>
-        </w:rPr>
-        <w:t>Conceito de Árvore de Decisão</w:t>
-      </w:r>
-      <w:bookmarkEnd w:id="56"/>
+        <w:t>Decision Tree</w:t>
+      </w:r>
+      <w:r>
+        <w:t xml:space="preserve">) </w:t>
+      </w:r>
+      <w:r>
+        <w:t>é um algoritmo de aprendizado de máquina e ao mesmo tempo uma técnica de mineração de dados, utilizada para prever, classificar e extrair conhecimento a partir de dados foi criada esta seção para detalhar sua aplicação e importância. Pode-se dizer que as Árvores de Decisão são modelos hierárquicos que segmentam os dados com base em condições lógicas sucessivas. Elas são eficientes e interpretáveis para tarefas de classificação e regressão, sendo frequentemente utilizadas em conjunto com outros métodos para aumentar a robustez dos modelos (Silva e Silva Neto, 2022).</w:t>
+      </w:r>
     </w:p>
     <w:p>
       <w:pPr>
         <w:spacing w:line="240" w:lineRule="auto"/>
         <w:textAlignment w:val="baseline"/>
       </w:pPr>
-      <w:r>
-        <w:t xml:space="preserve">Como </w:t>
-      </w:r>
-      <w:r>
-        <w:t>Á</w:t>
-      </w:r>
-      <w:r>
-        <w:t xml:space="preserve">rvore de </w:t>
-      </w:r>
-      <w:r>
-        <w:t>D</w:t>
-      </w:r>
-      <w:r>
-        <w:t xml:space="preserve">ecisão </w:t>
-      </w:r>
-      <w:r>
-        <w:t>(em inglês</w:t>
-      </w:r>
-      <w:r>
-        <w:t xml:space="preserve"> </w:t>
-      </w:r>
-      <w:proofErr w:type="spellStart"/>
-      <w:r>
-        <w:rPr>
-          <w:i/>
-          <w:iCs/>
-        </w:rPr>
-        <w:t>Decision</w:t>
-      </w:r>
-      <w:proofErr w:type="spellEnd"/>
-      <w:r>
-        <w:rPr>
-          <w:i/>
-          <w:iCs/>
-        </w:rPr>
-        <w:t xml:space="preserve"> </w:t>
-      </w:r>
-      <w:proofErr w:type="spellStart"/>
-      <w:r>
-        <w:rPr>
-          <w:i/>
-          <w:iCs/>
-        </w:rPr>
-        <w:t>Tree</w:t>
-      </w:r>
-      <w:proofErr w:type="spellEnd"/>
-      <w:r>
-        <w:t xml:space="preserve">) </w:t>
-      </w:r>
-      <w:r>
-        <w:t xml:space="preserve">é um algoritmo de aprendizado de máquina e ao mesmo tempo uma técnica de mineração de dados, utilizada para prever, classificar e extrair conhecimento a partir de dados foi criada esta seção para detalhar sua aplicação e importância. Pode-se dizer que as Árvores de Decisão são modelos hierárquicos que segmentam os dados com base em condições lógicas sucessivas. Elas são </w:t>
-      </w:r>
-      <w:proofErr w:type="gramStart"/>
-      <w:r>
-        <w:t>eficientes e interpretáveis</w:t>
-      </w:r>
-      <w:proofErr w:type="gramEnd"/>
-      <w:r>
-        <w:t xml:space="preserve"> para tarefas de classificação e regressão, sendo frequentemente utilizadas em conjunto com outros métodos para aumentar a robustez dos modelos (Silva e Silva Neto, 2022).</w:t>
+    </w:p>
+    <w:p>
+      <w:pPr>
+        <w:spacing w:before="100" w:beforeAutospacing="1" w:after="100" w:afterAutospacing="1" w:line="240" w:lineRule="auto"/>
+        <w:jc w:val="left"/>
+        <w:rPr>
+          <w:rFonts w:eastAsia="Times New Roman" w:cs="Times New Roman"/>
+          <w:szCs w:val="24"/>
+          <w:highlight w:val="lightGray"/>
+          <w:lang w:eastAsia="pt-BR"/>
+        </w:rPr>
+      </w:pPr>
+      <w:r>
+        <w:rPr>
+          <w:rFonts w:eastAsia="Times New Roman" w:hAnsi="Symbol" w:cs="Times New Roman"/>
+          <w:szCs w:val="24"/>
+          <w:highlight w:val="lightGray"/>
+          <w:lang w:eastAsia="pt-BR"/>
+        </w:rPr>
+        <w:t></w:t>
+      </w:r>
+      <w:r>
+        <w:rPr>
+          <w:rFonts w:eastAsia="Times New Roman" w:cs="Times New Roman"/>
+          <w:szCs w:val="24"/>
+          <w:highlight w:val="lightGray"/>
+          <w:lang w:eastAsia="pt-BR"/>
+        </w:rPr>
+        <w:t xml:space="preserve">  Como a árvore divide os dados (por Gini ou entropia, por exemplo).</w:t>
+      </w:r>
+    </w:p>
+    <w:p>
+      <w:pPr>
+        <w:spacing w:before="100" w:beforeAutospacing="1" w:after="100" w:afterAutospacing="1" w:line="240" w:lineRule="auto"/>
+        <w:jc w:val="left"/>
+        <w:rPr>
+          <w:rFonts w:eastAsia="Times New Roman" w:cs="Times New Roman"/>
+          <w:szCs w:val="24"/>
+          <w:highlight w:val="lightGray"/>
+          <w:lang w:eastAsia="pt-BR"/>
+        </w:rPr>
+      </w:pPr>
+      <w:r>
+        <w:rPr>
+          <w:rFonts w:eastAsia="Times New Roman" w:hAnsi="Symbol" w:cs="Times New Roman"/>
+          <w:szCs w:val="24"/>
+          <w:highlight w:val="lightGray"/>
+          <w:lang w:eastAsia="pt-BR"/>
+        </w:rPr>
+        <w:t></w:t>
+      </w:r>
+      <w:r>
+        <w:rPr>
+          <w:rFonts w:eastAsia="Times New Roman" w:cs="Times New Roman"/>
+          <w:szCs w:val="24"/>
+          <w:highlight w:val="lightGray"/>
+          <w:lang w:eastAsia="pt-BR"/>
+        </w:rPr>
+        <w:t xml:space="preserve">  A ideia de "nós", "ramos", "folhas", e decisões hierárquicas.</w:t>
+      </w:r>
+    </w:p>
+    <w:p>
+      <w:pPr>
+        <w:spacing w:before="100" w:beforeAutospacing="1" w:after="100" w:afterAutospacing="1" w:line="240" w:lineRule="auto"/>
+        <w:jc w:val="left"/>
+        <w:rPr>
+          <w:rFonts w:eastAsia="Times New Roman" w:cs="Times New Roman"/>
+          <w:szCs w:val="24"/>
+          <w:lang w:eastAsia="pt-BR"/>
+        </w:rPr>
+      </w:pPr>
+      <w:r>
+        <w:rPr>
+          <w:rFonts w:eastAsia="Times New Roman" w:hAnsi="Symbol" w:cs="Times New Roman"/>
+          <w:szCs w:val="24"/>
+          <w:highlight w:val="lightGray"/>
+          <w:lang w:eastAsia="pt-BR"/>
+        </w:rPr>
+        <w:lastRenderedPageBreak/>
+        <w:t></w:t>
+      </w:r>
+      <w:r>
+        <w:rPr>
+          <w:rFonts w:eastAsia="Times New Roman" w:cs="Times New Roman"/>
+          <w:szCs w:val="24"/>
+          <w:highlight w:val="lightGray"/>
+          <w:lang w:eastAsia="pt-BR"/>
+        </w:rPr>
+        <w:t xml:space="preserve">  Vantagens (interpretabilidade, rapidez) e desvantagens (overfitting).</w:t>
       </w:r>
     </w:p>
     <w:p>
@@ -11415,6 +10430,48 @@
     </w:p>
     <w:p>
       <w:pPr>
+        <w:spacing w:line="240" w:lineRule="auto"/>
+        <w:textAlignment w:val="baseline"/>
+      </w:pPr>
+    </w:p>
+    <w:p>
+      <w:pPr>
+        <w:pStyle w:val="Ttulo3"/>
+        <w:ind w:left="431" w:hanging="431"/>
+        <w:rPr>
+          <w:highlight w:val="yellow"/>
+        </w:rPr>
+      </w:pPr>
+      <w:bookmarkStart w:id="57" w:name="_Toc203572614"/>
+      <w:r>
+        <w:rPr>
+          <w:highlight w:val="yellow"/>
+        </w:rPr>
+        <w:t>Algoritmo CART (Classification and Regression Trees)</w:t>
+      </w:r>
+      <w:bookmarkEnd w:id="57"/>
+    </w:p>
+    <w:p>
+      <w:pPr>
+        <w:pStyle w:val="CorpodoTexto"/>
+        <w:ind w:firstLine="0"/>
+      </w:pPr>
+      <w:r>
+        <w:rPr>
+          <w:highlight w:val="lightGray"/>
+        </w:rPr>
+        <w:t>Detalhar o funcionamento do CART: critérios de divisão (Gini ou Entropia), profundidade, podas, vantagens e desvantagens.</w:t>
+      </w:r>
+      <w:r>
+        <w:rPr>
+          <w:highlight w:val="lightGray"/>
+        </w:rPr>
+        <w:br/>
+        <w:t>Exemplos de uso em saúde e previsão.</w:t>
+      </w:r>
+    </w:p>
+    <w:p>
+      <w:pPr>
         <w:spacing w:before="100" w:beforeAutospacing="1" w:after="100" w:afterAutospacing="1" w:line="240" w:lineRule="auto"/>
         <w:jc w:val="left"/>
         <w:rPr>
@@ -11424,7 +10481,6 @@
           <w:lang w:eastAsia="pt-BR"/>
         </w:rPr>
       </w:pPr>
-      <w:proofErr w:type="gramStart"/>
       <w:r>
         <w:rPr>
           <w:rFonts w:eastAsia="Times New Roman" w:hAnsi="Symbol" w:cs="Times New Roman"/>
@@ -11441,17 +10497,37 @@
           <w:highlight w:val="lightGray"/>
           <w:lang w:eastAsia="pt-BR"/>
         </w:rPr>
-        <w:t xml:space="preserve">  Como</w:t>
-      </w:r>
-      <w:proofErr w:type="gramEnd"/>
-      <w:r>
+        <w:t xml:space="preserve">  Histórico e proposta do algoritmo.</w:t>
+      </w:r>
+    </w:p>
+    <w:p>
+      <w:pPr>
+        <w:spacing w:before="100" w:beforeAutospacing="1" w:after="100" w:afterAutospacing="1" w:line="240" w:lineRule="auto"/>
+        <w:jc w:val="left"/>
         <w:rPr>
           <w:rFonts w:eastAsia="Times New Roman" w:cs="Times New Roman"/>
           <w:szCs w:val="24"/>
           <w:highlight w:val="lightGray"/>
           <w:lang w:eastAsia="pt-BR"/>
         </w:rPr>
-        <w:t xml:space="preserve"> a árvore divide os dados (por Gini ou entropia, por exemplo).</w:t>
+      </w:pPr>
+      <w:r>
+        <w:rPr>
+          <w:rFonts w:eastAsia="Times New Roman" w:hAnsi="Symbol" w:cs="Times New Roman"/>
+          <w:szCs w:val="24"/>
+          <w:highlight w:val="lightGray"/>
+          <w:lang w:eastAsia="pt-BR"/>
+        </w:rPr>
+        <w:t></w:t>
+      </w:r>
+      <w:r>
+        <w:rPr>
+          <w:rFonts w:eastAsia="Times New Roman" w:cs="Times New Roman"/>
+          <w:szCs w:val="24"/>
+          <w:highlight w:val="lightGray"/>
+          <w:lang w:eastAsia="pt-BR"/>
+        </w:rPr>
+        <w:t xml:space="preserve">  Como ele realiza divisões com base no índice de Gini.</w:t>
       </w:r>
     </w:p>
     <w:p>
@@ -11465,7 +10541,6 @@
           <w:lang w:eastAsia="pt-BR"/>
         </w:rPr>
       </w:pPr>
-      <w:proofErr w:type="gramStart"/>
       <w:r>
         <w:rPr>
           <w:rFonts w:eastAsia="Times New Roman" w:hAnsi="Symbol" w:cs="Times New Roman"/>
@@ -11482,17 +10557,37 @@
           <w:highlight w:val="lightGray"/>
           <w:lang w:eastAsia="pt-BR"/>
         </w:rPr>
-        <w:t xml:space="preserve">  A</w:t>
-      </w:r>
-      <w:proofErr w:type="gramEnd"/>
-      <w:r>
+        <w:t xml:space="preserve">  Processo de criação da árvore, critérios de parada, e poda.</w:t>
+      </w:r>
+    </w:p>
+    <w:p>
+      <w:pPr>
+        <w:spacing w:before="100" w:beforeAutospacing="1" w:after="100" w:afterAutospacing="1" w:line="240" w:lineRule="auto"/>
+        <w:jc w:val="left"/>
         <w:rPr>
           <w:rFonts w:eastAsia="Times New Roman" w:cs="Times New Roman"/>
           <w:szCs w:val="24"/>
           <w:highlight w:val="lightGray"/>
           <w:lang w:eastAsia="pt-BR"/>
         </w:rPr>
-        <w:t xml:space="preserve"> ideia de "nós", "ramos", "folhas", e decisões hierárquicas.</w:t>
+      </w:pPr>
+      <w:r>
+        <w:rPr>
+          <w:rFonts w:eastAsia="Times New Roman" w:hAnsi="Symbol" w:cs="Times New Roman"/>
+          <w:szCs w:val="24"/>
+          <w:highlight w:val="lightGray"/>
+          <w:lang w:eastAsia="pt-BR"/>
+        </w:rPr>
+        <w:t></w:t>
+      </w:r>
+      <w:r>
+        <w:rPr>
+          <w:rFonts w:eastAsia="Times New Roman" w:cs="Times New Roman"/>
+          <w:szCs w:val="24"/>
+          <w:highlight w:val="lightGray"/>
+          <w:lang w:eastAsia="pt-BR"/>
+        </w:rPr>
+        <w:t xml:space="preserve">  Aplicações no contexto de saúde ou esportes.</w:t>
       </w:r>
     </w:p>
     <w:p>
@@ -11505,7 +10600,6 @@
           <w:lang w:eastAsia="pt-BR"/>
         </w:rPr>
       </w:pPr>
-      <w:proofErr w:type="gramStart"/>
       <w:r>
         <w:rPr>
           <w:rFonts w:eastAsia="Times New Roman" w:hAnsi="Symbol" w:cs="Times New Roman"/>
@@ -11513,7 +10607,6 @@
           <w:highlight w:val="lightGray"/>
           <w:lang w:eastAsia="pt-BR"/>
         </w:rPr>
-        <w:lastRenderedPageBreak/>
         <w:t></w:t>
       </w:r>
       <w:r>
@@ -11523,317 +10616,7 @@
           <w:highlight w:val="lightGray"/>
           <w:lang w:eastAsia="pt-BR"/>
         </w:rPr>
-        <w:t xml:space="preserve">  Vantagens</w:t>
-      </w:r>
-      <w:proofErr w:type="gramEnd"/>
-      <w:r>
-        <w:rPr>
-          <w:rFonts w:eastAsia="Times New Roman" w:cs="Times New Roman"/>
-          <w:szCs w:val="24"/>
-          <w:highlight w:val="lightGray"/>
-          <w:lang w:eastAsia="pt-BR"/>
-        </w:rPr>
-        <w:t xml:space="preserve"> (</w:t>
-      </w:r>
-      <w:proofErr w:type="spellStart"/>
-      <w:r>
-        <w:rPr>
-          <w:rFonts w:eastAsia="Times New Roman" w:cs="Times New Roman"/>
-          <w:szCs w:val="24"/>
-          <w:highlight w:val="lightGray"/>
-          <w:lang w:eastAsia="pt-BR"/>
-        </w:rPr>
-        <w:t>interpretabilidade</w:t>
-      </w:r>
-      <w:proofErr w:type="spellEnd"/>
-      <w:r>
-        <w:rPr>
-          <w:rFonts w:eastAsia="Times New Roman" w:cs="Times New Roman"/>
-          <w:szCs w:val="24"/>
-          <w:highlight w:val="lightGray"/>
-          <w:lang w:eastAsia="pt-BR"/>
-        </w:rPr>
-        <w:t>, rapidez) e desvantagens (</w:t>
-      </w:r>
-      <w:proofErr w:type="spellStart"/>
-      <w:r>
-        <w:rPr>
-          <w:rFonts w:eastAsia="Times New Roman" w:cs="Times New Roman"/>
-          <w:szCs w:val="24"/>
-          <w:highlight w:val="lightGray"/>
-          <w:lang w:eastAsia="pt-BR"/>
-        </w:rPr>
-        <w:t>overfitting</w:t>
-      </w:r>
-      <w:proofErr w:type="spellEnd"/>
-      <w:r>
-        <w:rPr>
-          <w:rFonts w:eastAsia="Times New Roman" w:cs="Times New Roman"/>
-          <w:szCs w:val="24"/>
-          <w:highlight w:val="lightGray"/>
-          <w:lang w:eastAsia="pt-BR"/>
-        </w:rPr>
-        <w:t>).</w:t>
-      </w:r>
-    </w:p>
-    <w:p>
-      <w:pPr>
-        <w:spacing w:line="240" w:lineRule="auto"/>
-        <w:textAlignment w:val="baseline"/>
-      </w:pPr>
-    </w:p>
-    <w:p>
-      <w:pPr>
-        <w:spacing w:line="240" w:lineRule="auto"/>
-        <w:textAlignment w:val="baseline"/>
-      </w:pPr>
-    </w:p>
-    <w:p>
-      <w:pPr>
-        <w:pStyle w:val="Ttulo3"/>
-        <w:ind w:left="431" w:hanging="431"/>
-        <w:rPr>
-          <w:highlight w:val="yellow"/>
-        </w:rPr>
-      </w:pPr>
-      <w:bookmarkStart w:id="57" w:name="_Toc203572614"/>
-      <w:proofErr w:type="spellStart"/>
-      <w:r>
-        <w:rPr>
-          <w:highlight w:val="yellow"/>
-        </w:rPr>
-        <w:t>Algoritmo</w:t>
-      </w:r>
-      <w:proofErr w:type="spellEnd"/>
-      <w:r>
-        <w:rPr>
-          <w:highlight w:val="yellow"/>
-        </w:rPr>
-        <w:t xml:space="preserve"> CART (Classification and Regression Trees)</w:t>
-      </w:r>
-      <w:bookmarkEnd w:id="57"/>
-    </w:p>
-    <w:p>
-      <w:pPr>
-        <w:pStyle w:val="CorpodoTexto"/>
-        <w:ind w:firstLine="0"/>
-      </w:pPr>
-      <w:r>
-        <w:rPr>
-          <w:highlight w:val="lightGray"/>
-        </w:rPr>
-        <w:t>Detalhar o funcionamento do CART: critérios de divisão (Gini ou Entropia), profundidade, podas, vantagens e desvantagens.</w:t>
-      </w:r>
-      <w:r>
-        <w:rPr>
-          <w:highlight w:val="lightGray"/>
-        </w:rPr>
-        <w:br/>
-        <w:t>Exemplos de uso em saúde e previsão.</w:t>
-      </w:r>
-    </w:p>
-    <w:p>
-      <w:pPr>
-        <w:spacing w:before="100" w:beforeAutospacing="1" w:after="100" w:afterAutospacing="1" w:line="240" w:lineRule="auto"/>
-        <w:jc w:val="left"/>
-        <w:rPr>
-          <w:rFonts w:eastAsia="Times New Roman" w:cs="Times New Roman"/>
-          <w:szCs w:val="24"/>
-          <w:highlight w:val="lightGray"/>
-          <w:lang w:eastAsia="pt-BR"/>
-        </w:rPr>
-      </w:pPr>
-      <w:proofErr w:type="gramStart"/>
-      <w:r>
-        <w:rPr>
-          <w:rFonts w:eastAsia="Times New Roman" w:hAnsi="Symbol" w:cs="Times New Roman"/>
-          <w:szCs w:val="24"/>
-          <w:highlight w:val="lightGray"/>
-          <w:lang w:eastAsia="pt-BR"/>
-        </w:rPr>
-        <w:t></w:t>
-      </w:r>
-      <w:r>
-        <w:rPr>
-          <w:rFonts w:eastAsia="Times New Roman" w:cs="Times New Roman"/>
-          <w:szCs w:val="24"/>
-          <w:highlight w:val="lightGray"/>
-          <w:lang w:eastAsia="pt-BR"/>
-        </w:rPr>
-        <w:t xml:space="preserve">  Histórico</w:t>
-      </w:r>
-      <w:proofErr w:type="gramEnd"/>
-      <w:r>
-        <w:rPr>
-          <w:rFonts w:eastAsia="Times New Roman" w:cs="Times New Roman"/>
-          <w:szCs w:val="24"/>
-          <w:highlight w:val="lightGray"/>
-          <w:lang w:eastAsia="pt-BR"/>
-        </w:rPr>
-        <w:t xml:space="preserve"> e proposta do algoritmo.</w:t>
-      </w:r>
-    </w:p>
-    <w:p>
-      <w:pPr>
-        <w:spacing w:before="100" w:beforeAutospacing="1" w:after="100" w:afterAutospacing="1" w:line="240" w:lineRule="auto"/>
-        <w:jc w:val="left"/>
-        <w:rPr>
-          <w:rFonts w:eastAsia="Times New Roman" w:cs="Times New Roman"/>
-          <w:szCs w:val="24"/>
-          <w:highlight w:val="lightGray"/>
-          <w:lang w:eastAsia="pt-BR"/>
-        </w:rPr>
-      </w:pPr>
-      <w:proofErr w:type="gramStart"/>
-      <w:r>
-        <w:rPr>
-          <w:rFonts w:eastAsia="Times New Roman" w:hAnsi="Symbol" w:cs="Times New Roman"/>
-          <w:szCs w:val="24"/>
-          <w:highlight w:val="lightGray"/>
-          <w:lang w:eastAsia="pt-BR"/>
-        </w:rPr>
-        <w:t></w:t>
-      </w:r>
-      <w:r>
-        <w:rPr>
-          <w:rFonts w:eastAsia="Times New Roman" w:cs="Times New Roman"/>
-          <w:szCs w:val="24"/>
-          <w:highlight w:val="lightGray"/>
-          <w:lang w:eastAsia="pt-BR"/>
-        </w:rPr>
-        <w:t xml:space="preserve">  Como</w:t>
-      </w:r>
-      <w:proofErr w:type="gramEnd"/>
-      <w:r>
-        <w:rPr>
-          <w:rFonts w:eastAsia="Times New Roman" w:cs="Times New Roman"/>
-          <w:szCs w:val="24"/>
-          <w:highlight w:val="lightGray"/>
-          <w:lang w:eastAsia="pt-BR"/>
-        </w:rPr>
-        <w:t xml:space="preserve"> ele realiza divisões com base no índice de Gini.</w:t>
-      </w:r>
-    </w:p>
-    <w:p>
-      <w:pPr>
-        <w:spacing w:before="100" w:beforeAutospacing="1" w:after="100" w:afterAutospacing="1" w:line="240" w:lineRule="auto"/>
-        <w:jc w:val="left"/>
-        <w:rPr>
-          <w:rFonts w:eastAsia="Times New Roman" w:cs="Times New Roman"/>
-          <w:szCs w:val="24"/>
-          <w:highlight w:val="lightGray"/>
-          <w:lang w:eastAsia="pt-BR"/>
-        </w:rPr>
-      </w:pPr>
-      <w:proofErr w:type="gramStart"/>
-      <w:r>
-        <w:rPr>
-          <w:rFonts w:eastAsia="Times New Roman" w:hAnsi="Symbol" w:cs="Times New Roman"/>
-          <w:szCs w:val="24"/>
-          <w:highlight w:val="lightGray"/>
-          <w:lang w:eastAsia="pt-BR"/>
-        </w:rPr>
-        <w:t></w:t>
-      </w:r>
-      <w:r>
-        <w:rPr>
-          <w:rFonts w:eastAsia="Times New Roman" w:cs="Times New Roman"/>
-          <w:szCs w:val="24"/>
-          <w:highlight w:val="lightGray"/>
-          <w:lang w:eastAsia="pt-BR"/>
-        </w:rPr>
-        <w:t xml:space="preserve">  Processo</w:t>
-      </w:r>
-      <w:proofErr w:type="gramEnd"/>
-      <w:r>
-        <w:rPr>
-          <w:rFonts w:eastAsia="Times New Roman" w:cs="Times New Roman"/>
-          <w:szCs w:val="24"/>
-          <w:highlight w:val="lightGray"/>
-          <w:lang w:eastAsia="pt-BR"/>
-        </w:rPr>
-        <w:t xml:space="preserve"> de criação da árvore, critérios de parada, e poda.</w:t>
-      </w:r>
-    </w:p>
-    <w:p>
-      <w:pPr>
-        <w:spacing w:before="100" w:beforeAutospacing="1" w:after="100" w:afterAutospacing="1" w:line="240" w:lineRule="auto"/>
-        <w:jc w:val="left"/>
-        <w:rPr>
-          <w:rFonts w:eastAsia="Times New Roman" w:cs="Times New Roman"/>
-          <w:szCs w:val="24"/>
-          <w:highlight w:val="lightGray"/>
-          <w:lang w:eastAsia="pt-BR"/>
-        </w:rPr>
-      </w:pPr>
-      <w:proofErr w:type="gramStart"/>
-      <w:r>
-        <w:rPr>
-          <w:rFonts w:eastAsia="Times New Roman" w:hAnsi="Symbol" w:cs="Times New Roman"/>
-          <w:szCs w:val="24"/>
-          <w:highlight w:val="lightGray"/>
-          <w:lang w:eastAsia="pt-BR"/>
-        </w:rPr>
-        <w:t></w:t>
-      </w:r>
-      <w:r>
-        <w:rPr>
-          <w:rFonts w:eastAsia="Times New Roman" w:cs="Times New Roman"/>
-          <w:szCs w:val="24"/>
-          <w:highlight w:val="lightGray"/>
-          <w:lang w:eastAsia="pt-BR"/>
-        </w:rPr>
-        <w:t xml:space="preserve">  Aplicações</w:t>
-      </w:r>
-      <w:proofErr w:type="gramEnd"/>
-      <w:r>
-        <w:rPr>
-          <w:rFonts w:eastAsia="Times New Roman" w:cs="Times New Roman"/>
-          <w:szCs w:val="24"/>
-          <w:highlight w:val="lightGray"/>
-          <w:lang w:eastAsia="pt-BR"/>
-        </w:rPr>
-        <w:t xml:space="preserve"> no contexto de saúde ou esportes.</w:t>
-      </w:r>
-    </w:p>
-    <w:p>
-      <w:pPr>
-        <w:spacing w:before="100" w:beforeAutospacing="1" w:after="100" w:afterAutospacing="1" w:line="240" w:lineRule="auto"/>
-        <w:jc w:val="left"/>
-        <w:rPr>
-          <w:rFonts w:eastAsia="Times New Roman" w:cs="Times New Roman"/>
-          <w:szCs w:val="24"/>
-          <w:lang w:eastAsia="pt-BR"/>
-        </w:rPr>
-      </w:pPr>
-      <w:proofErr w:type="gramStart"/>
-      <w:r>
-        <w:rPr>
-          <w:rFonts w:eastAsia="Times New Roman" w:hAnsi="Symbol" w:cs="Times New Roman"/>
-          <w:szCs w:val="24"/>
-          <w:highlight w:val="lightGray"/>
-          <w:lang w:eastAsia="pt-BR"/>
-        </w:rPr>
-        <w:t></w:t>
-      </w:r>
-      <w:r>
-        <w:rPr>
-          <w:rFonts w:eastAsia="Times New Roman" w:cs="Times New Roman"/>
-          <w:szCs w:val="24"/>
-          <w:highlight w:val="lightGray"/>
-          <w:lang w:eastAsia="pt-BR"/>
-        </w:rPr>
-        <w:t xml:space="preserve">  Vantagens</w:t>
-      </w:r>
-      <w:proofErr w:type="gramEnd"/>
-      <w:r>
-        <w:rPr>
-          <w:rFonts w:eastAsia="Times New Roman" w:cs="Times New Roman"/>
-          <w:szCs w:val="24"/>
-          <w:highlight w:val="lightGray"/>
-          <w:lang w:eastAsia="pt-BR"/>
-        </w:rPr>
-        <w:t xml:space="preserve"> e limitações.</w:t>
+        <w:t xml:space="preserve">  Vantagens e limitações.</w:t>
       </w:r>
     </w:p>
     <w:p>
@@ -11880,17 +10663,9 @@
           <w:highlight w:val="yellow"/>
         </w:rPr>
         <w:lastRenderedPageBreak/>
-        <w:t xml:space="preserve">Métricas de Avaliação Preditiva/ </w:t>
-      </w:r>
-      <w:proofErr w:type="spellStart"/>
-      <w:r>
-        <w:rPr>
-          <w:highlight w:val="yellow"/>
-        </w:rPr>
-        <w:t>Modelo</w:t>
+        <w:t>Métricas de Avaliação Preditiva/ Modelo</w:t>
       </w:r>
       <w:commentRangeEnd w:id="60"/>
-      <w:proofErr w:type="spellEnd"/>
       <w:r>
         <w:rPr>
           <w:rStyle w:val="Refdecomentrio"/>
@@ -11911,7 +10686,6 @@
           <w:lang w:eastAsia="pt-BR"/>
         </w:rPr>
       </w:pPr>
-      <w:proofErr w:type="gramStart"/>
       <w:r>
         <w:rPr>
           <w:rFonts w:eastAsia="Times New Roman" w:hAnsi="Symbol" w:cs="Times New Roman"/>
@@ -11928,17 +10702,37 @@
           <w:highlight w:val="lightGray"/>
           <w:lang w:eastAsia="pt-BR"/>
         </w:rPr>
-        <w:t xml:space="preserve">  Definições</w:t>
-      </w:r>
-      <w:proofErr w:type="gramEnd"/>
-      <w:r>
+        <w:t xml:space="preserve">  Definições formais de Acurácia, Precisão, Recall, F1-Score, AUC-ROC, Matriz de Confusão.</w:t>
+      </w:r>
+    </w:p>
+    <w:p>
+      <w:pPr>
+        <w:spacing w:before="100" w:beforeAutospacing="1" w:after="100" w:afterAutospacing="1" w:line="240" w:lineRule="auto"/>
+        <w:jc w:val="left"/>
         <w:rPr>
           <w:rFonts w:eastAsia="Times New Roman" w:cs="Times New Roman"/>
           <w:szCs w:val="24"/>
           <w:highlight w:val="lightGray"/>
           <w:lang w:eastAsia="pt-BR"/>
         </w:rPr>
-        <w:t xml:space="preserve"> formais de Acurácia, Precisão, Recall, F1-Score, AUC-ROC, Matriz de Confusão.</w:t>
+      </w:pPr>
+      <w:r>
+        <w:rPr>
+          <w:rFonts w:eastAsia="Times New Roman" w:hAnsi="Symbol" w:cs="Times New Roman"/>
+          <w:szCs w:val="24"/>
+          <w:highlight w:val="lightGray"/>
+          <w:lang w:eastAsia="pt-BR"/>
+        </w:rPr>
+        <w:t></w:t>
+      </w:r>
+      <w:r>
+        <w:rPr>
+          <w:rFonts w:eastAsia="Times New Roman" w:cs="Times New Roman"/>
+          <w:szCs w:val="24"/>
+          <w:highlight w:val="lightGray"/>
+          <w:lang w:eastAsia="pt-BR"/>
+        </w:rPr>
+        <w:t xml:space="preserve">  Gráficos ilustrativos se possível (para facilitar a compreensão de AUC, por exemplo).</w:t>
       </w:r>
     </w:p>
     <w:p>
@@ -11948,98 +10742,26 @@
         <w:rPr>
           <w:rFonts w:eastAsia="Times New Roman" w:cs="Times New Roman"/>
           <w:szCs w:val="24"/>
+          <w:lang w:eastAsia="pt-BR"/>
+        </w:rPr>
+      </w:pPr>
+      <w:r>
+        <w:rPr>
+          <w:rFonts w:eastAsia="Times New Roman" w:hAnsi="Symbol" w:cs="Times New Roman"/>
+          <w:szCs w:val="24"/>
           <w:highlight w:val="lightGray"/>
           <w:lang w:eastAsia="pt-BR"/>
         </w:rPr>
-      </w:pPr>
-      <w:proofErr w:type="gramStart"/>
-      <w:r>
-        <w:rPr>
-          <w:rFonts w:eastAsia="Times New Roman" w:hAnsi="Symbol" w:cs="Times New Roman"/>
+        <w:t></w:t>
+      </w:r>
+      <w:r>
+        <w:rPr>
+          <w:rFonts w:eastAsia="Times New Roman" w:cs="Times New Roman"/>
           <w:szCs w:val="24"/>
           <w:highlight w:val="lightGray"/>
           <w:lang w:eastAsia="pt-BR"/>
         </w:rPr>
-        <w:t></w:t>
-      </w:r>
-      <w:r>
-        <w:rPr>
-          <w:rFonts w:eastAsia="Times New Roman" w:cs="Times New Roman"/>
-          <w:szCs w:val="24"/>
-          <w:highlight w:val="lightGray"/>
-          <w:lang w:eastAsia="pt-BR"/>
-        </w:rPr>
-        <w:t xml:space="preserve">  Gráficos</w:t>
-      </w:r>
-      <w:proofErr w:type="gramEnd"/>
-      <w:r>
-        <w:rPr>
-          <w:rFonts w:eastAsia="Times New Roman" w:cs="Times New Roman"/>
-          <w:szCs w:val="24"/>
-          <w:highlight w:val="lightGray"/>
-          <w:lang w:eastAsia="pt-BR"/>
-        </w:rPr>
-        <w:t xml:space="preserve"> ilustrativos se possível (para facilitar a compreensão de AUC, por exemplo).</w:t>
-      </w:r>
-    </w:p>
-    <w:p>
-      <w:pPr>
-        <w:spacing w:before="100" w:beforeAutospacing="1" w:after="100" w:afterAutospacing="1" w:line="240" w:lineRule="auto"/>
-        <w:jc w:val="left"/>
-        <w:rPr>
-          <w:rFonts w:eastAsia="Times New Roman" w:cs="Times New Roman"/>
-          <w:szCs w:val="24"/>
-          <w:lang w:eastAsia="pt-BR"/>
-        </w:rPr>
-      </w:pPr>
-      <w:proofErr w:type="gramStart"/>
-      <w:r>
-        <w:rPr>
-          <w:rFonts w:eastAsia="Times New Roman" w:hAnsi="Symbol" w:cs="Times New Roman"/>
-          <w:szCs w:val="24"/>
-          <w:highlight w:val="lightGray"/>
-          <w:lang w:eastAsia="pt-BR"/>
-        </w:rPr>
-        <w:t></w:t>
-      </w:r>
-      <w:r>
-        <w:rPr>
-          <w:rFonts w:eastAsia="Times New Roman" w:cs="Times New Roman"/>
-          <w:szCs w:val="24"/>
-          <w:highlight w:val="lightGray"/>
-          <w:lang w:eastAsia="pt-BR"/>
-        </w:rPr>
-        <w:t xml:space="preserve">  Justificativa</w:t>
-      </w:r>
-      <w:proofErr w:type="gramEnd"/>
-      <w:r>
-        <w:rPr>
-          <w:rFonts w:eastAsia="Times New Roman" w:cs="Times New Roman"/>
-          <w:szCs w:val="24"/>
-          <w:highlight w:val="lightGray"/>
-          <w:lang w:eastAsia="pt-BR"/>
-        </w:rPr>
-        <w:t xml:space="preserve"> das métricas escolhidas para o problema (</w:t>
-      </w:r>
-      <w:proofErr w:type="spellStart"/>
-      <w:r>
-        <w:rPr>
-          <w:rFonts w:eastAsia="Times New Roman" w:cs="Times New Roman"/>
-          <w:szCs w:val="24"/>
-          <w:highlight w:val="lightGray"/>
-          <w:lang w:eastAsia="pt-BR"/>
-        </w:rPr>
-        <w:t>ex</w:t>
-      </w:r>
-      <w:proofErr w:type="spellEnd"/>
-      <w:r>
-        <w:rPr>
-          <w:rFonts w:eastAsia="Times New Roman" w:cs="Times New Roman"/>
-          <w:szCs w:val="24"/>
-          <w:highlight w:val="lightGray"/>
-          <w:lang w:eastAsia="pt-BR"/>
-        </w:rPr>
-        <w:t>: F1-score por causa de desbalanceamento).</w:t>
+        <w:t xml:space="preserve">  Justificativa das métricas escolhidas para o problema (ex: F1-score por causa de desbalanceamento).</w:t>
       </w:r>
     </w:p>
     <w:p>
@@ -12115,63 +10837,7 @@
         <w:rPr>
           <w:highlight w:val="lightGray"/>
         </w:rPr>
-        <w:t xml:space="preserve">Rodrigues et al. (2024) propuseram um estudo com foco na predição de abandono do tratamento da tuberculose utilizando algoritmos de aprendizado de máquina aplicados a dados de registros nacionais do Brasil. O trabalho utilizou um conjunto abrangente de variáveis demográficas, clínicas e sociais disponíveis no Sistema de Informação de Agravos de Notificação (SINAN) para treinar e avaliar modelos supervisionados. Foram testados diferentes algoritmos, incluindo </w:t>
-      </w:r>
-      <w:proofErr w:type="spellStart"/>
-      <w:r>
-        <w:rPr>
-          <w:highlight w:val="lightGray"/>
-        </w:rPr>
-        <w:t>Random</w:t>
-      </w:r>
-      <w:proofErr w:type="spellEnd"/>
-      <w:r>
-        <w:rPr>
-          <w:highlight w:val="lightGray"/>
-        </w:rPr>
-        <w:t xml:space="preserve"> Forest, </w:t>
-      </w:r>
-      <w:proofErr w:type="spellStart"/>
-      <w:r>
-        <w:rPr>
-          <w:highlight w:val="lightGray"/>
-        </w:rPr>
-        <w:t>XGBoost</w:t>
-      </w:r>
-      <w:proofErr w:type="spellEnd"/>
-      <w:r>
-        <w:rPr>
-          <w:highlight w:val="lightGray"/>
-        </w:rPr>
-        <w:t xml:space="preserve">, </w:t>
-      </w:r>
-      <w:proofErr w:type="spellStart"/>
-      <w:r>
-        <w:rPr>
-          <w:highlight w:val="lightGray"/>
-        </w:rPr>
-        <w:t>LightGBM</w:t>
-      </w:r>
-      <w:proofErr w:type="spellEnd"/>
-      <w:r>
-        <w:rPr>
-          <w:highlight w:val="lightGray"/>
-        </w:rPr>
-        <w:t xml:space="preserve">, entre outros, com o objetivo de identificar pacientes com maior probabilidade de evasão do tratamento. Os modelos apresentaram desempenho promissor, com destaque para o </w:t>
-      </w:r>
-      <w:proofErr w:type="spellStart"/>
-      <w:r>
-        <w:rPr>
-          <w:highlight w:val="lightGray"/>
-        </w:rPr>
-        <w:t>XGBoost</w:t>
-      </w:r>
-      <w:proofErr w:type="spellEnd"/>
-      <w:r>
-        <w:rPr>
-          <w:highlight w:val="lightGray"/>
-        </w:rPr>
-        <w:t>, que alcançou AUC-ROC superior a 0,75. Os autores destacam a importância do uso de inteligência artificial como ferramenta auxiliar na vigilância em saúde pública, sugerindo que modelos preditivos podem orientar estratégias direcionadas de intervenção, reduzindo perdas no tratamento e melhorando o controle da doença.</w:t>
+        <w:t>Rodrigues et al. (2024) propuseram um estudo com foco na predição de abandono do tratamento da tuberculose utilizando algoritmos de aprendizado de máquina aplicados a dados de registros nacionais do Brasil. O trabalho utilizou um conjunto abrangente de variáveis demográficas, clínicas e sociais disponíveis no Sistema de Informação de Agravos de Notificação (SINAN) para treinar e avaliar modelos supervisionados. Foram testados diferentes algoritmos, incluindo Random Forest, XGBoost, LightGBM, entre outros, com o objetivo de identificar pacientes com maior probabilidade de evasão do tratamento. Os modelos apresentaram desempenho promissor, com destaque para o XGBoost, que alcançou AUC-ROC superior a 0,75. Os autores destacam a importância do uso de inteligência artificial como ferramenta auxiliar na vigilância em saúde pública, sugerindo que modelos preditivos podem orientar estratégias direcionadas de intervenção, reduzindo perdas no tratamento e melhorando o controle da doença.</w:t>
       </w:r>
       <w:r>
         <w:t xml:space="preserve"> </w:t>
@@ -12212,101 +10878,37 @@
       <w:pPr>
         <w:spacing w:line="240" w:lineRule="auto"/>
       </w:pPr>
-      <w:proofErr w:type="spellStart"/>
       <w:r>
         <w:rPr>
           <w:highlight w:val="lightGray"/>
         </w:rPr>
-        <w:t>Savalli</w:t>
-      </w:r>
-      <w:proofErr w:type="spellEnd"/>
-      <w:r>
-        <w:rPr>
-          <w:highlight w:val="lightGray"/>
-        </w:rPr>
-        <w:t xml:space="preserve"> et al. (2025) conduziram um estudo multicêntrico utilizando algoritmos de aprendizado de máquina para prever a admissão de pacientes com COVID-19 em Unidades de Terapia Intensiva (UTI) com base em dados clínicos e laboratoriais coletados em 12 hospitais brasileiros. O modelo </w:t>
-      </w:r>
-      <w:proofErr w:type="spellStart"/>
-      <w:r>
-        <w:rPr>
-          <w:highlight w:val="lightGray"/>
-        </w:rPr>
-        <w:t>XGBoost</w:t>
-      </w:r>
-      <w:proofErr w:type="spellEnd"/>
-      <w:r>
-        <w:rPr>
-          <w:highlight w:val="lightGray"/>
-        </w:rPr>
-        <w:t xml:space="preserve"> foi treinado individualmente em cada hospital para avaliar a performance local e identificar a instituição com melhor desempenho preditivo. Esse modelo foi então validado externamente nos demais hospitais e posteriormente ajustado com técnicas de </w:t>
-      </w:r>
-      <w:proofErr w:type="spellStart"/>
+        <w:t xml:space="preserve">Savalli et al. (2025) conduziram um estudo multicêntrico utilizando algoritmos de aprendizado de máquina para prever a admissão de pacientes com COVID-19 em Unidades de Terapia Intensiva (UTI) com base em dados clínicos e laboratoriais coletados em 12 hospitais brasileiros. O modelo XGBoost foi treinado individualmente em cada hospital para avaliar a performance local e identificar a instituição com melhor desempenho preditivo. Esse modelo foi então validado externamente nos demais hospitais e posteriormente ajustado com técnicas de </w:t>
+      </w:r>
       <w:r>
         <w:rPr>
           <w:rStyle w:val="nfase"/>
           <w:highlight w:val="lightGray"/>
         </w:rPr>
-        <w:t>transfer</w:t>
-      </w:r>
-      <w:proofErr w:type="spellEnd"/>
+        <w:t>transfer learning</w:t>
+      </w:r>
+      <w:r>
+        <w:rPr>
+          <w:highlight w:val="lightGray"/>
+        </w:rPr>
+        <w:t xml:space="preserve">. Os resultados indicaram variações significativas na performance entre os hospitais (AUC entre 0.62 e 0.94), sendo que a aplicação do </w:t>
+      </w:r>
       <w:r>
         <w:rPr>
           <w:rStyle w:val="nfase"/>
           <w:highlight w:val="lightGray"/>
         </w:rPr>
-        <w:t xml:space="preserve"> </w:t>
-      </w:r>
-      <w:proofErr w:type="spellStart"/>
-      <w:r>
-        <w:rPr>
-          <w:rStyle w:val="nfase"/>
+        <w:t>transfer learning</w:t>
+      </w:r>
+      <w:r>
+        <w:rPr>
           <w:highlight w:val="lightGray"/>
         </w:rPr>
-        <w:t>learning</w:t>
-      </w:r>
-      <w:proofErr w:type="spellEnd"/>
-      <w:r>
-        <w:rPr>
-          <w:highlight w:val="lightGray"/>
-        </w:rPr>
-        <w:t xml:space="preserve">. Os resultados indicaram variações significativas na performance entre os hospitais (AUC entre 0.62 e 0.94), sendo que a aplicação do </w:t>
-      </w:r>
-      <w:proofErr w:type="spellStart"/>
-      <w:r>
-        <w:rPr>
-          <w:rStyle w:val="nfase"/>
-          <w:highlight w:val="lightGray"/>
-        </w:rPr>
-        <w:t>transfer</w:t>
-      </w:r>
-      <w:proofErr w:type="spellEnd"/>
-      <w:r>
-        <w:rPr>
-          <w:rStyle w:val="nfase"/>
-          <w:highlight w:val="lightGray"/>
-        </w:rPr>
-        <w:t xml:space="preserve"> </w:t>
-      </w:r>
-      <w:proofErr w:type="spellStart"/>
-      <w:r>
-        <w:rPr>
-          <w:rStyle w:val="nfase"/>
-          <w:highlight w:val="lightGray"/>
-        </w:rPr>
-        <w:t>learning</w:t>
-      </w:r>
-      <w:proofErr w:type="spellEnd"/>
-      <w:r>
-        <w:rPr>
-          <w:highlight w:val="lightGray"/>
-        </w:rPr>
-        <w:t xml:space="preserve"> melhorou o desempenho em 9 dos 11 hospitais testados. O estudo conclui que essa técnica pode acelerar o treinamento de modelos em locais com menos dados ou menor desempenho preditivo, promovendo maior adaptabilidade e eficiência na gestão hospitalar e na tomada de decisões clínicas em contextos diversos</w:t>
-      </w:r>
-      <w:r>
-        <w:rPr>
-          <w:highlight w:val="lightGray"/>
-        </w:rPr>
-        <w:t>.</w:t>
+        <w:t xml:space="preserve"> melhorou o desempenho em 9 dos 11 hospitais testados. O estudo conclui que essa técnica pode acelerar o treinamento de modelos em locais com menos dados ou menor desempenho preditivo, promovendo maior adaptabilidade e eficiência na gestão hospitalar e na tomada de decisões clínicas em contextos diversos.</w:t>
       </w:r>
     </w:p>
     <w:bookmarkEnd w:id="59"/>
@@ -12433,27 +11035,7 @@
           <w:highlight w:val="lightGray"/>
           <w:lang w:eastAsia="pt-BR"/>
         </w:rPr>
-        <w:t>Descrição da base de dados (</w:t>
-      </w:r>
-      <w:proofErr w:type="spellStart"/>
-      <w:r>
-        <w:rPr>
-          <w:rFonts w:eastAsia="Times New Roman" w:cs="Times New Roman"/>
-          <w:szCs w:val="24"/>
-          <w:highlight w:val="lightGray"/>
-          <w:lang w:eastAsia="pt-BR"/>
-        </w:rPr>
-        <w:t>ex</w:t>
-      </w:r>
-      <w:proofErr w:type="spellEnd"/>
-      <w:r>
-        <w:rPr>
-          <w:rFonts w:eastAsia="Times New Roman" w:cs="Times New Roman"/>
-          <w:szCs w:val="24"/>
-          <w:highlight w:val="lightGray"/>
-          <w:lang w:eastAsia="pt-BR"/>
-        </w:rPr>
-        <w:t>: SIVEP-Gripe, SINAN, ou dados esportivos, com número de registros e atributos).</w:t>
+        <w:t>Descrição da base de dados (ex: SIVEP-Gripe, SINAN, ou dados esportivos, com número de registros e atributos).</w:t>
       </w:r>
     </w:p>
     <w:p>
@@ -12628,67 +11210,7 @@
           <w:highlight w:val="lightGray"/>
           <w:lang w:eastAsia="pt-BR"/>
         </w:rPr>
-        <w:t>Estratégias de divisão dos dados (</w:t>
-      </w:r>
-      <w:proofErr w:type="spellStart"/>
-      <w:r>
-        <w:rPr>
-          <w:rFonts w:eastAsia="Times New Roman" w:cs="Times New Roman"/>
-          <w:szCs w:val="24"/>
-          <w:highlight w:val="lightGray"/>
-          <w:lang w:eastAsia="pt-BR"/>
-        </w:rPr>
-        <w:t>train</w:t>
-      </w:r>
-      <w:proofErr w:type="spellEnd"/>
-      <w:r>
-        <w:rPr>
-          <w:rFonts w:eastAsia="Times New Roman" w:cs="Times New Roman"/>
-          <w:szCs w:val="24"/>
-          <w:highlight w:val="lightGray"/>
-          <w:lang w:eastAsia="pt-BR"/>
-        </w:rPr>
-        <w:t>/</w:t>
-      </w:r>
-      <w:proofErr w:type="spellStart"/>
-      <w:r>
-        <w:rPr>
-          <w:rFonts w:eastAsia="Times New Roman" w:cs="Times New Roman"/>
-          <w:szCs w:val="24"/>
-          <w:highlight w:val="lightGray"/>
-          <w:lang w:eastAsia="pt-BR"/>
-        </w:rPr>
-        <w:t>test</w:t>
-      </w:r>
-      <w:proofErr w:type="spellEnd"/>
-      <w:r>
-        <w:rPr>
-          <w:rFonts w:eastAsia="Times New Roman" w:cs="Times New Roman"/>
-          <w:szCs w:val="24"/>
-          <w:highlight w:val="lightGray"/>
-          <w:lang w:eastAsia="pt-BR"/>
-        </w:rPr>
-        <w:t>, k-</w:t>
-      </w:r>
-      <w:proofErr w:type="spellStart"/>
-      <w:r>
-        <w:rPr>
-          <w:rFonts w:eastAsia="Times New Roman" w:cs="Times New Roman"/>
-          <w:szCs w:val="24"/>
-          <w:highlight w:val="lightGray"/>
-          <w:lang w:eastAsia="pt-BR"/>
-        </w:rPr>
-        <w:t>fold</w:t>
-      </w:r>
-      <w:proofErr w:type="spellEnd"/>
-      <w:r>
-        <w:rPr>
-          <w:rFonts w:eastAsia="Times New Roman" w:cs="Times New Roman"/>
-          <w:szCs w:val="24"/>
-          <w:highlight w:val="lightGray"/>
-          <w:lang w:eastAsia="pt-BR"/>
-        </w:rPr>
-        <w:t>)</w:t>
+        <w:t>Estratégias de divisão dos dados (train/test, k-fold)</w:t>
       </w:r>
     </w:p>
     <w:p>
@@ -12713,47 +11235,7 @@
           <w:highlight w:val="lightGray"/>
           <w:lang w:eastAsia="pt-BR"/>
         </w:rPr>
-        <w:t>Ajuste de hiperparâmetros (</w:t>
-      </w:r>
-      <w:proofErr w:type="spellStart"/>
-      <w:r>
-        <w:rPr>
-          <w:rFonts w:eastAsia="Times New Roman" w:cs="Times New Roman"/>
-          <w:szCs w:val="24"/>
-          <w:highlight w:val="lightGray"/>
-          <w:lang w:eastAsia="pt-BR"/>
-        </w:rPr>
-        <w:t>GridSearch</w:t>
-      </w:r>
-      <w:proofErr w:type="spellEnd"/>
-      <w:r>
-        <w:rPr>
-          <w:rFonts w:eastAsia="Times New Roman" w:cs="Times New Roman"/>
-          <w:szCs w:val="24"/>
-          <w:highlight w:val="lightGray"/>
-          <w:lang w:eastAsia="pt-BR"/>
-        </w:rPr>
-        <w:t xml:space="preserve">, </w:t>
-      </w:r>
-      <w:proofErr w:type="spellStart"/>
-      <w:r>
-        <w:rPr>
-          <w:rFonts w:eastAsia="Times New Roman" w:cs="Times New Roman"/>
-          <w:szCs w:val="24"/>
-          <w:highlight w:val="lightGray"/>
-          <w:lang w:eastAsia="pt-BR"/>
-        </w:rPr>
-        <w:t>RandomSearch</w:t>
-      </w:r>
-      <w:proofErr w:type="spellEnd"/>
-      <w:r>
-        <w:rPr>
-          <w:rFonts w:eastAsia="Times New Roman" w:cs="Times New Roman"/>
-          <w:szCs w:val="24"/>
-          <w:highlight w:val="lightGray"/>
-          <w:lang w:eastAsia="pt-BR"/>
-        </w:rPr>
-        <w:t>, etc.)</w:t>
+        <w:t>Ajuste de hiperparâmetros (GridSearch, RandomSearch, etc.)</w:t>
       </w:r>
     </w:p>
     <w:p>
@@ -12803,27 +11285,7 @@
           <w:highlight w:val="lightGray"/>
           <w:lang w:eastAsia="pt-BR"/>
         </w:rPr>
-        <w:t xml:space="preserve">Python, bibliotecas, Google </w:t>
-      </w:r>
-      <w:proofErr w:type="spellStart"/>
-      <w:r>
-        <w:rPr>
-          <w:rFonts w:eastAsia="Times New Roman" w:cs="Times New Roman"/>
-          <w:szCs w:val="24"/>
-          <w:highlight w:val="lightGray"/>
-          <w:lang w:eastAsia="pt-BR"/>
-        </w:rPr>
-        <w:t>Colab</w:t>
-      </w:r>
-      <w:proofErr w:type="spellEnd"/>
-      <w:r>
-        <w:rPr>
-          <w:rFonts w:eastAsia="Times New Roman" w:cs="Times New Roman"/>
-          <w:szCs w:val="24"/>
-          <w:highlight w:val="lightGray"/>
-          <w:lang w:eastAsia="pt-BR"/>
-        </w:rPr>
-        <w:t>, etc.</w:t>
+        <w:t>Python, bibliotecas, Google Colab, etc.</w:t>
       </w:r>
     </w:p>
     <w:p>
@@ -12889,7 +11351,6 @@
         </w:rPr>
       </w:pPr>
       <w:bookmarkStart w:id="66" w:name="_Toc203572619"/>
-      <w:proofErr w:type="spellStart"/>
       <w:r>
         <w:rPr>
           <w:bCs/>
@@ -12897,7 +11358,6 @@
         <w:t>Pré-processamento</w:t>
       </w:r>
       <w:bookmarkEnd w:id="66"/>
-      <w:proofErr w:type="spellEnd"/>
     </w:p>
     <w:p>
       <w:pPr>
@@ -13184,67 +11644,7 @@
           <w:highlight w:val="lightGray"/>
           <w:lang w:eastAsia="pt-BR"/>
         </w:rPr>
-        <w:t>Comparações entre os modelos (</w:t>
-      </w:r>
-      <w:proofErr w:type="spellStart"/>
-      <w:r>
-        <w:rPr>
-          <w:rFonts w:eastAsia="Times New Roman" w:cs="Times New Roman"/>
-          <w:szCs w:val="24"/>
-          <w:highlight w:val="lightGray"/>
-          <w:lang w:eastAsia="pt-BR"/>
-        </w:rPr>
-        <w:t>ex</w:t>
-      </w:r>
-      <w:proofErr w:type="spellEnd"/>
-      <w:r>
-        <w:rPr>
-          <w:rFonts w:eastAsia="Times New Roman" w:cs="Times New Roman"/>
-          <w:szCs w:val="24"/>
-          <w:highlight w:val="lightGray"/>
-          <w:lang w:eastAsia="pt-BR"/>
-        </w:rPr>
-        <w:t xml:space="preserve">: CART </w:t>
-      </w:r>
-      <w:proofErr w:type="spellStart"/>
-      <w:r>
-        <w:rPr>
-          <w:rFonts w:eastAsia="Times New Roman" w:cs="Times New Roman"/>
-          <w:szCs w:val="24"/>
-          <w:highlight w:val="lightGray"/>
-          <w:lang w:eastAsia="pt-BR"/>
-        </w:rPr>
-        <w:t>vs</w:t>
-      </w:r>
-      <w:proofErr w:type="spellEnd"/>
-      <w:r>
-        <w:rPr>
-          <w:rFonts w:eastAsia="Times New Roman" w:cs="Times New Roman"/>
-          <w:szCs w:val="24"/>
-          <w:highlight w:val="lightGray"/>
-          <w:lang w:eastAsia="pt-BR"/>
-        </w:rPr>
-        <w:t xml:space="preserve"> </w:t>
-      </w:r>
-      <w:proofErr w:type="spellStart"/>
-      <w:r>
-        <w:rPr>
-          <w:rFonts w:eastAsia="Times New Roman" w:cs="Times New Roman"/>
-          <w:szCs w:val="24"/>
-          <w:highlight w:val="lightGray"/>
-          <w:lang w:eastAsia="pt-BR"/>
-        </w:rPr>
-        <w:t>Random</w:t>
-      </w:r>
-      <w:proofErr w:type="spellEnd"/>
-      <w:r>
-        <w:rPr>
-          <w:rFonts w:eastAsia="Times New Roman" w:cs="Times New Roman"/>
-          <w:szCs w:val="24"/>
-          <w:highlight w:val="lightGray"/>
-          <w:lang w:eastAsia="pt-BR"/>
-        </w:rPr>
-        <w:t xml:space="preserve"> Forest)</w:t>
+        <w:t>Comparações entre os modelos (ex: CART vs Random Forest)</w:t>
       </w:r>
     </w:p>
     <w:p>
@@ -13269,39 +11669,8 @@
           <w:highlight w:val="lightGray"/>
           <w:lang w:eastAsia="pt-BR"/>
         </w:rPr>
-        <w:t xml:space="preserve">Tabelas de </w:t>
-      </w:r>
-      <w:proofErr w:type="spellStart"/>
-      <w:r>
-        <w:rPr>
-          <w:rFonts w:eastAsia="Times New Roman" w:cs="Times New Roman"/>
-          <w:szCs w:val="24"/>
-          <w:highlight w:val="lightGray"/>
-          <w:lang w:eastAsia="pt-BR"/>
-        </w:rPr>
-        <w:t>feature</w:t>
-      </w:r>
-      <w:proofErr w:type="spellEnd"/>
-      <w:r>
-        <w:rPr>
-          <w:rFonts w:eastAsia="Times New Roman" w:cs="Times New Roman"/>
-          <w:szCs w:val="24"/>
-          <w:highlight w:val="lightGray"/>
-          <w:lang w:eastAsia="pt-BR"/>
-        </w:rPr>
-        <w:t xml:space="preserve"> </w:t>
-      </w:r>
-      <w:proofErr w:type="spellStart"/>
-      <w:r>
-        <w:rPr>
-          <w:rFonts w:eastAsia="Times New Roman" w:cs="Times New Roman"/>
-          <w:szCs w:val="24"/>
-          <w:highlight w:val="lightGray"/>
-          <w:lang w:eastAsia="pt-BR"/>
-        </w:rPr>
-        <w:t>importance</w:t>
-      </w:r>
-      <w:proofErr w:type="spellEnd"/>
+        <w:t>Tabelas de feature importance</w:t>
+      </w:r>
     </w:p>
     <w:p>
       <w:pPr>
@@ -13559,47 +11928,7 @@
           <w:highlight w:val="lightGray"/>
           <w:lang w:eastAsia="pt-BR"/>
         </w:rPr>
-        <w:t>Interpretação das variáveis mais relevantes (</w:t>
-      </w:r>
-      <w:proofErr w:type="spellStart"/>
-      <w:r>
-        <w:rPr>
-          <w:rFonts w:eastAsia="Times New Roman" w:cs="Times New Roman"/>
-          <w:szCs w:val="24"/>
-          <w:highlight w:val="lightGray"/>
-          <w:lang w:eastAsia="pt-BR"/>
-        </w:rPr>
-        <w:t>feature</w:t>
-      </w:r>
-      <w:proofErr w:type="spellEnd"/>
-      <w:r>
-        <w:rPr>
-          <w:rFonts w:eastAsia="Times New Roman" w:cs="Times New Roman"/>
-          <w:szCs w:val="24"/>
-          <w:highlight w:val="lightGray"/>
-          <w:lang w:eastAsia="pt-BR"/>
-        </w:rPr>
-        <w:t xml:space="preserve"> </w:t>
-      </w:r>
-      <w:proofErr w:type="spellStart"/>
-      <w:r>
-        <w:rPr>
-          <w:rFonts w:eastAsia="Times New Roman" w:cs="Times New Roman"/>
-          <w:szCs w:val="24"/>
-          <w:highlight w:val="lightGray"/>
-          <w:lang w:eastAsia="pt-BR"/>
-        </w:rPr>
-        <w:t>importance</w:t>
-      </w:r>
-      <w:proofErr w:type="spellEnd"/>
-      <w:r>
-        <w:rPr>
-          <w:rFonts w:eastAsia="Times New Roman" w:cs="Times New Roman"/>
-          <w:szCs w:val="24"/>
-          <w:highlight w:val="lightGray"/>
-          <w:lang w:eastAsia="pt-BR"/>
-        </w:rPr>
-        <w:t>)</w:t>
+        <w:t>Interpretação das variáveis mais relevantes (feature importance)</w:t>
       </w:r>
     </w:p>
     <w:p>
@@ -13624,27 +11953,7 @@
           <w:highlight w:val="lightGray"/>
           <w:lang w:eastAsia="pt-BR"/>
         </w:rPr>
-        <w:t>Discussão sobre limitações (</w:t>
-      </w:r>
-      <w:proofErr w:type="spellStart"/>
-      <w:r>
-        <w:rPr>
-          <w:rFonts w:eastAsia="Times New Roman" w:cs="Times New Roman"/>
-          <w:szCs w:val="24"/>
-          <w:highlight w:val="lightGray"/>
-          <w:lang w:eastAsia="pt-BR"/>
-        </w:rPr>
-        <w:t>ex</w:t>
-      </w:r>
-      <w:proofErr w:type="spellEnd"/>
-      <w:r>
-        <w:rPr>
-          <w:rFonts w:eastAsia="Times New Roman" w:cs="Times New Roman"/>
-          <w:szCs w:val="24"/>
-          <w:highlight w:val="lightGray"/>
-          <w:lang w:eastAsia="pt-BR"/>
-        </w:rPr>
-        <w:t>: qualidade dos dados, falta de variáveis clínicas detalhadas, etc.)</w:t>
+        <w:t>Discussão sobre limitações (ex: qualidade dos dados, falta de variáveis clínicas detalhadas, etc.)</w:t>
       </w:r>
     </w:p>
     <w:p>
@@ -13847,67 +12156,7 @@
           <w:highlight w:val="lightGray"/>
           <w:lang w:eastAsia="pt-BR"/>
         </w:rPr>
-        <w:t>Sugestões de continuidade (</w:t>
-      </w:r>
-      <w:proofErr w:type="spellStart"/>
-      <w:r>
-        <w:rPr>
-          <w:rFonts w:eastAsia="Times New Roman" w:cs="Times New Roman"/>
-          <w:szCs w:val="24"/>
-          <w:highlight w:val="lightGray"/>
-          <w:lang w:eastAsia="pt-BR"/>
-        </w:rPr>
-        <w:t>ex</w:t>
-      </w:r>
-      <w:proofErr w:type="spellEnd"/>
-      <w:r>
-        <w:rPr>
-          <w:rFonts w:eastAsia="Times New Roman" w:cs="Times New Roman"/>
-          <w:szCs w:val="24"/>
-          <w:highlight w:val="lightGray"/>
-          <w:lang w:eastAsia="pt-BR"/>
-        </w:rPr>
-        <w:t xml:space="preserve">: aplicar SHAP, testar </w:t>
-      </w:r>
-      <w:proofErr w:type="spellStart"/>
-      <w:r>
-        <w:rPr>
-          <w:rFonts w:eastAsia="Times New Roman" w:cs="Times New Roman"/>
-          <w:szCs w:val="24"/>
-          <w:highlight w:val="lightGray"/>
-          <w:lang w:eastAsia="pt-BR"/>
-        </w:rPr>
-        <w:t>deep</w:t>
-      </w:r>
-      <w:proofErr w:type="spellEnd"/>
-      <w:r>
-        <w:rPr>
-          <w:rFonts w:eastAsia="Times New Roman" w:cs="Times New Roman"/>
-          <w:szCs w:val="24"/>
-          <w:highlight w:val="lightGray"/>
-          <w:lang w:eastAsia="pt-BR"/>
-        </w:rPr>
-        <w:t xml:space="preserve"> </w:t>
-      </w:r>
-      <w:proofErr w:type="spellStart"/>
-      <w:r>
-        <w:rPr>
-          <w:rFonts w:eastAsia="Times New Roman" w:cs="Times New Roman"/>
-          <w:szCs w:val="24"/>
-          <w:highlight w:val="lightGray"/>
-          <w:lang w:eastAsia="pt-BR"/>
-        </w:rPr>
-        <w:t>learning</w:t>
-      </w:r>
-      <w:proofErr w:type="spellEnd"/>
-      <w:r>
-        <w:rPr>
-          <w:rFonts w:eastAsia="Times New Roman" w:cs="Times New Roman"/>
-          <w:szCs w:val="24"/>
-          <w:highlight w:val="lightGray"/>
-          <w:lang w:eastAsia="pt-BR"/>
-        </w:rPr>
-        <w:t>, expandir base de dados)</w:t>
+        <w:t>Sugestões de continuidade (ex: aplicar SHAP, testar deep learning, expandir base de dados)</w:t>
       </w:r>
     </w:p>
     <w:p/>
@@ -13934,17 +12183,9 @@
         <w:rPr>
           <w:highlight w:val="yellow"/>
         </w:rPr>
-        <w:t xml:space="preserve">Trabalhos </w:t>
-      </w:r>
-      <w:proofErr w:type="spellStart"/>
-      <w:r>
-        <w:rPr>
-          <w:highlight w:val="yellow"/>
-        </w:rPr>
-        <w:t>Futuros</w:t>
+        <w:t>Trabalhos Futuros</w:t>
       </w:r>
       <w:bookmarkEnd w:id="81"/>
-      <w:proofErr w:type="spellEnd"/>
     </w:p>
     <w:bookmarkEnd w:id="80"/>
     <w:p>
@@ -14031,23 +12272,7 @@
           <w:rFonts w:cs="Times New Roman"/>
           <w:szCs w:val="24"/>
         </w:rPr>
-        <w:t xml:space="preserve">. Rev. </w:t>
-      </w:r>
-      <w:proofErr w:type="spellStart"/>
-      <w:r>
-        <w:rPr>
-          <w:rFonts w:cs="Times New Roman"/>
-          <w:szCs w:val="24"/>
-        </w:rPr>
-        <w:t>Salusvita</w:t>
-      </w:r>
-      <w:proofErr w:type="spellEnd"/>
-      <w:r>
-        <w:rPr>
-          <w:rFonts w:cs="Times New Roman"/>
-          <w:szCs w:val="24"/>
-        </w:rPr>
-        <w:t xml:space="preserve"> (Online), p. 627-649, 2020.</w:t>
+        <w:t>. Rev. Salusvita (Online), p. 627-649, 2020.</w:t>
       </w:r>
     </w:p>
     <w:p>
@@ -14245,9 +12470,40 @@
           <w:bCs/>
           <w:szCs w:val="24"/>
         </w:rPr>
-        <w:t xml:space="preserve">Modelo de </w:t>
-      </w:r>
-      <w:proofErr w:type="spellStart"/>
+        <w:t>Modelo de Machine Learning para Predição de Problemas Respiratórios</w:t>
+      </w:r>
+      <w:r>
+        <w:rPr>
+          <w:rFonts w:cs="Times New Roman"/>
+          <w:szCs w:val="24"/>
+        </w:rPr>
+        <w:t>. Facens Centro Universitário, Sorocaba, 2024.</w:t>
+      </w:r>
+    </w:p>
+    <w:p>
+      <w:pPr>
+        <w:spacing w:after="200" w:line="276" w:lineRule="auto"/>
+        <w:rPr>
+          <w:rFonts w:cs="Times New Roman"/>
+          <w:szCs w:val="24"/>
+        </w:rPr>
+      </w:pPr>
+    </w:p>
+    <w:p>
+      <w:pPr>
+        <w:spacing w:after="200" w:line="276" w:lineRule="auto"/>
+        <w:rPr>
+          <w:rFonts w:cs="Times New Roman"/>
+          <w:szCs w:val="24"/>
+        </w:rPr>
+      </w:pPr>
+      <w:r>
+        <w:rPr>
+          <w:rFonts w:cs="Times New Roman"/>
+          <w:szCs w:val="24"/>
+        </w:rPr>
+        <w:t xml:space="preserve">BRASIL. Ministério da Saúde. </w:t>
+      </w:r>
       <w:r>
         <w:rPr>
           <w:rFonts w:cs="Times New Roman"/>
@@ -14255,9 +12511,41 @@
           <w:bCs/>
           <w:szCs w:val="24"/>
         </w:rPr>
-        <w:t>Machine</w:t>
-      </w:r>
-      <w:proofErr w:type="spellEnd"/>
+        <w:t>COVID-19</w:t>
+      </w:r>
+      <w:r>
+        <w:rPr>
+          <w:rFonts w:cs="Times New Roman"/>
+          <w:szCs w:val="24"/>
+        </w:rPr>
+        <w:t>. Disponível em: https://www.gov.br/saude/pt-br/assuntos/saude-de-a-a-z/c/covid-19. Acesso em: 20 jan. 2025.</w:t>
+      </w:r>
+    </w:p>
+    <w:p>
+      <w:pPr>
+        <w:spacing w:after="200" w:line="276" w:lineRule="auto"/>
+        <w:rPr>
+          <w:rFonts w:cs="Times New Roman"/>
+          <w:szCs w:val="24"/>
+        </w:rPr>
+      </w:pPr>
+    </w:p>
+    <w:p>
+      <w:pPr>
+        <w:spacing w:after="200" w:line="276" w:lineRule="auto"/>
+        <w:rPr>
+          <w:rFonts w:cs="Times New Roman"/>
+          <w:szCs w:val="24"/>
+          <w:lang w:val="en-US"/>
+        </w:rPr>
+      </w:pPr>
+      <w:r>
+        <w:rPr>
+          <w:rFonts w:cs="Times New Roman"/>
+          <w:szCs w:val="24"/>
+        </w:rPr>
+        <w:t>BRASIL. Ministério da Saúde.</w:t>
+      </w:r>
       <w:r>
         <w:rPr>
           <w:rFonts w:cs="Times New Roman"/>
@@ -14265,31 +12553,33 @@
           <w:bCs/>
           <w:szCs w:val="24"/>
         </w:rPr>
-        <w:t xml:space="preserve"> Learning para Predição de Problemas Respiratórios</w:t>
+        <w:t xml:space="preserve"> Gripe (Influenza)</w:t>
       </w:r>
       <w:r>
         <w:rPr>
           <w:rFonts w:cs="Times New Roman"/>
           <w:szCs w:val="24"/>
         </w:rPr>
-        <w:t xml:space="preserve">. </w:t>
-      </w:r>
-      <w:proofErr w:type="spellStart"/>
+        <w:t xml:space="preserve">. Disponível em: https://www.gov.br/saude/pt-br/assuntos/saude-de-a-a-z/g/gripe-influenza. </w:t>
+      </w:r>
       <w:r>
         <w:rPr>
           <w:rFonts w:cs="Times New Roman"/>
           <w:szCs w:val="24"/>
-        </w:rPr>
-        <w:t>Facens</w:t>
-      </w:r>
-      <w:proofErr w:type="spellEnd"/>
-      <w:r>
+          <w:lang w:val="en-US"/>
+        </w:rPr>
+        <w:t>Acesso em: 20 fev. 2025.</w:t>
+      </w:r>
+    </w:p>
+    <w:p>
+      <w:pPr>
+        <w:spacing w:after="200" w:line="276" w:lineRule="auto"/>
         <w:rPr>
           <w:rFonts w:cs="Times New Roman"/>
           <w:szCs w:val="24"/>
-        </w:rPr>
-        <w:t xml:space="preserve"> Centro Universitário, Sorocaba, 2024.</w:t>
-      </w:r>
+          <w:lang w:val="en-US"/>
+        </w:rPr>
+      </w:pPr>
     </w:p>
     <w:p>
       <w:pPr>
@@ -14299,21 +12589,13 @@
           <w:szCs w:val="24"/>
         </w:rPr>
       </w:pPr>
-    </w:p>
-    <w:p>
-      <w:pPr>
-        <w:spacing w:after="200" w:line="276" w:lineRule="auto"/>
+      <w:r>
         <w:rPr>
           <w:rFonts w:cs="Times New Roman"/>
           <w:szCs w:val="24"/>
-        </w:rPr>
-      </w:pPr>
-      <w:r>
-        <w:rPr>
-          <w:rFonts w:cs="Times New Roman"/>
-          <w:szCs w:val="24"/>
-        </w:rPr>
-        <w:t xml:space="preserve">BRASIL. Ministério da Saúde. </w:t>
+          <w:lang w:val="en-US"/>
+        </w:rPr>
+        <w:t>FAYYAD, U.; PIATETSKY-SHAPIRO, G.; SMYTH, P.</w:t>
       </w:r>
       <w:r>
         <w:rPr>
@@ -14321,15 +12603,24 @@
           <w:b/>
           <w:bCs/>
           <w:szCs w:val="24"/>
-        </w:rPr>
-        <w:t>COVID-19</w:t>
+          <w:lang w:val="en-US"/>
+        </w:rPr>
+        <w:t xml:space="preserve"> From data mining to knowledge discovery in databases</w:t>
       </w:r>
       <w:r>
         <w:rPr>
           <w:rFonts w:cs="Times New Roman"/>
           <w:szCs w:val="24"/>
-        </w:rPr>
-        <w:t>. Disponível em: https://www.gov.br/saude/pt-br/assuntos/saude-de-a-a-z/c/covid-19. Acesso em: 20 jan. 2025.</w:t>
+          <w:lang w:val="en-US"/>
+        </w:rPr>
+        <w:t xml:space="preserve">. </w:t>
+      </w:r>
+      <w:r>
+        <w:rPr>
+          <w:rFonts w:cs="Times New Roman"/>
+          <w:szCs w:val="24"/>
+        </w:rPr>
+        <w:t>AI Magazine, v. 17, n. 3, p. 37-54, 1996.</w:t>
       </w:r>
     </w:p>
     <w:p>
@@ -14340,22 +12631,13 @@
           <w:szCs w:val="24"/>
         </w:rPr>
       </w:pPr>
-    </w:p>
-    <w:p>
-      <w:pPr>
-        <w:spacing w:after="200" w:line="276" w:lineRule="auto"/>
+      <w:r>
         <w:rPr>
           <w:rFonts w:cs="Times New Roman"/>
           <w:szCs w:val="24"/>
-          <w:lang w:val="en-US"/>
-        </w:rPr>
-      </w:pPr>
-      <w:r>
-        <w:rPr>
-          <w:rFonts w:cs="Times New Roman"/>
-          <w:szCs w:val="24"/>
-        </w:rPr>
-        <w:t>BRASIL. Ministério da Saúde.</w:t>
+        </w:rPr>
+        <w:lastRenderedPageBreak/>
+        <w:t xml:space="preserve">FIOCRUZ – Fundação Oswaldo Cruz. </w:t>
       </w:r>
       <w:r>
         <w:rPr>
@@ -14364,95 +12646,39 @@
           <w:bCs/>
           <w:szCs w:val="24"/>
         </w:rPr>
-        <w:t xml:space="preserve"> Gripe (Influenza)</w:t>
+        <w:t>Casos de síndrome respiratória continuam crescendo em todo o país</w:t>
       </w:r>
       <w:r>
         <w:rPr>
           <w:rFonts w:cs="Times New Roman"/>
           <w:szCs w:val="24"/>
         </w:rPr>
-        <w:t xml:space="preserve">. Disponível em: https://www.gov.br/saude/pt-br/assuntos/saude-de-a-a-z/g/gripe-influenza. </w:t>
-      </w:r>
-      <w:proofErr w:type="spellStart"/>
-      <w:r>
+        <w:t>. Agência Brasil, 2024. Disponível em: https://agenciabrasil.ebc.com.br/saude/noticia/2024-03/casos-de-sindrome-respiratoria-continuam-crescendo-em-todo-o-pais. Acesso em: 16 jan. 2025.</w:t>
+      </w:r>
+    </w:p>
+    <w:p>
+      <w:pPr>
+        <w:spacing w:after="200" w:line="276" w:lineRule="auto"/>
         <w:rPr>
           <w:rFonts w:cs="Times New Roman"/>
           <w:szCs w:val="24"/>
-          <w:lang w:val="en-US"/>
-        </w:rPr>
-        <w:t>Acesso</w:t>
-      </w:r>
-      <w:proofErr w:type="spellEnd"/>
-      <w:r>
+        </w:rPr>
+      </w:pPr>
+    </w:p>
+    <w:p>
+      <w:pPr>
+        <w:spacing w:after="200" w:line="276" w:lineRule="auto"/>
         <w:rPr>
           <w:rFonts w:cs="Times New Roman"/>
           <w:szCs w:val="24"/>
-          <w:lang w:val="en-US"/>
-        </w:rPr>
-        <w:t xml:space="preserve"> </w:t>
-      </w:r>
-      <w:proofErr w:type="spellStart"/>
+        </w:rPr>
+      </w:pPr>
       <w:r>
         <w:rPr>
           <w:rFonts w:cs="Times New Roman"/>
           <w:szCs w:val="24"/>
-          <w:lang w:val="en-US"/>
-        </w:rPr>
-        <w:t>em</w:t>
-      </w:r>
-      <w:proofErr w:type="spellEnd"/>
-      <w:r>
-        <w:rPr>
-          <w:rFonts w:cs="Times New Roman"/>
-          <w:szCs w:val="24"/>
-          <w:lang w:val="en-US"/>
-        </w:rPr>
-        <w:t xml:space="preserve">: 20 </w:t>
-      </w:r>
-      <w:proofErr w:type="spellStart"/>
-      <w:r>
-        <w:rPr>
-          <w:rFonts w:cs="Times New Roman"/>
-          <w:szCs w:val="24"/>
-          <w:lang w:val="en-US"/>
-        </w:rPr>
-        <w:t>fev</w:t>
-      </w:r>
-      <w:proofErr w:type="spellEnd"/>
-      <w:r>
-        <w:rPr>
-          <w:rFonts w:cs="Times New Roman"/>
-          <w:szCs w:val="24"/>
-          <w:lang w:val="en-US"/>
-        </w:rPr>
-        <w:t>. 2025.</w:t>
-      </w:r>
-    </w:p>
-    <w:p>
-      <w:pPr>
-        <w:spacing w:after="200" w:line="276" w:lineRule="auto"/>
-        <w:rPr>
-          <w:rFonts w:cs="Times New Roman"/>
-          <w:szCs w:val="24"/>
-          <w:lang w:val="en-US"/>
-        </w:rPr>
-      </w:pPr>
-    </w:p>
-    <w:p>
-      <w:pPr>
-        <w:spacing w:after="200" w:line="276" w:lineRule="auto"/>
-        <w:rPr>
-          <w:rFonts w:cs="Times New Roman"/>
-          <w:szCs w:val="24"/>
-        </w:rPr>
-      </w:pPr>
-      <w:r>
-        <w:rPr>
-          <w:rFonts w:cs="Times New Roman"/>
-          <w:szCs w:val="24"/>
-          <w:lang w:val="en-US"/>
-        </w:rPr>
-        <w:t>FAYYAD, U.; PIATETSKY-SHAPIRO, G.; SMYTH, P.</w:t>
+        </w:rPr>
+        <w:t xml:space="preserve">IBM. </w:t>
       </w:r>
       <w:r>
         <w:rPr>
@@ -14460,25 +12686,25 @@
           <w:b/>
           <w:bCs/>
           <w:szCs w:val="24"/>
-          <w:lang w:val="en-US"/>
-        </w:rPr>
-        <w:t xml:space="preserve"> From data mining to knowledge discovery in databases</w:t>
+        </w:rPr>
+        <w:t>Algoritmo Apriori</w:t>
       </w:r>
       <w:r>
         <w:rPr>
           <w:rFonts w:cs="Times New Roman"/>
           <w:szCs w:val="24"/>
-          <w:lang w:val="en-US"/>
-        </w:rPr>
-        <w:t xml:space="preserve">. </w:t>
-      </w:r>
-      <w:r>
+        </w:rPr>
+        <w:t>. Disponível em: https://www.ibm.com/br-pt/think/topics/apriori-algorithm. Acesso em: 08 mar. 2025.</w:t>
+      </w:r>
+    </w:p>
+    <w:p>
+      <w:pPr>
+        <w:spacing w:after="200" w:line="276" w:lineRule="auto"/>
         <w:rPr>
           <w:rFonts w:cs="Times New Roman"/>
           <w:szCs w:val="24"/>
         </w:rPr>
-        <w:t>AI Magazine, v. 17, n. 3, p. 37-54, 1996.</w:t>
-      </w:r>
+      </w:pPr>
     </w:p>
     <w:p>
       <w:pPr>
@@ -14493,8 +12719,7 @@
           <w:rFonts w:cs="Times New Roman"/>
           <w:szCs w:val="24"/>
         </w:rPr>
-        <w:lastRenderedPageBreak/>
-        <w:t xml:space="preserve">FIOCRUZ – Fundação Oswaldo Cruz. </w:t>
+        <w:t xml:space="preserve">IBM. </w:t>
       </w:r>
       <w:r>
         <w:rPr>
@@ -14503,14 +12728,14 @@
           <w:bCs/>
           <w:szCs w:val="24"/>
         </w:rPr>
-        <w:t>Casos de síndrome respiratória continuam crescendo em todo o país</w:t>
+        <w:t>K-means clustering</w:t>
       </w:r>
       <w:r>
         <w:rPr>
           <w:rFonts w:cs="Times New Roman"/>
           <w:szCs w:val="24"/>
         </w:rPr>
-        <w:t>. Agência Brasil, 2024. Disponível em: https://agenciabrasil.ebc.com.br/saude/noticia/2024-03/casos-de-sindrome-respiratoria-continuam-crescendo-em-todo-o-pais. Acesso em: 16 jan. 2025.</w:t>
+        <w:t>. Disponível em: https://www.ibm.com/br-pt/topics/k-means-clustering. Acesso em: 08 mar. 2025.</w:t>
       </w:r>
     </w:p>
     <w:p>
@@ -14544,14 +12769,14 @@
           <w:bCs/>
           <w:szCs w:val="24"/>
         </w:rPr>
-        <w:t>Algoritmo Apriori</w:t>
+        <w:t>Redes neurais convolucionais</w:t>
       </w:r>
       <w:r>
         <w:rPr>
           <w:rFonts w:cs="Times New Roman"/>
           <w:szCs w:val="24"/>
         </w:rPr>
-        <w:t>. Disponível em: https://www.ibm.com/br-pt/think/topics/apriori-algorithm. Acesso em: 08 mar. 2025.</w:t>
+        <w:t>. Disponível em: https://www.ibm.com/br-pt/think/topics/convolutional-neural-networks. Acesso em: 08 mar. 2025.</w:t>
       </w:r>
     </w:p>
     <w:p>
@@ -14585,10 +12810,40 @@
           <w:bCs/>
           <w:szCs w:val="24"/>
         </w:rPr>
-        <w:t>K-</w:t>
-      </w:r>
-      <w:proofErr w:type="spellStart"/>
-      <w:proofErr w:type="gramStart"/>
+        <w:t>Redes neurais recorrentes</w:t>
+      </w:r>
+      <w:r>
+        <w:rPr>
+          <w:rFonts w:cs="Times New Roman"/>
+          <w:szCs w:val="24"/>
+        </w:rPr>
+        <w:t>. Disponível em: https://www.ibm.com/br-pt/think/topics/recurrent-neural-networks. Acesso em: 08 mar. 2025.</w:t>
+      </w:r>
+    </w:p>
+    <w:p>
+      <w:pPr>
+        <w:spacing w:after="200" w:line="276" w:lineRule="auto"/>
+        <w:rPr>
+          <w:rFonts w:cs="Times New Roman"/>
+          <w:szCs w:val="24"/>
+        </w:rPr>
+      </w:pPr>
+    </w:p>
+    <w:p>
+      <w:pPr>
+        <w:spacing w:after="200" w:line="276" w:lineRule="auto"/>
+        <w:rPr>
+          <w:rFonts w:cs="Times New Roman"/>
+          <w:szCs w:val="24"/>
+        </w:rPr>
+      </w:pPr>
+      <w:r>
+        <w:rPr>
+          <w:rFonts w:cs="Times New Roman"/>
+          <w:szCs w:val="24"/>
+        </w:rPr>
+        <w:t xml:space="preserve">IBM. </w:t>
+      </w:r>
       <w:r>
         <w:rPr>
           <w:rFonts w:cs="Times New Roman"/>
@@ -14596,10 +12851,40 @@
           <w:bCs/>
           <w:szCs w:val="24"/>
         </w:rPr>
-        <w:t>means</w:t>
-      </w:r>
-      <w:proofErr w:type="spellEnd"/>
-      <w:proofErr w:type="gramEnd"/>
+        <w:t>Regressão linear</w:t>
+      </w:r>
+      <w:r>
+        <w:rPr>
+          <w:rFonts w:cs="Times New Roman"/>
+          <w:szCs w:val="24"/>
+        </w:rPr>
+        <w:t>. Disponível em: https://www.ibm.com/br-pt/topics/linear-regression. Acesso em: 08 mar. 2025.</w:t>
+      </w:r>
+    </w:p>
+    <w:p>
+      <w:pPr>
+        <w:spacing w:after="200" w:line="276" w:lineRule="auto"/>
+        <w:rPr>
+          <w:rFonts w:cs="Times New Roman"/>
+          <w:szCs w:val="24"/>
+        </w:rPr>
+      </w:pPr>
+    </w:p>
+    <w:p>
+      <w:pPr>
+        <w:spacing w:after="200" w:line="276" w:lineRule="auto"/>
+        <w:rPr>
+          <w:rFonts w:cs="Times New Roman"/>
+          <w:szCs w:val="24"/>
+        </w:rPr>
+      </w:pPr>
+      <w:r>
+        <w:rPr>
+          <w:rFonts w:cs="Times New Roman"/>
+          <w:szCs w:val="24"/>
+        </w:rPr>
+        <w:t xml:space="preserve">INSTITUTO FEDERAL DE SANTA CATARINA (IFSC). </w:t>
+      </w:r>
       <w:r>
         <w:rPr>
           <w:rFonts w:cs="Times New Roman"/>
@@ -14607,9 +12892,41 @@
           <w:bCs/>
           <w:szCs w:val="24"/>
         </w:rPr>
-        <w:t xml:space="preserve"> </w:t>
-      </w:r>
-      <w:proofErr w:type="spellStart"/>
+        <w:t>Como funciona uma Unidade de Terapia Intensiva</w:t>
+      </w:r>
+      <w:r>
+        <w:rPr>
+          <w:rFonts w:cs="Times New Roman"/>
+          <w:szCs w:val="24"/>
+        </w:rPr>
+        <w:t>. Disponível em: https://www.ifsc.edu.br/post-ifsc-verifica/-/asset_publisher/uII70Nv266Xk/content/id/1983737/como-funciona-uma-unidade-de-terapia-intensiva. Acesso em: 20 fev. 2025.</w:t>
+      </w:r>
+    </w:p>
+    <w:p>
+      <w:pPr>
+        <w:spacing w:after="200" w:line="276" w:lineRule="auto"/>
+        <w:rPr>
+          <w:rFonts w:cs="Times New Roman"/>
+          <w:szCs w:val="24"/>
+        </w:rPr>
+      </w:pPr>
+    </w:p>
+    <w:p>
+      <w:pPr>
+        <w:spacing w:after="200" w:line="276" w:lineRule="auto"/>
+        <w:rPr>
+          <w:rFonts w:cs="Times New Roman"/>
+          <w:szCs w:val="24"/>
+        </w:rPr>
+      </w:pPr>
+      <w:r>
+        <w:rPr>
+          <w:rFonts w:cs="Times New Roman"/>
+          <w:szCs w:val="24"/>
+        </w:rPr>
+        <w:t xml:space="preserve">JÚNIOR, Uálaci dos Anjos. </w:t>
+      </w:r>
+      <w:commentRangeStart w:id="87"/>
       <w:r>
         <w:rPr>
           <w:rFonts w:cs="Times New Roman"/>
@@ -14617,40 +12934,14 @@
           <w:bCs/>
           <w:szCs w:val="24"/>
         </w:rPr>
-        <w:t>clustering</w:t>
-      </w:r>
-      <w:proofErr w:type="spellEnd"/>
-      <w:r>
-        <w:rPr>
-          <w:rFonts w:cs="Times New Roman"/>
-          <w:szCs w:val="24"/>
-        </w:rPr>
-        <w:t>. Disponível em: https://www.ibm.com/br-pt/topics/k-means-clustering. Acesso em: 08 mar. 2025.</w:t>
-      </w:r>
-    </w:p>
-    <w:p>
-      <w:pPr>
-        <w:spacing w:after="200" w:line="276" w:lineRule="auto"/>
-        <w:rPr>
-          <w:rFonts w:cs="Times New Roman"/>
-          <w:szCs w:val="24"/>
-        </w:rPr>
-      </w:pPr>
-    </w:p>
-    <w:p>
-      <w:pPr>
-        <w:spacing w:after="200" w:line="276" w:lineRule="auto"/>
-        <w:rPr>
-          <w:rFonts w:cs="Times New Roman"/>
-          <w:szCs w:val="24"/>
-        </w:rPr>
-      </w:pPr>
-      <w:r>
-        <w:rPr>
-          <w:rFonts w:cs="Times New Roman"/>
-          <w:szCs w:val="24"/>
-        </w:rPr>
-        <w:t xml:space="preserve">IBM. </w:t>
+        <w:t>Mineração</w:t>
+      </w:r>
+      <w:commentRangeEnd w:id="87"/>
+      <w:r>
+        <w:rPr>
+          <w:rStyle w:val="Refdecomentrio"/>
+        </w:rPr>
+        <w:commentReference w:id="87"/>
       </w:r>
       <w:r>
         <w:rPr>
@@ -14659,9 +12950,40 @@
           <w:bCs/>
           <w:szCs w:val="24"/>
         </w:rPr>
-        <w:t xml:space="preserve">Redes neurais </w:t>
-      </w:r>
-      <w:proofErr w:type="spellStart"/>
+        <w:t xml:space="preserve"> de dados na base de dados de SRAG</w:t>
+      </w:r>
+      <w:r>
+        <w:rPr>
+          <w:rFonts w:cs="Times New Roman"/>
+          <w:szCs w:val="24"/>
+        </w:rPr>
+        <w:t>. 2024. Trabalho de Conclusão de Curso (Bacharelado em Engenharia da Computação) – Universidade Federal do Espírito Santo, São Mateus, 2024.</w:t>
+      </w:r>
+    </w:p>
+    <w:p>
+      <w:pPr>
+        <w:spacing w:after="200" w:line="276" w:lineRule="auto"/>
+        <w:rPr>
+          <w:rFonts w:cs="Times New Roman"/>
+          <w:szCs w:val="24"/>
+        </w:rPr>
+      </w:pPr>
+    </w:p>
+    <w:p>
+      <w:pPr>
+        <w:spacing w:after="200" w:line="276" w:lineRule="auto"/>
+        <w:rPr>
+          <w:rFonts w:cs="Times New Roman"/>
+          <w:szCs w:val="24"/>
+        </w:rPr>
+      </w:pPr>
+      <w:r>
+        <w:rPr>
+          <w:rFonts w:cs="Times New Roman"/>
+          <w:szCs w:val="24"/>
+        </w:rPr>
+        <w:t xml:space="preserve">MARQUES, Iasmin. </w:t>
+      </w:r>
       <w:r>
         <w:rPr>
           <w:rFonts w:cs="Times New Roman"/>
@@ -14669,15 +12991,14 @@
           <w:bCs/>
           <w:szCs w:val="24"/>
         </w:rPr>
-        <w:t>convolucionais</w:t>
-      </w:r>
-      <w:proofErr w:type="spellEnd"/>
+        <w:t>Análise de Dados - Preditiva</w:t>
+      </w:r>
       <w:r>
         <w:rPr>
           <w:rFonts w:cs="Times New Roman"/>
           <w:szCs w:val="24"/>
         </w:rPr>
-        <w:t>. Disponível em: https://www.ibm.com/br-pt/think/topics/convolutional-neural-networks. Acesso em: 08 mar. 2025.</w:t>
+        <w:t>. Disponível em: https://colab.research.google.com/drive/1tg1hKxFYfgRVxRXTjPllKwhKSm_goi8P. Acesso em: 08 mar. 2025.</w:t>
       </w:r>
     </w:p>
     <w:p>
@@ -14688,21 +13009,13 @@
           <w:szCs w:val="24"/>
         </w:rPr>
       </w:pPr>
-    </w:p>
-    <w:p>
-      <w:pPr>
-        <w:spacing w:after="200" w:line="276" w:lineRule="auto"/>
+      <w:r>
         <w:rPr>
           <w:rFonts w:cs="Times New Roman"/>
           <w:szCs w:val="24"/>
         </w:rPr>
-      </w:pPr>
-      <w:r>
-        <w:rPr>
-          <w:rFonts w:cs="Times New Roman"/>
-          <w:szCs w:val="24"/>
-        </w:rPr>
-        <w:t xml:space="preserve">IBM. </w:t>
+        <w:lastRenderedPageBreak/>
+        <w:t xml:space="preserve">MINISTÉRIO DA SAÚDE (Brasil). </w:t>
       </w:r>
       <w:r>
         <w:rPr>
@@ -14711,14 +13024,14 @@
           <w:bCs/>
           <w:szCs w:val="24"/>
         </w:rPr>
-        <w:t>Redes neurais recorrentes</w:t>
+        <w:t>OpenDataSUS – Sobre</w:t>
       </w:r>
       <w:r>
         <w:rPr>
           <w:rFonts w:cs="Times New Roman"/>
           <w:szCs w:val="24"/>
         </w:rPr>
-        <w:t>. Disponível em: https://www.ibm.com/br-pt/think/topics/recurrent-neural-networks. Acesso em: 08 mar. 2025.</w:t>
+        <w:t>. Disponível em: https://opendatasus.saude.gov.br/about. Acesso em: 04 mar. 2025.</w:t>
       </w:r>
     </w:p>
     <w:p>
@@ -14743,7 +13056,7 @@
           <w:rFonts w:cs="Times New Roman"/>
           <w:szCs w:val="24"/>
         </w:rPr>
-        <w:t xml:space="preserve">IBM. </w:t>
+        <w:t xml:space="preserve">MINISTÉRIO DA SAÚDE (Brasil). </w:t>
       </w:r>
       <w:r>
         <w:rPr>
@@ -14752,14 +13065,14 @@
           <w:bCs/>
           <w:szCs w:val="24"/>
         </w:rPr>
-        <w:t>Regressão linear</w:t>
+        <w:t>Síndrome Respiratória Aguda Grave – SRAG 2021 a 2024</w:t>
       </w:r>
       <w:r>
         <w:rPr>
           <w:rFonts w:cs="Times New Roman"/>
           <w:szCs w:val="24"/>
         </w:rPr>
-        <w:t>. Disponível em: https://www.ibm.com/br-pt/topics/linear-regression. Acesso em: 08 mar. 2025.</w:t>
+        <w:t>. Disponível em: https://opendatasus.saude.gov.br/dataset/srag-2021-a-2024/resource/8cb52f73-0184-41d5-8a8f-87d8f415652c. Acesso em: 10 fev. 2025.</w:t>
       </w:r>
     </w:p>
     <w:p>
@@ -14784,7 +13097,7 @@
           <w:rFonts w:cs="Times New Roman"/>
           <w:szCs w:val="24"/>
         </w:rPr>
-        <w:t xml:space="preserve">INSTITUTO FEDERAL DE SANTA CATARINA (IFSC). </w:t>
+        <w:t xml:space="preserve">PAIM, J. S. </w:t>
       </w:r>
       <w:r>
         <w:rPr>
@@ -14793,14 +13106,14 @@
           <w:bCs/>
           <w:szCs w:val="24"/>
         </w:rPr>
-        <w:t>Como funciona uma Unidade de Terapia Intensiva</w:t>
+        <w:t>O Sistema Único de Saúde (SUS) aos 30 anos</w:t>
       </w:r>
       <w:r>
         <w:rPr>
           <w:rFonts w:cs="Times New Roman"/>
           <w:szCs w:val="24"/>
         </w:rPr>
-        <w:t>. Disponível em: https://www.ifsc.edu.br/post-ifsc-verifica/-/asset_publisher/uII70Nv266Xk/content/id/1983737/como-funciona-uma-unidade-de-terapia-intensiva. Acesso em: 20 fev. 2025.</w:t>
+        <w:t>. Ciência &amp; Saúde Coletiva, v. 25, n. 3, p. 357-364, 2020. Disponível em: https://www.scielo.br/j/csc/a/Qg7SJFjWPjvdQjvnRzxS6Mg/?lang=pt. Acesso em: 16 jan. 2025.</w:t>
       </w:r>
     </w:p>
     <w:p>
@@ -14825,25 +13138,8 @@
           <w:rFonts w:cs="Times New Roman"/>
           <w:szCs w:val="24"/>
         </w:rPr>
-        <w:t xml:space="preserve">JÚNIOR, </w:t>
-      </w:r>
-      <w:proofErr w:type="spellStart"/>
-      <w:r>
-        <w:rPr>
-          <w:rFonts w:cs="Times New Roman"/>
-          <w:szCs w:val="24"/>
-        </w:rPr>
-        <w:t>Uálaci</w:t>
-      </w:r>
-      <w:proofErr w:type="spellEnd"/>
-      <w:r>
-        <w:rPr>
-          <w:rFonts w:cs="Times New Roman"/>
-          <w:szCs w:val="24"/>
-        </w:rPr>
-        <w:t xml:space="preserve"> dos Anjos. </w:t>
-      </w:r>
-      <w:commentRangeStart w:id="87"/>
+        <w:t xml:space="preserve">SEBRAE. </w:t>
+      </w:r>
       <w:r>
         <w:rPr>
           <w:rFonts w:cs="Times New Roman"/>
@@ -14851,14 +13147,39 @@
           <w:bCs/>
           <w:szCs w:val="24"/>
         </w:rPr>
-        <w:t>Mineração</w:t>
-      </w:r>
-      <w:commentRangeEnd w:id="87"/>
-      <w:r>
-        <w:rPr>
-          <w:rStyle w:val="Refdecomentrio"/>
-        </w:rPr>
-        <w:commentReference w:id="87"/>
+        <w:t>O que é e como funciona a análise preditiva na saúde? Entenda</w:t>
+      </w:r>
+      <w:r>
+        <w:rPr>
+          <w:rFonts w:cs="Times New Roman"/>
+          <w:szCs w:val="24"/>
+        </w:rPr>
+        <w:t>. Disponível em: https://sebrae.com.br/sites/PortalSebrae/ufs/pe/artigos/o-que-e-e-como-funciona-a-analise-preditiva-na-saude-entenda. Acesso em: 16 jan. 2025.</w:t>
+      </w:r>
+    </w:p>
+    <w:p>
+      <w:pPr>
+        <w:spacing w:after="200" w:line="276" w:lineRule="auto"/>
+        <w:rPr>
+          <w:rFonts w:cs="Times New Roman"/>
+          <w:szCs w:val="24"/>
+        </w:rPr>
+      </w:pPr>
+    </w:p>
+    <w:p>
+      <w:pPr>
+        <w:spacing w:after="200" w:line="276" w:lineRule="auto"/>
+        <w:rPr>
+          <w:rFonts w:cs="Times New Roman"/>
+          <w:szCs w:val="24"/>
+        </w:rPr>
+      </w:pPr>
+      <w:r>
+        <w:rPr>
+          <w:rFonts w:cs="Times New Roman"/>
+          <w:szCs w:val="24"/>
+        </w:rPr>
+        <w:t xml:space="preserve">SENA, Gabrielle Ribeiro. </w:t>
       </w:r>
       <w:r>
         <w:rPr>
@@ -14867,14 +13188,14 @@
           <w:bCs/>
           <w:szCs w:val="24"/>
         </w:rPr>
-        <w:t xml:space="preserve"> de dados na base de dados de SRAG</w:t>
+        <w:t>Modelos preditivos de óbito para pacientes com COVID-19</w:t>
       </w:r>
       <w:r>
         <w:rPr>
           <w:rFonts w:cs="Times New Roman"/>
           <w:szCs w:val="24"/>
         </w:rPr>
-        <w:t>. 2024. Trabalho de Conclusão de Curso (Bacharelado em Engenharia da Computação) – Universidade Federal do Espírito Santo, São Mateus, 2024.</w:t>
+        <w:t>. 2021. Tese (Doutorado em Saúde Integral) – Instituto de Medicina Integral Prof. Fernando Figueira (IMIP), Recife, 2021.</w:t>
       </w:r>
     </w:p>
     <w:p>
@@ -14899,7 +13220,7 @@
           <w:rFonts w:cs="Times New Roman"/>
           <w:szCs w:val="24"/>
         </w:rPr>
-        <w:t xml:space="preserve">MARQUES, Iasmin. </w:t>
+        <w:t xml:space="preserve">SILVA, Amauri Ornellas da. </w:t>
       </w:r>
       <w:r>
         <w:rPr>
@@ -14908,14 +13229,14 @@
           <w:bCs/>
           <w:szCs w:val="24"/>
         </w:rPr>
-        <w:t>Análise de Dados - Preditiva</w:t>
+        <w:t>Uso de Machine Learning para previsão da evolução de casos de SRAG incluindo casos de COVID-19 considerando variáveis clínicas e demográficas</w:t>
       </w:r>
       <w:r>
         <w:rPr>
           <w:rFonts w:cs="Times New Roman"/>
           <w:szCs w:val="24"/>
         </w:rPr>
-        <w:t>. Disponível em: https://colab.research.google.com/drive/1tg1hKxFYfgRVxRXTjPllKwhKSm_goi8P. Acesso em: 08 mar. 2025.</w:t>
+        <w:t>. 2021. Trabalho de Conclusão de Curso (Bacharelado em Engenharia de Produção) – Universidade Tecnológica Federal do Paraná, Londrina, 2021. Disponível em: https://repositorio.utfpr.edu.br/jspui/handle/1/26211. Acesso em: 16 jan. 2025.</w:t>
       </w:r>
     </w:p>
     <w:p>
@@ -14926,15 +13247,22 @@
           <w:szCs w:val="24"/>
         </w:rPr>
       </w:pPr>
-      <w:r>
+    </w:p>
+    <w:p>
+      <w:pPr>
+        <w:spacing w:after="200" w:line="276" w:lineRule="auto"/>
         <w:rPr>
           <w:rFonts w:cs="Times New Roman"/>
           <w:szCs w:val="24"/>
         </w:rPr>
-        <w:lastRenderedPageBreak/>
-        <w:t xml:space="preserve">MINISTÉRIO DA SAÚDE (Brasil). </w:t>
-      </w:r>
-      <w:proofErr w:type="spellStart"/>
+      </w:pPr>
+      <w:r>
+        <w:rPr>
+          <w:rFonts w:cs="Times New Roman"/>
+          <w:szCs w:val="24"/>
+        </w:rPr>
+        <w:t xml:space="preserve">SILVA, Risomario; SILVA NETO, Darcy Ramos da. </w:t>
+      </w:r>
       <w:r>
         <w:rPr>
           <w:rFonts w:cs="Times New Roman"/>
@@ -14942,9 +13270,40 @@
           <w:bCs/>
           <w:szCs w:val="24"/>
         </w:rPr>
-        <w:t>OpenDataSUS</w:t>
-      </w:r>
-      <w:proofErr w:type="spellEnd"/>
+        <w:t>Inteligência artificial e previsão de óbito por Covid-19 no Brasil: uma análise comparativa entre os algoritmos Logistic Regression, Decision Tree e Random Forest</w:t>
+      </w:r>
+      <w:r>
+        <w:rPr>
+          <w:rFonts w:cs="Times New Roman"/>
+          <w:szCs w:val="24"/>
+        </w:rPr>
+        <w:t>. Saúde em Debate, v. 46, n. especial 8, p. 118-129, dez. 2022.</w:t>
+      </w:r>
+    </w:p>
+    <w:p>
+      <w:pPr>
+        <w:spacing w:after="200" w:line="276" w:lineRule="auto"/>
+        <w:rPr>
+          <w:rFonts w:cs="Times New Roman"/>
+          <w:szCs w:val="24"/>
+        </w:rPr>
+      </w:pPr>
+    </w:p>
+    <w:p>
+      <w:pPr>
+        <w:spacing w:after="200" w:line="276" w:lineRule="auto"/>
+        <w:rPr>
+          <w:rFonts w:cs="Times New Roman"/>
+          <w:szCs w:val="24"/>
+        </w:rPr>
+      </w:pPr>
+      <w:r>
+        <w:rPr>
+          <w:rFonts w:cs="Times New Roman"/>
+          <w:szCs w:val="24"/>
+        </w:rPr>
+        <w:t xml:space="preserve">VITORIA, Sergio Ricardo Pacheco da. </w:t>
+      </w:r>
       <w:r>
         <w:rPr>
           <w:rFonts w:cs="Times New Roman"/>
@@ -14952,39 +13311,31 @@
           <w:bCs/>
           <w:szCs w:val="24"/>
         </w:rPr>
-        <w:t xml:space="preserve"> – Sobre</w:t>
+        <w:t>Machine Learning e Análise Preditiva em Saúde: um estudo de caso sobre detecção de anomalias em contas médicas do Exército</w:t>
       </w:r>
       <w:r>
         <w:rPr>
           <w:rFonts w:cs="Times New Roman"/>
           <w:szCs w:val="24"/>
         </w:rPr>
-        <w:t>. Disponível em: https://opendatasus.saude.gov.br/about. Acesso em: 04 mar. 2025.</w:t>
+        <w:t>. 2022. Dissertação (Mestrado em Governança, Tecnologia e Inovação) – Pontifícia Universidade Católica de Minas Gerais, Brasília, 2022.</w:t>
       </w:r>
     </w:p>
     <w:p>
       <w:pPr>
         <w:spacing w:after="200" w:line="276" w:lineRule="auto"/>
         <w:rPr>
+          <w:lang w:val="en-US"/>
+        </w:rPr>
+      </w:pPr>
+      <w:r>
+        <w:rPr>
           <w:rFonts w:cs="Times New Roman"/>
           <w:szCs w:val="24"/>
-        </w:rPr>
-      </w:pPr>
-    </w:p>
-    <w:p>
-      <w:pPr>
-        <w:spacing w:after="200" w:line="276" w:lineRule="auto"/>
-        <w:rPr>
-          <w:rFonts w:cs="Times New Roman"/>
-          <w:szCs w:val="24"/>
-        </w:rPr>
-      </w:pPr>
-      <w:r>
-        <w:rPr>
-          <w:rFonts w:cs="Times New Roman"/>
-          <w:szCs w:val="24"/>
-        </w:rPr>
-        <w:t xml:space="preserve">MINISTÉRIO DA SAÚDE (Brasil). </w:t>
+          <w:lang w:val="en-US"/>
+        </w:rPr>
+        <w:lastRenderedPageBreak/>
+        <w:t xml:space="preserve">ZOUZA. </w:t>
       </w:r>
       <w:r>
         <w:rPr>
@@ -14992,511 +13343,32 @@
           <w:b/>
           <w:bCs/>
           <w:szCs w:val="24"/>
-        </w:rPr>
-        <w:t>Síndrome Respiratória Aguda Grave – SRAG 2021 a 2024</w:t>
+          <w:lang w:val="en-US"/>
+        </w:rPr>
+        <w:t>Knowledge Discovery in Databases (KDD)</w:t>
       </w:r>
       <w:r>
         <w:rPr>
           <w:rFonts w:cs="Times New Roman"/>
           <w:szCs w:val="24"/>
-        </w:rPr>
-        <w:t>. Disponível em: https://opendatasus.saude.gov.br/dataset/srag-2021-a-2024/resource/8cb52f73-0184-41d5-8a8f-87d8f415652c. Acesso em: 10 fev. 2025.</w:t>
-      </w:r>
-    </w:p>
-    <w:p>
-      <w:pPr>
-        <w:spacing w:after="200" w:line="276" w:lineRule="auto"/>
+          <w:lang w:val="en-US"/>
+        </w:rPr>
+        <w:t xml:space="preserve">. </w:t>
+      </w:r>
+      <w:r>
         <w:rPr>
           <w:rFonts w:cs="Times New Roman"/>
           <w:szCs w:val="24"/>
         </w:rPr>
-      </w:pPr>
-    </w:p>
-    <w:p>
-      <w:pPr>
-        <w:spacing w:after="200" w:line="276" w:lineRule="auto"/>
+        <w:t xml:space="preserve">Medium, 2025. Disponível em: https://medium.com/blog-do-zouza/knowledge-discovery-in-databases-kdd-462ea2775715. </w:t>
+      </w:r>
+      <w:r>
         <w:rPr>
           <w:rFonts w:cs="Times New Roman"/>
           <w:szCs w:val="24"/>
-        </w:rPr>
-      </w:pPr>
-      <w:r>
-        <w:rPr>
-          <w:rFonts w:cs="Times New Roman"/>
-          <w:szCs w:val="24"/>
-        </w:rPr>
-        <w:t xml:space="preserve">PAIM, J. S. </w:t>
-      </w:r>
-      <w:r>
-        <w:rPr>
-          <w:rFonts w:cs="Times New Roman"/>
-          <w:b/>
-          <w:bCs/>
-          <w:szCs w:val="24"/>
-        </w:rPr>
-        <w:t>O Sistema Único de Saúde (SUS) aos 30 anos</w:t>
-      </w:r>
-      <w:r>
-        <w:rPr>
-          <w:rFonts w:cs="Times New Roman"/>
-          <w:szCs w:val="24"/>
-        </w:rPr>
-        <w:t>. Ciência &amp; Saúde Coletiva, v. 25, n. 3, p. 357-364, 2020. Disponível em: https://www.scielo.br/j/csc/a/Qg7SJFjWPjvdQjvnRzxS6Mg/?lang=pt. Acesso em: 16 jan. 2025.</w:t>
-      </w:r>
-    </w:p>
-    <w:p>
-      <w:pPr>
-        <w:spacing w:after="200" w:line="276" w:lineRule="auto"/>
-        <w:rPr>
-          <w:rFonts w:cs="Times New Roman"/>
-          <w:szCs w:val="24"/>
-        </w:rPr>
-      </w:pPr>
-    </w:p>
-    <w:p>
-      <w:pPr>
-        <w:spacing w:after="200" w:line="276" w:lineRule="auto"/>
-        <w:rPr>
-          <w:rFonts w:cs="Times New Roman"/>
-          <w:szCs w:val="24"/>
-        </w:rPr>
-      </w:pPr>
-      <w:r>
-        <w:rPr>
-          <w:rFonts w:cs="Times New Roman"/>
-          <w:szCs w:val="24"/>
-        </w:rPr>
-        <w:t xml:space="preserve">SEBRAE. </w:t>
-      </w:r>
-      <w:r>
-        <w:rPr>
-          <w:rFonts w:cs="Times New Roman"/>
-          <w:b/>
-          <w:bCs/>
-          <w:szCs w:val="24"/>
-        </w:rPr>
-        <w:t>O que é e como funciona a análise preditiva na saúde? Entenda</w:t>
-      </w:r>
-      <w:r>
-        <w:rPr>
-          <w:rFonts w:cs="Times New Roman"/>
-          <w:szCs w:val="24"/>
-        </w:rPr>
-        <w:t>. Disponível em: https://sebrae.com.br/sites/PortalSebrae/ufs/pe/artigos/o-que-e-e-como-funciona-a-analise-preditiva-na-saude-entenda. Acesso em: 16 jan. 2025.</w:t>
-      </w:r>
-    </w:p>
-    <w:p>
-      <w:pPr>
-        <w:spacing w:after="200" w:line="276" w:lineRule="auto"/>
-        <w:rPr>
-          <w:rFonts w:cs="Times New Roman"/>
-          <w:szCs w:val="24"/>
-        </w:rPr>
-      </w:pPr>
-    </w:p>
-    <w:p>
-      <w:pPr>
-        <w:spacing w:after="200" w:line="276" w:lineRule="auto"/>
-        <w:rPr>
-          <w:rFonts w:cs="Times New Roman"/>
-          <w:szCs w:val="24"/>
-        </w:rPr>
-      </w:pPr>
-      <w:r>
-        <w:rPr>
-          <w:rFonts w:cs="Times New Roman"/>
-          <w:szCs w:val="24"/>
-        </w:rPr>
-        <w:t xml:space="preserve">SENA, Gabrielle Ribeiro. </w:t>
-      </w:r>
-      <w:r>
-        <w:rPr>
-          <w:rFonts w:cs="Times New Roman"/>
-          <w:b/>
-          <w:bCs/>
-          <w:szCs w:val="24"/>
-        </w:rPr>
-        <w:t>Modelos preditivos de óbito para pacientes com COVID-19</w:t>
-      </w:r>
-      <w:r>
-        <w:rPr>
-          <w:rFonts w:cs="Times New Roman"/>
-          <w:szCs w:val="24"/>
-        </w:rPr>
-        <w:t>. 2021. Tese (Doutorado em Saúde Integral) – Instituto de Medicina Integral Prof. Fernando Figueira (IMIP), Recife, 2021.</w:t>
-      </w:r>
-    </w:p>
-    <w:p>
-      <w:pPr>
-        <w:spacing w:after="200" w:line="276" w:lineRule="auto"/>
-        <w:rPr>
-          <w:rFonts w:cs="Times New Roman"/>
-          <w:szCs w:val="24"/>
-        </w:rPr>
-      </w:pPr>
-    </w:p>
-    <w:p>
-      <w:pPr>
-        <w:spacing w:after="200" w:line="276" w:lineRule="auto"/>
-        <w:rPr>
-          <w:rFonts w:cs="Times New Roman"/>
-          <w:szCs w:val="24"/>
-        </w:rPr>
-      </w:pPr>
-      <w:r>
-        <w:rPr>
-          <w:rFonts w:cs="Times New Roman"/>
-          <w:szCs w:val="24"/>
-        </w:rPr>
-        <w:t xml:space="preserve">SILVA, Amauri </w:t>
-      </w:r>
-      <w:proofErr w:type="spellStart"/>
-      <w:r>
-        <w:rPr>
-          <w:rFonts w:cs="Times New Roman"/>
-          <w:szCs w:val="24"/>
-        </w:rPr>
-        <w:t>Ornellas</w:t>
-      </w:r>
-      <w:proofErr w:type="spellEnd"/>
-      <w:r>
-        <w:rPr>
-          <w:rFonts w:cs="Times New Roman"/>
-          <w:szCs w:val="24"/>
-        </w:rPr>
-        <w:t xml:space="preserve"> da. </w:t>
-      </w:r>
-      <w:r>
-        <w:rPr>
-          <w:rFonts w:cs="Times New Roman"/>
-          <w:b/>
-          <w:bCs/>
-          <w:szCs w:val="24"/>
-        </w:rPr>
-        <w:t xml:space="preserve">Uso de </w:t>
-      </w:r>
-      <w:proofErr w:type="spellStart"/>
-      <w:r>
-        <w:rPr>
-          <w:rFonts w:cs="Times New Roman"/>
-          <w:b/>
-          <w:bCs/>
-          <w:szCs w:val="24"/>
-        </w:rPr>
-        <w:t>Machine</w:t>
-      </w:r>
-      <w:proofErr w:type="spellEnd"/>
-      <w:r>
-        <w:rPr>
-          <w:rFonts w:cs="Times New Roman"/>
-          <w:b/>
-          <w:bCs/>
-          <w:szCs w:val="24"/>
-        </w:rPr>
-        <w:t xml:space="preserve"> Learning para previsão da evolução de casos de SRAG incluindo casos de COVID-19 considerando variáveis clínicas e demográficas</w:t>
-      </w:r>
-      <w:r>
-        <w:rPr>
-          <w:rFonts w:cs="Times New Roman"/>
-          <w:szCs w:val="24"/>
-        </w:rPr>
-        <w:t>. 2021. Trabalho de Conclusão de Curso (Bacharelado em Engenharia de Produção) – Universidade Tecnológica Federal do Paraná, Londrina, 2021. Disponível em: https://repositorio.utfpr.edu.br/jspui/handle/1/26211. Acesso em: 16 jan. 2025.</w:t>
-      </w:r>
-    </w:p>
-    <w:p>
-      <w:pPr>
-        <w:spacing w:after="200" w:line="276" w:lineRule="auto"/>
-        <w:rPr>
-          <w:rFonts w:cs="Times New Roman"/>
-          <w:szCs w:val="24"/>
-        </w:rPr>
-      </w:pPr>
-    </w:p>
-    <w:p>
-      <w:pPr>
-        <w:spacing w:after="200" w:line="276" w:lineRule="auto"/>
-        <w:rPr>
-          <w:rFonts w:cs="Times New Roman"/>
-          <w:szCs w:val="24"/>
-        </w:rPr>
-      </w:pPr>
-      <w:r>
-        <w:rPr>
-          <w:rFonts w:cs="Times New Roman"/>
-          <w:szCs w:val="24"/>
-        </w:rPr>
-        <w:t xml:space="preserve">SILVA, </w:t>
-      </w:r>
-      <w:proofErr w:type="spellStart"/>
-      <w:r>
-        <w:rPr>
-          <w:rFonts w:cs="Times New Roman"/>
-          <w:szCs w:val="24"/>
-        </w:rPr>
-        <w:t>Risomario</w:t>
-      </w:r>
-      <w:proofErr w:type="spellEnd"/>
-      <w:r>
-        <w:rPr>
-          <w:rFonts w:cs="Times New Roman"/>
-          <w:szCs w:val="24"/>
-        </w:rPr>
-        <w:t xml:space="preserve">; SILVA NETO, Darcy Ramos da. </w:t>
-      </w:r>
-      <w:r>
-        <w:rPr>
-          <w:rFonts w:cs="Times New Roman"/>
-          <w:b/>
-          <w:bCs/>
-          <w:szCs w:val="24"/>
-        </w:rPr>
-        <w:t xml:space="preserve">Inteligência artificial e previsão de óbito por Covid-19 no Brasil: uma análise comparativa entre os algoritmos </w:t>
-      </w:r>
-      <w:proofErr w:type="spellStart"/>
-      <w:r>
-        <w:rPr>
-          <w:rFonts w:cs="Times New Roman"/>
-          <w:b/>
-          <w:bCs/>
-          <w:szCs w:val="24"/>
-        </w:rPr>
-        <w:t>Logistic</w:t>
-      </w:r>
-      <w:proofErr w:type="spellEnd"/>
-      <w:r>
-        <w:rPr>
-          <w:rFonts w:cs="Times New Roman"/>
-          <w:b/>
-          <w:bCs/>
-          <w:szCs w:val="24"/>
-        </w:rPr>
-        <w:t xml:space="preserve"> </w:t>
-      </w:r>
-      <w:proofErr w:type="spellStart"/>
-      <w:r>
-        <w:rPr>
-          <w:rFonts w:cs="Times New Roman"/>
-          <w:b/>
-          <w:bCs/>
-          <w:szCs w:val="24"/>
-        </w:rPr>
-        <w:t>Regression</w:t>
-      </w:r>
-      <w:proofErr w:type="spellEnd"/>
-      <w:r>
-        <w:rPr>
-          <w:rFonts w:cs="Times New Roman"/>
-          <w:b/>
-          <w:bCs/>
-          <w:szCs w:val="24"/>
-        </w:rPr>
-        <w:t xml:space="preserve">, </w:t>
-      </w:r>
-      <w:proofErr w:type="spellStart"/>
-      <w:r>
-        <w:rPr>
-          <w:rFonts w:cs="Times New Roman"/>
-          <w:b/>
-          <w:bCs/>
-          <w:szCs w:val="24"/>
-        </w:rPr>
-        <w:t>Decision</w:t>
-      </w:r>
-      <w:proofErr w:type="spellEnd"/>
-      <w:r>
-        <w:rPr>
-          <w:rFonts w:cs="Times New Roman"/>
-          <w:b/>
-          <w:bCs/>
-          <w:szCs w:val="24"/>
-        </w:rPr>
-        <w:t xml:space="preserve"> </w:t>
-      </w:r>
-      <w:proofErr w:type="spellStart"/>
-      <w:r>
-        <w:rPr>
-          <w:rFonts w:cs="Times New Roman"/>
-          <w:b/>
-          <w:bCs/>
-          <w:szCs w:val="24"/>
-        </w:rPr>
-        <w:t>Tree</w:t>
-      </w:r>
-      <w:proofErr w:type="spellEnd"/>
-      <w:r>
-        <w:rPr>
-          <w:rFonts w:cs="Times New Roman"/>
-          <w:b/>
-          <w:bCs/>
-          <w:szCs w:val="24"/>
-        </w:rPr>
-        <w:t xml:space="preserve"> e </w:t>
-      </w:r>
-      <w:proofErr w:type="spellStart"/>
-      <w:r>
-        <w:rPr>
-          <w:rFonts w:cs="Times New Roman"/>
-          <w:b/>
-          <w:bCs/>
-          <w:szCs w:val="24"/>
-        </w:rPr>
-        <w:t>Random</w:t>
-      </w:r>
-      <w:proofErr w:type="spellEnd"/>
-      <w:r>
-        <w:rPr>
-          <w:rFonts w:cs="Times New Roman"/>
-          <w:b/>
-          <w:bCs/>
-          <w:szCs w:val="24"/>
-        </w:rPr>
-        <w:t xml:space="preserve"> Forest</w:t>
-      </w:r>
-      <w:r>
-        <w:rPr>
-          <w:rFonts w:cs="Times New Roman"/>
-          <w:szCs w:val="24"/>
-        </w:rPr>
-        <w:t>. Saúde em Debate, v. 46, n. especial 8, p. 118-129, dez. 2022.</w:t>
-      </w:r>
-    </w:p>
-    <w:p>
-      <w:pPr>
-        <w:spacing w:after="200" w:line="276" w:lineRule="auto"/>
-        <w:rPr>
-          <w:rFonts w:cs="Times New Roman"/>
-          <w:szCs w:val="24"/>
-        </w:rPr>
-      </w:pPr>
-    </w:p>
-    <w:p>
-      <w:pPr>
-        <w:spacing w:after="200" w:line="276" w:lineRule="auto"/>
-        <w:rPr>
-          <w:rFonts w:cs="Times New Roman"/>
-          <w:szCs w:val="24"/>
-        </w:rPr>
-      </w:pPr>
-      <w:r>
-        <w:rPr>
-          <w:rFonts w:cs="Times New Roman"/>
-          <w:szCs w:val="24"/>
-        </w:rPr>
-        <w:t xml:space="preserve">VITORIA, Sergio Ricardo Pacheco da. </w:t>
-      </w:r>
-      <w:proofErr w:type="spellStart"/>
-      <w:r>
-        <w:rPr>
-          <w:rFonts w:cs="Times New Roman"/>
-          <w:b/>
-          <w:bCs/>
-          <w:szCs w:val="24"/>
-        </w:rPr>
-        <w:t>Machine</w:t>
-      </w:r>
-      <w:proofErr w:type="spellEnd"/>
-      <w:r>
-        <w:rPr>
-          <w:rFonts w:cs="Times New Roman"/>
-          <w:b/>
-          <w:bCs/>
-          <w:szCs w:val="24"/>
-        </w:rPr>
-        <w:t xml:space="preserve"> Learning e Análise Preditiva em Saúde: um estudo de caso sobre detecção de anomalias em contas médicas do Exército</w:t>
-      </w:r>
-      <w:r>
-        <w:rPr>
-          <w:rFonts w:cs="Times New Roman"/>
-          <w:szCs w:val="24"/>
-        </w:rPr>
-        <w:t>. 2022. Dissertação (Mestrado em Governança, Tecnologia e Inovação) – Pontifícia Universidade Católica de Minas Gerais, Brasília, 2022.</w:t>
-      </w:r>
-    </w:p>
-    <w:p>
-      <w:pPr>
-        <w:spacing w:after="200" w:line="276" w:lineRule="auto"/>
-        <w:rPr>
           <w:lang w:val="en-US"/>
         </w:rPr>
-      </w:pPr>
-      <w:r>
-        <w:rPr>
-          <w:rFonts w:cs="Times New Roman"/>
-          <w:szCs w:val="24"/>
-          <w:lang w:val="en-US"/>
-        </w:rPr>
-        <w:lastRenderedPageBreak/>
-        <w:t xml:space="preserve">ZOUZA. </w:t>
-      </w:r>
-      <w:r>
-        <w:rPr>
-          <w:rFonts w:cs="Times New Roman"/>
-          <w:b/>
-          <w:bCs/>
-          <w:szCs w:val="24"/>
-          <w:lang w:val="en-US"/>
-        </w:rPr>
-        <w:t>Knowledge Discovery in Databases (KDD)</w:t>
-      </w:r>
-      <w:r>
-        <w:rPr>
-          <w:rFonts w:cs="Times New Roman"/>
-          <w:szCs w:val="24"/>
-          <w:lang w:val="en-US"/>
-        </w:rPr>
-        <w:t xml:space="preserve">. </w:t>
-      </w:r>
-      <w:proofErr w:type="spellStart"/>
-      <w:r>
-        <w:rPr>
-          <w:rFonts w:cs="Times New Roman"/>
-          <w:szCs w:val="24"/>
-        </w:rPr>
-        <w:t>Medium</w:t>
-      </w:r>
-      <w:proofErr w:type="spellEnd"/>
-      <w:r>
-        <w:rPr>
-          <w:rFonts w:cs="Times New Roman"/>
-          <w:szCs w:val="24"/>
-        </w:rPr>
-        <w:t xml:space="preserve">, 2025. Disponível em: https://medium.com/blog-do-zouza/knowledge-discovery-in-databases-kdd-462ea2775715. </w:t>
-      </w:r>
-      <w:proofErr w:type="spellStart"/>
-      <w:r>
-        <w:rPr>
-          <w:rFonts w:cs="Times New Roman"/>
-          <w:szCs w:val="24"/>
-          <w:lang w:val="en-US"/>
-        </w:rPr>
-        <w:t>Acesso</w:t>
-      </w:r>
-      <w:proofErr w:type="spellEnd"/>
-      <w:r>
-        <w:rPr>
-          <w:rFonts w:cs="Times New Roman"/>
-          <w:szCs w:val="24"/>
-          <w:lang w:val="en-US"/>
-        </w:rPr>
-        <w:t xml:space="preserve"> </w:t>
-      </w:r>
-      <w:proofErr w:type="spellStart"/>
-      <w:r>
-        <w:rPr>
-          <w:rFonts w:cs="Times New Roman"/>
-          <w:szCs w:val="24"/>
-          <w:lang w:val="en-US"/>
-        </w:rPr>
-        <w:t>em</w:t>
-      </w:r>
-      <w:proofErr w:type="spellEnd"/>
-      <w:r>
-        <w:rPr>
-          <w:rFonts w:cs="Times New Roman"/>
-          <w:szCs w:val="24"/>
-          <w:lang w:val="en-US"/>
-        </w:rPr>
-        <w:t>: 08 mar. 2025.</w:t>
+        <w:t>Acesso em: 08 mar. 2025.</w:t>
       </w:r>
       <w:r>
         <w:rPr>
@@ -15517,6 +13389,7 @@
       <w:r>
         <w:rPr>
           <w:highlight w:val="yellow"/>
+          <w:lang w:val="en-US"/>
         </w:rPr>
         <w:t xml:space="preserve">RODRIGUES, M. M. S. et al. </w:t>
       </w:r>
@@ -15540,226 +13413,49 @@
           <w:highlight w:val="yellow"/>
           <w:lang w:val="en-US"/>
         </w:rPr>
-        <w:t xml:space="preserve">, v. 24, art. 1385, 23 </w:t>
-      </w:r>
-      <w:proofErr w:type="spellStart"/>
+        <w:t>, v. 24, art. 1385, 23 maio 2024. DOI:10.1186/s12889-024-18815-0.</w:t>
+      </w:r>
+      <w:commentRangeEnd w:id="88"/>
+      <w:r>
+        <w:rPr>
+          <w:rStyle w:val="Refdecomentrio"/>
+        </w:rPr>
+        <w:commentReference w:id="88"/>
+      </w:r>
+    </w:p>
+    <w:p>
+      <w:pPr>
+        <w:spacing w:after="200" w:line="276" w:lineRule="auto"/>
+      </w:pPr>
+      <w:commentRangeStart w:id="89"/>
       <w:r>
         <w:rPr>
           <w:highlight w:val="yellow"/>
           <w:lang w:val="en-US"/>
         </w:rPr>
-        <w:t>maio</w:t>
-      </w:r>
-      <w:proofErr w:type="spellEnd"/>
-      <w:r>
-        <w:rPr>
-          <w:highlight w:val="yellow"/>
-          <w:lang w:val="en-US"/>
-        </w:rPr>
-        <w:t xml:space="preserve"> 2024. DOI:10.1186/s12889-024-18815-0.</w:t>
-      </w:r>
-      <w:commentRangeEnd w:id="88"/>
-      <w:r>
-        <w:rPr>
-          <w:rStyle w:val="Refdecomentrio"/>
-        </w:rPr>
-        <w:commentReference w:id="88"/>
-      </w:r>
-    </w:p>
-    <w:p>
-      <w:pPr>
-        <w:spacing w:after="200" w:line="276" w:lineRule="auto"/>
-      </w:pPr>
-      <w:commentRangeStart w:id="89"/>
-      <w:r>
-        <w:rPr>
-          <w:highlight w:val="yellow"/>
-        </w:rPr>
         <w:t xml:space="preserve">SAVALLI, Carine et al. </w:t>
       </w:r>
-      <w:proofErr w:type="spellStart"/>
       <w:r>
         <w:rPr>
           <w:i/>
           <w:iCs/>
           <w:highlight w:val="yellow"/>
-        </w:rPr>
-        <w:t>Transfer</w:t>
-      </w:r>
-      <w:proofErr w:type="spellEnd"/>
-      <w:r>
-        <w:rPr>
-          <w:i/>
-          <w:iCs/>
+          <w:lang w:val="en-US"/>
+        </w:rPr>
+        <w:t>Transfer learning for COVID-19 predictive modeling: A multicenter study of 12 hospitals</w:t>
+      </w:r>
+      <w:r>
+        <w:rPr>
           <w:highlight w:val="yellow"/>
-        </w:rPr>
-        <w:t xml:space="preserve"> </w:t>
-      </w:r>
-      <w:proofErr w:type="spellStart"/>
-      <w:r>
-        <w:rPr>
-          <w:i/>
-          <w:iCs/>
+          <w:lang w:val="en-US"/>
+        </w:rPr>
+        <w:t xml:space="preserve">. </w:t>
+      </w:r>
+      <w:r>
+        <w:rPr>
           <w:highlight w:val="yellow"/>
         </w:rPr>
-        <w:t>learning</w:t>
-      </w:r>
-      <w:proofErr w:type="spellEnd"/>
-      <w:r>
-        <w:rPr>
-          <w:i/>
-          <w:iCs/>
-          <w:highlight w:val="yellow"/>
-        </w:rPr>
-        <w:t xml:space="preserve"> for COVID-19 </w:t>
-      </w:r>
-      <w:proofErr w:type="spellStart"/>
-      <w:r>
-        <w:rPr>
-          <w:i/>
-          <w:iCs/>
-          <w:highlight w:val="yellow"/>
-        </w:rPr>
-        <w:t>predictive</w:t>
-      </w:r>
-      <w:proofErr w:type="spellEnd"/>
-      <w:r>
-        <w:rPr>
-          <w:i/>
-          <w:iCs/>
-          <w:highlight w:val="yellow"/>
-        </w:rPr>
-        <w:t xml:space="preserve"> </w:t>
-      </w:r>
-      <w:proofErr w:type="spellStart"/>
-      <w:r>
-        <w:rPr>
-          <w:i/>
-          <w:iCs/>
-          <w:highlight w:val="yellow"/>
-        </w:rPr>
-        <w:t>modeling</w:t>
-      </w:r>
-      <w:proofErr w:type="spellEnd"/>
-      <w:r>
-        <w:rPr>
-          <w:i/>
-          <w:iCs/>
-          <w:highlight w:val="yellow"/>
-        </w:rPr>
-        <w:t xml:space="preserve">: A </w:t>
-      </w:r>
-      <w:proofErr w:type="spellStart"/>
-      <w:r>
-        <w:rPr>
-          <w:i/>
-          <w:iCs/>
-          <w:highlight w:val="yellow"/>
-        </w:rPr>
-        <w:t>multicenter</w:t>
-      </w:r>
-      <w:proofErr w:type="spellEnd"/>
-      <w:r>
-        <w:rPr>
-          <w:i/>
-          <w:iCs/>
-          <w:highlight w:val="yellow"/>
-        </w:rPr>
-        <w:t xml:space="preserve"> </w:t>
-      </w:r>
-      <w:proofErr w:type="spellStart"/>
-      <w:r>
-        <w:rPr>
-          <w:i/>
-          <w:iCs/>
-          <w:highlight w:val="yellow"/>
-        </w:rPr>
-        <w:t>study</w:t>
-      </w:r>
-      <w:proofErr w:type="spellEnd"/>
-      <w:r>
-        <w:rPr>
-          <w:i/>
-          <w:iCs/>
-          <w:highlight w:val="yellow"/>
-        </w:rPr>
-        <w:t xml:space="preserve"> </w:t>
-      </w:r>
-      <w:proofErr w:type="spellStart"/>
-      <w:r>
-        <w:rPr>
-          <w:i/>
-          <w:iCs/>
-          <w:highlight w:val="yellow"/>
-        </w:rPr>
-        <w:t>of</w:t>
-      </w:r>
-      <w:proofErr w:type="spellEnd"/>
-      <w:r>
-        <w:rPr>
-          <w:i/>
-          <w:iCs/>
-          <w:highlight w:val="yellow"/>
-        </w:rPr>
-        <w:t xml:space="preserve"> 12 </w:t>
-      </w:r>
-      <w:proofErr w:type="spellStart"/>
-      <w:r>
-        <w:rPr>
-          <w:i/>
-          <w:iCs/>
-          <w:highlight w:val="yellow"/>
-        </w:rPr>
-        <w:t>hospitals</w:t>
-      </w:r>
-      <w:proofErr w:type="spellEnd"/>
-      <w:r>
-        <w:rPr>
-          <w:highlight w:val="yellow"/>
-        </w:rPr>
-        <w:t xml:space="preserve">. </w:t>
-      </w:r>
-      <w:proofErr w:type="spellStart"/>
-      <w:r>
-        <w:rPr>
-          <w:highlight w:val="yellow"/>
-        </w:rPr>
-        <w:t>Annals</w:t>
-      </w:r>
-      <w:proofErr w:type="spellEnd"/>
-      <w:r>
-        <w:rPr>
-          <w:highlight w:val="yellow"/>
-        </w:rPr>
-        <w:t xml:space="preserve"> </w:t>
-      </w:r>
-      <w:proofErr w:type="spellStart"/>
-      <w:r>
-        <w:rPr>
-          <w:highlight w:val="yellow"/>
-        </w:rPr>
-        <w:t>of</w:t>
-      </w:r>
-      <w:proofErr w:type="spellEnd"/>
-      <w:r>
-        <w:rPr>
-          <w:highlight w:val="yellow"/>
-        </w:rPr>
-        <w:t xml:space="preserve"> </w:t>
-      </w:r>
-      <w:proofErr w:type="spellStart"/>
-      <w:r>
-        <w:rPr>
-          <w:highlight w:val="yellow"/>
-        </w:rPr>
-        <w:t>Epidemiology</w:t>
-      </w:r>
-      <w:proofErr w:type="spellEnd"/>
-      <w:r>
-        <w:rPr>
-          <w:highlight w:val="yellow"/>
-        </w:rPr>
-        <w:t xml:space="preserve">, v. 108, p. 1–7, 2025. Disponível em: </w:t>
+        <w:t xml:space="preserve">Annals of Epidemiology, v. 108, p. 1–7, 2025. Disponível em: </w:t>
       </w:r>
       <w:hyperlink r:id="rId19" w:tgtFrame="_new" w:history="1">
         <w:r>
@@ -15773,7 +13469,7 @@
         <w:rPr>
           <w:highlight w:val="yellow"/>
         </w:rPr>
-        <w:t>. Acesso em: 21 jul. 2025.</w:t>
+        <w:t>. Acesso em: 21 jul. 2025</w:t>
       </w:r>
       <w:commentRangeEnd w:id="89"/>
       <w:r>
@@ -15783,8 +13479,13 @@
         <w:commentReference w:id="89"/>
       </w:r>
       <w:r>
-        <w:br w:type="page"/>
-      </w:r>
+        <w:t>.</w:t>
+      </w:r>
+    </w:p>
+    <w:p>
+      <w:pPr>
+        <w:spacing w:after="200" w:line="276" w:lineRule="auto"/>
+      </w:pPr>
     </w:p>
     <w:p>
       <w:pPr>
@@ -15793,15 +13494,11 @@
           <w:ilvl w:val="0"/>
           <w:numId w:val="0"/>
         </w:numPr>
-        <w:rPr>
-          <w:lang w:val="en-US"/>
-        </w:rPr>
       </w:pPr>
       <w:bookmarkStart w:id="90" w:name="_Toc203431592"/>
       <w:r>
         <w:rPr>
           <w:highlight w:val="yellow"/>
-          <w:lang w:val="en-US"/>
         </w:rPr>
         <w:lastRenderedPageBreak/>
         <w:t xml:space="preserve">APÊNDICE A – </w:t>
@@ -15810,14 +13507,12 @@
       <w:r>
         <w:rPr>
           <w:highlight w:val="yellow"/>
-          <w:lang w:val="en-US"/>
         </w:rPr>
         <w:t>Relatório Panda Report</w:t>
       </w:r>
       <w:r>
         <w:rPr>
           <w:highlight w:val="yellow"/>
-          <w:lang w:val="en-US"/>
         </w:rPr>
         <w:t xml:space="preserve"> (Autor)</w:t>
       </w:r>
@@ -15829,9 +13524,6 @@
           <w:ilvl w:val="0"/>
           <w:numId w:val="0"/>
         </w:numPr>
-        <w:rPr>
-          <w:lang w:val="en-US"/>
-        </w:rPr>
       </w:pPr>
     </w:p>
     <w:p>
@@ -16976,7 +14668,7 @@
       </w:pPr>
     </w:p>
   </w:comment>
-  <w:comment w:id="89" w:author="Iasmin Marques" w:date="2025-07-21T14:00:00Z" w:initials="IM">
+  <w:comment w:id="89" w:author="Iasmin Marques" w:date="2025-07-21T14:22:00Z" w:initials="IM">
     <w:p>
       <w:pPr>
         <w:pStyle w:val="Textodecomentrio"/>
@@ -16990,6 +14682,11 @@
       <w:r>
         <w:t>Trabalho relacionado 2</w:t>
       </w:r>
+    </w:p>
+    <w:p>
+      <w:pPr>
+        <w:pStyle w:val="Textodecomentrio"/>
+      </w:pPr>
     </w:p>
   </w:comment>
   <w:comment w:id="92" w:author="Iasmin Marques" w:date="2025-07-16T13:58:00Z" w:initials="IM">
@@ -17029,7 +14726,7 @@
   <w15:commentEx w15:paraId="5501F3E8" w15:done="0"/>
   <w15:commentEx w15:paraId="1FBD871C" w15:done="0"/>
   <w15:commentEx w15:paraId="37383B75" w15:done="0"/>
-  <w15:commentEx w15:paraId="6516566E" w15:done="0"/>
+  <w15:commentEx w15:paraId="4F522110" w15:done="0"/>
   <w15:commentEx w15:paraId="1F430327" w15:done="0"/>
 </w15:commentsEx>
 </file>
@@ -17047,7 +14744,7 @@
   <w16cex:commentExtensible w16cex:durableId="2C201222" w16cex:dateUtc="2025-07-15T02:32:00Z"/>
   <w16cex:commentExtensible w16cex:durableId="2B7EABD7" w16cex:dateUtc="2025-03-14T16:21:00Z"/>
   <w16cex:commentExtensible w16cex:durableId="2C220E63" w16cex:dateUtc="2025-07-16T14:41:00Z"/>
-  <w16cex:commentExtensible w16cex:durableId="2C28C691" w16cex:dateUtc="2025-07-21T17:00:00Z"/>
+  <w16cex:commentExtensible w16cex:durableId="2C28CBB0" w16cex:dateUtc="2025-07-21T17:22:00Z"/>
   <w16cex:commentExtensible w16cex:durableId="2C222E68" w16cex:dateUtc="2025-07-16T16:58:00Z"/>
 </w16cex:commentsExtensible>
 </file>
@@ -17065,7 +14762,7 @@
   <w16cid:commentId w16cid:paraId="5501F3E8" w16cid:durableId="2C201222"/>
   <w16cid:commentId w16cid:paraId="1FBD871C" w16cid:durableId="2B7EABD7"/>
   <w16cid:commentId w16cid:paraId="37383B75" w16cid:durableId="2C220E63"/>
-  <w16cid:commentId w16cid:paraId="6516566E" w16cid:durableId="2C28C691"/>
+  <w16cid:commentId w16cid:paraId="4F522110" w16cid:durableId="2C28CBB0"/>
   <w16cid:commentId w16cid:paraId="1F430327" w16cid:durableId="2C222E68"/>
 </w16cid:commentsIds>
 </file>

--- a/TCC II/[2025] TCC 2/TCC II - IasminMarques.docx
+++ b/TCC II/[2025] TCC 2/TCC II - IasminMarques.docx
@@ -191,7 +191,21 @@
         <w:rPr>
           <w:highlight w:val="yellow"/>
         </w:rPr>
-        <w:t>– DataSUS sobre a Síndrome Respiratória Aguda Grave</w:t>
+        <w:t xml:space="preserve">– </w:t>
+      </w:r>
+      <w:proofErr w:type="spellStart"/>
+      <w:r>
+        <w:rPr>
+          <w:highlight w:val="yellow"/>
+        </w:rPr>
+        <w:t>DataSUS</w:t>
+      </w:r>
+      <w:proofErr w:type="spellEnd"/>
+      <w:r>
+        <w:rPr>
+          <w:highlight w:val="yellow"/>
+        </w:rPr>
+        <w:t xml:space="preserve"> sobre a Síndrome Respiratória Aguda Grave</w:t>
       </w:r>
     </w:p>
     <w:bookmarkEnd w:id="0"/>
@@ -324,7 +338,21 @@
         <w:rPr>
           <w:highlight w:val="yellow"/>
         </w:rPr>
-        <w:t>Análise de Dados – DataSUS sobre a Síndrome Respiratória Aguda Grave</w:t>
+        <w:t xml:space="preserve">Análise de Dados – </w:t>
+      </w:r>
+      <w:proofErr w:type="spellStart"/>
+      <w:r>
+        <w:rPr>
+          <w:highlight w:val="yellow"/>
+        </w:rPr>
+        <w:t>DataSUS</w:t>
+      </w:r>
+      <w:proofErr w:type="spellEnd"/>
+      <w:r>
+        <w:rPr>
+          <w:highlight w:val="yellow"/>
+        </w:rPr>
+        <w:t xml:space="preserve"> sobre a Síndrome Respiratória Aguda Grave</w:t>
       </w:r>
     </w:p>
     <w:p>
@@ -568,6 +596,7 @@
           <w:highlight w:val="yellow"/>
         </w:rPr>
       </w:pPr>
+      <w:proofErr w:type="gramStart"/>
       <w:r>
         <w:rPr>
           <w:color w:val="172938"/>
@@ -583,6 +612,7 @@
         </w:rPr>
         <w:t>ficha</w:t>
       </w:r>
+      <w:proofErr w:type="gramEnd"/>
       <w:r>
         <w:rPr>
           <w:color w:val="172938"/>
@@ -2611,8 +2641,17 @@
           <w:bCs/>
           <w:kern w:val="32"/>
         </w:rPr>
-        <w:t xml:space="preserve"> Normalização  bibliográfica</w:t>
-      </w:r>
+        <w:t xml:space="preserve"> </w:t>
+      </w:r>
+      <w:proofErr w:type="gramStart"/>
+      <w:r>
+        <w:rPr>
+          <w:bCs/>
+          <w:kern w:val="32"/>
+        </w:rPr>
+        <w:t>Normalização  bibliográfica</w:t>
+      </w:r>
+      <w:proofErr w:type="gramEnd"/>
     </w:p>
     <w:p>
       <w:pPr>
@@ -2686,13 +2725,37 @@
         <w:contextualSpacing/>
       </w:pPr>
       <w:r>
-        <w:t>Elemento obrigatório para trabalhos de conclusão de curso (graduação ou  especialização), mestrado e doutorado. É a versão  do resumo em português para outro idioma</w:t>
+        <w:t xml:space="preserve">Elemento obrigatório para trabalhos de conclusão de curso (graduação </w:t>
+      </w:r>
+      <w:proofErr w:type="gramStart"/>
+      <w:r>
+        <w:t>ou  especialização</w:t>
+      </w:r>
+      <w:proofErr w:type="gramEnd"/>
+      <w:r>
+        <w:t xml:space="preserve">), mestrado e doutorado. É a </w:t>
+      </w:r>
+      <w:proofErr w:type="gramStart"/>
+      <w:r>
+        <w:t>versão  do</w:t>
+      </w:r>
+      <w:proofErr w:type="gramEnd"/>
+      <w:r>
+        <w:t xml:space="preserve"> resumo em português para outro idioma</w:t>
       </w:r>
       <w:r>
         <w:t>, neste exemplo em inglês.</w:t>
       </w:r>
       <w:r>
-        <w:t xml:space="preserve"> Deve aparecer em página distinta e seguindo a mesma formatação do resumo em português. A versão das palavras-chave em outro idioma deve seguir a mesma formatação utilizada no resumo em  português. </w:t>
+        <w:t xml:space="preserve"> Deve aparecer em página distinta e seguindo a mesma formatação do resumo em português. A versão das palavras-chave em outro idioma deve seguir a mesma formatação utilizada no resumo </w:t>
+      </w:r>
+      <w:proofErr w:type="gramStart"/>
+      <w:r>
+        <w:t>em  português</w:t>
+      </w:r>
+      <w:proofErr w:type="gramEnd"/>
+      <w:r>
+        <w:t xml:space="preserve">. </w:t>
       </w:r>
       <w:r>
         <w:rPr>
@@ -2928,6 +2991,7 @@
                 <w:kern w:val="32"/>
               </w:rPr>
             </w:pPr>
+            <w:proofErr w:type="spellStart"/>
             <w:r>
               <w:rPr>
                 <w:bCs/>
@@ -2935,6 +2999,7 @@
               </w:rPr>
               <w:t>xx</w:t>
             </w:r>
+            <w:proofErr w:type="spellEnd"/>
           </w:p>
         </w:tc>
       </w:tr>
@@ -2974,9 +3039,11 @@
                 <w:kern w:val="32"/>
               </w:rPr>
             </w:pPr>
+            <w:proofErr w:type="spellStart"/>
             <w:r>
               <w:t>Xxxxxxxxxxxxxx</w:t>
             </w:r>
+            <w:proofErr w:type="spellEnd"/>
             <w:r>
               <w:t xml:space="preserve"> </w:t>
             </w:r>
@@ -2999,6 +3066,7 @@
                 <w:kern w:val="32"/>
               </w:rPr>
             </w:pPr>
+            <w:proofErr w:type="spellStart"/>
             <w:r>
               <w:rPr>
                 <w:bCs/>
@@ -3006,6 +3074,7 @@
               </w:rPr>
               <w:t>xx</w:t>
             </w:r>
+            <w:proofErr w:type="spellEnd"/>
           </w:p>
         </w:tc>
       </w:tr>
@@ -3035,8 +3104,13 @@
               <w:contextualSpacing/>
               <w:jc w:val="left"/>
             </w:pPr>
-            <w:r>
-              <w:t>Xxxxxxxxxxxxxx ............................................................................</w:t>
+            <w:proofErr w:type="spellStart"/>
+            <w:r>
+              <w:t>Xxxxxxxxxxxxxx</w:t>
+            </w:r>
+            <w:proofErr w:type="spellEnd"/>
+            <w:r>
+              <w:t xml:space="preserve"> ............................................................................</w:t>
             </w:r>
           </w:p>
         </w:tc>
@@ -3054,6 +3128,7 @@
                 <w:kern w:val="32"/>
               </w:rPr>
             </w:pPr>
+            <w:proofErr w:type="spellStart"/>
             <w:r>
               <w:rPr>
                 <w:bCs/>
@@ -3061,6 +3136,7 @@
               </w:rPr>
               <w:t>xx</w:t>
             </w:r>
+            <w:proofErr w:type="spellEnd"/>
           </w:p>
         </w:tc>
       </w:tr>
@@ -3169,12 +3245,21 @@
                 <w:kern w:val="32"/>
               </w:rPr>
             </w:pPr>
+            <w:proofErr w:type="spellStart"/>
             <w:r>
               <w:rPr>
                 <w:bCs/>
                 <w:kern w:val="32"/>
               </w:rPr>
-              <w:t>Xxxxxxxxxxxxxxxxxxxxxxxxxxxxxxxxxxxxxxxxxxxxxx...............</w:t>
+              <w:t>Xxxxxxxxxxxxxxxxxxxxxxxxxxxxxxxxxxxxxxxxxxxxxx</w:t>
+            </w:r>
+            <w:proofErr w:type="spellEnd"/>
+            <w:r>
+              <w:rPr>
+                <w:bCs/>
+                <w:kern w:val="32"/>
+              </w:rPr>
+              <w:t>...............</w:t>
             </w:r>
           </w:p>
         </w:tc>
@@ -3238,8 +3323,13 @@
                 <w:kern w:val="32"/>
               </w:rPr>
             </w:pPr>
-            <w:r>
-              <w:t>Xxxxxxxxxxxxxxxxxxxxxxxxxxxxxxxxxxxxxxxxxxxxxx...............</w:t>
+            <w:proofErr w:type="spellStart"/>
+            <w:r>
+              <w:t>Xxxxxxxxxxxxxxxxxxxxxxxxxxxxxxxxxxxxxxxxxxxxxx</w:t>
+            </w:r>
+            <w:proofErr w:type="spellEnd"/>
+            <w:r>
+              <w:t>...............</w:t>
             </w:r>
           </w:p>
         </w:tc>
@@ -3257,6 +3347,7 @@
                 <w:kern w:val="32"/>
               </w:rPr>
             </w:pPr>
+            <w:proofErr w:type="spellStart"/>
             <w:r>
               <w:rPr>
                 <w:bCs/>
@@ -3264,6 +3355,7 @@
               </w:rPr>
               <w:t>xx</w:t>
             </w:r>
+            <w:proofErr w:type="spellEnd"/>
           </w:p>
         </w:tc>
       </w:tr>
@@ -3293,8 +3385,13 @@
               <w:contextualSpacing/>
               <w:jc w:val="left"/>
             </w:pPr>
-            <w:r>
-              <w:t>Xxxxxxxxxxxxxxxxxxxxxxxxxxxxxxxxxxxxxxxxxxxxxx...............</w:t>
+            <w:proofErr w:type="spellStart"/>
+            <w:r>
+              <w:t>Xxxxxxxxxxxxxxxxxxxxxxxxxxxxxxxxxxxxxxxxxxxxxx</w:t>
+            </w:r>
+            <w:proofErr w:type="spellEnd"/>
+            <w:r>
+              <w:t>...............</w:t>
             </w:r>
           </w:p>
         </w:tc>
@@ -3312,6 +3409,7 @@
                 <w:kern w:val="32"/>
               </w:rPr>
             </w:pPr>
+            <w:proofErr w:type="spellStart"/>
             <w:r>
               <w:rPr>
                 <w:bCs/>
@@ -3319,6 +3417,7 @@
               </w:rPr>
               <w:t>xx</w:t>
             </w:r>
+            <w:proofErr w:type="spellEnd"/>
           </w:p>
         </w:tc>
       </w:tr>
@@ -3531,8 +3630,17 @@
                 <w:sz w:val="24"/>
                 <w:szCs w:val="24"/>
               </w:rPr>
-              <w:t>Instituto Brasileira de Geografia e Estatistica</w:t>
-            </w:r>
+              <w:t xml:space="preserve">Instituto Brasileira de Geografia e </w:t>
+            </w:r>
+            <w:proofErr w:type="spellStart"/>
+            <w:r>
+              <w:rPr>
+                <w:sz w:val="24"/>
+                <w:szCs w:val="24"/>
+              </w:rPr>
+              <w:t>Estatistica</w:t>
+            </w:r>
+            <w:proofErr w:type="spellEnd"/>
           </w:p>
         </w:tc>
       </w:tr>
@@ -7109,17 +7217,35 @@
           <w:i/>
           <w:iCs/>
         </w:rPr>
-        <w:t>Artificial Intelligence</w:t>
-      </w:r>
-      <w:r>
-        <w:t xml:space="preserve"> - AI) e o aprendizado de máquina (</w:t>
-      </w:r>
+        <w:t xml:space="preserve">Artificial </w:t>
+      </w:r>
+      <w:proofErr w:type="spellStart"/>
       <w:r>
         <w:rPr>
           <w:i/>
           <w:iCs/>
         </w:rPr>
-        <w:t>Machine Learning</w:t>
+        <w:t>Intelligence</w:t>
+      </w:r>
+      <w:proofErr w:type="spellEnd"/>
+      <w:r>
+        <w:t xml:space="preserve"> - AI) e o aprendizado de máquina (</w:t>
+      </w:r>
+      <w:proofErr w:type="spellStart"/>
+      <w:r>
+        <w:rPr>
+          <w:i/>
+          <w:iCs/>
+        </w:rPr>
+        <w:t>Machine</w:t>
+      </w:r>
+      <w:proofErr w:type="spellEnd"/>
+      <w:r>
+        <w:rPr>
+          <w:i/>
+          <w:iCs/>
+        </w:rPr>
+        <w:t xml:space="preserve"> Learning</w:t>
       </w:r>
       <w:r>
         <w:t xml:space="preserve"> - ML) vem sendo muito utilizadas para detectar padrões em pequeno e grandes volumes de dados, auxiliando no desenvolvimento de estratégias preventivas e na tomada de decisões clínicas (Sena, 2021). </w:t>
@@ -7161,7 +7287,31 @@
         <w:t>A</w:t>
       </w:r>
       <w:r>
-        <w:t>rtificial tornam-se cada vez mais relevantes diante de doenças, como por exemplo a Síndrome Respiratória Aguda Grave (SRAG), que apresentam altos índices de hospitalização e mortalidade (Belini, Ataide e Lochter, 2024).</w:t>
+        <w:t>rtificial tornam-se cada vez mais relevantes diante de doenças, como por exemplo a Síndrome Respiratória Aguda Grave (SRAG), que apresentam altos índices de hospitalização e mortalidade (</w:t>
+      </w:r>
+      <w:proofErr w:type="spellStart"/>
+      <w:r>
+        <w:t>Belini</w:t>
+      </w:r>
+      <w:proofErr w:type="spellEnd"/>
+      <w:r>
+        <w:t xml:space="preserve">, </w:t>
+      </w:r>
+      <w:proofErr w:type="spellStart"/>
+      <w:r>
+        <w:t>Ataide</w:t>
+      </w:r>
+      <w:proofErr w:type="spellEnd"/>
+      <w:r>
+        <w:t xml:space="preserve"> e </w:t>
+      </w:r>
+      <w:proofErr w:type="spellStart"/>
+      <w:r>
+        <w:t>Lochter</w:t>
+      </w:r>
+      <w:proofErr w:type="spellEnd"/>
+      <w:r>
+        <w:t>, 2024).</w:t>
       </w:r>
     </w:p>
     <w:p>
@@ -7252,15 +7402,64 @@
       <w:r>
         <w:t xml:space="preserve">O processo de análise de dados para predição de doenças segue a abordagem do </w:t>
       </w:r>
+      <w:proofErr w:type="spellStart"/>
       <w:r>
         <w:rPr>
           <w:i/>
           <w:iCs/>
         </w:rPr>
-        <w:t xml:space="preserve">Knowledge Discovery in Databases </w:t>
-      </w:r>
-      <w:r>
-        <w:t>(KDD), em português a Descoberta de Conhecimento em Bases de Dados, que possui diversas etapas interdependentes para a extração de conhecimento útil a partir de grandes volumes de dados (Fayyad, Piatetsky-Shapiro e Smyth, 1996). As etapas que serão utilizadas, a partir da abordagem do KDD, são a seleção de dados, pré-processamento, a transformação de dados, mineração de dados, interpretação e avaliação dos resultados.</w:t>
+        <w:t>Knowledge</w:t>
+      </w:r>
+      <w:proofErr w:type="spellEnd"/>
+      <w:r>
+        <w:rPr>
+          <w:i/>
+          <w:iCs/>
+        </w:rPr>
+        <w:t xml:space="preserve"> Discovery in </w:t>
+      </w:r>
+      <w:proofErr w:type="spellStart"/>
+      <w:r>
+        <w:rPr>
+          <w:i/>
+          <w:iCs/>
+        </w:rPr>
+        <w:t>Databases</w:t>
+      </w:r>
+      <w:proofErr w:type="spellEnd"/>
+      <w:r>
+        <w:rPr>
+          <w:i/>
+          <w:iCs/>
+        </w:rPr>
+        <w:t xml:space="preserve"> </w:t>
+      </w:r>
+      <w:r>
+        <w:t>(KDD), em português a Descoberta de Conhecimento em Bases de Dados, que possui diversas etapas interdependentes para a extração de conhecimento útil a partir de grandes volumes de dados (</w:t>
+      </w:r>
+      <w:proofErr w:type="spellStart"/>
+      <w:r>
+        <w:t>Fayyad</w:t>
+      </w:r>
+      <w:proofErr w:type="spellEnd"/>
+      <w:r>
+        <w:t xml:space="preserve">, </w:t>
+      </w:r>
+      <w:proofErr w:type="spellStart"/>
+      <w:r>
+        <w:t>Piatetsky</w:t>
+      </w:r>
+      <w:proofErr w:type="spellEnd"/>
+      <w:r>
+        <w:t xml:space="preserve">-Shapiro e </w:t>
+      </w:r>
+      <w:proofErr w:type="spellStart"/>
+      <w:r>
+        <w:t>Smyth</w:t>
+      </w:r>
+      <w:proofErr w:type="spellEnd"/>
+      <w:r>
+        <w:t>, 1996). As etapas que serão utilizadas, a partir da abordagem do KDD, são a seleção de dados, pré-processamento, a transformação de dados, mineração de dados, interpretação e avaliação dos resultados.</w:t>
       </w:r>
     </w:p>
     <w:p>
@@ -7275,7 +7474,31 @@
         <w:ind w:firstLine="0"/>
       </w:pPr>
       <w:r>
-        <w:t>Embora o processo de KDD siga uma sequência estruturada de etapas, ele não é estritamente linear. Durante a análise pode ser necessário retornar a etapas anteriores para fazer ajustes, como por exemplo: refinar o pré-processamento, modificar a seleção de algumas variáveis ou testar novos modelos de aprendizagem. Essas iterações ocorrem para garantir que os insights extraídos dos dados sejam mais precisos e úteis para a tomada de decisão (Fayyad, Piatetsky-Shapiro e Smyth, 1996).</w:t>
+        <w:t>Embora o processo de KDD siga uma sequência estruturada de etapas, ele não é estritamente linear. Durante a análise pode ser necessário retornar a etapas anteriores para fazer ajustes, como por exemplo: refinar o pré-processamento, modificar a seleção de algumas variáveis ou testar novos modelos de aprendizagem. Essas iterações ocorrem para garantir que os insights extraídos dos dados sejam mais precisos e úteis para a tomada de decisão (</w:t>
+      </w:r>
+      <w:proofErr w:type="spellStart"/>
+      <w:r>
+        <w:t>Fayyad</w:t>
+      </w:r>
+      <w:proofErr w:type="spellEnd"/>
+      <w:r>
+        <w:t xml:space="preserve">, </w:t>
+      </w:r>
+      <w:proofErr w:type="spellStart"/>
+      <w:r>
+        <w:t>Piatetsky</w:t>
+      </w:r>
+      <w:proofErr w:type="spellEnd"/>
+      <w:r>
+        <w:t xml:space="preserve">-Shapiro e </w:t>
+      </w:r>
+      <w:proofErr w:type="spellStart"/>
+      <w:r>
+        <w:t>Smyth</w:t>
+      </w:r>
+      <w:proofErr w:type="spellEnd"/>
+      <w:r>
+        <w:t>, 1996).</w:t>
       </w:r>
     </w:p>
     <w:p>
@@ -7293,8 +7516,23 @@
         <w:rPr>
           <w:highlight w:val="lightGray"/>
         </w:rPr>
-        <w:t xml:space="preserve">Este trabalho propõe a aplicação de técnicas de aprendizado de máquina para a predição de desfechos clínicos em pacientes com SRAG, utilizando a base de dados aberta disponibilizada pelo DataSUS. Além da construção e avaliação de modelos preditivos, também é abordado o desempenho computacional de um algoritmo desenvolvido para esse fim, denominado </w:t>
-      </w:r>
+        <w:t xml:space="preserve">Este trabalho propõe a aplicação de técnicas de aprendizado de máquina para a predição de desfechos clínicos em pacientes com SRAG, utilizando a base de dados aberta disponibilizada pelo </w:t>
+      </w:r>
+      <w:proofErr w:type="spellStart"/>
+      <w:r>
+        <w:rPr>
+          <w:highlight w:val="lightGray"/>
+        </w:rPr>
+        <w:t>DataSUS</w:t>
+      </w:r>
+      <w:proofErr w:type="spellEnd"/>
+      <w:r>
+        <w:rPr>
+          <w:highlight w:val="lightGray"/>
+        </w:rPr>
+        <w:t xml:space="preserve">. Além da construção e avaliação de modelos preditivos, também é abordado o desempenho computacional de um algoritmo desenvolvido para esse fim, denominado </w:t>
+      </w:r>
+      <w:proofErr w:type="spellStart"/>
       <w:r>
         <w:rPr>
           <w:rStyle w:val="CdigoHTML"/>
@@ -7303,11 +7541,26 @@
         </w:rPr>
         <w:t>real_collab</w:t>
       </w:r>
+      <w:proofErr w:type="spellEnd"/>
       <w:r>
         <w:rPr>
           <w:highlight w:val="lightGray"/>
         </w:rPr>
-        <w:t>, executado em diferentes ambientes computacionais. A comparação entre os modelos Random Forest e CART, tanto em relação à eficácia preditiva quanto ao custo computacional, busca evidenciar as potencialidades e limitações de cada abordagem em um cenário real de dados de saúde pública.</w:t>
+        <w:t xml:space="preserve">, executado em diferentes ambientes computacionais. A comparação entre os modelos </w:t>
+      </w:r>
+      <w:proofErr w:type="spellStart"/>
+      <w:r>
+        <w:rPr>
+          <w:highlight w:val="lightGray"/>
+        </w:rPr>
+        <w:t>Random</w:t>
+      </w:r>
+      <w:proofErr w:type="spellEnd"/>
+      <w:r>
+        <w:rPr>
+          <w:highlight w:val="lightGray"/>
+        </w:rPr>
+        <w:t xml:space="preserve"> Forest e CART, tanto em relação à eficácia preditiva quanto ao custo computacional, busca evidenciar as potencialidades e limitações de cada abordagem em um cenário real de dados de saúde pública.</w:t>
       </w:r>
     </w:p>
     <w:p>
@@ -7321,10 +7574,12 @@
         <w:pStyle w:val="Ttulo2"/>
       </w:pPr>
       <w:bookmarkStart w:id="4" w:name="_Toc203572593"/>
+      <w:proofErr w:type="spellStart"/>
       <w:r>
         <w:t>Problema</w:t>
       </w:r>
       <w:bookmarkEnd w:id="4"/>
+      <w:proofErr w:type="spellEnd"/>
       <w:r>
         <w:t xml:space="preserve"> </w:t>
       </w:r>
@@ -7335,13 +7590,29 @@
         <w:ind w:firstLine="708"/>
       </w:pPr>
       <w:r>
-        <w:t xml:space="preserve">O aumento constante dos casos de Síndrome Respiratória Aguda Grave (SRAG) reforça a necessidade de aprimorar as estratégias de monitoramento e previsão de desfechos clínicos, visando otimizar a assistência aos pacientes e a tomada de decisão na saúde pública. Diante disso, como as técnicas de análise preditiva podem ser aplicadas aos dados do DataSUS para prever desfechos clínicos de pacientes com SRAG? E quais </w:t>
+        <w:t xml:space="preserve">O aumento constante dos casos de Síndrome Respiratória Aguda Grave (SRAG) reforça a necessidade de aprimorar as estratégias de monitoramento e previsão de desfechos clínicos, visando otimizar a assistência aos pacientes e a tomada de decisão na saúde pública. Diante disso, como as técnicas de análise preditiva podem ser aplicadas aos dados do </w:t>
+      </w:r>
+      <w:proofErr w:type="spellStart"/>
+      <w:r>
+        <w:t>DataSUS</w:t>
+      </w:r>
+      <w:proofErr w:type="spellEnd"/>
+      <w:r>
+        <w:t xml:space="preserve"> para prever desfechos clínicos de pacientes com SRAG? E quais </w:t>
       </w:r>
       <w:r>
         <w:t>as variáveis</w:t>
       </w:r>
       <w:r>
-        <w:t xml:space="preserve"> disponíveis no conjunto de dados do DataSUS (SRAG 2021 a 2024) estão mais associadas ao desfecho clínico de óbito?</w:t>
+        <w:t xml:space="preserve"> disponíveis no conjunto de dados do </w:t>
+      </w:r>
+      <w:proofErr w:type="spellStart"/>
+      <w:r>
+        <w:t>DataSUS</w:t>
+      </w:r>
+      <w:proofErr w:type="spellEnd"/>
+      <w:r>
+        <w:t xml:space="preserve"> (SRAG 2021 a 2024) estão mais associadas ao desfecho clínico de óbito?</w:t>
       </w:r>
       <w:r>
         <w:t xml:space="preserve"> </w:t>
@@ -7397,7 +7668,23 @@
         <w:ind w:firstLine="709"/>
       </w:pPr>
       <w:r>
-        <w:t>Avaliar o desempenho computacional e preditivo de abordagens baseadas em aprendizado de máquina aplicadas à predição de desfechos clínicos em pacientes com Síndrome Respiratória Aguda Grave (SRAG), utilizando dados do DataSUS, por meio da comparação entre os algoritmos Random Forest e CART, assim como da análise da execução do algoritmo desenvolvido em diferentes ambientes computacionais.</w:t>
+        <w:t xml:space="preserve">Avaliar o desempenho computacional e preditivo de abordagens baseadas em aprendizado de máquina aplicadas à predição de desfechos clínicos em pacientes com Síndrome Respiratória Aguda Grave (SRAG), utilizando dados do </w:t>
+      </w:r>
+      <w:proofErr w:type="spellStart"/>
+      <w:r>
+        <w:t>DataSUS</w:t>
+      </w:r>
+      <w:proofErr w:type="spellEnd"/>
+      <w:r>
+        <w:t xml:space="preserve">, por meio da comparação entre os algoritmos </w:t>
+      </w:r>
+      <w:proofErr w:type="spellStart"/>
+      <w:r>
+        <w:t>Random</w:t>
+      </w:r>
+      <w:proofErr w:type="spellEnd"/>
+      <w:r>
+        <w:t xml:space="preserve"> Forest e CART, assim como da análise da execução do algoritmo desenvolvido em diferentes ambientes computacionais.</w:t>
       </w:r>
     </w:p>
     <w:p>
@@ -7501,6 +7788,7 @@
       <w:r>
         <w:t xml:space="preserve">Investigar o banco de dados do </w:t>
       </w:r>
+      <w:proofErr w:type="spellStart"/>
       <w:r>
         <w:rPr>
           <w:i/>
@@ -7508,6 +7796,7 @@
         </w:rPr>
         <w:t>DataSUS</w:t>
       </w:r>
+      <w:proofErr w:type="spellEnd"/>
       <w:r>
         <w:t>, compreendendo sua estrutura, variáveis disponíveis e possíveis desafios na manipulação dos dados.</w:t>
       </w:r>
@@ -7572,7 +7861,15 @@
         <w:t>d</w:t>
       </w:r>
       <w:r>
-        <w:t>os modelos de aprendizado de máquina Random Forest e CART para a predição do desfecho clínico (variável EVOLUCAO) em pacientes com SRAG.</w:t>
+        <w:t xml:space="preserve">os modelos de aprendizado de máquina </w:t>
+      </w:r>
+      <w:proofErr w:type="spellStart"/>
+      <w:r>
+        <w:t>Random</w:t>
+      </w:r>
+      <w:proofErr w:type="spellEnd"/>
+      <w:r>
+        <w:t xml:space="preserve"> Forest e CART para a predição do desfecho clínico (variável EVOLUCAO) em pacientes com SRAG.</w:t>
       </w:r>
     </w:p>
     <w:p>
@@ -7602,7 +7899,15 @@
         <w:t>e</w:t>
       </w:r>
       <w:r>
-        <w:t xml:space="preserve"> Random Forest,</w:t>
+        <w:t xml:space="preserve"> </w:t>
+      </w:r>
+      <w:proofErr w:type="spellStart"/>
+      <w:r>
+        <w:t>Random</w:t>
+      </w:r>
+      <w:proofErr w:type="spellEnd"/>
+      <w:r>
+        <w:t xml:space="preserve"> Forest,</w:t>
       </w:r>
       <w:r>
         <w:t xml:space="preserve"> em diferentes ambientes de execução.</w:t>
@@ -7630,8 +7935,13 @@
         <w:pStyle w:val="Ttulo2"/>
       </w:pPr>
       <w:bookmarkStart w:id="8" w:name="_Toc203572597"/>
-      <w:r>
-        <w:t>Organização do Trabalho</w:t>
+      <w:proofErr w:type="spellStart"/>
+      <w:r>
+        <w:t>Organização</w:t>
+      </w:r>
+      <w:proofErr w:type="spellEnd"/>
+      <w:r>
+        <w:t xml:space="preserve"> do Trabalho</w:t>
       </w:r>
       <w:bookmarkEnd w:id="8"/>
     </w:p>
@@ -7650,8 +7960,9 @@
           <w:highlight w:val="lightGray"/>
           <w:lang w:eastAsia="pt-BR"/>
         </w:rPr>
-        <w:t xml:space="preserve">Este Trabalho de Conclusão de Curso está estruturado em sete capítulos. O Capítulo 1, Introdução, apresenta o contexto da pesquisa, destacando a importância do uso de técnicas de ciência de dados na área da saúde, especialmente no enfrentamento da Síndrome Respiratória Aguda Grave (SRAG). Também define o problema de pesquisa, os objetivos geral e específicos, e a justificativa do estudo. O Capítulo 2, Revisão Bibliográfica, aborda os fundamentos teóricos relacionados à SRAG, ao processo de descoberta de conhecimento em bases de dados (KDD), às etapas de pré-processamento, às técnicas de análise de dados e aos principais algoritmos de aprendizado de máquina aplicados à predição de desfechos clínicos. O Capítulo 3, Metodologia, descreve os dados utilizados, o processo de pré-processamento, as ferramentas adotadas para a </w:t>
-      </w:r>
+        <w:t xml:space="preserve">Este Trabalho de Conclusão de Curso está estruturado em sete capítulos. O Capítulo 1, Introdução, apresenta o contexto da pesquisa, destacando a importância do uso de técnicas de ciência de dados na área da saúde, especialmente no enfrentamento da Síndrome Respiratória Aguda Grave (SRAG). Também define o problema de pesquisa, os </w:t>
+      </w:r>
+      <w:proofErr w:type="gramStart"/>
       <w:r>
         <w:rPr>
           <w:rFonts w:eastAsia="Times New Roman" w:cs="Times New Roman"/>
@@ -7659,8 +7970,67 @@
           <w:highlight w:val="lightGray"/>
           <w:lang w:eastAsia="pt-BR"/>
         </w:rPr>
+        <w:t>objetivos geral</w:t>
+      </w:r>
+      <w:proofErr w:type="gramEnd"/>
+      <w:r>
+        <w:rPr>
+          <w:rFonts w:eastAsia="Times New Roman" w:cs="Times New Roman"/>
+          <w:szCs w:val="24"/>
+          <w:highlight w:val="lightGray"/>
+          <w:lang w:eastAsia="pt-BR"/>
+        </w:rPr>
+        <w:t xml:space="preserve"> e específicos, e a justificativa do estudo. O Capítulo 2, Revisão Bibliográfica, aborda os fundamentos teóricos relacionados à SRAG, ao processo de descoberta de conhecimento em bases de dados (KDD), às etapas de pré-processamento, às técnicas de análise de dados e aos principais algoritmos de aprendizado de máquina aplicados à predição de desfechos clínicos. O Capítulo 3, Metodologia, descreve os dados utilizados, o processo de pré-processamento, as ferramentas adotadas para a </w:t>
+      </w:r>
+      <w:r>
+        <w:rPr>
+          <w:rFonts w:eastAsia="Times New Roman" w:cs="Times New Roman"/>
+          <w:szCs w:val="24"/>
+          <w:highlight w:val="lightGray"/>
+          <w:lang w:eastAsia="pt-BR"/>
+        </w:rPr>
         <w:lastRenderedPageBreak/>
-        <w:t>análise e implementação dos modelos, os ambientes computacionais utilizados para a execução dos algoritmos e os critérios adotados para avaliação de desempenho preditivo e computacional. O Capítulo 4, Resultados, apresenta os resultados obtidos na aplicação do algoritmo desenvolvido (real_collab) em diferentes ambientes computacionais, bem como a comparação entre os modelos de aprendizado de máquina CART e Random Forest, com base nas métricas de avaliação preditiva e no tempo de execução. O Capítulo 5, Discussão, analisa os resultados obtidos, destacando os principais achados, interpretando as diferenças de desempenho entre os algoritmos e discutindo as variáveis mais relevantes para a predição dos desfechos clínicos. O Capítulo 6, Conclusão, resume os principais resultados do estudo, responde ao problema de pesquisa, apresenta as limitações encontradas e propõe sugestões para trabalhos futuros. Por fim, o Capítulo 7, Referências Bibliográficas, apresenta todas as fontes utilizadas para fundamentar teoricamente o trabalho, conforme as normas da ABNT.</w:t>
+        <w:t>análise e implementação dos modelos, os ambientes computacionais utilizados para a execução dos algoritmos e os critérios adotados para avaliação de desempenho preditivo e computacional. O Capítulo 4, Resultados, apresenta os resultados obtidos na aplicação do algoritmo desenvolvido (</w:t>
+      </w:r>
+      <w:proofErr w:type="spellStart"/>
+      <w:r>
+        <w:rPr>
+          <w:rFonts w:eastAsia="Times New Roman" w:cs="Times New Roman"/>
+          <w:szCs w:val="24"/>
+          <w:highlight w:val="lightGray"/>
+          <w:lang w:eastAsia="pt-BR"/>
+        </w:rPr>
+        <w:t>real_collab</w:t>
+      </w:r>
+      <w:proofErr w:type="spellEnd"/>
+      <w:r>
+        <w:rPr>
+          <w:rFonts w:eastAsia="Times New Roman" w:cs="Times New Roman"/>
+          <w:szCs w:val="24"/>
+          <w:highlight w:val="lightGray"/>
+          <w:lang w:eastAsia="pt-BR"/>
+        </w:rPr>
+        <w:t xml:space="preserve">) em diferentes ambientes computacionais, bem como a comparação entre os modelos de aprendizado de máquina CART e </w:t>
+      </w:r>
+      <w:proofErr w:type="spellStart"/>
+      <w:r>
+        <w:rPr>
+          <w:rFonts w:eastAsia="Times New Roman" w:cs="Times New Roman"/>
+          <w:szCs w:val="24"/>
+          <w:highlight w:val="lightGray"/>
+          <w:lang w:eastAsia="pt-BR"/>
+        </w:rPr>
+        <w:t>Random</w:t>
+      </w:r>
+      <w:proofErr w:type="spellEnd"/>
+      <w:r>
+        <w:rPr>
+          <w:rFonts w:eastAsia="Times New Roman" w:cs="Times New Roman"/>
+          <w:szCs w:val="24"/>
+          <w:highlight w:val="lightGray"/>
+          <w:lang w:eastAsia="pt-BR"/>
+        </w:rPr>
+        <w:t xml:space="preserve"> Forest, com base nas métricas de avaliação preditiva e no tempo de execução. O Capítulo 5, Discussão, analisa os resultados obtidos, destacando os principais achados, interpretando as diferenças de desempenho entre os algoritmos e discutindo as variáveis mais relevantes para a predição dos desfechos clínicos. O Capítulo 6, Conclusão, resume os principais resultados do estudo, responde ao problema de pesquisa, apresenta as limitações encontradas e propõe sugestões para trabalhos futuros. Por fim, o Capítulo 7, Referências Bibliográficas, apresenta todas as fontes utilizadas para fundamentar teoricamente o trabalho, conforme as normas da ABNT.</w:t>
       </w:r>
     </w:p>
     <w:p/>
@@ -7697,7 +8067,35 @@
         <w:rPr>
           <w:lang w:val="pt-BR"/>
         </w:rPr>
-        <w:t>SRAG (Sindrome Respiratoria Aguda Grave)</w:t>
+        <w:t>SRAG (</w:t>
+      </w:r>
+      <w:proofErr w:type="spellStart"/>
+      <w:r>
+        <w:rPr>
+          <w:lang w:val="pt-BR"/>
+        </w:rPr>
+        <w:t>Sindrome</w:t>
+      </w:r>
+      <w:proofErr w:type="spellEnd"/>
+      <w:r>
+        <w:rPr>
+          <w:lang w:val="pt-BR"/>
+        </w:rPr>
+        <w:t xml:space="preserve"> </w:t>
+      </w:r>
+      <w:proofErr w:type="spellStart"/>
+      <w:r>
+        <w:rPr>
+          <w:lang w:val="pt-BR"/>
+        </w:rPr>
+        <w:t>Respiratoria</w:t>
+      </w:r>
+      <w:proofErr w:type="spellEnd"/>
+      <w:r>
+        <w:rPr>
+          <w:lang w:val="pt-BR"/>
+        </w:rPr>
+        <w:t xml:space="preserve"> Aguda Grave)</w:t>
       </w:r>
       <w:bookmarkEnd w:id="10"/>
       <w:bookmarkEnd w:id="11"/>
@@ -7722,7 +8120,31 @@
         <w:t xml:space="preserve"> está</w:t>
       </w:r>
       <w:r>
-        <w:t xml:space="preserve"> relacionada a diversos agentes infecciosos, como por exemplo: vírus, Influenza, SARS-CoV-2 e Vírus Sincicial Respiratório (Belini, Ataide e Lochter, 2024). </w:t>
+        <w:t xml:space="preserve"> relacionada a diversos agentes infecciosos, como por exemplo: vírus, Influenza, SARS-CoV-2 e Vírus Sincicial Respiratório (</w:t>
+      </w:r>
+      <w:proofErr w:type="spellStart"/>
+      <w:r>
+        <w:t>Belini</w:t>
+      </w:r>
+      <w:proofErr w:type="spellEnd"/>
+      <w:r>
+        <w:t xml:space="preserve">, </w:t>
+      </w:r>
+      <w:proofErr w:type="spellStart"/>
+      <w:r>
+        <w:t>Ataide</w:t>
+      </w:r>
+      <w:proofErr w:type="spellEnd"/>
+      <w:r>
+        <w:t xml:space="preserve"> e </w:t>
+      </w:r>
+      <w:proofErr w:type="spellStart"/>
+      <w:r>
+        <w:t>Lochter</w:t>
+      </w:r>
+      <w:proofErr w:type="spellEnd"/>
+      <w:r>
+        <w:t xml:space="preserve">, 2024). </w:t>
       </w:r>
     </w:p>
     <w:p/>
@@ -7743,7 +8165,31 @@
         <w:footnoteReference w:id="5"/>
       </w:r>
       <w:r>
-        <w:t>(Belini, Ataide e Lochter, 2024).</w:t>
+        <w:t>(</w:t>
+      </w:r>
+      <w:proofErr w:type="spellStart"/>
+      <w:r>
+        <w:t>Belini</w:t>
+      </w:r>
+      <w:proofErr w:type="spellEnd"/>
+      <w:r>
+        <w:t xml:space="preserve">, </w:t>
+      </w:r>
+      <w:proofErr w:type="spellStart"/>
+      <w:r>
+        <w:t>Ataide</w:t>
+      </w:r>
+      <w:proofErr w:type="spellEnd"/>
+      <w:r>
+        <w:t xml:space="preserve"> e </w:t>
+      </w:r>
+      <w:proofErr w:type="spellStart"/>
+      <w:r>
+        <w:t>Lochter</w:t>
+      </w:r>
+      <w:proofErr w:type="spellEnd"/>
+      <w:r>
+        <w:t>, 2024).</w:t>
       </w:r>
     </w:p>
     <w:p/>
@@ -7788,13 +8234,31 @@
       <w:r>
         <w:t xml:space="preserve">A descoberta de conhecimento em banco de dados, mas também conhecido como KDD, </w:t>
       </w:r>
+      <w:proofErr w:type="spellStart"/>
       <w:r>
         <w:rPr>
           <w:i/>
           <w:iCs/>
         </w:rPr>
-        <w:t>Knowledge Discovery in Databases</w:t>
-      </w:r>
+        <w:t>Knowledge</w:t>
+      </w:r>
+      <w:proofErr w:type="spellEnd"/>
+      <w:r>
+        <w:rPr>
+          <w:i/>
+          <w:iCs/>
+        </w:rPr>
+        <w:t xml:space="preserve"> Discovery in </w:t>
+      </w:r>
+      <w:proofErr w:type="spellStart"/>
+      <w:r>
+        <w:rPr>
+          <w:i/>
+          <w:iCs/>
+        </w:rPr>
+        <w:t>Databases</w:t>
+      </w:r>
+      <w:proofErr w:type="spellEnd"/>
       <w:r>
         <w:t>, é um processo que permite a identificação de padrões, informações e conhecimentos através de etapas que são interdependentes. As etapas que serão utilizadas para auxiliar na interpretação do conjunto de dados são: seleção de dados, pré-processamento, a transformação de dados, mineração de dados, interpretação e avaliação dos resultados.</w:t>
       </w:r>
@@ -7811,7 +8275,15 @@
         <w:ind w:firstLine="0"/>
       </w:pPr>
       <w:r>
-        <w:t xml:space="preserve">Esse processo inicia-se com na etapa de seleção dos dados, onde informações relevantes são extraídas de bases públicas, como a que será utilizada será a do DataSUS. Na segunda etapa é </w:t>
+        <w:t xml:space="preserve">Esse processo inicia-se com na etapa de seleção dos dados, onde informações relevantes são extraídas de bases públicas, como a que será utilizada será a do </w:t>
+      </w:r>
+      <w:proofErr w:type="spellStart"/>
+      <w:r>
+        <w:t>DataSUS</w:t>
+      </w:r>
+      <w:proofErr w:type="spellEnd"/>
+      <w:r>
+        <w:t xml:space="preserve">. Na segunda etapa é </w:t>
       </w:r>
       <w:r>
         <w:lastRenderedPageBreak/>
@@ -7832,22 +8304,49 @@
       <w:r>
         <w:t xml:space="preserve">A próxima fase envolve a transformação dos dados, onde são aplicadas técnicas como, por exemplo, engenharia de atributos para destacar variáveis importantes para a modelagem. Em seguida, ocorre a mineração de dados, etapa onde algoritmos de aprendizado de máquina são utilizados para prever desfechos clínicos e identificar padrões. Modelos como Regressão Logística, </w:t>
       </w:r>
+      <w:proofErr w:type="spellStart"/>
       <w:r>
         <w:rPr>
           <w:i/>
           <w:iCs/>
         </w:rPr>
-        <w:t>Decision Tree</w:t>
-      </w:r>
-      <w:r>
-        <w:t xml:space="preserve"> e </w:t>
-      </w:r>
+        <w:t>Decision</w:t>
+      </w:r>
+      <w:proofErr w:type="spellEnd"/>
       <w:r>
         <w:rPr>
           <w:i/>
           <w:iCs/>
         </w:rPr>
-        <w:t>Random Forest</w:t>
+        <w:t xml:space="preserve"> </w:t>
+      </w:r>
+      <w:proofErr w:type="spellStart"/>
+      <w:r>
+        <w:rPr>
+          <w:i/>
+          <w:iCs/>
+        </w:rPr>
+        <w:t>Tree</w:t>
+      </w:r>
+      <w:proofErr w:type="spellEnd"/>
+      <w:r>
+        <w:t xml:space="preserve"> e </w:t>
+      </w:r>
+      <w:proofErr w:type="spellStart"/>
+      <w:r>
+        <w:rPr>
+          <w:i/>
+          <w:iCs/>
+        </w:rPr>
+        <w:t>Random</w:t>
+      </w:r>
+      <w:proofErr w:type="spellEnd"/>
+      <w:r>
+        <w:rPr>
+          <w:i/>
+          <w:iCs/>
+        </w:rPr>
+        <w:t xml:space="preserve"> Forest</w:t>
       </w:r>
       <w:r>
         <w:t xml:space="preserve"> são amplamente utilizados nesse contexto, apresentando um alto desempenho na predição de mortalidade em pacientes com SRAG (Silva e Silva Neto, 2022).</w:t>
@@ -7895,7 +8394,31 @@
         <w:t>insights</w:t>
       </w:r>
       <w:r>
-        <w:t xml:space="preserve"> clínicos valiosos, contribuindo para a tomada de decisão na gestão hospitalar e saúde pública (Belini, Ataide e Lochter, 2024).</w:t>
+        <w:t xml:space="preserve"> clínicos valiosos, contribuindo para a tomada de decisão na gestão hospitalar e saúde pública (</w:t>
+      </w:r>
+      <w:proofErr w:type="spellStart"/>
+      <w:r>
+        <w:t>Belini</w:t>
+      </w:r>
+      <w:proofErr w:type="spellEnd"/>
+      <w:r>
+        <w:t xml:space="preserve">, </w:t>
+      </w:r>
+      <w:proofErr w:type="spellStart"/>
+      <w:r>
+        <w:t>Ataide</w:t>
+      </w:r>
+      <w:proofErr w:type="spellEnd"/>
+      <w:r>
+        <w:t xml:space="preserve"> e </w:t>
+      </w:r>
+      <w:proofErr w:type="spellStart"/>
+      <w:r>
+        <w:t>Lochter</w:t>
+      </w:r>
+      <w:proofErr w:type="spellEnd"/>
+      <w:r>
+        <w:t>, 2024).</w:t>
       </w:r>
     </w:p>
     <w:p>
@@ -7913,27 +8436,14 @@
       <w:r>
         <w:t xml:space="preserve">Figura </w:t>
       </w:r>
-      <w:r>
-        <w:fldChar w:fldCharType="begin"/>
-      </w:r>
-      <w:r>
-        <w:instrText xml:space="preserve"> SEQ Figura \* ARABIC </w:instrText>
-      </w:r>
-      <w:r>
-        <w:fldChar w:fldCharType="separate"/>
-      </w:r>
-      <w:r>
-        <w:rPr>
-          <w:noProof/>
-        </w:rPr>
-        <w:t>1</w:t>
-      </w:r>
-      <w:r>
-        <w:rPr>
-          <w:noProof/>
-        </w:rPr>
-        <w:fldChar w:fldCharType="end"/>
-      </w:r>
+      <w:fldSimple w:instr=" SEQ Figura \* ARABIC ">
+        <w:r>
+          <w:rPr>
+            <w:noProof/>
+          </w:rPr>
+          <w:t>1</w:t>
+        </w:r>
+      </w:fldSimple>
       <w:r>
         <w:t xml:space="preserve"> – As etapas do processo de KDD</w:t>
       </w:r>
@@ -8021,9 +8531,14 @@
       </w:pPr>
       <w:bookmarkStart w:id="15" w:name="_Toc203572602"/>
       <w:r>
-        <w:t>Dados Abertos</w:t>
+        <w:t xml:space="preserve">Dados </w:t>
+      </w:r>
+      <w:proofErr w:type="spellStart"/>
+      <w:r>
+        <w:t>Abertos</w:t>
       </w:r>
       <w:bookmarkEnd w:id="15"/>
+      <w:proofErr w:type="spellEnd"/>
     </w:p>
     <w:p>
       <w:r>
@@ -8076,7 +8591,21 @@
         <w:rPr>
           <w:lang w:val="pt-BR"/>
         </w:rPr>
-        <w:t>Base de dados aberta de Síndrome Respiratória Aguda Grave (DataSUS)</w:t>
+        <w:t>Base de dados aberta de Síndrome Respiratória Aguda Grave (</w:t>
+      </w:r>
+      <w:proofErr w:type="spellStart"/>
+      <w:r>
+        <w:rPr>
+          <w:lang w:val="pt-BR"/>
+        </w:rPr>
+        <w:t>DataSUS</w:t>
+      </w:r>
+      <w:proofErr w:type="spellEnd"/>
+      <w:r>
+        <w:rPr>
+          <w:lang w:val="pt-BR"/>
+        </w:rPr>
+        <w:t>)</w:t>
       </w:r>
       <w:commentRangeEnd w:id="17"/>
       <w:r>
@@ -8093,7 +8622,15 @@
         <w:ind w:firstLine="0"/>
       </w:pPr>
       <w:r>
-        <w:t>Através da Secretaria de Vigilância em Saúde (SVS), o Ministério da Saúde (MS) faz a vigilância da SRAG no Brasil desde a pandemia de Influenza A(H1N1)pdm09. A partir disso, a vigilância de SRAG foi incorporada à rede de vigilância de Influenza e outros vírus respiratórios, que anteriormente atuava exclusivamente com a vigilância sentinela de Síndrome Gripal (SG) (MINISTÉRIO DA SAÚDE, 2025).</w:t>
+        <w:t>Através da Secretaria de Vigilância em Saúde (SVS), o Ministério da Saúde (MS) faz a vigilância da SRAG no Brasil desde a pandemia de Influenza A(H1N</w:t>
+      </w:r>
+      <w:proofErr w:type="gramStart"/>
+      <w:r>
+        <w:t>1)pdm</w:t>
+      </w:r>
+      <w:proofErr w:type="gramEnd"/>
+      <w:r>
+        <w:t>09. A partir disso, a vigilância de SRAG foi incorporada à rede de vigilância de Influenza e outros vírus respiratórios, que anteriormente atuava exclusivamente com a vigilância sentinela de Síndrome Gripal (SG) (MINISTÉRIO DA SAÚDE, 2025).</w:t>
       </w:r>
     </w:p>
     <w:p>
@@ -8108,7 +8645,15 @@
         <w:ind w:firstLine="0"/>
       </w:pPr>
       <w:r>
-        <w:t>Atualmente o DataSUS é a principal plataforma de dados abertos em saúde no Brasil, disponibilizando informações epidemiológicas, hospitalares e ambulatoriais que podem servir para análises objetivas que podem facilitar na tomada de decisões. O acesso a esses dados permite análises aprofundadas sobre a incidência de doenças e os impactos no sistema de saúde (Júnior, 2024).</w:t>
+        <w:t xml:space="preserve">Atualmente o </w:t>
+      </w:r>
+      <w:proofErr w:type="spellStart"/>
+      <w:r>
+        <w:t>DataSUS</w:t>
+      </w:r>
+      <w:proofErr w:type="spellEnd"/>
+      <w:r>
+        <w:t xml:space="preserve"> é a principal plataforma de dados abertos em saúde no Brasil, disponibilizando informações epidemiológicas, hospitalares e ambulatoriais que podem servir para análises objetivas que podem facilitar na tomada de decisões. O acesso a esses dados permite análises aprofundadas sobre a incidência de doenças e os impactos no sistema de saúde (Júnior, 2024).</w:t>
       </w:r>
     </w:p>
     <w:p>
@@ -8126,8 +8671,21 @@
       <w:bookmarkStart w:id="18" w:name="_Toc203572604"/>
       <w:commentRangeStart w:id="19"/>
       <w:commentRangeStart w:id="20"/>
-      <w:r>
-        <w:t>Pré processamento de dados</w:t>
+      <w:proofErr w:type="spellStart"/>
+      <w:r>
+        <w:t>Pré</w:t>
+      </w:r>
+      <w:proofErr w:type="spellEnd"/>
+      <w:r>
+        <w:t xml:space="preserve"> </w:t>
+      </w:r>
+      <w:proofErr w:type="spellStart"/>
+      <w:r>
+        <w:t>processamento</w:t>
+      </w:r>
+      <w:proofErr w:type="spellEnd"/>
+      <w:r>
+        <w:t xml:space="preserve"> de dados</w:t>
       </w:r>
       <w:commentRangeEnd w:id="19"/>
       <w:r>
@@ -8204,15 +8762,48 @@
         <w:ind w:firstLine="0"/>
       </w:pPr>
       <w:r>
-        <w:t xml:space="preserve">Na etapa de normalização de variáveis é onde ocorre a padronização para que fiquem dentro de uma mesma escala, evitando que atributos com valores numéricos altos influenciem desproporcionalmente os modelos preditivos (Belini, Ataide e Lochter, 2024). Como por exemplo a normalização </w:t>
+        <w:t>Na etapa de normalização de variáveis é onde ocorre a padronização para que fiquem dentro de uma mesma escala, evitando que atributos com valores numéricos altos influenciem desproporcionalmente os modelos preditivos (</w:t>
+      </w:r>
+      <w:proofErr w:type="spellStart"/>
+      <w:r>
+        <w:t>Belini</w:t>
+      </w:r>
+      <w:proofErr w:type="spellEnd"/>
+      <w:r>
+        <w:t xml:space="preserve">, </w:t>
+      </w:r>
+      <w:proofErr w:type="spellStart"/>
+      <w:r>
+        <w:t>Ataide</w:t>
+      </w:r>
+      <w:proofErr w:type="spellEnd"/>
+      <w:r>
+        <w:t xml:space="preserve"> e </w:t>
+      </w:r>
+      <w:proofErr w:type="spellStart"/>
+      <w:r>
+        <w:t>Lochter</w:t>
+      </w:r>
+      <w:proofErr w:type="spellEnd"/>
+      <w:r>
+        <w:t xml:space="preserve">, 2024). Como por exemplo a normalização </w:t>
       </w:r>
       <w:r>
         <w:rPr>
           <w:i/>
           <w:iCs/>
         </w:rPr>
-        <w:t>min-max</w:t>
-      </w:r>
+        <w:t>min-</w:t>
+      </w:r>
+      <w:proofErr w:type="spellStart"/>
+      <w:r>
+        <w:rPr>
+          <w:i/>
+          <w:iCs/>
+        </w:rPr>
+        <w:t>max</w:t>
+      </w:r>
+      <w:proofErr w:type="spellEnd"/>
       <w:r>
         <w:t xml:space="preserve">, que transforma os valores de uma variável para uma escala específica, geralmente entre 0 e 1), o que facilita a comparação entre as variáveis de diferentes magnitudes; pode ser utilizada na idade dos pacientes, </w:t>
       </w:r>
@@ -8393,14 +8984,27 @@
             <w:r>
               <w:t>(</w:t>
             </w:r>
-            <w:fldSimple w:instr=" SEQ Eqn \* MERGEFORMAT ">
-              <w:r>
-                <w:rPr>
-                  <w:noProof/>
-                </w:rPr>
-                <w:t>1</w:t>
-              </w:r>
-            </w:fldSimple>
+            <w:r>
+              <w:fldChar w:fldCharType="begin"/>
+            </w:r>
+            <w:r>
+              <w:instrText xml:space="preserve"> SEQ Eqn \* MERGEFORMAT </w:instrText>
+            </w:r>
+            <w:r>
+              <w:fldChar w:fldCharType="separate"/>
+            </w:r>
+            <w:r>
+              <w:rPr>
+                <w:noProof/>
+              </w:rPr>
+              <w:t>1</w:t>
+            </w:r>
+            <w:r>
+              <w:rPr>
+                <w:noProof/>
+              </w:rPr>
+              <w:fldChar w:fldCharType="end"/>
+            </w:r>
             <w:r>
               <w:t>)</w:t>
             </w:r>
@@ -8440,26 +9044,23 @@
       <w:r>
         <w:t xml:space="preserve">O desbalanceamento de classes ocorre quando há uma disparidade significativa entre as categorias de um conjunto de dados, com a utilização de técnicas como </w:t>
       </w:r>
+      <w:proofErr w:type="spellStart"/>
       <w:r>
         <w:rPr>
           <w:i/>
           <w:iCs/>
         </w:rPr>
-        <w:t xml:space="preserve">Random UnderSampling </w:t>
-      </w:r>
-      <w:r>
-        <w:t>e SMOTE (</w:t>
-      </w:r>
+        <w:t>Random</w:t>
+      </w:r>
+      <w:proofErr w:type="spellEnd"/>
       <w:r>
         <w:rPr>
           <w:i/>
           <w:iCs/>
         </w:rPr>
-        <w:t>Synthetic Minority Over-sampling Technique</w:t>
-      </w:r>
-      <w:r>
-        <w:t xml:space="preserve">) pode-se corrigir esse problema. O </w:t>
-      </w:r>
+        <w:t xml:space="preserve"> </w:t>
+      </w:r>
+      <w:proofErr w:type="spellStart"/>
       <w:r>
         <w:rPr>
           <w:i/>
@@ -8467,6 +9068,86 @@
         </w:rPr>
         <w:t>UnderSampling</w:t>
       </w:r>
+      <w:proofErr w:type="spellEnd"/>
+      <w:r>
+        <w:rPr>
+          <w:i/>
+          <w:iCs/>
+        </w:rPr>
+        <w:t xml:space="preserve"> </w:t>
+      </w:r>
+      <w:r>
+        <w:t>e SMOTE (</w:t>
+      </w:r>
+      <w:proofErr w:type="spellStart"/>
+      <w:r>
+        <w:rPr>
+          <w:i/>
+          <w:iCs/>
+        </w:rPr>
+        <w:t>Synthetic</w:t>
+      </w:r>
+      <w:proofErr w:type="spellEnd"/>
+      <w:r>
+        <w:rPr>
+          <w:i/>
+          <w:iCs/>
+        </w:rPr>
+        <w:t xml:space="preserve"> </w:t>
+      </w:r>
+      <w:proofErr w:type="spellStart"/>
+      <w:r>
+        <w:rPr>
+          <w:i/>
+          <w:iCs/>
+        </w:rPr>
+        <w:t>Minority</w:t>
+      </w:r>
+      <w:proofErr w:type="spellEnd"/>
+      <w:r>
+        <w:rPr>
+          <w:i/>
+          <w:iCs/>
+        </w:rPr>
+        <w:t xml:space="preserve"> Over-</w:t>
+      </w:r>
+      <w:proofErr w:type="spellStart"/>
+      <w:r>
+        <w:rPr>
+          <w:i/>
+          <w:iCs/>
+        </w:rPr>
+        <w:t>sampling</w:t>
+      </w:r>
+      <w:proofErr w:type="spellEnd"/>
+      <w:r>
+        <w:rPr>
+          <w:i/>
+          <w:iCs/>
+        </w:rPr>
+        <w:t xml:space="preserve"> </w:t>
+      </w:r>
+      <w:proofErr w:type="spellStart"/>
+      <w:r>
+        <w:rPr>
+          <w:i/>
+          <w:iCs/>
+        </w:rPr>
+        <w:t>Technique</w:t>
+      </w:r>
+      <w:proofErr w:type="spellEnd"/>
+      <w:r>
+        <w:t xml:space="preserve">) pode-se corrigir esse problema. O </w:t>
+      </w:r>
+      <w:proofErr w:type="spellStart"/>
+      <w:r>
+        <w:rPr>
+          <w:i/>
+          <w:iCs/>
+        </w:rPr>
+        <w:t>UnderSampling</w:t>
+      </w:r>
+      <w:proofErr w:type="spellEnd"/>
       <w:r>
         <w:t xml:space="preserve"> reduz a quantidade de dados, mas ainda mantém a qualidade, enquanto o SMOTE pode gerar dados sintéticos que não representam a realidade, proporcionando um melhor equilíbrio na aprendizagem do modelo (Júnior, 2024).</w:t>
       </w:r>
@@ -8537,7 +9218,31 @@
         <w:ind w:firstLine="0"/>
       </w:pPr>
       <w:r>
-        <w:t>Na área da saúde, a análise de dados tem se tornado um campo fundamental para o monitoramento e tomada de decisões clínicas e epidemiológicas. O uso de dados estruturados permite a criação de modelos, como por exemplo modelos preditivos capazes de identificar padrões em grandes volumes de informações, auxiliando na prevenção e controle de doenças (Belini, Ataide e Lochter, 2024).</w:t>
+        <w:t>Na área da saúde, a análise de dados tem se tornado um campo fundamental para o monitoramento e tomada de decisões clínicas e epidemiológicas. O uso de dados estruturados permite a criação de modelos, como por exemplo modelos preditivos capazes de identificar padrões em grandes volumes de informações, auxiliando na prevenção e controle de doenças (</w:t>
+      </w:r>
+      <w:proofErr w:type="spellStart"/>
+      <w:r>
+        <w:t>Belini</w:t>
+      </w:r>
+      <w:proofErr w:type="spellEnd"/>
+      <w:r>
+        <w:t xml:space="preserve">, </w:t>
+      </w:r>
+      <w:proofErr w:type="spellStart"/>
+      <w:r>
+        <w:t>Ataide</w:t>
+      </w:r>
+      <w:proofErr w:type="spellEnd"/>
+      <w:r>
+        <w:t xml:space="preserve"> e </w:t>
+      </w:r>
+      <w:proofErr w:type="spellStart"/>
+      <w:r>
+        <w:t>Lochter</w:t>
+      </w:r>
+      <w:proofErr w:type="spellEnd"/>
+      <w:r>
+        <w:t>, 2024).</w:t>
       </w:r>
     </w:p>
     <w:p>
@@ -8553,8 +9258,17 @@
         <w:pStyle w:val="Ttulo2"/>
       </w:pPr>
       <w:bookmarkStart w:id="22" w:name="_Toc203572606"/>
-      <w:r>
-        <w:t>Técnicas de An</w:t>
+      <w:proofErr w:type="spellStart"/>
+      <w:r>
+        <w:t>Técnicas</w:t>
+      </w:r>
+      <w:proofErr w:type="spellEnd"/>
+      <w:r>
+        <w:t xml:space="preserve"> de </w:t>
+      </w:r>
+      <w:proofErr w:type="spellStart"/>
+      <w:r>
+        <w:t>An</w:t>
       </w:r>
       <w:r>
         <w:t>á</w:t>
@@ -8563,6 +9277,7 @@
         <w:t>lise</w:t>
       </w:r>
       <w:bookmarkEnd w:id="22"/>
+      <w:proofErr w:type="spellEnd"/>
     </w:p>
     <w:p>
       <w:pPr>
@@ -8597,12 +9312,21 @@
       <w:r>
         <w:t xml:space="preserve">Existem diversas técnicas de Análise de Dados que utilizam diferentes algoritmos, como por exemplo a análise estatística, mineração de dados, Aprendizado de Máquina, redes neurais e </w:t>
       </w:r>
+      <w:proofErr w:type="spellStart"/>
       <w:r>
         <w:rPr>
           <w:i/>
           <w:iCs/>
         </w:rPr>
-        <w:t>Deep Learning</w:t>
+        <w:t>Deep</w:t>
+      </w:r>
+      <w:proofErr w:type="spellEnd"/>
+      <w:r>
+        <w:rPr>
+          <w:i/>
+          <w:iCs/>
+        </w:rPr>
+        <w:t xml:space="preserve"> Learning</w:t>
       </w:r>
       <w:r>
         <w:t>.</w:t>
@@ -8622,12 +9346,18 @@
       <w:bookmarkStart w:id="25" w:name="_Toc193304963"/>
       <w:bookmarkStart w:id="26" w:name="_Toc203431571"/>
       <w:bookmarkStart w:id="27" w:name="_Toc203572608"/>
+      <w:proofErr w:type="spellStart"/>
       <w:r>
         <w:t>A</w:t>
       </w:r>
       <w:r>
-        <w:t xml:space="preserve">nálise </w:t>
-      </w:r>
+        <w:t>nálise</w:t>
+      </w:r>
+      <w:proofErr w:type="spellEnd"/>
+      <w:r>
+        <w:t xml:space="preserve"> </w:t>
+      </w:r>
+      <w:proofErr w:type="spellStart"/>
       <w:r>
         <w:t>E</w:t>
       </w:r>
@@ -8637,6 +9367,7 @@
       <w:bookmarkEnd w:id="25"/>
       <w:bookmarkEnd w:id="26"/>
       <w:bookmarkEnd w:id="27"/>
+      <w:proofErr w:type="spellEnd"/>
     </w:p>
     <w:p>
       <w:pPr>
@@ -8644,8 +9375,13 @@
       </w:pPr>
       <w:bookmarkStart w:id="28" w:name="_Toc203431572"/>
       <w:commentRangeStart w:id="29"/>
-      <w:r>
-        <w:t>Regressão Linear</w:t>
+      <w:proofErr w:type="spellStart"/>
+      <w:r>
+        <w:t>Regressão</w:t>
+      </w:r>
+      <w:proofErr w:type="spellEnd"/>
+      <w:r>
+        <w:t xml:space="preserve"> Linear</w:t>
       </w:r>
       <w:commentRangeEnd w:id="29"/>
       <w:r>
@@ -8775,14 +9511,27 @@
             <w:r>
               <w:t>(</w:t>
             </w:r>
-            <w:fldSimple w:instr=" SEQ Eqn \* MERGEFORMAT ">
-              <w:r>
-                <w:rPr>
-                  <w:noProof/>
-                </w:rPr>
-                <w:t>2</w:t>
-              </w:r>
-            </w:fldSimple>
+            <w:r>
+              <w:fldChar w:fldCharType="begin"/>
+            </w:r>
+            <w:r>
+              <w:instrText xml:space="preserve"> SEQ Eqn \* MERGEFORMAT </w:instrText>
+            </w:r>
+            <w:r>
+              <w:fldChar w:fldCharType="separate"/>
+            </w:r>
+            <w:r>
+              <w:rPr>
+                <w:noProof/>
+              </w:rPr>
+              <w:t>2</w:t>
+            </w:r>
+            <w:r>
+              <w:rPr>
+                <w:noProof/>
+              </w:rPr>
+              <w:fldChar w:fldCharType="end"/>
+            </w:r>
             <w:r>
               <w:t>)</w:t>
             </w:r>
@@ -8882,8 +9631,13 @@
         <w:jc w:val="left"/>
       </w:pPr>
       <w:bookmarkStart w:id="30" w:name="_Toc203431573"/>
-      <w:r>
-        <w:t xml:space="preserve">Regressão </w:t>
+      <w:proofErr w:type="spellStart"/>
+      <w:r>
+        <w:t>Regressão</w:t>
+      </w:r>
+      <w:proofErr w:type="spellEnd"/>
+      <w:r>
+        <w:t xml:space="preserve"> </w:t>
       </w:r>
       <w:r>
         <w:rPr>
@@ -9157,14 +9911,27 @@
             <w:r>
               <w:t>(</w:t>
             </w:r>
-            <w:fldSimple w:instr=" SEQ Eqn \* MERGEFORMAT ">
-              <w:r>
-                <w:rPr>
-                  <w:noProof/>
-                </w:rPr>
-                <w:t>3</w:t>
-              </w:r>
-            </w:fldSimple>
+            <w:r>
+              <w:fldChar w:fldCharType="begin"/>
+            </w:r>
+            <w:r>
+              <w:instrText xml:space="preserve"> SEQ Eqn \* MERGEFORMAT </w:instrText>
+            </w:r>
+            <w:r>
+              <w:fldChar w:fldCharType="separate"/>
+            </w:r>
+            <w:r>
+              <w:rPr>
+                <w:noProof/>
+              </w:rPr>
+              <w:t>3</w:t>
+            </w:r>
+            <w:r>
+              <w:rPr>
+                <w:noProof/>
+              </w:rPr>
+              <w:fldChar w:fldCharType="end"/>
+            </w:r>
             <w:r>
               <w:t>)</w:t>
             </w:r>
@@ -9427,7 +10194,23 @@
           <w:b w:val="0"/>
           <w:lang w:val="pt-BR"/>
         </w:rPr>
-        <w:t xml:space="preserve"> é um algoritmo utilizado para encontrar padrões frequentes em bases de dados transacionais, alguns casos de uso comuns são sistemas de previsão e recomendação de doenças, como análise de cestas de mercado para plataformas de comércio eletrônico (IBM,  2024).</w:t>
+        <w:t xml:space="preserve"> é um algoritmo utilizado para encontrar padrões frequentes em bases de dados transacionais, alguns casos de uso comuns são sistemas de previsão e recomendação de doenças, como análise de cestas de mercado para plataformas de comércio eletrônico (</w:t>
+      </w:r>
+      <w:proofErr w:type="gramStart"/>
+      <w:r>
+        <w:rPr>
+          <w:b w:val="0"/>
+          <w:lang w:val="pt-BR"/>
+        </w:rPr>
+        <w:t>IBM,  2024</w:t>
+      </w:r>
+      <w:proofErr w:type="gramEnd"/>
+      <w:r>
+        <w:rPr>
+          <w:b w:val="0"/>
+          <w:lang w:val="pt-BR"/>
+        </w:rPr>
+        <w:t>).</w:t>
       </w:r>
       <w:bookmarkEnd w:id="35"/>
     </w:p>
@@ -9473,8 +10256,17 @@
           <w:i/>
           <w:iCs/>
         </w:rPr>
-        <w:t>K-Means</w:t>
-      </w:r>
+        <w:t>K-</w:t>
+      </w:r>
+      <w:proofErr w:type="spellStart"/>
+      <w:r>
+        <w:rPr>
+          <w:i/>
+          <w:iCs/>
+        </w:rPr>
+        <w:t>Means</w:t>
+      </w:r>
+      <w:proofErr w:type="spellEnd"/>
       <w:r>
         <w:t xml:space="preserve"> é um algoritmo de agrupamento que divide dados, não rotulados, em “</w:t>
       </w:r>
@@ -9521,12 +10313,14 @@
       <w:bookmarkStart w:id="37" w:name="_Toc193304965"/>
       <w:bookmarkStart w:id="38" w:name="_Toc203431578"/>
       <w:bookmarkStart w:id="39" w:name="_Toc203572610"/>
+      <w:proofErr w:type="spellStart"/>
       <w:r>
         <w:t>A</w:t>
       </w:r>
       <w:r>
         <w:t>prendizado</w:t>
       </w:r>
+      <w:proofErr w:type="spellEnd"/>
       <w:r>
         <w:t xml:space="preserve"> de </w:t>
       </w:r>
@@ -9559,21 +10353,30 @@
       <w:r>
         <w:t xml:space="preserve">) ou </w:t>
       </w:r>
+      <w:proofErr w:type="spellStart"/>
       <w:r>
         <w:rPr>
           <w:i/>
           <w:iCs/>
         </w:rPr>
-        <w:t>Machine Learning</w:t>
-      </w:r>
-      <w:r>
-        <w:t xml:space="preserve"> é um campo da ciência da computação que imita o pensamento humano na capacidade de aprender e tomar decisões. Atualmente, a medicina tem utilizado </w:t>
-      </w:r>
+        <w:t>Machine</w:t>
+      </w:r>
+      <w:proofErr w:type="spellEnd"/>
       <w:r>
         <w:rPr>
           <w:i/>
           <w:iCs/>
         </w:rPr>
+        <w:t xml:space="preserve"> Learning</w:t>
+      </w:r>
+      <w:r>
+        <w:t xml:space="preserve"> é um campo da ciência da computação que imita o pensamento humano na capacidade de aprender e tomar decisões. Atualmente, a medicina tem utilizado </w:t>
+      </w:r>
+      <w:r>
+        <w:rPr>
+          <w:i/>
+          <w:iCs/>
+        </w:rPr>
         <w:t>ML</w:t>
       </w:r>
       <w:r>
@@ -9623,15 +10426,48 @@
       <w:r>
         <w:t xml:space="preserve">o objetivo central do aprendizado supervisionado é verificar qual é o modelo que, a partir de dados rotulados anteriormente em treinamentos, permita fazer previsões sobre os dados futuros. Modelos como Regressão Logística, </w:t>
       </w:r>
+      <w:proofErr w:type="spellStart"/>
       <w:r>
         <w:rPr>
           <w:i/>
           <w:iCs/>
         </w:rPr>
-        <w:t>Random Forest</w:t>
-      </w:r>
-      <w:r>
-        <w:t xml:space="preserve"> e Redes Neurais são frequentemente aplicados para classificação e predição de desfechos clínicos, proporcionando insights valiosos para profissionais de saúde (Belini, Ataide e Lochter, 2024).</w:t>
+        <w:t>Random</w:t>
+      </w:r>
+      <w:proofErr w:type="spellEnd"/>
+      <w:r>
+        <w:rPr>
+          <w:i/>
+          <w:iCs/>
+        </w:rPr>
+        <w:t xml:space="preserve"> Forest</w:t>
+      </w:r>
+      <w:r>
+        <w:t xml:space="preserve"> e Redes Neurais são frequentemente aplicados para classificação e predição de desfechos clínicos, proporcionando insights valiosos para profissionais de saúde (</w:t>
+      </w:r>
+      <w:proofErr w:type="spellStart"/>
+      <w:r>
+        <w:t>Belini</w:t>
+      </w:r>
+      <w:proofErr w:type="spellEnd"/>
+      <w:r>
+        <w:t xml:space="preserve">, </w:t>
+      </w:r>
+      <w:proofErr w:type="spellStart"/>
+      <w:r>
+        <w:t>Ataide</w:t>
+      </w:r>
+      <w:proofErr w:type="spellEnd"/>
+      <w:r>
+        <w:t xml:space="preserve"> e </w:t>
+      </w:r>
+      <w:proofErr w:type="spellStart"/>
+      <w:r>
+        <w:t>Lochter</w:t>
+      </w:r>
+      <w:proofErr w:type="spellEnd"/>
+      <w:r>
+        <w:t>, 2024).</w:t>
       </w:r>
     </w:p>
     <w:p>
@@ -9696,30 +10532,65 @@
       <w:r>
         <w:t xml:space="preserve">O algoritmo </w:t>
       </w:r>
+      <w:proofErr w:type="spellStart"/>
       <w:r>
         <w:rPr>
           <w:i/>
           <w:iCs/>
         </w:rPr>
-        <w:t>Random Forest</w:t>
-      </w:r>
-      <w:r>
-        <w:t xml:space="preserve"> (traduzido para Floresta Aleatória) é uma técnica baseada em um conjunto de árvores de decisão, sendo eficaz para problemas de classificação, previsão e regressão. Estudos indicam que esse método tem alto desempenho na predição de desfechos clínicos (Belini, Ataide e Lochter, 2024). Através dele é possível melhorar a precisão e reduzir o</w:t>
-      </w:r>
+        <w:t>Random</w:t>
+      </w:r>
+      <w:proofErr w:type="spellEnd"/>
       <w:r>
         <w:rPr>
           <w:i/>
           <w:iCs/>
         </w:rPr>
-        <w:t xml:space="preserve"> </w:t>
+        <w:t xml:space="preserve"> Forest</w:t>
+      </w:r>
+      <w:r>
+        <w:t xml:space="preserve"> (traduzido para Floresta Aleatória) é uma técnica baseada em um conjunto de árvores de decisão, sendo eficaz para problemas de classificação, previsão e regressão. Estudos indicam que esse método tem alto desempenho na predição de desfechos clínicos (</w:t>
+      </w:r>
+      <w:proofErr w:type="spellStart"/>
+      <w:r>
+        <w:t>Belini</w:t>
+      </w:r>
+      <w:proofErr w:type="spellEnd"/>
+      <w:r>
+        <w:t xml:space="preserve">, </w:t>
+      </w:r>
+      <w:proofErr w:type="spellStart"/>
+      <w:r>
+        <w:t>Ataide</w:t>
+      </w:r>
+      <w:proofErr w:type="spellEnd"/>
+      <w:r>
+        <w:t xml:space="preserve"> e </w:t>
+      </w:r>
+      <w:proofErr w:type="spellStart"/>
+      <w:r>
+        <w:t>Lochter</w:t>
+      </w:r>
+      <w:proofErr w:type="spellEnd"/>
+      <w:r>
+        <w:t>, 2024). Através dele é possível melhorar a precisão e reduzir o</w:t>
       </w:r>
       <w:r>
         <w:rPr>
           <w:i/>
           <w:iCs/>
         </w:rPr>
+        <w:t xml:space="preserve"> </w:t>
+      </w:r>
+      <w:proofErr w:type="spellStart"/>
+      <w:r>
+        <w:rPr>
+          <w:i/>
+          <w:iCs/>
+        </w:rPr>
         <w:t>overfitting</w:t>
       </w:r>
+      <w:proofErr w:type="spellEnd"/>
       <w:r>
         <w:rPr>
           <w:rStyle w:val="Refdenotaderodap"/>
@@ -9735,10 +10606,12 @@
         <w:pStyle w:val="Ttulo4"/>
       </w:pPr>
       <w:bookmarkStart w:id="43" w:name="_Toc203431580"/>
+      <w:proofErr w:type="spellStart"/>
       <w:r>
         <w:t>XGBoost</w:t>
       </w:r>
       <w:bookmarkEnd w:id="43"/>
+      <w:proofErr w:type="spellEnd"/>
     </w:p>
     <w:p>
       <w:pPr>
@@ -9755,6 +10628,7 @@
       <w:r>
         <w:t xml:space="preserve">O </w:t>
       </w:r>
+      <w:proofErr w:type="spellStart"/>
       <w:r>
         <w:rPr>
           <w:i/>
@@ -9762,6 +10636,7 @@
         </w:rPr>
         <w:t>XGBoost</w:t>
       </w:r>
+      <w:proofErr w:type="spellEnd"/>
       <w:r>
         <w:t xml:space="preserve"> (</w:t>
       </w:r>
@@ -9770,18 +10645,45 @@
           <w:i/>
           <w:iCs/>
         </w:rPr>
-        <w:t>Extreme Gradient Boosting</w:t>
-      </w:r>
-      <w:r>
-        <w:t xml:space="preserve"> - traduzido para aumento de gradiente extremo) é um algoritmo baseado em árvores de decisão (que será explicado mais à frente) que utiliza </w:t>
-      </w:r>
+        <w:t xml:space="preserve">Extreme </w:t>
+      </w:r>
+      <w:proofErr w:type="spellStart"/>
       <w:r>
         <w:rPr>
           <w:i/>
           <w:iCs/>
         </w:rPr>
+        <w:t>Gradient</w:t>
+      </w:r>
+      <w:proofErr w:type="spellEnd"/>
+      <w:r>
+        <w:rPr>
+          <w:i/>
+          <w:iCs/>
+        </w:rPr>
+        <w:t xml:space="preserve"> </w:t>
+      </w:r>
+      <w:proofErr w:type="spellStart"/>
+      <w:r>
+        <w:rPr>
+          <w:i/>
+          <w:iCs/>
+        </w:rPr>
+        <w:t>Boosting</w:t>
+      </w:r>
+      <w:proofErr w:type="spellEnd"/>
+      <w:r>
+        <w:t xml:space="preserve"> - traduzido para aumento de gradiente extremo) é um algoritmo baseado em árvores de decisão (que será explicado mais à frente) que utiliza </w:t>
+      </w:r>
+      <w:proofErr w:type="spellStart"/>
+      <w:r>
+        <w:rPr>
+          <w:i/>
+          <w:iCs/>
+        </w:rPr>
         <w:t>boosting</w:t>
       </w:r>
+      <w:proofErr w:type="spellEnd"/>
       <w:r>
         <w:t xml:space="preserve"> para aumentar a precisão preditiva. Ele é altamente otimizado e frequentemente utilizado em disciplinas do curso de ciência de dados, como por exemplo computação paralela e distribuída, devido ao seu alto desempenho e eficiência computacional (Silva, 2021). Um exemplo de utilização desse algoritmo pode ser para previsão de preço de ações com base em indicadores financeiros.</w:t>
       </w:r>
@@ -9831,26 +10733,59 @@
           <w:i/>
           <w:iCs/>
         </w:rPr>
-        <w:t>k-Nearest Neighbors</w:t>
-      </w:r>
-      <w:r>
-        <w:t xml:space="preserve"> (kNN - traduzido para </w:t>
-      </w:r>
+        <w:t>k-</w:t>
+      </w:r>
+      <w:proofErr w:type="spellStart"/>
       <w:r>
         <w:rPr>
           <w:i/>
           <w:iCs/>
         </w:rPr>
-        <w:t>k</w:t>
-      </w:r>
-      <w:r>
-        <w:t>-vizinhos mais próximos) classifica novas amostras com base na proximidade em relação aos vizinhos mais próximos, muito utilizado para tarefas de reconhecimento de padrões. Ele classifica um novo dado considerando os "</w:t>
-      </w:r>
+        <w:t>Nearest</w:t>
+      </w:r>
+      <w:proofErr w:type="spellEnd"/>
       <w:r>
         <w:rPr>
           <w:i/>
           <w:iCs/>
         </w:rPr>
+        <w:t xml:space="preserve"> </w:t>
+      </w:r>
+      <w:proofErr w:type="spellStart"/>
+      <w:r>
+        <w:rPr>
+          <w:i/>
+          <w:iCs/>
+        </w:rPr>
+        <w:t>Neighbors</w:t>
+      </w:r>
+      <w:proofErr w:type="spellEnd"/>
+      <w:r>
+        <w:t xml:space="preserve"> (</w:t>
+      </w:r>
+      <w:proofErr w:type="spellStart"/>
+      <w:r>
+        <w:t>kNN</w:t>
+      </w:r>
+      <w:proofErr w:type="spellEnd"/>
+      <w:r>
+        <w:t xml:space="preserve"> - traduzido para </w:t>
+      </w:r>
+      <w:r>
+        <w:rPr>
+          <w:i/>
+          <w:iCs/>
+        </w:rPr>
+        <w:t>k</w:t>
+      </w:r>
+      <w:r>
+        <w:t>-vizinhos mais próximos) classifica novas amostras com base na proximidade em relação aos vizinhos mais próximos, muito utilizado para tarefas de reconhecimento de padrões. Ele classifica um novo dado considerando os "</w:t>
+      </w:r>
+      <w:r>
+        <w:rPr>
+          <w:i/>
+          <w:iCs/>
+        </w:rPr>
         <w:t>k</w:t>
       </w:r>
       <w:r>
@@ -9916,13 +10851,31 @@
         <w:spacing w:line="240" w:lineRule="auto"/>
         <w:textAlignment w:val="baseline"/>
       </w:pPr>
+      <w:proofErr w:type="spellStart"/>
       <w:r>
         <w:rPr>
           <w:i/>
           <w:iCs/>
         </w:rPr>
-        <w:t>Support Vector Machine</w:t>
-      </w:r>
+        <w:t>Support</w:t>
+      </w:r>
+      <w:proofErr w:type="spellEnd"/>
+      <w:r>
+        <w:rPr>
+          <w:i/>
+          <w:iCs/>
+        </w:rPr>
+        <w:t xml:space="preserve"> Vector </w:t>
+      </w:r>
+      <w:proofErr w:type="spellStart"/>
+      <w:r>
+        <w:rPr>
+          <w:i/>
+          <w:iCs/>
+        </w:rPr>
+        <w:t>Machine</w:t>
+      </w:r>
+      <w:proofErr w:type="spellEnd"/>
       <w:r>
         <w:t xml:space="preserve"> (SVM - traduzido para máquina de vetores de suporte) é um algoritmo que encontra um hiperplano que faz a separação de classes de dados amplamente utilizados para tarefas de classificação e regressão. O principal objetivo do algoritmo é encontrar um </w:t>
       </w:r>
@@ -9970,11 +10923,16 @@
       <w:r>
         <w:t xml:space="preserve">edes </w:t>
       </w:r>
+      <w:proofErr w:type="spellStart"/>
       <w:r>
         <w:t>N</w:t>
       </w:r>
       <w:r>
-        <w:t xml:space="preserve">eurais e </w:t>
+        <w:t>eurais</w:t>
+      </w:r>
+      <w:proofErr w:type="spellEnd"/>
+      <w:r>
+        <w:t xml:space="preserve"> e </w:t>
       </w:r>
       <w:r>
         <w:t>D</w:t>
@@ -10037,6 +10995,7 @@
       <w:r>
         <w:t>(</w:t>
       </w:r>
+      <w:proofErr w:type="spellStart"/>
       <w:r>
         <w:rPr>
           <w:i/>
@@ -10044,6 +11003,7 @@
         </w:rPr>
         <w:t>RNAs</w:t>
       </w:r>
+      <w:proofErr w:type="spellEnd"/>
       <w:r>
         <w:t xml:space="preserve"> - </w:t>
       </w:r>
@@ -10069,7 +11029,23 @@
       </w:pPr>
       <w:bookmarkStart w:id="51" w:name="_Toc203431585"/>
       <w:r>
-        <w:t>Redes Neurais Convolucionais (CNNs)</w:t>
+        <w:t xml:space="preserve">Redes </w:t>
+      </w:r>
+      <w:proofErr w:type="spellStart"/>
+      <w:r>
+        <w:t>Neurais</w:t>
+      </w:r>
+      <w:proofErr w:type="spellEnd"/>
+      <w:r>
+        <w:t xml:space="preserve"> </w:t>
+      </w:r>
+      <w:proofErr w:type="spellStart"/>
+      <w:r>
+        <w:t>Convolucionais</w:t>
+      </w:r>
+      <w:proofErr w:type="spellEnd"/>
+      <w:r>
+        <w:t xml:space="preserve"> (CNNs)</w:t>
       </w:r>
       <w:commentRangeStart w:id="52"/>
       <w:r>
@@ -10114,45 +11090,67 @@
       <w:r>
         <w:t xml:space="preserve">eurais </w:t>
       </w:r>
+      <w:proofErr w:type="spellStart"/>
       <w:r>
         <w:t>C</w:t>
       </w:r>
       <w:r>
-        <w:t xml:space="preserve">onvolucionais (CNNs - </w:t>
-      </w:r>
+        <w:t>onvolucionais</w:t>
+      </w:r>
+      <w:proofErr w:type="spellEnd"/>
+      <w:r>
+        <w:t xml:space="preserve"> (</w:t>
+      </w:r>
+      <w:proofErr w:type="spellStart"/>
+      <w:r>
+        <w:t>CNNs</w:t>
+      </w:r>
+      <w:proofErr w:type="spellEnd"/>
+      <w:r>
+        <w:t xml:space="preserve"> - </w:t>
+      </w:r>
+      <w:proofErr w:type="spellStart"/>
       <w:r>
         <w:rPr>
           <w:i/>
           <w:iCs/>
         </w:rPr>
-        <w:t xml:space="preserve">Convolutional </w:t>
-      </w:r>
+        <w:t>Convolutional</w:t>
+      </w:r>
+      <w:proofErr w:type="spellEnd"/>
       <w:r>
         <w:rPr>
           <w:i/>
           <w:iCs/>
         </w:rPr>
-        <w:t>N</w:t>
+        <w:t xml:space="preserve"> </w:t>
       </w:r>
       <w:r>
         <w:rPr>
           <w:i/>
           <w:iCs/>
         </w:rPr>
-        <w:t xml:space="preserve">eural </w:t>
+        <w:t>N</w:t>
       </w:r>
       <w:r>
         <w:rPr>
           <w:i/>
           <w:iCs/>
         </w:rPr>
-        <w:t>N</w:t>
+        <w:t xml:space="preserve">eural </w:t>
       </w:r>
       <w:r>
         <w:rPr>
           <w:i/>
           <w:iCs/>
         </w:rPr>
+        <w:t>N</w:t>
+      </w:r>
+      <w:r>
+        <w:rPr>
+          <w:i/>
+          <w:iCs/>
+        </w:rPr>
         <w:t>etwork</w:t>
       </w:r>
       <w:r>
@@ -10172,7 +11170,23 @@
       </w:pPr>
       <w:bookmarkStart w:id="53" w:name="_Toc203431586"/>
       <w:r>
-        <w:t>Redes Neurais Recorrentes (RNNs)</w:t>
+        <w:t xml:space="preserve">Redes </w:t>
+      </w:r>
+      <w:proofErr w:type="spellStart"/>
+      <w:r>
+        <w:t>Neurais</w:t>
+      </w:r>
+      <w:proofErr w:type="spellEnd"/>
+      <w:r>
+        <w:t xml:space="preserve"> </w:t>
+      </w:r>
+      <w:proofErr w:type="spellStart"/>
+      <w:r>
+        <w:t>Recorrentes</w:t>
+      </w:r>
+      <w:proofErr w:type="spellEnd"/>
+      <w:r>
+        <w:t xml:space="preserve"> (RNNs)</w:t>
       </w:r>
       <w:bookmarkEnd w:id="53"/>
     </w:p>
@@ -10209,33 +11223,42 @@
       <w:r>
         <w:t xml:space="preserve">ecorrente (RNN - </w:t>
       </w:r>
+      <w:proofErr w:type="spellStart"/>
       <w:r>
         <w:rPr>
           <w:i/>
           <w:iCs/>
         </w:rPr>
-        <w:t>Convolutional Neural Network</w:t>
-      </w:r>
-      <w:r>
-        <w:t xml:space="preserve">) é uma rede neural profunda treinada com a utilização de dados sequenciais ou com séries temporais, com o objetivo de criar um modelo de </w:t>
-      </w:r>
-      <w:r>
-        <w:t>A</w:t>
-      </w:r>
-      <w:r>
-        <w:t xml:space="preserve">prendizado de </w:t>
-      </w:r>
-      <w:r>
-        <w:t>M</w:t>
-      </w:r>
-      <w:r>
-        <w:t xml:space="preserve">áquina (ML) sendo capaz de fazer previsões com base em </w:t>
-      </w:r>
+        <w:t>Convolutional</w:t>
+      </w:r>
+      <w:proofErr w:type="spellEnd"/>
       <w:r>
         <w:rPr>
           <w:i/>
           <w:iCs/>
         </w:rPr>
+        <w:t xml:space="preserve"> Neural Network</w:t>
+      </w:r>
+      <w:r>
+        <w:t xml:space="preserve">) é uma rede neural profunda treinada com a utilização de dados sequenciais ou com séries temporais, com o objetivo de criar um modelo de </w:t>
+      </w:r>
+      <w:r>
+        <w:t>A</w:t>
+      </w:r>
+      <w:r>
+        <w:t xml:space="preserve">prendizado de </w:t>
+      </w:r>
+      <w:r>
+        <w:t>M</w:t>
+      </w:r>
+      <w:r>
+        <w:t xml:space="preserve">áquina (ML) sendo capaz de fazer previsões com base em </w:t>
+      </w:r>
+      <w:r>
+        <w:rPr>
+          <w:i/>
+          <w:iCs/>
+        </w:rPr>
         <w:t>inputs</w:t>
       </w:r>
       <w:r>
@@ -10261,13 +11284,29 @@
         </w:rPr>
       </w:pPr>
       <w:bookmarkStart w:id="55" w:name="_Toc203572612"/>
+      <w:proofErr w:type="spellStart"/>
       <w:r>
         <w:rPr>
           <w:highlight w:val="yellow"/>
         </w:rPr>
-        <w:t>Árvore de Decisão</w:t>
+        <w:t>Árvore</w:t>
+      </w:r>
+      <w:proofErr w:type="spellEnd"/>
+      <w:r>
+        <w:rPr>
+          <w:highlight w:val="yellow"/>
+        </w:rPr>
+        <w:t xml:space="preserve"> de </w:t>
+      </w:r>
+      <w:proofErr w:type="spellStart"/>
+      <w:r>
+        <w:rPr>
+          <w:highlight w:val="yellow"/>
+        </w:rPr>
+        <w:t>Decisão</w:t>
       </w:r>
       <w:bookmarkEnd w:id="55"/>
+      <w:proofErr w:type="spellEnd"/>
     </w:p>
     <w:p>
       <w:pPr>
@@ -10312,18 +11351,44 @@
       <w:r>
         <w:t xml:space="preserve"> </w:t>
       </w:r>
+      <w:proofErr w:type="spellStart"/>
       <w:r>
         <w:rPr>
           <w:i/>
           <w:iCs/>
         </w:rPr>
-        <w:t>Decision Tree</w:t>
-      </w:r>
+        <w:t>Decision</w:t>
+      </w:r>
+      <w:proofErr w:type="spellEnd"/>
+      <w:r>
+        <w:rPr>
+          <w:i/>
+          <w:iCs/>
+        </w:rPr>
+        <w:t xml:space="preserve"> </w:t>
+      </w:r>
+      <w:proofErr w:type="spellStart"/>
+      <w:r>
+        <w:rPr>
+          <w:i/>
+          <w:iCs/>
+        </w:rPr>
+        <w:t>Tree</w:t>
+      </w:r>
+      <w:proofErr w:type="spellEnd"/>
       <w:r>
         <w:t xml:space="preserve">) </w:t>
       </w:r>
       <w:r>
-        <w:t>é um algoritmo de aprendizado de máquina e ao mesmo tempo uma técnica de mineração de dados, utilizada para prever, classificar e extrair conhecimento a partir de dados foi criada esta seção para detalhar sua aplicação e importância. Pode-se dizer que as Árvores de Decisão são modelos hierárquicos que segmentam os dados com base em condições lógicas sucessivas. Elas são eficientes e interpretáveis para tarefas de classificação e regressão, sendo frequentemente utilizadas em conjunto com outros métodos para aumentar a robustez dos modelos (Silva e Silva Neto, 2022).</w:t>
+        <w:t xml:space="preserve">é um algoritmo de aprendizado de máquina e ao mesmo tempo uma técnica de mineração de dados, utilizada para prever, classificar e extrair conhecimento a partir de dados foi criada esta seção para detalhar sua aplicação e importância. Pode-se dizer que as Árvores de Decisão são modelos hierárquicos que segmentam os dados com base em condições lógicas sucessivas. Elas são </w:t>
+      </w:r>
+      <w:proofErr w:type="gramStart"/>
+      <w:r>
+        <w:t>eficientes e interpretáveis</w:t>
+      </w:r>
+      <w:proofErr w:type="gramEnd"/>
+      <w:r>
+        <w:t xml:space="preserve"> para tarefas de classificação e regressão, sendo frequentemente utilizadas em conjunto com outros métodos para aumentar a robustez dos modelos (Silva e Silva Neto, 2022).</w:t>
       </w:r>
     </w:p>
     <w:p>
@@ -10343,6 +11408,7 @@
           <w:lang w:eastAsia="pt-BR"/>
         </w:rPr>
       </w:pPr>
+      <w:proofErr w:type="gramStart"/>
       <w:r>
         <w:rPr>
           <w:rFonts w:eastAsia="Times New Roman" w:hAnsi="Symbol" w:cs="Times New Roman"/>
@@ -10359,7 +11425,17 @@
           <w:highlight w:val="lightGray"/>
           <w:lang w:eastAsia="pt-BR"/>
         </w:rPr>
-        <w:t xml:space="preserve">  Como a árvore divide os dados (por Gini ou entropia, por exemplo).</w:t>
+        <w:t xml:space="preserve">  Como</w:t>
+      </w:r>
+      <w:proofErr w:type="gramEnd"/>
+      <w:r>
+        <w:rPr>
+          <w:rFonts w:eastAsia="Times New Roman" w:cs="Times New Roman"/>
+          <w:szCs w:val="24"/>
+          <w:highlight w:val="lightGray"/>
+          <w:lang w:eastAsia="pt-BR"/>
+        </w:rPr>
+        <w:t xml:space="preserve"> a árvore divide os dados (por Gini ou entropia, por exemplo).</w:t>
       </w:r>
     </w:p>
     <w:p>
@@ -10373,6 +11449,7 @@
           <w:lang w:eastAsia="pt-BR"/>
         </w:rPr>
       </w:pPr>
+      <w:proofErr w:type="gramStart"/>
       <w:r>
         <w:rPr>
           <w:rFonts w:eastAsia="Times New Roman" w:hAnsi="Symbol" w:cs="Times New Roman"/>
@@ -10389,7 +11466,17 @@
           <w:highlight w:val="lightGray"/>
           <w:lang w:eastAsia="pt-BR"/>
         </w:rPr>
-        <w:t xml:space="preserve">  A ideia de "nós", "ramos", "folhas", e decisões hierárquicas.</w:t>
+        <w:t xml:space="preserve">  A</w:t>
+      </w:r>
+      <w:proofErr w:type="gramEnd"/>
+      <w:r>
+        <w:rPr>
+          <w:rFonts w:eastAsia="Times New Roman" w:cs="Times New Roman"/>
+          <w:szCs w:val="24"/>
+          <w:highlight w:val="lightGray"/>
+          <w:lang w:eastAsia="pt-BR"/>
+        </w:rPr>
+        <w:t xml:space="preserve"> ideia de "nós", "ramos", "folhas", e decisões hierárquicas.</w:t>
       </w:r>
     </w:p>
     <w:p>
@@ -10402,6 +11489,7 @@
           <w:lang w:eastAsia="pt-BR"/>
         </w:rPr>
       </w:pPr>
+      <w:proofErr w:type="gramStart"/>
       <w:r>
         <w:rPr>
           <w:rFonts w:eastAsia="Times New Roman" w:hAnsi="Symbol" w:cs="Times New Roman"/>
@@ -10419,7 +11507,57 @@
           <w:highlight w:val="lightGray"/>
           <w:lang w:eastAsia="pt-BR"/>
         </w:rPr>
-        <w:t xml:space="preserve">  Vantagens (interpretabilidade, rapidez) e desvantagens (overfitting).</w:t>
+        <w:t xml:space="preserve">  Vantagens</w:t>
+      </w:r>
+      <w:proofErr w:type="gramEnd"/>
+      <w:r>
+        <w:rPr>
+          <w:rFonts w:eastAsia="Times New Roman" w:cs="Times New Roman"/>
+          <w:szCs w:val="24"/>
+          <w:highlight w:val="lightGray"/>
+          <w:lang w:eastAsia="pt-BR"/>
+        </w:rPr>
+        <w:t xml:space="preserve"> (</w:t>
+      </w:r>
+      <w:proofErr w:type="spellStart"/>
+      <w:r>
+        <w:rPr>
+          <w:rFonts w:eastAsia="Times New Roman" w:cs="Times New Roman"/>
+          <w:szCs w:val="24"/>
+          <w:highlight w:val="lightGray"/>
+          <w:lang w:eastAsia="pt-BR"/>
+        </w:rPr>
+        <w:t>interpretabilidade</w:t>
+      </w:r>
+      <w:proofErr w:type="spellEnd"/>
+      <w:r>
+        <w:rPr>
+          <w:rFonts w:eastAsia="Times New Roman" w:cs="Times New Roman"/>
+          <w:szCs w:val="24"/>
+          <w:highlight w:val="lightGray"/>
+          <w:lang w:eastAsia="pt-BR"/>
+        </w:rPr>
+        <w:t>, rapidez) e desvantagens (</w:t>
+      </w:r>
+      <w:proofErr w:type="spellStart"/>
+      <w:r>
+        <w:rPr>
+          <w:rFonts w:eastAsia="Times New Roman" w:cs="Times New Roman"/>
+          <w:szCs w:val="24"/>
+          <w:highlight w:val="lightGray"/>
+          <w:lang w:eastAsia="pt-BR"/>
+        </w:rPr>
+        <w:t>overfitting</w:t>
+      </w:r>
+      <w:proofErr w:type="spellEnd"/>
+      <w:r>
+        <w:rPr>
+          <w:rFonts w:eastAsia="Times New Roman" w:cs="Times New Roman"/>
+          <w:szCs w:val="24"/>
+          <w:highlight w:val="lightGray"/>
+          <w:lang w:eastAsia="pt-BR"/>
+        </w:rPr>
+        <w:t>).</w:t>
       </w:r>
     </w:p>
     <w:p>
@@ -10443,11 +11581,19 @@
         </w:rPr>
       </w:pPr>
       <w:bookmarkStart w:id="57" w:name="_Toc203572614"/>
+      <w:proofErr w:type="spellStart"/>
       <w:r>
         <w:rPr>
           <w:highlight w:val="yellow"/>
         </w:rPr>
-        <w:t>Algoritmo CART (Classification and Regression Trees)</w:t>
+        <w:t>Algoritmo</w:t>
+      </w:r>
+      <w:proofErr w:type="spellEnd"/>
+      <w:r>
+        <w:rPr>
+          <w:highlight w:val="yellow"/>
+        </w:rPr>
+        <w:t xml:space="preserve"> CART (Classification and Regression Trees)</w:t>
       </w:r>
       <w:bookmarkEnd w:id="57"/>
     </w:p>
@@ -10481,6 +11627,7 @@
           <w:lang w:eastAsia="pt-BR"/>
         </w:rPr>
       </w:pPr>
+      <w:proofErr w:type="gramStart"/>
       <w:r>
         <w:rPr>
           <w:rFonts w:eastAsia="Times New Roman" w:hAnsi="Symbol" w:cs="Times New Roman"/>
@@ -10497,7 +11644,17 @@
           <w:highlight w:val="lightGray"/>
           <w:lang w:eastAsia="pt-BR"/>
         </w:rPr>
-        <w:t xml:space="preserve">  Histórico e proposta do algoritmo.</w:t>
+        <w:t xml:space="preserve">  Histórico</w:t>
+      </w:r>
+      <w:proofErr w:type="gramEnd"/>
+      <w:r>
+        <w:rPr>
+          <w:rFonts w:eastAsia="Times New Roman" w:cs="Times New Roman"/>
+          <w:szCs w:val="24"/>
+          <w:highlight w:val="lightGray"/>
+          <w:lang w:eastAsia="pt-BR"/>
+        </w:rPr>
+        <w:t xml:space="preserve"> e proposta do algoritmo.</w:t>
       </w:r>
     </w:p>
     <w:p>
@@ -10511,6 +11668,7 @@
           <w:lang w:eastAsia="pt-BR"/>
         </w:rPr>
       </w:pPr>
+      <w:proofErr w:type="gramStart"/>
       <w:r>
         <w:rPr>
           <w:rFonts w:eastAsia="Times New Roman" w:hAnsi="Symbol" w:cs="Times New Roman"/>
@@ -10527,7 +11685,17 @@
           <w:highlight w:val="lightGray"/>
           <w:lang w:eastAsia="pt-BR"/>
         </w:rPr>
-        <w:t xml:space="preserve">  Como ele realiza divisões com base no índice de Gini.</w:t>
+        <w:t xml:space="preserve">  Como</w:t>
+      </w:r>
+      <w:proofErr w:type="gramEnd"/>
+      <w:r>
+        <w:rPr>
+          <w:rFonts w:eastAsia="Times New Roman" w:cs="Times New Roman"/>
+          <w:szCs w:val="24"/>
+          <w:highlight w:val="lightGray"/>
+          <w:lang w:eastAsia="pt-BR"/>
+        </w:rPr>
+        <w:t xml:space="preserve"> ele realiza divisões com base no índice de Gini.</w:t>
       </w:r>
     </w:p>
     <w:p>
@@ -10541,6 +11709,7 @@
           <w:lang w:eastAsia="pt-BR"/>
         </w:rPr>
       </w:pPr>
+      <w:proofErr w:type="gramStart"/>
       <w:r>
         <w:rPr>
           <w:rFonts w:eastAsia="Times New Roman" w:hAnsi="Symbol" w:cs="Times New Roman"/>
@@ -10557,7 +11726,17 @@
           <w:highlight w:val="lightGray"/>
           <w:lang w:eastAsia="pt-BR"/>
         </w:rPr>
-        <w:t xml:space="preserve">  Processo de criação da árvore, critérios de parada, e poda.</w:t>
+        <w:t xml:space="preserve">  Processo</w:t>
+      </w:r>
+      <w:proofErr w:type="gramEnd"/>
+      <w:r>
+        <w:rPr>
+          <w:rFonts w:eastAsia="Times New Roman" w:cs="Times New Roman"/>
+          <w:szCs w:val="24"/>
+          <w:highlight w:val="lightGray"/>
+          <w:lang w:eastAsia="pt-BR"/>
+        </w:rPr>
+        <w:t xml:space="preserve"> de criação da árvore, critérios de parada, e poda.</w:t>
       </w:r>
     </w:p>
     <w:p>
@@ -10571,6 +11750,7 @@
           <w:lang w:eastAsia="pt-BR"/>
         </w:rPr>
       </w:pPr>
+      <w:proofErr w:type="gramStart"/>
       <w:r>
         <w:rPr>
           <w:rFonts w:eastAsia="Times New Roman" w:hAnsi="Symbol" w:cs="Times New Roman"/>
@@ -10587,7 +11767,17 @@
           <w:highlight w:val="lightGray"/>
           <w:lang w:eastAsia="pt-BR"/>
         </w:rPr>
-        <w:t xml:space="preserve">  Aplicações no contexto de saúde ou esportes.</w:t>
+        <w:t xml:space="preserve">  Aplicações</w:t>
+      </w:r>
+      <w:proofErr w:type="gramEnd"/>
+      <w:r>
+        <w:rPr>
+          <w:rFonts w:eastAsia="Times New Roman" w:cs="Times New Roman"/>
+          <w:szCs w:val="24"/>
+          <w:highlight w:val="lightGray"/>
+          <w:lang w:eastAsia="pt-BR"/>
+        </w:rPr>
+        <w:t xml:space="preserve"> no contexto de saúde ou esportes.</w:t>
       </w:r>
     </w:p>
     <w:p>
@@ -10600,6 +11790,7 @@
           <w:lang w:eastAsia="pt-BR"/>
         </w:rPr>
       </w:pPr>
+      <w:proofErr w:type="gramStart"/>
       <w:r>
         <w:rPr>
           <w:rFonts w:eastAsia="Times New Roman" w:hAnsi="Symbol" w:cs="Times New Roman"/>
@@ -10616,7 +11807,17 @@
           <w:highlight w:val="lightGray"/>
           <w:lang w:eastAsia="pt-BR"/>
         </w:rPr>
-        <w:t xml:space="preserve">  Vantagens e limitações.</w:t>
+        <w:t xml:space="preserve">  Vantagens</w:t>
+      </w:r>
+      <w:proofErr w:type="gramEnd"/>
+      <w:r>
+        <w:rPr>
+          <w:rFonts w:eastAsia="Times New Roman" w:cs="Times New Roman"/>
+          <w:szCs w:val="24"/>
+          <w:highlight w:val="lightGray"/>
+          <w:lang w:eastAsia="pt-BR"/>
+        </w:rPr>
+        <w:t xml:space="preserve"> e limitações.</w:t>
       </w:r>
     </w:p>
     <w:p>
@@ -10663,9 +11864,17 @@
           <w:highlight w:val="yellow"/>
         </w:rPr>
         <w:lastRenderedPageBreak/>
-        <w:t>Métricas de Avaliação Preditiva/ Modelo</w:t>
+        <w:t xml:space="preserve">Métricas de Avaliação Preditiva/ </w:t>
+      </w:r>
+      <w:proofErr w:type="spellStart"/>
+      <w:r>
+        <w:rPr>
+          <w:highlight w:val="yellow"/>
+        </w:rPr>
+        <w:t>Modelo</w:t>
       </w:r>
       <w:commentRangeEnd w:id="60"/>
+      <w:proofErr w:type="spellEnd"/>
       <w:r>
         <w:rPr>
           <w:rStyle w:val="Refdecomentrio"/>
@@ -10686,6 +11895,7 @@
           <w:lang w:eastAsia="pt-BR"/>
         </w:rPr>
       </w:pPr>
+      <w:proofErr w:type="gramStart"/>
       <w:r>
         <w:rPr>
           <w:rFonts w:eastAsia="Times New Roman" w:hAnsi="Symbol" w:cs="Times New Roman"/>
@@ -10702,7 +11912,17 @@
           <w:highlight w:val="lightGray"/>
           <w:lang w:eastAsia="pt-BR"/>
         </w:rPr>
-        <w:t xml:space="preserve">  Definições formais de Acurácia, Precisão, Recall, F1-Score, AUC-ROC, Matriz de Confusão.</w:t>
+        <w:t xml:space="preserve">  Definições</w:t>
+      </w:r>
+      <w:proofErr w:type="gramEnd"/>
+      <w:r>
+        <w:rPr>
+          <w:rFonts w:eastAsia="Times New Roman" w:cs="Times New Roman"/>
+          <w:szCs w:val="24"/>
+          <w:highlight w:val="lightGray"/>
+          <w:lang w:eastAsia="pt-BR"/>
+        </w:rPr>
+        <w:t xml:space="preserve"> formais de Acurácia, Precisão, Recall, F1-Score, AUC-ROC, Matriz de Confusão.</w:t>
       </w:r>
     </w:p>
     <w:p>
@@ -10716,6 +11936,7 @@
           <w:lang w:eastAsia="pt-BR"/>
         </w:rPr>
       </w:pPr>
+      <w:proofErr w:type="gramStart"/>
       <w:r>
         <w:rPr>
           <w:rFonts w:eastAsia="Times New Roman" w:hAnsi="Symbol" w:cs="Times New Roman"/>
@@ -10732,7 +11953,17 @@
           <w:highlight w:val="lightGray"/>
           <w:lang w:eastAsia="pt-BR"/>
         </w:rPr>
-        <w:t xml:space="preserve">  Gráficos ilustrativos se possível (para facilitar a compreensão de AUC, por exemplo).</w:t>
+        <w:t xml:space="preserve">  Gráficos</w:t>
+      </w:r>
+      <w:proofErr w:type="gramEnd"/>
+      <w:r>
+        <w:rPr>
+          <w:rFonts w:eastAsia="Times New Roman" w:cs="Times New Roman"/>
+          <w:szCs w:val="24"/>
+          <w:highlight w:val="lightGray"/>
+          <w:lang w:eastAsia="pt-BR"/>
+        </w:rPr>
+        <w:t xml:space="preserve"> ilustrativos se possível (para facilitar a compreensão de AUC, por exemplo).</w:t>
       </w:r>
     </w:p>
     <w:p>
@@ -10745,6 +11976,7 @@
           <w:lang w:eastAsia="pt-BR"/>
         </w:rPr>
       </w:pPr>
+      <w:proofErr w:type="gramStart"/>
       <w:r>
         <w:rPr>
           <w:rFonts w:eastAsia="Times New Roman" w:hAnsi="Symbol" w:cs="Times New Roman"/>
@@ -10761,7 +11993,37 @@
           <w:highlight w:val="lightGray"/>
           <w:lang w:eastAsia="pt-BR"/>
         </w:rPr>
-        <w:t xml:space="preserve">  Justificativa das métricas escolhidas para o problema (ex: F1-score por causa de desbalanceamento).</w:t>
+        <w:t xml:space="preserve">  Justificativa</w:t>
+      </w:r>
+      <w:proofErr w:type="gramEnd"/>
+      <w:r>
+        <w:rPr>
+          <w:rFonts w:eastAsia="Times New Roman" w:cs="Times New Roman"/>
+          <w:szCs w:val="24"/>
+          <w:highlight w:val="lightGray"/>
+          <w:lang w:eastAsia="pt-BR"/>
+        </w:rPr>
+        <w:t xml:space="preserve"> das métricas escolhidas para o problema (</w:t>
+      </w:r>
+      <w:proofErr w:type="spellStart"/>
+      <w:r>
+        <w:rPr>
+          <w:rFonts w:eastAsia="Times New Roman" w:cs="Times New Roman"/>
+          <w:szCs w:val="24"/>
+          <w:highlight w:val="lightGray"/>
+          <w:lang w:eastAsia="pt-BR"/>
+        </w:rPr>
+        <w:t>ex</w:t>
+      </w:r>
+      <w:proofErr w:type="spellEnd"/>
+      <w:r>
+        <w:rPr>
+          <w:rFonts w:eastAsia="Times New Roman" w:cs="Times New Roman"/>
+          <w:szCs w:val="24"/>
+          <w:highlight w:val="lightGray"/>
+          <w:lang w:eastAsia="pt-BR"/>
+        </w:rPr>
+        <w:t>: F1-score por causa de desbalanceamento).</w:t>
       </w:r>
     </w:p>
     <w:p>
@@ -10837,7 +12099,63 @@
         <w:rPr>
           <w:highlight w:val="lightGray"/>
         </w:rPr>
-        <w:t>Rodrigues et al. (2024) propuseram um estudo com foco na predição de abandono do tratamento da tuberculose utilizando algoritmos de aprendizado de máquina aplicados a dados de registros nacionais do Brasil. O trabalho utilizou um conjunto abrangente de variáveis demográficas, clínicas e sociais disponíveis no Sistema de Informação de Agravos de Notificação (SINAN) para treinar e avaliar modelos supervisionados. Foram testados diferentes algoritmos, incluindo Random Forest, XGBoost, LightGBM, entre outros, com o objetivo de identificar pacientes com maior probabilidade de evasão do tratamento. Os modelos apresentaram desempenho promissor, com destaque para o XGBoost, que alcançou AUC-ROC superior a 0,75. Os autores destacam a importância do uso de inteligência artificial como ferramenta auxiliar na vigilância em saúde pública, sugerindo que modelos preditivos podem orientar estratégias direcionadas de intervenção, reduzindo perdas no tratamento e melhorando o controle da doença.</w:t>
+        <w:t xml:space="preserve">Rodrigues et al. (2024) propuseram um estudo com foco na predição de abandono do tratamento da tuberculose utilizando algoritmos de aprendizado de máquina aplicados a dados de registros nacionais do Brasil. O trabalho utilizou um conjunto abrangente de variáveis demográficas, clínicas e sociais disponíveis no Sistema de Informação de Agravos de Notificação (SINAN) para treinar e avaliar modelos supervisionados. Foram testados diferentes algoritmos, incluindo </w:t>
+      </w:r>
+      <w:proofErr w:type="spellStart"/>
+      <w:r>
+        <w:rPr>
+          <w:highlight w:val="lightGray"/>
+        </w:rPr>
+        <w:t>Random</w:t>
+      </w:r>
+      <w:proofErr w:type="spellEnd"/>
+      <w:r>
+        <w:rPr>
+          <w:highlight w:val="lightGray"/>
+        </w:rPr>
+        <w:t xml:space="preserve"> Forest, </w:t>
+      </w:r>
+      <w:proofErr w:type="spellStart"/>
+      <w:r>
+        <w:rPr>
+          <w:highlight w:val="lightGray"/>
+        </w:rPr>
+        <w:t>XGBoost</w:t>
+      </w:r>
+      <w:proofErr w:type="spellEnd"/>
+      <w:r>
+        <w:rPr>
+          <w:highlight w:val="lightGray"/>
+        </w:rPr>
+        <w:t xml:space="preserve">, </w:t>
+      </w:r>
+      <w:proofErr w:type="spellStart"/>
+      <w:r>
+        <w:rPr>
+          <w:highlight w:val="lightGray"/>
+        </w:rPr>
+        <w:t>LightGBM</w:t>
+      </w:r>
+      <w:proofErr w:type="spellEnd"/>
+      <w:r>
+        <w:rPr>
+          <w:highlight w:val="lightGray"/>
+        </w:rPr>
+        <w:t xml:space="preserve">, entre outros, com o objetivo de identificar pacientes com maior probabilidade de evasão do tratamento. Os modelos apresentaram desempenho promissor, com destaque para o </w:t>
+      </w:r>
+      <w:proofErr w:type="spellStart"/>
+      <w:r>
+        <w:rPr>
+          <w:highlight w:val="lightGray"/>
+        </w:rPr>
+        <w:t>XGBoost</w:t>
+      </w:r>
+      <w:proofErr w:type="spellEnd"/>
+      <w:r>
+        <w:rPr>
+          <w:highlight w:val="lightGray"/>
+        </w:rPr>
+        <w:t>, que alcançou AUC-ROC superior a 0,75. Os autores destacam a importância do uso de inteligência artificial como ferramenta auxiliar na vigilância em saúde pública, sugerindo que modelos preditivos podem orientar estratégias direcionadas de intervenção, reduzindo perdas no tratamento e melhorando o controle da doença.</w:t>
       </w:r>
       <w:r>
         <w:t xml:space="preserve"> </w:t>
@@ -10878,32 +12196,90 @@
       <w:pPr>
         <w:spacing w:line="240" w:lineRule="auto"/>
       </w:pPr>
+      <w:proofErr w:type="spellStart"/>
       <w:r>
         <w:rPr>
           <w:highlight w:val="lightGray"/>
         </w:rPr>
-        <w:t xml:space="preserve">Savalli et al. (2025) conduziram um estudo multicêntrico utilizando algoritmos de aprendizado de máquina para prever a admissão de pacientes com COVID-19 em Unidades de Terapia Intensiva (UTI) com base em dados clínicos e laboratoriais coletados em 12 hospitais brasileiros. O modelo XGBoost foi treinado individualmente em cada hospital para avaliar a performance local e identificar a instituição com melhor desempenho preditivo. Esse modelo foi então validado externamente nos demais hospitais e posteriormente ajustado com técnicas de </w:t>
-      </w:r>
+        <w:t>Savalli</w:t>
+      </w:r>
+      <w:proofErr w:type="spellEnd"/>
+      <w:r>
+        <w:rPr>
+          <w:highlight w:val="lightGray"/>
+        </w:rPr>
+        <w:t xml:space="preserve"> et al. (2025) conduziram um estudo multicêntrico utilizando algoritmos de aprendizado de máquina para prever a admissão de pacientes com COVID-19 em Unidades de Terapia Intensiva (UTI) com base em dados clínicos e laboratoriais coletados em 12 hospitais brasileiros. O modelo </w:t>
+      </w:r>
+      <w:proofErr w:type="spellStart"/>
+      <w:r>
+        <w:rPr>
+          <w:highlight w:val="lightGray"/>
+        </w:rPr>
+        <w:t>XGBoost</w:t>
+      </w:r>
+      <w:proofErr w:type="spellEnd"/>
+      <w:r>
+        <w:rPr>
+          <w:highlight w:val="lightGray"/>
+        </w:rPr>
+        <w:t xml:space="preserve"> foi treinado individualmente em cada hospital para avaliar a performance local e identificar a instituição com melhor desempenho preditivo. Esse modelo foi então validado externamente nos demais hospitais e posteriormente ajustado com técnicas de </w:t>
+      </w:r>
+      <w:proofErr w:type="spellStart"/>
       <w:r>
         <w:rPr>
           <w:rStyle w:val="nfase"/>
           <w:highlight w:val="lightGray"/>
         </w:rPr>
-        <w:t>transfer learning</w:t>
-      </w:r>
-      <w:r>
-        <w:rPr>
-          <w:highlight w:val="lightGray"/>
-        </w:rPr>
-        <w:t xml:space="preserve">. Os resultados indicaram variações significativas na performance entre os hospitais (AUC entre 0.62 e 0.94), sendo que a aplicação do </w:t>
-      </w:r>
+        <w:t>transfer</w:t>
+      </w:r>
+      <w:proofErr w:type="spellEnd"/>
       <w:r>
         <w:rPr>
           <w:rStyle w:val="nfase"/>
           <w:highlight w:val="lightGray"/>
         </w:rPr>
-        <w:t>transfer learning</w:t>
-      </w:r>
+        <w:t xml:space="preserve"> </w:t>
+      </w:r>
+      <w:proofErr w:type="spellStart"/>
+      <w:r>
+        <w:rPr>
+          <w:rStyle w:val="nfase"/>
+          <w:highlight w:val="lightGray"/>
+        </w:rPr>
+        <w:t>learning</w:t>
+      </w:r>
+      <w:proofErr w:type="spellEnd"/>
+      <w:r>
+        <w:rPr>
+          <w:highlight w:val="lightGray"/>
+        </w:rPr>
+        <w:t xml:space="preserve">. Os resultados indicaram variações significativas na performance entre os hospitais (AUC entre 0.62 e 0.94), sendo que a aplicação do </w:t>
+      </w:r>
+      <w:proofErr w:type="spellStart"/>
+      <w:r>
+        <w:rPr>
+          <w:rStyle w:val="nfase"/>
+          <w:highlight w:val="lightGray"/>
+        </w:rPr>
+        <w:t>transfer</w:t>
+      </w:r>
+      <w:proofErr w:type="spellEnd"/>
+      <w:r>
+        <w:rPr>
+          <w:rStyle w:val="nfase"/>
+          <w:highlight w:val="lightGray"/>
+        </w:rPr>
+        <w:t xml:space="preserve"> </w:t>
+      </w:r>
+      <w:proofErr w:type="spellStart"/>
+      <w:r>
+        <w:rPr>
+          <w:rStyle w:val="nfase"/>
+          <w:highlight w:val="lightGray"/>
+        </w:rPr>
+        <w:t>learning</w:t>
+      </w:r>
+      <w:proofErr w:type="spellEnd"/>
       <w:r>
         <w:rPr>
           <w:highlight w:val="lightGray"/>
@@ -11035,7 +12411,27 @@
           <w:highlight w:val="lightGray"/>
           <w:lang w:eastAsia="pt-BR"/>
         </w:rPr>
-        <w:t>Descrição da base de dados (ex: SIVEP-Gripe, SINAN, ou dados esportivos, com número de registros e atributos).</w:t>
+        <w:t>Descrição da base de dados (</w:t>
+      </w:r>
+      <w:proofErr w:type="spellStart"/>
+      <w:r>
+        <w:rPr>
+          <w:rFonts w:eastAsia="Times New Roman" w:cs="Times New Roman"/>
+          <w:szCs w:val="24"/>
+          <w:highlight w:val="lightGray"/>
+          <w:lang w:eastAsia="pt-BR"/>
+        </w:rPr>
+        <w:t>ex</w:t>
+      </w:r>
+      <w:proofErr w:type="spellEnd"/>
+      <w:r>
+        <w:rPr>
+          <w:rFonts w:eastAsia="Times New Roman" w:cs="Times New Roman"/>
+          <w:szCs w:val="24"/>
+          <w:highlight w:val="lightGray"/>
+          <w:lang w:eastAsia="pt-BR"/>
+        </w:rPr>
+        <w:t>: SIVEP-Gripe, SINAN, ou dados esportivos, com número de registros e atributos).</w:t>
       </w:r>
     </w:p>
     <w:p>
@@ -11210,7 +12606,67 @@
           <w:highlight w:val="lightGray"/>
           <w:lang w:eastAsia="pt-BR"/>
         </w:rPr>
-        <w:t>Estratégias de divisão dos dados (train/test, k-fold)</w:t>
+        <w:t>Estratégias de divisão dos dados (</w:t>
+      </w:r>
+      <w:proofErr w:type="spellStart"/>
+      <w:r>
+        <w:rPr>
+          <w:rFonts w:eastAsia="Times New Roman" w:cs="Times New Roman"/>
+          <w:szCs w:val="24"/>
+          <w:highlight w:val="lightGray"/>
+          <w:lang w:eastAsia="pt-BR"/>
+        </w:rPr>
+        <w:t>train</w:t>
+      </w:r>
+      <w:proofErr w:type="spellEnd"/>
+      <w:r>
+        <w:rPr>
+          <w:rFonts w:eastAsia="Times New Roman" w:cs="Times New Roman"/>
+          <w:szCs w:val="24"/>
+          <w:highlight w:val="lightGray"/>
+          <w:lang w:eastAsia="pt-BR"/>
+        </w:rPr>
+        <w:t>/</w:t>
+      </w:r>
+      <w:proofErr w:type="spellStart"/>
+      <w:r>
+        <w:rPr>
+          <w:rFonts w:eastAsia="Times New Roman" w:cs="Times New Roman"/>
+          <w:szCs w:val="24"/>
+          <w:highlight w:val="lightGray"/>
+          <w:lang w:eastAsia="pt-BR"/>
+        </w:rPr>
+        <w:t>test</w:t>
+      </w:r>
+      <w:proofErr w:type="spellEnd"/>
+      <w:r>
+        <w:rPr>
+          <w:rFonts w:eastAsia="Times New Roman" w:cs="Times New Roman"/>
+          <w:szCs w:val="24"/>
+          <w:highlight w:val="lightGray"/>
+          <w:lang w:eastAsia="pt-BR"/>
+        </w:rPr>
+        <w:t>, k-</w:t>
+      </w:r>
+      <w:proofErr w:type="spellStart"/>
+      <w:r>
+        <w:rPr>
+          <w:rFonts w:eastAsia="Times New Roman" w:cs="Times New Roman"/>
+          <w:szCs w:val="24"/>
+          <w:highlight w:val="lightGray"/>
+          <w:lang w:eastAsia="pt-BR"/>
+        </w:rPr>
+        <w:t>fold</w:t>
+      </w:r>
+      <w:proofErr w:type="spellEnd"/>
+      <w:r>
+        <w:rPr>
+          <w:rFonts w:eastAsia="Times New Roman" w:cs="Times New Roman"/>
+          <w:szCs w:val="24"/>
+          <w:highlight w:val="lightGray"/>
+          <w:lang w:eastAsia="pt-BR"/>
+        </w:rPr>
+        <w:t>)</w:t>
       </w:r>
     </w:p>
     <w:p>
@@ -11235,7 +12691,47 @@
           <w:highlight w:val="lightGray"/>
           <w:lang w:eastAsia="pt-BR"/>
         </w:rPr>
-        <w:t>Ajuste de hiperparâmetros (GridSearch, RandomSearch, etc.)</w:t>
+        <w:t>Ajuste de hiperparâmetros (</w:t>
+      </w:r>
+      <w:proofErr w:type="spellStart"/>
+      <w:r>
+        <w:rPr>
+          <w:rFonts w:eastAsia="Times New Roman" w:cs="Times New Roman"/>
+          <w:szCs w:val="24"/>
+          <w:highlight w:val="lightGray"/>
+          <w:lang w:eastAsia="pt-BR"/>
+        </w:rPr>
+        <w:t>GridSearch</w:t>
+      </w:r>
+      <w:proofErr w:type="spellEnd"/>
+      <w:r>
+        <w:rPr>
+          <w:rFonts w:eastAsia="Times New Roman" w:cs="Times New Roman"/>
+          <w:szCs w:val="24"/>
+          <w:highlight w:val="lightGray"/>
+          <w:lang w:eastAsia="pt-BR"/>
+        </w:rPr>
+        <w:t xml:space="preserve">, </w:t>
+      </w:r>
+      <w:proofErr w:type="spellStart"/>
+      <w:r>
+        <w:rPr>
+          <w:rFonts w:eastAsia="Times New Roman" w:cs="Times New Roman"/>
+          <w:szCs w:val="24"/>
+          <w:highlight w:val="lightGray"/>
+          <w:lang w:eastAsia="pt-BR"/>
+        </w:rPr>
+        <w:t>RandomSearch</w:t>
+      </w:r>
+      <w:proofErr w:type="spellEnd"/>
+      <w:r>
+        <w:rPr>
+          <w:rFonts w:eastAsia="Times New Roman" w:cs="Times New Roman"/>
+          <w:szCs w:val="24"/>
+          <w:highlight w:val="lightGray"/>
+          <w:lang w:eastAsia="pt-BR"/>
+        </w:rPr>
+        <w:t>, etc.)</w:t>
       </w:r>
     </w:p>
     <w:p>
@@ -11285,7 +12781,27 @@
           <w:highlight w:val="lightGray"/>
           <w:lang w:eastAsia="pt-BR"/>
         </w:rPr>
-        <w:t>Python, bibliotecas, Google Colab, etc.</w:t>
+        <w:t xml:space="preserve">Python, bibliotecas, Google </w:t>
+      </w:r>
+      <w:proofErr w:type="spellStart"/>
+      <w:r>
+        <w:rPr>
+          <w:rFonts w:eastAsia="Times New Roman" w:cs="Times New Roman"/>
+          <w:szCs w:val="24"/>
+          <w:highlight w:val="lightGray"/>
+          <w:lang w:eastAsia="pt-BR"/>
+        </w:rPr>
+        <w:t>Colab</w:t>
+      </w:r>
+      <w:proofErr w:type="spellEnd"/>
+      <w:r>
+        <w:rPr>
+          <w:rFonts w:eastAsia="Times New Roman" w:cs="Times New Roman"/>
+          <w:szCs w:val="24"/>
+          <w:highlight w:val="lightGray"/>
+          <w:lang w:eastAsia="pt-BR"/>
+        </w:rPr>
+        <w:t>, etc.</w:t>
       </w:r>
     </w:p>
     <w:p>
@@ -11351,6 +12867,7 @@
         </w:rPr>
       </w:pPr>
       <w:bookmarkStart w:id="66" w:name="_Toc203572619"/>
+      <w:proofErr w:type="spellStart"/>
       <w:r>
         <w:rPr>
           <w:bCs/>
@@ -11358,6 +12875,7 @@
         <w:t>Pré-processamento</w:t>
       </w:r>
       <w:bookmarkEnd w:id="66"/>
+      <w:proofErr w:type="spellEnd"/>
     </w:p>
     <w:p>
       <w:pPr>
@@ -11644,7 +13162,67 @@
           <w:highlight w:val="lightGray"/>
           <w:lang w:eastAsia="pt-BR"/>
         </w:rPr>
-        <w:t>Comparações entre os modelos (ex: CART vs Random Forest)</w:t>
+        <w:t>Comparações entre os modelos (</w:t>
+      </w:r>
+      <w:proofErr w:type="spellStart"/>
+      <w:r>
+        <w:rPr>
+          <w:rFonts w:eastAsia="Times New Roman" w:cs="Times New Roman"/>
+          <w:szCs w:val="24"/>
+          <w:highlight w:val="lightGray"/>
+          <w:lang w:eastAsia="pt-BR"/>
+        </w:rPr>
+        <w:t>ex</w:t>
+      </w:r>
+      <w:proofErr w:type="spellEnd"/>
+      <w:r>
+        <w:rPr>
+          <w:rFonts w:eastAsia="Times New Roman" w:cs="Times New Roman"/>
+          <w:szCs w:val="24"/>
+          <w:highlight w:val="lightGray"/>
+          <w:lang w:eastAsia="pt-BR"/>
+        </w:rPr>
+        <w:t xml:space="preserve">: CART </w:t>
+      </w:r>
+      <w:proofErr w:type="spellStart"/>
+      <w:r>
+        <w:rPr>
+          <w:rFonts w:eastAsia="Times New Roman" w:cs="Times New Roman"/>
+          <w:szCs w:val="24"/>
+          <w:highlight w:val="lightGray"/>
+          <w:lang w:eastAsia="pt-BR"/>
+        </w:rPr>
+        <w:t>vs</w:t>
+      </w:r>
+      <w:proofErr w:type="spellEnd"/>
+      <w:r>
+        <w:rPr>
+          <w:rFonts w:eastAsia="Times New Roman" w:cs="Times New Roman"/>
+          <w:szCs w:val="24"/>
+          <w:highlight w:val="lightGray"/>
+          <w:lang w:eastAsia="pt-BR"/>
+        </w:rPr>
+        <w:t xml:space="preserve"> </w:t>
+      </w:r>
+      <w:proofErr w:type="spellStart"/>
+      <w:r>
+        <w:rPr>
+          <w:rFonts w:eastAsia="Times New Roman" w:cs="Times New Roman"/>
+          <w:szCs w:val="24"/>
+          <w:highlight w:val="lightGray"/>
+          <w:lang w:eastAsia="pt-BR"/>
+        </w:rPr>
+        <w:t>Random</w:t>
+      </w:r>
+      <w:proofErr w:type="spellEnd"/>
+      <w:r>
+        <w:rPr>
+          <w:rFonts w:eastAsia="Times New Roman" w:cs="Times New Roman"/>
+          <w:szCs w:val="24"/>
+          <w:highlight w:val="lightGray"/>
+          <w:lang w:eastAsia="pt-BR"/>
+        </w:rPr>
+        <w:t xml:space="preserve"> Forest)</w:t>
       </w:r>
     </w:p>
     <w:p>
@@ -11669,8 +13247,39 @@
           <w:highlight w:val="lightGray"/>
           <w:lang w:eastAsia="pt-BR"/>
         </w:rPr>
-        <w:t>Tabelas de feature importance</w:t>
-      </w:r>
+        <w:t xml:space="preserve">Tabelas de </w:t>
+      </w:r>
+      <w:proofErr w:type="spellStart"/>
+      <w:r>
+        <w:rPr>
+          <w:rFonts w:eastAsia="Times New Roman" w:cs="Times New Roman"/>
+          <w:szCs w:val="24"/>
+          <w:highlight w:val="lightGray"/>
+          <w:lang w:eastAsia="pt-BR"/>
+        </w:rPr>
+        <w:t>feature</w:t>
+      </w:r>
+      <w:proofErr w:type="spellEnd"/>
+      <w:r>
+        <w:rPr>
+          <w:rFonts w:eastAsia="Times New Roman" w:cs="Times New Roman"/>
+          <w:szCs w:val="24"/>
+          <w:highlight w:val="lightGray"/>
+          <w:lang w:eastAsia="pt-BR"/>
+        </w:rPr>
+        <w:t xml:space="preserve"> </w:t>
+      </w:r>
+      <w:proofErr w:type="spellStart"/>
+      <w:r>
+        <w:rPr>
+          <w:rFonts w:eastAsia="Times New Roman" w:cs="Times New Roman"/>
+          <w:szCs w:val="24"/>
+          <w:highlight w:val="lightGray"/>
+          <w:lang w:eastAsia="pt-BR"/>
+        </w:rPr>
+        <w:t>importance</w:t>
+      </w:r>
+      <w:proofErr w:type="spellEnd"/>
     </w:p>
     <w:p>
       <w:pPr>
@@ -11747,9 +13356,45 @@
           <w:noProof/>
           <w:highlight w:val="yellow"/>
         </w:rPr>
-        <w:t>Comparação dos Modelos Preditivos</w:t>
+        <w:t>Modelos Preditivos</w:t>
       </w:r>
       <w:bookmarkEnd w:id="73"/>
+    </w:p>
+    <w:p>
+      <w:pPr>
+        <w:pStyle w:val="Ttulo3"/>
+        <w:rPr>
+          <w:highlight w:val="yellow"/>
+        </w:rPr>
+      </w:pPr>
+      <w:r>
+        <w:rPr>
+          <w:highlight w:val="yellow"/>
+        </w:rPr>
+        <w:t>Random Forest</w:t>
+      </w:r>
+    </w:p>
+    <w:p>
+      <w:pPr>
+        <w:pStyle w:val="Ttulo3"/>
+        <w:rPr>
+          <w:highlight w:val="yellow"/>
+        </w:rPr>
+      </w:pPr>
+      <w:r>
+        <w:rPr>
+          <w:highlight w:val="yellow"/>
+        </w:rPr>
+        <w:t>Cart</w:t>
+      </w:r>
+    </w:p>
+    <w:p>
+      <w:pPr>
+        <w:rPr>
+          <w:highlight w:val="yellow"/>
+          <w:lang w:val="en-US"/>
+        </w:rPr>
+      </w:pPr>
     </w:p>
     <w:p>
       <w:pPr>
@@ -11757,6 +13402,7 @@
         <w:rPr>
           <w:noProof/>
           <w:highlight w:val="yellow"/>
+          <w:lang w:val="pt-BR"/>
         </w:rPr>
       </w:pPr>
       <w:bookmarkStart w:id="74" w:name="_Toc203572626"/>
@@ -11764,10 +13410,52 @@
         <w:rPr>
           <w:noProof/>
           <w:highlight w:val="yellow"/>
+          <w:lang w:val="pt-BR"/>
+        </w:rPr>
+        <w:t>Comparação</w:t>
+      </w:r>
+      <w:bookmarkEnd w:id="74"/>
+    </w:p>
+    <w:p>
+      <w:pPr>
+        <w:pStyle w:val="Ttulo3"/>
+        <w:rPr>
+          <w:highlight w:val="yellow"/>
+        </w:rPr>
+      </w:pPr>
+      <w:r>
+        <w:rPr>
+          <w:highlight w:val="yellow"/>
+        </w:rPr>
+        <w:t>Comparação dos modelos</w:t>
+      </w:r>
+    </w:p>
+    <w:p>
+      <w:pPr>
+        <w:pStyle w:val="Ttulo3"/>
+        <w:rPr>
+          <w:noProof/>
+          <w:highlight w:val="yellow"/>
+          <w:lang w:val="pt-BR"/>
+        </w:rPr>
+      </w:pPr>
+      <w:bookmarkStart w:id="75" w:name="_Toc203566827"/>
+      <w:r>
+        <w:rPr>
+          <w:noProof/>
+          <w:highlight w:val="yellow"/>
+          <w:lang w:val="pt-BR"/>
         </w:rPr>
         <w:t>Comparação de Tempo de Execução</w:t>
       </w:r>
-      <w:bookmarkEnd w:id="74"/>
+      <w:bookmarkEnd w:id="75"/>
+    </w:p>
+    <w:p>
+      <w:pPr>
+        <w:rPr>
+          <w:highlight w:val="yellow"/>
+        </w:rPr>
+      </w:pPr>
     </w:p>
     <w:bookmarkEnd w:id="72"/>
     <w:p>
@@ -11782,9 +13470,9 @@
           <w:highlight w:val="yellow"/>
         </w:rPr>
       </w:pPr>
-      <w:bookmarkStart w:id="75" w:name="_Toc203431589"/>
-      <w:bookmarkStart w:id="76" w:name="_Toc203572627"/>
-      <w:bookmarkStart w:id="77" w:name="_Hlk203572459"/>
+      <w:bookmarkStart w:id="76" w:name="_Toc203431589"/>
+      <w:bookmarkStart w:id="77" w:name="_Toc203572627"/>
+      <w:bookmarkStart w:id="78" w:name="_Hlk203572459"/>
       <w:r>
         <w:rPr>
           <w:highlight w:val="yellow"/>
@@ -11792,8 +13480,8 @@
         <w:lastRenderedPageBreak/>
         <w:t>DISCUSSÃO</w:t>
       </w:r>
-      <w:bookmarkEnd w:id="75"/>
       <w:bookmarkEnd w:id="76"/>
+      <w:bookmarkEnd w:id="77"/>
       <w:r>
         <w:rPr>
           <w:highlight w:val="yellow"/>
@@ -11928,7 +13616,47 @@
           <w:highlight w:val="lightGray"/>
           <w:lang w:eastAsia="pt-BR"/>
         </w:rPr>
-        <w:t>Interpretação das variáveis mais relevantes (feature importance)</w:t>
+        <w:t>Interpretação das variáveis mais relevantes (</w:t>
+      </w:r>
+      <w:proofErr w:type="spellStart"/>
+      <w:r>
+        <w:rPr>
+          <w:rFonts w:eastAsia="Times New Roman" w:cs="Times New Roman"/>
+          <w:szCs w:val="24"/>
+          <w:highlight w:val="lightGray"/>
+          <w:lang w:eastAsia="pt-BR"/>
+        </w:rPr>
+        <w:t>feature</w:t>
+      </w:r>
+      <w:proofErr w:type="spellEnd"/>
+      <w:r>
+        <w:rPr>
+          <w:rFonts w:eastAsia="Times New Roman" w:cs="Times New Roman"/>
+          <w:szCs w:val="24"/>
+          <w:highlight w:val="lightGray"/>
+          <w:lang w:eastAsia="pt-BR"/>
+        </w:rPr>
+        <w:t xml:space="preserve"> </w:t>
+      </w:r>
+      <w:proofErr w:type="spellStart"/>
+      <w:r>
+        <w:rPr>
+          <w:rFonts w:eastAsia="Times New Roman" w:cs="Times New Roman"/>
+          <w:szCs w:val="24"/>
+          <w:highlight w:val="lightGray"/>
+          <w:lang w:eastAsia="pt-BR"/>
+        </w:rPr>
+        <w:t>importance</w:t>
+      </w:r>
+      <w:proofErr w:type="spellEnd"/>
+      <w:r>
+        <w:rPr>
+          <w:rFonts w:eastAsia="Times New Roman" w:cs="Times New Roman"/>
+          <w:szCs w:val="24"/>
+          <w:highlight w:val="lightGray"/>
+          <w:lang w:eastAsia="pt-BR"/>
+        </w:rPr>
+        <w:t>)</w:t>
       </w:r>
     </w:p>
     <w:p>
@@ -11953,7 +13681,27 @@
           <w:highlight w:val="lightGray"/>
           <w:lang w:eastAsia="pt-BR"/>
         </w:rPr>
-        <w:t>Discussão sobre limitações (ex: qualidade dos dados, falta de variáveis clínicas detalhadas, etc.)</w:t>
+        <w:t>Discussão sobre limitações (</w:t>
+      </w:r>
+      <w:proofErr w:type="spellStart"/>
+      <w:r>
+        <w:rPr>
+          <w:rFonts w:eastAsia="Times New Roman" w:cs="Times New Roman"/>
+          <w:szCs w:val="24"/>
+          <w:highlight w:val="lightGray"/>
+          <w:lang w:eastAsia="pt-BR"/>
+        </w:rPr>
+        <w:t>ex</w:t>
+      </w:r>
+      <w:proofErr w:type="spellEnd"/>
+      <w:r>
+        <w:rPr>
+          <w:rFonts w:eastAsia="Times New Roman" w:cs="Times New Roman"/>
+          <w:szCs w:val="24"/>
+          <w:highlight w:val="lightGray"/>
+          <w:lang w:eastAsia="pt-BR"/>
+        </w:rPr>
+        <w:t>: qualidade dos dados, falta de variáveis clínicas detalhadas, etc.)</w:t>
       </w:r>
     </w:p>
     <w:p>
@@ -11981,7 +13729,7 @@
         <w:t>Potenciais melhorias e sugestões para trabalhos futuros</w:t>
       </w:r>
     </w:p>
-    <w:bookmarkEnd w:id="77"/>
+    <w:bookmarkEnd w:id="78"/>
     <w:p>
       <w:pPr>
         <w:ind w:firstLine="709"/>
@@ -12004,9 +13752,9 @@
           <w:highlight w:val="yellow"/>
         </w:rPr>
       </w:pPr>
-      <w:bookmarkStart w:id="78" w:name="_Toc203431590"/>
-      <w:bookmarkStart w:id="79" w:name="_Toc203572628"/>
-      <w:bookmarkStart w:id="80" w:name="_Hlk203572470"/>
+      <w:bookmarkStart w:id="79" w:name="_Toc203431590"/>
+      <w:bookmarkStart w:id="80" w:name="_Toc203572628"/>
+      <w:bookmarkStart w:id="81" w:name="_Hlk203572470"/>
       <w:r>
         <w:rPr>
           <w:highlight w:val="yellow"/>
@@ -12014,8 +13762,8 @@
         <w:lastRenderedPageBreak/>
         <w:t>CONCLUSÃO</w:t>
       </w:r>
-      <w:bookmarkEnd w:id="78"/>
       <w:bookmarkEnd w:id="79"/>
+      <w:bookmarkEnd w:id="80"/>
     </w:p>
     <w:p>
       <w:pPr>
@@ -12156,7 +13904,67 @@
           <w:highlight w:val="lightGray"/>
           <w:lang w:eastAsia="pt-BR"/>
         </w:rPr>
-        <w:t>Sugestões de continuidade (ex: aplicar SHAP, testar deep learning, expandir base de dados)</w:t>
+        <w:t>Sugestões de continuidade (</w:t>
+      </w:r>
+      <w:proofErr w:type="spellStart"/>
+      <w:r>
+        <w:rPr>
+          <w:rFonts w:eastAsia="Times New Roman" w:cs="Times New Roman"/>
+          <w:szCs w:val="24"/>
+          <w:highlight w:val="lightGray"/>
+          <w:lang w:eastAsia="pt-BR"/>
+        </w:rPr>
+        <w:t>ex</w:t>
+      </w:r>
+      <w:proofErr w:type="spellEnd"/>
+      <w:r>
+        <w:rPr>
+          <w:rFonts w:eastAsia="Times New Roman" w:cs="Times New Roman"/>
+          <w:szCs w:val="24"/>
+          <w:highlight w:val="lightGray"/>
+          <w:lang w:eastAsia="pt-BR"/>
+        </w:rPr>
+        <w:t xml:space="preserve">: aplicar SHAP, testar </w:t>
+      </w:r>
+      <w:proofErr w:type="spellStart"/>
+      <w:r>
+        <w:rPr>
+          <w:rFonts w:eastAsia="Times New Roman" w:cs="Times New Roman"/>
+          <w:szCs w:val="24"/>
+          <w:highlight w:val="lightGray"/>
+          <w:lang w:eastAsia="pt-BR"/>
+        </w:rPr>
+        <w:t>deep</w:t>
+      </w:r>
+      <w:proofErr w:type="spellEnd"/>
+      <w:r>
+        <w:rPr>
+          <w:rFonts w:eastAsia="Times New Roman" w:cs="Times New Roman"/>
+          <w:szCs w:val="24"/>
+          <w:highlight w:val="lightGray"/>
+          <w:lang w:eastAsia="pt-BR"/>
+        </w:rPr>
+        <w:t xml:space="preserve"> </w:t>
+      </w:r>
+      <w:proofErr w:type="spellStart"/>
+      <w:r>
+        <w:rPr>
+          <w:rFonts w:eastAsia="Times New Roman" w:cs="Times New Roman"/>
+          <w:szCs w:val="24"/>
+          <w:highlight w:val="lightGray"/>
+          <w:lang w:eastAsia="pt-BR"/>
+        </w:rPr>
+        <w:t>learning</w:t>
+      </w:r>
+      <w:proofErr w:type="spellEnd"/>
+      <w:r>
+        <w:rPr>
+          <w:rFonts w:eastAsia="Times New Roman" w:cs="Times New Roman"/>
+          <w:szCs w:val="24"/>
+          <w:highlight w:val="lightGray"/>
+          <w:lang w:eastAsia="pt-BR"/>
+        </w:rPr>
+        <w:t>, expandir base de dados)</w:t>
       </w:r>
     </w:p>
     <w:p/>
@@ -12178,16 +13986,24 @@
           <w:highlight w:val="yellow"/>
         </w:rPr>
       </w:pPr>
-      <w:bookmarkStart w:id="81" w:name="_Toc203572629"/>
+      <w:bookmarkStart w:id="82" w:name="_Toc203572629"/>
       <w:r>
         <w:rPr>
           <w:highlight w:val="yellow"/>
         </w:rPr>
-        <w:t>Trabalhos Futuros</w:t>
-      </w:r>
-      <w:bookmarkEnd w:id="81"/>
-    </w:p>
-    <w:bookmarkEnd w:id="80"/>
+        <w:t xml:space="preserve">Trabalhos </w:t>
+      </w:r>
+      <w:proofErr w:type="spellStart"/>
+      <w:r>
+        <w:rPr>
+          <w:highlight w:val="yellow"/>
+        </w:rPr>
+        <w:t>Futuros</w:t>
+      </w:r>
+      <w:bookmarkEnd w:id="82"/>
+      <w:proofErr w:type="spellEnd"/>
+    </w:p>
+    <w:bookmarkEnd w:id="81"/>
     <w:p>
       <w:pPr>
         <w:pStyle w:val="CorpodoTexto"/>
@@ -12219,9 +14035,9 @@
           <w:b/>
         </w:rPr>
       </w:pPr>
-      <w:bookmarkStart w:id="82" w:name="_Toc501452038"/>
-      <w:bookmarkStart w:id="83" w:name="_Toc506198222"/>
-      <w:bookmarkStart w:id="84" w:name="_Toc506198418"/>
+      <w:bookmarkStart w:id="83" w:name="_Toc501452038"/>
+      <w:bookmarkStart w:id="84" w:name="_Toc506198222"/>
+      <w:bookmarkStart w:id="85" w:name="_Toc506198418"/>
       <w:r>
         <w:br w:type="page"/>
       </w:r>
@@ -12230,18 +14046,18 @@
       <w:pPr>
         <w:pStyle w:val="Ttulo1"/>
       </w:pPr>
-      <w:bookmarkStart w:id="85" w:name="_Toc203572630"/>
-      <w:bookmarkStart w:id="86" w:name="_Hlk203572480"/>
+      <w:bookmarkStart w:id="86" w:name="_Toc203572630"/>
+      <w:bookmarkStart w:id="87" w:name="_Hlk203572480"/>
       <w:r>
         <w:lastRenderedPageBreak/>
         <w:t>REFERÊNCIAS BIBLIOGRÁFICAS</w:t>
       </w:r>
-      <w:bookmarkEnd w:id="82"/>
       <w:bookmarkEnd w:id="83"/>
       <w:bookmarkEnd w:id="84"/>
       <w:bookmarkEnd w:id="85"/>
-    </w:p>
-    <w:bookmarkEnd w:id="86"/>
+      <w:bookmarkEnd w:id="86"/>
+    </w:p>
+    <w:bookmarkEnd w:id="87"/>
     <w:p/>
     <w:p>
       <w:pPr>
@@ -12272,7 +14088,23 @@
           <w:rFonts w:cs="Times New Roman"/>
           <w:szCs w:val="24"/>
         </w:rPr>
-        <w:t>. Rev. Salusvita (Online), p. 627-649, 2020.</w:t>
+        <w:t xml:space="preserve">. Rev. </w:t>
+      </w:r>
+      <w:proofErr w:type="spellStart"/>
+      <w:r>
+        <w:rPr>
+          <w:rFonts w:cs="Times New Roman"/>
+          <w:szCs w:val="24"/>
+        </w:rPr>
+        <w:t>Salusvita</w:t>
+      </w:r>
+      <w:proofErr w:type="spellEnd"/>
+      <w:r>
+        <w:rPr>
+          <w:rFonts w:cs="Times New Roman"/>
+          <w:szCs w:val="24"/>
+        </w:rPr>
+        <w:t xml:space="preserve"> (Online), p. 627-649, 2020.</w:t>
       </w:r>
     </w:p>
     <w:p>
@@ -12470,40 +14302,9 @@
           <w:bCs/>
           <w:szCs w:val="24"/>
         </w:rPr>
-        <w:t>Modelo de Machine Learning para Predição de Problemas Respiratórios</w:t>
-      </w:r>
-      <w:r>
-        <w:rPr>
-          <w:rFonts w:cs="Times New Roman"/>
-          <w:szCs w:val="24"/>
-        </w:rPr>
-        <w:t>. Facens Centro Universitário, Sorocaba, 2024.</w:t>
-      </w:r>
-    </w:p>
-    <w:p>
-      <w:pPr>
-        <w:spacing w:after="200" w:line="276" w:lineRule="auto"/>
-        <w:rPr>
-          <w:rFonts w:cs="Times New Roman"/>
-          <w:szCs w:val="24"/>
-        </w:rPr>
-      </w:pPr>
-    </w:p>
-    <w:p>
-      <w:pPr>
-        <w:spacing w:after="200" w:line="276" w:lineRule="auto"/>
-        <w:rPr>
-          <w:rFonts w:cs="Times New Roman"/>
-          <w:szCs w:val="24"/>
-        </w:rPr>
-      </w:pPr>
-      <w:r>
-        <w:rPr>
-          <w:rFonts w:cs="Times New Roman"/>
-          <w:szCs w:val="24"/>
-        </w:rPr>
-        <w:t xml:space="preserve">BRASIL. Ministério da Saúde. </w:t>
-      </w:r>
+        <w:t xml:space="preserve">Modelo de </w:t>
+      </w:r>
+      <w:proofErr w:type="spellStart"/>
       <w:r>
         <w:rPr>
           <w:rFonts w:cs="Times New Roman"/>
@@ -12511,41 +14312,9 @@
           <w:bCs/>
           <w:szCs w:val="24"/>
         </w:rPr>
-        <w:t>COVID-19</w:t>
-      </w:r>
-      <w:r>
-        <w:rPr>
-          <w:rFonts w:cs="Times New Roman"/>
-          <w:szCs w:val="24"/>
-        </w:rPr>
-        <w:t>. Disponível em: https://www.gov.br/saude/pt-br/assuntos/saude-de-a-a-z/c/covid-19. Acesso em: 20 jan. 2025.</w:t>
-      </w:r>
-    </w:p>
-    <w:p>
-      <w:pPr>
-        <w:spacing w:after="200" w:line="276" w:lineRule="auto"/>
-        <w:rPr>
-          <w:rFonts w:cs="Times New Roman"/>
-          <w:szCs w:val="24"/>
-        </w:rPr>
-      </w:pPr>
-    </w:p>
-    <w:p>
-      <w:pPr>
-        <w:spacing w:after="200" w:line="276" w:lineRule="auto"/>
-        <w:rPr>
-          <w:rFonts w:cs="Times New Roman"/>
-          <w:szCs w:val="24"/>
-          <w:lang w:val="en-US"/>
-        </w:rPr>
-      </w:pPr>
-      <w:r>
-        <w:rPr>
-          <w:rFonts w:cs="Times New Roman"/>
-          <w:szCs w:val="24"/>
-        </w:rPr>
-        <w:t>BRASIL. Ministério da Saúde.</w:t>
-      </w:r>
+        <w:t>Machine</w:t>
+      </w:r>
+      <w:proofErr w:type="spellEnd"/>
       <w:r>
         <w:rPr>
           <w:rFonts w:cs="Times New Roman"/>
@@ -12553,22 +14322,30 @@
           <w:bCs/>
           <w:szCs w:val="24"/>
         </w:rPr>
-        <w:t xml:space="preserve"> Gripe (Influenza)</w:t>
+        <w:t xml:space="preserve"> Learning para Predição de Problemas Respiratórios</w:t>
       </w:r>
       <w:r>
         <w:rPr>
           <w:rFonts w:cs="Times New Roman"/>
           <w:szCs w:val="24"/>
         </w:rPr>
-        <w:t xml:space="preserve">. Disponível em: https://www.gov.br/saude/pt-br/assuntos/saude-de-a-a-z/g/gripe-influenza. </w:t>
-      </w:r>
+        <w:t xml:space="preserve">. </w:t>
+      </w:r>
+      <w:proofErr w:type="spellStart"/>
       <w:r>
         <w:rPr>
           <w:rFonts w:cs="Times New Roman"/>
           <w:szCs w:val="24"/>
-          <w:lang w:val="en-US"/>
-        </w:rPr>
-        <w:t>Acesso em: 20 fev. 2025.</w:t>
+        </w:rPr>
+        <w:t>Facens</w:t>
+      </w:r>
+      <w:proofErr w:type="spellEnd"/>
+      <w:r>
+        <w:rPr>
+          <w:rFonts w:cs="Times New Roman"/>
+          <w:szCs w:val="24"/>
+        </w:rPr>
+        <w:t xml:space="preserve"> Centro Universitário, Sorocaba, 2024.</w:t>
       </w:r>
     </w:p>
     <w:p>
@@ -12577,7 +14354,6 @@
         <w:rPr>
           <w:rFonts w:cs="Times New Roman"/>
           <w:szCs w:val="24"/>
-          <w:lang w:val="en-US"/>
         </w:rPr>
       </w:pPr>
     </w:p>
@@ -12593,9 +14369,8 @@
         <w:rPr>
           <w:rFonts w:cs="Times New Roman"/>
           <w:szCs w:val="24"/>
-          <w:lang w:val="en-US"/>
-        </w:rPr>
-        <w:t>FAYYAD, U.; PIATETSKY-SHAPIRO, G.; SMYTH, P.</w:t>
+        </w:rPr>
+        <w:t xml:space="preserve">BRASIL. Ministério da Saúde. </w:t>
       </w:r>
       <w:r>
         <w:rPr>
@@ -12603,41 +14378,41 @@
           <w:b/>
           <w:bCs/>
           <w:szCs w:val="24"/>
+        </w:rPr>
+        <w:t>COVID-19</w:t>
+      </w:r>
+      <w:r>
+        <w:rPr>
+          <w:rFonts w:cs="Times New Roman"/>
+          <w:szCs w:val="24"/>
+        </w:rPr>
+        <w:t>. Disponível em: https://www.gov.br/saude/pt-br/assuntos/saude-de-a-a-z/c/covid-19. Acesso em: 20 jan. 2025.</w:t>
+      </w:r>
+    </w:p>
+    <w:p>
+      <w:pPr>
+        <w:spacing w:after="200" w:line="276" w:lineRule="auto"/>
+        <w:rPr>
+          <w:rFonts w:cs="Times New Roman"/>
+          <w:szCs w:val="24"/>
+        </w:rPr>
+      </w:pPr>
+    </w:p>
+    <w:p>
+      <w:pPr>
+        <w:spacing w:after="200" w:line="276" w:lineRule="auto"/>
+        <w:rPr>
+          <w:rFonts w:cs="Times New Roman"/>
+          <w:szCs w:val="24"/>
           <w:lang w:val="en-US"/>
         </w:rPr>
-        <w:t xml:space="preserve"> From data mining to knowledge discovery in databases</w:t>
-      </w:r>
+      </w:pPr>
       <w:r>
         <w:rPr>
           <w:rFonts w:cs="Times New Roman"/>
           <w:szCs w:val="24"/>
-          <w:lang w:val="en-US"/>
-        </w:rPr>
-        <w:t xml:space="preserve">. </w:t>
-      </w:r>
-      <w:r>
-        <w:rPr>
-          <w:rFonts w:cs="Times New Roman"/>
-          <w:szCs w:val="24"/>
-        </w:rPr>
-        <w:t>AI Magazine, v. 17, n. 3, p. 37-54, 1996.</w:t>
-      </w:r>
-    </w:p>
-    <w:p>
-      <w:pPr>
-        <w:spacing w:after="200" w:line="276" w:lineRule="auto"/>
-        <w:rPr>
-          <w:rFonts w:cs="Times New Roman"/>
-          <w:szCs w:val="24"/>
-        </w:rPr>
-      </w:pPr>
-      <w:r>
-        <w:rPr>
-          <w:rFonts w:cs="Times New Roman"/>
-          <w:szCs w:val="24"/>
-        </w:rPr>
-        <w:lastRenderedPageBreak/>
-        <w:t xml:space="preserve">FIOCRUZ – Fundação Oswaldo Cruz. </w:t>
+        </w:rPr>
+        <w:t>BRASIL. Ministério da Saúde.</w:t>
       </w:r>
       <w:r>
         <w:rPr>
@@ -12646,14 +14421,68 @@
           <w:bCs/>
           <w:szCs w:val="24"/>
         </w:rPr>
-        <w:t>Casos de síndrome respiratória continuam crescendo em todo o país</w:t>
+        <w:t xml:space="preserve"> Gripe (Influenza)</w:t>
       </w:r>
       <w:r>
         <w:rPr>
           <w:rFonts w:cs="Times New Roman"/>
           <w:szCs w:val="24"/>
         </w:rPr>
-        <w:t>. Agência Brasil, 2024. Disponível em: https://agenciabrasil.ebc.com.br/saude/noticia/2024-03/casos-de-sindrome-respiratoria-continuam-crescendo-em-todo-o-pais. Acesso em: 16 jan. 2025.</w:t>
+        <w:t xml:space="preserve">. Disponível em: https://www.gov.br/saude/pt-br/assuntos/saude-de-a-a-z/g/gripe-influenza. </w:t>
+      </w:r>
+      <w:proofErr w:type="spellStart"/>
+      <w:r>
+        <w:rPr>
+          <w:rFonts w:cs="Times New Roman"/>
+          <w:szCs w:val="24"/>
+          <w:lang w:val="en-US"/>
+        </w:rPr>
+        <w:t>Acesso</w:t>
+      </w:r>
+      <w:proofErr w:type="spellEnd"/>
+      <w:r>
+        <w:rPr>
+          <w:rFonts w:cs="Times New Roman"/>
+          <w:szCs w:val="24"/>
+          <w:lang w:val="en-US"/>
+        </w:rPr>
+        <w:t xml:space="preserve"> </w:t>
+      </w:r>
+      <w:proofErr w:type="spellStart"/>
+      <w:r>
+        <w:rPr>
+          <w:rFonts w:cs="Times New Roman"/>
+          <w:szCs w:val="24"/>
+          <w:lang w:val="en-US"/>
+        </w:rPr>
+        <w:t>em</w:t>
+      </w:r>
+      <w:proofErr w:type="spellEnd"/>
+      <w:r>
+        <w:rPr>
+          <w:rFonts w:cs="Times New Roman"/>
+          <w:szCs w:val="24"/>
+          <w:lang w:val="en-US"/>
+        </w:rPr>
+        <w:t xml:space="preserve">: 20 </w:t>
+      </w:r>
+      <w:proofErr w:type="spellStart"/>
+      <w:r>
+        <w:rPr>
+          <w:rFonts w:cs="Times New Roman"/>
+          <w:szCs w:val="24"/>
+          <w:lang w:val="en-US"/>
+        </w:rPr>
+        <w:t>fev</w:t>
+      </w:r>
+      <w:proofErr w:type="spellEnd"/>
+      <w:r>
+        <w:rPr>
+          <w:rFonts w:cs="Times New Roman"/>
+          <w:szCs w:val="24"/>
+          <w:lang w:val="en-US"/>
+        </w:rPr>
+        <w:t>. 2025.</w:t>
       </w:r>
     </w:p>
     <w:p>
@@ -12662,6 +14491,7 @@
         <w:rPr>
           <w:rFonts w:cs="Times New Roman"/>
           <w:szCs w:val="24"/>
+          <w:lang w:val="en-US"/>
         </w:rPr>
       </w:pPr>
     </w:p>
@@ -12677,8 +14507,9 @@
         <w:rPr>
           <w:rFonts w:cs="Times New Roman"/>
           <w:szCs w:val="24"/>
-        </w:rPr>
-        <w:t xml:space="preserve">IBM. </w:t>
+          <w:lang w:val="en-US"/>
+        </w:rPr>
+        <w:t>FAYYAD, U.; PIATETSKY-SHAPIRO, G.; SMYTH, P.</w:t>
       </w:r>
       <w:r>
         <w:rPr>
@@ -12686,15 +14517,24 @@
           <w:b/>
           <w:bCs/>
           <w:szCs w:val="24"/>
-        </w:rPr>
-        <w:t>Algoritmo Apriori</w:t>
+          <w:lang w:val="en-US"/>
+        </w:rPr>
+        <w:t xml:space="preserve"> From data mining to knowledge discovery in databases</w:t>
       </w:r>
       <w:r>
         <w:rPr>
           <w:rFonts w:cs="Times New Roman"/>
           <w:szCs w:val="24"/>
-        </w:rPr>
-        <w:t>. Disponível em: https://www.ibm.com/br-pt/think/topics/apriori-algorithm. Acesso em: 08 mar. 2025.</w:t>
+          <w:lang w:val="en-US"/>
+        </w:rPr>
+        <w:t xml:space="preserve">. </w:t>
+      </w:r>
+      <w:r>
+        <w:rPr>
+          <w:rFonts w:cs="Times New Roman"/>
+          <w:szCs w:val="24"/>
+        </w:rPr>
+        <w:t>AI Magazine, v. 17, n. 3, p. 37-54, 1996.</w:t>
       </w:r>
     </w:p>
     <w:p>
@@ -12705,21 +14545,13 @@
           <w:szCs w:val="24"/>
         </w:rPr>
       </w:pPr>
-    </w:p>
-    <w:p>
-      <w:pPr>
-        <w:spacing w:after="200" w:line="276" w:lineRule="auto"/>
+      <w:r>
         <w:rPr>
           <w:rFonts w:cs="Times New Roman"/>
           <w:szCs w:val="24"/>
         </w:rPr>
-      </w:pPr>
-      <w:r>
-        <w:rPr>
-          <w:rFonts w:cs="Times New Roman"/>
-          <w:szCs w:val="24"/>
-        </w:rPr>
-        <w:t xml:space="preserve">IBM. </w:t>
+        <w:lastRenderedPageBreak/>
+        <w:t xml:space="preserve">FIOCRUZ – Fundação Oswaldo Cruz. </w:t>
       </w:r>
       <w:r>
         <w:rPr>
@@ -12728,14 +14560,14 @@
           <w:bCs/>
           <w:szCs w:val="24"/>
         </w:rPr>
-        <w:t>K-means clustering</w:t>
+        <w:t>Casos de síndrome respiratória continuam crescendo em todo o país</w:t>
       </w:r>
       <w:r>
         <w:rPr>
           <w:rFonts w:cs="Times New Roman"/>
           <w:szCs w:val="24"/>
         </w:rPr>
-        <w:t>. Disponível em: https://www.ibm.com/br-pt/topics/k-means-clustering. Acesso em: 08 mar. 2025.</w:t>
+        <w:t>. Agência Brasil, 2024. Disponível em: https://agenciabrasil.ebc.com.br/saude/noticia/2024-03/casos-de-sindrome-respiratoria-continuam-crescendo-em-todo-o-pais. Acesso em: 16 jan. 2025.</w:t>
       </w:r>
     </w:p>
     <w:p>
@@ -12769,14 +14601,14 @@
           <w:bCs/>
           <w:szCs w:val="24"/>
         </w:rPr>
-        <w:t>Redes neurais convolucionais</w:t>
+        <w:t>Algoritmo Apriori</w:t>
       </w:r>
       <w:r>
         <w:rPr>
           <w:rFonts w:cs="Times New Roman"/>
           <w:szCs w:val="24"/>
         </w:rPr>
-        <w:t>. Disponível em: https://www.ibm.com/br-pt/think/topics/convolutional-neural-networks. Acesso em: 08 mar. 2025.</w:t>
+        <w:t>. Disponível em: https://www.ibm.com/br-pt/think/topics/apriori-algorithm. Acesso em: 08 mar. 2025.</w:t>
       </w:r>
     </w:p>
     <w:p>
@@ -12810,40 +14642,10 @@
           <w:bCs/>
           <w:szCs w:val="24"/>
         </w:rPr>
-        <w:t>Redes neurais recorrentes</w:t>
-      </w:r>
-      <w:r>
-        <w:rPr>
-          <w:rFonts w:cs="Times New Roman"/>
-          <w:szCs w:val="24"/>
-        </w:rPr>
-        <w:t>. Disponível em: https://www.ibm.com/br-pt/think/topics/recurrent-neural-networks. Acesso em: 08 mar. 2025.</w:t>
-      </w:r>
-    </w:p>
-    <w:p>
-      <w:pPr>
-        <w:spacing w:after="200" w:line="276" w:lineRule="auto"/>
-        <w:rPr>
-          <w:rFonts w:cs="Times New Roman"/>
-          <w:szCs w:val="24"/>
-        </w:rPr>
-      </w:pPr>
-    </w:p>
-    <w:p>
-      <w:pPr>
-        <w:spacing w:after="200" w:line="276" w:lineRule="auto"/>
-        <w:rPr>
-          <w:rFonts w:cs="Times New Roman"/>
-          <w:szCs w:val="24"/>
-        </w:rPr>
-      </w:pPr>
-      <w:r>
-        <w:rPr>
-          <w:rFonts w:cs="Times New Roman"/>
-          <w:szCs w:val="24"/>
-        </w:rPr>
-        <w:t xml:space="preserve">IBM. </w:t>
-      </w:r>
+        <w:t>K-</w:t>
+      </w:r>
+      <w:proofErr w:type="spellStart"/>
+      <w:proofErr w:type="gramStart"/>
       <w:r>
         <w:rPr>
           <w:rFonts w:cs="Times New Roman"/>
@@ -12851,40 +14653,10 @@
           <w:bCs/>
           <w:szCs w:val="24"/>
         </w:rPr>
-        <w:t>Regressão linear</w:t>
-      </w:r>
-      <w:r>
-        <w:rPr>
-          <w:rFonts w:cs="Times New Roman"/>
-          <w:szCs w:val="24"/>
-        </w:rPr>
-        <w:t>. Disponível em: https://www.ibm.com/br-pt/topics/linear-regression. Acesso em: 08 mar. 2025.</w:t>
-      </w:r>
-    </w:p>
-    <w:p>
-      <w:pPr>
-        <w:spacing w:after="200" w:line="276" w:lineRule="auto"/>
-        <w:rPr>
-          <w:rFonts w:cs="Times New Roman"/>
-          <w:szCs w:val="24"/>
-        </w:rPr>
-      </w:pPr>
-    </w:p>
-    <w:p>
-      <w:pPr>
-        <w:spacing w:after="200" w:line="276" w:lineRule="auto"/>
-        <w:rPr>
-          <w:rFonts w:cs="Times New Roman"/>
-          <w:szCs w:val="24"/>
-        </w:rPr>
-      </w:pPr>
-      <w:r>
-        <w:rPr>
-          <w:rFonts w:cs="Times New Roman"/>
-          <w:szCs w:val="24"/>
-        </w:rPr>
-        <w:t xml:space="preserve">INSTITUTO FEDERAL DE SANTA CATARINA (IFSC). </w:t>
-      </w:r>
+        <w:t>means</w:t>
+      </w:r>
+      <w:proofErr w:type="spellEnd"/>
+      <w:proofErr w:type="gramEnd"/>
       <w:r>
         <w:rPr>
           <w:rFonts w:cs="Times New Roman"/>
@@ -12892,41 +14664,9 @@
           <w:bCs/>
           <w:szCs w:val="24"/>
         </w:rPr>
-        <w:t>Como funciona uma Unidade de Terapia Intensiva</w:t>
-      </w:r>
-      <w:r>
-        <w:rPr>
-          <w:rFonts w:cs="Times New Roman"/>
-          <w:szCs w:val="24"/>
-        </w:rPr>
-        <w:t>. Disponível em: https://www.ifsc.edu.br/post-ifsc-verifica/-/asset_publisher/uII70Nv266Xk/content/id/1983737/como-funciona-uma-unidade-de-terapia-intensiva. Acesso em: 20 fev. 2025.</w:t>
-      </w:r>
-    </w:p>
-    <w:p>
-      <w:pPr>
-        <w:spacing w:after="200" w:line="276" w:lineRule="auto"/>
-        <w:rPr>
-          <w:rFonts w:cs="Times New Roman"/>
-          <w:szCs w:val="24"/>
-        </w:rPr>
-      </w:pPr>
-    </w:p>
-    <w:p>
-      <w:pPr>
-        <w:spacing w:after="200" w:line="276" w:lineRule="auto"/>
-        <w:rPr>
-          <w:rFonts w:cs="Times New Roman"/>
-          <w:szCs w:val="24"/>
-        </w:rPr>
-      </w:pPr>
-      <w:r>
-        <w:rPr>
-          <w:rFonts w:cs="Times New Roman"/>
-          <w:szCs w:val="24"/>
-        </w:rPr>
-        <w:t xml:space="preserve">JÚNIOR, Uálaci dos Anjos. </w:t>
-      </w:r>
-      <w:commentRangeStart w:id="87"/>
+        <w:t xml:space="preserve"> </w:t>
+      </w:r>
+      <w:proofErr w:type="spellStart"/>
       <w:r>
         <w:rPr>
           <w:rFonts w:cs="Times New Roman"/>
@@ -12934,14 +14674,40 @@
           <w:bCs/>
           <w:szCs w:val="24"/>
         </w:rPr>
-        <w:t>Mineração</w:t>
-      </w:r>
-      <w:commentRangeEnd w:id="87"/>
-      <w:r>
-        <w:rPr>
-          <w:rStyle w:val="Refdecomentrio"/>
-        </w:rPr>
-        <w:commentReference w:id="87"/>
+        <w:t>clustering</w:t>
+      </w:r>
+      <w:proofErr w:type="spellEnd"/>
+      <w:r>
+        <w:rPr>
+          <w:rFonts w:cs="Times New Roman"/>
+          <w:szCs w:val="24"/>
+        </w:rPr>
+        <w:t>. Disponível em: https://www.ibm.com/br-pt/topics/k-means-clustering. Acesso em: 08 mar. 2025.</w:t>
+      </w:r>
+    </w:p>
+    <w:p>
+      <w:pPr>
+        <w:spacing w:after="200" w:line="276" w:lineRule="auto"/>
+        <w:rPr>
+          <w:rFonts w:cs="Times New Roman"/>
+          <w:szCs w:val="24"/>
+        </w:rPr>
+      </w:pPr>
+    </w:p>
+    <w:p>
+      <w:pPr>
+        <w:spacing w:after="200" w:line="276" w:lineRule="auto"/>
+        <w:rPr>
+          <w:rFonts w:cs="Times New Roman"/>
+          <w:szCs w:val="24"/>
+        </w:rPr>
+      </w:pPr>
+      <w:r>
+        <w:rPr>
+          <w:rFonts w:cs="Times New Roman"/>
+          <w:szCs w:val="24"/>
+        </w:rPr>
+        <w:t xml:space="preserve">IBM. </w:t>
       </w:r>
       <w:r>
         <w:rPr>
@@ -12950,40 +14716,9 @@
           <w:bCs/>
           <w:szCs w:val="24"/>
         </w:rPr>
-        <w:t xml:space="preserve"> de dados na base de dados de SRAG</w:t>
-      </w:r>
-      <w:r>
-        <w:rPr>
-          <w:rFonts w:cs="Times New Roman"/>
-          <w:szCs w:val="24"/>
-        </w:rPr>
-        <w:t>. 2024. Trabalho de Conclusão de Curso (Bacharelado em Engenharia da Computação) – Universidade Federal do Espírito Santo, São Mateus, 2024.</w:t>
-      </w:r>
-    </w:p>
-    <w:p>
-      <w:pPr>
-        <w:spacing w:after="200" w:line="276" w:lineRule="auto"/>
-        <w:rPr>
-          <w:rFonts w:cs="Times New Roman"/>
-          <w:szCs w:val="24"/>
-        </w:rPr>
-      </w:pPr>
-    </w:p>
-    <w:p>
-      <w:pPr>
-        <w:spacing w:after="200" w:line="276" w:lineRule="auto"/>
-        <w:rPr>
-          <w:rFonts w:cs="Times New Roman"/>
-          <w:szCs w:val="24"/>
-        </w:rPr>
-      </w:pPr>
-      <w:r>
-        <w:rPr>
-          <w:rFonts w:cs="Times New Roman"/>
-          <w:szCs w:val="24"/>
-        </w:rPr>
-        <w:t xml:space="preserve">MARQUES, Iasmin. </w:t>
-      </w:r>
+        <w:t xml:space="preserve">Redes neurais </w:t>
+      </w:r>
+      <w:proofErr w:type="spellStart"/>
       <w:r>
         <w:rPr>
           <w:rFonts w:cs="Times New Roman"/>
@@ -12991,14 +14726,15 @@
           <w:bCs/>
           <w:szCs w:val="24"/>
         </w:rPr>
-        <w:t>Análise de Dados - Preditiva</w:t>
-      </w:r>
+        <w:t>convolucionais</w:t>
+      </w:r>
+      <w:proofErr w:type="spellEnd"/>
       <w:r>
         <w:rPr>
           <w:rFonts w:cs="Times New Roman"/>
           <w:szCs w:val="24"/>
         </w:rPr>
-        <w:t>. Disponível em: https://colab.research.google.com/drive/1tg1hKxFYfgRVxRXTjPllKwhKSm_goi8P. Acesso em: 08 mar. 2025.</w:t>
+        <w:t>. Disponível em: https://www.ibm.com/br-pt/think/topics/convolutional-neural-networks. Acesso em: 08 mar. 2025.</w:t>
       </w:r>
     </w:p>
     <w:p>
@@ -13009,13 +14745,21 @@
           <w:szCs w:val="24"/>
         </w:rPr>
       </w:pPr>
-      <w:r>
+    </w:p>
+    <w:p>
+      <w:pPr>
+        <w:spacing w:after="200" w:line="276" w:lineRule="auto"/>
         <w:rPr>
           <w:rFonts w:cs="Times New Roman"/>
           <w:szCs w:val="24"/>
         </w:rPr>
-        <w:lastRenderedPageBreak/>
-        <w:t xml:space="preserve">MINISTÉRIO DA SAÚDE (Brasil). </w:t>
+      </w:pPr>
+      <w:r>
+        <w:rPr>
+          <w:rFonts w:cs="Times New Roman"/>
+          <w:szCs w:val="24"/>
+        </w:rPr>
+        <w:t xml:space="preserve">IBM. </w:t>
       </w:r>
       <w:r>
         <w:rPr>
@@ -13024,14 +14768,14 @@
           <w:bCs/>
           <w:szCs w:val="24"/>
         </w:rPr>
-        <w:t>OpenDataSUS – Sobre</w:t>
+        <w:t>Redes neurais recorrentes</w:t>
       </w:r>
       <w:r>
         <w:rPr>
           <w:rFonts w:cs="Times New Roman"/>
           <w:szCs w:val="24"/>
         </w:rPr>
-        <w:t>. Disponível em: https://opendatasus.saude.gov.br/about. Acesso em: 04 mar. 2025.</w:t>
+        <w:t>. Disponível em: https://www.ibm.com/br-pt/think/topics/recurrent-neural-networks. Acesso em: 08 mar. 2025.</w:t>
       </w:r>
     </w:p>
     <w:p>
@@ -13056,7 +14800,7 @@
           <w:rFonts w:cs="Times New Roman"/>
           <w:szCs w:val="24"/>
         </w:rPr>
-        <w:t xml:space="preserve">MINISTÉRIO DA SAÚDE (Brasil). </w:t>
+        <w:t xml:space="preserve">IBM. </w:t>
       </w:r>
       <w:r>
         <w:rPr>
@@ -13065,14 +14809,14 @@
           <w:bCs/>
           <w:szCs w:val="24"/>
         </w:rPr>
-        <w:t>Síndrome Respiratória Aguda Grave – SRAG 2021 a 2024</w:t>
+        <w:t>Regressão linear</w:t>
       </w:r>
       <w:r>
         <w:rPr>
           <w:rFonts w:cs="Times New Roman"/>
           <w:szCs w:val="24"/>
         </w:rPr>
-        <w:t>. Disponível em: https://opendatasus.saude.gov.br/dataset/srag-2021-a-2024/resource/8cb52f73-0184-41d5-8a8f-87d8f415652c. Acesso em: 10 fev. 2025.</w:t>
+        <w:t>. Disponível em: https://www.ibm.com/br-pt/topics/linear-regression. Acesso em: 08 mar. 2025.</w:t>
       </w:r>
     </w:p>
     <w:p>
@@ -13097,7 +14841,7 @@
           <w:rFonts w:cs="Times New Roman"/>
           <w:szCs w:val="24"/>
         </w:rPr>
-        <w:t xml:space="preserve">PAIM, J. S. </w:t>
+        <w:t xml:space="preserve">INSTITUTO FEDERAL DE SANTA CATARINA (IFSC). </w:t>
       </w:r>
       <w:r>
         <w:rPr>
@@ -13106,14 +14850,14 @@
           <w:bCs/>
           <w:szCs w:val="24"/>
         </w:rPr>
-        <w:t>O Sistema Único de Saúde (SUS) aos 30 anos</w:t>
+        <w:t>Como funciona uma Unidade de Terapia Intensiva</w:t>
       </w:r>
       <w:r>
         <w:rPr>
           <w:rFonts w:cs="Times New Roman"/>
           <w:szCs w:val="24"/>
         </w:rPr>
-        <w:t>. Ciência &amp; Saúde Coletiva, v. 25, n. 3, p. 357-364, 2020. Disponível em: https://www.scielo.br/j/csc/a/Qg7SJFjWPjvdQjvnRzxS6Mg/?lang=pt. Acesso em: 16 jan. 2025.</w:t>
+        <w:t>. Disponível em: https://www.ifsc.edu.br/post-ifsc-verifica/-/asset_publisher/uII70Nv266Xk/content/id/1983737/como-funciona-uma-unidade-de-terapia-intensiva. Acesso em: 20 fev. 2025.</w:t>
       </w:r>
     </w:p>
     <w:p>
@@ -13138,8 +14882,25 @@
           <w:rFonts w:cs="Times New Roman"/>
           <w:szCs w:val="24"/>
         </w:rPr>
-        <w:t xml:space="preserve">SEBRAE. </w:t>
-      </w:r>
+        <w:t xml:space="preserve">JÚNIOR, </w:t>
+      </w:r>
+      <w:proofErr w:type="spellStart"/>
+      <w:r>
+        <w:rPr>
+          <w:rFonts w:cs="Times New Roman"/>
+          <w:szCs w:val="24"/>
+        </w:rPr>
+        <w:t>Uálaci</w:t>
+      </w:r>
+      <w:proofErr w:type="spellEnd"/>
+      <w:r>
+        <w:rPr>
+          <w:rFonts w:cs="Times New Roman"/>
+          <w:szCs w:val="24"/>
+        </w:rPr>
+        <w:t xml:space="preserve"> dos Anjos. </w:t>
+      </w:r>
+      <w:commentRangeStart w:id="88"/>
       <w:r>
         <w:rPr>
           <w:rFonts w:cs="Times New Roman"/>
@@ -13147,39 +14908,14 @@
           <w:bCs/>
           <w:szCs w:val="24"/>
         </w:rPr>
-        <w:t>O que é e como funciona a análise preditiva na saúde? Entenda</w:t>
-      </w:r>
-      <w:r>
-        <w:rPr>
-          <w:rFonts w:cs="Times New Roman"/>
-          <w:szCs w:val="24"/>
-        </w:rPr>
-        <w:t>. Disponível em: https://sebrae.com.br/sites/PortalSebrae/ufs/pe/artigos/o-que-e-e-como-funciona-a-analise-preditiva-na-saude-entenda. Acesso em: 16 jan. 2025.</w:t>
-      </w:r>
-    </w:p>
-    <w:p>
-      <w:pPr>
-        <w:spacing w:after="200" w:line="276" w:lineRule="auto"/>
-        <w:rPr>
-          <w:rFonts w:cs="Times New Roman"/>
-          <w:szCs w:val="24"/>
-        </w:rPr>
-      </w:pPr>
-    </w:p>
-    <w:p>
-      <w:pPr>
-        <w:spacing w:after="200" w:line="276" w:lineRule="auto"/>
-        <w:rPr>
-          <w:rFonts w:cs="Times New Roman"/>
-          <w:szCs w:val="24"/>
-        </w:rPr>
-      </w:pPr>
-      <w:r>
-        <w:rPr>
-          <w:rFonts w:cs="Times New Roman"/>
-          <w:szCs w:val="24"/>
-        </w:rPr>
-        <w:t xml:space="preserve">SENA, Gabrielle Ribeiro. </w:t>
+        <w:t>Mineração</w:t>
+      </w:r>
+      <w:commentRangeEnd w:id="88"/>
+      <w:r>
+        <w:rPr>
+          <w:rStyle w:val="Refdecomentrio"/>
+        </w:rPr>
+        <w:commentReference w:id="88"/>
       </w:r>
       <w:r>
         <w:rPr>
@@ -13188,14 +14924,14 @@
           <w:bCs/>
           <w:szCs w:val="24"/>
         </w:rPr>
-        <w:t>Modelos preditivos de óbito para pacientes com COVID-19</w:t>
+        <w:t xml:space="preserve"> de dados na base de dados de SRAG</w:t>
       </w:r>
       <w:r>
         <w:rPr>
           <w:rFonts w:cs="Times New Roman"/>
           <w:szCs w:val="24"/>
         </w:rPr>
-        <w:t>. 2021. Tese (Doutorado em Saúde Integral) – Instituto de Medicina Integral Prof. Fernando Figueira (IMIP), Recife, 2021.</w:t>
+        <w:t>. 2024. Trabalho de Conclusão de Curso (Bacharelado em Engenharia da Computação) – Universidade Federal do Espírito Santo, São Mateus, 2024.</w:t>
       </w:r>
     </w:p>
     <w:p>
@@ -13220,7 +14956,7 @@
           <w:rFonts w:cs="Times New Roman"/>
           <w:szCs w:val="24"/>
         </w:rPr>
-        <w:t xml:space="preserve">SILVA, Amauri Ornellas da. </w:t>
+        <w:t xml:space="preserve">MARQUES, Iasmin. </w:t>
       </w:r>
       <w:r>
         <w:rPr>
@@ -13229,14 +14965,14 @@
           <w:bCs/>
           <w:szCs w:val="24"/>
         </w:rPr>
-        <w:t>Uso de Machine Learning para previsão da evolução de casos de SRAG incluindo casos de COVID-19 considerando variáveis clínicas e demográficas</w:t>
+        <w:t>Análise de Dados - Preditiva</w:t>
       </w:r>
       <w:r>
         <w:rPr>
           <w:rFonts w:cs="Times New Roman"/>
           <w:szCs w:val="24"/>
         </w:rPr>
-        <w:t>. 2021. Trabalho de Conclusão de Curso (Bacharelado em Engenharia de Produção) – Universidade Tecnológica Federal do Paraná, Londrina, 2021. Disponível em: https://repositorio.utfpr.edu.br/jspui/handle/1/26211. Acesso em: 16 jan. 2025.</w:t>
+        <w:t>. Disponível em: https://colab.research.google.com/drive/1tg1hKxFYfgRVxRXTjPllKwhKSm_goi8P. Acesso em: 08 mar. 2025.</w:t>
       </w:r>
     </w:p>
     <w:p>
@@ -13247,22 +14983,15 @@
           <w:szCs w:val="24"/>
         </w:rPr>
       </w:pPr>
-    </w:p>
-    <w:p>
-      <w:pPr>
-        <w:spacing w:after="200" w:line="276" w:lineRule="auto"/>
+      <w:r>
         <w:rPr>
           <w:rFonts w:cs="Times New Roman"/>
           <w:szCs w:val="24"/>
         </w:rPr>
-      </w:pPr>
-      <w:r>
-        <w:rPr>
-          <w:rFonts w:cs="Times New Roman"/>
-          <w:szCs w:val="24"/>
-        </w:rPr>
-        <w:t xml:space="preserve">SILVA, Risomario; SILVA NETO, Darcy Ramos da. </w:t>
-      </w:r>
+        <w:lastRenderedPageBreak/>
+        <w:t xml:space="preserve">MINISTÉRIO DA SAÚDE (Brasil). </w:t>
+      </w:r>
+      <w:proofErr w:type="spellStart"/>
       <w:r>
         <w:rPr>
           <w:rFonts w:cs="Times New Roman"/>
@@ -13270,40 +14999,9 @@
           <w:bCs/>
           <w:szCs w:val="24"/>
         </w:rPr>
-        <w:t>Inteligência artificial e previsão de óbito por Covid-19 no Brasil: uma análise comparativa entre os algoritmos Logistic Regression, Decision Tree e Random Forest</w:t>
-      </w:r>
-      <w:r>
-        <w:rPr>
-          <w:rFonts w:cs="Times New Roman"/>
-          <w:szCs w:val="24"/>
-        </w:rPr>
-        <w:t>. Saúde em Debate, v. 46, n. especial 8, p. 118-129, dez. 2022.</w:t>
-      </w:r>
-    </w:p>
-    <w:p>
-      <w:pPr>
-        <w:spacing w:after="200" w:line="276" w:lineRule="auto"/>
-        <w:rPr>
-          <w:rFonts w:cs="Times New Roman"/>
-          <w:szCs w:val="24"/>
-        </w:rPr>
-      </w:pPr>
-    </w:p>
-    <w:p>
-      <w:pPr>
-        <w:spacing w:after="200" w:line="276" w:lineRule="auto"/>
-        <w:rPr>
-          <w:rFonts w:cs="Times New Roman"/>
-          <w:szCs w:val="24"/>
-        </w:rPr>
-      </w:pPr>
-      <w:r>
-        <w:rPr>
-          <w:rFonts w:cs="Times New Roman"/>
-          <w:szCs w:val="24"/>
-        </w:rPr>
-        <w:t xml:space="preserve">VITORIA, Sergio Ricardo Pacheco da. </w:t>
-      </w:r>
+        <w:t>OpenDataSUS</w:t>
+      </w:r>
+      <w:proofErr w:type="spellEnd"/>
       <w:r>
         <w:rPr>
           <w:rFonts w:cs="Times New Roman"/>
@@ -13311,31 +15009,39 @@
           <w:bCs/>
           <w:szCs w:val="24"/>
         </w:rPr>
-        <w:t>Machine Learning e Análise Preditiva em Saúde: um estudo de caso sobre detecção de anomalias em contas médicas do Exército</w:t>
+        <w:t xml:space="preserve"> – Sobre</w:t>
       </w:r>
       <w:r>
         <w:rPr>
           <w:rFonts w:cs="Times New Roman"/>
           <w:szCs w:val="24"/>
         </w:rPr>
-        <w:t>. 2022. Dissertação (Mestrado em Governança, Tecnologia e Inovação) – Pontifícia Universidade Católica de Minas Gerais, Brasília, 2022.</w:t>
+        <w:t>. Disponível em: https://opendatasus.saude.gov.br/about. Acesso em: 04 mar. 2025.</w:t>
       </w:r>
     </w:p>
     <w:p>
       <w:pPr>
         <w:spacing w:after="200" w:line="276" w:lineRule="auto"/>
         <w:rPr>
-          <w:lang w:val="en-US"/>
-        </w:rPr>
-      </w:pPr>
-      <w:r>
-        <w:rPr>
           <w:rFonts w:cs="Times New Roman"/>
           <w:szCs w:val="24"/>
-          <w:lang w:val="en-US"/>
-        </w:rPr>
-        <w:lastRenderedPageBreak/>
-        <w:t xml:space="preserve">ZOUZA. </w:t>
+        </w:rPr>
+      </w:pPr>
+    </w:p>
+    <w:p>
+      <w:pPr>
+        <w:spacing w:after="200" w:line="276" w:lineRule="auto"/>
+        <w:rPr>
+          <w:rFonts w:cs="Times New Roman"/>
+          <w:szCs w:val="24"/>
+        </w:rPr>
+      </w:pPr>
+      <w:r>
+        <w:rPr>
+          <w:rFonts w:cs="Times New Roman"/>
+          <w:szCs w:val="24"/>
+        </w:rPr>
+        <w:t xml:space="preserve">MINISTÉRIO DA SAÚDE (Brasil). </w:t>
       </w:r>
       <w:r>
         <w:rPr>
@@ -13343,8 +15049,450 @@
           <w:b/>
           <w:bCs/>
           <w:szCs w:val="24"/>
+        </w:rPr>
+        <w:t>Síndrome Respiratória Aguda Grave – SRAG 2021 a 2024</w:t>
+      </w:r>
+      <w:r>
+        <w:rPr>
+          <w:rFonts w:cs="Times New Roman"/>
+          <w:szCs w:val="24"/>
+        </w:rPr>
+        <w:t>. Disponível em: https://opendatasus.saude.gov.br/dataset/srag-2021-a-2024/resource/8cb52f73-0184-41d5-8a8f-87d8f415652c. Acesso em: 10 fev. 2025.</w:t>
+      </w:r>
+    </w:p>
+    <w:p>
+      <w:pPr>
+        <w:spacing w:after="200" w:line="276" w:lineRule="auto"/>
+        <w:rPr>
+          <w:rFonts w:cs="Times New Roman"/>
+          <w:szCs w:val="24"/>
+        </w:rPr>
+      </w:pPr>
+    </w:p>
+    <w:p>
+      <w:pPr>
+        <w:spacing w:after="200" w:line="276" w:lineRule="auto"/>
+        <w:rPr>
+          <w:rFonts w:cs="Times New Roman"/>
+          <w:szCs w:val="24"/>
+        </w:rPr>
+      </w:pPr>
+      <w:r>
+        <w:rPr>
+          <w:rFonts w:cs="Times New Roman"/>
+          <w:szCs w:val="24"/>
+        </w:rPr>
+        <w:t xml:space="preserve">PAIM, J. S. </w:t>
+      </w:r>
+      <w:r>
+        <w:rPr>
+          <w:rFonts w:cs="Times New Roman"/>
+          <w:b/>
+          <w:bCs/>
+          <w:szCs w:val="24"/>
+        </w:rPr>
+        <w:t>O Sistema Único de Saúde (SUS) aos 30 anos</w:t>
+      </w:r>
+      <w:r>
+        <w:rPr>
+          <w:rFonts w:cs="Times New Roman"/>
+          <w:szCs w:val="24"/>
+        </w:rPr>
+        <w:t>. Ciência &amp; Saúde Coletiva, v. 25, n. 3, p. 357-364, 2020. Disponível em: https://www.scielo.br/j/csc/a/Qg7SJFjWPjvdQjvnRzxS6Mg/?lang=pt. Acesso em: 16 jan. 2025.</w:t>
+      </w:r>
+    </w:p>
+    <w:p>
+      <w:pPr>
+        <w:spacing w:after="200" w:line="276" w:lineRule="auto"/>
+        <w:rPr>
+          <w:rFonts w:cs="Times New Roman"/>
+          <w:szCs w:val="24"/>
+        </w:rPr>
+      </w:pPr>
+    </w:p>
+    <w:p>
+      <w:pPr>
+        <w:spacing w:after="200" w:line="276" w:lineRule="auto"/>
+        <w:rPr>
+          <w:rFonts w:cs="Times New Roman"/>
+          <w:szCs w:val="24"/>
+        </w:rPr>
+      </w:pPr>
+      <w:r>
+        <w:rPr>
+          <w:rFonts w:cs="Times New Roman"/>
+          <w:szCs w:val="24"/>
+        </w:rPr>
+        <w:t xml:space="preserve">SEBRAE. </w:t>
+      </w:r>
+      <w:r>
+        <w:rPr>
+          <w:rFonts w:cs="Times New Roman"/>
+          <w:b/>
+          <w:bCs/>
+          <w:szCs w:val="24"/>
+        </w:rPr>
+        <w:t>O que é e como funciona a análise preditiva na saúde? Entenda</w:t>
+      </w:r>
+      <w:r>
+        <w:rPr>
+          <w:rFonts w:cs="Times New Roman"/>
+          <w:szCs w:val="24"/>
+        </w:rPr>
+        <w:t>. Disponível em: https://sebrae.com.br/sites/PortalSebrae/ufs/pe/artigos/o-que-e-e-como-funciona-a-analise-preditiva-na-saude-entenda. Acesso em: 16 jan. 2025.</w:t>
+      </w:r>
+    </w:p>
+    <w:p>
+      <w:pPr>
+        <w:spacing w:after="200" w:line="276" w:lineRule="auto"/>
+        <w:rPr>
+          <w:rFonts w:cs="Times New Roman"/>
+          <w:szCs w:val="24"/>
+        </w:rPr>
+      </w:pPr>
+    </w:p>
+    <w:p>
+      <w:pPr>
+        <w:spacing w:after="200" w:line="276" w:lineRule="auto"/>
+        <w:rPr>
+          <w:rFonts w:cs="Times New Roman"/>
+          <w:szCs w:val="24"/>
+        </w:rPr>
+      </w:pPr>
+      <w:r>
+        <w:rPr>
+          <w:rFonts w:cs="Times New Roman"/>
+          <w:szCs w:val="24"/>
+        </w:rPr>
+        <w:t xml:space="preserve">SENA, Gabrielle Ribeiro. </w:t>
+      </w:r>
+      <w:r>
+        <w:rPr>
+          <w:rFonts w:cs="Times New Roman"/>
+          <w:b/>
+          <w:bCs/>
+          <w:szCs w:val="24"/>
+        </w:rPr>
+        <w:t>Modelos preditivos de óbito para pacientes com COVID-19</w:t>
+      </w:r>
+      <w:r>
+        <w:rPr>
+          <w:rFonts w:cs="Times New Roman"/>
+          <w:szCs w:val="24"/>
+        </w:rPr>
+        <w:t>. 2021. Tese (Doutorado em Saúde Integral) – Instituto de Medicina Integral Prof. Fernando Figueira (IMIP), Recife, 2021.</w:t>
+      </w:r>
+    </w:p>
+    <w:p>
+      <w:pPr>
+        <w:spacing w:after="200" w:line="276" w:lineRule="auto"/>
+        <w:rPr>
+          <w:rFonts w:cs="Times New Roman"/>
+          <w:szCs w:val="24"/>
+        </w:rPr>
+      </w:pPr>
+    </w:p>
+    <w:p>
+      <w:pPr>
+        <w:spacing w:after="200" w:line="276" w:lineRule="auto"/>
+        <w:rPr>
+          <w:rFonts w:cs="Times New Roman"/>
+          <w:szCs w:val="24"/>
+        </w:rPr>
+      </w:pPr>
+      <w:r>
+        <w:rPr>
+          <w:rFonts w:cs="Times New Roman"/>
+          <w:szCs w:val="24"/>
+        </w:rPr>
+        <w:t xml:space="preserve">SILVA, Amauri </w:t>
+      </w:r>
+      <w:proofErr w:type="spellStart"/>
+      <w:r>
+        <w:rPr>
+          <w:rFonts w:cs="Times New Roman"/>
+          <w:szCs w:val="24"/>
+        </w:rPr>
+        <w:t>Ornellas</w:t>
+      </w:r>
+      <w:proofErr w:type="spellEnd"/>
+      <w:r>
+        <w:rPr>
+          <w:rFonts w:cs="Times New Roman"/>
+          <w:szCs w:val="24"/>
+        </w:rPr>
+        <w:t xml:space="preserve"> da. </w:t>
+      </w:r>
+      <w:r>
+        <w:rPr>
+          <w:rFonts w:cs="Times New Roman"/>
+          <w:b/>
+          <w:bCs/>
+          <w:szCs w:val="24"/>
+        </w:rPr>
+        <w:t xml:space="preserve">Uso de </w:t>
+      </w:r>
+      <w:proofErr w:type="spellStart"/>
+      <w:r>
+        <w:rPr>
+          <w:rFonts w:cs="Times New Roman"/>
+          <w:b/>
+          <w:bCs/>
+          <w:szCs w:val="24"/>
+        </w:rPr>
+        <w:t>Machine</w:t>
+      </w:r>
+      <w:proofErr w:type="spellEnd"/>
+      <w:r>
+        <w:rPr>
+          <w:rFonts w:cs="Times New Roman"/>
+          <w:b/>
+          <w:bCs/>
+          <w:szCs w:val="24"/>
+        </w:rPr>
+        <w:t xml:space="preserve"> Learning para previsão da evolução de casos de SRAG incluindo casos de COVID-19 considerando variáveis clínicas e demográficas</w:t>
+      </w:r>
+      <w:r>
+        <w:rPr>
+          <w:rFonts w:cs="Times New Roman"/>
+          <w:szCs w:val="24"/>
+        </w:rPr>
+        <w:t>. 2021. Trabalho de Conclusão de Curso (Bacharelado em Engenharia de Produção) – Universidade Tecnológica Federal do Paraná, Londrina, 2021. Disponível em: https://repositorio.utfpr.edu.br/jspui/handle/1/26211. Acesso em: 16 jan. 2025.</w:t>
+      </w:r>
+    </w:p>
+    <w:p>
+      <w:pPr>
+        <w:spacing w:after="200" w:line="276" w:lineRule="auto"/>
+        <w:rPr>
+          <w:rFonts w:cs="Times New Roman"/>
+          <w:szCs w:val="24"/>
+        </w:rPr>
+      </w:pPr>
+    </w:p>
+    <w:p>
+      <w:pPr>
+        <w:spacing w:after="200" w:line="276" w:lineRule="auto"/>
+        <w:rPr>
+          <w:rFonts w:cs="Times New Roman"/>
+          <w:szCs w:val="24"/>
+        </w:rPr>
+      </w:pPr>
+      <w:r>
+        <w:rPr>
+          <w:rFonts w:cs="Times New Roman"/>
+          <w:szCs w:val="24"/>
+        </w:rPr>
+        <w:t xml:space="preserve">SILVA, </w:t>
+      </w:r>
+      <w:proofErr w:type="spellStart"/>
+      <w:r>
+        <w:rPr>
+          <w:rFonts w:cs="Times New Roman"/>
+          <w:szCs w:val="24"/>
+        </w:rPr>
+        <w:t>Risomario</w:t>
+      </w:r>
+      <w:proofErr w:type="spellEnd"/>
+      <w:r>
+        <w:rPr>
+          <w:rFonts w:cs="Times New Roman"/>
+          <w:szCs w:val="24"/>
+        </w:rPr>
+        <w:t xml:space="preserve">; SILVA NETO, Darcy Ramos da. </w:t>
+      </w:r>
+      <w:r>
+        <w:rPr>
+          <w:rFonts w:cs="Times New Roman"/>
+          <w:b/>
+          <w:bCs/>
+          <w:szCs w:val="24"/>
+        </w:rPr>
+        <w:t xml:space="preserve">Inteligência artificial e previsão de óbito por Covid-19 no Brasil: uma análise comparativa entre os algoritmos </w:t>
+      </w:r>
+      <w:proofErr w:type="spellStart"/>
+      <w:r>
+        <w:rPr>
+          <w:rFonts w:cs="Times New Roman"/>
+          <w:b/>
+          <w:bCs/>
+          <w:szCs w:val="24"/>
+        </w:rPr>
+        <w:t>Logistic</w:t>
+      </w:r>
+      <w:proofErr w:type="spellEnd"/>
+      <w:r>
+        <w:rPr>
+          <w:rFonts w:cs="Times New Roman"/>
+          <w:b/>
+          <w:bCs/>
+          <w:szCs w:val="24"/>
+        </w:rPr>
+        <w:t xml:space="preserve"> </w:t>
+      </w:r>
+      <w:proofErr w:type="spellStart"/>
+      <w:r>
+        <w:rPr>
+          <w:rFonts w:cs="Times New Roman"/>
+          <w:b/>
+          <w:bCs/>
+          <w:szCs w:val="24"/>
+        </w:rPr>
+        <w:t>Regression</w:t>
+      </w:r>
+      <w:proofErr w:type="spellEnd"/>
+      <w:r>
+        <w:rPr>
+          <w:rFonts w:cs="Times New Roman"/>
+          <w:b/>
+          <w:bCs/>
+          <w:szCs w:val="24"/>
+        </w:rPr>
+        <w:t xml:space="preserve">, </w:t>
+      </w:r>
+      <w:proofErr w:type="spellStart"/>
+      <w:r>
+        <w:rPr>
+          <w:rFonts w:cs="Times New Roman"/>
+          <w:b/>
+          <w:bCs/>
+          <w:szCs w:val="24"/>
+        </w:rPr>
+        <w:t>Decision</w:t>
+      </w:r>
+      <w:proofErr w:type="spellEnd"/>
+      <w:r>
+        <w:rPr>
+          <w:rFonts w:cs="Times New Roman"/>
+          <w:b/>
+          <w:bCs/>
+          <w:szCs w:val="24"/>
+        </w:rPr>
+        <w:t xml:space="preserve"> </w:t>
+      </w:r>
+      <w:proofErr w:type="spellStart"/>
+      <w:r>
+        <w:rPr>
+          <w:rFonts w:cs="Times New Roman"/>
+          <w:b/>
+          <w:bCs/>
+          <w:szCs w:val="24"/>
+        </w:rPr>
+        <w:t>Tree</w:t>
+      </w:r>
+      <w:proofErr w:type="spellEnd"/>
+      <w:r>
+        <w:rPr>
+          <w:rFonts w:cs="Times New Roman"/>
+          <w:b/>
+          <w:bCs/>
+          <w:szCs w:val="24"/>
+        </w:rPr>
+        <w:t xml:space="preserve"> e </w:t>
+      </w:r>
+      <w:proofErr w:type="spellStart"/>
+      <w:r>
+        <w:rPr>
+          <w:rFonts w:cs="Times New Roman"/>
+          <w:b/>
+          <w:bCs/>
+          <w:szCs w:val="24"/>
+        </w:rPr>
+        <w:t>Random</w:t>
+      </w:r>
+      <w:proofErr w:type="spellEnd"/>
+      <w:r>
+        <w:rPr>
+          <w:rFonts w:cs="Times New Roman"/>
+          <w:b/>
+          <w:bCs/>
+          <w:szCs w:val="24"/>
+        </w:rPr>
+        <w:t xml:space="preserve"> Forest</w:t>
+      </w:r>
+      <w:r>
+        <w:rPr>
+          <w:rFonts w:cs="Times New Roman"/>
+          <w:szCs w:val="24"/>
+        </w:rPr>
+        <w:t>. Saúde em Debate, v. 46, n. especial 8, p. 118-129, dez. 2022.</w:t>
+      </w:r>
+    </w:p>
+    <w:p>
+      <w:pPr>
+        <w:spacing w:after="200" w:line="276" w:lineRule="auto"/>
+        <w:rPr>
+          <w:rFonts w:cs="Times New Roman"/>
+          <w:szCs w:val="24"/>
+        </w:rPr>
+      </w:pPr>
+    </w:p>
+    <w:p>
+      <w:pPr>
+        <w:spacing w:after="200" w:line="276" w:lineRule="auto"/>
+        <w:rPr>
+          <w:rFonts w:cs="Times New Roman"/>
+          <w:szCs w:val="24"/>
+        </w:rPr>
+      </w:pPr>
+      <w:r>
+        <w:rPr>
+          <w:rFonts w:cs="Times New Roman"/>
+          <w:szCs w:val="24"/>
+        </w:rPr>
+        <w:t xml:space="preserve">VITORIA, Sergio Ricardo Pacheco da. </w:t>
+      </w:r>
+      <w:proofErr w:type="spellStart"/>
+      <w:r>
+        <w:rPr>
+          <w:rFonts w:cs="Times New Roman"/>
+          <w:b/>
+          <w:bCs/>
+          <w:szCs w:val="24"/>
+        </w:rPr>
+        <w:t>Machine</w:t>
+      </w:r>
+      <w:proofErr w:type="spellEnd"/>
+      <w:r>
+        <w:rPr>
+          <w:rFonts w:cs="Times New Roman"/>
+          <w:b/>
+          <w:bCs/>
+          <w:szCs w:val="24"/>
+        </w:rPr>
+        <w:t xml:space="preserve"> Learning e Análise Preditiva em Saúde: um estudo de caso sobre detecção de anomalias em contas médicas do Exército</w:t>
+      </w:r>
+      <w:r>
+        <w:rPr>
+          <w:rFonts w:cs="Times New Roman"/>
+          <w:szCs w:val="24"/>
+        </w:rPr>
+        <w:t>. 2022. Dissertação (Mestrado em Governança, Tecnologia e Inovação) – Pontifícia Universidade Católica de Minas Gerais, Brasília, 2022.</w:t>
+      </w:r>
+    </w:p>
+    <w:p>
+      <w:pPr>
+        <w:spacing w:after="200" w:line="276" w:lineRule="auto"/>
+        <w:rPr>
           <w:lang w:val="en-US"/>
         </w:rPr>
+      </w:pPr>
+      <w:r>
+        <w:rPr>
+          <w:rFonts w:cs="Times New Roman"/>
+          <w:szCs w:val="24"/>
+          <w:lang w:val="en-US"/>
+        </w:rPr>
+        <w:lastRenderedPageBreak/>
+        <w:t xml:space="preserve">ZOUZA. </w:t>
+      </w:r>
+      <w:r>
+        <w:rPr>
+          <w:rFonts w:cs="Times New Roman"/>
+          <w:b/>
+          <w:bCs/>
+          <w:szCs w:val="24"/>
+          <w:lang w:val="en-US"/>
+        </w:rPr>
         <w:t>Knowledge Discovery in Databases (KDD)</w:t>
       </w:r>
       <w:r>
@@ -13355,20 +15503,57 @@
         </w:rPr>
         <w:t xml:space="preserve">. </w:t>
       </w:r>
+      <w:proofErr w:type="spellStart"/>
       <w:r>
         <w:rPr>
           <w:rFonts w:cs="Times New Roman"/>
           <w:szCs w:val="24"/>
         </w:rPr>
-        <w:t xml:space="preserve">Medium, 2025. Disponível em: https://medium.com/blog-do-zouza/knowledge-discovery-in-databases-kdd-462ea2775715. </w:t>
-      </w:r>
+        <w:t>Medium</w:t>
+      </w:r>
+      <w:proofErr w:type="spellEnd"/>
       <w:r>
         <w:rPr>
           <w:rFonts w:cs="Times New Roman"/>
           <w:szCs w:val="24"/>
+        </w:rPr>
+        <w:t xml:space="preserve">, 2025. Disponível em: https://medium.com/blog-do-zouza/knowledge-discovery-in-databases-kdd-462ea2775715. </w:t>
+      </w:r>
+      <w:proofErr w:type="spellStart"/>
+      <w:r>
+        <w:rPr>
+          <w:rFonts w:cs="Times New Roman"/>
+          <w:szCs w:val="24"/>
           <w:lang w:val="en-US"/>
         </w:rPr>
-        <w:t>Acesso em: 08 mar. 2025.</w:t>
+        <w:t>Acesso</w:t>
+      </w:r>
+      <w:proofErr w:type="spellEnd"/>
+      <w:r>
+        <w:rPr>
+          <w:rFonts w:cs="Times New Roman"/>
+          <w:szCs w:val="24"/>
+          <w:lang w:val="en-US"/>
+        </w:rPr>
+        <w:t xml:space="preserve"> </w:t>
+      </w:r>
+      <w:proofErr w:type="spellStart"/>
+      <w:r>
+        <w:rPr>
+          <w:rFonts w:cs="Times New Roman"/>
+          <w:szCs w:val="24"/>
+          <w:lang w:val="en-US"/>
+        </w:rPr>
+        <w:t>em</w:t>
+      </w:r>
+      <w:proofErr w:type="spellEnd"/>
+      <w:r>
+        <w:rPr>
+          <w:rFonts w:cs="Times New Roman"/>
+          <w:szCs w:val="24"/>
+          <w:lang w:val="en-US"/>
+        </w:rPr>
+        <w:t>: 08 mar. 2025.</w:t>
       </w:r>
       <w:r>
         <w:rPr>
@@ -13385,7 +15570,7 @@
           <w:lang w:val="en-US"/>
         </w:rPr>
       </w:pPr>
-      <w:commentRangeStart w:id="88"/>
+      <w:commentRangeStart w:id="89"/>
       <w:r>
         <w:rPr>
           <w:highlight w:val="yellow"/>
@@ -13413,21 +15598,37 @@
           <w:highlight w:val="yellow"/>
           <w:lang w:val="en-US"/>
         </w:rPr>
-        <w:t>, v. 24, art. 1385, 23 maio 2024. DOI:10.1186/s12889-024-18815-0.</w:t>
-      </w:r>
-      <w:commentRangeEnd w:id="88"/>
+        <w:t xml:space="preserve">, v. 24, art. 1385, 23 </w:t>
+      </w:r>
+      <w:proofErr w:type="spellStart"/>
+      <w:r>
+        <w:rPr>
+          <w:highlight w:val="yellow"/>
+          <w:lang w:val="en-US"/>
+        </w:rPr>
+        <w:t>maio</w:t>
+      </w:r>
+      <w:proofErr w:type="spellEnd"/>
+      <w:r>
+        <w:rPr>
+          <w:highlight w:val="yellow"/>
+          <w:lang w:val="en-US"/>
+        </w:rPr>
+        <w:t xml:space="preserve"> 2024. DOI:10.1186/s12889-024-18815-0.</w:t>
+      </w:r>
+      <w:commentRangeEnd w:id="89"/>
       <w:r>
         <w:rPr>
           <w:rStyle w:val="Refdecomentrio"/>
         </w:rPr>
-        <w:commentReference w:id="88"/>
+        <w:commentReference w:id="89"/>
       </w:r>
     </w:p>
     <w:p>
       <w:pPr>
         <w:spacing w:after="200" w:line="276" w:lineRule="auto"/>
       </w:pPr>
-      <w:commentRangeStart w:id="89"/>
+      <w:commentRangeStart w:id="90"/>
       <w:r>
         <w:rPr>
           <w:highlight w:val="yellow"/>
@@ -13451,11 +15652,47 @@
         </w:rPr>
         <w:t xml:space="preserve">. </w:t>
       </w:r>
+      <w:proofErr w:type="spellStart"/>
       <w:r>
         <w:rPr>
           <w:highlight w:val="yellow"/>
         </w:rPr>
-        <w:t xml:space="preserve">Annals of Epidemiology, v. 108, p. 1–7, 2025. Disponível em: </w:t>
+        <w:t>Annals</w:t>
+      </w:r>
+      <w:proofErr w:type="spellEnd"/>
+      <w:r>
+        <w:rPr>
+          <w:highlight w:val="yellow"/>
+        </w:rPr>
+        <w:t xml:space="preserve"> </w:t>
+      </w:r>
+      <w:proofErr w:type="spellStart"/>
+      <w:r>
+        <w:rPr>
+          <w:highlight w:val="yellow"/>
+        </w:rPr>
+        <w:t>of</w:t>
+      </w:r>
+      <w:proofErr w:type="spellEnd"/>
+      <w:r>
+        <w:rPr>
+          <w:highlight w:val="yellow"/>
+        </w:rPr>
+        <w:t xml:space="preserve"> </w:t>
+      </w:r>
+      <w:proofErr w:type="spellStart"/>
+      <w:r>
+        <w:rPr>
+          <w:highlight w:val="yellow"/>
+        </w:rPr>
+        <w:t>Epidemiology</w:t>
+      </w:r>
+      <w:proofErr w:type="spellEnd"/>
+      <w:r>
+        <w:rPr>
+          <w:highlight w:val="yellow"/>
+        </w:rPr>
+        <w:t xml:space="preserve">, v. 108, p. 1–7, 2025. Disponível em: </w:t>
       </w:r>
       <w:hyperlink r:id="rId19" w:tgtFrame="_new" w:history="1">
         <w:r>
@@ -13471,12 +15708,12 @@
         </w:rPr>
         <w:t>. Acesso em: 21 jul. 2025</w:t>
       </w:r>
-      <w:commentRangeEnd w:id="89"/>
+      <w:commentRangeEnd w:id="90"/>
       <w:r>
         <w:rPr>
           <w:rStyle w:val="Refdecomentrio"/>
         </w:rPr>
-        <w:commentReference w:id="89"/>
+        <w:commentReference w:id="90"/>
       </w:r>
       <w:r>
         <w:t>.</w:t>
@@ -13495,7 +15732,7 @@
           <w:numId w:val="0"/>
         </w:numPr>
       </w:pPr>
-      <w:bookmarkStart w:id="90" w:name="_Toc203431592"/>
+      <w:bookmarkStart w:id="91" w:name="_Toc203431592"/>
       <w:r>
         <w:rPr>
           <w:highlight w:val="yellow"/>
@@ -13503,7 +15740,7 @@
         <w:lastRenderedPageBreak/>
         <w:t xml:space="preserve">APÊNDICE A – </w:t>
       </w:r>
-      <w:bookmarkEnd w:id="90"/>
+      <w:bookmarkEnd w:id="91"/>
       <w:r>
         <w:rPr>
           <w:highlight w:val="yellow"/>
@@ -13585,7 +15822,7 @@
           <w:numId w:val="0"/>
         </w:numPr>
       </w:pPr>
-      <w:bookmarkStart w:id="91" w:name="_Toc203431593"/>
+      <w:bookmarkStart w:id="92" w:name="_Toc203431593"/>
       <w:r>
         <w:rPr>
           <w:highlight w:val="yellow"/>
@@ -14042,7 +16279,7 @@
           <w:numId w:val="0"/>
         </w:numPr>
       </w:pPr>
-      <w:commentRangeStart w:id="92"/>
+      <w:commentRangeStart w:id="93"/>
       <w:r>
         <w:rPr>
           <w:highlight w:val="yellow"/>
@@ -14068,14 +16305,14 @@
         </w:rPr>
         <w:t xml:space="preserve">– </w:t>
       </w:r>
-      <w:bookmarkEnd w:id="91"/>
+      <w:bookmarkEnd w:id="92"/>
       <w:r>
         <w:rPr>
           <w:highlight w:val="yellow"/>
         </w:rPr>
         <w:t>Analise Exploratória dos Dados ??</w:t>
       </w:r>
-      <w:commentRangeEnd w:id="92"/>
+      <w:commentRangeEnd w:id="93"/>
       <w:r>
         <w:rPr>
           <w:rStyle w:val="Refdecomentrio"/>
@@ -14086,7 +16323,7 @@
           <w:kern w:val="0"/>
           <w:lang w:eastAsia="en-US"/>
         </w:rPr>
-        <w:commentReference w:id="92"/>
+        <w:commentReference w:id="93"/>
       </w:r>
     </w:p>
     <w:p>
@@ -14107,8 +16344,8 @@
       <w:r>
         <w:br w:type="page"/>
       </w:r>
-      <w:bookmarkStart w:id="93" w:name="_Toc343785724"/>
-      <w:bookmarkStart w:id="94" w:name="_Toc14264370"/>
+      <w:bookmarkStart w:id="94" w:name="_Toc343785724"/>
+      <w:bookmarkStart w:id="95" w:name="_Toc14264370"/>
       <w:r>
         <w:rPr>
           <w:b/>
@@ -14120,8 +16357,8 @@
         <w:lastRenderedPageBreak/>
         <w:t xml:space="preserve">ANEXO A – </w:t>
       </w:r>
-      <w:bookmarkEnd w:id="93"/>
       <w:bookmarkEnd w:id="94"/>
+      <w:bookmarkEnd w:id="95"/>
       <w:r>
         <w:rPr>
           <w:b/>
@@ -14172,11 +16409,11 @@
         <w:contextualSpacing/>
       </w:pPr>
     </w:p>
-    <w:bookmarkStart w:id="95" w:name="_Toc16233522"/>
-    <w:bookmarkStart w:id="96" w:name="_Toc16235182"/>
-    <w:bookmarkStart w:id="97" w:name="_Toc16237998"/>
-    <w:bookmarkStart w:id="98" w:name="_Toc16238021"/>
-    <w:bookmarkStart w:id="99" w:name="_Toc16249237"/>
+    <w:bookmarkStart w:id="96" w:name="_Toc16233522"/>
+    <w:bookmarkStart w:id="97" w:name="_Toc16235182"/>
+    <w:bookmarkStart w:id="98" w:name="_Toc16237998"/>
+    <w:bookmarkStart w:id="99" w:name="_Toc16238021"/>
+    <w:bookmarkStart w:id="100" w:name="_Toc16249237"/>
     <w:p>
       <w:pPr>
         <w:ind w:firstLine="709"/>
@@ -14301,11 +16538,11 @@
           </mc:Fallback>
         </mc:AlternateContent>
       </w:r>
-      <w:bookmarkEnd w:id="95"/>
       <w:bookmarkEnd w:id="96"/>
       <w:bookmarkEnd w:id="97"/>
       <w:bookmarkEnd w:id="98"/>
       <w:bookmarkEnd w:id="99"/>
+      <w:bookmarkEnd w:id="100"/>
     </w:p>
     <w:p>
       <w:pPr>
@@ -14631,7 +16868,7 @@
       </w:pPr>
     </w:p>
   </w:comment>
-  <w:comment w:id="87" w:author="Iasmin Marques" w:date="2025-03-14T13:21:00Z" w:initials="IM">
+  <w:comment w:id="88" w:author="Iasmin Marques" w:date="2025-03-14T13:21:00Z" w:initials="IM">
     <w:p>
       <w:pPr>
         <w:pStyle w:val="Textodecomentrio"/>
@@ -14647,7 +16884,7 @@
       </w:r>
     </w:p>
   </w:comment>
-  <w:comment w:id="88" w:author="Iasmin Marques" w:date="2025-07-16T11:41:00Z" w:initials="IM">
+  <w:comment w:id="89" w:author="Iasmin Marques" w:date="2025-07-16T11:41:00Z" w:initials="IM">
     <w:p>
       <w:pPr>
         <w:pStyle w:val="Textodecomentrio"/>
@@ -14668,7 +16905,7 @@
       </w:pPr>
     </w:p>
   </w:comment>
-  <w:comment w:id="89" w:author="Iasmin Marques" w:date="2025-07-21T14:22:00Z" w:initials="IM">
+  <w:comment w:id="90" w:author="Iasmin Marques" w:date="2025-07-21T14:22:00Z" w:initials="IM">
     <w:p>
       <w:pPr>
         <w:pStyle w:val="Textodecomentrio"/>
@@ -14689,7 +16926,7 @@
       </w:pPr>
     </w:p>
   </w:comment>
-  <w:comment w:id="92" w:author="Iasmin Marques" w:date="2025-07-16T13:58:00Z" w:initials="IM">
+  <w:comment w:id="93" w:author="Iasmin Marques" w:date="2025-07-16T13:58:00Z" w:initials="IM">
     <w:p>
       <w:pPr>
         <w:pStyle w:val="Textodecomentrio"/>

--- a/TCC II/[2025] TCC 2/TCC II - IasminMarques.docx
+++ b/TCC II/[2025] TCC 2/TCC II - IasminMarques.docx
@@ -596,7 +596,6 @@
           <w:highlight w:val="yellow"/>
         </w:rPr>
       </w:pPr>
-      <w:proofErr w:type="gramStart"/>
       <w:r>
         <w:rPr>
           <w:color w:val="172938"/>
@@ -612,7 +611,6 @@
         </w:rPr>
         <w:t>ficha</w:t>
       </w:r>
-      <w:proofErr w:type="gramEnd"/>
       <w:r>
         <w:rPr>
           <w:color w:val="172938"/>
@@ -1036,27 +1034,7 @@
                           <w:sz w:val="28"/>
                           <w:szCs w:val="28"/>
                         </w:rPr>
-                        <w:t xml:space="preserve"> </w:t>
-                      </w:r>
-                      <w:proofErr w:type="spellStart"/>
-                      <w:r>
-                        <w:rPr>
-                          <w:b/>
-                          <w:color w:val="FF0000"/>
-                          <w:sz w:val="28"/>
-                          <w:szCs w:val="28"/>
-                        </w:rPr>
-                        <w:t>pré</w:t>
-                      </w:r>
-                      <w:proofErr w:type="spellEnd"/>
-                      <w:r>
-                        <w:rPr>
-                          <w:b/>
-                          <w:color w:val="FF0000"/>
-                          <w:sz w:val="28"/>
-                          <w:szCs w:val="28"/>
-                        </w:rPr>
-                        <w:t>-textual o</w:t>
+                        <w:t xml:space="preserve"> pré-textual o</w:t>
                       </w:r>
                       <w:r>
                         <w:rPr>
@@ -2086,7 +2064,6 @@
                         </w:rPr>
                         <w:t xml:space="preserve">  elemento </w:t>
                       </w:r>
-                      <w:proofErr w:type="spellStart"/>
                       <w:r>
                         <w:rPr>
                           <w:b/>
@@ -2094,17 +2071,7 @@
                           <w:sz w:val="28"/>
                           <w:szCs w:val="28"/>
                         </w:rPr>
-                        <w:t>pré</w:t>
-                      </w:r>
-                      <w:proofErr w:type="spellEnd"/>
-                      <w:r>
-                        <w:rPr>
-                          <w:b/>
-                          <w:color w:val="FF0000"/>
-                          <w:sz w:val="28"/>
-                          <w:szCs w:val="28"/>
-                        </w:rPr>
-                        <w:t>-textual opcional</w:t>
+                        <w:t>pré-textual opcional</w:t>
                       </w:r>
                     </w:p>
                   </w:txbxContent>
@@ -2641,17 +2608,8 @@
           <w:bCs/>
           <w:kern w:val="32"/>
         </w:rPr>
-        <w:t xml:space="preserve"> </w:t>
-      </w:r>
-      <w:proofErr w:type="gramStart"/>
-      <w:r>
-        <w:rPr>
-          <w:bCs/>
-          <w:kern w:val="32"/>
-        </w:rPr>
-        <w:t>Normalização  bibliográfica</w:t>
-      </w:r>
-      <w:proofErr w:type="gramEnd"/>
+        <w:t xml:space="preserve"> Normalização  bibliográfica</w:t>
+      </w:r>
     </w:p>
     <w:p>
       <w:pPr>
@@ -2725,37 +2683,13 @@
         <w:contextualSpacing/>
       </w:pPr>
       <w:r>
-        <w:t xml:space="preserve">Elemento obrigatório para trabalhos de conclusão de curso (graduação </w:t>
-      </w:r>
-      <w:proofErr w:type="gramStart"/>
-      <w:r>
-        <w:t>ou  especialização</w:t>
-      </w:r>
-      <w:proofErr w:type="gramEnd"/>
-      <w:r>
-        <w:t xml:space="preserve">), mestrado e doutorado. É a </w:t>
-      </w:r>
-      <w:proofErr w:type="gramStart"/>
-      <w:r>
-        <w:t>versão  do</w:t>
-      </w:r>
-      <w:proofErr w:type="gramEnd"/>
-      <w:r>
-        <w:t xml:space="preserve"> resumo em português para outro idioma</w:t>
+        <w:t>Elemento obrigatório para trabalhos de conclusão de curso (graduação ou  especialização), mestrado e doutorado. É a versão  do resumo em português para outro idioma</w:t>
       </w:r>
       <w:r>
         <w:t>, neste exemplo em inglês.</w:t>
       </w:r>
       <w:r>
-        <w:t xml:space="preserve"> Deve aparecer em página distinta e seguindo a mesma formatação do resumo em português. A versão das palavras-chave em outro idioma deve seguir a mesma formatação utilizada no resumo </w:t>
-      </w:r>
-      <w:proofErr w:type="gramStart"/>
-      <w:r>
-        <w:t>em  português</w:t>
-      </w:r>
-      <w:proofErr w:type="gramEnd"/>
-      <w:r>
-        <w:t xml:space="preserve">. </w:t>
+        <w:t xml:space="preserve"> Deve aparecer em página distinta e seguindo a mesma formatação do resumo em português. A versão das palavras-chave em outro idioma deve seguir a mesma formatação utilizada no resumo em  português. </w:t>
       </w:r>
       <w:r>
         <w:rPr>
@@ -3817,7 +3751,7 @@
           <w:r>
             <w:fldChar w:fldCharType="separate"/>
           </w:r>
-          <w:hyperlink w:anchor="_Toc203572592" w:history="1">
+          <w:hyperlink w:anchor="_Toc205138854" w:history="1">
             <w:r>
               <w:rPr>
                 <w:rStyle w:val="Hyperlink"/>
@@ -3862,7 +3796,7 @@
                 <w:noProof/>
                 <w:webHidden/>
               </w:rPr>
-              <w:instrText xml:space="preserve"> PAGEREF _Toc203572592 \h </w:instrText>
+              <w:instrText xml:space="preserve"> PAGEREF _Toc205138854 \h </w:instrText>
             </w:r>
             <w:r>
               <w:rPr>
@@ -3903,7 +3837,7 @@
               <w:lang w:eastAsia="pt-BR"/>
             </w:rPr>
           </w:pPr>
-          <w:hyperlink w:anchor="_Toc203572593" w:history="1">
+          <w:hyperlink w:anchor="_Toc205138855" w:history="1">
             <w:r>
               <w:rPr>
                 <w:rStyle w:val="Hyperlink"/>
@@ -3946,7 +3880,7 @@
                 <w:noProof/>
                 <w:webHidden/>
               </w:rPr>
-              <w:instrText xml:space="preserve"> PAGEREF _Toc203572593 \h </w:instrText>
+              <w:instrText xml:space="preserve"> PAGEREF _Toc205138855 \h </w:instrText>
             </w:r>
             <w:r>
               <w:rPr>
@@ -3987,7 +3921,7 @@
               <w:lang w:eastAsia="pt-BR"/>
             </w:rPr>
           </w:pPr>
-          <w:hyperlink w:anchor="_Toc203572594" w:history="1">
+          <w:hyperlink w:anchor="_Toc205138856" w:history="1">
             <w:r>
               <w:rPr>
                 <w:rStyle w:val="Hyperlink"/>
@@ -4030,7 +3964,7 @@
                 <w:noProof/>
                 <w:webHidden/>
               </w:rPr>
-              <w:instrText xml:space="preserve"> PAGEREF _Toc203572594 \h </w:instrText>
+              <w:instrText xml:space="preserve"> PAGEREF _Toc205138856 \h </w:instrText>
             </w:r>
             <w:r>
               <w:rPr>
@@ -4071,7 +4005,7 @@
               <w:lang w:eastAsia="pt-BR"/>
             </w:rPr>
           </w:pPr>
-          <w:hyperlink w:anchor="_Toc203572595" w:history="1">
+          <w:hyperlink w:anchor="_Toc205138857" w:history="1">
             <w:r>
               <w:rPr>
                 <w:rStyle w:val="Hyperlink"/>
@@ -4114,7 +4048,7 @@
                 <w:noProof/>
                 <w:webHidden/>
               </w:rPr>
-              <w:instrText xml:space="preserve"> PAGEREF _Toc203572595 \h </w:instrText>
+              <w:instrText xml:space="preserve"> PAGEREF _Toc205138857 \h </w:instrText>
             </w:r>
             <w:r>
               <w:rPr>
@@ -4155,7 +4089,7 @@
               <w:lang w:eastAsia="pt-BR"/>
             </w:rPr>
           </w:pPr>
-          <w:hyperlink w:anchor="_Toc203572596" w:history="1">
+          <w:hyperlink w:anchor="_Toc205138858" w:history="1">
             <w:r>
               <w:rPr>
                 <w:rStyle w:val="Hyperlink"/>
@@ -4198,7 +4132,7 @@
                 <w:noProof/>
                 <w:webHidden/>
               </w:rPr>
-              <w:instrText xml:space="preserve"> PAGEREF _Toc203572596 \h </w:instrText>
+              <w:instrText xml:space="preserve"> PAGEREF _Toc205138858 \h </w:instrText>
             </w:r>
             <w:r>
               <w:rPr>
@@ -4218,7 +4152,7 @@
                 <w:noProof/>
                 <w:webHidden/>
               </w:rPr>
-              <w:t>3</w:t>
+              <w:t>4</w:t>
             </w:r>
             <w:r>
               <w:rPr>
@@ -4239,7 +4173,7 @@
               <w:lang w:eastAsia="pt-BR"/>
             </w:rPr>
           </w:pPr>
-          <w:hyperlink w:anchor="_Toc203572597" w:history="1">
+          <w:hyperlink w:anchor="_Toc205138859" w:history="1">
             <w:r>
               <w:rPr>
                 <w:rStyle w:val="Hyperlink"/>
@@ -4282,7 +4216,7 @@
                 <w:noProof/>
                 <w:webHidden/>
               </w:rPr>
-              <w:instrText xml:space="preserve"> PAGEREF _Toc203572597 \h </w:instrText>
+              <w:instrText xml:space="preserve"> PAGEREF _Toc205138859 \h </w:instrText>
             </w:r>
             <w:r>
               <w:rPr>
@@ -4323,7 +4257,7 @@
               <w:lang w:eastAsia="pt-BR"/>
             </w:rPr>
           </w:pPr>
-          <w:hyperlink w:anchor="_Toc203572598" w:history="1">
+          <w:hyperlink w:anchor="_Toc205138860" w:history="1">
             <w:r>
               <w:rPr>
                 <w:rStyle w:val="Hyperlink"/>
@@ -4366,7 +4300,7 @@
                 <w:noProof/>
                 <w:webHidden/>
               </w:rPr>
-              <w:instrText xml:space="preserve"> PAGEREF _Toc203572598 \h </w:instrText>
+              <w:instrText xml:space="preserve"> PAGEREF _Toc205138860 \h </w:instrText>
             </w:r>
             <w:r>
               <w:rPr>
@@ -4407,7 +4341,7 @@
               <w:lang w:eastAsia="pt-BR"/>
             </w:rPr>
           </w:pPr>
-          <w:hyperlink w:anchor="_Toc203572599" w:history="1">
+          <w:hyperlink w:anchor="_Toc205138861" w:history="1">
             <w:r>
               <w:rPr>
                 <w:rStyle w:val="Hyperlink"/>
@@ -4450,7 +4384,7 @@
                 <w:noProof/>
                 <w:webHidden/>
               </w:rPr>
-              <w:instrText xml:space="preserve"> PAGEREF _Toc203572599 \h </w:instrText>
+              <w:instrText xml:space="preserve"> PAGEREF _Toc205138861 \h </w:instrText>
             </w:r>
             <w:r>
               <w:rPr>
@@ -4491,7 +4425,7 @@
               <w:lang w:eastAsia="pt-BR"/>
             </w:rPr>
           </w:pPr>
-          <w:hyperlink w:anchor="_Toc203572600" w:history="1">
+          <w:hyperlink w:anchor="_Toc205138862" w:history="1">
             <w:r>
               <w:rPr>
                 <w:rStyle w:val="Hyperlink"/>
@@ -4534,7 +4468,7 @@
                 <w:noProof/>
                 <w:webHidden/>
               </w:rPr>
-              <w:instrText xml:space="preserve"> PAGEREF _Toc203572600 \h </w:instrText>
+              <w:instrText xml:space="preserve"> PAGEREF _Toc205138862 \h </w:instrText>
             </w:r>
             <w:r>
               <w:rPr>
@@ -4575,7 +4509,7 @@
               <w:lang w:eastAsia="pt-BR"/>
             </w:rPr>
           </w:pPr>
-          <w:hyperlink w:anchor="_Toc203572601" w:history="1">
+          <w:hyperlink w:anchor="_Toc205138863" w:history="1">
             <w:r>
               <w:rPr>
                 <w:rStyle w:val="Hyperlink"/>
@@ -4618,7 +4552,7 @@
                 <w:noProof/>
                 <w:webHidden/>
               </w:rPr>
-              <w:instrText xml:space="preserve"> PAGEREF _Toc203572601 \h </w:instrText>
+              <w:instrText xml:space="preserve"> PAGEREF _Toc205138863 \h </w:instrText>
             </w:r>
             <w:r>
               <w:rPr>
@@ -4659,7 +4593,7 @@
               <w:lang w:eastAsia="pt-BR"/>
             </w:rPr>
           </w:pPr>
-          <w:hyperlink w:anchor="_Toc203572602" w:history="1">
+          <w:hyperlink w:anchor="_Toc205138864" w:history="1">
             <w:r>
               <w:rPr>
                 <w:rStyle w:val="Hyperlink"/>
@@ -4702,7 +4636,7 @@
                 <w:noProof/>
                 <w:webHidden/>
               </w:rPr>
-              <w:instrText xml:space="preserve"> PAGEREF _Toc203572602 \h </w:instrText>
+              <w:instrText xml:space="preserve"> PAGEREF _Toc205138864 \h </w:instrText>
             </w:r>
             <w:r>
               <w:rPr>
@@ -4743,7 +4677,7 @@
               <w:lang w:eastAsia="pt-BR"/>
             </w:rPr>
           </w:pPr>
-          <w:hyperlink w:anchor="_Toc203572603" w:history="1">
+          <w:hyperlink w:anchor="_Toc205138865" w:history="1">
             <w:r>
               <w:rPr>
                 <w:rStyle w:val="Hyperlink"/>
@@ -4786,7 +4720,7 @@
                 <w:noProof/>
                 <w:webHidden/>
               </w:rPr>
-              <w:instrText xml:space="preserve"> PAGEREF _Toc203572603 \h </w:instrText>
+              <w:instrText xml:space="preserve"> PAGEREF _Toc205138865 \h </w:instrText>
             </w:r>
             <w:r>
               <w:rPr>
@@ -4827,7 +4761,7 @@
               <w:lang w:eastAsia="pt-BR"/>
             </w:rPr>
           </w:pPr>
-          <w:hyperlink w:anchor="_Toc203572604" w:history="1">
+          <w:hyperlink w:anchor="_Toc205138866" w:history="1">
             <w:r>
               <w:rPr>
                 <w:rStyle w:val="Hyperlink"/>
@@ -4870,7 +4804,7 @@
                 <w:noProof/>
                 <w:webHidden/>
               </w:rPr>
-              <w:instrText xml:space="preserve"> PAGEREF _Toc203572604 \h </w:instrText>
+              <w:instrText xml:space="preserve"> PAGEREF _Toc205138866 \h </w:instrText>
             </w:r>
             <w:r>
               <w:rPr>
@@ -4911,7 +4845,7 @@
               <w:lang w:eastAsia="pt-BR"/>
             </w:rPr>
           </w:pPr>
-          <w:hyperlink w:anchor="_Toc203572605" w:history="1">
+          <w:hyperlink w:anchor="_Toc205138867" w:history="1">
             <w:r>
               <w:rPr>
                 <w:rStyle w:val="Hyperlink"/>
@@ -4954,7 +4888,7 @@
                 <w:noProof/>
                 <w:webHidden/>
               </w:rPr>
-              <w:instrText xml:space="preserve"> PAGEREF _Toc203572605 \h </w:instrText>
+              <w:instrText xml:space="preserve"> PAGEREF _Toc205138867 \h </w:instrText>
             </w:r>
             <w:r>
               <w:rPr>
@@ -4995,7 +4929,7 @@
               <w:lang w:eastAsia="pt-BR"/>
             </w:rPr>
           </w:pPr>
-          <w:hyperlink w:anchor="_Toc203572606" w:history="1">
+          <w:hyperlink w:anchor="_Toc205138868" w:history="1">
             <w:r>
               <w:rPr>
                 <w:rStyle w:val="Hyperlink"/>
@@ -5038,7 +4972,7 @@
                 <w:noProof/>
                 <w:webHidden/>
               </w:rPr>
-              <w:instrText xml:space="preserve"> PAGEREF _Toc203572606 \h </w:instrText>
+              <w:instrText xml:space="preserve"> PAGEREF _Toc205138868 \h </w:instrText>
             </w:r>
             <w:r>
               <w:rPr>
@@ -5079,7 +5013,7 @@
               <w:lang w:eastAsia="pt-BR"/>
             </w:rPr>
           </w:pPr>
-          <w:hyperlink w:anchor="_Toc203572607" w:history="1">
+          <w:hyperlink w:anchor="_Toc205138869" w:history="1">
             <w:r>
               <w:rPr>
                 <w:rStyle w:val="Hyperlink"/>
@@ -5122,7 +5056,7 @@
                 <w:noProof/>
                 <w:webHidden/>
               </w:rPr>
-              <w:instrText xml:space="preserve"> PAGEREF _Toc203572607 \h </w:instrText>
+              <w:instrText xml:space="preserve"> PAGEREF _Toc205138869 \h </w:instrText>
             </w:r>
             <w:r>
               <w:rPr>
@@ -5163,7 +5097,7 @@
               <w:lang w:eastAsia="pt-BR"/>
             </w:rPr>
           </w:pPr>
-          <w:hyperlink w:anchor="_Toc203572608" w:history="1">
+          <w:hyperlink w:anchor="_Toc205138870" w:history="1">
             <w:r>
               <w:rPr>
                 <w:rStyle w:val="Hyperlink"/>
@@ -5206,7 +5140,7 @@
                 <w:noProof/>
                 <w:webHidden/>
               </w:rPr>
-              <w:instrText xml:space="preserve"> PAGEREF _Toc203572608 \h </w:instrText>
+              <w:instrText xml:space="preserve"> PAGEREF _Toc205138870 \h </w:instrText>
             </w:r>
             <w:r>
               <w:rPr>
@@ -5247,7 +5181,7 @@
               <w:lang w:eastAsia="pt-BR"/>
             </w:rPr>
           </w:pPr>
-          <w:hyperlink w:anchor="_Toc203572609" w:history="1">
+          <w:hyperlink w:anchor="_Toc205138871" w:history="1">
             <w:r>
               <w:rPr>
                 <w:rStyle w:val="Hyperlink"/>
@@ -5290,7 +5224,7 @@
                 <w:noProof/>
                 <w:webHidden/>
               </w:rPr>
-              <w:instrText xml:space="preserve"> PAGEREF _Toc203572609 \h </w:instrText>
+              <w:instrText xml:space="preserve"> PAGEREF _Toc205138871 \h </w:instrText>
             </w:r>
             <w:r>
               <w:rPr>
@@ -5331,7 +5265,7 @@
               <w:lang w:eastAsia="pt-BR"/>
             </w:rPr>
           </w:pPr>
-          <w:hyperlink w:anchor="_Toc203572610" w:history="1">
+          <w:hyperlink w:anchor="_Toc205138872" w:history="1">
             <w:r>
               <w:rPr>
                 <w:rStyle w:val="Hyperlink"/>
@@ -5374,7 +5308,7 @@
                 <w:noProof/>
                 <w:webHidden/>
               </w:rPr>
-              <w:instrText xml:space="preserve"> PAGEREF _Toc203572610 \h </w:instrText>
+              <w:instrText xml:space="preserve"> PAGEREF _Toc205138872 \h </w:instrText>
             </w:r>
             <w:r>
               <w:rPr>
@@ -5415,7 +5349,7 @@
               <w:lang w:eastAsia="pt-BR"/>
             </w:rPr>
           </w:pPr>
-          <w:hyperlink w:anchor="_Toc203572611" w:history="1">
+          <w:hyperlink w:anchor="_Toc205138873" w:history="1">
             <w:r>
               <w:rPr>
                 <w:rStyle w:val="Hyperlink"/>
@@ -5458,7 +5392,7 @@
                 <w:noProof/>
                 <w:webHidden/>
               </w:rPr>
-              <w:instrText xml:space="preserve"> PAGEREF _Toc203572611 \h </w:instrText>
+              <w:instrText xml:space="preserve"> PAGEREF _Toc205138873 \h </w:instrText>
             </w:r>
             <w:r>
               <w:rPr>
@@ -5499,7 +5433,7 @@
               <w:lang w:eastAsia="pt-BR"/>
             </w:rPr>
           </w:pPr>
-          <w:hyperlink w:anchor="_Toc203572612" w:history="1">
+          <w:hyperlink w:anchor="_Toc205138874" w:history="1">
             <w:r>
               <w:rPr>
                 <w:rStyle w:val="Hyperlink"/>
@@ -5544,7 +5478,7 @@
                 <w:noProof/>
                 <w:webHidden/>
               </w:rPr>
-              <w:instrText xml:space="preserve"> PAGEREF _Toc203572612 \h </w:instrText>
+              <w:instrText xml:space="preserve"> PAGEREF _Toc205138874 \h </w:instrText>
             </w:r>
             <w:r>
               <w:rPr>
@@ -5585,7 +5519,7 @@
               <w:lang w:eastAsia="pt-BR"/>
             </w:rPr>
           </w:pPr>
-          <w:hyperlink w:anchor="_Toc203572613" w:history="1">
+          <w:hyperlink w:anchor="_Toc205138875" w:history="1">
             <w:r>
               <w:rPr>
                 <w:rStyle w:val="Hyperlink"/>
@@ -5629,7 +5563,7 @@
                 <w:noProof/>
                 <w:webHidden/>
               </w:rPr>
-              <w:instrText xml:space="preserve"> PAGEREF _Toc203572613 \h </w:instrText>
+              <w:instrText xml:space="preserve"> PAGEREF _Toc205138875 \h </w:instrText>
             </w:r>
             <w:r>
               <w:rPr>
@@ -5670,7 +5604,7 @@
               <w:lang w:eastAsia="pt-BR"/>
             </w:rPr>
           </w:pPr>
-          <w:hyperlink w:anchor="_Toc203572614" w:history="1">
+          <w:hyperlink w:anchor="_Toc205138876" w:history="1">
             <w:r>
               <w:rPr>
                 <w:rStyle w:val="Hyperlink"/>
@@ -5715,7 +5649,7 @@
                 <w:noProof/>
                 <w:webHidden/>
               </w:rPr>
-              <w:instrText xml:space="preserve"> PAGEREF _Toc203572614 \h </w:instrText>
+              <w:instrText xml:space="preserve"> PAGEREF _Toc205138876 \h </w:instrText>
             </w:r>
             <w:r>
               <w:rPr>
@@ -5756,7 +5690,7 @@
               <w:lang w:eastAsia="pt-BR"/>
             </w:rPr>
           </w:pPr>
-          <w:hyperlink w:anchor="_Toc203572615" w:history="1">
+          <w:hyperlink w:anchor="_Toc205138877" w:history="1">
             <w:r>
               <w:rPr>
                 <w:rStyle w:val="Hyperlink"/>
@@ -5801,7 +5735,7 @@
                 <w:noProof/>
                 <w:webHidden/>
               </w:rPr>
-              <w:instrText xml:space="preserve"> PAGEREF _Toc203572615 \h </w:instrText>
+              <w:instrText xml:space="preserve"> PAGEREF _Toc205138877 \h </w:instrText>
             </w:r>
             <w:r>
               <w:rPr>
@@ -5842,7 +5776,7 @@
               <w:lang w:eastAsia="pt-BR"/>
             </w:rPr>
           </w:pPr>
-          <w:hyperlink w:anchor="_Toc203572616" w:history="1">
+          <w:hyperlink w:anchor="_Toc205138878" w:history="1">
             <w:r>
               <w:rPr>
                 <w:rStyle w:val="Hyperlink"/>
@@ -5887,7 +5821,7 @@
                 <w:noProof/>
                 <w:webHidden/>
               </w:rPr>
-              <w:instrText xml:space="preserve"> PAGEREF _Toc203572616 \h </w:instrText>
+              <w:instrText xml:space="preserve"> PAGEREF _Toc205138878 \h </w:instrText>
             </w:r>
             <w:r>
               <w:rPr>
@@ -5928,7 +5862,7 @@
               <w:lang w:eastAsia="pt-BR"/>
             </w:rPr>
           </w:pPr>
-          <w:hyperlink w:anchor="_Toc203572617" w:history="1">
+          <w:hyperlink w:anchor="_Toc205138879" w:history="1">
             <w:r>
               <w:rPr>
                 <w:rStyle w:val="Hyperlink"/>
@@ -5973,7 +5907,7 @@
                 <w:noProof/>
                 <w:webHidden/>
               </w:rPr>
-              <w:instrText xml:space="preserve"> PAGEREF _Toc203572617 \h </w:instrText>
+              <w:instrText xml:space="preserve"> PAGEREF _Toc205138879 \h </w:instrText>
             </w:r>
             <w:r>
               <w:rPr>
@@ -6014,7 +5948,7 @@
               <w:lang w:eastAsia="pt-BR"/>
             </w:rPr>
           </w:pPr>
-          <w:hyperlink w:anchor="_Toc203572618" w:history="1">
+          <w:hyperlink w:anchor="_Toc205138880" w:history="1">
             <w:r>
               <w:rPr>
                 <w:rStyle w:val="Hyperlink"/>
@@ -6059,7 +5993,7 @@
                 <w:noProof/>
                 <w:webHidden/>
               </w:rPr>
-              <w:instrText xml:space="preserve"> PAGEREF _Toc203572618 \h </w:instrText>
+              <w:instrText xml:space="preserve"> PAGEREF _Toc205138880 \h </w:instrText>
             </w:r>
             <w:r>
               <w:rPr>
@@ -6100,7 +6034,7 @@
               <w:lang w:eastAsia="pt-BR"/>
             </w:rPr>
           </w:pPr>
-          <w:hyperlink w:anchor="_Toc203572619" w:history="1">
+          <w:hyperlink w:anchor="_Toc205138881" w:history="1">
             <w:r>
               <w:rPr>
                 <w:rStyle w:val="Hyperlink"/>
@@ -6145,7 +6079,7 @@
                 <w:noProof/>
                 <w:webHidden/>
               </w:rPr>
-              <w:instrText xml:space="preserve"> PAGEREF _Toc203572619 \h </w:instrText>
+              <w:instrText xml:space="preserve"> PAGEREF _Toc205138881 \h </w:instrText>
             </w:r>
             <w:r>
               <w:rPr>
@@ -6186,7 +6120,7 @@
               <w:lang w:eastAsia="pt-BR"/>
             </w:rPr>
           </w:pPr>
-          <w:hyperlink w:anchor="_Toc203572620" w:history="1">
+          <w:hyperlink w:anchor="_Toc205138882" w:history="1">
             <w:r>
               <w:rPr>
                 <w:rStyle w:val="Hyperlink"/>
@@ -6231,7 +6165,7 @@
                 <w:noProof/>
                 <w:webHidden/>
               </w:rPr>
-              <w:instrText xml:space="preserve"> PAGEREF _Toc203572620 \h </w:instrText>
+              <w:instrText xml:space="preserve"> PAGEREF _Toc205138882 \h </w:instrText>
             </w:r>
             <w:r>
               <w:rPr>
@@ -6272,7 +6206,7 @@
               <w:lang w:eastAsia="pt-BR"/>
             </w:rPr>
           </w:pPr>
-          <w:hyperlink w:anchor="_Toc203572621" w:history="1">
+          <w:hyperlink w:anchor="_Toc205138883" w:history="1">
             <w:r>
               <w:rPr>
                 <w:rStyle w:val="Hyperlink"/>
@@ -6317,7 +6251,7 @@
                 <w:noProof/>
                 <w:webHidden/>
               </w:rPr>
-              <w:instrText xml:space="preserve"> PAGEREF _Toc203572621 \h </w:instrText>
+              <w:instrText xml:space="preserve"> PAGEREF _Toc205138883 \h </w:instrText>
             </w:r>
             <w:r>
               <w:rPr>
@@ -6358,7 +6292,7 @@
               <w:lang w:eastAsia="pt-BR"/>
             </w:rPr>
           </w:pPr>
-          <w:hyperlink w:anchor="_Toc203572622" w:history="1">
+          <w:hyperlink w:anchor="_Toc205138884" w:history="1">
             <w:r>
               <w:rPr>
                 <w:rStyle w:val="Hyperlink"/>
@@ -6403,7 +6337,7 @@
                 <w:noProof/>
                 <w:webHidden/>
               </w:rPr>
-              <w:instrText xml:space="preserve"> PAGEREF _Toc203572622 \h </w:instrText>
+              <w:instrText xml:space="preserve"> PAGEREF _Toc205138884 \h </w:instrText>
             </w:r>
             <w:r>
               <w:rPr>
@@ -6444,7 +6378,7 @@
               <w:lang w:eastAsia="pt-BR"/>
             </w:rPr>
           </w:pPr>
-          <w:hyperlink w:anchor="_Toc203572623" w:history="1">
+          <w:hyperlink w:anchor="_Toc205138885" w:history="1">
             <w:r>
               <w:rPr>
                 <w:rStyle w:val="Hyperlink"/>
@@ -6489,7 +6423,7 @@
                 <w:noProof/>
                 <w:webHidden/>
               </w:rPr>
-              <w:instrText xml:space="preserve"> PAGEREF _Toc203572623 \h </w:instrText>
+              <w:instrText xml:space="preserve"> PAGEREF _Toc205138885 \h </w:instrText>
             </w:r>
             <w:r>
               <w:rPr>
@@ -6530,7 +6464,7 @@
               <w:lang w:eastAsia="pt-BR"/>
             </w:rPr>
           </w:pPr>
-          <w:hyperlink w:anchor="_Toc203572624" w:history="1">
+          <w:hyperlink w:anchor="_Toc205138886" w:history="1">
             <w:r>
               <w:rPr>
                 <w:rStyle w:val="Hyperlink"/>
@@ -6575,7 +6509,7 @@
                 <w:noProof/>
                 <w:webHidden/>
               </w:rPr>
-              <w:instrText xml:space="preserve"> PAGEREF _Toc203572624 \h </w:instrText>
+              <w:instrText xml:space="preserve"> PAGEREF _Toc205138886 \h </w:instrText>
             </w:r>
             <w:r>
               <w:rPr>
@@ -6616,7 +6550,7 @@
               <w:lang w:eastAsia="pt-BR"/>
             </w:rPr>
           </w:pPr>
-          <w:hyperlink w:anchor="_Toc203572625" w:history="1">
+          <w:hyperlink w:anchor="_Toc205138887" w:history="1">
             <w:r>
               <w:rPr>
                 <w:rStyle w:val="Hyperlink"/>
@@ -6640,7 +6574,7 @@
                 <w:noProof/>
                 <w:highlight w:val="yellow"/>
               </w:rPr>
-              <w:t>Comparação dos Modelos Preditivos</w:t>
+              <w:t>Modelos Preditivos</w:t>
             </w:r>
             <w:r>
               <w:rPr>
@@ -6661,7 +6595,179 @@
                 <w:noProof/>
                 <w:webHidden/>
               </w:rPr>
-              <w:instrText xml:space="preserve"> PAGEREF _Toc203572625 \h </w:instrText>
+              <w:instrText xml:space="preserve"> PAGEREF _Toc205138887 \h </w:instrText>
+            </w:r>
+            <w:r>
+              <w:rPr>
+                <w:noProof/>
+                <w:webHidden/>
+              </w:rPr>
+            </w:r>
+            <w:r>
+              <w:rPr>
+                <w:noProof/>
+                <w:webHidden/>
+              </w:rPr>
+              <w:fldChar w:fldCharType="separate"/>
+            </w:r>
+            <w:r>
+              <w:rPr>
+                <w:noProof/>
+                <w:webHidden/>
+              </w:rPr>
+              <w:t>18</w:t>
+            </w:r>
+            <w:r>
+              <w:rPr>
+                <w:noProof/>
+                <w:webHidden/>
+              </w:rPr>
+              <w:fldChar w:fldCharType="end"/>
+            </w:r>
+          </w:hyperlink>
+        </w:p>
+        <w:p>
+          <w:pPr>
+            <w:pStyle w:val="Sumrio3"/>
+            <w:rPr>
+              <w:rFonts w:asciiTheme="minorHAnsi" w:eastAsiaTheme="minorEastAsia" w:hAnsiTheme="minorHAnsi"/>
+              <w:noProof/>
+              <w:sz w:val="22"/>
+              <w:lang w:eastAsia="pt-BR"/>
+            </w:rPr>
+          </w:pPr>
+          <w:hyperlink w:anchor="_Toc205138888" w:history="1">
+            <w:r>
+              <w:rPr>
+                <w:rStyle w:val="Hyperlink"/>
+                <w:noProof/>
+                <w:highlight w:val="yellow"/>
+              </w:rPr>
+              <w:t>4.1.1</w:t>
+            </w:r>
+            <w:r>
+              <w:rPr>
+                <w:rFonts w:asciiTheme="minorHAnsi" w:eastAsiaTheme="minorEastAsia" w:hAnsiTheme="minorHAnsi"/>
+                <w:noProof/>
+                <w:sz w:val="22"/>
+                <w:lang w:eastAsia="pt-BR"/>
+              </w:rPr>
+              <w:tab/>
+            </w:r>
+            <w:r>
+              <w:rPr>
+                <w:rStyle w:val="Hyperlink"/>
+                <w:noProof/>
+                <w:highlight w:val="yellow"/>
+              </w:rPr>
+              <w:t>Random Forest</w:t>
+            </w:r>
+            <w:r>
+              <w:rPr>
+                <w:noProof/>
+                <w:webHidden/>
+              </w:rPr>
+              <w:tab/>
+            </w:r>
+            <w:r>
+              <w:rPr>
+                <w:noProof/>
+                <w:webHidden/>
+              </w:rPr>
+              <w:fldChar w:fldCharType="begin"/>
+            </w:r>
+            <w:r>
+              <w:rPr>
+                <w:noProof/>
+                <w:webHidden/>
+              </w:rPr>
+              <w:instrText xml:space="preserve"> PAGEREF _Toc205138888 \h </w:instrText>
+            </w:r>
+            <w:r>
+              <w:rPr>
+                <w:noProof/>
+                <w:webHidden/>
+              </w:rPr>
+            </w:r>
+            <w:r>
+              <w:rPr>
+                <w:noProof/>
+                <w:webHidden/>
+              </w:rPr>
+              <w:fldChar w:fldCharType="separate"/>
+            </w:r>
+            <w:r>
+              <w:rPr>
+                <w:noProof/>
+                <w:webHidden/>
+              </w:rPr>
+              <w:t>18</w:t>
+            </w:r>
+            <w:r>
+              <w:rPr>
+                <w:noProof/>
+                <w:webHidden/>
+              </w:rPr>
+              <w:fldChar w:fldCharType="end"/>
+            </w:r>
+          </w:hyperlink>
+        </w:p>
+        <w:p>
+          <w:pPr>
+            <w:pStyle w:val="Sumrio3"/>
+            <w:rPr>
+              <w:rFonts w:asciiTheme="minorHAnsi" w:eastAsiaTheme="minorEastAsia" w:hAnsiTheme="minorHAnsi"/>
+              <w:noProof/>
+              <w:sz w:val="22"/>
+              <w:lang w:eastAsia="pt-BR"/>
+            </w:rPr>
+          </w:pPr>
+          <w:hyperlink w:anchor="_Toc205138889" w:history="1">
+            <w:r>
+              <w:rPr>
+                <w:rStyle w:val="Hyperlink"/>
+                <w:noProof/>
+                <w:highlight w:val="yellow"/>
+              </w:rPr>
+              <w:t>4.1.2</w:t>
+            </w:r>
+            <w:r>
+              <w:rPr>
+                <w:rFonts w:asciiTheme="minorHAnsi" w:eastAsiaTheme="minorEastAsia" w:hAnsiTheme="minorHAnsi"/>
+                <w:noProof/>
+                <w:sz w:val="22"/>
+                <w:lang w:eastAsia="pt-BR"/>
+              </w:rPr>
+              <w:tab/>
+            </w:r>
+            <w:r>
+              <w:rPr>
+                <w:rStyle w:val="Hyperlink"/>
+                <w:noProof/>
+                <w:highlight w:val="yellow"/>
+              </w:rPr>
+              <w:t>Cart</w:t>
+            </w:r>
+            <w:r>
+              <w:rPr>
+                <w:noProof/>
+                <w:webHidden/>
+              </w:rPr>
+              <w:tab/>
+            </w:r>
+            <w:r>
+              <w:rPr>
+                <w:noProof/>
+                <w:webHidden/>
+              </w:rPr>
+              <w:fldChar w:fldCharType="begin"/>
+            </w:r>
+            <w:r>
+              <w:rPr>
+                <w:noProof/>
+                <w:webHidden/>
+              </w:rPr>
+              <w:instrText xml:space="preserve"> PAGEREF _Toc205138889 \h </w:instrText>
             </w:r>
             <w:r>
               <w:rPr>
@@ -6702,7 +6808,7 @@
               <w:lang w:eastAsia="pt-BR"/>
             </w:rPr>
           </w:pPr>
-          <w:hyperlink w:anchor="_Toc203572626" w:history="1">
+          <w:hyperlink w:anchor="_Toc205138890" w:history="1">
             <w:r>
               <w:rPr>
                 <w:rStyle w:val="Hyperlink"/>
@@ -6726,6 +6832,178 @@
                 <w:noProof/>
                 <w:highlight w:val="yellow"/>
               </w:rPr>
+              <w:t>Comparação</w:t>
+            </w:r>
+            <w:r>
+              <w:rPr>
+                <w:noProof/>
+                <w:webHidden/>
+              </w:rPr>
+              <w:tab/>
+            </w:r>
+            <w:r>
+              <w:rPr>
+                <w:noProof/>
+                <w:webHidden/>
+              </w:rPr>
+              <w:fldChar w:fldCharType="begin"/>
+            </w:r>
+            <w:r>
+              <w:rPr>
+                <w:noProof/>
+                <w:webHidden/>
+              </w:rPr>
+              <w:instrText xml:space="preserve"> PAGEREF _Toc205138890 \h </w:instrText>
+            </w:r>
+            <w:r>
+              <w:rPr>
+                <w:noProof/>
+                <w:webHidden/>
+              </w:rPr>
+            </w:r>
+            <w:r>
+              <w:rPr>
+                <w:noProof/>
+                <w:webHidden/>
+              </w:rPr>
+              <w:fldChar w:fldCharType="separate"/>
+            </w:r>
+            <w:r>
+              <w:rPr>
+                <w:noProof/>
+                <w:webHidden/>
+              </w:rPr>
+              <w:t>18</w:t>
+            </w:r>
+            <w:r>
+              <w:rPr>
+                <w:noProof/>
+                <w:webHidden/>
+              </w:rPr>
+              <w:fldChar w:fldCharType="end"/>
+            </w:r>
+          </w:hyperlink>
+        </w:p>
+        <w:p>
+          <w:pPr>
+            <w:pStyle w:val="Sumrio3"/>
+            <w:rPr>
+              <w:rFonts w:asciiTheme="minorHAnsi" w:eastAsiaTheme="minorEastAsia" w:hAnsiTheme="minorHAnsi"/>
+              <w:noProof/>
+              <w:sz w:val="22"/>
+              <w:lang w:eastAsia="pt-BR"/>
+            </w:rPr>
+          </w:pPr>
+          <w:hyperlink w:anchor="_Toc205138891" w:history="1">
+            <w:r>
+              <w:rPr>
+                <w:rStyle w:val="Hyperlink"/>
+                <w:noProof/>
+                <w:highlight w:val="yellow"/>
+              </w:rPr>
+              <w:t>4.2.1</w:t>
+            </w:r>
+            <w:r>
+              <w:rPr>
+                <w:rFonts w:asciiTheme="minorHAnsi" w:eastAsiaTheme="minorEastAsia" w:hAnsiTheme="minorHAnsi"/>
+                <w:noProof/>
+                <w:sz w:val="22"/>
+                <w:lang w:eastAsia="pt-BR"/>
+              </w:rPr>
+              <w:tab/>
+            </w:r>
+            <w:r>
+              <w:rPr>
+                <w:rStyle w:val="Hyperlink"/>
+                <w:noProof/>
+                <w:highlight w:val="yellow"/>
+              </w:rPr>
+              <w:t>Comparação dos modelos</w:t>
+            </w:r>
+            <w:r>
+              <w:rPr>
+                <w:noProof/>
+                <w:webHidden/>
+              </w:rPr>
+              <w:tab/>
+            </w:r>
+            <w:r>
+              <w:rPr>
+                <w:noProof/>
+                <w:webHidden/>
+              </w:rPr>
+              <w:fldChar w:fldCharType="begin"/>
+            </w:r>
+            <w:r>
+              <w:rPr>
+                <w:noProof/>
+                <w:webHidden/>
+              </w:rPr>
+              <w:instrText xml:space="preserve"> PAGEREF _Toc205138891 \h </w:instrText>
+            </w:r>
+            <w:r>
+              <w:rPr>
+                <w:noProof/>
+                <w:webHidden/>
+              </w:rPr>
+            </w:r>
+            <w:r>
+              <w:rPr>
+                <w:noProof/>
+                <w:webHidden/>
+              </w:rPr>
+              <w:fldChar w:fldCharType="separate"/>
+            </w:r>
+            <w:r>
+              <w:rPr>
+                <w:noProof/>
+                <w:webHidden/>
+              </w:rPr>
+              <w:t>18</w:t>
+            </w:r>
+            <w:r>
+              <w:rPr>
+                <w:noProof/>
+                <w:webHidden/>
+              </w:rPr>
+              <w:fldChar w:fldCharType="end"/>
+            </w:r>
+          </w:hyperlink>
+        </w:p>
+        <w:p>
+          <w:pPr>
+            <w:pStyle w:val="Sumrio3"/>
+            <w:rPr>
+              <w:rFonts w:asciiTheme="minorHAnsi" w:eastAsiaTheme="minorEastAsia" w:hAnsiTheme="minorHAnsi"/>
+              <w:noProof/>
+              <w:sz w:val="22"/>
+              <w:lang w:eastAsia="pt-BR"/>
+            </w:rPr>
+          </w:pPr>
+          <w:hyperlink w:anchor="_Toc205138892" w:history="1">
+            <w:r>
+              <w:rPr>
+                <w:rStyle w:val="Hyperlink"/>
+                <w:noProof/>
+                <w:highlight w:val="yellow"/>
+              </w:rPr>
+              <w:t>4.2.2</w:t>
+            </w:r>
+            <w:r>
+              <w:rPr>
+                <w:rFonts w:asciiTheme="minorHAnsi" w:eastAsiaTheme="minorEastAsia" w:hAnsiTheme="minorHAnsi"/>
+                <w:noProof/>
+                <w:sz w:val="22"/>
+                <w:lang w:eastAsia="pt-BR"/>
+              </w:rPr>
+              <w:tab/>
+            </w:r>
+            <w:r>
+              <w:rPr>
+                <w:rStyle w:val="Hyperlink"/>
+                <w:noProof/>
+                <w:highlight w:val="yellow"/>
+              </w:rPr>
               <w:t>Comparação de Tempo de Execução</w:t>
             </w:r>
             <w:r>
@@ -6747,7 +7025,7 @@
                 <w:noProof/>
                 <w:webHidden/>
               </w:rPr>
-              <w:instrText xml:space="preserve"> PAGEREF _Toc203572626 \h </w:instrText>
+              <w:instrText xml:space="preserve"> PAGEREF _Toc205138892 \h </w:instrText>
             </w:r>
             <w:r>
               <w:rPr>
@@ -6788,7 +7066,7 @@
               <w:lang w:eastAsia="pt-BR"/>
             </w:rPr>
           </w:pPr>
-          <w:hyperlink w:anchor="_Toc203572627" w:history="1">
+          <w:hyperlink w:anchor="_Toc205138893" w:history="1">
             <w:r>
               <w:rPr>
                 <w:rStyle w:val="Hyperlink"/>
@@ -6833,7 +7111,7 @@
                 <w:noProof/>
                 <w:webHidden/>
               </w:rPr>
-              <w:instrText xml:space="preserve"> PAGEREF _Toc203572627 \h </w:instrText>
+              <w:instrText xml:space="preserve"> PAGEREF _Toc205138893 \h </w:instrText>
             </w:r>
             <w:r>
               <w:rPr>
@@ -6874,7 +7152,7 @@
               <w:lang w:eastAsia="pt-BR"/>
             </w:rPr>
           </w:pPr>
-          <w:hyperlink w:anchor="_Toc203572628" w:history="1">
+          <w:hyperlink w:anchor="_Toc205138894" w:history="1">
             <w:r>
               <w:rPr>
                 <w:rStyle w:val="Hyperlink"/>
@@ -6919,7 +7197,7 @@
                 <w:noProof/>
                 <w:webHidden/>
               </w:rPr>
-              <w:instrText xml:space="preserve"> PAGEREF _Toc203572628 \h </w:instrText>
+              <w:instrText xml:space="preserve"> PAGEREF _Toc205138894 \h </w:instrText>
             </w:r>
             <w:r>
               <w:rPr>
@@ -6960,7 +7238,7 @@
               <w:lang w:eastAsia="pt-BR"/>
             </w:rPr>
           </w:pPr>
-          <w:hyperlink w:anchor="_Toc203572629" w:history="1">
+          <w:hyperlink w:anchor="_Toc205138895" w:history="1">
             <w:r>
               <w:rPr>
                 <w:rStyle w:val="Hyperlink"/>
@@ -7005,7 +7283,7 @@
                 <w:noProof/>
                 <w:webHidden/>
               </w:rPr>
-              <w:instrText xml:space="preserve"> PAGEREF _Toc203572629 \h </w:instrText>
+              <w:instrText xml:space="preserve"> PAGEREF _Toc205138895 \h </w:instrText>
             </w:r>
             <w:r>
               <w:rPr>
@@ -7046,7 +7324,7 @@
               <w:lang w:eastAsia="pt-BR"/>
             </w:rPr>
           </w:pPr>
-          <w:hyperlink w:anchor="_Toc203572630" w:history="1">
+          <w:hyperlink w:anchor="_Toc205138896" w:history="1">
             <w:r>
               <w:rPr>
                 <w:rStyle w:val="Hyperlink"/>
@@ -7089,7 +7367,7 @@
                 <w:noProof/>
                 <w:webHidden/>
               </w:rPr>
-              <w:instrText xml:space="preserve"> PAGEREF _Toc203572630 \h </w:instrText>
+              <w:instrText xml:space="preserve"> PAGEREF _Toc205138896 \h </w:instrText>
             </w:r>
             <w:r>
               <w:rPr>
@@ -7147,7 +7425,7 @@
         </w:rPr>
       </w:pPr>
       <w:bookmarkStart w:id="1" w:name="_Toc471561137"/>
-      <w:bookmarkStart w:id="2" w:name="_Toc203572592"/>
+      <w:bookmarkStart w:id="2" w:name="_Toc205138854"/>
       <w:r>
         <w:rPr>
           <w:lang w:val="en-US"/>
@@ -7573,7 +7851,7 @@
       <w:pPr>
         <w:pStyle w:val="Ttulo2"/>
       </w:pPr>
-      <w:bookmarkStart w:id="4" w:name="_Toc203572593"/>
+      <w:bookmarkStart w:id="4" w:name="_Toc205138855"/>
       <w:proofErr w:type="spellStart"/>
       <w:r>
         <w:t>Problema</w:t>
@@ -7632,7 +7910,7 @@
       <w:pPr>
         <w:pStyle w:val="Ttulo2"/>
       </w:pPr>
-      <w:bookmarkStart w:id="5" w:name="_Toc203572594"/>
+      <w:bookmarkStart w:id="5" w:name="_Toc205138856"/>
       <w:r>
         <w:rPr>
           <w:lang w:val="pt-BR"/>
@@ -7645,7 +7923,7 @@
       <w:pPr>
         <w:pStyle w:val="Ttulo3"/>
       </w:pPr>
-      <w:bookmarkStart w:id="6" w:name="_Toc203572595"/>
+      <w:bookmarkStart w:id="6" w:name="_Toc205138857"/>
       <w:r>
         <w:rPr>
           <w:lang w:val="pt-BR"/>
@@ -7697,7 +7975,7 @@
       <w:pPr>
         <w:pStyle w:val="Ttulo3"/>
       </w:pPr>
-      <w:bookmarkStart w:id="7" w:name="_Toc203572596"/>
+      <w:bookmarkStart w:id="7" w:name="_Toc205138858"/>
       <w:r>
         <w:rPr>
           <w:lang w:val="pt-BR"/>
@@ -7934,7 +8212,7 @@
       <w:pPr>
         <w:pStyle w:val="Ttulo2"/>
       </w:pPr>
-      <w:bookmarkStart w:id="8" w:name="_Toc203572597"/>
+      <w:bookmarkStart w:id="8" w:name="_Toc205138859"/>
       <w:proofErr w:type="spellStart"/>
       <w:r>
         <w:t>Organização</w:t>
@@ -7960,9 +8238,8 @@
           <w:highlight w:val="lightGray"/>
           <w:lang w:eastAsia="pt-BR"/>
         </w:rPr>
-        <w:t xml:space="preserve">Este Trabalho de Conclusão de Curso está estruturado em sete capítulos. O Capítulo 1, Introdução, apresenta o contexto da pesquisa, destacando a importância do uso de técnicas de ciência de dados na área da saúde, especialmente no enfrentamento da Síndrome Respiratória Aguda Grave (SRAG). Também define o problema de pesquisa, os </w:t>
-      </w:r>
-      <w:proofErr w:type="gramStart"/>
+        <w:t xml:space="preserve">Este Trabalho de Conclusão de Curso está estruturado em sete capítulos. O Capítulo 1, Introdução, apresenta o contexto da pesquisa, destacando a importância do uso de técnicas de ciência de dados na área da saúde, especialmente no enfrentamento da Síndrome Respiratória Aguda Grave (SRAG). Também define o problema de pesquisa, os objetivos geral e específicos, e a justificativa do estudo. O Capítulo 2, Revisão Bibliográfica, aborda os fundamentos teóricos relacionados à SRAG, ao processo de descoberta de conhecimento em bases de dados (KDD), às etapas de pré-processamento, às técnicas de análise de dados e aos principais algoritmos de aprendizado de máquina aplicados à predição de desfechos clínicos. O Capítulo 3, Metodologia, descreve os dados utilizados, o processo de pré-processamento, as ferramentas adotadas para a </w:t>
+      </w:r>
       <w:r>
         <w:rPr>
           <w:rFonts w:eastAsia="Times New Roman" w:cs="Times New Roman"/>
@@ -7970,9 +8247,10 @@
           <w:highlight w:val="lightGray"/>
           <w:lang w:eastAsia="pt-BR"/>
         </w:rPr>
-        <w:t>objetivos geral</w:t>
-      </w:r>
-      <w:proofErr w:type="gramEnd"/>
+        <w:lastRenderedPageBreak/>
+        <w:t>análise e implementação dos modelos, os ambientes computacionais utilizados para a execução dos algoritmos e os critérios adotados para avaliação de desempenho preditivo e computacional. O Capítulo 4, Resultados, apresenta os resultados obtidos na aplicação do algoritmo desenvolvido (</w:t>
+      </w:r>
+      <w:proofErr w:type="spellStart"/>
       <w:r>
         <w:rPr>
           <w:rFonts w:eastAsia="Times New Roman" w:cs="Times New Roman"/>
@@ -7980,8 +8258,9 @@
           <w:highlight w:val="lightGray"/>
           <w:lang w:eastAsia="pt-BR"/>
         </w:rPr>
-        <w:t xml:space="preserve"> e específicos, e a justificativa do estudo. O Capítulo 2, Revisão Bibliográfica, aborda os fundamentos teóricos relacionados à SRAG, ao processo de descoberta de conhecimento em bases de dados (KDD), às etapas de pré-processamento, às técnicas de análise de dados e aos principais algoritmos de aprendizado de máquina aplicados à predição de desfechos clínicos. O Capítulo 3, Metodologia, descreve os dados utilizados, o processo de pré-processamento, as ferramentas adotadas para a </w:t>
-      </w:r>
+        <w:t>real_collab</w:t>
+      </w:r>
+      <w:proofErr w:type="spellEnd"/>
       <w:r>
         <w:rPr>
           <w:rFonts w:eastAsia="Times New Roman" w:cs="Times New Roman"/>
@@ -7989,8 +8268,7 @@
           <w:highlight w:val="lightGray"/>
           <w:lang w:eastAsia="pt-BR"/>
         </w:rPr>
-        <w:lastRenderedPageBreak/>
-        <w:t>análise e implementação dos modelos, os ambientes computacionais utilizados para a execução dos algoritmos e os critérios adotados para avaliação de desempenho preditivo e computacional. O Capítulo 4, Resultados, apresenta os resultados obtidos na aplicação do algoritmo desenvolvido (</w:t>
+        <w:t xml:space="preserve">) em diferentes ambientes computacionais, bem como a comparação entre os modelos de aprendizado de máquina CART e </w:t>
       </w:r>
       <w:proofErr w:type="spellStart"/>
       <w:r>
@@ -8000,7 +8278,7 @@
           <w:highlight w:val="lightGray"/>
           <w:lang w:eastAsia="pt-BR"/>
         </w:rPr>
-        <w:t>real_collab</w:t>
+        <w:t>Random</w:t>
       </w:r>
       <w:proofErr w:type="spellEnd"/>
       <w:r>
@@ -8010,26 +8288,6 @@
           <w:highlight w:val="lightGray"/>
           <w:lang w:eastAsia="pt-BR"/>
         </w:rPr>
-        <w:t xml:space="preserve">) em diferentes ambientes computacionais, bem como a comparação entre os modelos de aprendizado de máquina CART e </w:t>
-      </w:r>
-      <w:proofErr w:type="spellStart"/>
-      <w:r>
-        <w:rPr>
-          <w:rFonts w:eastAsia="Times New Roman" w:cs="Times New Roman"/>
-          <w:szCs w:val="24"/>
-          <w:highlight w:val="lightGray"/>
-          <w:lang w:eastAsia="pt-BR"/>
-        </w:rPr>
-        <w:t>Random</w:t>
-      </w:r>
-      <w:proofErr w:type="spellEnd"/>
-      <w:r>
-        <w:rPr>
-          <w:rFonts w:eastAsia="Times New Roman" w:cs="Times New Roman"/>
-          <w:szCs w:val="24"/>
-          <w:highlight w:val="lightGray"/>
-          <w:lang w:eastAsia="pt-BR"/>
-        </w:rPr>
         <w:t xml:space="preserve"> Forest, com base nas métricas de avaliação preditiva e no tempo de execução. O Capítulo 5, Discussão, analisa os resultados obtidos, destacando os principais achados, interpretando as diferenças de desempenho entre os algoritmos e discutindo as variáveis mais relevantes para a predição dos desfechos clínicos. O Capítulo 6, Conclusão, resume os principais resultados do estudo, responde ao problema de pesquisa, apresenta as limitações encontradas e propõe sugestões para trabalhos futuros. Por fim, o Capítulo 7, Referências Bibliográficas, apresenta todas as fontes utilizadas para fundamentar teoricamente o trabalho, conforme as normas da ABNT.</w:t>
       </w:r>
     </w:p>
@@ -8046,7 +8304,7 @@
       <w:pPr>
         <w:pStyle w:val="Ttulo1"/>
       </w:pPr>
-      <w:bookmarkStart w:id="9" w:name="_Toc203572598"/>
+      <w:bookmarkStart w:id="9" w:name="_Toc205138860"/>
       <w:r>
         <w:lastRenderedPageBreak/>
         <w:t>REVISÃO BIBLIOGRÁFICA</w:t>
@@ -8061,8 +8319,8 @@
         </w:rPr>
       </w:pPr>
       <w:bookmarkStart w:id="10" w:name="_Toc203431569"/>
-      <w:bookmarkStart w:id="11" w:name="_Toc203572599"/>
-      <w:bookmarkStart w:id="12" w:name="_Toc16233499"/>
+      <w:bookmarkStart w:id="11" w:name="_Toc16233499"/>
+      <w:bookmarkStart w:id="12" w:name="_Toc205138861"/>
       <w:r>
         <w:rPr>
           <w:lang w:val="pt-BR"/>
@@ -8098,7 +8356,7 @@
         <w:t xml:space="preserve"> Aguda Grave)</w:t>
       </w:r>
       <w:bookmarkEnd w:id="10"/>
-      <w:bookmarkEnd w:id="11"/>
+      <w:bookmarkEnd w:id="12"/>
     </w:p>
     <w:p>
       <w:pPr>
@@ -8210,7 +8468,7 @@
       <w:pPr>
         <w:pStyle w:val="Ttulo2"/>
       </w:pPr>
-      <w:bookmarkStart w:id="13" w:name="_Toc203572600"/>
+      <w:bookmarkStart w:id="13" w:name="_Toc205138862"/>
       <w:r>
         <w:t>Dados</w:t>
       </w:r>
@@ -8220,7 +8478,7 @@
       <w:pPr>
         <w:pStyle w:val="Ttulo3"/>
       </w:pPr>
-      <w:bookmarkStart w:id="14" w:name="_Toc203572601"/>
+      <w:bookmarkStart w:id="14" w:name="_Toc205138863"/>
       <w:r>
         <w:t>KDD</w:t>
       </w:r>
@@ -8436,14 +8694,27 @@
       <w:r>
         <w:t xml:space="preserve">Figura </w:t>
       </w:r>
-      <w:fldSimple w:instr=" SEQ Figura \* ARABIC ">
-        <w:r>
-          <w:rPr>
-            <w:noProof/>
-          </w:rPr>
-          <w:t>1</w:t>
-        </w:r>
-      </w:fldSimple>
+      <w:r>
+        <w:fldChar w:fldCharType="begin"/>
+      </w:r>
+      <w:r>
+        <w:instrText xml:space="preserve"> SEQ Figura \* ARABIC </w:instrText>
+      </w:r>
+      <w:r>
+        <w:fldChar w:fldCharType="separate"/>
+      </w:r>
+      <w:r>
+        <w:rPr>
+          <w:noProof/>
+        </w:rPr>
+        <w:t>1</w:t>
+      </w:r>
+      <w:r>
+        <w:rPr>
+          <w:noProof/>
+        </w:rPr>
+        <w:fldChar w:fldCharType="end"/>
+      </w:r>
       <w:r>
         <w:t xml:space="preserve"> – As etapas do processo de KDD</w:t>
       </w:r>
@@ -8529,7 +8800,7 @@
       <w:pPr>
         <w:pStyle w:val="Ttulo3"/>
       </w:pPr>
-      <w:bookmarkStart w:id="15" w:name="_Toc203572602"/>
+      <w:bookmarkStart w:id="15" w:name="_Toc205138864"/>
       <w:r>
         <w:t xml:space="preserve">Dados </w:t>
       </w:r>
@@ -8585,7 +8856,7 @@
           <w:lang w:val="pt-BR"/>
         </w:rPr>
       </w:pPr>
-      <w:bookmarkStart w:id="16" w:name="_Toc203572603"/>
+      <w:bookmarkStart w:id="16" w:name="_Toc205138865"/>
       <w:commentRangeStart w:id="17"/>
       <w:r>
         <w:rPr>
@@ -8622,15 +8893,7 @@
         <w:ind w:firstLine="0"/>
       </w:pPr>
       <w:r>
-        <w:t>Através da Secretaria de Vigilância em Saúde (SVS), o Ministério da Saúde (MS) faz a vigilância da SRAG no Brasil desde a pandemia de Influenza A(H1N</w:t>
-      </w:r>
-      <w:proofErr w:type="gramStart"/>
-      <w:r>
-        <w:t>1)pdm</w:t>
-      </w:r>
-      <w:proofErr w:type="gramEnd"/>
-      <w:r>
-        <w:t>09. A partir disso, a vigilância de SRAG foi incorporada à rede de vigilância de Influenza e outros vírus respiratórios, que anteriormente atuava exclusivamente com a vigilância sentinela de Síndrome Gripal (SG) (MINISTÉRIO DA SAÚDE, 2025).</w:t>
+        <w:t>Através da Secretaria de Vigilância em Saúde (SVS), o Ministério da Saúde (MS) faz a vigilância da SRAG no Brasil desde a pandemia de Influenza A(H1N1)pdm09. A partir disso, a vigilância de SRAG foi incorporada à rede de vigilância de Influenza e outros vírus respiratórios, que anteriormente atuava exclusivamente com a vigilância sentinela de Síndrome Gripal (SG) (MINISTÉRIO DA SAÚDE, 2025).</w:t>
       </w:r>
     </w:p>
     <w:p>
@@ -8668,7 +8931,7 @@
       <w:pPr>
         <w:pStyle w:val="Ttulo2"/>
       </w:pPr>
-      <w:bookmarkStart w:id="18" w:name="_Toc203572604"/>
+      <w:bookmarkStart w:id="18" w:name="_Toc205138866"/>
       <w:commentRangeStart w:id="19"/>
       <w:commentRangeStart w:id="20"/>
       <w:proofErr w:type="spellStart"/>
@@ -8984,27 +9247,14 @@
             <w:r>
               <w:t>(</w:t>
             </w:r>
-            <w:r>
-              <w:fldChar w:fldCharType="begin"/>
-            </w:r>
-            <w:r>
-              <w:instrText xml:space="preserve"> SEQ Eqn \* MERGEFORMAT </w:instrText>
-            </w:r>
-            <w:r>
-              <w:fldChar w:fldCharType="separate"/>
-            </w:r>
-            <w:r>
-              <w:rPr>
-                <w:noProof/>
-              </w:rPr>
-              <w:t>1</w:t>
-            </w:r>
-            <w:r>
-              <w:rPr>
-                <w:noProof/>
-              </w:rPr>
-              <w:fldChar w:fldCharType="end"/>
-            </w:r>
+            <w:fldSimple w:instr=" SEQ Eqn \* MERGEFORMAT ">
+              <w:r>
+                <w:rPr>
+                  <w:noProof/>
+                </w:rPr>
+                <w:t>1</w:t>
+              </w:r>
+            </w:fldSimple>
             <w:r>
               <w:t>)</w:t>
             </w:r>
@@ -9177,7 +9427,7 @@
       <w:pPr>
         <w:pStyle w:val="Ttulo2"/>
       </w:pPr>
-      <w:bookmarkStart w:id="21" w:name="_Toc203572605"/>
+      <w:bookmarkStart w:id="21" w:name="_Toc205138867"/>
       <w:r>
         <w:lastRenderedPageBreak/>
         <w:t>Analise de Dados</w:t>
@@ -9257,7 +9507,7 @@
       <w:pPr>
         <w:pStyle w:val="Ttulo2"/>
       </w:pPr>
-      <w:bookmarkStart w:id="22" w:name="_Toc203572606"/>
+      <w:bookmarkStart w:id="22" w:name="_Toc205138868"/>
       <w:proofErr w:type="spellStart"/>
       <w:r>
         <w:t>Técnicas</w:t>
@@ -9301,7 +9551,7 @@
         <w:pStyle w:val="Ttulo2"/>
       </w:pPr>
       <w:bookmarkStart w:id="23" w:name="_Toc203431570"/>
-      <w:bookmarkStart w:id="24" w:name="_Toc203572607"/>
+      <w:bookmarkStart w:id="24" w:name="_Toc205138869"/>
       <w:r>
         <w:t>Algoritmos</w:t>
       </w:r>
@@ -9345,7 +9595,7 @@
       </w:pPr>
       <w:bookmarkStart w:id="25" w:name="_Toc193304963"/>
       <w:bookmarkStart w:id="26" w:name="_Toc203431571"/>
-      <w:bookmarkStart w:id="27" w:name="_Toc203572608"/>
+      <w:bookmarkStart w:id="27" w:name="_Toc205138870"/>
       <w:proofErr w:type="spellStart"/>
       <w:r>
         <w:t>A</w:t>
@@ -9511,27 +9761,14 @@
             <w:r>
               <w:t>(</w:t>
             </w:r>
-            <w:r>
-              <w:fldChar w:fldCharType="begin"/>
-            </w:r>
-            <w:r>
-              <w:instrText xml:space="preserve"> SEQ Eqn \* MERGEFORMAT </w:instrText>
-            </w:r>
-            <w:r>
-              <w:fldChar w:fldCharType="separate"/>
-            </w:r>
-            <w:r>
-              <w:rPr>
-                <w:noProof/>
-              </w:rPr>
-              <w:t>2</w:t>
-            </w:r>
-            <w:r>
-              <w:rPr>
-                <w:noProof/>
-              </w:rPr>
-              <w:fldChar w:fldCharType="end"/>
-            </w:r>
+            <w:fldSimple w:instr=" SEQ Eqn \* MERGEFORMAT ">
+              <w:r>
+                <w:rPr>
+                  <w:noProof/>
+                </w:rPr>
+                <w:t>2</w:t>
+              </w:r>
+            </w:fldSimple>
             <w:r>
               <w:t>)</w:t>
             </w:r>
@@ -9911,27 +10148,14 @@
             <w:r>
               <w:t>(</w:t>
             </w:r>
-            <w:r>
-              <w:fldChar w:fldCharType="begin"/>
-            </w:r>
-            <w:r>
-              <w:instrText xml:space="preserve"> SEQ Eqn \* MERGEFORMAT </w:instrText>
-            </w:r>
-            <w:r>
-              <w:fldChar w:fldCharType="separate"/>
-            </w:r>
-            <w:r>
-              <w:rPr>
-                <w:noProof/>
-              </w:rPr>
-              <w:t>3</w:t>
-            </w:r>
-            <w:r>
-              <w:rPr>
-                <w:noProof/>
-              </w:rPr>
-              <w:fldChar w:fldCharType="end"/>
-            </w:r>
+            <w:fldSimple w:instr=" SEQ Eqn \* MERGEFORMAT ">
+              <w:r>
+                <w:rPr>
+                  <w:noProof/>
+                </w:rPr>
+                <w:t>3</w:t>
+              </w:r>
+            </w:fldSimple>
             <w:r>
               <w:t>)</w:t>
             </w:r>
@@ -10101,7 +10325,7 @@
       </w:pPr>
       <w:bookmarkStart w:id="31" w:name="_Toc193304964"/>
       <w:bookmarkStart w:id="32" w:name="_Toc203431574"/>
-      <w:bookmarkStart w:id="33" w:name="_Toc203572609"/>
+      <w:bookmarkStart w:id="33" w:name="_Toc205138871"/>
       <w:r>
         <w:t>M</w:t>
       </w:r>
@@ -10194,23 +10418,7 @@
           <w:b w:val="0"/>
           <w:lang w:val="pt-BR"/>
         </w:rPr>
-        <w:t xml:space="preserve"> é um algoritmo utilizado para encontrar padrões frequentes em bases de dados transacionais, alguns casos de uso comuns são sistemas de previsão e recomendação de doenças, como análise de cestas de mercado para plataformas de comércio eletrônico (</w:t>
-      </w:r>
-      <w:proofErr w:type="gramStart"/>
-      <w:r>
-        <w:rPr>
-          <w:b w:val="0"/>
-          <w:lang w:val="pt-BR"/>
-        </w:rPr>
-        <w:t>IBM,  2024</w:t>
-      </w:r>
-      <w:proofErr w:type="gramEnd"/>
-      <w:r>
-        <w:rPr>
-          <w:b w:val="0"/>
-          <w:lang w:val="pt-BR"/>
-        </w:rPr>
-        <w:t>).</w:t>
+        <w:t xml:space="preserve"> é um algoritmo utilizado para encontrar padrões frequentes em bases de dados transacionais, alguns casos de uso comuns são sistemas de previsão e recomendação de doenças, como análise de cestas de mercado para plataformas de comércio eletrônico (IBM,  2024).</w:t>
       </w:r>
       <w:bookmarkEnd w:id="35"/>
     </w:p>
@@ -10312,7 +10520,7 @@
       </w:pPr>
       <w:bookmarkStart w:id="37" w:name="_Toc193304965"/>
       <w:bookmarkStart w:id="38" w:name="_Toc203431578"/>
-      <w:bookmarkStart w:id="39" w:name="_Toc203572610"/>
+      <w:bookmarkStart w:id="39" w:name="_Toc205138872"/>
       <w:proofErr w:type="spellStart"/>
       <w:r>
         <w:t>A</w:t>
@@ -10916,7 +11124,7 @@
       </w:pPr>
       <w:bookmarkStart w:id="47" w:name="_Toc193304966"/>
       <w:bookmarkStart w:id="48" w:name="_Toc203431583"/>
-      <w:bookmarkStart w:id="49" w:name="_Toc203572611"/>
+      <w:bookmarkStart w:id="49" w:name="_Toc205138873"/>
       <w:r>
         <w:t>R</w:t>
       </w:r>
@@ -11283,7 +11491,7 @@
           <w:highlight w:val="yellow"/>
         </w:rPr>
       </w:pPr>
-      <w:bookmarkStart w:id="55" w:name="_Toc203572612"/>
+      <w:bookmarkStart w:id="55" w:name="_Toc205138874"/>
       <w:proofErr w:type="spellStart"/>
       <w:r>
         <w:rPr>
@@ -11316,7 +11524,7 @@
           <w:lang w:val="pt-BR"/>
         </w:rPr>
       </w:pPr>
-      <w:bookmarkStart w:id="56" w:name="_Toc203572613"/>
+      <w:bookmarkStart w:id="56" w:name="_Toc205138875"/>
       <w:r>
         <w:rPr>
           <w:lang w:val="pt-BR"/>
@@ -11380,15 +11588,7 @@
         <w:t xml:space="preserve">) </w:t>
       </w:r>
       <w:r>
-        <w:t xml:space="preserve">é um algoritmo de aprendizado de máquina e ao mesmo tempo uma técnica de mineração de dados, utilizada para prever, classificar e extrair conhecimento a partir de dados foi criada esta seção para detalhar sua aplicação e importância. Pode-se dizer que as Árvores de Decisão são modelos hierárquicos que segmentam os dados com base em condições lógicas sucessivas. Elas são </w:t>
-      </w:r>
-      <w:proofErr w:type="gramStart"/>
-      <w:r>
-        <w:t>eficientes e interpretáveis</w:t>
-      </w:r>
-      <w:proofErr w:type="gramEnd"/>
-      <w:r>
-        <w:t xml:space="preserve"> para tarefas de classificação e regressão, sendo frequentemente utilizadas em conjunto com outros métodos para aumentar a robustez dos modelos (Silva e Silva Neto, 2022).</w:t>
+        <w:t>é um algoritmo de aprendizado de máquina e ao mesmo tempo uma técnica de mineração de dados, utilizada para prever, classificar e extrair conhecimento a partir de dados foi criada esta seção para detalhar sua aplicação e importância. Pode-se dizer que as Árvores de Decisão são modelos hierárquicos que segmentam os dados com base em condições lógicas sucessivas. Elas são eficientes e interpretáveis para tarefas de classificação e regressão, sendo frequentemente utilizadas em conjunto com outros métodos para aumentar a robustez dos modelos (Silva e Silva Neto, 2022).</w:t>
       </w:r>
     </w:p>
     <w:p>
@@ -11408,7 +11608,6 @@
           <w:lang w:eastAsia="pt-BR"/>
         </w:rPr>
       </w:pPr>
-      <w:proofErr w:type="gramStart"/>
       <w:r>
         <w:rPr>
           <w:rFonts w:eastAsia="Times New Roman" w:hAnsi="Symbol" w:cs="Times New Roman"/>
@@ -11425,17 +11624,37 @@
           <w:highlight w:val="lightGray"/>
           <w:lang w:eastAsia="pt-BR"/>
         </w:rPr>
-        <w:t xml:space="preserve">  Como</w:t>
-      </w:r>
-      <w:proofErr w:type="gramEnd"/>
-      <w:r>
+        <w:t xml:space="preserve">  Como a árvore divide os dados (por Gini ou entropia, por exemplo).</w:t>
+      </w:r>
+    </w:p>
+    <w:p>
+      <w:pPr>
+        <w:spacing w:before="100" w:beforeAutospacing="1" w:after="100" w:afterAutospacing="1" w:line="240" w:lineRule="auto"/>
+        <w:jc w:val="left"/>
         <w:rPr>
           <w:rFonts w:eastAsia="Times New Roman" w:cs="Times New Roman"/>
           <w:szCs w:val="24"/>
           <w:highlight w:val="lightGray"/>
           <w:lang w:eastAsia="pt-BR"/>
         </w:rPr>
-        <w:t xml:space="preserve"> a árvore divide os dados (por Gini ou entropia, por exemplo).</w:t>
+      </w:pPr>
+      <w:r>
+        <w:rPr>
+          <w:rFonts w:eastAsia="Times New Roman" w:hAnsi="Symbol" w:cs="Times New Roman"/>
+          <w:szCs w:val="24"/>
+          <w:highlight w:val="lightGray"/>
+          <w:lang w:eastAsia="pt-BR"/>
+        </w:rPr>
+        <w:t></w:t>
+      </w:r>
+      <w:r>
+        <w:rPr>
+          <w:rFonts w:eastAsia="Times New Roman" w:cs="Times New Roman"/>
+          <w:szCs w:val="24"/>
+          <w:highlight w:val="lightGray"/>
+          <w:lang w:eastAsia="pt-BR"/>
+        </w:rPr>
+        <w:t xml:space="preserve">  A ideia de "nós", "ramos", "folhas", e decisões hierárquicas.</w:t>
       </w:r>
     </w:p>
     <w:p>
@@ -11445,20 +11664,29 @@
         <w:rPr>
           <w:rFonts w:eastAsia="Times New Roman" w:cs="Times New Roman"/>
           <w:szCs w:val="24"/>
+          <w:lang w:eastAsia="pt-BR"/>
+        </w:rPr>
+      </w:pPr>
+      <w:r>
+        <w:rPr>
+          <w:rFonts w:eastAsia="Times New Roman" w:hAnsi="Symbol" w:cs="Times New Roman"/>
+          <w:szCs w:val="24"/>
           <w:highlight w:val="lightGray"/>
           <w:lang w:eastAsia="pt-BR"/>
         </w:rPr>
-      </w:pPr>
-      <w:proofErr w:type="gramStart"/>
-      <w:r>
-        <w:rPr>
-          <w:rFonts w:eastAsia="Times New Roman" w:hAnsi="Symbol" w:cs="Times New Roman"/>
+        <w:lastRenderedPageBreak/>
+        <w:t></w:t>
+      </w:r>
+      <w:r>
+        <w:rPr>
+          <w:rFonts w:eastAsia="Times New Roman" w:cs="Times New Roman"/>
           <w:szCs w:val="24"/>
           <w:highlight w:val="lightGray"/>
           <w:lang w:eastAsia="pt-BR"/>
         </w:rPr>
-        <w:t></w:t>
-      </w:r>
+        <w:t xml:space="preserve">  Vantagens (</w:t>
+      </w:r>
+      <w:proofErr w:type="spellStart"/>
       <w:r>
         <w:rPr>
           <w:rFonts w:eastAsia="Times New Roman" w:cs="Times New Roman"/>
@@ -11466,9 +11694,9 @@
           <w:highlight w:val="lightGray"/>
           <w:lang w:eastAsia="pt-BR"/>
         </w:rPr>
-        <w:t xml:space="preserve">  A</w:t>
-      </w:r>
-      <w:proofErr w:type="gramEnd"/>
+        <w:t>interpretabilidade</w:t>
+      </w:r>
+      <w:proofErr w:type="spellEnd"/>
       <w:r>
         <w:rPr>
           <w:rFonts w:eastAsia="Times New Roman" w:cs="Times New Roman"/>
@@ -11476,7 +11704,83 @@
           <w:highlight w:val="lightGray"/>
           <w:lang w:eastAsia="pt-BR"/>
         </w:rPr>
-        <w:t xml:space="preserve"> ideia de "nós", "ramos", "folhas", e decisões hierárquicas.</w:t>
+        <w:t>, rapidez) e desvantagens (</w:t>
+      </w:r>
+      <w:proofErr w:type="spellStart"/>
+      <w:r>
+        <w:rPr>
+          <w:rFonts w:eastAsia="Times New Roman" w:cs="Times New Roman"/>
+          <w:szCs w:val="24"/>
+          <w:highlight w:val="lightGray"/>
+          <w:lang w:eastAsia="pt-BR"/>
+        </w:rPr>
+        <w:t>overfitting</w:t>
+      </w:r>
+      <w:proofErr w:type="spellEnd"/>
+      <w:r>
+        <w:rPr>
+          <w:rFonts w:eastAsia="Times New Roman" w:cs="Times New Roman"/>
+          <w:szCs w:val="24"/>
+          <w:highlight w:val="lightGray"/>
+          <w:lang w:eastAsia="pt-BR"/>
+        </w:rPr>
+        <w:t>).</w:t>
+      </w:r>
+    </w:p>
+    <w:p>
+      <w:pPr>
+        <w:spacing w:line="240" w:lineRule="auto"/>
+        <w:textAlignment w:val="baseline"/>
+      </w:pPr>
+    </w:p>
+    <w:p>
+      <w:pPr>
+        <w:spacing w:line="240" w:lineRule="auto"/>
+        <w:textAlignment w:val="baseline"/>
+      </w:pPr>
+    </w:p>
+    <w:p>
+      <w:pPr>
+        <w:pStyle w:val="Ttulo3"/>
+        <w:ind w:left="431" w:hanging="431"/>
+        <w:rPr>
+          <w:highlight w:val="yellow"/>
+        </w:rPr>
+      </w:pPr>
+      <w:bookmarkStart w:id="57" w:name="_Toc205138876"/>
+      <w:proofErr w:type="spellStart"/>
+      <w:r>
+        <w:rPr>
+          <w:highlight w:val="yellow"/>
+        </w:rPr>
+        <w:t>Algoritmo</w:t>
+      </w:r>
+      <w:proofErr w:type="spellEnd"/>
+      <w:r>
+        <w:rPr>
+          <w:highlight w:val="yellow"/>
+        </w:rPr>
+        <w:t xml:space="preserve"> CART (Classification and Regression Trees)</w:t>
+      </w:r>
+      <w:bookmarkEnd w:id="57"/>
+    </w:p>
+    <w:p>
+      <w:pPr>
+        <w:pStyle w:val="CorpodoTexto"/>
+        <w:ind w:firstLine="0"/>
+      </w:pPr>
+      <w:r>
+        <w:rPr>
+          <w:highlight w:val="lightGray"/>
+        </w:rPr>
+        <w:t>Detalhar o funcionamento do CART: critérios de divisão (Gini ou Entropia), profundidade, podas, vantagens e desvantagens.</w:t>
+      </w:r>
+      <w:r>
+        <w:rPr>
+          <w:highlight w:val="lightGray"/>
+        </w:rPr>
+        <w:br/>
+        <w:t>Exemplos de uso em saúde e previsão.</w:t>
       </w:r>
     </w:p>
     <w:p>
@@ -11486,30 +11790,19 @@
         <w:rPr>
           <w:rFonts w:eastAsia="Times New Roman" w:cs="Times New Roman"/>
           <w:szCs w:val="24"/>
-          <w:lang w:eastAsia="pt-BR"/>
-        </w:rPr>
-      </w:pPr>
-      <w:proofErr w:type="gramStart"/>
-      <w:r>
-        <w:rPr>
-          <w:rFonts w:eastAsia="Times New Roman" w:hAnsi="Symbol" w:cs="Times New Roman"/>
-          <w:szCs w:val="24"/>
           <w:highlight w:val="lightGray"/>
           <w:lang w:eastAsia="pt-BR"/>
         </w:rPr>
-        <w:lastRenderedPageBreak/>
-        <w:t></w:t>
-      </w:r>
-      <w:r>
-        <w:rPr>
-          <w:rFonts w:eastAsia="Times New Roman" w:cs="Times New Roman"/>
+      </w:pPr>
+      <w:r>
+        <w:rPr>
+          <w:rFonts w:eastAsia="Times New Roman" w:hAnsi="Symbol" w:cs="Times New Roman"/>
           <w:szCs w:val="24"/>
           <w:highlight w:val="lightGray"/>
           <w:lang w:eastAsia="pt-BR"/>
         </w:rPr>
-        <w:t xml:space="preserve">  Vantagens</w:t>
-      </w:r>
-      <w:proofErr w:type="gramEnd"/>
+        <w:t></w:t>
+      </w:r>
       <w:r>
         <w:rPr>
           <w:rFonts w:eastAsia="Times New Roman" w:cs="Times New Roman"/>
@@ -11517,29 +11810,29 @@
           <w:highlight w:val="lightGray"/>
           <w:lang w:eastAsia="pt-BR"/>
         </w:rPr>
-        <w:t xml:space="preserve"> (</w:t>
-      </w:r>
-      <w:proofErr w:type="spellStart"/>
-      <w:r>
+        <w:t xml:space="preserve">  Histórico e proposta do algoritmo.</w:t>
+      </w:r>
+    </w:p>
+    <w:p>
+      <w:pPr>
+        <w:spacing w:before="100" w:beforeAutospacing="1" w:after="100" w:afterAutospacing="1" w:line="240" w:lineRule="auto"/>
+        <w:jc w:val="left"/>
         <w:rPr>
           <w:rFonts w:eastAsia="Times New Roman" w:cs="Times New Roman"/>
           <w:szCs w:val="24"/>
           <w:highlight w:val="lightGray"/>
           <w:lang w:eastAsia="pt-BR"/>
         </w:rPr>
-        <w:t>interpretabilidade</w:t>
-      </w:r>
-      <w:proofErr w:type="spellEnd"/>
-      <w:r>
-        <w:rPr>
-          <w:rFonts w:eastAsia="Times New Roman" w:cs="Times New Roman"/>
+      </w:pPr>
+      <w:r>
+        <w:rPr>
+          <w:rFonts w:eastAsia="Times New Roman" w:hAnsi="Symbol" w:cs="Times New Roman"/>
           <w:szCs w:val="24"/>
           <w:highlight w:val="lightGray"/>
           <w:lang w:eastAsia="pt-BR"/>
         </w:rPr>
-        <w:t>, rapidez) e desvantagens (</w:t>
-      </w:r>
-      <w:proofErr w:type="spellStart"/>
+        <w:t></w:t>
+      </w:r>
       <w:r>
         <w:rPr>
           <w:rFonts w:eastAsia="Times New Roman" w:cs="Times New Roman"/>
@@ -11547,73 +11840,37 @@
           <w:highlight w:val="lightGray"/>
           <w:lang w:eastAsia="pt-BR"/>
         </w:rPr>
-        <w:t>overfitting</w:t>
-      </w:r>
-      <w:proofErr w:type="spellEnd"/>
-      <w:r>
+        <w:t xml:space="preserve">  Como ele realiza divisões com base no índice de Gini.</w:t>
+      </w:r>
+    </w:p>
+    <w:p>
+      <w:pPr>
+        <w:spacing w:before="100" w:beforeAutospacing="1" w:after="100" w:afterAutospacing="1" w:line="240" w:lineRule="auto"/>
+        <w:jc w:val="left"/>
         <w:rPr>
           <w:rFonts w:eastAsia="Times New Roman" w:cs="Times New Roman"/>
           <w:szCs w:val="24"/>
           <w:highlight w:val="lightGray"/>
           <w:lang w:eastAsia="pt-BR"/>
         </w:rPr>
-        <w:t>).</w:t>
-      </w:r>
-    </w:p>
-    <w:p>
-      <w:pPr>
-        <w:spacing w:line="240" w:lineRule="auto"/>
-        <w:textAlignment w:val="baseline"/>
-      </w:pPr>
-    </w:p>
-    <w:p>
-      <w:pPr>
-        <w:spacing w:line="240" w:lineRule="auto"/>
-        <w:textAlignment w:val="baseline"/>
-      </w:pPr>
-    </w:p>
-    <w:p>
-      <w:pPr>
-        <w:pStyle w:val="Ttulo3"/>
-        <w:ind w:left="431" w:hanging="431"/>
-        <w:rPr>
-          <w:highlight w:val="yellow"/>
-        </w:rPr>
-      </w:pPr>
-      <w:bookmarkStart w:id="57" w:name="_Toc203572614"/>
-      <w:proofErr w:type="spellStart"/>
-      <w:r>
-        <w:rPr>
-          <w:highlight w:val="yellow"/>
-        </w:rPr>
-        <w:t>Algoritmo</w:t>
-      </w:r>
-      <w:proofErr w:type="spellEnd"/>
-      <w:r>
-        <w:rPr>
-          <w:highlight w:val="yellow"/>
-        </w:rPr>
-        <w:t xml:space="preserve"> CART (Classification and Regression Trees)</w:t>
-      </w:r>
-      <w:bookmarkEnd w:id="57"/>
-    </w:p>
-    <w:p>
-      <w:pPr>
-        <w:pStyle w:val="CorpodoTexto"/>
-        <w:ind w:firstLine="0"/>
-      </w:pPr>
-      <w:r>
-        <w:rPr>
+      </w:pPr>
+      <w:r>
+        <w:rPr>
+          <w:rFonts w:eastAsia="Times New Roman" w:hAnsi="Symbol" w:cs="Times New Roman"/>
+          <w:szCs w:val="24"/>
           <w:highlight w:val="lightGray"/>
-        </w:rPr>
-        <w:t>Detalhar o funcionamento do CART: critérios de divisão (Gini ou Entropia), profundidade, podas, vantagens e desvantagens.</w:t>
-      </w:r>
-      <w:r>
-        <w:rPr>
+          <w:lang w:eastAsia="pt-BR"/>
+        </w:rPr>
+        <w:t></w:t>
+      </w:r>
+      <w:r>
+        <w:rPr>
+          <w:rFonts w:eastAsia="Times New Roman" w:cs="Times New Roman"/>
+          <w:szCs w:val="24"/>
           <w:highlight w:val="lightGray"/>
-        </w:rPr>
-        <w:br/>
-        <w:t>Exemplos de uso em saúde e previsão.</w:t>
+          <w:lang w:eastAsia="pt-BR"/>
+        </w:rPr>
+        <w:t xml:space="preserve">  Processo de criação da árvore, critérios de parada, e poda.</w:t>
       </w:r>
     </w:p>
     <w:p>
@@ -11627,7 +11884,6 @@
           <w:lang w:eastAsia="pt-BR"/>
         </w:rPr>
       </w:pPr>
-      <w:proofErr w:type="gramStart"/>
       <w:r>
         <w:rPr>
           <w:rFonts w:eastAsia="Times New Roman" w:hAnsi="Symbol" w:cs="Times New Roman"/>
@@ -11644,180 +11900,36 @@
           <w:highlight w:val="lightGray"/>
           <w:lang w:eastAsia="pt-BR"/>
         </w:rPr>
-        <w:t xml:space="preserve">  Histórico</w:t>
-      </w:r>
-      <w:proofErr w:type="gramEnd"/>
-      <w:r>
+        <w:t xml:space="preserve">  Aplicações no contexto de saúde ou esportes.</w:t>
+      </w:r>
+    </w:p>
+    <w:p>
+      <w:pPr>
+        <w:spacing w:before="100" w:beforeAutospacing="1" w:after="100" w:afterAutospacing="1" w:line="240" w:lineRule="auto"/>
+        <w:jc w:val="left"/>
         <w:rPr>
           <w:rFonts w:eastAsia="Times New Roman" w:cs="Times New Roman"/>
+          <w:szCs w:val="24"/>
+          <w:lang w:eastAsia="pt-BR"/>
+        </w:rPr>
+      </w:pPr>
+      <w:r>
+        <w:rPr>
+          <w:rFonts w:eastAsia="Times New Roman" w:hAnsi="Symbol" w:cs="Times New Roman"/>
           <w:szCs w:val="24"/>
           <w:highlight w:val="lightGray"/>
           <w:lang w:eastAsia="pt-BR"/>
         </w:rPr>
-        <w:t xml:space="preserve"> e proposta do algoritmo.</w:t>
-      </w:r>
-    </w:p>
-    <w:p>
-      <w:pPr>
-        <w:spacing w:before="100" w:beforeAutospacing="1" w:after="100" w:afterAutospacing="1" w:line="240" w:lineRule="auto"/>
-        <w:jc w:val="left"/>
+        <w:t></w:t>
+      </w:r>
+      <w:r>
         <w:rPr>
           <w:rFonts w:eastAsia="Times New Roman" w:cs="Times New Roman"/>
           <w:szCs w:val="24"/>
           <w:highlight w:val="lightGray"/>
           <w:lang w:eastAsia="pt-BR"/>
         </w:rPr>
-      </w:pPr>
-      <w:proofErr w:type="gramStart"/>
-      <w:r>
-        <w:rPr>
-          <w:rFonts w:eastAsia="Times New Roman" w:hAnsi="Symbol" w:cs="Times New Roman"/>
-          <w:szCs w:val="24"/>
-          <w:highlight w:val="lightGray"/>
-          <w:lang w:eastAsia="pt-BR"/>
-        </w:rPr>
-        <w:t></w:t>
-      </w:r>
-      <w:r>
-        <w:rPr>
-          <w:rFonts w:eastAsia="Times New Roman" w:cs="Times New Roman"/>
-          <w:szCs w:val="24"/>
-          <w:highlight w:val="lightGray"/>
-          <w:lang w:eastAsia="pt-BR"/>
-        </w:rPr>
-        <w:t xml:space="preserve">  Como</w:t>
-      </w:r>
-      <w:proofErr w:type="gramEnd"/>
-      <w:r>
-        <w:rPr>
-          <w:rFonts w:eastAsia="Times New Roman" w:cs="Times New Roman"/>
-          <w:szCs w:val="24"/>
-          <w:highlight w:val="lightGray"/>
-          <w:lang w:eastAsia="pt-BR"/>
-        </w:rPr>
-        <w:t xml:space="preserve"> ele realiza divisões com base no índice de Gini.</w:t>
-      </w:r>
-    </w:p>
-    <w:p>
-      <w:pPr>
-        <w:spacing w:before="100" w:beforeAutospacing="1" w:after="100" w:afterAutospacing="1" w:line="240" w:lineRule="auto"/>
-        <w:jc w:val="left"/>
-        <w:rPr>
-          <w:rFonts w:eastAsia="Times New Roman" w:cs="Times New Roman"/>
-          <w:szCs w:val="24"/>
-          <w:highlight w:val="lightGray"/>
-          <w:lang w:eastAsia="pt-BR"/>
-        </w:rPr>
-      </w:pPr>
-      <w:proofErr w:type="gramStart"/>
-      <w:r>
-        <w:rPr>
-          <w:rFonts w:eastAsia="Times New Roman" w:hAnsi="Symbol" w:cs="Times New Roman"/>
-          <w:szCs w:val="24"/>
-          <w:highlight w:val="lightGray"/>
-          <w:lang w:eastAsia="pt-BR"/>
-        </w:rPr>
-        <w:t></w:t>
-      </w:r>
-      <w:r>
-        <w:rPr>
-          <w:rFonts w:eastAsia="Times New Roman" w:cs="Times New Roman"/>
-          <w:szCs w:val="24"/>
-          <w:highlight w:val="lightGray"/>
-          <w:lang w:eastAsia="pt-BR"/>
-        </w:rPr>
-        <w:t xml:space="preserve">  Processo</w:t>
-      </w:r>
-      <w:proofErr w:type="gramEnd"/>
-      <w:r>
-        <w:rPr>
-          <w:rFonts w:eastAsia="Times New Roman" w:cs="Times New Roman"/>
-          <w:szCs w:val="24"/>
-          <w:highlight w:val="lightGray"/>
-          <w:lang w:eastAsia="pt-BR"/>
-        </w:rPr>
-        <w:t xml:space="preserve"> de criação da árvore, critérios de parada, e poda.</w:t>
-      </w:r>
-    </w:p>
-    <w:p>
-      <w:pPr>
-        <w:spacing w:before="100" w:beforeAutospacing="1" w:after="100" w:afterAutospacing="1" w:line="240" w:lineRule="auto"/>
-        <w:jc w:val="left"/>
-        <w:rPr>
-          <w:rFonts w:eastAsia="Times New Roman" w:cs="Times New Roman"/>
-          <w:szCs w:val="24"/>
-          <w:highlight w:val="lightGray"/>
-          <w:lang w:eastAsia="pt-BR"/>
-        </w:rPr>
-      </w:pPr>
-      <w:proofErr w:type="gramStart"/>
-      <w:r>
-        <w:rPr>
-          <w:rFonts w:eastAsia="Times New Roman" w:hAnsi="Symbol" w:cs="Times New Roman"/>
-          <w:szCs w:val="24"/>
-          <w:highlight w:val="lightGray"/>
-          <w:lang w:eastAsia="pt-BR"/>
-        </w:rPr>
-        <w:t></w:t>
-      </w:r>
-      <w:r>
-        <w:rPr>
-          <w:rFonts w:eastAsia="Times New Roman" w:cs="Times New Roman"/>
-          <w:szCs w:val="24"/>
-          <w:highlight w:val="lightGray"/>
-          <w:lang w:eastAsia="pt-BR"/>
-        </w:rPr>
-        <w:t xml:space="preserve">  Aplicações</w:t>
-      </w:r>
-      <w:proofErr w:type="gramEnd"/>
-      <w:r>
-        <w:rPr>
-          <w:rFonts w:eastAsia="Times New Roman" w:cs="Times New Roman"/>
-          <w:szCs w:val="24"/>
-          <w:highlight w:val="lightGray"/>
-          <w:lang w:eastAsia="pt-BR"/>
-        </w:rPr>
-        <w:t xml:space="preserve"> no contexto de saúde ou esportes.</w:t>
-      </w:r>
-    </w:p>
-    <w:p>
-      <w:pPr>
-        <w:spacing w:before="100" w:beforeAutospacing="1" w:after="100" w:afterAutospacing="1" w:line="240" w:lineRule="auto"/>
-        <w:jc w:val="left"/>
-        <w:rPr>
-          <w:rFonts w:eastAsia="Times New Roman" w:cs="Times New Roman"/>
-          <w:szCs w:val="24"/>
-          <w:lang w:eastAsia="pt-BR"/>
-        </w:rPr>
-      </w:pPr>
-      <w:proofErr w:type="gramStart"/>
-      <w:r>
-        <w:rPr>
-          <w:rFonts w:eastAsia="Times New Roman" w:hAnsi="Symbol" w:cs="Times New Roman"/>
-          <w:szCs w:val="24"/>
-          <w:highlight w:val="lightGray"/>
-          <w:lang w:eastAsia="pt-BR"/>
-        </w:rPr>
-        <w:t></w:t>
-      </w:r>
-      <w:r>
-        <w:rPr>
-          <w:rFonts w:eastAsia="Times New Roman" w:cs="Times New Roman"/>
-          <w:szCs w:val="24"/>
-          <w:highlight w:val="lightGray"/>
-          <w:lang w:eastAsia="pt-BR"/>
-        </w:rPr>
-        <w:t xml:space="preserve">  Vantagens</w:t>
-      </w:r>
-      <w:proofErr w:type="gramEnd"/>
-      <w:r>
-        <w:rPr>
-          <w:rFonts w:eastAsia="Times New Roman" w:cs="Times New Roman"/>
-          <w:szCs w:val="24"/>
-          <w:highlight w:val="lightGray"/>
-          <w:lang w:eastAsia="pt-BR"/>
-        </w:rPr>
-        <w:t xml:space="preserve"> e limitações.</w:t>
+        <w:t xml:space="preserve">  Vantagens e limitações.</w:t>
       </w:r>
     </w:p>
     <w:p>
@@ -11856,8 +11968,8 @@
           <w:highlight w:val="yellow"/>
         </w:rPr>
       </w:pPr>
-      <w:bookmarkStart w:id="58" w:name="_Toc203572615"/>
-      <w:bookmarkStart w:id="59" w:name="_Hlk203572362"/>
+      <w:bookmarkStart w:id="58" w:name="_Hlk203572362"/>
+      <w:bookmarkStart w:id="59" w:name="_Toc205138877"/>
       <w:commentRangeStart w:id="60"/>
       <w:r>
         <w:rPr>
@@ -11882,7 +11994,7 @@
         </w:rPr>
         <w:commentReference w:id="60"/>
       </w:r>
-      <w:bookmarkEnd w:id="58"/>
+      <w:bookmarkEnd w:id="59"/>
     </w:p>
     <w:p>
       <w:pPr>
@@ -11895,7 +12007,6 @@
           <w:lang w:eastAsia="pt-BR"/>
         </w:rPr>
       </w:pPr>
-      <w:proofErr w:type="gramStart"/>
       <w:r>
         <w:rPr>
           <w:rFonts w:eastAsia="Times New Roman" w:hAnsi="Symbol" w:cs="Times New Roman"/>
@@ -11912,17 +12023,37 @@
           <w:highlight w:val="lightGray"/>
           <w:lang w:eastAsia="pt-BR"/>
         </w:rPr>
-        <w:t xml:space="preserve">  Definições</w:t>
-      </w:r>
-      <w:proofErr w:type="gramEnd"/>
-      <w:r>
+        <w:t xml:space="preserve">  Definições formais de Acurácia, Precisão, Recall, F1-Score, AUC-ROC, Matriz de Confusão.</w:t>
+      </w:r>
+    </w:p>
+    <w:p>
+      <w:pPr>
+        <w:spacing w:before="100" w:beforeAutospacing="1" w:after="100" w:afterAutospacing="1" w:line="240" w:lineRule="auto"/>
+        <w:jc w:val="left"/>
         <w:rPr>
           <w:rFonts w:eastAsia="Times New Roman" w:cs="Times New Roman"/>
           <w:szCs w:val="24"/>
           <w:highlight w:val="lightGray"/>
           <w:lang w:eastAsia="pt-BR"/>
         </w:rPr>
-        <w:t xml:space="preserve"> formais de Acurácia, Precisão, Recall, F1-Score, AUC-ROC, Matriz de Confusão.</w:t>
+      </w:pPr>
+      <w:r>
+        <w:rPr>
+          <w:rFonts w:eastAsia="Times New Roman" w:hAnsi="Symbol" w:cs="Times New Roman"/>
+          <w:szCs w:val="24"/>
+          <w:highlight w:val="lightGray"/>
+          <w:lang w:eastAsia="pt-BR"/>
+        </w:rPr>
+        <w:t></w:t>
+      </w:r>
+      <w:r>
+        <w:rPr>
+          <w:rFonts w:eastAsia="Times New Roman" w:cs="Times New Roman"/>
+          <w:szCs w:val="24"/>
+          <w:highlight w:val="lightGray"/>
+          <w:lang w:eastAsia="pt-BR"/>
+        </w:rPr>
+        <w:t xml:space="preserve">  Gráficos ilustrativos se possível (para facilitar a compreensão de AUC, por exemplo).</w:t>
       </w:r>
     </w:p>
     <w:p>
@@ -11932,20 +12063,28 @@
         <w:rPr>
           <w:rFonts w:eastAsia="Times New Roman" w:cs="Times New Roman"/>
           <w:szCs w:val="24"/>
+          <w:lang w:eastAsia="pt-BR"/>
+        </w:rPr>
+      </w:pPr>
+      <w:r>
+        <w:rPr>
+          <w:rFonts w:eastAsia="Times New Roman" w:hAnsi="Symbol" w:cs="Times New Roman"/>
+          <w:szCs w:val="24"/>
           <w:highlight w:val="lightGray"/>
           <w:lang w:eastAsia="pt-BR"/>
         </w:rPr>
-      </w:pPr>
-      <w:proofErr w:type="gramStart"/>
-      <w:r>
-        <w:rPr>
-          <w:rFonts w:eastAsia="Times New Roman" w:hAnsi="Symbol" w:cs="Times New Roman"/>
+        <w:t></w:t>
+      </w:r>
+      <w:r>
+        <w:rPr>
+          <w:rFonts w:eastAsia="Times New Roman" w:cs="Times New Roman"/>
           <w:szCs w:val="24"/>
           <w:highlight w:val="lightGray"/>
           <w:lang w:eastAsia="pt-BR"/>
         </w:rPr>
-        <w:t></w:t>
-      </w:r>
+        <w:t xml:space="preserve">  Justificativa das métricas escolhidas para o problema (</w:t>
+      </w:r>
+      <w:proofErr w:type="spellStart"/>
       <w:r>
         <w:rPr>
           <w:rFonts w:eastAsia="Times New Roman" w:cs="Times New Roman"/>
@@ -11953,9 +12092,9 @@
           <w:highlight w:val="lightGray"/>
           <w:lang w:eastAsia="pt-BR"/>
         </w:rPr>
-        <w:t xml:space="preserve">  Gráficos</w:t>
-      </w:r>
-      <w:proofErr w:type="gramEnd"/>
+        <w:t>ex</w:t>
+      </w:r>
+      <w:proofErr w:type="spellEnd"/>
       <w:r>
         <w:rPr>
           <w:rFonts w:eastAsia="Times New Roman" w:cs="Times New Roman"/>
@@ -11963,66 +12102,6 @@
           <w:highlight w:val="lightGray"/>
           <w:lang w:eastAsia="pt-BR"/>
         </w:rPr>
-        <w:t xml:space="preserve"> ilustrativos se possível (para facilitar a compreensão de AUC, por exemplo).</w:t>
-      </w:r>
-    </w:p>
-    <w:p>
-      <w:pPr>
-        <w:spacing w:before="100" w:beforeAutospacing="1" w:after="100" w:afterAutospacing="1" w:line="240" w:lineRule="auto"/>
-        <w:jc w:val="left"/>
-        <w:rPr>
-          <w:rFonts w:eastAsia="Times New Roman" w:cs="Times New Roman"/>
-          <w:szCs w:val="24"/>
-          <w:lang w:eastAsia="pt-BR"/>
-        </w:rPr>
-      </w:pPr>
-      <w:proofErr w:type="gramStart"/>
-      <w:r>
-        <w:rPr>
-          <w:rFonts w:eastAsia="Times New Roman" w:hAnsi="Symbol" w:cs="Times New Roman"/>
-          <w:szCs w:val="24"/>
-          <w:highlight w:val="lightGray"/>
-          <w:lang w:eastAsia="pt-BR"/>
-        </w:rPr>
-        <w:t></w:t>
-      </w:r>
-      <w:r>
-        <w:rPr>
-          <w:rFonts w:eastAsia="Times New Roman" w:cs="Times New Roman"/>
-          <w:szCs w:val="24"/>
-          <w:highlight w:val="lightGray"/>
-          <w:lang w:eastAsia="pt-BR"/>
-        </w:rPr>
-        <w:t xml:space="preserve">  Justificativa</w:t>
-      </w:r>
-      <w:proofErr w:type="gramEnd"/>
-      <w:r>
-        <w:rPr>
-          <w:rFonts w:eastAsia="Times New Roman" w:cs="Times New Roman"/>
-          <w:szCs w:val="24"/>
-          <w:highlight w:val="lightGray"/>
-          <w:lang w:eastAsia="pt-BR"/>
-        </w:rPr>
-        <w:t xml:space="preserve"> das métricas escolhidas para o problema (</w:t>
-      </w:r>
-      <w:proofErr w:type="spellStart"/>
-      <w:r>
-        <w:rPr>
-          <w:rFonts w:eastAsia="Times New Roman" w:cs="Times New Roman"/>
-          <w:szCs w:val="24"/>
-          <w:highlight w:val="lightGray"/>
-          <w:lang w:eastAsia="pt-BR"/>
-        </w:rPr>
-        <w:t>ex</w:t>
-      </w:r>
-      <w:proofErr w:type="spellEnd"/>
-      <w:r>
-        <w:rPr>
-          <w:rFonts w:eastAsia="Times New Roman" w:cs="Times New Roman"/>
-          <w:szCs w:val="24"/>
-          <w:highlight w:val="lightGray"/>
-          <w:lang w:eastAsia="pt-BR"/>
-        </w:rPr>
         <w:t>: F1-score por causa de desbalanceamento).</w:t>
       </w:r>
     </w:p>
@@ -12053,7 +12132,7 @@
         </w:rPr>
         <w:t xml:space="preserve"> </w:t>
       </w:r>
-      <w:bookmarkStart w:id="61" w:name="_Toc203572616"/>
+      <w:bookmarkStart w:id="61" w:name="_Toc205138878"/>
       <w:r>
         <w:rPr>
           <w:highlight w:val="yellow"/>
@@ -12287,7 +12366,7 @@
         <w:t xml:space="preserve"> melhorou o desempenho em 9 dos 11 hospitais testados. O estudo conclui que essa técnica pode acelerar o treinamento de modelos em locais com menos dados ou menor desempenho preditivo, promovendo maior adaptabilidade e eficiência na gestão hospitalar e na tomada de decisões clínicas em contextos diversos.</w:t>
       </w:r>
     </w:p>
-    <w:bookmarkEnd w:id="59"/>
+    <w:bookmarkEnd w:id="58"/>
     <w:p>
       <w:pPr>
         <w:spacing w:line="240" w:lineRule="auto"/>
@@ -12315,9 +12394,9 @@
         </w:rPr>
       </w:pPr>
       <w:bookmarkStart w:id="62" w:name="_Toc203431587"/>
-      <w:bookmarkStart w:id="63" w:name="_Toc203572617"/>
-      <w:bookmarkStart w:id="64" w:name="_Hlk203572430"/>
-      <w:bookmarkEnd w:id="12"/>
+      <w:bookmarkStart w:id="63" w:name="_Hlk203572430"/>
+      <w:bookmarkStart w:id="64" w:name="_Toc205138879"/>
+      <w:bookmarkEnd w:id="11"/>
       <w:r>
         <w:rPr>
           <w:highlight w:val="yellow"/>
@@ -12326,7 +12405,7 @@
         <w:t>METODOLOGIA</w:t>
       </w:r>
       <w:bookmarkEnd w:id="62"/>
-      <w:bookmarkEnd w:id="63"/>
+      <w:bookmarkEnd w:id="64"/>
       <w:r>
         <w:rPr>
           <w:highlight w:val="yellow"/>
@@ -12850,7 +12929,7 @@
           <w:bCs/>
         </w:rPr>
       </w:pPr>
-      <w:bookmarkStart w:id="65" w:name="_Toc203572618"/>
+      <w:bookmarkStart w:id="65" w:name="_Toc205138880"/>
       <w:r>
         <w:rPr>
           <w:bCs/>
@@ -12866,7 +12945,7 @@
           <w:bCs/>
         </w:rPr>
       </w:pPr>
-      <w:bookmarkStart w:id="66" w:name="_Toc203572619"/>
+      <w:bookmarkStart w:id="66" w:name="_Toc205138881"/>
       <w:proofErr w:type="spellStart"/>
       <w:r>
         <w:rPr>
@@ -12884,7 +12963,7 @@
           <w:bCs/>
         </w:rPr>
       </w:pPr>
-      <w:bookmarkStart w:id="67" w:name="_Toc203572620"/>
+      <w:bookmarkStart w:id="67" w:name="_Toc205138882"/>
       <w:r>
         <w:rPr>
           <w:bCs/>
@@ -12900,7 +12979,7 @@
           <w:bCs/>
         </w:rPr>
       </w:pPr>
-      <w:bookmarkStart w:id="68" w:name="_Toc203572621"/>
+      <w:bookmarkStart w:id="68" w:name="_Toc205138883"/>
       <w:r>
         <w:rPr>
           <w:bCs/>
@@ -12916,7 +12995,7 @@
           <w:bCs/>
         </w:rPr>
       </w:pPr>
-      <w:bookmarkStart w:id="69" w:name="_Toc203572622"/>
+      <w:bookmarkStart w:id="69" w:name="_Toc205138884"/>
       <w:r>
         <w:rPr>
           <w:bCs/>
@@ -12940,7 +13019,7 @@
           <w:bCs/>
         </w:rPr>
       </w:pPr>
-      <w:bookmarkStart w:id="70" w:name="_Toc203572623"/>
+      <w:bookmarkStart w:id="70" w:name="_Toc205138885"/>
       <w:r>
         <w:rPr>
           <w:bCs/>
@@ -12949,7 +13028,7 @@
       </w:r>
       <w:bookmarkEnd w:id="70"/>
     </w:p>
-    <w:bookmarkEnd w:id="64"/>
+    <w:bookmarkEnd w:id="63"/>
     <w:p>
       <w:pPr>
         <w:rPr>
@@ -12981,8 +13060,8 @@
           <w:highlight w:val="yellow"/>
         </w:rPr>
       </w:pPr>
-      <w:bookmarkStart w:id="71" w:name="_Toc203572624"/>
-      <w:bookmarkStart w:id="72" w:name="_Hlk203572438"/>
+      <w:bookmarkStart w:id="71" w:name="_Hlk203572438"/>
+      <w:bookmarkStart w:id="72" w:name="_Toc205138886"/>
       <w:r>
         <w:rPr>
           <w:highlight w:val="yellow"/>
@@ -12990,7 +13069,7 @@
         <w:lastRenderedPageBreak/>
         <w:t>RESULTADOS</w:t>
       </w:r>
-      <w:bookmarkEnd w:id="71"/>
+      <w:bookmarkEnd w:id="72"/>
       <w:r>
         <w:rPr>
           <w:highlight w:val="yellow"/>
@@ -13350,7 +13429,7 @@
           <w:highlight w:val="yellow"/>
         </w:rPr>
       </w:pPr>
-      <w:bookmarkStart w:id="73" w:name="_Toc203572625"/>
+      <w:bookmarkStart w:id="73" w:name="_Toc205138887"/>
       <w:r>
         <w:rPr>
           <w:noProof/>
@@ -13367,12 +13446,14 @@
           <w:highlight w:val="yellow"/>
         </w:rPr>
       </w:pPr>
+      <w:bookmarkStart w:id="74" w:name="_Toc205138888"/>
       <w:r>
         <w:rPr>
           <w:highlight w:val="yellow"/>
         </w:rPr>
         <w:t>Random Forest</w:t>
       </w:r>
+      <w:bookmarkEnd w:id="74"/>
     </w:p>
     <w:p>
       <w:pPr>
@@ -13381,12 +13462,14 @@
           <w:highlight w:val="yellow"/>
         </w:rPr>
       </w:pPr>
+      <w:bookmarkStart w:id="75" w:name="_Toc205138889"/>
       <w:r>
         <w:rPr>
           <w:highlight w:val="yellow"/>
         </w:rPr>
         <w:t>Cart</w:t>
       </w:r>
+      <w:bookmarkEnd w:id="75"/>
     </w:p>
     <w:p>
       <w:pPr>
@@ -13405,7 +13488,7 @@
           <w:lang w:val="pt-BR"/>
         </w:rPr>
       </w:pPr>
-      <w:bookmarkStart w:id="74" w:name="_Toc203572626"/>
+      <w:bookmarkStart w:id="76" w:name="_Toc205138890"/>
       <w:r>
         <w:rPr>
           <w:noProof/>
@@ -13414,7 +13497,7 @@
         </w:rPr>
         <w:t>Comparação</w:t>
       </w:r>
-      <w:bookmarkEnd w:id="74"/>
+      <w:bookmarkEnd w:id="76"/>
     </w:p>
     <w:p>
       <w:pPr>
@@ -13423,12 +13506,14 @@
           <w:highlight w:val="yellow"/>
         </w:rPr>
       </w:pPr>
+      <w:bookmarkStart w:id="77" w:name="_Toc205138891"/>
       <w:r>
         <w:rPr>
           <w:highlight w:val="yellow"/>
         </w:rPr>
         <w:t>Comparação dos modelos</w:t>
       </w:r>
+      <w:bookmarkEnd w:id="77"/>
     </w:p>
     <w:p>
       <w:pPr>
@@ -13439,7 +13524,8 @@
           <w:lang w:val="pt-BR"/>
         </w:rPr>
       </w:pPr>
-      <w:bookmarkStart w:id="75" w:name="_Toc203566827"/>
+      <w:bookmarkStart w:id="78" w:name="_Toc203566827"/>
+      <w:bookmarkStart w:id="79" w:name="_Toc205138892"/>
       <w:r>
         <w:rPr>
           <w:noProof/>
@@ -13448,7 +13534,8 @@
         </w:rPr>
         <w:t>Comparação de Tempo de Execução</w:t>
       </w:r>
-      <w:bookmarkEnd w:id="75"/>
+      <w:bookmarkEnd w:id="78"/>
+      <w:bookmarkEnd w:id="79"/>
     </w:p>
     <w:p>
       <w:pPr>
@@ -13457,7 +13544,7 @@
         </w:rPr>
       </w:pPr>
     </w:p>
-    <w:bookmarkEnd w:id="72"/>
+    <w:bookmarkEnd w:id="71"/>
     <w:p>
       <w:r>
         <w:br w:type="page"/>
@@ -13470,9 +13557,9 @@
           <w:highlight w:val="yellow"/>
         </w:rPr>
       </w:pPr>
-      <w:bookmarkStart w:id="76" w:name="_Toc203431589"/>
-      <w:bookmarkStart w:id="77" w:name="_Toc203572627"/>
-      <w:bookmarkStart w:id="78" w:name="_Hlk203572459"/>
+      <w:bookmarkStart w:id="80" w:name="_Toc203431589"/>
+      <w:bookmarkStart w:id="81" w:name="_Hlk203572459"/>
+      <w:bookmarkStart w:id="82" w:name="_Toc205138893"/>
       <w:r>
         <w:rPr>
           <w:highlight w:val="yellow"/>
@@ -13480,8 +13567,8 @@
         <w:lastRenderedPageBreak/>
         <w:t>DISCUSSÃO</w:t>
       </w:r>
-      <w:bookmarkEnd w:id="76"/>
-      <w:bookmarkEnd w:id="77"/>
+      <w:bookmarkEnd w:id="80"/>
+      <w:bookmarkEnd w:id="82"/>
       <w:r>
         <w:rPr>
           <w:highlight w:val="yellow"/>
@@ -13729,7 +13816,7 @@
         <w:t>Potenciais melhorias e sugestões para trabalhos futuros</w:t>
       </w:r>
     </w:p>
-    <w:bookmarkEnd w:id="78"/>
+    <w:bookmarkEnd w:id="81"/>
     <w:p>
       <w:pPr>
         <w:ind w:firstLine="709"/>
@@ -13752,9 +13839,9 @@
           <w:highlight w:val="yellow"/>
         </w:rPr>
       </w:pPr>
-      <w:bookmarkStart w:id="79" w:name="_Toc203431590"/>
-      <w:bookmarkStart w:id="80" w:name="_Toc203572628"/>
-      <w:bookmarkStart w:id="81" w:name="_Hlk203572470"/>
+      <w:bookmarkStart w:id="83" w:name="_Toc203431590"/>
+      <w:bookmarkStart w:id="84" w:name="_Hlk203572470"/>
+      <w:bookmarkStart w:id="85" w:name="_Toc205138894"/>
       <w:r>
         <w:rPr>
           <w:highlight w:val="yellow"/>
@@ -13762,8 +13849,8 @@
         <w:lastRenderedPageBreak/>
         <w:t>CONCLUSÃO</w:t>
       </w:r>
-      <w:bookmarkEnd w:id="79"/>
-      <w:bookmarkEnd w:id="80"/>
+      <w:bookmarkEnd w:id="83"/>
+      <w:bookmarkEnd w:id="85"/>
     </w:p>
     <w:p>
       <w:pPr>
@@ -13986,7 +14073,7 @@
           <w:highlight w:val="yellow"/>
         </w:rPr>
       </w:pPr>
-      <w:bookmarkStart w:id="82" w:name="_Toc203572629"/>
+      <w:bookmarkStart w:id="86" w:name="_Toc205138895"/>
       <w:r>
         <w:rPr>
           <w:highlight w:val="yellow"/>
@@ -14000,10 +14087,10 @@
         </w:rPr>
         <w:t>Futuros</w:t>
       </w:r>
-      <w:bookmarkEnd w:id="82"/>
+      <w:bookmarkEnd w:id="86"/>
       <w:proofErr w:type="spellEnd"/>
     </w:p>
-    <w:bookmarkEnd w:id="81"/>
+    <w:bookmarkEnd w:id="84"/>
     <w:p>
       <w:pPr>
         <w:pStyle w:val="CorpodoTexto"/>
@@ -14035,9 +14122,9 @@
           <w:b/>
         </w:rPr>
       </w:pPr>
-      <w:bookmarkStart w:id="83" w:name="_Toc501452038"/>
-      <w:bookmarkStart w:id="84" w:name="_Toc506198222"/>
-      <w:bookmarkStart w:id="85" w:name="_Toc506198418"/>
+      <w:bookmarkStart w:id="87" w:name="_Toc501452038"/>
+      <w:bookmarkStart w:id="88" w:name="_Toc506198222"/>
+      <w:bookmarkStart w:id="89" w:name="_Toc506198418"/>
       <w:r>
         <w:br w:type="page"/>
       </w:r>
@@ -14046,18 +14133,18 @@
       <w:pPr>
         <w:pStyle w:val="Ttulo1"/>
       </w:pPr>
-      <w:bookmarkStart w:id="86" w:name="_Toc203572630"/>
-      <w:bookmarkStart w:id="87" w:name="_Hlk203572480"/>
+      <w:bookmarkStart w:id="90" w:name="_Hlk203572480"/>
+      <w:bookmarkStart w:id="91" w:name="_Toc205138896"/>
       <w:r>
         <w:lastRenderedPageBreak/>
         <w:t>REFERÊNCIAS BIBLIOGRÁFICAS</w:t>
       </w:r>
-      <w:bookmarkEnd w:id="83"/>
-      <w:bookmarkEnd w:id="84"/>
-      <w:bookmarkEnd w:id="85"/>
-      <w:bookmarkEnd w:id="86"/>
-    </w:p>
-    <w:bookmarkEnd w:id="87"/>
+      <w:bookmarkEnd w:id="87"/>
+      <w:bookmarkEnd w:id="88"/>
+      <w:bookmarkEnd w:id="89"/>
+      <w:bookmarkEnd w:id="91"/>
+    </w:p>
+    <w:bookmarkEnd w:id="90"/>
     <w:p/>
     <w:p>
       <w:pPr>
@@ -14645,7 +14732,6 @@
         <w:t>K-</w:t>
       </w:r>
       <w:proofErr w:type="spellStart"/>
-      <w:proofErr w:type="gramStart"/>
       <w:r>
         <w:rPr>
           <w:rFonts w:cs="Times New Roman"/>
@@ -14656,7 +14742,6 @@
         <w:t>means</w:t>
       </w:r>
       <w:proofErr w:type="spellEnd"/>
-      <w:proofErr w:type="gramEnd"/>
       <w:r>
         <w:rPr>
           <w:rFonts w:cs="Times New Roman"/>
@@ -14900,7 +14985,7 @@
         </w:rPr>
         <w:t xml:space="preserve"> dos Anjos. </w:t>
       </w:r>
-      <w:commentRangeStart w:id="88"/>
+      <w:commentRangeStart w:id="92"/>
       <w:r>
         <w:rPr>
           <w:rFonts w:cs="Times New Roman"/>
@@ -14910,12 +14995,12 @@
         </w:rPr>
         <w:t>Mineração</w:t>
       </w:r>
-      <w:commentRangeEnd w:id="88"/>
+      <w:commentRangeEnd w:id="92"/>
       <w:r>
         <w:rPr>
           <w:rStyle w:val="Refdecomentrio"/>
         </w:rPr>
-        <w:commentReference w:id="88"/>
+        <w:commentReference w:id="92"/>
       </w:r>
       <w:r>
         <w:rPr>
@@ -15570,7 +15655,7 @@
           <w:lang w:val="en-US"/>
         </w:rPr>
       </w:pPr>
-      <w:commentRangeStart w:id="89"/>
+      <w:commentRangeStart w:id="93"/>
       <w:r>
         <w:rPr>
           <w:highlight w:val="yellow"/>
@@ -15616,19 +15701,19 @@
         </w:rPr>
         <w:t xml:space="preserve"> 2024. DOI:10.1186/s12889-024-18815-0.</w:t>
       </w:r>
-      <w:commentRangeEnd w:id="89"/>
+      <w:commentRangeEnd w:id="93"/>
       <w:r>
         <w:rPr>
           <w:rStyle w:val="Refdecomentrio"/>
         </w:rPr>
-        <w:commentReference w:id="89"/>
+        <w:commentReference w:id="93"/>
       </w:r>
     </w:p>
     <w:p>
       <w:pPr>
         <w:spacing w:after="200" w:line="276" w:lineRule="auto"/>
       </w:pPr>
-      <w:commentRangeStart w:id="90"/>
+      <w:commentRangeStart w:id="94"/>
       <w:r>
         <w:rPr>
           <w:highlight w:val="yellow"/>
@@ -15708,12 +15793,12 @@
         </w:rPr>
         <w:t>. Acesso em: 21 jul. 2025</w:t>
       </w:r>
-      <w:commentRangeEnd w:id="90"/>
+      <w:commentRangeEnd w:id="94"/>
       <w:r>
         <w:rPr>
           <w:rStyle w:val="Refdecomentrio"/>
         </w:rPr>
-        <w:commentReference w:id="90"/>
+        <w:commentReference w:id="94"/>
       </w:r>
       <w:r>
         <w:t>.</w:t>
@@ -15732,7 +15817,7 @@
           <w:numId w:val="0"/>
         </w:numPr>
       </w:pPr>
-      <w:bookmarkStart w:id="91" w:name="_Toc203431592"/>
+      <w:bookmarkStart w:id="95" w:name="_Toc203431592"/>
       <w:r>
         <w:rPr>
           <w:highlight w:val="yellow"/>
@@ -15740,7 +15825,7 @@
         <w:lastRenderedPageBreak/>
         <w:t xml:space="preserve">APÊNDICE A – </w:t>
       </w:r>
-      <w:bookmarkEnd w:id="91"/>
+      <w:bookmarkEnd w:id="95"/>
       <w:r>
         <w:rPr>
           <w:highlight w:val="yellow"/>
@@ -15822,7 +15907,7 @@
           <w:numId w:val="0"/>
         </w:numPr>
       </w:pPr>
-      <w:bookmarkStart w:id="92" w:name="_Toc203431593"/>
+      <w:bookmarkStart w:id="96" w:name="_Toc203431593"/>
       <w:r>
         <w:rPr>
           <w:highlight w:val="yellow"/>
@@ -16279,7 +16364,7 @@
           <w:numId w:val="0"/>
         </w:numPr>
       </w:pPr>
-      <w:commentRangeStart w:id="93"/>
+      <w:commentRangeStart w:id="97"/>
       <w:r>
         <w:rPr>
           <w:highlight w:val="yellow"/>
@@ -16305,14 +16390,14 @@
         </w:rPr>
         <w:t xml:space="preserve">– </w:t>
       </w:r>
-      <w:bookmarkEnd w:id="92"/>
+      <w:bookmarkEnd w:id="96"/>
       <w:r>
         <w:rPr>
           <w:highlight w:val="yellow"/>
         </w:rPr>
         <w:t>Analise Exploratória dos Dados ??</w:t>
       </w:r>
-      <w:commentRangeEnd w:id="93"/>
+      <w:commentRangeEnd w:id="97"/>
       <w:r>
         <w:rPr>
           <w:rStyle w:val="Refdecomentrio"/>
@@ -16323,7 +16408,7 @@
           <w:kern w:val="0"/>
           <w:lang w:eastAsia="en-US"/>
         </w:rPr>
-        <w:commentReference w:id="93"/>
+        <w:commentReference w:id="97"/>
       </w:r>
     </w:p>
     <w:p>
@@ -16344,8 +16429,8 @@
       <w:r>
         <w:br w:type="page"/>
       </w:r>
-      <w:bookmarkStart w:id="94" w:name="_Toc343785724"/>
-      <w:bookmarkStart w:id="95" w:name="_Toc14264370"/>
+      <w:bookmarkStart w:id="98" w:name="_Toc343785724"/>
+      <w:bookmarkStart w:id="99" w:name="_Toc14264370"/>
       <w:r>
         <w:rPr>
           <w:b/>
@@ -16357,8 +16442,8 @@
         <w:lastRenderedPageBreak/>
         <w:t xml:space="preserve">ANEXO A – </w:t>
       </w:r>
-      <w:bookmarkEnd w:id="94"/>
-      <w:bookmarkEnd w:id="95"/>
+      <w:bookmarkEnd w:id="98"/>
+      <w:bookmarkEnd w:id="99"/>
       <w:r>
         <w:rPr>
           <w:b/>
@@ -16409,16 +16494,16 @@
         <w:contextualSpacing/>
       </w:pPr>
     </w:p>
-    <w:bookmarkStart w:id="96" w:name="_Toc16233522"/>
-    <w:bookmarkStart w:id="97" w:name="_Toc16235182"/>
-    <w:bookmarkStart w:id="98" w:name="_Toc16237998"/>
-    <w:bookmarkStart w:id="99" w:name="_Toc16238021"/>
-    <w:bookmarkStart w:id="100" w:name="_Toc16249237"/>
     <w:p>
       <w:pPr>
         <w:ind w:firstLine="709"/>
         <w:contextualSpacing/>
       </w:pPr>
+      <w:bookmarkStart w:id="100" w:name="_Toc16233522"/>
+      <w:bookmarkStart w:id="101" w:name="_Toc16235182"/>
+      <w:bookmarkStart w:id="102" w:name="_Toc16237998"/>
+      <w:bookmarkStart w:id="103" w:name="_Toc16238021"/>
+      <w:bookmarkStart w:id="104" w:name="_Toc16249237"/>
       <w:r>
         <w:rPr>
           <w:noProof/>
@@ -16538,11 +16623,11 @@
           </mc:Fallback>
         </mc:AlternateContent>
       </w:r>
-      <w:bookmarkEnd w:id="96"/>
-      <w:bookmarkEnd w:id="97"/>
-      <w:bookmarkEnd w:id="98"/>
-      <w:bookmarkEnd w:id="99"/>
       <w:bookmarkEnd w:id="100"/>
+      <w:bookmarkEnd w:id="101"/>
+      <w:bookmarkEnd w:id="102"/>
+      <w:bookmarkEnd w:id="103"/>
+      <w:bookmarkEnd w:id="104"/>
     </w:p>
     <w:p>
       <w:pPr>
@@ -16868,7 +16953,7 @@
       </w:pPr>
     </w:p>
   </w:comment>
-  <w:comment w:id="88" w:author="Iasmin Marques" w:date="2025-03-14T13:21:00Z" w:initials="IM">
+  <w:comment w:id="92" w:author="Iasmin Marques" w:date="2025-03-14T13:21:00Z" w:initials="IM">
     <w:p>
       <w:pPr>
         <w:pStyle w:val="Textodecomentrio"/>
@@ -16884,7 +16969,7 @@
       </w:r>
     </w:p>
   </w:comment>
-  <w:comment w:id="89" w:author="Iasmin Marques" w:date="2025-07-16T11:41:00Z" w:initials="IM">
+  <w:comment w:id="93" w:author="Iasmin Marques" w:date="2025-07-16T11:41:00Z" w:initials="IM">
     <w:p>
       <w:pPr>
         <w:pStyle w:val="Textodecomentrio"/>
@@ -16905,7 +16990,7 @@
       </w:pPr>
     </w:p>
   </w:comment>
-  <w:comment w:id="90" w:author="Iasmin Marques" w:date="2025-07-21T14:22:00Z" w:initials="IM">
+  <w:comment w:id="94" w:author="Iasmin Marques" w:date="2025-07-21T14:22:00Z" w:initials="IM">
     <w:p>
       <w:pPr>
         <w:pStyle w:val="Textodecomentrio"/>
@@ -16926,7 +17011,7 @@
       </w:pPr>
     </w:p>
   </w:comment>
-  <w:comment w:id="93" w:author="Iasmin Marques" w:date="2025-07-16T13:58:00Z" w:initials="IM">
+  <w:comment w:id="97" w:author="Iasmin Marques" w:date="2025-07-16T13:58:00Z" w:initials="IM">
     <w:p>
       <w:pPr>
         <w:pStyle w:val="Textodecomentrio"/>
